--- a/assets/cv/Tyler_Chandross-Cohen_CV.docx
+++ b/assets/cv/Tyler_Chandross-Cohen_CV.docx
@@ -140,9 +140,6 @@
         </w:tc>
       </w:tr>
       <w:tr>
-        <w:trPr>
-          <w:trHeight w:val="2285"/>
-        </w:trPr>
         <w:tc>
           <w:tcPr>
             <w:tcW w:w="10620" w:type="dxa"/>
@@ -1419,7 +1416,7 @@
       </w:tr>
       <w:tr>
         <w:trPr>
-          <w:trHeight w:val="1710"/>
+          <w:trHeight w:val="1440"/>
           <w:jc w:val="center"/>
         </w:trPr>
         <w:tc>
@@ -3599,59 +3596,25 @@
               </w:rPr>
               <w:t xml:space="preserve">Conducted experiments, </w:t>
             </w:r>
-            <w:r>
-              <w:rPr>
-                <w:rFonts w:ascii="Times New Roman" w:hAnsi="Times New Roman" w:cs="Times New Roman"/>
-                <w:color w:val="000000" w:themeColor="text1"/>
-                <w:sz w:val="22"/>
-                <w:szCs w:val="22"/>
-              </w:rPr>
-              <w:t>writing</w:t>
-            </w:r>
-            <w:r>
-              <w:rPr>
-                <w:rFonts w:ascii="Times New Roman" w:hAnsi="Times New Roman" w:cs="Times New Roman"/>
-                <w:color w:val="000000" w:themeColor="text1"/>
-                <w:sz w:val="22"/>
-                <w:szCs w:val="22"/>
-              </w:rPr>
-              <w:t xml:space="preserve"> original draft, </w:t>
-            </w:r>
-            <w:r>
-              <w:rPr>
-                <w:rFonts w:ascii="Times New Roman" w:hAnsi="Times New Roman" w:cs="Times New Roman"/>
-                <w:color w:val="000000" w:themeColor="text1"/>
-                <w:sz w:val="22"/>
-                <w:szCs w:val="22"/>
-              </w:rPr>
-              <w:t>w</w:t>
-            </w:r>
-            <w:r>
-              <w:rPr>
-                <w:rFonts w:ascii="Times New Roman" w:hAnsi="Times New Roman" w:cs="Times New Roman"/>
-                <w:color w:val="000000" w:themeColor="text1"/>
-                <w:sz w:val="22"/>
-                <w:szCs w:val="22"/>
-              </w:rPr>
-              <w:t xml:space="preserve">riting review &amp; editing, </w:t>
-            </w:r>
-            <w:r>
-              <w:rPr>
-                <w:rFonts w:ascii="Times New Roman" w:hAnsi="Times New Roman" w:cs="Times New Roman"/>
-                <w:color w:val="000000" w:themeColor="text1"/>
-                <w:sz w:val="22"/>
-                <w:szCs w:val="22"/>
-              </w:rPr>
-              <w:t>v</w:t>
-            </w:r>
-            <w:r>
-              <w:rPr>
-                <w:rFonts w:ascii="Times New Roman" w:hAnsi="Times New Roman" w:cs="Times New Roman"/>
-                <w:color w:val="000000" w:themeColor="text1"/>
-                <w:sz w:val="22"/>
-                <w:szCs w:val="22"/>
-              </w:rPr>
-              <w:t>isualization</w:t>
+            <w:proofErr w:type="gramStart"/>
+            <w:r>
+              <w:rPr>
+                <w:rFonts w:ascii="Times New Roman" w:hAnsi="Times New Roman" w:cs="Times New Roman"/>
+                <w:color w:val="000000" w:themeColor="text1"/>
+                <w:sz w:val="22"/>
+                <w:szCs w:val="22"/>
+              </w:rPr>
+              <w:t>Writing</w:t>
+            </w:r>
+            <w:proofErr w:type="gramEnd"/>
+            <w:r>
+              <w:rPr>
+                <w:rFonts w:ascii="Times New Roman" w:hAnsi="Times New Roman" w:cs="Times New Roman"/>
+                <w:color w:val="000000" w:themeColor="text1"/>
+                <w:sz w:val="22"/>
+                <w:szCs w:val="22"/>
+              </w:rPr>
+              <w:t xml:space="preserve"> original draft, Writing review &amp; editing, Visualization</w:t>
             </w:r>
           </w:p>
         </w:tc>
@@ -3798,59 +3761,25 @@
               </w:rPr>
               <w:t xml:space="preserve">Conducted experiments, </w:t>
             </w:r>
-            <w:r>
-              <w:rPr>
-                <w:rFonts w:ascii="Times New Roman" w:hAnsi="Times New Roman" w:cs="Times New Roman"/>
-                <w:color w:val="000000" w:themeColor="text1"/>
-                <w:sz w:val="22"/>
-                <w:szCs w:val="22"/>
-              </w:rPr>
-              <w:t>writing</w:t>
-            </w:r>
-            <w:r>
-              <w:rPr>
-                <w:rFonts w:ascii="Times New Roman" w:hAnsi="Times New Roman" w:cs="Times New Roman"/>
-                <w:color w:val="000000" w:themeColor="text1"/>
-                <w:sz w:val="22"/>
-                <w:szCs w:val="22"/>
-              </w:rPr>
-              <w:t xml:space="preserve"> original draft, </w:t>
-            </w:r>
-            <w:r>
-              <w:rPr>
-                <w:rFonts w:ascii="Times New Roman" w:hAnsi="Times New Roman" w:cs="Times New Roman"/>
-                <w:color w:val="000000" w:themeColor="text1"/>
-                <w:sz w:val="22"/>
-                <w:szCs w:val="22"/>
-              </w:rPr>
-              <w:t>w</w:t>
-            </w:r>
-            <w:r>
-              <w:rPr>
-                <w:rFonts w:ascii="Times New Roman" w:hAnsi="Times New Roman" w:cs="Times New Roman"/>
-                <w:color w:val="000000" w:themeColor="text1"/>
-                <w:sz w:val="22"/>
-                <w:szCs w:val="22"/>
-              </w:rPr>
-              <w:t xml:space="preserve">riting review &amp; editing, </w:t>
-            </w:r>
-            <w:r>
-              <w:rPr>
-                <w:rFonts w:ascii="Times New Roman" w:hAnsi="Times New Roman" w:cs="Times New Roman"/>
-                <w:color w:val="000000" w:themeColor="text1"/>
-                <w:sz w:val="22"/>
-                <w:szCs w:val="22"/>
-              </w:rPr>
-              <w:t>v</w:t>
-            </w:r>
-            <w:r>
-              <w:rPr>
-                <w:rFonts w:ascii="Times New Roman" w:hAnsi="Times New Roman" w:cs="Times New Roman"/>
-                <w:color w:val="000000" w:themeColor="text1"/>
-                <w:sz w:val="22"/>
-                <w:szCs w:val="22"/>
-              </w:rPr>
-              <w:t>isualization</w:t>
+            <w:proofErr w:type="gramStart"/>
+            <w:r>
+              <w:rPr>
+                <w:rFonts w:ascii="Times New Roman" w:hAnsi="Times New Roman" w:cs="Times New Roman"/>
+                <w:color w:val="000000" w:themeColor="text1"/>
+                <w:sz w:val="22"/>
+                <w:szCs w:val="22"/>
+              </w:rPr>
+              <w:t>Writing</w:t>
+            </w:r>
+            <w:proofErr w:type="gramEnd"/>
+            <w:r>
+              <w:rPr>
+                <w:rFonts w:ascii="Times New Roman" w:hAnsi="Times New Roman" w:cs="Times New Roman"/>
+                <w:color w:val="000000" w:themeColor="text1"/>
+                <w:sz w:val="22"/>
+                <w:szCs w:val="22"/>
+              </w:rPr>
+              <w:t xml:space="preserve"> original draft, Writing review &amp; editing, Visualization</w:t>
             </w:r>
           </w:p>
         </w:tc>
@@ -3965,25 +3894,7 @@
                 <w:sz w:val="22"/>
                 <w:szCs w:val="22"/>
               </w:rPr>
-              <w:t xml:space="preserve">Whole genome sequencing of isolates, </w:t>
-            </w:r>
-            <w:r>
-              <w:rPr>
-                <w:rFonts w:ascii="Times New Roman" w:hAnsi="Times New Roman" w:cs="Times New Roman"/>
-                <w:color w:val="000000" w:themeColor="text1"/>
-                <w:sz w:val="22"/>
-                <w:szCs w:val="22"/>
-              </w:rPr>
-              <w:t>w</w:t>
-            </w:r>
-            <w:r>
-              <w:rPr>
-                <w:rFonts w:ascii="Times New Roman" w:hAnsi="Times New Roman" w:cs="Times New Roman"/>
-                <w:color w:val="000000" w:themeColor="text1"/>
-                <w:sz w:val="22"/>
-                <w:szCs w:val="22"/>
-              </w:rPr>
-              <w:t>riting review &amp; editing</w:t>
+              <w:t>Whole genome sequencing of isolates, Writing review &amp; editing</w:t>
             </w:r>
           </w:p>
         </w:tc>
@@ -4088,43 +3999,7 @@
                 <w:sz w:val="22"/>
                 <w:szCs w:val="22"/>
               </w:rPr>
-              <w:t xml:space="preserve">Writing original draft, </w:t>
-            </w:r>
-            <w:r>
-              <w:rPr>
-                <w:rFonts w:ascii="Times New Roman" w:hAnsi="Times New Roman" w:cs="Times New Roman"/>
-                <w:color w:val="000000" w:themeColor="text1"/>
-                <w:sz w:val="22"/>
-                <w:szCs w:val="22"/>
-              </w:rPr>
-              <w:t>w</w:t>
-            </w:r>
-            <w:r>
-              <w:rPr>
-                <w:rFonts w:ascii="Times New Roman" w:hAnsi="Times New Roman" w:cs="Times New Roman"/>
-                <w:color w:val="000000" w:themeColor="text1"/>
-                <w:sz w:val="22"/>
-                <w:szCs w:val="22"/>
-              </w:rPr>
-              <w:t xml:space="preserve">riting review &amp; editing, </w:t>
-            </w:r>
-            <w:r>
-              <w:rPr>
-                <w:rFonts w:ascii="Times New Roman" w:hAnsi="Times New Roman" w:cs="Times New Roman"/>
-                <w:color w:val="000000" w:themeColor="text1"/>
-                <w:sz w:val="22"/>
-                <w:szCs w:val="22"/>
-              </w:rPr>
-              <w:t>v</w:t>
-            </w:r>
-            <w:r>
-              <w:rPr>
-                <w:rFonts w:ascii="Times New Roman" w:hAnsi="Times New Roman" w:cs="Times New Roman"/>
-                <w:color w:val="000000" w:themeColor="text1"/>
-                <w:sz w:val="22"/>
-                <w:szCs w:val="22"/>
-              </w:rPr>
-              <w:t>isualization.</w:t>
+              <w:t>Writing original draft, Writing review &amp; editing, Visualization.</w:t>
             </w:r>
           </w:p>
         </w:tc>
@@ -4720,7 +4595,7 @@
       </w:tr>
       <w:tr>
         <w:trPr>
-          <w:trHeight w:val="126"/>
+          <w:trHeight w:val="909"/>
         </w:trPr>
         <w:tc>
           <w:tcPr>
@@ -4880,18 +4755,539 @@
         </w:tc>
       </w:tr>
     </w:tbl>
-    <w:p>
-      <w:pPr>
-        <w:rPr>
-          <w:rFonts w:ascii="Times New Roman" w:hAnsi="Times New Roman" w:cs="Times New Roman"/>
-          <w:b/>
-          <w:bCs/>
-          <w:color w:val="000000" w:themeColor="text1"/>
-          <w:sz w:val="30"/>
-          <w:szCs w:val="30"/>
-        </w:rPr>
-      </w:pPr>
-    </w:p>
+    <w:p/>
+    <w:tbl>
+      <w:tblPr>
+        <w:tblStyle w:val="TableGrid"/>
+        <w:tblW w:w="10530" w:type="dxa"/>
+        <w:tblInd w:w="-545" w:type="dxa"/>
+        <w:tblBorders>
+          <w:top w:val="none" w:sz="0" w:space="0" w:color="auto"/>
+          <w:left w:val="none" w:sz="0" w:space="0" w:color="auto"/>
+          <w:bottom w:val="none" w:sz="0" w:space="0" w:color="auto"/>
+          <w:right w:val="none" w:sz="0" w:space="0" w:color="auto"/>
+          <w:insideH w:val="none" w:sz="0" w:space="0" w:color="auto"/>
+          <w:insideV w:val="none" w:sz="0" w:space="0" w:color="auto"/>
+        </w:tblBorders>
+        <w:tblLook w:val="04A0" w:firstRow="1" w:lastRow="0" w:firstColumn="1" w:lastColumn="0" w:noHBand="0" w:noVBand="1"/>
+      </w:tblPr>
+      <w:tblGrid>
+        <w:gridCol w:w="7800"/>
+        <w:gridCol w:w="2730"/>
+      </w:tblGrid>
+      <w:tr>
+        <w:tc>
+          <w:tcPr>
+            <w:tcW w:w="10530" w:type="dxa"/>
+            <w:gridSpan w:val="2"/>
+            <w:tcBorders>
+              <w:bottom w:val="single" w:sz="4" w:space="0" w:color="auto"/>
+            </w:tcBorders>
+            <w:vAlign w:val="center"/>
+          </w:tcPr>
+          <w:p>
+            <w:pPr>
+              <w:rPr>
+                <w:rFonts w:ascii="Times New Roman" w:hAnsi="Times New Roman" w:cs="Times New Roman"/>
+                <w:b/>
+                <w:bCs/>
+                <w:color w:val="000000" w:themeColor="text1"/>
+                <w:sz w:val="30"/>
+                <w:szCs w:val="30"/>
+              </w:rPr>
+            </w:pPr>
+            <w:r>
+              <w:rPr>
+                <w:rFonts w:ascii="Times New Roman" w:hAnsi="Times New Roman" w:cs="Times New Roman"/>
+                <w:b/>
+                <w:bCs/>
+                <w:color w:val="000000" w:themeColor="text1"/>
+                <w:sz w:val="30"/>
+                <w:szCs w:val="30"/>
+              </w:rPr>
+              <w:t>Publications</w:t>
+            </w:r>
+            <w:r>
+              <w:rPr>
+                <w:rFonts w:ascii="Times New Roman" w:hAnsi="Times New Roman" w:cs="Times New Roman"/>
+                <w:b/>
+                <w:bCs/>
+                <w:color w:val="000000" w:themeColor="text1"/>
+                <w:sz w:val="30"/>
+                <w:szCs w:val="30"/>
+              </w:rPr>
+              <w:t xml:space="preserve"> Under Review</w:t>
+            </w:r>
+          </w:p>
+        </w:tc>
+      </w:tr>
+      <w:tr>
+        <w:tc>
+          <w:tcPr>
+            <w:tcW w:w="7800" w:type="dxa"/>
+            <w:tcBorders>
+              <w:top w:val="single" w:sz="4" w:space="0" w:color="auto"/>
+              <w:bottom w:val="single" w:sz="4" w:space="0" w:color="auto"/>
+            </w:tcBorders>
+            <w:vAlign w:val="center"/>
+          </w:tcPr>
+          <w:p>
+            <w:pPr>
+              <w:rPr>
+                <w:rFonts w:ascii="Times New Roman" w:hAnsi="Times New Roman" w:cs="Times New Roman"/>
+                <w:b/>
+                <w:bCs/>
+                <w:i/>
+                <w:iCs/>
+                <w:color w:val="000000" w:themeColor="text1"/>
+              </w:rPr>
+            </w:pPr>
+            <w:r>
+              <w:rPr>
+                <w:rFonts w:ascii="Times New Roman" w:hAnsi="Times New Roman" w:cs="Times New Roman"/>
+                <w:b/>
+                <w:bCs/>
+                <w:i/>
+                <w:iCs/>
+                <w:color w:val="000000" w:themeColor="text1"/>
+              </w:rPr>
+              <w:t>Citation</w:t>
+            </w:r>
+          </w:p>
+        </w:tc>
+        <w:tc>
+          <w:tcPr>
+            <w:tcW w:w="2730" w:type="dxa"/>
+            <w:tcBorders>
+              <w:top w:val="single" w:sz="4" w:space="0" w:color="auto"/>
+              <w:bottom w:val="single" w:sz="4" w:space="0" w:color="auto"/>
+            </w:tcBorders>
+            <w:vAlign w:val="center"/>
+          </w:tcPr>
+          <w:p>
+            <w:pPr>
+              <w:rPr>
+                <w:rFonts w:ascii="Times New Roman" w:hAnsi="Times New Roman" w:cs="Times New Roman"/>
+                <w:b/>
+                <w:bCs/>
+                <w:i/>
+                <w:iCs/>
+                <w:color w:val="000000" w:themeColor="text1"/>
+              </w:rPr>
+            </w:pPr>
+            <w:r>
+              <w:rPr>
+                <w:rFonts w:ascii="Times New Roman" w:hAnsi="Times New Roman" w:cs="Times New Roman"/>
+                <w:b/>
+                <w:bCs/>
+                <w:i/>
+                <w:iCs/>
+                <w:color w:val="000000" w:themeColor="text1"/>
+              </w:rPr>
+              <w:t>Contribution</w:t>
+            </w:r>
+          </w:p>
+        </w:tc>
+      </w:tr>
+      <w:tr>
+        <w:trPr>
+          <w:trHeight w:val="980"/>
+        </w:trPr>
+        <w:tc>
+          <w:tcPr>
+            <w:tcW w:w="7800" w:type="dxa"/>
+            <w:tcBorders>
+              <w:top w:val="single" w:sz="4" w:space="0" w:color="auto"/>
+            </w:tcBorders>
+            <w:vAlign w:val="center"/>
+          </w:tcPr>
+          <w:p>
+            <w:pPr>
+              <w:pStyle w:val="Heading1"/>
+              <w:spacing w:before="0"/>
+              <w:rPr>
+                <w:rFonts w:ascii="Times New Roman" w:hAnsi="Times New Roman" w:cs="Times New Roman"/>
+                <w:color w:val="000000" w:themeColor="text1"/>
+                <w:sz w:val="22"/>
+                <w:szCs w:val="22"/>
+              </w:rPr>
+            </w:pPr>
+            <w:r>
+              <w:rPr>
+                <w:rFonts w:ascii="Times New Roman" w:hAnsi="Times New Roman" w:cs="Times New Roman"/>
+                <w:color w:val="000000"/>
+                <w:sz w:val="22"/>
+                <w:szCs w:val="22"/>
+              </w:rPr>
+              <w:t xml:space="preserve">P. Michel, T. Maxson, V. Chivukula, W. Overholt, L.K. Medina Cordoba, S. Ayodele-Abiola, J. McQuiston, C.A. Beesley, M. Bell, V. Caban Figueroa, J. </w:t>
+            </w:r>
+            <w:proofErr w:type="spellStart"/>
+            <w:r>
+              <w:rPr>
+                <w:rFonts w:ascii="Times New Roman" w:hAnsi="Times New Roman" w:cs="Times New Roman"/>
+                <w:color w:val="000000"/>
+                <w:sz w:val="22"/>
+                <w:szCs w:val="22"/>
+              </w:rPr>
+              <w:t>Bugrysheva</w:t>
+            </w:r>
+            <w:proofErr w:type="spellEnd"/>
+            <w:r>
+              <w:rPr>
+                <w:rFonts w:ascii="Times New Roman" w:hAnsi="Times New Roman" w:cs="Times New Roman"/>
+                <w:color w:val="000000"/>
+                <w:sz w:val="22"/>
+                <w:szCs w:val="22"/>
+              </w:rPr>
+              <w:t xml:space="preserve">, </w:t>
+            </w:r>
+            <w:r>
+              <w:rPr>
+                <w:rFonts w:ascii="Times New Roman" w:hAnsi="Times New Roman" w:cs="Times New Roman"/>
+                <w:b/>
+                <w:bCs/>
+                <w:color w:val="000000"/>
+                <w:sz w:val="22"/>
+                <w:szCs w:val="22"/>
+              </w:rPr>
+              <w:t>T. Chandross-Cohen</w:t>
+            </w:r>
+            <w:r>
+              <w:rPr>
+                <w:rFonts w:ascii="Times New Roman" w:hAnsi="Times New Roman" w:cs="Times New Roman"/>
+                <w:color w:val="000000"/>
+                <w:sz w:val="22"/>
+                <w:szCs w:val="22"/>
+              </w:rPr>
+              <w:t>, Z. Weiner, L. Carroll, J. Kovac, D. Sue.</w:t>
+            </w:r>
+            <w:r>
+              <w:rPr>
+                <w:rStyle w:val="apple-converted-space"/>
+                <w:rFonts w:ascii="Times New Roman" w:hAnsi="Times New Roman" w:cs="Times New Roman"/>
+                <w:color w:val="000000"/>
+                <w:sz w:val="22"/>
+                <w:szCs w:val="22"/>
+              </w:rPr>
+              <w:t> </w:t>
+            </w:r>
+            <w:r>
+              <w:rPr>
+                <w:rStyle w:val="Emphasis"/>
+                <w:rFonts w:ascii="Times New Roman" w:hAnsi="Times New Roman" w:cs="Times New Roman"/>
+                <w:i w:val="0"/>
+                <w:iCs w:val="0"/>
+                <w:color w:val="000000"/>
+                <w:sz w:val="22"/>
+                <w:szCs w:val="22"/>
+              </w:rPr>
+              <w:t xml:space="preserve">Antimicrobial Resistance Profiling and Phenotypic Characterization of Archived Clinical </w:t>
+            </w:r>
+            <w:r>
+              <w:rPr>
+                <w:rStyle w:val="Emphasis"/>
+                <w:rFonts w:ascii="Times New Roman" w:hAnsi="Times New Roman" w:cs="Times New Roman"/>
+                <w:color w:val="000000"/>
+                <w:sz w:val="22"/>
+                <w:szCs w:val="22"/>
+              </w:rPr>
+              <w:t>Bacillus paranthracis</w:t>
+            </w:r>
+            <w:r>
+              <w:rPr>
+                <w:rStyle w:val="Emphasis"/>
+                <w:rFonts w:ascii="Times New Roman" w:hAnsi="Times New Roman" w:cs="Times New Roman"/>
+                <w:i w:val="0"/>
+                <w:iCs w:val="0"/>
+                <w:color w:val="000000"/>
+                <w:sz w:val="22"/>
+                <w:szCs w:val="22"/>
+              </w:rPr>
+              <w:t xml:space="preserve"> Strains</w:t>
+            </w:r>
+            <w:r>
+              <w:rPr>
+                <w:rFonts w:ascii="Times New Roman" w:hAnsi="Times New Roman" w:cs="Times New Roman"/>
+                <w:i/>
+                <w:iCs/>
+                <w:color w:val="000000"/>
+                <w:sz w:val="22"/>
+                <w:szCs w:val="22"/>
+              </w:rPr>
+              <w:t>.</w:t>
+            </w:r>
+            <w:r>
+              <w:rPr>
+                <w:rFonts w:ascii="Times New Roman" w:hAnsi="Times New Roman" w:cs="Times New Roman"/>
+                <w:color w:val="000000" w:themeColor="text1"/>
+                <w:sz w:val="22"/>
+                <w:szCs w:val="22"/>
+              </w:rPr>
+              <w:t xml:space="preserve"> ASM Microbiology Spectrum</w:t>
+            </w:r>
+            <w:r>
+              <w:rPr>
+                <w:rFonts w:ascii="Times New Roman" w:hAnsi="Times New Roman" w:cs="Times New Roman"/>
+                <w:color w:val="000000" w:themeColor="text1"/>
+                <w:sz w:val="22"/>
+                <w:szCs w:val="22"/>
+              </w:rPr>
+              <w:t xml:space="preserve"> in review (</w:t>
+            </w:r>
+            <w:r>
+              <w:rPr>
+                <w:rFonts w:ascii="Times New Roman" w:hAnsi="Times New Roman" w:cs="Times New Roman"/>
+                <w:b/>
+                <w:bCs/>
+                <w:color w:val="000000" w:themeColor="text1"/>
+                <w:sz w:val="22"/>
+                <w:szCs w:val="22"/>
+              </w:rPr>
+              <w:t>2026</w:t>
+            </w:r>
+            <w:r>
+              <w:rPr>
+                <w:rFonts w:ascii="Times New Roman" w:hAnsi="Times New Roman" w:cs="Times New Roman"/>
+                <w:color w:val="000000" w:themeColor="text1"/>
+                <w:sz w:val="22"/>
+                <w:szCs w:val="22"/>
+              </w:rPr>
+              <w:t>)</w:t>
+            </w:r>
+          </w:p>
+        </w:tc>
+        <w:tc>
+          <w:tcPr>
+            <w:tcW w:w="2730" w:type="dxa"/>
+            <w:tcBorders>
+              <w:top w:val="single" w:sz="4" w:space="0" w:color="auto"/>
+            </w:tcBorders>
+            <w:vAlign w:val="center"/>
+          </w:tcPr>
+          <w:p>
+            <w:pPr>
+              <w:rPr>
+                <w:rFonts w:ascii="Times New Roman" w:hAnsi="Times New Roman" w:cs="Times New Roman"/>
+                <w:color w:val="000000" w:themeColor="text1"/>
+                <w:sz w:val="22"/>
+                <w:szCs w:val="22"/>
+              </w:rPr>
+            </w:pPr>
+            <w:r>
+              <w:rPr>
+                <w:rFonts w:ascii="Times New Roman" w:hAnsi="Times New Roman" w:cs="Times New Roman"/>
+                <w:color w:val="000000" w:themeColor="text1"/>
+                <w:sz w:val="22"/>
+                <w:szCs w:val="22"/>
+              </w:rPr>
+              <w:t>Conducted experiments, Writing review &amp; editing,</w:t>
+            </w:r>
+          </w:p>
+        </w:tc>
+      </w:tr>
+      <w:tr>
+        <w:trPr>
+          <w:trHeight w:val="1214"/>
+        </w:trPr>
+        <w:tc>
+          <w:tcPr>
+            <w:tcW w:w="7800" w:type="dxa"/>
+            <w:vAlign w:val="center"/>
+          </w:tcPr>
+          <w:p>
+            <w:pPr>
+              <w:pStyle w:val="Heading1"/>
+              <w:spacing w:before="0"/>
+              <w:rPr>
+                <w:rFonts w:ascii="Times New Roman" w:hAnsi="Times New Roman" w:cs="Times New Roman"/>
+                <w:color w:val="000000" w:themeColor="text1"/>
+                <w:sz w:val="22"/>
+                <w:szCs w:val="22"/>
+              </w:rPr>
+            </w:pPr>
+            <w:r>
+              <w:rPr>
+                <w:rFonts w:ascii="Times New Roman" w:hAnsi="Times New Roman" w:cs="Times New Roman"/>
+                <w:b/>
+                <w:bCs/>
+                <w:color w:val="000000"/>
+                <w:sz w:val="22"/>
+                <w:szCs w:val="22"/>
+              </w:rPr>
+              <w:t>T. Chandross-Cohen</w:t>
+            </w:r>
+            <w:r>
+              <w:rPr>
+                <w:rFonts w:ascii="Times New Roman" w:hAnsi="Times New Roman" w:cs="Times New Roman"/>
+                <w:color w:val="000000"/>
+                <w:sz w:val="22"/>
+                <w:szCs w:val="22"/>
+              </w:rPr>
+              <w:t>, M. Yount, E. Readinger, C. Prince, K. Kimble, B. Praul, L. Weidner, J. Kovac.</w:t>
+            </w:r>
+            <w:r>
+              <w:rPr>
+                <w:rStyle w:val="apple-converted-space"/>
+                <w:rFonts w:ascii="Times New Roman" w:hAnsi="Times New Roman" w:cs="Times New Roman"/>
+                <w:color w:val="000000"/>
+                <w:sz w:val="22"/>
+                <w:szCs w:val="22"/>
+              </w:rPr>
+              <w:t> </w:t>
+            </w:r>
+            <w:r>
+              <w:rPr>
+                <w:rStyle w:val="Emphasis"/>
+                <w:rFonts w:ascii="Times New Roman" w:hAnsi="Times New Roman" w:cs="Times New Roman"/>
+                <w:i w:val="0"/>
+                <w:iCs w:val="0"/>
+                <w:color w:val="000000"/>
+                <w:sz w:val="22"/>
+                <w:szCs w:val="22"/>
+              </w:rPr>
+              <w:t xml:space="preserve">Environmental Modulation of Cytotoxicity and Virulence Factor Stability in Psychrotolerant </w:t>
+            </w:r>
+            <w:r>
+              <w:rPr>
+                <w:rStyle w:val="Emphasis"/>
+                <w:rFonts w:ascii="Times New Roman" w:hAnsi="Times New Roman" w:cs="Times New Roman"/>
+                <w:color w:val="000000"/>
+                <w:sz w:val="22"/>
+                <w:szCs w:val="22"/>
+              </w:rPr>
+              <w:t>Bacillus cereus</w:t>
+            </w:r>
+            <w:r>
+              <w:rPr>
+                <w:rStyle w:val="Emphasis"/>
+                <w:rFonts w:ascii="Times New Roman" w:hAnsi="Times New Roman" w:cs="Times New Roman"/>
+                <w:i w:val="0"/>
+                <w:iCs w:val="0"/>
+                <w:color w:val="000000"/>
+                <w:sz w:val="22"/>
+                <w:szCs w:val="22"/>
+              </w:rPr>
+              <w:t xml:space="preserve"> Group Isolates</w:t>
+            </w:r>
+            <w:r>
+              <w:rPr>
+                <w:rFonts w:ascii="Times New Roman" w:hAnsi="Times New Roman" w:cs="Times New Roman"/>
+                <w:color w:val="000000"/>
+                <w:sz w:val="22"/>
+                <w:szCs w:val="22"/>
+              </w:rPr>
+              <w:t>.</w:t>
+            </w:r>
+            <w:r>
+              <w:rPr>
+                <w:rFonts w:ascii="Times New Roman" w:hAnsi="Times New Roman" w:cs="Times New Roman"/>
+                <w:color w:val="000000" w:themeColor="text1"/>
+                <w:sz w:val="22"/>
+                <w:szCs w:val="22"/>
+              </w:rPr>
+              <w:t xml:space="preserve"> </w:t>
+            </w:r>
+            <w:r>
+              <w:rPr>
+                <w:rFonts w:ascii="Times New Roman" w:hAnsi="Times New Roman" w:cs="Times New Roman"/>
+                <w:color w:val="000000" w:themeColor="text1"/>
+                <w:sz w:val="22"/>
+                <w:szCs w:val="22"/>
+              </w:rPr>
+              <w:t>Food Microbiology</w:t>
+            </w:r>
+            <w:r>
+              <w:rPr>
+                <w:rFonts w:ascii="Times New Roman" w:hAnsi="Times New Roman" w:cs="Times New Roman"/>
+                <w:color w:val="000000" w:themeColor="text1"/>
+                <w:sz w:val="22"/>
+                <w:szCs w:val="22"/>
+              </w:rPr>
+              <w:t xml:space="preserve"> </w:t>
+            </w:r>
+            <w:r>
+              <w:rPr>
+                <w:rFonts w:ascii="Times New Roman" w:hAnsi="Times New Roman" w:cs="Times New Roman"/>
+                <w:color w:val="000000" w:themeColor="text1"/>
+                <w:sz w:val="22"/>
+                <w:szCs w:val="22"/>
+              </w:rPr>
+              <w:t>in review (</w:t>
+            </w:r>
+            <w:r>
+              <w:rPr>
+                <w:rFonts w:ascii="Times New Roman" w:hAnsi="Times New Roman" w:cs="Times New Roman"/>
+                <w:b/>
+                <w:bCs/>
+                <w:color w:val="000000" w:themeColor="text1"/>
+                <w:sz w:val="22"/>
+                <w:szCs w:val="22"/>
+              </w:rPr>
+              <w:t>2026</w:t>
+            </w:r>
+            <w:r>
+              <w:rPr>
+                <w:rFonts w:ascii="Times New Roman" w:hAnsi="Times New Roman" w:cs="Times New Roman"/>
+                <w:color w:val="000000" w:themeColor="text1"/>
+                <w:sz w:val="22"/>
+                <w:szCs w:val="22"/>
+              </w:rPr>
+              <w:t>)</w:t>
+            </w:r>
+          </w:p>
+        </w:tc>
+        <w:tc>
+          <w:tcPr>
+            <w:tcW w:w="2730" w:type="dxa"/>
+            <w:vAlign w:val="center"/>
+          </w:tcPr>
+          <w:p>
+            <w:pPr>
+              <w:rPr>
+                <w:rFonts w:ascii="Times New Roman" w:hAnsi="Times New Roman" w:cs="Times New Roman"/>
+                <w:color w:val="000000" w:themeColor="text1"/>
+                <w:sz w:val="22"/>
+                <w:szCs w:val="22"/>
+              </w:rPr>
+            </w:pPr>
+            <w:r>
+              <w:rPr>
+                <w:rFonts w:ascii="Times New Roman" w:hAnsi="Times New Roman" w:cs="Times New Roman"/>
+                <w:color w:val="000000" w:themeColor="text1"/>
+                <w:kern w:val="0"/>
+                <w:sz w:val="22"/>
+                <w:szCs w:val="22"/>
+                <w14:ligatures w14:val="none"/>
+              </w:rPr>
+              <w:t>Writing original draft, Writing</w:t>
+            </w:r>
+            <w:r>
+              <w:rPr>
+                <w:rFonts w:ascii="Times New Roman" w:hAnsi="Times New Roman" w:cs="Times New Roman"/>
+                <w:color w:val="000000" w:themeColor="text1"/>
+                <w:kern w:val="0"/>
+                <w:sz w:val="22"/>
+                <w:szCs w:val="22"/>
+                <w14:ligatures w14:val="none"/>
+              </w:rPr>
+              <w:t xml:space="preserve"> </w:t>
+            </w:r>
+            <w:r>
+              <w:rPr>
+                <w:rFonts w:ascii="Times New Roman" w:hAnsi="Times New Roman" w:cs="Times New Roman"/>
+                <w:color w:val="000000" w:themeColor="text1"/>
+                <w:kern w:val="0"/>
+                <w:sz w:val="22"/>
+                <w:szCs w:val="22"/>
+                <w14:ligatures w14:val="none"/>
+              </w:rPr>
+              <w:t>review &amp; editing, Investigation, Formal analysis, Visualization, Data curation, Conceptualization</w:t>
+            </w:r>
+          </w:p>
+        </w:tc>
+      </w:tr>
+    </w:tbl>
+    <w:p/>
     <w:tbl>
       <w:tblPr>
         <w:tblStyle w:val="TableGrid"/>
@@ -4918,7 +5314,20 @@
             <w:tcBorders>
               <w:bottom w:val="single" w:sz="4" w:space="0" w:color="auto"/>
             </w:tcBorders>
-          </w:tcPr>
+            <w:vAlign w:val="center"/>
+          </w:tcPr>
+          <w:p>
+            <w:pPr>
+              <w:rPr>
+                <w:rFonts w:ascii="Times New Roman" w:hAnsi="Times New Roman" w:cs="Times New Roman"/>
+                <w:b/>
+                <w:bCs/>
+                <w:color w:val="000000" w:themeColor="text1"/>
+                <w:sz w:val="30"/>
+                <w:szCs w:val="30"/>
+              </w:rPr>
+            </w:pPr>
+          </w:p>
           <w:p>
             <w:pPr>
               <w:rPr>
@@ -4949,6 +5358,7 @@
             <w:tcBorders>
               <w:bottom w:val="single" w:sz="4" w:space="0" w:color="auto"/>
             </w:tcBorders>
+            <w:vAlign w:val="center"/>
           </w:tcPr>
           <w:p>
             <w:pPr>
@@ -4972,6 +5382,7 @@
               <w:top w:val="single" w:sz="4" w:space="0" w:color="auto"/>
               <w:bottom w:val="single" w:sz="4" w:space="0" w:color="auto"/>
             </w:tcBorders>
+            <w:vAlign w:val="center"/>
           </w:tcPr>
           <w:p>
             <w:pPr>
@@ -5004,6 +5415,7 @@
               <w:top w:val="single" w:sz="4" w:space="0" w:color="auto"/>
               <w:bottom w:val="single" w:sz="4" w:space="0" w:color="auto"/>
             </w:tcBorders>
+            <w:vAlign w:val="center"/>
           </w:tcPr>
           <w:p>
             <w:pPr>
@@ -5040,6 +5452,7 @@
             <w:tcBorders>
               <w:top w:val="single" w:sz="4" w:space="0" w:color="auto"/>
             </w:tcBorders>
+            <w:vAlign w:val="center"/>
           </w:tcPr>
           <w:p>
             <w:pPr>
@@ -5176,6 +5589,7 @@
             <w:tcBorders>
               <w:top w:val="single" w:sz="4" w:space="0" w:color="auto"/>
             </w:tcBorders>
+            <w:vAlign w:val="center"/>
           </w:tcPr>
           <w:p>
             <w:pPr>
@@ -5228,6 +5642,7 @@
         <w:tc>
           <w:tcPr>
             <w:tcW w:w="8010" w:type="dxa"/>
+            <w:vAlign w:val="center"/>
           </w:tcPr>
           <w:p>
             <w:pPr>
@@ -5370,6 +5785,7 @@
         <w:tc>
           <w:tcPr>
             <w:tcW w:w="2520" w:type="dxa"/>
+            <w:vAlign w:val="center"/>
           </w:tcPr>
           <w:p>
             <w:pPr>
@@ -5402,6 +5818,7 @@
         <w:tc>
           <w:tcPr>
             <w:tcW w:w="8010" w:type="dxa"/>
+            <w:vAlign w:val="center"/>
           </w:tcPr>
           <w:p>
             <w:pPr>
@@ -5497,6 +5914,7 @@
         <w:tc>
           <w:tcPr>
             <w:tcW w:w="2520" w:type="dxa"/>
+            <w:vAlign w:val="center"/>
           </w:tcPr>
           <w:p>
             <w:pPr>
@@ -5549,6 +5967,7 @@
         <w:tc>
           <w:tcPr>
             <w:tcW w:w="8010" w:type="dxa"/>
+            <w:vAlign w:val="center"/>
           </w:tcPr>
           <w:p>
             <w:pPr>
@@ -5569,6 +5988,7 @@
                 <w:sz w:val="22"/>
                 <w:szCs w:val="22"/>
               </w:rPr>
+              <w:lastRenderedPageBreak/>
               <w:t xml:space="preserve">Y. Cavalcante, </w:t>
             </w:r>
             <w:r>
@@ -5653,6 +6073,7 @@
         <w:tc>
           <w:tcPr>
             <w:tcW w:w="2520" w:type="dxa"/>
+            <w:vAlign w:val="center"/>
           </w:tcPr>
           <w:p>
             <w:pPr>
@@ -5685,6 +6106,7 @@
         <w:tc>
           <w:tcPr>
             <w:tcW w:w="8010" w:type="dxa"/>
+            <w:vAlign w:val="center"/>
           </w:tcPr>
           <w:p>
             <w:pPr>
@@ -5809,6 +6231,7 @@
         <w:tc>
           <w:tcPr>
             <w:tcW w:w="2520" w:type="dxa"/>
+            <w:vAlign w:val="center"/>
           </w:tcPr>
           <w:p>
             <w:pPr>
@@ -5841,6 +6264,7 @@
         <w:tc>
           <w:tcPr>
             <w:tcW w:w="8010" w:type="dxa"/>
+            <w:vAlign w:val="center"/>
           </w:tcPr>
           <w:p>
             <w:pPr>
@@ -5945,6 +6369,7 @@
         <w:tc>
           <w:tcPr>
             <w:tcW w:w="2520" w:type="dxa"/>
+            <w:vAlign w:val="center"/>
           </w:tcPr>
           <w:p>
             <w:pPr>
@@ -5977,6 +6402,7 @@
         <w:tc>
           <w:tcPr>
             <w:tcW w:w="8010" w:type="dxa"/>
+            <w:vAlign w:val="center"/>
           </w:tcPr>
           <w:p>
             <w:pPr>
@@ -5999,7 +6425,6 @@
                 <w:sz w:val="22"/>
                 <w:szCs w:val="22"/>
               </w:rPr>
-              <w:lastRenderedPageBreak/>
               <w:t>T. Chandross-Cohen,</w:t>
             </w:r>
             <w:r>
@@ -6048,6 +6473,7 @@
         <w:tc>
           <w:tcPr>
             <w:tcW w:w="2520" w:type="dxa"/>
+            <w:vAlign w:val="center"/>
           </w:tcPr>
           <w:p>
             <w:pPr>
@@ -6099,6 +6525,7 @@
         <w:tc>
           <w:tcPr>
             <w:tcW w:w="8010" w:type="dxa"/>
+            <w:vAlign w:val="center"/>
           </w:tcPr>
           <w:p>
             <w:pPr>
@@ -6156,6 +6583,7 @@
         <w:tc>
           <w:tcPr>
             <w:tcW w:w="2520" w:type="dxa"/>
+            <w:vAlign w:val="center"/>
           </w:tcPr>
           <w:p>
             <w:pPr>
@@ -6207,6 +6635,7 @@
         <w:tc>
           <w:tcPr>
             <w:tcW w:w="8010" w:type="dxa"/>
+            <w:vAlign w:val="center"/>
           </w:tcPr>
           <w:p>
             <w:pPr>
@@ -6298,6 +6727,7 @@
         <w:tc>
           <w:tcPr>
             <w:tcW w:w="2520" w:type="dxa"/>
+            <w:vAlign w:val="center"/>
           </w:tcPr>
           <w:p>
             <w:pPr>
@@ -6356,12 +6786,10 @@
         </w:tc>
       </w:tr>
       <w:tr>
-        <w:trPr>
-          <w:trHeight w:val="990"/>
-        </w:trPr>
         <w:tc>
           <w:tcPr>
             <w:tcW w:w="8010" w:type="dxa"/>
+            <w:vAlign w:val="center"/>
           </w:tcPr>
           <w:p>
             <w:pPr>
@@ -6437,6 +6865,7 @@
         <w:tc>
           <w:tcPr>
             <w:tcW w:w="2520" w:type="dxa"/>
+            <w:vAlign w:val="center"/>
           </w:tcPr>
           <w:p>
             <w:pPr>
@@ -6462,12 +6891,10 @@
         </w:tc>
       </w:tr>
       <w:tr>
-        <w:trPr>
-          <w:trHeight w:val="1071"/>
-        </w:trPr>
         <w:tc>
           <w:tcPr>
             <w:tcW w:w="8010" w:type="dxa"/>
+            <w:vAlign w:val="center"/>
           </w:tcPr>
           <w:p>
             <w:pPr>
@@ -6571,6 +6998,7 @@
         <w:tc>
           <w:tcPr>
             <w:tcW w:w="2520" w:type="dxa"/>
+            <w:vAlign w:val="center"/>
           </w:tcPr>
           <w:p>
             <w:pPr>
@@ -6632,6 +7060,7 @@
         <w:tc>
           <w:tcPr>
             <w:tcW w:w="8010" w:type="dxa"/>
+            <w:vAlign w:val="center"/>
           </w:tcPr>
           <w:p>
             <w:pPr>
@@ -6708,6 +7137,7 @@
         <w:tc>
           <w:tcPr>
             <w:tcW w:w="2520" w:type="dxa"/>
+            <w:vAlign w:val="center"/>
           </w:tcPr>
           <w:p>
             <w:pPr>
@@ -6772,6 +7202,7 @@
         <w:tc>
           <w:tcPr>
             <w:tcW w:w="8010" w:type="dxa"/>
+            <w:vAlign w:val="center"/>
           </w:tcPr>
           <w:p>
             <w:pPr>
@@ -6861,6 +7292,7 @@
         <w:tc>
           <w:tcPr>
             <w:tcW w:w="2520" w:type="dxa"/>
+            <w:vAlign w:val="center"/>
           </w:tcPr>
           <w:p>
             <w:pPr>
@@ -6890,6 +7322,7 @@
         <w:tc>
           <w:tcPr>
             <w:tcW w:w="8010" w:type="dxa"/>
+            <w:vAlign w:val="center"/>
           </w:tcPr>
           <w:p>
             <w:pPr>
@@ -6912,6 +7345,7 @@
                 <w:sz w:val="22"/>
                 <w:szCs w:val="22"/>
               </w:rPr>
+              <w:lastRenderedPageBreak/>
               <w:t xml:space="preserve">T. Chandross-Cohen, </w:t>
             </w:r>
             <w:r>
@@ -6966,6 +7400,7 @@
         <w:tc>
           <w:tcPr>
             <w:tcW w:w="2520" w:type="dxa"/>
+            <w:vAlign w:val="center"/>
           </w:tcPr>
           <w:p>
             <w:pPr>
@@ -7030,6 +7465,7 @@
         <w:tc>
           <w:tcPr>
             <w:tcW w:w="8010" w:type="dxa"/>
+            <w:vAlign w:val="center"/>
           </w:tcPr>
           <w:p>
             <w:pPr>
@@ -7103,6 +7539,7 @@
         <w:tc>
           <w:tcPr>
             <w:tcW w:w="2520" w:type="dxa"/>
+            <w:vAlign w:val="center"/>
           </w:tcPr>
           <w:p>
             <w:pPr>
@@ -7167,6 +7604,7 @@
         <w:tc>
           <w:tcPr>
             <w:tcW w:w="8010" w:type="dxa"/>
+            <w:vAlign w:val="center"/>
           </w:tcPr>
           <w:p>
             <w:pPr>
@@ -7225,6 +7663,7 @@
         <w:tc>
           <w:tcPr>
             <w:tcW w:w="2520" w:type="dxa"/>
+            <w:vAlign w:val="center"/>
           </w:tcPr>
           <w:p>
             <w:pPr>
@@ -7290,6 +7729,7 @@
         <w:tc>
           <w:tcPr>
             <w:tcW w:w="8010" w:type="dxa"/>
+            <w:vAlign w:val="center"/>
           </w:tcPr>
           <w:p>
             <w:pPr>
@@ -7310,7 +7750,6 @@
                 <w:sz w:val="22"/>
                 <w:szCs w:val="22"/>
               </w:rPr>
-              <w:lastRenderedPageBreak/>
               <w:t xml:space="preserve">J. Su, C. Qian, </w:t>
             </w:r>
             <w:r>
@@ -7380,6 +7819,7 @@
         <w:tc>
           <w:tcPr>
             <w:tcW w:w="2520" w:type="dxa"/>
+            <w:vAlign w:val="center"/>
           </w:tcPr>
           <w:p>
             <w:pPr>
@@ -7409,6 +7849,7 @@
         <w:tc>
           <w:tcPr>
             <w:tcW w:w="8010" w:type="dxa"/>
+            <w:vAlign w:val="center"/>
           </w:tcPr>
           <w:p>
             <w:pPr>
@@ -7467,6 +7908,7 @@
         <w:tc>
           <w:tcPr>
             <w:tcW w:w="2520" w:type="dxa"/>
+            <w:vAlign w:val="center"/>
           </w:tcPr>
           <w:p>
             <w:pPr>
@@ -7534,6 +7976,7 @@
         <w:tc>
           <w:tcPr>
             <w:tcW w:w="8010" w:type="dxa"/>
+            <w:vAlign w:val="center"/>
           </w:tcPr>
           <w:p>
             <w:pPr>
@@ -7592,6 +8035,7 @@
         <w:tc>
           <w:tcPr>
             <w:tcW w:w="2520" w:type="dxa"/>
+            <w:vAlign w:val="center"/>
           </w:tcPr>
           <w:p>
             <w:pPr>
@@ -7644,6 +8088,7 @@
         <w:tc>
           <w:tcPr>
             <w:tcW w:w="8010" w:type="dxa"/>
+            <w:vAlign w:val="center"/>
           </w:tcPr>
           <w:p>
             <w:pPr>
@@ -7771,6 +8216,7 @@
         <w:tc>
           <w:tcPr>
             <w:tcW w:w="2520" w:type="dxa"/>
+            <w:vAlign w:val="center"/>
           </w:tcPr>
           <w:p>
             <w:pPr>
@@ -7814,6 +8260,7 @@
         <w:tc>
           <w:tcPr>
             <w:tcW w:w="8010" w:type="dxa"/>
+            <w:vAlign w:val="center"/>
           </w:tcPr>
           <w:p>
             <w:pPr>
@@ -7941,6 +8388,7 @@
         <w:tc>
           <w:tcPr>
             <w:tcW w:w="2520" w:type="dxa"/>
+            <w:vAlign w:val="center"/>
           </w:tcPr>
           <w:p>
             <w:pPr>
@@ -7970,6 +8418,7 @@
         <w:tc>
           <w:tcPr>
             <w:tcW w:w="8010" w:type="dxa"/>
+            <w:vAlign w:val="center"/>
           </w:tcPr>
           <w:p>
             <w:pPr>
@@ -8066,6 +8515,7 @@
         <w:tc>
           <w:tcPr>
             <w:tcW w:w="2520" w:type="dxa"/>
+            <w:vAlign w:val="center"/>
           </w:tcPr>
           <w:p>
             <w:pPr>
@@ -8314,7 +8764,17 @@
                 <w:sz w:val="22"/>
                 <w:szCs w:val="22"/>
               </w:rPr>
-              <w:t xml:space="preserve">Centeno, J. Kovac. Cytotoxicity, Transcription, and Stability of Virulence Factors Produced by Psychrotolerant </w:t>
+              <w:t xml:space="preserve">Centeno, J. Kovac. Cytotoxicity, Transcription, and Stability of Virulence Factors </w:t>
+            </w:r>
+            <w:r>
+              <w:rPr>
+                <w:rFonts w:ascii="Times New Roman" w:hAnsi="Times New Roman" w:cs="Times New Roman"/>
+                <w:color w:val="000000" w:themeColor="text1"/>
+                <w:sz w:val="22"/>
+                <w:szCs w:val="22"/>
+              </w:rPr>
+              <w:lastRenderedPageBreak/>
+              <w:t xml:space="preserve">Produced by Psychrotolerant </w:t>
             </w:r>
             <w:r>
               <w:rPr>
@@ -8363,7 +8823,18 @@
                 <w:sz w:val="22"/>
                 <w:szCs w:val="22"/>
               </w:rPr>
-              <w:t xml:space="preserve">Development of methods, conducted experiments, conducted data analysis, and </w:t>
+              <w:lastRenderedPageBreak/>
+              <w:t xml:space="preserve">Development of methods, conducted experiments, </w:t>
+            </w:r>
+            <w:r>
+              <w:rPr>
+                <w:rFonts w:ascii="Times New Roman" w:hAnsi="Times New Roman" w:cs="Times New Roman"/>
+                <w:color w:val="000000" w:themeColor="text1"/>
+                <w:sz w:val="22"/>
+                <w:szCs w:val="22"/>
+              </w:rPr>
+              <w:lastRenderedPageBreak/>
+              <w:t xml:space="preserve">conducted data analysis, and </w:t>
             </w:r>
             <w:r>
               <w:rPr>
@@ -8526,7 +8997,7 @@
                 <w:iCs/>
                 <w:color w:val="000000" w:themeColor="text1"/>
               </w:rPr>
-              <w:t>Year</w:t>
+              <w:t>Mentorship Period</w:t>
             </w:r>
           </w:p>
         </w:tc>
@@ -8623,6 +9094,67 @@
                 <w:szCs w:val="22"/>
               </w:rPr>
               <w:t>Current</w:t>
+            </w:r>
+          </w:p>
+        </w:tc>
+      </w:tr>
+      <w:tr>
+        <w:trPr>
+          <w:trHeight w:val="289"/>
+        </w:trPr>
+        <w:tc>
+          <w:tcPr>
+            <w:tcW w:w="3399" w:type="pct"/>
+            <w:vAlign w:val="center"/>
+          </w:tcPr>
+          <w:p>
+            <w:pPr>
+              <w:ind w:right="-72"/>
+              <w:rPr>
+                <w:rFonts w:ascii="Times New Roman" w:eastAsia="Times New Roman" w:hAnsi="Times New Roman" w:cs="Times New Roman"/>
+                <w:color w:val="000000" w:themeColor="text1"/>
+                <w:sz w:val="22"/>
+                <w:szCs w:val="22"/>
+              </w:rPr>
+            </w:pPr>
+            <w:r>
+              <w:rPr>
+                <w:rFonts w:ascii="Times New Roman" w:eastAsia="Times New Roman" w:hAnsi="Times New Roman" w:cs="Times New Roman"/>
+                <w:color w:val="000000" w:themeColor="text1"/>
+                <w:sz w:val="22"/>
+                <w:szCs w:val="22"/>
+              </w:rPr>
+              <w:t>Brian Praul</w:t>
+            </w:r>
+          </w:p>
+        </w:tc>
+        <w:tc>
+          <w:tcPr>
+            <w:tcW w:w="1601" w:type="pct"/>
+            <w:vAlign w:val="center"/>
+          </w:tcPr>
+          <w:p>
+            <w:pPr>
+              <w:ind w:right="-72"/>
+              <w:rPr>
+                <w:rFonts w:ascii="Times New Roman" w:eastAsia="Times New Roman" w:hAnsi="Times New Roman" w:cs="Times New Roman"/>
+                <w:i/>
+                <w:iCs/>
+                <w:color w:val="000000" w:themeColor="text1"/>
+                <w:sz w:val="22"/>
+                <w:szCs w:val="22"/>
+              </w:rPr>
+            </w:pPr>
+            <w:r>
+              <w:rPr>
+                <w:rFonts w:ascii="Times New Roman" w:eastAsia="Times New Roman" w:hAnsi="Times New Roman" w:cs="Times New Roman"/>
+                <w:i/>
+                <w:iCs/>
+                <w:color w:val="000000" w:themeColor="text1"/>
+                <w:sz w:val="22"/>
+                <w:szCs w:val="22"/>
+              </w:rPr>
+              <w:t>July 2024 – August 2025</w:t>
             </w:r>
           </w:p>
         </w:tc>
@@ -9614,8 +10146,8 @@
         <w:tblLook w:val="04A0" w:firstRow="1" w:lastRow="0" w:firstColumn="1" w:lastColumn="0" w:noHBand="0" w:noVBand="1"/>
       </w:tblPr>
       <w:tblGrid>
-        <w:gridCol w:w="8478"/>
-        <w:gridCol w:w="892"/>
+        <w:gridCol w:w="8550"/>
+        <w:gridCol w:w="820"/>
         <w:gridCol w:w="1084"/>
       </w:tblGrid>
       <w:tr>
@@ -9666,7 +10198,7 @@
         </w:trPr>
         <w:tc>
           <w:tcPr>
-            <w:tcW w:w="8478" w:type="dxa"/>
+            <w:tcW w:w="8550" w:type="dxa"/>
             <w:tcBorders>
               <w:top w:val="single" w:sz="4" w:space="0" w:color="auto"/>
               <w:bottom w:val="single" w:sz="4" w:space="0" w:color="auto"/>
@@ -9701,7 +10233,7 @@
         </w:tc>
         <w:tc>
           <w:tcPr>
-            <w:tcW w:w="892" w:type="dxa"/>
+            <w:tcW w:w="820" w:type="dxa"/>
             <w:tcBorders>
               <w:top w:val="single" w:sz="4" w:space="0" w:color="auto"/>
               <w:bottom w:val="single" w:sz="4" w:space="0" w:color="auto"/>
@@ -9776,7 +10308,7 @@
         </w:trPr>
         <w:tc>
           <w:tcPr>
-            <w:tcW w:w="8478" w:type="dxa"/>
+            <w:tcW w:w="8550" w:type="dxa"/>
             <w:tcBorders>
               <w:top w:val="single" w:sz="4" w:space="0" w:color="auto"/>
             </w:tcBorders>
@@ -9800,13 +10332,31 @@
                 <w:sz w:val="22"/>
                 <w:szCs w:val="22"/>
               </w:rPr>
-              <w:t>Gamma Sigma Delta Symposium First Place Winner Graduate Division</w:t>
-            </w:r>
-          </w:p>
-        </w:tc>
-        <w:tc>
-          <w:tcPr>
-            <w:tcW w:w="892" w:type="dxa"/>
+              <w:t xml:space="preserve">Gamma Sigma Delta Symposium First Place Winner </w:t>
+            </w:r>
+            <w:r>
+              <w:rPr>
+                <w:rFonts w:ascii="Times New Roman" w:eastAsia="Times New Roman" w:hAnsi="Times New Roman" w:cs="Times New Roman"/>
+                <w:color w:val="000000" w:themeColor="text1"/>
+                <w:sz w:val="22"/>
+                <w:szCs w:val="22"/>
+              </w:rPr>
+              <w:t xml:space="preserve">Food Systems </w:t>
+            </w:r>
+            <w:r>
+              <w:rPr>
+                <w:rFonts w:ascii="Times New Roman" w:eastAsia="Times New Roman" w:hAnsi="Times New Roman" w:cs="Times New Roman"/>
+                <w:color w:val="000000" w:themeColor="text1"/>
+                <w:sz w:val="22"/>
+                <w:szCs w:val="22"/>
+              </w:rPr>
+              <w:t>Graduate Division</w:t>
+            </w:r>
+          </w:p>
+        </w:tc>
+        <w:tc>
+          <w:tcPr>
+            <w:tcW w:w="820" w:type="dxa"/>
             <w:tcBorders>
               <w:top w:val="single" w:sz="4" w:space="0" w:color="auto"/>
             </w:tcBorders>
@@ -9833,7 +10383,18 @@
                 <w:sz w:val="22"/>
                 <w:szCs w:val="22"/>
               </w:rPr>
-              <w:t>2025</w:t>
+              <w:t>202</w:t>
+            </w:r>
+            <w:r>
+              <w:rPr>
+                <w:rFonts w:ascii="Times New Roman" w:eastAsia="Times New Roman" w:hAnsi="Times New Roman" w:cs="Times New Roman"/>
+                <w:i/>
+                <w:iCs/>
+                <w:color w:val="000000" w:themeColor="text1"/>
+                <w:sz w:val="22"/>
+                <w:szCs w:val="22"/>
+              </w:rPr>
+              <w:t>6</w:t>
             </w:r>
           </w:p>
         </w:tc>
@@ -9875,33 +10436,51 @@
         </w:trPr>
         <w:tc>
           <w:tcPr>
-            <w:tcW w:w="8478" w:type="dxa"/>
+            <w:tcW w:w="8550" w:type="dxa"/>
             <w:noWrap/>
           </w:tcPr>
           <w:p>
             <w:pPr>
               <w:spacing w:after="0"/>
               <w:rPr>
-                <w:rFonts w:ascii="Times New Roman" w:hAnsi="Times New Roman" w:cs="Times New Roman"/>
-                <w:color w:val="000000" w:themeColor="text1"/>
-                <w:sz w:val="22"/>
-                <w:szCs w:val="22"/>
-              </w:rPr>
-            </w:pPr>
-            <w:r>
-              <w:rPr>
-                <w:rFonts w:ascii="Times New Roman" w:hAnsi="Times New Roman" w:cs="Times New Roman"/>
-                <w:color w:val="000000" w:themeColor="text1"/>
-                <w:sz w:val="22"/>
-                <w:szCs w:val="22"/>
-              </w:rPr>
-              <w:t>Dr. Daryl B. &amp; Mrs. Dawn L. Lund Student International Travel Scholarship of Phi Tau Sigma</w:t>
-            </w:r>
-          </w:p>
-        </w:tc>
-        <w:tc>
-          <w:tcPr>
-            <w:tcW w:w="892" w:type="dxa"/>
+                <w:rFonts w:ascii="Times New Roman" w:eastAsia="Times New Roman" w:hAnsi="Times New Roman" w:cs="Times New Roman"/>
+                <w:color w:val="000000" w:themeColor="text1"/>
+                <w:sz w:val="22"/>
+                <w:szCs w:val="22"/>
+              </w:rPr>
+            </w:pPr>
+            <w:r>
+              <w:rPr>
+                <w:rFonts w:ascii="Times New Roman" w:eastAsia="Times New Roman" w:hAnsi="Times New Roman" w:cs="Times New Roman"/>
+                <w:color w:val="000000" w:themeColor="text1"/>
+                <w:sz w:val="22"/>
+                <w:szCs w:val="22"/>
+              </w:rPr>
+              <w:t xml:space="preserve">Gamma Sigma Delta Symposium First Place Winner </w:t>
+            </w:r>
+            <w:r>
+              <w:rPr>
+                <w:rFonts w:ascii="Times New Roman" w:eastAsia="Times New Roman" w:hAnsi="Times New Roman" w:cs="Times New Roman"/>
+                <w:color w:val="000000" w:themeColor="text1"/>
+                <w:sz w:val="22"/>
+                <w:szCs w:val="22"/>
+              </w:rPr>
+              <w:t xml:space="preserve">Microbiology/Microbiome </w:t>
+            </w:r>
+            <w:r>
+              <w:rPr>
+                <w:rFonts w:ascii="Times New Roman" w:eastAsia="Times New Roman" w:hAnsi="Times New Roman" w:cs="Times New Roman"/>
+                <w:color w:val="000000" w:themeColor="text1"/>
+                <w:sz w:val="22"/>
+                <w:szCs w:val="22"/>
+              </w:rPr>
+              <w:t>Graduate Division</w:t>
+            </w:r>
+          </w:p>
+        </w:tc>
+        <w:tc>
+          <w:tcPr>
+            <w:tcW w:w="820" w:type="dxa"/>
             <w:noWrap/>
           </w:tcPr>
           <w:p>
@@ -9937,22 +10516,20 @@
             <w:pPr>
               <w:spacing w:after="0"/>
               <w:rPr>
-                <w:rFonts w:ascii="Times New Roman" w:eastAsia="Times New Roman" w:hAnsi="Times New Roman" w:cs="Times New Roman"/>
-                <w:i/>
-                <w:iCs/>
-                <w:color w:val="000000" w:themeColor="text1"/>
-                <w:sz w:val="22"/>
-                <w:szCs w:val="22"/>
-              </w:rPr>
-            </w:pPr>
-            <w:r>
-              <w:rPr>
-                <w:rFonts w:ascii="Times New Roman" w:hAnsi="Times New Roman" w:cs="Times New Roman"/>
-                <w:color w:val="000000" w:themeColor="text1"/>
-                <w:sz w:val="20"/>
-                <w:szCs w:val="20"/>
-              </w:rPr>
-              <w:sym w:font="Symbol" w:char="F0E0"/>
+                <w:rFonts w:ascii="Times New Roman" w:hAnsi="Times New Roman" w:cs="Times New Roman"/>
+                <w:color w:val="000000" w:themeColor="text1"/>
+                <w:sz w:val="22"/>
+                <w:szCs w:val="22"/>
+              </w:rPr>
+            </w:pPr>
+            <w:r>
+              <w:rPr>
+                <w:rFonts w:ascii="Times New Roman" w:hAnsi="Times New Roman" w:cs="Times New Roman"/>
+                <w:color w:val="000000" w:themeColor="text1"/>
+                <w:sz w:val="22"/>
+                <w:szCs w:val="22"/>
+              </w:rPr>
+              <w:t>*</w:t>
             </w:r>
           </w:p>
         </w:tc>
@@ -9964,7 +10541,7 @@
         </w:trPr>
         <w:tc>
           <w:tcPr>
-            <w:tcW w:w="8478" w:type="dxa"/>
+            <w:tcW w:w="8550" w:type="dxa"/>
             <w:noWrap/>
           </w:tcPr>
           <w:p>
@@ -9975,24 +10552,22 @@
                 <w:color w:val="000000" w:themeColor="text1"/>
                 <w:sz w:val="22"/>
                 <w:szCs w:val="22"/>
-                <w:shd w:val="clear" w:color="auto" w:fill="FFFFFF"/>
-              </w:rPr>
-            </w:pPr>
-            <w:r>
-              <w:rPr>
-                <w:rFonts w:ascii="Times New Roman" w:hAnsi="Times New Roman" w:cs="Times New Roman"/>
-                <w:color w:val="000000" w:themeColor="text1"/>
-                <w:sz w:val="22"/>
-                <w:szCs w:val="22"/>
-                <w:shd w:val="clear" w:color="auto" w:fill="FFFFFF"/>
-              </w:rPr>
-              <w:t>Recipient of the WH Pierce Prize for Global Impact in Microbiology, One Health Microbiome Center, Presented by Applied Microbiology International.</w:t>
-            </w:r>
-          </w:p>
-        </w:tc>
-        <w:tc>
-          <w:tcPr>
-            <w:tcW w:w="892" w:type="dxa"/>
+              </w:rPr>
+            </w:pPr>
+            <w:r>
+              <w:rPr>
+                <w:rFonts w:ascii="Times New Roman" w:hAnsi="Times New Roman" w:cs="Times New Roman"/>
+                <w:color w:val="000000" w:themeColor="text1"/>
+                <w:sz w:val="22"/>
+                <w:szCs w:val="22"/>
+              </w:rPr>
+              <w:t>Dr. Daryl B. &amp; Mrs. Dawn L. Lund Student International Travel Scholarship of Phi Tau Sigma</w:t>
+            </w:r>
+          </w:p>
+        </w:tc>
+        <w:tc>
+          <w:tcPr>
+            <w:tcW w:w="820" w:type="dxa"/>
             <w:noWrap/>
           </w:tcPr>
           <w:p>
@@ -10016,7 +10591,7 @@
                 <w:sz w:val="22"/>
                 <w:szCs w:val="22"/>
               </w:rPr>
-              <w:t>2024</w:t>
+              <w:t>2025</w:t>
             </w:r>
           </w:p>
         </w:tc>
@@ -10040,10 +10615,10 @@
               <w:rPr>
                 <w:rFonts w:ascii="Times New Roman" w:hAnsi="Times New Roman" w:cs="Times New Roman"/>
                 <w:color w:val="000000" w:themeColor="text1"/>
-                <w:sz w:val="22"/>
-                <w:szCs w:val="22"/>
-              </w:rPr>
-              <w:t>*</w:t>
+                <w:sz w:val="20"/>
+                <w:szCs w:val="20"/>
+              </w:rPr>
+              <w:sym w:font="Symbol" w:char="F0E0"/>
             </w:r>
           </w:p>
         </w:tc>
@@ -10055,34 +10630,35 @@
         </w:trPr>
         <w:tc>
           <w:tcPr>
-            <w:tcW w:w="8478" w:type="dxa"/>
+            <w:tcW w:w="8550" w:type="dxa"/>
             <w:noWrap/>
           </w:tcPr>
           <w:p>
             <w:pPr>
               <w:spacing w:after="0"/>
               <w:rPr>
-                <w:rFonts w:ascii="Times New Roman" w:eastAsia="Times New Roman" w:hAnsi="Times New Roman" w:cs="Times New Roman"/>
-                <w:color w:val="000000" w:themeColor="text1"/>
-                <w:sz w:val="22"/>
-                <w:szCs w:val="22"/>
-              </w:rPr>
-            </w:pPr>
-            <w:r>
-              <w:rPr>
                 <w:rFonts w:ascii="Times New Roman" w:hAnsi="Times New Roman" w:cs="Times New Roman"/>
                 <w:color w:val="000000" w:themeColor="text1"/>
                 <w:sz w:val="22"/>
                 <w:szCs w:val="22"/>
                 <w:shd w:val="clear" w:color="auto" w:fill="FFFFFF"/>
               </w:rPr>
-              <w:t>John H Hetrick Food Science Scholarship</w:t>
-            </w:r>
-          </w:p>
-        </w:tc>
-        <w:tc>
-          <w:tcPr>
-            <w:tcW w:w="892" w:type="dxa"/>
+            </w:pPr>
+            <w:r>
+              <w:rPr>
+                <w:rFonts w:ascii="Times New Roman" w:hAnsi="Times New Roman" w:cs="Times New Roman"/>
+                <w:color w:val="000000" w:themeColor="text1"/>
+                <w:sz w:val="22"/>
+                <w:szCs w:val="22"/>
+                <w:shd w:val="clear" w:color="auto" w:fill="FFFFFF"/>
+              </w:rPr>
+              <w:t>Recipient of the WH Pierce Prize for Global Impact in Microbiology, One Health Microbiome Center, Presented by Applied Microbiology International.</w:t>
+            </w:r>
+          </w:p>
+        </w:tc>
+        <w:tc>
+          <w:tcPr>
+            <w:tcW w:w="820" w:type="dxa"/>
             <w:noWrap/>
           </w:tcPr>
           <w:p>
@@ -10145,7 +10721,7 @@
         </w:trPr>
         <w:tc>
           <w:tcPr>
-            <w:tcW w:w="8478" w:type="dxa"/>
+            <w:tcW w:w="8550" w:type="dxa"/>
             <w:noWrap/>
           </w:tcPr>
           <w:p>
@@ -10160,18 +10736,19 @@
             </w:pPr>
             <w:r>
               <w:rPr>
-                <w:rFonts w:ascii="Times New Roman" w:eastAsia="Times New Roman" w:hAnsi="Times New Roman" w:cs="Times New Roman"/>
-                <w:color w:val="000000" w:themeColor="text1"/>
-                <w:sz w:val="22"/>
-                <w:szCs w:val="22"/>
-              </w:rPr>
-              <w:t>International Association for Food Protection Student Travel Award</w:t>
-            </w:r>
-          </w:p>
-        </w:tc>
-        <w:tc>
-          <w:tcPr>
-            <w:tcW w:w="892" w:type="dxa"/>
+                <w:rFonts w:ascii="Times New Roman" w:hAnsi="Times New Roman" w:cs="Times New Roman"/>
+                <w:color w:val="000000" w:themeColor="text1"/>
+                <w:sz w:val="22"/>
+                <w:szCs w:val="22"/>
+                <w:shd w:val="clear" w:color="auto" w:fill="FFFFFF"/>
+              </w:rPr>
+              <w:t>John H Hetrick Food Science Scholarship</w:t>
+            </w:r>
+          </w:p>
+        </w:tc>
+        <w:tc>
+          <w:tcPr>
+            <w:tcW w:w="820" w:type="dxa"/>
             <w:noWrap/>
           </w:tcPr>
           <w:p>
@@ -10219,10 +10796,10 @@
               <w:rPr>
                 <w:rFonts w:ascii="Times New Roman" w:hAnsi="Times New Roman" w:cs="Times New Roman"/>
                 <w:color w:val="000000" w:themeColor="text1"/>
-                <w:sz w:val="20"/>
-                <w:szCs w:val="20"/>
-              </w:rPr>
-              <w:sym w:font="Symbol" w:char="F0E0"/>
+                <w:sz w:val="22"/>
+                <w:szCs w:val="22"/>
+              </w:rPr>
+              <w:t>*</w:t>
             </w:r>
           </w:p>
         </w:tc>
@@ -10234,9 +10811,8 @@
         </w:trPr>
         <w:tc>
           <w:tcPr>
-            <w:tcW w:w="8478" w:type="dxa"/>
+            <w:tcW w:w="8550" w:type="dxa"/>
             <w:noWrap/>
-            <w:hideMark/>
           </w:tcPr>
           <w:p>
             <w:pPr>
@@ -10248,23 +10824,21 @@
                 <w:szCs w:val="22"/>
               </w:rPr>
             </w:pPr>
-            <w:bookmarkStart w:id="1" w:name="Honors"/>
-            <w:r>
-              <w:rPr>
-                <w:rFonts w:ascii="Times New Roman" w:eastAsia="Times New Roman" w:hAnsi="Times New Roman" w:cs="Times New Roman"/>
-                <w:color w:val="000000" w:themeColor="text1"/>
-                <w:sz w:val="22"/>
-                <w:szCs w:val="22"/>
-              </w:rPr>
-              <w:t>Allegheny Branch, American Society of Microbiology Meeting Second Place Winner Graduate Division Poster presentation</w:t>
-            </w:r>
-          </w:p>
-        </w:tc>
-        <w:tc>
-          <w:tcPr>
-            <w:tcW w:w="892" w:type="dxa"/>
+            <w:r>
+              <w:rPr>
+                <w:rFonts w:ascii="Times New Roman" w:eastAsia="Times New Roman" w:hAnsi="Times New Roman" w:cs="Times New Roman"/>
+                <w:color w:val="000000" w:themeColor="text1"/>
+                <w:sz w:val="22"/>
+                <w:szCs w:val="22"/>
+              </w:rPr>
+              <w:t>International Association for Food Protection Student Travel Award</w:t>
+            </w:r>
+          </w:p>
+        </w:tc>
+        <w:tc>
+          <w:tcPr>
+            <w:tcW w:w="820" w:type="dxa"/>
             <w:noWrap/>
-            <w:hideMark/>
           </w:tcPr>
           <w:p>
             <w:pPr>
@@ -10287,7 +10861,7 @@
                 <w:sz w:val="22"/>
                 <w:szCs w:val="22"/>
               </w:rPr>
-              <w:t>2023</w:t>
+              <w:t>2024</w:t>
             </w:r>
           </w:p>
         </w:tc>
@@ -10326,7 +10900,7 @@
         </w:trPr>
         <w:tc>
           <w:tcPr>
-            <w:tcW w:w="8478" w:type="dxa"/>
+            <w:tcW w:w="8550" w:type="dxa"/>
             <w:noWrap/>
             <w:hideMark/>
           </w:tcPr>
@@ -10340,20 +10914,21 @@
                 <w:szCs w:val="22"/>
               </w:rPr>
             </w:pPr>
-            <w:r>
-              <w:rPr>
-                <w:rFonts w:ascii="Times New Roman" w:eastAsia="Times New Roman" w:hAnsi="Times New Roman" w:cs="Times New Roman"/>
-                <w:color w:val="000000" w:themeColor="text1"/>
-                <w:sz w:val="22"/>
-                <w:szCs w:val="22"/>
-              </w:rPr>
-              <w:t>Dudek Graduate Scholarship in Food Science</w:t>
-            </w:r>
-          </w:p>
-        </w:tc>
-        <w:tc>
-          <w:tcPr>
-            <w:tcW w:w="892" w:type="dxa"/>
+            <w:bookmarkStart w:id="1" w:name="Honors"/>
+            <w:r>
+              <w:rPr>
+                <w:rFonts w:ascii="Times New Roman" w:eastAsia="Times New Roman" w:hAnsi="Times New Roman" w:cs="Times New Roman"/>
+                <w:color w:val="000000" w:themeColor="text1"/>
+                <w:sz w:val="22"/>
+                <w:szCs w:val="22"/>
+              </w:rPr>
+              <w:t>Allegheny Branch, American Society of Microbiology Meeting Second Place Winner Graduate Division Poster presentation</w:t>
+            </w:r>
+          </w:p>
+        </w:tc>
+        <w:tc>
+          <w:tcPr>
+            <w:tcW w:w="820" w:type="dxa"/>
             <w:noWrap/>
             <w:hideMark/>
           </w:tcPr>
@@ -10402,10 +10977,10 @@
               <w:rPr>
                 <w:rFonts w:ascii="Times New Roman" w:hAnsi="Times New Roman" w:cs="Times New Roman"/>
                 <w:color w:val="000000" w:themeColor="text1"/>
-                <w:sz w:val="22"/>
-                <w:szCs w:val="22"/>
-              </w:rPr>
-              <w:t>*</w:t>
+                <w:sz w:val="20"/>
+                <w:szCs w:val="20"/>
+              </w:rPr>
+              <w:sym w:font="Symbol" w:char="F0E0"/>
             </w:r>
           </w:p>
         </w:tc>
@@ -10417,7 +10992,7 @@
         </w:trPr>
         <w:tc>
           <w:tcPr>
-            <w:tcW w:w="8478" w:type="dxa"/>
+            <w:tcW w:w="8550" w:type="dxa"/>
             <w:noWrap/>
             <w:hideMark/>
           </w:tcPr>
@@ -10438,13 +11013,13 @@
                 <w:sz w:val="22"/>
                 <w:szCs w:val="22"/>
               </w:rPr>
-              <w:t>Internal Agricultural Sciences Scholarship</w:t>
-            </w:r>
-          </w:p>
-        </w:tc>
-        <w:tc>
-          <w:tcPr>
-            <w:tcW w:w="892" w:type="dxa"/>
+              <w:t>Dudek Graduate Scholarship in Food Science</w:t>
+            </w:r>
+          </w:p>
+        </w:tc>
+        <w:tc>
+          <w:tcPr>
+            <w:tcW w:w="820" w:type="dxa"/>
             <w:noWrap/>
             <w:hideMark/>
           </w:tcPr>
@@ -10508,7 +11083,7 @@
         </w:trPr>
         <w:tc>
           <w:tcPr>
-            <w:tcW w:w="8478" w:type="dxa"/>
+            <w:tcW w:w="8550" w:type="dxa"/>
             <w:noWrap/>
             <w:hideMark/>
           </w:tcPr>
@@ -10529,13 +11104,13 @@
                 <w:sz w:val="22"/>
                 <w:szCs w:val="22"/>
               </w:rPr>
-              <w:t>Food Industry Group Graduate Student Leadership Award</w:t>
-            </w:r>
-          </w:p>
-        </w:tc>
-        <w:tc>
-          <w:tcPr>
-            <w:tcW w:w="892" w:type="dxa"/>
+              <w:t>Internal Agricultural Sciences Scholarship</w:t>
+            </w:r>
+          </w:p>
+        </w:tc>
+        <w:tc>
+          <w:tcPr>
+            <w:tcW w:w="820" w:type="dxa"/>
             <w:noWrap/>
             <w:hideMark/>
           </w:tcPr>
@@ -10599,7 +11174,7 @@
         </w:trPr>
         <w:tc>
           <w:tcPr>
-            <w:tcW w:w="8478" w:type="dxa"/>
+            <w:tcW w:w="8550" w:type="dxa"/>
             <w:noWrap/>
             <w:hideMark/>
           </w:tcPr>
@@ -10620,13 +11195,13 @@
                 <w:sz w:val="22"/>
                 <w:szCs w:val="22"/>
               </w:rPr>
-              <w:t>Gamma Sigma Delta Symposium First Place Winner Graduate Division</w:t>
-            </w:r>
-          </w:p>
-        </w:tc>
-        <w:tc>
-          <w:tcPr>
-            <w:tcW w:w="892" w:type="dxa"/>
+              <w:t>Food Industry Group Graduate Student Leadership Award</w:t>
+            </w:r>
+          </w:p>
+        </w:tc>
+        <w:tc>
+          <w:tcPr>
+            <w:tcW w:w="820" w:type="dxa"/>
             <w:noWrap/>
             <w:hideMark/>
           </w:tcPr>
@@ -10690,7 +11265,7 @@
         </w:trPr>
         <w:tc>
           <w:tcPr>
-            <w:tcW w:w="8478" w:type="dxa"/>
+            <w:tcW w:w="8550" w:type="dxa"/>
             <w:noWrap/>
             <w:hideMark/>
           </w:tcPr>
@@ -10711,13 +11286,13 @@
                 <w:sz w:val="22"/>
                 <w:szCs w:val="22"/>
               </w:rPr>
-              <w:t>Internal Agricultural Sciences Scholarship</w:t>
-            </w:r>
-          </w:p>
-        </w:tc>
-        <w:tc>
-          <w:tcPr>
-            <w:tcW w:w="892" w:type="dxa"/>
+              <w:t>Gamma Sigma Delta Symposium First Place Winner Graduate Division</w:t>
+            </w:r>
+          </w:p>
+        </w:tc>
+        <w:tc>
+          <w:tcPr>
+            <w:tcW w:w="820" w:type="dxa"/>
             <w:noWrap/>
             <w:hideMark/>
           </w:tcPr>
@@ -10781,7 +11356,7 @@
         </w:trPr>
         <w:tc>
           <w:tcPr>
-            <w:tcW w:w="8478" w:type="dxa"/>
+            <w:tcW w:w="8550" w:type="dxa"/>
             <w:noWrap/>
             <w:hideMark/>
           </w:tcPr>
@@ -10802,13 +11377,13 @@
                 <w:sz w:val="22"/>
                 <w:szCs w:val="22"/>
               </w:rPr>
-              <w:t>PNC Financial Corporation Graduate Fellowship</w:t>
-            </w:r>
-          </w:p>
-        </w:tc>
-        <w:tc>
-          <w:tcPr>
-            <w:tcW w:w="892" w:type="dxa"/>
+              <w:t>Internal Agricultural Sciences Scholarship</w:t>
+            </w:r>
+          </w:p>
+        </w:tc>
+        <w:tc>
+          <w:tcPr>
+            <w:tcW w:w="820" w:type="dxa"/>
             <w:noWrap/>
             <w:hideMark/>
           </w:tcPr>
@@ -10872,7 +11447,7 @@
         </w:trPr>
         <w:tc>
           <w:tcPr>
-            <w:tcW w:w="8478" w:type="dxa"/>
+            <w:tcW w:w="8550" w:type="dxa"/>
             <w:noWrap/>
             <w:hideMark/>
           </w:tcPr>
@@ -10893,13 +11468,13 @@
                 <w:sz w:val="22"/>
                 <w:szCs w:val="22"/>
               </w:rPr>
-              <w:t>Robert Graham Endowment Graduate Fellowship</w:t>
-            </w:r>
-          </w:p>
-        </w:tc>
-        <w:tc>
-          <w:tcPr>
-            <w:tcW w:w="892" w:type="dxa"/>
+              <w:t>PNC Financial Corporation Graduate Fellowship</w:t>
+            </w:r>
+          </w:p>
+        </w:tc>
+        <w:tc>
+          <w:tcPr>
+            <w:tcW w:w="820" w:type="dxa"/>
             <w:noWrap/>
             <w:hideMark/>
           </w:tcPr>
@@ -10924,7 +11499,7 @@
                 <w:sz w:val="22"/>
                 <w:szCs w:val="22"/>
               </w:rPr>
-              <w:t>2022</w:t>
+              <w:t>2023</w:t>
             </w:r>
           </w:p>
         </w:tc>
@@ -10963,7 +11538,7 @@
         </w:trPr>
         <w:tc>
           <w:tcPr>
-            <w:tcW w:w="8478" w:type="dxa"/>
+            <w:tcW w:w="8550" w:type="dxa"/>
             <w:noWrap/>
             <w:hideMark/>
           </w:tcPr>
@@ -10984,13 +11559,13 @@
                 <w:sz w:val="22"/>
                 <w:szCs w:val="22"/>
               </w:rPr>
-              <w:t>Keeney Food Science Department Head Fund</w:t>
-            </w:r>
-          </w:p>
-        </w:tc>
-        <w:tc>
-          <w:tcPr>
-            <w:tcW w:w="892" w:type="dxa"/>
+              <w:t>Robert Graham Endowment Graduate Fellowship</w:t>
+            </w:r>
+          </w:p>
+        </w:tc>
+        <w:tc>
+          <w:tcPr>
+            <w:tcW w:w="820" w:type="dxa"/>
             <w:noWrap/>
             <w:hideMark/>
           </w:tcPr>
@@ -11054,7 +11629,7 @@
         </w:trPr>
         <w:tc>
           <w:tcPr>
-            <w:tcW w:w="8478" w:type="dxa"/>
+            <w:tcW w:w="8550" w:type="dxa"/>
             <w:noWrap/>
             <w:hideMark/>
           </w:tcPr>
@@ -11075,13 +11650,14 @@
                 <w:sz w:val="22"/>
                 <w:szCs w:val="22"/>
               </w:rPr>
-              <w:t>University Graduate Fellowship</w:t>
-            </w:r>
-          </w:p>
-        </w:tc>
-        <w:tc>
-          <w:tcPr>
-            <w:tcW w:w="892" w:type="dxa"/>
+              <w:lastRenderedPageBreak/>
+              <w:t>Keeney Food Science Department Head Fund</w:t>
+            </w:r>
+          </w:p>
+        </w:tc>
+        <w:tc>
+          <w:tcPr>
+            <w:tcW w:w="820" w:type="dxa"/>
             <w:noWrap/>
             <w:hideMark/>
           </w:tcPr>
@@ -11145,7 +11721,7 @@
         </w:trPr>
         <w:tc>
           <w:tcPr>
-            <w:tcW w:w="8478" w:type="dxa"/>
+            <w:tcW w:w="8550" w:type="dxa"/>
             <w:noWrap/>
             <w:hideMark/>
           </w:tcPr>
@@ -11166,33 +11742,13 @@
                 <w:sz w:val="22"/>
                 <w:szCs w:val="22"/>
               </w:rPr>
-              <w:t xml:space="preserve">E&amp;W </w:t>
-            </w:r>
-            <w:proofErr w:type="spellStart"/>
-            <w:r>
-              <w:rPr>
-                <w:rFonts w:ascii="Times New Roman" w:eastAsia="Times New Roman" w:hAnsi="Times New Roman" w:cs="Times New Roman"/>
-                <w:color w:val="000000" w:themeColor="text1"/>
-                <w:sz w:val="22"/>
-                <w:szCs w:val="22"/>
-              </w:rPr>
-              <w:t>Rosskam</w:t>
-            </w:r>
-            <w:proofErr w:type="spellEnd"/>
-            <w:r>
-              <w:rPr>
-                <w:rFonts w:ascii="Times New Roman" w:eastAsia="Times New Roman" w:hAnsi="Times New Roman" w:cs="Times New Roman"/>
-                <w:color w:val="000000" w:themeColor="text1"/>
-                <w:sz w:val="22"/>
-                <w:szCs w:val="22"/>
-              </w:rPr>
-              <w:t xml:space="preserve"> Scholarship in Food Science</w:t>
-            </w:r>
-          </w:p>
-        </w:tc>
-        <w:tc>
-          <w:tcPr>
-            <w:tcW w:w="892" w:type="dxa"/>
+              <w:t>University Graduate Fellowship</w:t>
+            </w:r>
+          </w:p>
+        </w:tc>
+        <w:tc>
+          <w:tcPr>
+            <w:tcW w:w="820" w:type="dxa"/>
             <w:noWrap/>
             <w:hideMark/>
           </w:tcPr>
@@ -11256,7 +11812,7 @@
         </w:trPr>
         <w:tc>
           <w:tcPr>
-            <w:tcW w:w="8478" w:type="dxa"/>
+            <w:tcW w:w="8550" w:type="dxa"/>
             <w:noWrap/>
             <w:hideMark/>
           </w:tcPr>
@@ -11277,13 +11833,33 @@
                 <w:sz w:val="22"/>
                 <w:szCs w:val="22"/>
               </w:rPr>
-              <w:t>Henry Pierce in Ag Science Scholarship</w:t>
-            </w:r>
-          </w:p>
-        </w:tc>
-        <w:tc>
-          <w:tcPr>
-            <w:tcW w:w="892" w:type="dxa"/>
+              <w:t xml:space="preserve">E&amp;W </w:t>
+            </w:r>
+            <w:proofErr w:type="spellStart"/>
+            <w:r>
+              <w:rPr>
+                <w:rFonts w:ascii="Times New Roman" w:eastAsia="Times New Roman" w:hAnsi="Times New Roman" w:cs="Times New Roman"/>
+                <w:color w:val="000000" w:themeColor="text1"/>
+                <w:sz w:val="22"/>
+                <w:szCs w:val="22"/>
+              </w:rPr>
+              <w:t>Rosskam</w:t>
+            </w:r>
+            <w:proofErr w:type="spellEnd"/>
+            <w:r>
+              <w:rPr>
+                <w:rFonts w:ascii="Times New Roman" w:eastAsia="Times New Roman" w:hAnsi="Times New Roman" w:cs="Times New Roman"/>
+                <w:color w:val="000000" w:themeColor="text1"/>
+                <w:sz w:val="22"/>
+                <w:szCs w:val="22"/>
+              </w:rPr>
+              <w:t xml:space="preserve"> Scholarship in Food Science</w:t>
+            </w:r>
+          </w:p>
+        </w:tc>
+        <w:tc>
+          <w:tcPr>
+            <w:tcW w:w="820" w:type="dxa"/>
             <w:noWrap/>
             <w:hideMark/>
           </w:tcPr>
@@ -11347,7 +11923,7 @@
         </w:trPr>
         <w:tc>
           <w:tcPr>
-            <w:tcW w:w="8478" w:type="dxa"/>
+            <w:tcW w:w="8550" w:type="dxa"/>
             <w:noWrap/>
             <w:hideMark/>
           </w:tcPr>
@@ -11368,13 +11944,13 @@
                 <w:sz w:val="22"/>
                 <w:szCs w:val="22"/>
               </w:rPr>
-              <w:t>Gamma Sigma Delta Symposium First Place Winner Undergraduate Division</w:t>
-            </w:r>
-          </w:p>
-        </w:tc>
-        <w:tc>
-          <w:tcPr>
-            <w:tcW w:w="892" w:type="dxa"/>
+              <w:t>Henry Pierce in Ag Science Scholarship</w:t>
+            </w:r>
+          </w:p>
+        </w:tc>
+        <w:tc>
+          <w:tcPr>
+            <w:tcW w:w="820" w:type="dxa"/>
             <w:noWrap/>
             <w:hideMark/>
           </w:tcPr>
@@ -11438,7 +12014,7 @@
         </w:trPr>
         <w:tc>
           <w:tcPr>
-            <w:tcW w:w="8478" w:type="dxa"/>
+            <w:tcW w:w="8550" w:type="dxa"/>
             <w:noWrap/>
             <w:hideMark/>
           </w:tcPr>
@@ -11459,13 +12035,13 @@
                 <w:sz w:val="22"/>
                 <w:szCs w:val="22"/>
               </w:rPr>
-              <w:t>Virginia Dare Award</w:t>
-            </w:r>
-          </w:p>
-        </w:tc>
-        <w:tc>
-          <w:tcPr>
-            <w:tcW w:w="892" w:type="dxa"/>
+              <w:t>Gamma Sigma Delta Symposium First Place Winner Undergraduate Division</w:t>
+            </w:r>
+          </w:p>
+        </w:tc>
+        <w:tc>
+          <w:tcPr>
+            <w:tcW w:w="820" w:type="dxa"/>
             <w:noWrap/>
             <w:hideMark/>
           </w:tcPr>
@@ -11490,7 +12066,7 @@
                 <w:sz w:val="22"/>
                 <w:szCs w:val="22"/>
               </w:rPr>
-              <w:t>2021</w:t>
+              <w:t>2022</w:t>
             </w:r>
           </w:p>
         </w:tc>
@@ -11514,10 +12090,10 @@
               <w:rPr>
                 <w:rFonts w:ascii="Times New Roman" w:hAnsi="Times New Roman" w:cs="Times New Roman"/>
                 <w:color w:val="000000" w:themeColor="text1"/>
-                <w:sz w:val="20"/>
-                <w:szCs w:val="20"/>
-              </w:rPr>
-              <w:sym w:font="Symbol" w:char="F0E0"/>
+                <w:sz w:val="22"/>
+                <w:szCs w:val="22"/>
+              </w:rPr>
+              <w:t>*</w:t>
             </w:r>
           </w:p>
         </w:tc>
@@ -11529,7 +12105,7 @@
         </w:trPr>
         <w:tc>
           <w:tcPr>
-            <w:tcW w:w="8478" w:type="dxa"/>
+            <w:tcW w:w="8550" w:type="dxa"/>
             <w:noWrap/>
             <w:hideMark/>
           </w:tcPr>
@@ -11550,13 +12126,13 @@
                 <w:sz w:val="22"/>
                 <w:szCs w:val="22"/>
               </w:rPr>
-              <w:t>Zepp Family Food Safety Endowment</w:t>
-            </w:r>
-          </w:p>
-        </w:tc>
-        <w:tc>
-          <w:tcPr>
-            <w:tcW w:w="892" w:type="dxa"/>
+              <w:t>Virginia Dare Award</w:t>
+            </w:r>
+          </w:p>
+        </w:tc>
+        <w:tc>
+          <w:tcPr>
+            <w:tcW w:w="820" w:type="dxa"/>
             <w:noWrap/>
             <w:hideMark/>
           </w:tcPr>
@@ -11605,10 +12181,10 @@
               <w:rPr>
                 <w:rFonts w:ascii="Times New Roman" w:hAnsi="Times New Roman" w:cs="Times New Roman"/>
                 <w:color w:val="000000" w:themeColor="text1"/>
-                <w:sz w:val="22"/>
-                <w:szCs w:val="22"/>
-              </w:rPr>
-              <w:t>*</w:t>
+                <w:sz w:val="20"/>
+                <w:szCs w:val="20"/>
+              </w:rPr>
+              <w:sym w:font="Symbol" w:char="F0E0"/>
             </w:r>
           </w:p>
         </w:tc>
@@ -11620,7 +12196,7 @@
         </w:trPr>
         <w:tc>
           <w:tcPr>
-            <w:tcW w:w="8478" w:type="dxa"/>
+            <w:tcW w:w="8550" w:type="dxa"/>
             <w:noWrap/>
             <w:hideMark/>
           </w:tcPr>
@@ -11641,13 +12217,13 @@
                 <w:sz w:val="22"/>
                 <w:szCs w:val="22"/>
               </w:rPr>
-              <w:t>Henry Pierce in Ag Science Scholarship</w:t>
-            </w:r>
-          </w:p>
-        </w:tc>
-        <w:tc>
-          <w:tcPr>
-            <w:tcW w:w="892" w:type="dxa"/>
+              <w:t>Zepp Family Food Safety Endowment</w:t>
+            </w:r>
+          </w:p>
+        </w:tc>
+        <w:tc>
+          <w:tcPr>
+            <w:tcW w:w="820" w:type="dxa"/>
             <w:noWrap/>
             <w:hideMark/>
           </w:tcPr>
@@ -11711,7 +12287,7 @@
         </w:trPr>
         <w:tc>
           <w:tcPr>
-            <w:tcW w:w="8478" w:type="dxa"/>
+            <w:tcW w:w="8550" w:type="dxa"/>
             <w:noWrap/>
             <w:hideMark/>
           </w:tcPr>
@@ -11732,13 +12308,13 @@
                 <w:sz w:val="22"/>
                 <w:szCs w:val="22"/>
               </w:rPr>
-              <w:t>American Society for Enology and Viticulture National Scholarship</w:t>
-            </w:r>
-          </w:p>
-        </w:tc>
-        <w:tc>
-          <w:tcPr>
-            <w:tcW w:w="892" w:type="dxa"/>
+              <w:t>Henry Pierce in Ag Science Scholarship</w:t>
+            </w:r>
+          </w:p>
+        </w:tc>
+        <w:tc>
+          <w:tcPr>
+            <w:tcW w:w="820" w:type="dxa"/>
             <w:noWrap/>
             <w:hideMark/>
           </w:tcPr>
@@ -11787,10 +12363,10 @@
               <w:rPr>
                 <w:rFonts w:ascii="Times New Roman" w:hAnsi="Times New Roman" w:cs="Times New Roman"/>
                 <w:color w:val="000000" w:themeColor="text1"/>
-                <w:sz w:val="20"/>
-                <w:szCs w:val="20"/>
-              </w:rPr>
-              <w:sym w:font="Symbol" w:char="F0E0"/>
+                <w:sz w:val="22"/>
+                <w:szCs w:val="22"/>
+              </w:rPr>
+              <w:t>*</w:t>
             </w:r>
           </w:p>
         </w:tc>
@@ -11802,8 +12378,9 @@
         </w:trPr>
         <w:tc>
           <w:tcPr>
-            <w:tcW w:w="8478" w:type="dxa"/>
+            <w:tcW w:w="8550" w:type="dxa"/>
             <w:noWrap/>
+            <w:hideMark/>
           </w:tcPr>
           <w:p>
             <w:pPr>
@@ -11817,19 +12394,20 @@
             </w:pPr>
             <w:r>
               <w:rPr>
-                <w:rFonts w:ascii="Times New Roman" w:eastAsia="Calibri" w:hAnsi="Times New Roman" w:cs="Times New Roman"/>
-                <w:color w:val="000000" w:themeColor="text1"/>
-                <w:sz w:val="22"/>
-                <w:szCs w:val="22"/>
-              </w:rPr>
-              <w:t xml:space="preserve">Featured Author in Penn Statements Volume 39, Spring 2020 Edition </w:t>
-            </w:r>
-          </w:p>
-        </w:tc>
-        <w:tc>
-          <w:tcPr>
-            <w:tcW w:w="892" w:type="dxa"/>
+                <w:rFonts w:ascii="Times New Roman" w:eastAsia="Times New Roman" w:hAnsi="Times New Roman" w:cs="Times New Roman"/>
+                <w:color w:val="000000" w:themeColor="text1"/>
+                <w:sz w:val="22"/>
+                <w:szCs w:val="22"/>
+              </w:rPr>
+              <w:t>American Society for Enology and Viticulture National Scholarship</w:t>
+            </w:r>
+          </w:p>
+        </w:tc>
+        <w:tc>
+          <w:tcPr>
+            <w:tcW w:w="820" w:type="dxa"/>
             <w:noWrap/>
+            <w:hideMark/>
           </w:tcPr>
           <w:p>
             <w:pPr>
@@ -11845,14 +12423,14 @@
             </w:pPr>
             <w:r>
               <w:rPr>
-                <w:rFonts w:ascii="Times New Roman" w:eastAsia="Calibri" w:hAnsi="Times New Roman" w:cs="Times New Roman"/>
-                <w:i/>
-                <w:iCs/>
-                <w:color w:val="000000" w:themeColor="text1"/>
-                <w:sz w:val="22"/>
-                <w:szCs w:val="22"/>
-              </w:rPr>
-              <w:t>2020</w:t>
+                <w:rFonts w:ascii="Times New Roman" w:eastAsia="Times New Roman" w:hAnsi="Times New Roman" w:cs="Times New Roman"/>
+                <w:i/>
+                <w:iCs/>
+                <w:color w:val="000000" w:themeColor="text1"/>
+                <w:sz w:val="22"/>
+                <w:szCs w:val="22"/>
+              </w:rPr>
+              <w:t>2021</w:t>
             </w:r>
           </w:p>
         </w:tc>
@@ -11864,22 +12442,22 @@
             <w:pPr>
               <w:spacing w:after="0"/>
               <w:rPr>
-                <w:rFonts w:ascii="Times New Roman" w:eastAsia="Calibri" w:hAnsi="Times New Roman" w:cs="Times New Roman"/>
-                <w:i/>
-                <w:iCs/>
-                <w:color w:val="000000" w:themeColor="text1"/>
-                <w:sz w:val="22"/>
-                <w:szCs w:val="22"/>
-              </w:rPr>
-            </w:pPr>
-            <w:r>
-              <w:rPr>
-                <w:rFonts w:ascii="Times New Roman" w:hAnsi="Times New Roman" w:cs="Times New Roman"/>
-                <w:color w:val="000000" w:themeColor="text1"/>
-                <w:sz w:val="22"/>
-                <w:szCs w:val="22"/>
-              </w:rPr>
-              <w:t>*</w:t>
+                <w:rFonts w:ascii="Times New Roman" w:eastAsia="Times New Roman" w:hAnsi="Times New Roman" w:cs="Times New Roman"/>
+                <w:i/>
+                <w:iCs/>
+                <w:color w:val="000000" w:themeColor="text1"/>
+                <w:sz w:val="22"/>
+                <w:szCs w:val="22"/>
+              </w:rPr>
+            </w:pPr>
+            <w:r>
+              <w:rPr>
+                <w:rFonts w:ascii="Times New Roman" w:hAnsi="Times New Roman" w:cs="Times New Roman"/>
+                <w:color w:val="000000" w:themeColor="text1"/>
+                <w:sz w:val="20"/>
+                <w:szCs w:val="20"/>
+              </w:rPr>
+              <w:sym w:font="Symbol" w:char="F0E0"/>
             </w:r>
           </w:p>
         </w:tc>
@@ -11891,9 +12469,8 @@
         </w:trPr>
         <w:tc>
           <w:tcPr>
-            <w:tcW w:w="8478" w:type="dxa"/>
+            <w:tcW w:w="8550" w:type="dxa"/>
             <w:noWrap/>
-            <w:hideMark/>
           </w:tcPr>
           <w:p>
             <w:pPr>
@@ -11907,20 +12484,19 @@
             </w:pPr>
             <w:r>
               <w:rPr>
-                <w:rFonts w:ascii="Times New Roman" w:eastAsia="Times New Roman" w:hAnsi="Times New Roman" w:cs="Times New Roman"/>
-                <w:color w:val="000000" w:themeColor="text1"/>
-                <w:sz w:val="22"/>
-                <w:szCs w:val="22"/>
-              </w:rPr>
-              <w:t>Zepp Family Food Safety Endowment</w:t>
-            </w:r>
-          </w:p>
-        </w:tc>
-        <w:tc>
-          <w:tcPr>
-            <w:tcW w:w="892" w:type="dxa"/>
+                <w:rFonts w:ascii="Times New Roman" w:eastAsia="Calibri" w:hAnsi="Times New Roman" w:cs="Times New Roman"/>
+                <w:color w:val="000000" w:themeColor="text1"/>
+                <w:sz w:val="22"/>
+                <w:szCs w:val="22"/>
+              </w:rPr>
+              <w:t xml:space="preserve">Featured Author in Penn Statements Volume 39, Spring 2020 Edition </w:t>
+            </w:r>
+          </w:p>
+        </w:tc>
+        <w:tc>
+          <w:tcPr>
+            <w:tcW w:w="820" w:type="dxa"/>
             <w:noWrap/>
-            <w:hideMark/>
           </w:tcPr>
           <w:p>
             <w:pPr>
@@ -11936,7 +12512,7 @@
             </w:pPr>
             <w:r>
               <w:rPr>
-                <w:rFonts w:ascii="Times New Roman" w:eastAsia="Times New Roman" w:hAnsi="Times New Roman" w:cs="Times New Roman"/>
+                <w:rFonts w:ascii="Times New Roman" w:eastAsia="Calibri" w:hAnsi="Times New Roman" w:cs="Times New Roman"/>
                 <w:i/>
                 <w:iCs/>
                 <w:color w:val="000000" w:themeColor="text1"/>
@@ -11955,7 +12531,7 @@
             <w:pPr>
               <w:spacing w:after="0"/>
               <w:rPr>
-                <w:rFonts w:ascii="Times New Roman" w:eastAsia="Times New Roman" w:hAnsi="Times New Roman" w:cs="Times New Roman"/>
+                <w:rFonts w:ascii="Times New Roman" w:eastAsia="Calibri" w:hAnsi="Times New Roman" w:cs="Times New Roman"/>
                 <w:i/>
                 <w:iCs/>
                 <w:color w:val="000000" w:themeColor="text1"/>
@@ -11982,7 +12558,7 @@
         </w:trPr>
         <w:tc>
           <w:tcPr>
-            <w:tcW w:w="8478" w:type="dxa"/>
+            <w:tcW w:w="8550" w:type="dxa"/>
             <w:noWrap/>
             <w:hideMark/>
           </w:tcPr>
@@ -12003,13 +12579,13 @@
                 <w:sz w:val="22"/>
                 <w:szCs w:val="22"/>
               </w:rPr>
-              <w:t>Keystone Institute of Food Technologists Scholarship</w:t>
-            </w:r>
-          </w:p>
-        </w:tc>
-        <w:tc>
-          <w:tcPr>
-            <w:tcW w:w="892" w:type="dxa"/>
+              <w:t>Zepp Family Food Safety Endowment</w:t>
+            </w:r>
+          </w:p>
+        </w:tc>
+        <w:tc>
+          <w:tcPr>
+            <w:tcW w:w="820" w:type="dxa"/>
             <w:noWrap/>
             <w:hideMark/>
           </w:tcPr>
@@ -12058,10 +12634,10 @@
               <w:rPr>
                 <w:rFonts w:ascii="Times New Roman" w:hAnsi="Times New Roman" w:cs="Times New Roman"/>
                 <w:color w:val="000000" w:themeColor="text1"/>
-                <w:sz w:val="20"/>
-                <w:szCs w:val="20"/>
-              </w:rPr>
-              <w:sym w:font="Symbol" w:char="F0E0"/>
+                <w:sz w:val="22"/>
+                <w:szCs w:val="22"/>
+              </w:rPr>
+              <w:t>*</w:t>
             </w:r>
           </w:p>
         </w:tc>
@@ -12073,7 +12649,7 @@
         </w:trPr>
         <w:tc>
           <w:tcPr>
-            <w:tcW w:w="8478" w:type="dxa"/>
+            <w:tcW w:w="8550" w:type="dxa"/>
             <w:noWrap/>
             <w:hideMark/>
           </w:tcPr>
@@ -12094,13 +12670,13 @@
                 <w:sz w:val="22"/>
                 <w:szCs w:val="22"/>
               </w:rPr>
-              <w:t>Henry Pierce in Ag Science Scholarship</w:t>
-            </w:r>
-          </w:p>
-        </w:tc>
-        <w:tc>
-          <w:tcPr>
-            <w:tcW w:w="892" w:type="dxa"/>
+              <w:t>Keystone Institute of Food Technologists Scholarship</w:t>
+            </w:r>
+          </w:p>
+        </w:tc>
+        <w:tc>
+          <w:tcPr>
+            <w:tcW w:w="820" w:type="dxa"/>
             <w:noWrap/>
             <w:hideMark/>
           </w:tcPr>
@@ -12149,10 +12725,10 @@
               <w:rPr>
                 <w:rFonts w:ascii="Times New Roman" w:hAnsi="Times New Roman" w:cs="Times New Roman"/>
                 <w:color w:val="000000" w:themeColor="text1"/>
-                <w:sz w:val="22"/>
-                <w:szCs w:val="22"/>
-              </w:rPr>
-              <w:t>*</w:t>
+                <w:sz w:val="20"/>
+                <w:szCs w:val="20"/>
+              </w:rPr>
+              <w:sym w:font="Symbol" w:char="F0E0"/>
             </w:r>
           </w:p>
         </w:tc>
@@ -12164,7 +12740,7 @@
         </w:trPr>
         <w:tc>
           <w:tcPr>
-            <w:tcW w:w="8478" w:type="dxa"/>
+            <w:tcW w:w="8550" w:type="dxa"/>
             <w:noWrap/>
             <w:hideMark/>
           </w:tcPr>
@@ -12185,13 +12761,13 @@
                 <w:sz w:val="22"/>
                 <w:szCs w:val="22"/>
               </w:rPr>
-              <w:t>American Society for Enology and Viticulture National Scholarship</w:t>
-            </w:r>
-          </w:p>
-        </w:tc>
-        <w:tc>
-          <w:tcPr>
-            <w:tcW w:w="892" w:type="dxa"/>
+              <w:t>Henry Pierce in Ag Science Scholarship</w:t>
+            </w:r>
+          </w:p>
+        </w:tc>
+        <w:tc>
+          <w:tcPr>
+            <w:tcW w:w="820" w:type="dxa"/>
             <w:noWrap/>
             <w:hideMark/>
           </w:tcPr>
@@ -12240,10 +12816,10 @@
               <w:rPr>
                 <w:rFonts w:ascii="Times New Roman" w:hAnsi="Times New Roman" w:cs="Times New Roman"/>
                 <w:color w:val="000000" w:themeColor="text1"/>
-                <w:sz w:val="20"/>
-                <w:szCs w:val="20"/>
-              </w:rPr>
-              <w:sym w:font="Symbol" w:char="F0E0"/>
+                <w:sz w:val="22"/>
+                <w:szCs w:val="22"/>
+              </w:rPr>
+              <w:t>*</w:t>
             </w:r>
           </w:p>
         </w:tc>
@@ -12255,7 +12831,7 @@
         </w:trPr>
         <w:tc>
           <w:tcPr>
-            <w:tcW w:w="8478" w:type="dxa"/>
+            <w:tcW w:w="8550" w:type="dxa"/>
             <w:noWrap/>
             <w:hideMark/>
           </w:tcPr>
@@ -12276,13 +12852,104 @@
                 <w:sz w:val="22"/>
                 <w:szCs w:val="22"/>
               </w:rPr>
+              <w:t>American Society for Enology and Viticulture National Scholarship</w:t>
+            </w:r>
+          </w:p>
+        </w:tc>
+        <w:tc>
+          <w:tcPr>
+            <w:tcW w:w="820" w:type="dxa"/>
+            <w:noWrap/>
+            <w:hideMark/>
+          </w:tcPr>
+          <w:p>
+            <w:pPr>
+              <w:spacing w:after="0"/>
+              <w:rPr>
+                <w:rFonts w:ascii="Times New Roman" w:eastAsia="Times New Roman" w:hAnsi="Times New Roman" w:cs="Times New Roman"/>
+                <w:i/>
+                <w:iCs/>
+                <w:color w:val="000000" w:themeColor="text1"/>
+                <w:sz w:val="22"/>
+                <w:szCs w:val="22"/>
+              </w:rPr>
+            </w:pPr>
+            <w:r>
+              <w:rPr>
+                <w:rFonts w:ascii="Times New Roman" w:eastAsia="Times New Roman" w:hAnsi="Times New Roman" w:cs="Times New Roman"/>
+                <w:i/>
+                <w:iCs/>
+                <w:color w:val="000000" w:themeColor="text1"/>
+                <w:sz w:val="22"/>
+                <w:szCs w:val="22"/>
+              </w:rPr>
+              <w:t>2020</w:t>
+            </w:r>
+          </w:p>
+        </w:tc>
+        <w:tc>
+          <w:tcPr>
+            <w:tcW w:w="1084" w:type="dxa"/>
+          </w:tcPr>
+          <w:p>
+            <w:pPr>
+              <w:spacing w:after="0"/>
+              <w:rPr>
+                <w:rFonts w:ascii="Times New Roman" w:eastAsia="Times New Roman" w:hAnsi="Times New Roman" w:cs="Times New Roman"/>
+                <w:i/>
+                <w:iCs/>
+                <w:color w:val="000000" w:themeColor="text1"/>
+                <w:sz w:val="22"/>
+                <w:szCs w:val="22"/>
+              </w:rPr>
+            </w:pPr>
+            <w:r>
+              <w:rPr>
+                <w:rFonts w:ascii="Times New Roman" w:hAnsi="Times New Roman" w:cs="Times New Roman"/>
+                <w:color w:val="000000" w:themeColor="text1"/>
+                <w:sz w:val="20"/>
+                <w:szCs w:val="20"/>
+              </w:rPr>
+              <w:sym w:font="Symbol" w:char="F0E0"/>
+            </w:r>
+          </w:p>
+        </w:tc>
+      </w:tr>
+      <w:tr>
+        <w:trPr>
+          <w:trHeight w:val="288"/>
+          <w:jc w:val="center"/>
+        </w:trPr>
+        <w:tc>
+          <w:tcPr>
+            <w:tcW w:w="8550" w:type="dxa"/>
+            <w:noWrap/>
+            <w:hideMark/>
+          </w:tcPr>
+          <w:p>
+            <w:pPr>
+              <w:spacing w:after="0"/>
+              <w:rPr>
+                <w:rFonts w:ascii="Times New Roman" w:eastAsia="Times New Roman" w:hAnsi="Times New Roman" w:cs="Times New Roman"/>
+                <w:color w:val="000000" w:themeColor="text1"/>
+                <w:sz w:val="22"/>
+                <w:szCs w:val="22"/>
+              </w:rPr>
+            </w:pPr>
+            <w:r>
+              <w:rPr>
+                <w:rFonts w:ascii="Times New Roman" w:eastAsia="Times New Roman" w:hAnsi="Times New Roman" w:cs="Times New Roman"/>
+                <w:color w:val="000000" w:themeColor="text1"/>
+                <w:sz w:val="22"/>
+                <w:szCs w:val="22"/>
+              </w:rPr>
               <w:t>National Association of Flavors &amp; Food Ingredient Systems Scholarship Award</w:t>
             </w:r>
           </w:p>
         </w:tc>
         <w:tc>
           <w:tcPr>
-            <w:tcW w:w="892" w:type="dxa"/>
+            <w:tcW w:w="820" w:type="dxa"/>
             <w:noWrap/>
             <w:hideMark/>
           </w:tcPr>
@@ -12346,7 +13013,7 @@
         </w:trPr>
         <w:tc>
           <w:tcPr>
-            <w:tcW w:w="8478" w:type="dxa"/>
+            <w:tcW w:w="8550" w:type="dxa"/>
             <w:noWrap/>
           </w:tcPr>
           <w:p>
@@ -12366,14 +13033,13 @@
                 <w:sz w:val="22"/>
                 <w:szCs w:val="22"/>
               </w:rPr>
-              <w:lastRenderedPageBreak/>
               <w:t xml:space="preserve">Featured Student in the Penn State College of Ag Sciences “Ag Student Journeys” </w:t>
             </w:r>
           </w:p>
         </w:tc>
         <w:tc>
           <w:tcPr>
-            <w:tcW w:w="892" w:type="dxa"/>
+            <w:tcW w:w="820" w:type="dxa"/>
             <w:noWrap/>
           </w:tcPr>
           <w:p>
@@ -12945,7 +13611,25 @@
                 <w:sz w:val="22"/>
                 <w:szCs w:val="22"/>
               </w:rPr>
-              <w:t xml:space="preserve">Assessing The Role of Hemolysin Bl in Cytotoxicity and Fitness of </w:t>
+              <w:t>Assessing The Role of Hemolysin B</w:t>
+            </w:r>
+            <w:r>
+              <w:rPr>
+                <w:noProof/>
+                <w:color w:val="000000" w:themeColor="text1"/>
+                <w:sz w:val="22"/>
+                <w:szCs w:val="22"/>
+              </w:rPr>
+              <w:t>L</w:t>
+            </w:r>
+            <w:r>
+              <w:rPr>
+                <w:noProof/>
+                <w:color w:val="000000" w:themeColor="text1"/>
+                <w:sz w:val="22"/>
+                <w:szCs w:val="22"/>
+              </w:rPr>
+              <w:t xml:space="preserve"> in Cytotoxicity and Fitness of </w:t>
             </w:r>
             <w:r>
               <w:rPr>
@@ -14183,6 +14867,7 @@
                 <w:sz w:val="30"/>
                 <w:szCs w:val="30"/>
               </w:rPr>
+              <w:lastRenderedPageBreak/>
               <w:t>Certifications</w:t>
             </w:r>
           </w:p>
@@ -15168,7 +15853,6 @@
                 <w:rFonts w:ascii="Times New Roman" w:eastAsia="Calibri" w:hAnsi="Times New Roman" w:cs="Times New Roman"/>
                 <w:color w:val="000000" w:themeColor="text1"/>
               </w:rPr>
-              <w:lastRenderedPageBreak/>
               <w:t>Penn State Chapter of Phi Tau Sigma</w:t>
             </w:r>
           </w:p>

--- a/assets/cv/Tyler_Chandross-Cohen_CV.docx
+++ b/assets/cv/Tyler_Chandross-Cohen_CV.docx
@@ -3449,6 +3449,7 @@
           </w:p>
         </w:tc>
       </w:tr>
+      <w:bookmarkEnd w:id="0"/>
       <w:tr>
         <w:trPr>
           <w:trHeight w:val="980"/>
@@ -3459,6 +3460,7 @@
             <w:tcBorders>
               <w:top w:val="single" w:sz="4" w:space="0" w:color="auto"/>
             </w:tcBorders>
+            <w:vAlign w:val="center"/>
           </w:tcPr>
           <w:p>
             <w:pPr>
@@ -3473,102 +3475,114 @@
             </w:pPr>
             <w:r>
               <w:rPr>
-                <w:rFonts w:ascii="Times New Roman" w:hAnsi="Times New Roman" w:cs="Times New Roman"/>
-                <w:b/>
-                <w:bCs/>
-                <w:color w:val="000000" w:themeColor="text1"/>
-                <w:sz w:val="22"/>
-                <w:szCs w:val="22"/>
-              </w:rPr>
-              <w:t>T. Chandross-Cohen</w:t>
-            </w:r>
-            <w:r>
-              <w:rPr>
-                <w:rFonts w:ascii="Times New Roman" w:hAnsi="Times New Roman" w:cs="Times New Roman"/>
-                <w:color w:val="000000" w:themeColor="text1"/>
-                <w:sz w:val="22"/>
-                <w:szCs w:val="22"/>
-              </w:rPr>
-              <w:t xml:space="preserve">, M. Ebersole, N. Rahman, A. S. Wagner, J. Kovac, H. </w:t>
+                <w:rFonts w:ascii="Times New Roman" w:eastAsia="Times New Roman" w:hAnsi="Times New Roman" w:cs="Times New Roman"/>
+                <w:b/>
+                <w:bCs/>
+                <w:color w:val="000000" w:themeColor="text1"/>
+                <w:kern w:val="0"/>
+                <w:sz w:val="22"/>
+                <w:szCs w:val="22"/>
+                <w14:ligatures w14:val="none"/>
+              </w:rPr>
+              <w:t>Chandross-Cohen, T.</w:t>
+            </w:r>
+            <w:r>
+              <w:rPr>
+                <w:rFonts w:ascii="Times New Roman" w:eastAsia="Times New Roman" w:hAnsi="Times New Roman" w:cs="Times New Roman"/>
+                <w:color w:val="000000" w:themeColor="text1"/>
+                <w:kern w:val="0"/>
+                <w:sz w:val="22"/>
+                <w:szCs w:val="22"/>
+                <w14:ligatures w14:val="none"/>
+              </w:rPr>
+              <w:t xml:space="preserve">, Ebersole, M., Rahman, N., Wagner, A. S., Kovac, J., &amp; </w:t>
             </w:r>
             <w:proofErr w:type="spellStart"/>
             <w:r>
               <w:rPr>
-                <w:rFonts w:ascii="Times New Roman" w:hAnsi="Times New Roman" w:cs="Times New Roman"/>
-                <w:color w:val="000000" w:themeColor="text1"/>
-                <w:sz w:val="22"/>
-                <w:szCs w:val="22"/>
+                <w:rFonts w:ascii="Times New Roman" w:eastAsia="Times New Roman" w:hAnsi="Times New Roman" w:cs="Times New Roman"/>
+                <w:color w:val="000000" w:themeColor="text1"/>
+                <w:kern w:val="0"/>
+                <w:sz w:val="22"/>
+                <w:szCs w:val="22"/>
+                <w14:ligatures w14:val="none"/>
               </w:rPr>
               <w:t>Wildschutte</w:t>
             </w:r>
             <w:proofErr w:type="spellEnd"/>
             <w:r>
               <w:rPr>
-                <w:rFonts w:ascii="Times New Roman" w:hAnsi="Times New Roman" w:cs="Times New Roman"/>
-                <w:color w:val="000000" w:themeColor="text1"/>
-                <w:sz w:val="22"/>
-                <w:szCs w:val="22"/>
-              </w:rPr>
-              <w:t xml:space="preserve">. Whole-genome sequence and phenotypic characteristics of </w:t>
-            </w:r>
-            <w:r>
-              <w:rPr>
-                <w:rFonts w:ascii="Times New Roman" w:hAnsi="Times New Roman" w:cs="Times New Roman"/>
-                <w:i/>
-                <w:iCs/>
-                <w:color w:val="000000" w:themeColor="text1"/>
-                <w:sz w:val="22"/>
-                <w:szCs w:val="22"/>
+                <w:rFonts w:ascii="Times New Roman" w:eastAsia="Times New Roman" w:hAnsi="Times New Roman" w:cs="Times New Roman"/>
+                <w:color w:val="000000" w:themeColor="text1"/>
+                <w:kern w:val="0"/>
+                <w:sz w:val="22"/>
+                <w:szCs w:val="22"/>
+                <w14:ligatures w14:val="none"/>
+              </w:rPr>
+              <w:t>, H. (2026). “Whole-genome Sequence and Phenotypic Characteristics of </w:t>
+            </w:r>
+            <w:r>
+              <w:rPr>
+                <w:rFonts w:ascii="Times New Roman" w:eastAsia="Times New Roman" w:hAnsi="Times New Roman" w:cs="Times New Roman"/>
+                <w:i/>
+                <w:iCs/>
+                <w:color w:val="000000" w:themeColor="text1"/>
+                <w:kern w:val="0"/>
+                <w:sz w:val="22"/>
+                <w:szCs w:val="22"/>
+                <w14:ligatures w14:val="none"/>
               </w:rPr>
               <w:t>Bacillus cereus</w:t>
             </w:r>
             <w:r>
               <w:rPr>
-                <w:rFonts w:ascii="Times New Roman" w:hAnsi="Times New Roman" w:cs="Times New Roman"/>
-                <w:color w:val="000000" w:themeColor="text1"/>
-                <w:sz w:val="22"/>
-                <w:szCs w:val="22"/>
-              </w:rPr>
-              <w:t xml:space="preserve"> strain IM8 isolated from the Upper Fremont Glacier in Wyoming, Microbiology Resource Announcements (</w:t>
-            </w:r>
-            <w:r>
-              <w:rPr>
-                <w:rFonts w:ascii="Times New Roman" w:hAnsi="Times New Roman" w:cs="Times New Roman"/>
-                <w:b/>
-                <w:bCs/>
-                <w:color w:val="000000" w:themeColor="text1"/>
-                <w:sz w:val="22"/>
-                <w:szCs w:val="22"/>
-              </w:rPr>
-              <w:t>2026</w:t>
-            </w:r>
-            <w:r>
-              <w:rPr>
-                <w:rFonts w:ascii="Times New Roman" w:hAnsi="Times New Roman" w:cs="Times New Roman"/>
-                <w:color w:val="000000" w:themeColor="text1"/>
-                <w:sz w:val="22"/>
-                <w:szCs w:val="22"/>
-              </w:rPr>
-              <w:t>), DOI:</w:t>
-            </w:r>
-            <w:r>
-              <w:rPr>
-                <w:rFonts w:ascii="Times New Roman" w:hAnsi="Times New Roman" w:cs="Times New Roman"/>
-                <w:color w:val="000000" w:themeColor="text1"/>
-                <w:sz w:val="22"/>
-                <w:szCs w:val="22"/>
-              </w:rPr>
-              <w:t xml:space="preserve"> </w:t>
-            </w:r>
-            <w:r>
-              <w:rPr>
-                <w:rFonts w:ascii="Times New Roman" w:hAnsi="Times New Roman" w:cs="Times New Roman"/>
-                <w:color w:val="000000" w:themeColor="text1"/>
-                <w:sz w:val="22"/>
-                <w:szCs w:val="22"/>
-              </w:rPr>
-              <w:t>https://doi.org/10.1128/mra.01260-25</w:t>
-            </w:r>
+                <w:rFonts w:ascii="Times New Roman" w:eastAsia="Times New Roman" w:hAnsi="Times New Roman" w:cs="Times New Roman"/>
+                <w:color w:val="000000" w:themeColor="text1"/>
+                <w:kern w:val="0"/>
+                <w:sz w:val="22"/>
+                <w:szCs w:val="22"/>
+                <w14:ligatures w14:val="none"/>
+              </w:rPr>
+              <w:t> Strain IM8 Isolated from the Upper Fremont Glacier in Wyoming,” </w:t>
+            </w:r>
+            <w:r>
+              <w:rPr>
+                <w:rFonts w:ascii="Times New Roman" w:eastAsia="Times New Roman" w:hAnsi="Times New Roman" w:cs="Times New Roman"/>
+                <w:i/>
+                <w:iCs/>
+                <w:color w:val="000000" w:themeColor="text1"/>
+                <w:kern w:val="0"/>
+                <w:sz w:val="22"/>
+                <w:szCs w:val="22"/>
+                <w14:ligatures w14:val="none"/>
+              </w:rPr>
+              <w:t>Microbiology Resource Announcements</w:t>
+            </w:r>
+            <w:r>
+              <w:rPr>
+                <w:rFonts w:ascii="Times New Roman" w:eastAsia="Times New Roman" w:hAnsi="Times New Roman" w:cs="Times New Roman"/>
+                <w:color w:val="000000" w:themeColor="text1"/>
+                <w:kern w:val="0"/>
+                <w:sz w:val="22"/>
+                <w:szCs w:val="22"/>
+                <w14:ligatures w14:val="none"/>
+              </w:rPr>
+              <w:t>. DOI: </w:t>
+            </w:r>
+            <w:hyperlink r:id="rId7" w:history="1">
+              <w:r>
+                <w:rPr>
+                  <w:rFonts w:ascii="Times New Roman" w:eastAsia="Times New Roman" w:hAnsi="Times New Roman" w:cs="Times New Roman"/>
+                  <w:color w:val="000000" w:themeColor="text1"/>
+                  <w:kern w:val="0"/>
+                  <w:sz w:val="22"/>
+                  <w:szCs w:val="22"/>
+                  <w:u w:val="single"/>
+                  <w14:ligatures w14:val="none"/>
+                </w:rPr>
+                <w:t>https://doi.org/10.1128/mra.01260-25</w:t>
+              </w:r>
+            </w:hyperlink>
           </w:p>
         </w:tc>
         <w:tc>
@@ -3626,6 +3640,7 @@
         <w:tc>
           <w:tcPr>
             <w:tcW w:w="7800" w:type="dxa"/>
+            <w:vAlign w:val="center"/>
           </w:tcPr>
           <w:p>
             <w:pPr>
@@ -3640,103 +3655,151 @@
             </w:pPr>
             <w:r>
               <w:rPr>
-                <w:rFonts w:ascii="Times New Roman" w:hAnsi="Times New Roman" w:cs="Times New Roman"/>
-                <w:color w:val="000000" w:themeColor="text1"/>
-                <w:sz w:val="22"/>
-                <w:szCs w:val="22"/>
-              </w:rPr>
-              <w:t>P. Nguyen,</w:t>
-            </w:r>
-            <w:r>
-              <w:rPr>
-                <w:rFonts w:ascii="Times New Roman" w:hAnsi="Times New Roman" w:cs="Times New Roman"/>
-                <w:b/>
-                <w:bCs/>
-                <w:color w:val="000000" w:themeColor="text1"/>
-                <w:sz w:val="22"/>
-                <w:szCs w:val="22"/>
-              </w:rPr>
-              <w:t xml:space="preserve"> T. Chandross-Cohen</w:t>
-            </w:r>
-            <w:r>
-              <w:rPr>
-                <w:rFonts w:ascii="Times New Roman" w:hAnsi="Times New Roman" w:cs="Times New Roman"/>
-                <w:color w:val="000000" w:themeColor="text1"/>
-                <w:sz w:val="22"/>
-                <w:szCs w:val="22"/>
-              </w:rPr>
-              <w:t xml:space="preserve">, J. Kovac, L. </w:t>
+                <w:rFonts w:ascii="Times New Roman" w:eastAsia="Times New Roman" w:hAnsi="Times New Roman" w:cs="Times New Roman"/>
+                <w:color w:val="000000" w:themeColor="text1"/>
+                <w:kern w:val="0"/>
+                <w:sz w:val="22"/>
+                <w:szCs w:val="22"/>
+                <w14:ligatures w14:val="none"/>
+              </w:rPr>
+              <w:t>Nguyen, P., </w:t>
+            </w:r>
+            <w:r>
+              <w:rPr>
+                <w:rFonts w:ascii="Times New Roman" w:eastAsia="Times New Roman" w:hAnsi="Times New Roman" w:cs="Times New Roman"/>
+                <w:b/>
+                <w:bCs/>
+                <w:color w:val="000000" w:themeColor="text1"/>
+                <w:kern w:val="0"/>
+                <w:sz w:val="22"/>
+                <w:szCs w:val="22"/>
+                <w14:ligatures w14:val="none"/>
+              </w:rPr>
+              <w:t>Chandross-Cohen, T.</w:t>
+            </w:r>
+            <w:r>
+              <w:rPr>
+                <w:rFonts w:ascii="Times New Roman" w:eastAsia="Times New Roman" w:hAnsi="Times New Roman" w:cs="Times New Roman"/>
+                <w:color w:val="000000" w:themeColor="text1"/>
+                <w:kern w:val="0"/>
+                <w:sz w:val="22"/>
+                <w:szCs w:val="22"/>
+                <w14:ligatures w14:val="none"/>
+              </w:rPr>
+              <w:t xml:space="preserve">, Kovac, J., &amp; </w:t>
             </w:r>
             <w:proofErr w:type="spellStart"/>
             <w:r>
               <w:rPr>
-                <w:rFonts w:ascii="Times New Roman" w:hAnsi="Times New Roman" w:cs="Times New Roman"/>
-                <w:color w:val="000000" w:themeColor="text1"/>
-                <w:sz w:val="22"/>
-                <w:szCs w:val="22"/>
+                <w:rFonts w:ascii="Times New Roman" w:eastAsia="Times New Roman" w:hAnsi="Times New Roman" w:cs="Times New Roman"/>
+                <w:color w:val="000000" w:themeColor="text1"/>
+                <w:kern w:val="0"/>
+                <w:sz w:val="22"/>
+                <w:szCs w:val="22"/>
+                <w14:ligatures w14:val="none"/>
               </w:rPr>
               <w:t>Restanio</w:t>
             </w:r>
             <w:proofErr w:type="spellEnd"/>
             <w:r>
               <w:rPr>
-                <w:rFonts w:ascii="Times New Roman" w:hAnsi="Times New Roman" w:cs="Times New Roman"/>
-                <w:color w:val="000000" w:themeColor="text1"/>
-                <w:sz w:val="22"/>
-                <w:szCs w:val="22"/>
-              </w:rPr>
-              <w:t xml:space="preserve">. Isolation and Characterization of </w:t>
-            </w:r>
-            <w:r>
-              <w:rPr>
-                <w:rFonts w:ascii="Times New Roman" w:hAnsi="Times New Roman" w:cs="Times New Roman"/>
-                <w:i/>
-                <w:iCs/>
-                <w:color w:val="000000" w:themeColor="text1"/>
-                <w:sz w:val="22"/>
-                <w:szCs w:val="22"/>
-              </w:rPr>
-              <w:t>Bacillus cereus</w:t>
-            </w:r>
-            <w:r>
-              <w:rPr>
-                <w:rFonts w:ascii="Times New Roman" w:hAnsi="Times New Roman" w:cs="Times New Roman"/>
-                <w:color w:val="000000" w:themeColor="text1"/>
-                <w:sz w:val="22"/>
-                <w:szCs w:val="22"/>
-              </w:rPr>
-              <w:t xml:space="preserve"> Group Species in Powdered Infant Formula and Infant Cereal Using a Newly Developed Detection System, Journal of Food Protection (</w:t>
-            </w:r>
-            <w:r>
-              <w:rPr>
-                <w:rFonts w:ascii="Times New Roman" w:hAnsi="Times New Roman" w:cs="Times New Roman"/>
-                <w:b/>
-                <w:bCs/>
-                <w:color w:val="000000" w:themeColor="text1"/>
-                <w:sz w:val="22"/>
-                <w:szCs w:val="22"/>
-              </w:rPr>
-              <w:t>2025</w:t>
-            </w:r>
-            <w:r>
-              <w:rPr>
-                <w:rFonts w:ascii="Times New Roman" w:hAnsi="Times New Roman" w:cs="Times New Roman"/>
-                <w:color w:val="000000" w:themeColor="text1"/>
-                <w:sz w:val="22"/>
-                <w:szCs w:val="22"/>
-              </w:rPr>
-              <w:t xml:space="preserve">), DOI: </w:t>
-            </w:r>
-            <w:r>
-              <w:rPr>
-                <w:rStyle w:val="anchor-text"/>
-                <w:rFonts w:ascii="Times New Roman" w:hAnsi="Times New Roman" w:cs="Times New Roman"/>
-                <w:color w:val="000000" w:themeColor="text1"/>
-                <w:sz w:val="22"/>
-                <w:szCs w:val="22"/>
-              </w:rPr>
-              <w:t>https://doi.org/10.1016/j.jfp.2025.100677</w:t>
-            </w:r>
+                <w:rFonts w:ascii="Times New Roman" w:eastAsia="Times New Roman" w:hAnsi="Times New Roman" w:cs="Times New Roman"/>
+                <w:color w:val="000000" w:themeColor="text1"/>
+                <w:kern w:val="0"/>
+                <w:sz w:val="22"/>
+                <w:szCs w:val="22"/>
+                <w14:ligatures w14:val="none"/>
+              </w:rPr>
+              <w:t>, L. (2025). “Isolation and Characterization of </w:t>
+            </w:r>
+            <w:r>
+              <w:rPr>
+                <w:rFonts w:ascii="Times New Roman" w:eastAsia="Times New Roman" w:hAnsi="Times New Roman" w:cs="Times New Roman"/>
+                <w:i/>
+                <w:iCs/>
+                <w:color w:val="000000" w:themeColor="text1"/>
+                <w:kern w:val="0"/>
+                <w:sz w:val="22"/>
+                <w:szCs w:val="22"/>
+                <w14:ligatures w14:val="none"/>
+              </w:rPr>
+              <w:t xml:space="preserve">Bacillus </w:t>
+            </w:r>
+            <w:proofErr w:type="spellStart"/>
+            <w:r>
+              <w:rPr>
+                <w:rFonts w:ascii="Times New Roman" w:eastAsia="Times New Roman" w:hAnsi="Times New Roman" w:cs="Times New Roman"/>
+                <w:i/>
+                <w:iCs/>
+                <w:color w:val="000000" w:themeColor="text1"/>
+                <w:kern w:val="0"/>
+                <w:sz w:val="22"/>
+                <w:szCs w:val="22"/>
+                <w14:ligatures w14:val="none"/>
+              </w:rPr>
+              <w:t>cereus</w:t>
+            </w:r>
+            <w:r>
+              <w:rPr>
+                <w:rFonts w:ascii="Times New Roman" w:eastAsia="Times New Roman" w:hAnsi="Times New Roman" w:cs="Times New Roman"/>
+                <w:color w:val="000000" w:themeColor="text1"/>
+                <w:kern w:val="0"/>
+                <w:sz w:val="22"/>
+                <w:szCs w:val="22"/>
+                <w14:ligatures w14:val="none"/>
+              </w:rPr>
+              <w:t>Group</w:t>
+            </w:r>
+            <w:proofErr w:type="spellEnd"/>
+            <w:r>
+              <w:rPr>
+                <w:rFonts w:ascii="Times New Roman" w:eastAsia="Times New Roman" w:hAnsi="Times New Roman" w:cs="Times New Roman"/>
+                <w:color w:val="000000" w:themeColor="text1"/>
+                <w:kern w:val="0"/>
+                <w:sz w:val="22"/>
+                <w:szCs w:val="22"/>
+                <w14:ligatures w14:val="none"/>
+              </w:rPr>
+              <w:t xml:space="preserve"> Species in Powdered Infant Formula and Infant Cereal Using a Newly Developed Detection System,” </w:t>
+            </w:r>
+            <w:r>
+              <w:rPr>
+                <w:rFonts w:ascii="Times New Roman" w:eastAsia="Times New Roman" w:hAnsi="Times New Roman" w:cs="Times New Roman"/>
+                <w:i/>
+                <w:iCs/>
+                <w:color w:val="000000" w:themeColor="text1"/>
+                <w:kern w:val="0"/>
+                <w:sz w:val="22"/>
+                <w:szCs w:val="22"/>
+                <w14:ligatures w14:val="none"/>
+              </w:rPr>
+              <w:t>Journal of Food Protection</w:t>
+            </w:r>
+            <w:r>
+              <w:rPr>
+                <w:rFonts w:ascii="Times New Roman" w:eastAsia="Times New Roman" w:hAnsi="Times New Roman" w:cs="Times New Roman"/>
+                <w:color w:val="000000" w:themeColor="text1"/>
+                <w:kern w:val="0"/>
+                <w:sz w:val="22"/>
+                <w:szCs w:val="22"/>
+                <w14:ligatures w14:val="none"/>
+              </w:rPr>
+              <w:t>. DOI: </w:t>
+            </w:r>
+            <w:hyperlink r:id="rId8" w:history="1">
+              <w:r>
+                <w:rPr>
+                  <w:rFonts w:ascii="Times New Roman" w:eastAsia="Times New Roman" w:hAnsi="Times New Roman" w:cs="Times New Roman"/>
+                  <w:color w:val="000000" w:themeColor="text1"/>
+                  <w:kern w:val="0"/>
+                  <w:sz w:val="22"/>
+                  <w:szCs w:val="22"/>
+                  <w:u w:val="single"/>
+                  <w14:ligatures w14:val="none"/>
+                </w:rPr>
+                <w:t>https://doi.org/10.1016/j.jfp.2025.100677</w:t>
+              </w:r>
+            </w:hyperlink>
           </w:p>
         </w:tc>
         <w:tc>
@@ -3791,6 +3854,7 @@
         <w:tc>
           <w:tcPr>
             <w:tcW w:w="7800" w:type="dxa"/>
+            <w:vAlign w:val="center"/>
           </w:tcPr>
           <w:p>
             <w:pPr>
@@ -3805,73 +3869,101 @@
             </w:pPr>
             <w:r>
               <w:rPr>
-                <w:rFonts w:ascii="Times New Roman" w:hAnsi="Times New Roman" w:cs="Times New Roman"/>
-                <w:color w:val="000000" w:themeColor="text1"/>
-                <w:sz w:val="22"/>
-                <w:szCs w:val="22"/>
-              </w:rPr>
-              <w:t xml:space="preserve">A. Navarre, K. Rupert, </w:t>
-            </w:r>
-            <w:r>
-              <w:rPr>
-                <w:rFonts w:ascii="Times New Roman" w:hAnsi="Times New Roman" w:cs="Times New Roman"/>
-                <w:b/>
-                <w:bCs/>
-                <w:color w:val="000000" w:themeColor="text1"/>
-                <w:sz w:val="22"/>
-                <w:szCs w:val="22"/>
-              </w:rPr>
-              <w:t>T. Chandross-Cohen</w:t>
-            </w:r>
-            <w:r>
-              <w:rPr>
-                <w:rFonts w:ascii="Times New Roman" w:hAnsi="Times New Roman" w:cs="Times New Roman"/>
-                <w:color w:val="000000" w:themeColor="text1"/>
-                <w:sz w:val="22"/>
-                <w:szCs w:val="22"/>
-              </w:rPr>
-              <w:t xml:space="preserve">, J. Kovac. Low Prevalence and Concentrations of </w:t>
-            </w:r>
-            <w:r>
-              <w:rPr>
-                <w:rFonts w:ascii="Times New Roman" w:hAnsi="Times New Roman" w:cs="Times New Roman"/>
-                <w:i/>
-                <w:iCs/>
-                <w:color w:val="000000" w:themeColor="text1"/>
-                <w:sz w:val="22"/>
-                <w:szCs w:val="22"/>
+                <w:rFonts w:ascii="Times New Roman" w:eastAsia="Times New Roman" w:hAnsi="Times New Roman" w:cs="Times New Roman"/>
+                <w:color w:val="000000" w:themeColor="text1"/>
+                <w:kern w:val="0"/>
+                <w:sz w:val="22"/>
+                <w:szCs w:val="22"/>
+                <w14:ligatures w14:val="none"/>
+              </w:rPr>
+              <w:t>Navarre, A., Rupert, K., </w:t>
+            </w:r>
+            <w:r>
+              <w:rPr>
+                <w:rFonts w:ascii="Times New Roman" w:eastAsia="Times New Roman" w:hAnsi="Times New Roman" w:cs="Times New Roman"/>
+                <w:b/>
+                <w:bCs/>
+                <w:color w:val="000000" w:themeColor="text1"/>
+                <w:kern w:val="0"/>
+                <w:sz w:val="22"/>
+                <w:szCs w:val="22"/>
+                <w14:ligatures w14:val="none"/>
+              </w:rPr>
+              <w:t>Chandross-Cohen, T.</w:t>
+            </w:r>
+            <w:r>
+              <w:rPr>
+                <w:rFonts w:ascii="Times New Roman" w:eastAsia="Times New Roman" w:hAnsi="Times New Roman" w:cs="Times New Roman"/>
+                <w:color w:val="000000" w:themeColor="text1"/>
+                <w:kern w:val="0"/>
+                <w:sz w:val="22"/>
+                <w:szCs w:val="22"/>
+                <w14:ligatures w14:val="none"/>
+              </w:rPr>
+              <w:t>, &amp; Kovac, J. (2025). “Low Prevalence and Concentrations of </w:t>
+            </w:r>
+            <w:r>
+              <w:rPr>
+                <w:rFonts w:ascii="Times New Roman" w:eastAsia="Times New Roman" w:hAnsi="Times New Roman" w:cs="Times New Roman"/>
+                <w:i/>
+                <w:iCs/>
+                <w:color w:val="000000" w:themeColor="text1"/>
+                <w:kern w:val="0"/>
+                <w:sz w:val="22"/>
+                <w:szCs w:val="22"/>
+                <w14:ligatures w14:val="none"/>
               </w:rPr>
               <w:t>Campylobacter</w:t>
             </w:r>
             <w:r>
               <w:rPr>
-                <w:rFonts w:ascii="Times New Roman" w:hAnsi="Times New Roman" w:cs="Times New Roman"/>
-                <w:color w:val="000000" w:themeColor="text1"/>
-                <w:sz w:val="22"/>
-                <w:szCs w:val="22"/>
-              </w:rPr>
-              <w:t xml:space="preserve"> Detected on Retail Chicken Breasts, Journal of Food Protection (</w:t>
-            </w:r>
-            <w:r>
-              <w:rPr>
-                <w:rFonts w:ascii="Times New Roman" w:hAnsi="Times New Roman" w:cs="Times New Roman"/>
-                <w:b/>
-                <w:bCs/>
-                <w:color w:val="000000" w:themeColor="text1"/>
-                <w:sz w:val="22"/>
-                <w:szCs w:val="22"/>
-              </w:rPr>
-              <w:t>2025</w:t>
-            </w:r>
-            <w:r>
-              <w:rPr>
-                <w:rFonts w:ascii="Times New Roman" w:hAnsi="Times New Roman" w:cs="Times New Roman"/>
-                <w:color w:val="000000" w:themeColor="text1"/>
-                <w:sz w:val="22"/>
-                <w:szCs w:val="22"/>
-              </w:rPr>
-              <w:t>), DOI: https://doi.org/10.1016/j.jfp.2025.100635</w:t>
-            </w:r>
+                <w:rFonts w:ascii="Times New Roman" w:eastAsia="Times New Roman" w:hAnsi="Times New Roman" w:cs="Times New Roman"/>
+                <w:color w:val="000000" w:themeColor="text1"/>
+                <w:kern w:val="0"/>
+                <w:sz w:val="22"/>
+                <w:szCs w:val="22"/>
+                <w14:ligatures w14:val="none"/>
+              </w:rPr>
+              <w:t> Detected on Retail Chicken Breasts,” </w:t>
+            </w:r>
+            <w:r>
+              <w:rPr>
+                <w:rFonts w:ascii="Times New Roman" w:eastAsia="Times New Roman" w:hAnsi="Times New Roman" w:cs="Times New Roman"/>
+                <w:i/>
+                <w:iCs/>
+                <w:color w:val="000000" w:themeColor="text1"/>
+                <w:kern w:val="0"/>
+                <w:sz w:val="22"/>
+                <w:szCs w:val="22"/>
+                <w14:ligatures w14:val="none"/>
+              </w:rPr>
+              <w:t>Journal of Food Protection</w:t>
+            </w:r>
+            <w:r>
+              <w:rPr>
+                <w:rFonts w:ascii="Times New Roman" w:eastAsia="Times New Roman" w:hAnsi="Times New Roman" w:cs="Times New Roman"/>
+                <w:color w:val="000000" w:themeColor="text1"/>
+                <w:kern w:val="0"/>
+                <w:sz w:val="22"/>
+                <w:szCs w:val="22"/>
+                <w14:ligatures w14:val="none"/>
+              </w:rPr>
+              <w:t>. DOI: </w:t>
+            </w:r>
+            <w:hyperlink r:id="rId9" w:history="1">
+              <w:r>
+                <w:rPr>
+                  <w:rFonts w:ascii="Times New Roman" w:eastAsia="Times New Roman" w:hAnsi="Times New Roman" w:cs="Times New Roman"/>
+                  <w:color w:val="000000" w:themeColor="text1"/>
+                  <w:kern w:val="0"/>
+                  <w:sz w:val="22"/>
+                  <w:szCs w:val="22"/>
+                  <w:u w:val="single"/>
+                  <w14:ligatures w14:val="none"/>
+                </w:rPr>
+                <w:t>https://doi.org/10.1016/j.jfp.2025.100635</w:t>
+              </w:r>
+            </w:hyperlink>
           </w:p>
         </w:tc>
         <w:tc>
@@ -3906,6 +3998,7 @@
         <w:tc>
           <w:tcPr>
             <w:tcW w:w="7800" w:type="dxa"/>
+            <w:vAlign w:val="center"/>
           </w:tcPr>
           <w:p>
             <w:pPr>
@@ -3920,63 +4013,66 @@
             </w:pPr>
             <w:r>
               <w:rPr>
-                <w:rFonts w:ascii="Times New Roman" w:hAnsi="Times New Roman" w:cs="Times New Roman"/>
-                <w:b/>
-                <w:bCs/>
-                <w:color w:val="000000" w:themeColor="text1"/>
-                <w:sz w:val="22"/>
-                <w:szCs w:val="22"/>
-              </w:rPr>
-              <w:t>T. Chandross-Cohen,</w:t>
-            </w:r>
-            <w:r>
-              <w:rPr>
-                <w:rFonts w:ascii="Times New Roman" w:hAnsi="Times New Roman" w:cs="Times New Roman"/>
-                <w:color w:val="000000" w:themeColor="text1"/>
-                <w:sz w:val="22"/>
-                <w:szCs w:val="22"/>
-              </w:rPr>
-              <w:t xml:space="preserve"> T. Chung, S. Watson, M. L. Rolon, J. Kovac. </w:t>
-            </w:r>
-            <w:r>
-              <w:rPr>
-                <w:rStyle w:val="title-text"/>
-                <w:rFonts w:ascii="Times New Roman" w:hAnsi="Times New Roman" w:cs="Times New Roman"/>
-                <w:color w:val="000000" w:themeColor="text1"/>
-                <w:sz w:val="22"/>
-                <w:szCs w:val="22"/>
-              </w:rPr>
-              <w:t xml:space="preserve">Precision food safety: Advances in omics-based surveillance for proactive detection and management of foodborne pathogens. </w:t>
-            </w:r>
-            <w:r>
-              <w:rPr>
-                <w:rFonts w:ascii="Times New Roman" w:hAnsi="Times New Roman" w:cs="Times New Roman"/>
-                <w:color w:val="000000" w:themeColor="text1"/>
-                <w:sz w:val="22"/>
-                <w:szCs w:val="22"/>
-              </w:rPr>
-              <w:t>Trends in Food Science &amp; Technology (</w:t>
-            </w:r>
-            <w:r>
-              <w:rPr>
-                <w:rFonts w:ascii="Times New Roman" w:hAnsi="Times New Roman" w:cs="Times New Roman"/>
-                <w:b/>
-                <w:bCs/>
-                <w:color w:val="000000" w:themeColor="text1"/>
-                <w:sz w:val="22"/>
-                <w:szCs w:val="22"/>
-              </w:rPr>
-              <w:t>2025</w:t>
-            </w:r>
-            <w:r>
-              <w:rPr>
-                <w:rFonts w:ascii="Times New Roman" w:hAnsi="Times New Roman" w:cs="Times New Roman"/>
-                <w:color w:val="000000" w:themeColor="text1"/>
-                <w:sz w:val="22"/>
-                <w:szCs w:val="22"/>
-              </w:rPr>
-              <w:t>) 105186, ISSN 0924-2244, DOI: https://doi.org/10.1016/j.tifs.2025.105186.</w:t>
-            </w:r>
+                <w:rFonts w:ascii="Times New Roman" w:eastAsia="Times New Roman" w:hAnsi="Times New Roman" w:cs="Times New Roman"/>
+                <w:b/>
+                <w:bCs/>
+                <w:color w:val="000000" w:themeColor="text1"/>
+                <w:kern w:val="0"/>
+                <w:sz w:val="22"/>
+                <w:szCs w:val="22"/>
+                <w14:ligatures w14:val="none"/>
+              </w:rPr>
+              <w:t>Chandross-Cohen, T.</w:t>
+            </w:r>
+            <w:r>
+              <w:rPr>
+                <w:rFonts w:ascii="Times New Roman" w:eastAsia="Times New Roman" w:hAnsi="Times New Roman" w:cs="Times New Roman"/>
+                <w:color w:val="000000" w:themeColor="text1"/>
+                <w:kern w:val="0"/>
+                <w:sz w:val="22"/>
+                <w:szCs w:val="22"/>
+                <w14:ligatures w14:val="none"/>
+              </w:rPr>
+              <w:t>, Chung, T., Watson, S., Rolon, M. L., &amp; Kovac, J. (2025). “Precision Food Safety: Advances in Omics-based Surveillance for Proactive Detection and Management of Foodborne Pathogens,” </w:t>
+            </w:r>
+            <w:r>
+              <w:rPr>
+                <w:rFonts w:ascii="Times New Roman" w:eastAsia="Times New Roman" w:hAnsi="Times New Roman" w:cs="Times New Roman"/>
+                <w:i/>
+                <w:iCs/>
+                <w:color w:val="000000" w:themeColor="text1"/>
+                <w:kern w:val="0"/>
+                <w:sz w:val="22"/>
+                <w:szCs w:val="22"/>
+                <w14:ligatures w14:val="none"/>
+              </w:rPr>
+              <w:t>Trends in Food Science &amp; Technology</w:t>
+            </w:r>
+            <w:r>
+              <w:rPr>
+                <w:rFonts w:ascii="Times New Roman" w:eastAsia="Times New Roman" w:hAnsi="Times New Roman" w:cs="Times New Roman"/>
+                <w:color w:val="000000" w:themeColor="text1"/>
+                <w:kern w:val="0"/>
+                <w:sz w:val="22"/>
+                <w:szCs w:val="22"/>
+                <w14:ligatures w14:val="none"/>
+              </w:rPr>
+              <w:t>, 105186. DOI: </w:t>
+            </w:r>
+            <w:hyperlink r:id="rId10" w:history="1">
+              <w:r>
+                <w:rPr>
+                  <w:rFonts w:ascii="Times New Roman" w:eastAsia="Times New Roman" w:hAnsi="Times New Roman" w:cs="Times New Roman"/>
+                  <w:color w:val="000000" w:themeColor="text1"/>
+                  <w:kern w:val="0"/>
+                  <w:sz w:val="22"/>
+                  <w:szCs w:val="22"/>
+                  <w:u w:val="single"/>
+                  <w14:ligatures w14:val="none"/>
+                </w:rPr>
+                <w:t>https://doi.org/10.1016/j.tifs.2025.105186</w:t>
+              </w:r>
+            </w:hyperlink>
           </w:p>
         </w:tc>
         <w:tc>
@@ -4004,7 +4100,6 @@
           </w:p>
         </w:tc>
       </w:tr>
-      <w:bookmarkEnd w:id="0"/>
       <w:tr>
         <w:trPr>
           <w:trHeight w:val="630"/>
@@ -4012,6 +4107,7 @@
         <w:tc>
           <w:tcPr>
             <w:tcW w:w="7800" w:type="dxa"/>
+            <w:vAlign w:val="center"/>
           </w:tcPr>
           <w:p>
             <w:pPr>
@@ -4028,81 +4124,43 @@
                 <w:sz w:val="22"/>
                 <w:szCs w:val="22"/>
               </w:rPr>
-              <w:t>J. Su</w:t>
-            </w:r>
-            <w:r>
-              <w:rPr>
-                <w:color w:val="000000" w:themeColor="text1"/>
-                <w:position w:val="8"/>
-                <w:sz w:val="22"/>
-                <w:szCs w:val="22"/>
-              </w:rPr>
-              <w:t>*</w:t>
-            </w:r>
-            <w:r>
-              <w:rPr>
-                <w:color w:val="000000" w:themeColor="text1"/>
-                <w:sz w:val="22"/>
-                <w:szCs w:val="22"/>
-              </w:rPr>
-              <w:t xml:space="preserve">, </w:t>
-            </w:r>
-            <w:r>
-              <w:rPr>
-                <w:b/>
-                <w:bCs/>
-                <w:color w:val="000000" w:themeColor="text1"/>
-                <w:sz w:val="22"/>
-                <w:szCs w:val="22"/>
-              </w:rPr>
-              <w:t>T. Chandross-Cohen</w:t>
-            </w:r>
-            <w:r>
-              <w:rPr>
-                <w:b/>
-                <w:bCs/>
-                <w:color w:val="000000" w:themeColor="text1"/>
-                <w:position w:val="8"/>
-                <w:sz w:val="22"/>
-                <w:szCs w:val="22"/>
-              </w:rPr>
-              <w:t>*</w:t>
-            </w:r>
-            <w:r>
-              <w:rPr>
-                <w:b/>
-                <w:bCs/>
-                <w:color w:val="000000" w:themeColor="text1"/>
-                <w:sz w:val="22"/>
-                <w:szCs w:val="22"/>
-              </w:rPr>
-              <w:t>,</w:t>
-            </w:r>
-            <w:r>
-              <w:rPr>
-                <w:color w:val="000000" w:themeColor="text1"/>
-                <w:sz w:val="22"/>
-                <w:szCs w:val="22"/>
-              </w:rPr>
-              <w:t xml:space="preserve"> C. Qian, L. Carroll, K. Kimble, M. Yount, M. Wiedmann, J. Kovac. Assessment of the exposure to cytotoxic </w:t>
-            </w:r>
-            <w:r>
-              <w:rPr>
-                <w:i/>
-                <w:iCs/>
-                <w:color w:val="000000" w:themeColor="text1"/>
-                <w:sz w:val="22"/>
-                <w:szCs w:val="22"/>
-              </w:rPr>
-              <w:t xml:space="preserve">Bacillus cereus </w:t>
-            </w:r>
-            <w:r>
-              <w:rPr>
-                <w:color w:val="000000" w:themeColor="text1"/>
-                <w:sz w:val="22"/>
-                <w:szCs w:val="22"/>
-              </w:rPr>
-              <w:t xml:space="preserve">group </w:t>
+              <w:t>Su, J*., *</w:t>
+            </w:r>
+            <w:r>
+              <w:rPr>
+                <w:i/>
+                <w:iCs/>
+                <w:color w:val="000000" w:themeColor="text1"/>
+                <w:sz w:val="22"/>
+                <w:szCs w:val="22"/>
+              </w:rPr>
+              <w:t>Chandross-Cohen, T</w:t>
+            </w:r>
+            <w:r>
+              <w:rPr>
+                <w:color w:val="000000" w:themeColor="text1"/>
+                <w:sz w:val="22"/>
+                <w:szCs w:val="22"/>
+              </w:rPr>
+              <w:t>.**, Qian, C., Carroll, L., Kimble, K., Yount, M., Wiedmann, M., &amp; Kovac, J. (2024). “Assessment of the Exposure to Cytotoxic </w:t>
+            </w:r>
+            <w:r>
+              <w:rPr>
+                <w:i/>
+                <w:iCs/>
+                <w:color w:val="000000" w:themeColor="text1"/>
+                <w:sz w:val="22"/>
+                <w:szCs w:val="22"/>
+              </w:rPr>
+              <w:t>Bacillus cereus</w:t>
+            </w:r>
+            <w:r>
+              <w:rPr>
+                <w:color w:val="000000" w:themeColor="text1"/>
+                <w:sz w:val="22"/>
+                <w:szCs w:val="22"/>
+              </w:rPr>
+              <w:t xml:space="preserve"> Group Genotypes Through HTST Milk </w:t>
             </w:r>
             <w:r>
               <w:rPr>
@@ -4111,71 +4169,62 @@
                 <w:szCs w:val="22"/>
               </w:rPr>
               <w:lastRenderedPageBreak/>
-              <w:t>genotypes through HTST milk consumption. Journal of Dairy Science (</w:t>
-            </w:r>
-            <w:r>
-              <w:rPr>
-                <w:b/>
-                <w:bCs/>
-                <w:color w:val="000000" w:themeColor="text1"/>
-                <w:sz w:val="22"/>
-                <w:szCs w:val="22"/>
-              </w:rPr>
-              <w:t>2024</w:t>
-            </w:r>
-            <w:r>
-              <w:rPr>
-                <w:color w:val="000000" w:themeColor="text1"/>
-                <w:sz w:val="22"/>
-                <w:szCs w:val="22"/>
-              </w:rPr>
-              <w:t>) DOI:</w:t>
-            </w:r>
-            <w:r>
-              <w:rPr>
-                <w:color w:val="000000" w:themeColor="text1"/>
-                <w:sz w:val="22"/>
-                <w:szCs w:val="22"/>
-                <w:shd w:val="clear" w:color="auto" w:fill="FFFFFF"/>
-              </w:rPr>
-              <w:t xml:space="preserve"> </w:t>
-            </w:r>
-            <w:r>
-              <w:rPr>
-                <w:color w:val="000000" w:themeColor="text1"/>
-                <w:sz w:val="22"/>
-                <w:szCs w:val="22"/>
-                <w14:ligatures w14:val="standardContextual"/>
-              </w:rPr>
-              <w:t>https://</w:t>
-            </w:r>
-            <w:r>
-              <w:rPr>
-                <w:color w:val="000000" w:themeColor="text1"/>
-                <w:sz w:val="22"/>
-                <w:szCs w:val="22"/>
-                <w:shd w:val="clear" w:color="auto" w:fill="FFFFFF"/>
-              </w:rPr>
-              <w:t>doi:10.3168/jds.2024-24703</w:t>
-            </w:r>
-            <w:r>
-              <w:rPr>
-                <w:color w:val="000000" w:themeColor="text1"/>
-                <w:sz w:val="22"/>
-                <w:szCs w:val="22"/>
-                <w:shd w:val="clear" w:color="auto" w:fill="FFFFFF"/>
-              </w:rPr>
-              <w:t xml:space="preserve"> </w:t>
-            </w:r>
-            <w:r>
-              <w:rPr>
-                <w:b/>
-                <w:bCs/>
-                <w:color w:val="000000" w:themeColor="text1"/>
-                <w:sz w:val="22"/>
-                <w:szCs w:val="22"/>
-              </w:rPr>
-              <w:t>*Co-First authors</w:t>
+              <w:t>Consumption,” </w:t>
+            </w:r>
+            <w:r>
+              <w:rPr>
+                <w:i/>
+                <w:iCs/>
+                <w:color w:val="000000" w:themeColor="text1"/>
+                <w:sz w:val="22"/>
+                <w:szCs w:val="22"/>
+              </w:rPr>
+              <w:t>Journal of Dairy Science</w:t>
+            </w:r>
+            <w:r>
+              <w:rPr>
+                <w:color w:val="000000" w:themeColor="text1"/>
+                <w:sz w:val="22"/>
+                <w:szCs w:val="22"/>
+              </w:rPr>
+              <w:t>. DOI: </w:t>
+            </w:r>
+            <w:hyperlink r:id="rId11" w:history="1">
+              <w:r>
+                <w:rPr>
+                  <w:color w:val="000000" w:themeColor="text1"/>
+                  <w:sz w:val="22"/>
+                  <w:szCs w:val="22"/>
+                  <w:u w:val="single"/>
+                </w:rPr>
+                <w:t>https://doi.org/10.3168/jds.2024-24703</w:t>
+              </w:r>
+            </w:hyperlink>
+            <w:r>
+              <w:rPr>
+                <w:color w:val="000000" w:themeColor="text1"/>
+                <w:sz w:val="22"/>
+                <w:szCs w:val="22"/>
+              </w:rPr>
+              <w:t> (</w:t>
+            </w:r>
+            <w:r>
+              <w:rPr>
+                <w:i/>
+                <w:iCs/>
+                <w:color w:val="000000" w:themeColor="text1"/>
+                <w:sz w:val="22"/>
+                <w:szCs w:val="22"/>
+              </w:rPr>
+              <w:t>Co-first authors</w:t>
+            </w:r>
+            <w:r>
+              <w:rPr>
+                <w:color w:val="000000" w:themeColor="text1"/>
+                <w:sz w:val="22"/>
+                <w:szCs w:val="22"/>
+              </w:rPr>
+              <w:t>)</w:t>
             </w:r>
           </w:p>
         </w:tc>
@@ -4212,6 +4261,7 @@
         <w:tc>
           <w:tcPr>
             <w:tcW w:w="7800" w:type="dxa"/>
+            <w:vAlign w:val="center"/>
           </w:tcPr>
           <w:p>
             <w:pPr>
@@ -4227,323 +4277,188 @@
             </w:pPr>
             <w:r>
               <w:rPr>
-                <w:rFonts w:ascii="Times New Roman" w:hAnsi="Times New Roman" w:cs="Times New Roman"/>
-                <w:color w:val="000000" w:themeColor="text1"/>
-                <w:sz w:val="22"/>
-                <w:szCs w:val="22"/>
-              </w:rPr>
-              <w:t xml:space="preserve">X. Wei, A. Hassen, </w:t>
+                <w:rFonts w:ascii="Times New Roman" w:eastAsia="Times New Roman" w:hAnsi="Times New Roman" w:cs="Times New Roman"/>
+                <w:color w:val="000000" w:themeColor="text1"/>
+                <w:kern w:val="0"/>
+                <w:sz w:val="22"/>
+                <w:szCs w:val="22"/>
+                <w14:ligatures w14:val="none"/>
+              </w:rPr>
+              <w:t xml:space="preserve">Wei, X., Hassen, A., McWilliams, K., </w:t>
             </w:r>
             <w:proofErr w:type="spellStart"/>
-            <w:proofErr w:type="gramStart"/>
-            <w:r>
-              <w:rPr>
-                <w:rFonts w:ascii="Times New Roman" w:hAnsi="Times New Roman" w:cs="Times New Roman"/>
-                <w:color w:val="000000" w:themeColor="text1"/>
-                <w:sz w:val="22"/>
-                <w:szCs w:val="22"/>
-              </w:rPr>
-              <w:t>K.McWilliams</w:t>
+            <w:r>
+              <w:rPr>
+                <w:rFonts w:ascii="Times New Roman" w:eastAsia="Times New Roman" w:hAnsi="Times New Roman" w:cs="Times New Roman"/>
+                <w:color w:val="000000" w:themeColor="text1"/>
+                <w:kern w:val="0"/>
+                <w:sz w:val="22"/>
+                <w:szCs w:val="22"/>
+                <w14:ligatures w14:val="none"/>
+              </w:rPr>
+              <w:t>Peitrzen</w:t>
             </w:r>
             <w:proofErr w:type="spellEnd"/>
-            <w:proofErr w:type="gramEnd"/>
-            <w:r>
-              <w:rPr>
-                <w:rFonts w:ascii="Times New Roman" w:hAnsi="Times New Roman" w:cs="Times New Roman"/>
-                <w:color w:val="000000" w:themeColor="text1"/>
-                <w:sz w:val="22"/>
-                <w:szCs w:val="22"/>
-              </w:rPr>
-              <w:t xml:space="preserve">, K. </w:t>
+            <w:r>
+              <w:rPr>
+                <w:rFonts w:ascii="Times New Roman" w:eastAsia="Times New Roman" w:hAnsi="Times New Roman" w:cs="Times New Roman"/>
+                <w:color w:val="000000" w:themeColor="text1"/>
+                <w:kern w:val="0"/>
+                <w:sz w:val="22"/>
+                <w:szCs w:val="22"/>
+                <w14:ligatures w14:val="none"/>
+              </w:rPr>
+              <w:t>, K., Chung, T., Mendez Acevedo, M., </w:t>
+            </w:r>
+            <w:r>
+              <w:rPr>
+                <w:rFonts w:ascii="Times New Roman" w:eastAsia="Times New Roman" w:hAnsi="Times New Roman" w:cs="Times New Roman"/>
+                <w:b/>
+                <w:bCs/>
+                <w:color w:val="000000" w:themeColor="text1"/>
+                <w:kern w:val="0"/>
+                <w:sz w:val="22"/>
+                <w:szCs w:val="22"/>
+                <w14:ligatures w14:val="none"/>
+              </w:rPr>
+              <w:t>Chandross-Cohen, T.</w:t>
+            </w:r>
+            <w:r>
+              <w:rPr>
+                <w:rFonts w:ascii="Times New Roman" w:eastAsia="Times New Roman" w:hAnsi="Times New Roman" w:cs="Times New Roman"/>
+                <w:color w:val="000000" w:themeColor="text1"/>
+                <w:kern w:val="0"/>
+                <w:sz w:val="22"/>
+                <w:szCs w:val="22"/>
+                <w14:ligatures w14:val="none"/>
+              </w:rPr>
+              <w:t xml:space="preserve">, Dudley, E. G., </w:t>
             </w:r>
             <w:proofErr w:type="spellStart"/>
             <w:r>
               <w:rPr>
-                <w:rFonts w:ascii="Times New Roman" w:hAnsi="Times New Roman" w:cs="Times New Roman"/>
-                <w:color w:val="000000" w:themeColor="text1"/>
-                <w:sz w:val="22"/>
-                <w:szCs w:val="22"/>
-              </w:rPr>
-              <w:t>Peitrzen</w:t>
+                <w:rFonts w:ascii="Times New Roman" w:eastAsia="Times New Roman" w:hAnsi="Times New Roman" w:cs="Times New Roman"/>
+                <w:color w:val="000000" w:themeColor="text1"/>
+                <w:kern w:val="0"/>
+                <w:sz w:val="22"/>
+                <w:szCs w:val="22"/>
+                <w14:ligatures w14:val="none"/>
+              </w:rPr>
+              <w:t>Vipham</w:t>
             </w:r>
             <w:proofErr w:type="spellEnd"/>
             <w:r>
               <w:rPr>
-                <w:rFonts w:ascii="Times New Roman" w:hAnsi="Times New Roman" w:cs="Times New Roman"/>
-                <w:color w:val="000000" w:themeColor="text1"/>
-                <w:sz w:val="22"/>
-                <w:szCs w:val="22"/>
-              </w:rPr>
-              <w:t xml:space="preserve">, T. Chung, M. Mendez Acevedo, </w:t>
-            </w:r>
-            <w:r>
-              <w:rPr>
-                <w:rFonts w:ascii="Times New Roman" w:hAnsi="Times New Roman" w:cs="Times New Roman"/>
-                <w:b/>
-                <w:bCs/>
-                <w:color w:val="000000" w:themeColor="text1"/>
-                <w:sz w:val="22"/>
-                <w:szCs w:val="22"/>
-              </w:rPr>
-              <w:t>T. Chandross-Cohen</w:t>
-            </w:r>
-            <w:r>
-              <w:rPr>
-                <w:rFonts w:ascii="Times New Roman" w:hAnsi="Times New Roman" w:cs="Times New Roman"/>
-                <w:color w:val="000000" w:themeColor="text1"/>
-                <w:sz w:val="22"/>
-                <w:szCs w:val="22"/>
-              </w:rPr>
-              <w:t xml:space="preserve">, </w:t>
+                <w:rFonts w:ascii="Times New Roman" w:eastAsia="Times New Roman" w:hAnsi="Times New Roman" w:cs="Times New Roman"/>
+                <w:color w:val="000000" w:themeColor="text1"/>
+                <w:kern w:val="0"/>
+                <w:sz w:val="22"/>
+                <w:szCs w:val="22"/>
+                <w14:ligatures w14:val="none"/>
+              </w:rPr>
+              <w:t>, J., Mamo, H., Sisay Tessema, T., Zewdu, A., &amp; Kovac, J. (2024). “Genomic Characterization of </w:t>
+            </w:r>
+            <w:r>
+              <w:rPr>
+                <w:rFonts w:ascii="Times New Roman" w:eastAsia="Times New Roman" w:hAnsi="Times New Roman" w:cs="Times New Roman"/>
+                <w:i/>
+                <w:iCs/>
+                <w:color w:val="000000" w:themeColor="text1"/>
+                <w:kern w:val="0"/>
+                <w:sz w:val="22"/>
+                <w:szCs w:val="22"/>
+                <w14:ligatures w14:val="none"/>
+              </w:rPr>
+              <w:t>Listeria monocytogenes</w:t>
+            </w:r>
+            <w:r>
+              <w:rPr>
+                <w:rFonts w:ascii="Times New Roman" w:eastAsia="Times New Roman" w:hAnsi="Times New Roman" w:cs="Times New Roman"/>
+                <w:color w:val="000000" w:themeColor="text1"/>
+                <w:kern w:val="0"/>
+                <w:sz w:val="22"/>
+                <w:szCs w:val="22"/>
+                <w14:ligatures w14:val="none"/>
+              </w:rPr>
+              <w:t> and </w:t>
+            </w:r>
+            <w:r>
+              <w:rPr>
+                <w:rFonts w:ascii="Times New Roman" w:eastAsia="Times New Roman" w:hAnsi="Times New Roman" w:cs="Times New Roman"/>
+                <w:i/>
+                <w:iCs/>
+                <w:color w:val="000000" w:themeColor="text1"/>
+                <w:kern w:val="0"/>
+                <w:sz w:val="22"/>
+                <w:szCs w:val="22"/>
+                <w14:ligatures w14:val="none"/>
+              </w:rPr>
+              <w:t xml:space="preserve">Listeria </w:t>
             </w:r>
             <w:proofErr w:type="spellStart"/>
             <w:r>
               <w:rPr>
-                <w:rFonts w:ascii="Times New Roman" w:hAnsi="Times New Roman" w:cs="Times New Roman"/>
-                <w:color w:val="000000" w:themeColor="text1"/>
-                <w:sz w:val="22"/>
-                <w:szCs w:val="22"/>
-              </w:rPr>
-              <w:t>E.</w:t>
-            </w:r>
-            <w:proofErr w:type="gramStart"/>
-            <w:r>
-              <w:rPr>
-                <w:rFonts w:ascii="Times New Roman" w:hAnsi="Times New Roman" w:cs="Times New Roman"/>
-                <w:color w:val="000000" w:themeColor="text1"/>
-                <w:sz w:val="22"/>
-                <w:szCs w:val="22"/>
-              </w:rPr>
-              <w:t>G.Dudley</w:t>
+                <w:rFonts w:ascii="Times New Roman" w:eastAsia="Times New Roman" w:hAnsi="Times New Roman" w:cs="Times New Roman"/>
+                <w:i/>
+                <w:iCs/>
+                <w:color w:val="000000" w:themeColor="text1"/>
+                <w:kern w:val="0"/>
+                <w:sz w:val="22"/>
+                <w:szCs w:val="22"/>
+                <w14:ligatures w14:val="none"/>
+              </w:rPr>
+              <w:t>innocua</w:t>
             </w:r>
             <w:proofErr w:type="spellEnd"/>
-            <w:proofErr w:type="gramEnd"/>
-            <w:r>
-              <w:rPr>
-                <w:rFonts w:ascii="Times New Roman" w:hAnsi="Times New Roman" w:cs="Times New Roman"/>
-                <w:color w:val="000000" w:themeColor="text1"/>
-                <w:sz w:val="22"/>
-                <w:szCs w:val="22"/>
-              </w:rPr>
-              <w:t xml:space="preserve">, J. </w:t>
-            </w:r>
-            <w:proofErr w:type="spellStart"/>
-            <w:r>
-              <w:rPr>
-                <w:rFonts w:ascii="Times New Roman" w:hAnsi="Times New Roman" w:cs="Times New Roman"/>
-                <w:color w:val="000000" w:themeColor="text1"/>
-                <w:sz w:val="22"/>
-                <w:szCs w:val="22"/>
-              </w:rPr>
-              <w:t>Vipham</w:t>
-            </w:r>
-            <w:proofErr w:type="spellEnd"/>
-            <w:r>
-              <w:rPr>
-                <w:rFonts w:ascii="Times New Roman" w:hAnsi="Times New Roman" w:cs="Times New Roman"/>
-                <w:color w:val="000000" w:themeColor="text1"/>
-                <w:sz w:val="22"/>
-                <w:szCs w:val="22"/>
-              </w:rPr>
-              <w:t xml:space="preserve">, </w:t>
-            </w:r>
-            <w:proofErr w:type="spellStart"/>
-            <w:proofErr w:type="gramStart"/>
-            <w:r>
-              <w:rPr>
-                <w:rFonts w:ascii="Times New Roman" w:hAnsi="Times New Roman" w:cs="Times New Roman"/>
-                <w:color w:val="000000" w:themeColor="text1"/>
-                <w:sz w:val="22"/>
-                <w:szCs w:val="22"/>
-              </w:rPr>
-              <w:t>H.Mamo</w:t>
-            </w:r>
-            <w:proofErr w:type="spellEnd"/>
-            <w:proofErr w:type="gramEnd"/>
-            <w:r>
-              <w:rPr>
-                <w:rFonts w:ascii="Times New Roman" w:hAnsi="Times New Roman" w:cs="Times New Roman"/>
-                <w:color w:val="000000" w:themeColor="text1"/>
-                <w:sz w:val="22"/>
-                <w:szCs w:val="22"/>
-              </w:rPr>
-              <w:t xml:space="preserve">, </w:t>
-            </w:r>
-            <w:proofErr w:type="spellStart"/>
-            <w:proofErr w:type="gramStart"/>
-            <w:r>
-              <w:rPr>
-                <w:rFonts w:ascii="Times New Roman" w:hAnsi="Times New Roman" w:cs="Times New Roman"/>
-                <w:color w:val="000000" w:themeColor="text1"/>
-                <w:sz w:val="22"/>
-                <w:szCs w:val="22"/>
-              </w:rPr>
-              <w:t>T.Sisay</w:t>
-            </w:r>
-            <w:proofErr w:type="spellEnd"/>
-            <w:proofErr w:type="gramEnd"/>
-            <w:r>
-              <w:rPr>
-                <w:rFonts w:ascii="Times New Roman" w:hAnsi="Times New Roman" w:cs="Times New Roman"/>
-                <w:color w:val="000000" w:themeColor="text1"/>
-                <w:sz w:val="22"/>
-                <w:szCs w:val="22"/>
-              </w:rPr>
-              <w:t xml:space="preserve"> Tessema, A. Zewdu, </w:t>
-            </w:r>
-            <w:proofErr w:type="spellStart"/>
-            <w:proofErr w:type="gramStart"/>
-            <w:r>
-              <w:rPr>
-                <w:rFonts w:ascii="Times New Roman" w:hAnsi="Times New Roman" w:cs="Times New Roman"/>
-                <w:color w:val="000000" w:themeColor="text1"/>
-                <w:sz w:val="22"/>
-                <w:szCs w:val="22"/>
-              </w:rPr>
-              <w:t>J.Kovac</w:t>
-            </w:r>
-            <w:proofErr w:type="spellEnd"/>
-            <w:proofErr w:type="gramEnd"/>
-            <w:r>
-              <w:rPr>
-                <w:rFonts w:ascii="Times New Roman" w:hAnsi="Times New Roman" w:cs="Times New Roman"/>
-                <w:color w:val="000000" w:themeColor="text1"/>
-                <w:sz w:val="22"/>
-                <w:szCs w:val="22"/>
-              </w:rPr>
-              <w:t xml:space="preserve">. Genomic characterization of </w:t>
-            </w:r>
-            <w:r>
-              <w:rPr>
-                <w:rFonts w:ascii="Times New Roman" w:hAnsi="Times New Roman" w:cs="Times New Roman"/>
-                <w:i/>
-                <w:iCs/>
-                <w:color w:val="000000" w:themeColor="text1"/>
-                <w:sz w:val="22"/>
-                <w:szCs w:val="22"/>
-              </w:rPr>
-              <w:t>Listeria monocytogenes</w:t>
-            </w:r>
-            <w:r>
-              <w:rPr>
-                <w:rFonts w:ascii="Times New Roman" w:hAnsi="Times New Roman" w:cs="Times New Roman"/>
-                <w:color w:val="000000" w:themeColor="text1"/>
-                <w:sz w:val="22"/>
-                <w:szCs w:val="22"/>
-              </w:rPr>
-              <w:t xml:space="preserve"> and </w:t>
-            </w:r>
-            <w:r>
-              <w:rPr>
-                <w:rFonts w:ascii="Times New Roman" w:hAnsi="Times New Roman" w:cs="Times New Roman"/>
-                <w:i/>
-                <w:iCs/>
-                <w:color w:val="000000" w:themeColor="text1"/>
-                <w:sz w:val="22"/>
-                <w:szCs w:val="22"/>
-              </w:rPr>
-              <w:t xml:space="preserve">Listeria </w:t>
-            </w:r>
-            <w:proofErr w:type="spellStart"/>
-            <w:r>
-              <w:rPr>
-                <w:rFonts w:ascii="Times New Roman" w:hAnsi="Times New Roman" w:cs="Times New Roman"/>
-                <w:i/>
-                <w:iCs/>
-                <w:color w:val="000000" w:themeColor="text1"/>
-                <w:sz w:val="22"/>
-                <w:szCs w:val="22"/>
-              </w:rPr>
-              <w:t>innocua</w:t>
-            </w:r>
-            <w:proofErr w:type="spellEnd"/>
-            <w:r>
-              <w:rPr>
-                <w:rFonts w:ascii="Times New Roman" w:hAnsi="Times New Roman" w:cs="Times New Roman"/>
-                <w:color w:val="000000" w:themeColor="text1"/>
-                <w:sz w:val="22"/>
-                <w:szCs w:val="22"/>
-              </w:rPr>
-              <w:t xml:space="preserve"> isolated from milk and dairy samples in Ethiopia. BMC Genomic Data</w:t>
-            </w:r>
-            <w:r>
-              <w:rPr>
-                <w:rFonts w:ascii="Times New Roman" w:hAnsi="Times New Roman" w:cs="Times New Roman"/>
-                <w:b/>
-                <w:bCs/>
-                <w:color w:val="000000" w:themeColor="text1"/>
-                <w:sz w:val="22"/>
-                <w:szCs w:val="22"/>
-              </w:rPr>
-              <w:t xml:space="preserve"> </w:t>
-            </w:r>
-            <w:r>
-              <w:rPr>
-                <w:rFonts w:ascii="Times New Roman" w:hAnsi="Times New Roman" w:cs="Times New Roman"/>
-                <w:color w:val="000000" w:themeColor="text1"/>
-                <w:sz w:val="22"/>
-                <w:szCs w:val="22"/>
-              </w:rPr>
-              <w:t>25</w:t>
-            </w:r>
-            <w:r>
-              <w:rPr>
-                <w:rFonts w:ascii="Times New Roman" w:hAnsi="Times New Roman" w:cs="Times New Roman"/>
-                <w:color w:val="000000" w:themeColor="text1"/>
-                <w:sz w:val="22"/>
-                <w:szCs w:val="22"/>
-                <w:shd w:val="clear" w:color="auto" w:fill="FFFFFF"/>
-              </w:rPr>
-              <w:t xml:space="preserve">, 12 </w:t>
-            </w:r>
-            <w:r>
-              <w:rPr>
-                <w:rFonts w:ascii="Times New Roman" w:hAnsi="Times New Roman" w:cs="Times New Roman"/>
-                <w:b/>
-                <w:bCs/>
-                <w:color w:val="000000" w:themeColor="text1"/>
-                <w:sz w:val="22"/>
-                <w:szCs w:val="22"/>
-                <w:shd w:val="clear" w:color="auto" w:fill="FFFFFF"/>
-              </w:rPr>
-              <w:t>(2024)</w:t>
-            </w:r>
-            <w:r>
-              <w:rPr>
-                <w:rFonts w:ascii="Times New Roman" w:hAnsi="Times New Roman" w:cs="Times New Roman"/>
-                <w:color w:val="000000" w:themeColor="text1"/>
-                <w:sz w:val="22"/>
-                <w:szCs w:val="22"/>
-              </w:rPr>
-              <w:t xml:space="preserve"> DOI: </w:t>
-            </w:r>
-            <w:hyperlink r:id="rId7" w:history="1">
+            <w:r>
+              <w:rPr>
+                <w:rFonts w:ascii="Times New Roman" w:eastAsia="Times New Roman" w:hAnsi="Times New Roman" w:cs="Times New Roman"/>
+                <w:color w:val="000000" w:themeColor="text1"/>
+                <w:kern w:val="0"/>
+                <w:sz w:val="22"/>
+                <w:szCs w:val="22"/>
+                <w14:ligatures w14:val="none"/>
+              </w:rPr>
+              <w:t> Isolated from Milk and Dairy Samples in Ethiopia,” </w:t>
+            </w:r>
+            <w:r>
+              <w:rPr>
+                <w:rFonts w:ascii="Times New Roman" w:eastAsia="Times New Roman" w:hAnsi="Times New Roman" w:cs="Times New Roman"/>
+                <w:i/>
+                <w:iCs/>
+                <w:color w:val="000000" w:themeColor="text1"/>
+                <w:kern w:val="0"/>
+                <w:sz w:val="22"/>
+                <w:szCs w:val="22"/>
+                <w14:ligatures w14:val="none"/>
+              </w:rPr>
+              <w:t>BMC Genomic Data</w:t>
+            </w:r>
+            <w:r>
+              <w:rPr>
+                <w:rFonts w:ascii="Times New Roman" w:eastAsia="Times New Roman" w:hAnsi="Times New Roman" w:cs="Times New Roman"/>
+                <w:color w:val="000000" w:themeColor="text1"/>
+                <w:kern w:val="0"/>
+                <w:sz w:val="22"/>
+                <w:szCs w:val="22"/>
+                <w14:ligatures w14:val="none"/>
+              </w:rPr>
+              <w:t>, 25, 12. DOI: </w:t>
+            </w:r>
+            <w:hyperlink r:id="rId12" w:history="1">
               <w:r>
                 <w:rPr>
-                  <w:rStyle w:val="Hyperlink"/>
-                  <w:rFonts w:ascii="Times New Roman" w:hAnsi="Times New Roman" w:cs="Times New Roman"/>
+                  <w:rFonts w:ascii="Times New Roman" w:eastAsia="Times New Roman" w:hAnsi="Times New Roman" w:cs="Times New Roman"/>
                   <w:color w:val="000000" w:themeColor="text1"/>
+                  <w:kern w:val="0"/>
                   <w:sz w:val="22"/>
                   <w:szCs w:val="22"/>
-                  <w:u w:val="none"/>
-                  <w:shd w:val="clear" w:color="auto" w:fill="FFFFFF"/>
+                  <w:u w:val="single"/>
+                  <w14:ligatures w14:val="none"/>
                 </w:rPr>
                 <w:t>https://doi.org/10.1186/s12863-024-01195-0</w:t>
               </w:r>
             </w:hyperlink>
-          </w:p>
-          <w:p>
-            <w:pPr>
-              <w:autoSpaceDE w:val="0"/>
-              <w:autoSpaceDN w:val="0"/>
-              <w:adjustRightInd w:val="0"/>
-              <w:rPr>
-                <w:rFonts w:ascii="Times New Roman" w:hAnsi="Times New Roman" w:cs="Times New Roman"/>
-                <w:color w:val="000000" w:themeColor="text1"/>
-                <w:sz w:val="22"/>
-                <w:szCs w:val="22"/>
-              </w:rPr>
-            </w:pPr>
           </w:p>
         </w:tc>
         <w:tc>
@@ -4600,6 +4515,7 @@
         <w:tc>
           <w:tcPr>
             <w:tcW w:w="7800" w:type="dxa"/>
+            <w:vAlign w:val="center"/>
           </w:tcPr>
           <w:p>
             <w:pPr>
@@ -4615,118 +4531,125 @@
             </w:pPr>
             <w:r>
               <w:rPr>
-                <w:rFonts w:ascii="Times New Roman" w:hAnsi="Times New Roman" w:cs="Times New Roman"/>
-                <w:color w:val="000000" w:themeColor="text1"/>
-                <w:sz w:val="22"/>
-                <w:szCs w:val="22"/>
-              </w:rPr>
-              <w:t xml:space="preserve">M. L. Rolon, </w:t>
-            </w:r>
-            <w:r>
-              <w:rPr>
-                <w:rFonts w:ascii="Times New Roman" w:hAnsi="Times New Roman" w:cs="Times New Roman"/>
-                <w:b/>
-                <w:bCs/>
-                <w:color w:val="000000" w:themeColor="text1"/>
-                <w:sz w:val="22"/>
-                <w:szCs w:val="22"/>
-              </w:rPr>
-              <w:t>T. Chandross-Cohen</w:t>
-            </w:r>
-            <w:r>
-              <w:rPr>
-                <w:rFonts w:ascii="Times New Roman" w:hAnsi="Times New Roman" w:cs="Times New Roman"/>
-                <w:color w:val="000000" w:themeColor="text1"/>
-                <w:sz w:val="22"/>
-                <w:szCs w:val="22"/>
-              </w:rPr>
-              <w:t xml:space="preserve">, K.E. </w:t>
+                <w:rFonts w:ascii="Times New Roman" w:eastAsia="Times New Roman" w:hAnsi="Times New Roman" w:cs="Times New Roman"/>
+                <w:color w:val="000000" w:themeColor="text1"/>
+                <w:kern w:val="0"/>
+                <w:sz w:val="22"/>
+                <w:szCs w:val="22"/>
+                <w14:ligatures w14:val="none"/>
+              </w:rPr>
+              <w:t>Rolon, M. L., </w:t>
+            </w:r>
+            <w:r>
+              <w:rPr>
+                <w:rFonts w:ascii="Times New Roman" w:eastAsia="Times New Roman" w:hAnsi="Times New Roman" w:cs="Times New Roman"/>
+                <w:b/>
+                <w:bCs/>
+                <w:color w:val="000000" w:themeColor="text1"/>
+                <w:kern w:val="0"/>
+                <w:sz w:val="22"/>
+                <w:szCs w:val="22"/>
+                <w14:ligatures w14:val="none"/>
+              </w:rPr>
+              <w:t>Chandross-Cohen, T.</w:t>
+            </w:r>
+            <w:r>
+              <w:rPr>
+                <w:rFonts w:ascii="Times New Roman" w:eastAsia="Times New Roman" w:hAnsi="Times New Roman" w:cs="Times New Roman"/>
+                <w:color w:val="000000" w:themeColor="text1"/>
+                <w:kern w:val="0"/>
+                <w:sz w:val="22"/>
+                <w:szCs w:val="22"/>
+                <w14:ligatures w14:val="none"/>
+              </w:rPr>
+              <w:t xml:space="preserve">, </w:t>
             </w:r>
             <w:proofErr w:type="spellStart"/>
             <w:r>
               <w:rPr>
-                <w:rFonts w:ascii="Times New Roman" w:hAnsi="Times New Roman" w:cs="Times New Roman"/>
-                <w:color w:val="000000" w:themeColor="text1"/>
-                <w:sz w:val="22"/>
-                <w:szCs w:val="22"/>
+                <w:rFonts w:ascii="Times New Roman" w:eastAsia="Times New Roman" w:hAnsi="Times New Roman" w:cs="Times New Roman"/>
+                <w:color w:val="000000" w:themeColor="text1"/>
+                <w:kern w:val="0"/>
+                <w:sz w:val="22"/>
+                <w:szCs w:val="22"/>
+                <w14:ligatures w14:val="none"/>
               </w:rPr>
               <w:t>Kaylegian</w:t>
             </w:r>
             <w:proofErr w:type="spellEnd"/>
             <w:r>
               <w:rPr>
-                <w:rFonts w:ascii="Times New Roman" w:hAnsi="Times New Roman" w:cs="Times New Roman"/>
-                <w:color w:val="000000" w:themeColor="text1"/>
-                <w:sz w:val="22"/>
-                <w:szCs w:val="22"/>
-              </w:rPr>
-              <w:t xml:space="preserve">, R.F. Roberts, J. Kovac. Context Matters: Environmental Microbiota of Ice Cream Processing Facilities Affects the Inhibitory Performance of Two Lactic Acid Bacteria Against </w:t>
-            </w:r>
-            <w:r>
-              <w:rPr>
-                <w:rFonts w:ascii="Times New Roman" w:hAnsi="Times New Roman" w:cs="Times New Roman"/>
-                <w:i/>
-                <w:iCs/>
-                <w:color w:val="000000" w:themeColor="text1"/>
-                <w:sz w:val="22"/>
-                <w:szCs w:val="22"/>
-              </w:rPr>
-              <w:t xml:space="preserve">Listeria monocytogenes. </w:t>
-            </w:r>
-            <w:r>
-              <w:rPr>
-                <w:rFonts w:ascii="Times New Roman" w:hAnsi="Times New Roman" w:cs="Times New Roman"/>
-                <w:color w:val="000000" w:themeColor="text1"/>
-                <w:sz w:val="22"/>
-                <w:szCs w:val="22"/>
-              </w:rPr>
-              <w:t xml:space="preserve">ASM Microbiology Spectrum Vol. 12, No.1 </w:t>
-            </w:r>
-            <w:r>
-              <w:rPr>
-                <w:rFonts w:ascii="Times New Roman" w:hAnsi="Times New Roman" w:cs="Times New Roman"/>
-                <w:b/>
-                <w:bCs/>
-                <w:color w:val="000000" w:themeColor="text1"/>
-                <w:sz w:val="22"/>
-                <w:szCs w:val="22"/>
-              </w:rPr>
-              <w:t>(2023)</w:t>
-            </w:r>
-            <w:r>
-              <w:rPr>
-                <w:rFonts w:ascii="Times New Roman" w:hAnsi="Times New Roman" w:cs="Times New Roman"/>
-                <w:color w:val="000000" w:themeColor="text1"/>
-                <w:sz w:val="22"/>
-                <w:szCs w:val="22"/>
-              </w:rPr>
-              <w:t xml:space="preserve"> DOI: </w:t>
-            </w:r>
-            <w:hyperlink r:id="rId8" w:history="1">
+                <w:rFonts w:ascii="Times New Roman" w:eastAsia="Times New Roman" w:hAnsi="Times New Roman" w:cs="Times New Roman"/>
+                <w:color w:val="000000" w:themeColor="text1"/>
+                <w:kern w:val="0"/>
+                <w:sz w:val="22"/>
+                <w:szCs w:val="22"/>
+                <w14:ligatures w14:val="none"/>
+              </w:rPr>
+              <w:t>, K. E., Roberts, R. F., &amp; Kovac, J. (2023). “Context Matters: Environmental Microbiota of Ice Cream Processing Facilities Affects the Inhibitory Performance of Two Lactic Acid Bacteria Against </w:t>
+            </w:r>
+            <w:r>
+              <w:rPr>
+                <w:rFonts w:ascii="Times New Roman" w:eastAsia="Times New Roman" w:hAnsi="Times New Roman" w:cs="Times New Roman"/>
+                <w:i/>
+                <w:iCs/>
+                <w:color w:val="000000" w:themeColor="text1"/>
+                <w:kern w:val="0"/>
+                <w:sz w:val="22"/>
+                <w:szCs w:val="22"/>
+                <w14:ligatures w14:val="none"/>
+              </w:rPr>
+              <w:t>Listeria monocytogenes</w:t>
+            </w:r>
+            <w:r>
+              <w:rPr>
+                <w:rFonts w:ascii="Times New Roman" w:eastAsia="Times New Roman" w:hAnsi="Times New Roman" w:cs="Times New Roman"/>
+                <w:color w:val="000000" w:themeColor="text1"/>
+                <w:kern w:val="0"/>
+                <w:sz w:val="22"/>
+                <w:szCs w:val="22"/>
+                <w14:ligatures w14:val="none"/>
+              </w:rPr>
+              <w:t>,” </w:t>
+            </w:r>
+            <w:r>
+              <w:rPr>
+                <w:rFonts w:ascii="Times New Roman" w:eastAsia="Times New Roman" w:hAnsi="Times New Roman" w:cs="Times New Roman"/>
+                <w:i/>
+                <w:iCs/>
+                <w:color w:val="000000" w:themeColor="text1"/>
+                <w:kern w:val="0"/>
+                <w:sz w:val="22"/>
+                <w:szCs w:val="22"/>
+                <w14:ligatures w14:val="none"/>
+              </w:rPr>
+              <w:t>ASM Microbiology Spectrum</w:t>
+            </w:r>
+            <w:r>
+              <w:rPr>
+                <w:rFonts w:ascii="Times New Roman" w:eastAsia="Times New Roman" w:hAnsi="Times New Roman" w:cs="Times New Roman"/>
+                <w:color w:val="000000" w:themeColor="text1"/>
+                <w:kern w:val="0"/>
+                <w:sz w:val="22"/>
+                <w:szCs w:val="22"/>
+                <w14:ligatures w14:val="none"/>
+              </w:rPr>
+              <w:t>, 12(1). DOI: </w:t>
+            </w:r>
+            <w:hyperlink r:id="rId13" w:history="1">
               <w:r>
                 <w:rPr>
-                  <w:rFonts w:ascii="Times New Roman" w:hAnsi="Times New Roman" w:cs="Times New Roman"/>
+                  <w:rFonts w:ascii="Times New Roman" w:eastAsia="Times New Roman" w:hAnsi="Times New Roman" w:cs="Times New Roman"/>
                   <w:color w:val="000000" w:themeColor="text1"/>
+                  <w:kern w:val="0"/>
                   <w:sz w:val="22"/>
                   <w:szCs w:val="22"/>
-                  <w:u w:color="DCA10D"/>
+                  <w:u w:val="single"/>
+                  <w14:ligatures w14:val="none"/>
                 </w:rPr>
                 <w:t>https://doi.org/10.1128/spectrum.01167-23</w:t>
               </w:r>
             </w:hyperlink>
-          </w:p>
-          <w:p>
-            <w:pPr>
-              <w:autoSpaceDE w:val="0"/>
-              <w:autoSpaceDN w:val="0"/>
-              <w:adjustRightInd w:val="0"/>
-              <w:rPr>
-                <w:rFonts w:ascii="Times New Roman" w:hAnsi="Times New Roman" w:cs="Times New Roman"/>
-                <w:color w:val="000000" w:themeColor="text1"/>
-                <w:sz w:val="22"/>
-                <w:szCs w:val="22"/>
-              </w:rPr>
-            </w:pPr>
           </w:p>
         </w:tc>
         <w:tc>
@@ -4901,6 +4824,171 @@
             </w:tcBorders>
             <w:vAlign w:val="center"/>
           </w:tcPr>
+          <w:tbl>
+            <w:tblPr>
+              <w:tblW w:w="0" w:type="auto"/>
+              <w:tblCellSpacing w:w="15" w:type="dxa"/>
+              <w:tblCellMar>
+                <w:top w:w="15" w:type="dxa"/>
+                <w:left w:w="15" w:type="dxa"/>
+                <w:bottom w:w="15" w:type="dxa"/>
+                <w:right w:w="15" w:type="dxa"/>
+              </w:tblCellMar>
+              <w:tblLook w:val="04A0" w:firstRow="1" w:lastRow="0" w:firstColumn="1" w:lastColumn="0" w:noHBand="0" w:noVBand="1"/>
+            </w:tblPr>
+            <w:tblGrid>
+              <w:gridCol w:w="7584"/>
+            </w:tblGrid>
+            <w:tr>
+              <w:trPr>
+                <w:tblCellSpacing w:w="15" w:type="dxa"/>
+              </w:trPr>
+              <w:tc>
+                <w:tcPr>
+                  <w:tcW w:w="0" w:type="auto"/>
+                  <w:vAlign w:val="center"/>
+                  <w:hideMark/>
+                </w:tcPr>
+                <w:p>
+                  <w:pPr>
+                    <w:spacing w:line="240" w:lineRule="auto"/>
+                    <w:rPr>
+                      <w:rFonts w:ascii="Times New Roman" w:hAnsi="Times New Roman" w:cs="Times New Roman"/>
+                      <w:color w:val="000000"/>
+                      <w:sz w:val="22"/>
+                      <w:szCs w:val="22"/>
+                    </w:rPr>
+                  </w:pPr>
+                  <w:r>
+                    <w:rPr>
+                      <w:rFonts w:ascii="Times New Roman" w:hAnsi="Times New Roman" w:cs="Times New Roman"/>
+                      <w:color w:val="000000"/>
+                      <w:sz w:val="22"/>
+                      <w:szCs w:val="22"/>
+                    </w:rPr>
+                    <w:t xml:space="preserve">Michel, P., Maxson, T., Chivukula, V., Overholt, W., Medina Cordoba, L. K., Ayodele-Abiola, S., McQuiston, J., Beesley, C. A., Bell, M., Caban Figueroa, V., </w:t>
+                  </w:r>
+                  <w:proofErr w:type="spellStart"/>
+                  <w:r>
+                    <w:rPr>
+                      <w:rFonts w:ascii="Times New Roman" w:hAnsi="Times New Roman" w:cs="Times New Roman"/>
+                      <w:color w:val="000000"/>
+                      <w:sz w:val="22"/>
+                      <w:szCs w:val="22"/>
+                    </w:rPr>
+                    <w:t>Bugrysheva</w:t>
+                  </w:r>
+                  <w:proofErr w:type="spellEnd"/>
+                  <w:r>
+                    <w:rPr>
+                      <w:rFonts w:ascii="Times New Roman" w:hAnsi="Times New Roman" w:cs="Times New Roman"/>
+                      <w:color w:val="000000"/>
+                      <w:sz w:val="22"/>
+                      <w:szCs w:val="22"/>
+                    </w:rPr>
+                    <w:t>, J.,</w:t>
+                  </w:r>
+                  <w:r>
+                    <w:rPr>
+                      <w:rStyle w:val="apple-converted-space"/>
+                      <w:rFonts w:ascii="Times New Roman" w:hAnsi="Times New Roman" w:cs="Times New Roman"/>
+                      <w:color w:val="000000"/>
+                      <w:sz w:val="22"/>
+                      <w:szCs w:val="22"/>
+                    </w:rPr>
+                    <w:t> </w:t>
+                  </w:r>
+                  <w:r>
+                    <w:rPr>
+                      <w:rStyle w:val="Strong"/>
+                      <w:rFonts w:ascii="Times New Roman" w:hAnsi="Times New Roman" w:cs="Times New Roman"/>
+                      <w:color w:val="000000"/>
+                      <w:sz w:val="22"/>
+                      <w:szCs w:val="22"/>
+                    </w:rPr>
+                    <w:t>Chandross-Cohen, T.</w:t>
+                  </w:r>
+                  <w:r>
+                    <w:rPr>
+                      <w:rFonts w:ascii="Times New Roman" w:hAnsi="Times New Roman" w:cs="Times New Roman"/>
+                      <w:color w:val="000000"/>
+                      <w:sz w:val="22"/>
+                      <w:szCs w:val="22"/>
+                    </w:rPr>
+                    <w:t>, Weiner, Z., Carroll, L., Kovac, J., &amp; Sue, D. (2026). “Antimicrobial Resistance Profiling and Phenotypic Characterization of Archived Clinical</w:t>
+                  </w:r>
+                  <w:r>
+                    <w:rPr>
+                      <w:rStyle w:val="apple-converted-space"/>
+                      <w:rFonts w:ascii="Times New Roman" w:hAnsi="Times New Roman" w:cs="Times New Roman"/>
+                      <w:color w:val="000000"/>
+                      <w:sz w:val="22"/>
+                      <w:szCs w:val="22"/>
+                    </w:rPr>
+                    <w:t> </w:t>
+                  </w:r>
+                  <w:r>
+                    <w:rPr>
+                      <w:rStyle w:val="Emphasis"/>
+                      <w:rFonts w:ascii="Times New Roman" w:hAnsi="Times New Roman" w:cs="Times New Roman"/>
+                      <w:color w:val="000000"/>
+                      <w:sz w:val="22"/>
+                      <w:szCs w:val="22"/>
+                    </w:rPr>
+                    <w:t>Bacillus paranthracis</w:t>
+                  </w:r>
+                  <w:r>
+                    <w:rPr>
+                      <w:rStyle w:val="apple-converted-space"/>
+                      <w:rFonts w:ascii="Times New Roman" w:hAnsi="Times New Roman" w:cs="Times New Roman"/>
+                      <w:color w:val="000000"/>
+                      <w:sz w:val="22"/>
+                      <w:szCs w:val="22"/>
+                    </w:rPr>
+                    <w:t> </w:t>
+                  </w:r>
+                  <w:r>
+                    <w:rPr>
+                      <w:rFonts w:ascii="Times New Roman" w:hAnsi="Times New Roman" w:cs="Times New Roman"/>
+                      <w:color w:val="000000"/>
+                      <w:sz w:val="22"/>
+                      <w:szCs w:val="22"/>
+                    </w:rPr>
+                    <w:t>Strains,”</w:t>
+                  </w:r>
+                  <w:r>
+                    <w:rPr>
+                      <w:rStyle w:val="apple-converted-space"/>
+                      <w:rFonts w:ascii="Times New Roman" w:hAnsi="Times New Roman" w:cs="Times New Roman"/>
+                      <w:color w:val="000000"/>
+                      <w:sz w:val="22"/>
+                      <w:szCs w:val="22"/>
+                    </w:rPr>
+                    <w:t> </w:t>
+                  </w:r>
+                  <w:r>
+                    <w:rPr>
+                      <w:rStyle w:val="Emphasis"/>
+                      <w:rFonts w:ascii="Times New Roman" w:hAnsi="Times New Roman" w:cs="Times New Roman"/>
+                      <w:color w:val="000000"/>
+                      <w:sz w:val="22"/>
+                      <w:szCs w:val="22"/>
+                    </w:rPr>
+                    <w:t>ASM Microbiology Spectrum</w:t>
+                  </w:r>
+                  <w:r>
+                    <w:rPr>
+                      <w:rFonts w:ascii="Times New Roman" w:hAnsi="Times New Roman" w:cs="Times New Roman"/>
+                      <w:color w:val="000000"/>
+                      <w:sz w:val="22"/>
+                      <w:szCs w:val="22"/>
+                    </w:rPr>
+                    <w:t>, in review.</w:t>
+                  </w:r>
+                </w:p>
+              </w:tc>
+            </w:tr>
+          </w:tbl>
           <w:p>
             <w:pPr>
               <w:pStyle w:val="Heading1"/>
@@ -4912,148 +5000,6 @@
                 <w:szCs w:val="22"/>
               </w:rPr>
             </w:pPr>
-            <w:r>
-              <w:rPr>
-                <w:rFonts w:ascii="Times New Roman" w:hAnsi="Times New Roman" w:cs="Times New Roman"/>
-                <w:color w:val="000000"/>
-                <w:sz w:val="22"/>
-                <w:szCs w:val="22"/>
-              </w:rPr>
-              <w:t xml:space="preserve">P. Michel, T. Maxson, V. Chivukula, W. Overholt, L.K. Medina Cordoba, S. Ayodele-Abiola, J. McQuiston, C.A. Beesley, M. Bell, V. Caban Figueroa, J. </w:t>
-            </w:r>
-            <w:proofErr w:type="spellStart"/>
-            <w:r>
-              <w:rPr>
-                <w:rFonts w:ascii="Times New Roman" w:hAnsi="Times New Roman" w:cs="Times New Roman"/>
-                <w:color w:val="000000"/>
-                <w:sz w:val="22"/>
-                <w:szCs w:val="22"/>
-              </w:rPr>
-              <w:t>Bugrysheva</w:t>
-            </w:r>
-            <w:proofErr w:type="spellEnd"/>
-            <w:r>
-              <w:rPr>
-                <w:rFonts w:ascii="Times New Roman" w:hAnsi="Times New Roman" w:cs="Times New Roman"/>
-                <w:color w:val="000000"/>
-                <w:sz w:val="22"/>
-                <w:szCs w:val="22"/>
-              </w:rPr>
-              <w:t xml:space="preserve">, </w:t>
-            </w:r>
-            <w:r>
-              <w:rPr>
-                <w:rFonts w:ascii="Times New Roman" w:hAnsi="Times New Roman" w:cs="Times New Roman"/>
-                <w:b/>
-                <w:bCs/>
-                <w:color w:val="000000"/>
-                <w:sz w:val="22"/>
-                <w:szCs w:val="22"/>
-              </w:rPr>
-              <w:t>T. Chandross-Cohen</w:t>
-            </w:r>
-            <w:r>
-              <w:rPr>
-                <w:rFonts w:ascii="Times New Roman" w:hAnsi="Times New Roman" w:cs="Times New Roman"/>
-                <w:color w:val="000000"/>
-                <w:sz w:val="22"/>
-                <w:szCs w:val="22"/>
-              </w:rPr>
-              <w:t>, Z. Weiner, L. Carroll, J. Kovac, D. Sue.</w:t>
-            </w:r>
-            <w:r>
-              <w:rPr>
-                <w:rStyle w:val="apple-converted-space"/>
-                <w:rFonts w:ascii="Times New Roman" w:hAnsi="Times New Roman" w:cs="Times New Roman"/>
-                <w:color w:val="000000"/>
-                <w:sz w:val="22"/>
-                <w:szCs w:val="22"/>
-              </w:rPr>
-              <w:t> </w:t>
-            </w:r>
-            <w:r>
-              <w:rPr>
-                <w:rStyle w:val="Emphasis"/>
-                <w:rFonts w:ascii="Times New Roman" w:hAnsi="Times New Roman" w:cs="Times New Roman"/>
-                <w:i w:val="0"/>
-                <w:iCs w:val="0"/>
-                <w:color w:val="000000"/>
-                <w:sz w:val="22"/>
-                <w:szCs w:val="22"/>
-              </w:rPr>
-              <w:t xml:space="preserve">Antimicrobial Resistance Profiling and Phenotypic Characterization of Archived Clinical </w:t>
-            </w:r>
-            <w:r>
-              <w:rPr>
-                <w:rStyle w:val="Emphasis"/>
-                <w:rFonts w:ascii="Times New Roman" w:hAnsi="Times New Roman" w:cs="Times New Roman"/>
-                <w:color w:val="000000"/>
-                <w:sz w:val="22"/>
-                <w:szCs w:val="22"/>
-              </w:rPr>
-              <w:t>Bacillus paranthracis</w:t>
-            </w:r>
-            <w:r>
-              <w:rPr>
-                <w:rStyle w:val="Emphasis"/>
-                <w:rFonts w:ascii="Times New Roman" w:hAnsi="Times New Roman" w:cs="Times New Roman"/>
-                <w:i w:val="0"/>
-                <w:iCs w:val="0"/>
-                <w:color w:val="000000"/>
-                <w:sz w:val="22"/>
-                <w:szCs w:val="22"/>
-              </w:rPr>
-              <w:t xml:space="preserve"> Strains</w:t>
-            </w:r>
-            <w:r>
-              <w:rPr>
-                <w:rFonts w:ascii="Times New Roman" w:hAnsi="Times New Roman" w:cs="Times New Roman"/>
-                <w:i/>
-                <w:iCs/>
-                <w:color w:val="000000"/>
-                <w:sz w:val="22"/>
-                <w:szCs w:val="22"/>
-              </w:rPr>
-              <w:t>.</w:t>
-            </w:r>
-            <w:r>
-              <w:rPr>
-                <w:rFonts w:ascii="Times New Roman" w:hAnsi="Times New Roman" w:cs="Times New Roman"/>
-                <w:color w:val="000000" w:themeColor="text1"/>
-                <w:sz w:val="22"/>
-                <w:szCs w:val="22"/>
-              </w:rPr>
-              <w:t xml:space="preserve"> ASM Microbiology Spectrum</w:t>
-            </w:r>
-            <w:r>
-              <w:rPr>
-                <w:rFonts w:ascii="Times New Roman" w:hAnsi="Times New Roman" w:cs="Times New Roman"/>
-                <w:color w:val="000000" w:themeColor="text1"/>
-                <w:sz w:val="22"/>
-                <w:szCs w:val="22"/>
-              </w:rPr>
-              <w:t xml:space="preserve"> in review (</w:t>
-            </w:r>
-            <w:r>
-              <w:rPr>
-                <w:rFonts w:ascii="Times New Roman" w:hAnsi="Times New Roman" w:cs="Times New Roman"/>
-                <w:b/>
-                <w:bCs/>
-                <w:color w:val="000000" w:themeColor="text1"/>
-                <w:sz w:val="22"/>
-                <w:szCs w:val="22"/>
-              </w:rPr>
-              <w:t>2026</w:t>
-            </w:r>
-            <w:r>
-              <w:rPr>
-                <w:rFonts w:ascii="Times New Roman" w:hAnsi="Times New Roman" w:cs="Times New Roman"/>
-                <w:color w:val="000000" w:themeColor="text1"/>
-                <w:sz w:val="22"/>
-                <w:szCs w:val="22"/>
-              </w:rPr>
-              <w:t>)</w:t>
-            </w:r>
           </w:p>
         </w:tc>
         <w:tc>
@@ -5094,6 +5040,132 @@
             <w:tcW w:w="7800" w:type="dxa"/>
             <w:vAlign w:val="center"/>
           </w:tcPr>
+          <w:tbl>
+            <w:tblPr>
+              <w:tblW w:w="0" w:type="auto"/>
+              <w:tblCellSpacing w:w="15" w:type="dxa"/>
+              <w:tblCellMar>
+                <w:top w:w="15" w:type="dxa"/>
+                <w:left w:w="15" w:type="dxa"/>
+                <w:bottom w:w="15" w:type="dxa"/>
+                <w:right w:w="15" w:type="dxa"/>
+              </w:tblCellMar>
+              <w:tblLook w:val="04A0" w:firstRow="1" w:lastRow="0" w:firstColumn="1" w:lastColumn="0" w:noHBand="0" w:noVBand="1"/>
+            </w:tblPr>
+            <w:tblGrid>
+              <w:gridCol w:w="7584"/>
+            </w:tblGrid>
+            <w:tr>
+              <w:trPr>
+                <w:tblCellSpacing w:w="15" w:type="dxa"/>
+              </w:trPr>
+              <w:tc>
+                <w:tcPr>
+                  <w:tcW w:w="0" w:type="auto"/>
+                  <w:vAlign w:val="center"/>
+                  <w:hideMark/>
+                </w:tcPr>
+                <w:p>
+                  <w:pPr>
+                    <w:spacing w:line="240" w:lineRule="auto"/>
+                    <w:rPr>
+                      <w:rFonts w:ascii="Times New Roman" w:hAnsi="Times New Roman" w:cs="Times New Roman"/>
+                      <w:color w:val="000000"/>
+                      <w:sz w:val="22"/>
+                      <w:szCs w:val="22"/>
+                    </w:rPr>
+                  </w:pPr>
+                  <w:r>
+                    <w:rPr>
+                      <w:rStyle w:val="Strong"/>
+                      <w:rFonts w:ascii="Times New Roman" w:hAnsi="Times New Roman" w:cs="Times New Roman"/>
+                      <w:color w:val="000000"/>
+                      <w:sz w:val="22"/>
+                      <w:szCs w:val="22"/>
+                    </w:rPr>
+                    <w:t>Chandross-Cohen, T.</w:t>
+                  </w:r>
+                  <w:r>
+                    <w:rPr>
+                      <w:rFonts w:ascii="Times New Roman" w:hAnsi="Times New Roman" w:cs="Times New Roman"/>
+                      <w:color w:val="000000"/>
+                      <w:sz w:val="22"/>
+                      <w:szCs w:val="22"/>
+                    </w:rPr>
+                    <w:t>, Yount, M., Readinger, E., Prince, C., Kimble, K., Praul, B., Weidner, L., &amp; Kovac, J. (2026). “Environmental Modulation of Cytotoxicity and Virulence Factor Stability in Psychrotolerant</w:t>
+                  </w:r>
+                  <w:r>
+                    <w:rPr>
+                      <w:rStyle w:val="apple-converted-space"/>
+                      <w:rFonts w:ascii="Times New Roman" w:hAnsi="Times New Roman" w:cs="Times New Roman"/>
+                      <w:color w:val="000000"/>
+                      <w:sz w:val="22"/>
+                      <w:szCs w:val="22"/>
+                    </w:rPr>
+                    <w:t> </w:t>
+                  </w:r>
+                  <w:r>
+                    <w:rPr>
+                      <w:rStyle w:val="Emphasis"/>
+                      <w:rFonts w:ascii="Times New Roman" w:hAnsi="Times New Roman" w:cs="Times New Roman"/>
+                      <w:color w:val="000000"/>
+                      <w:sz w:val="22"/>
+                      <w:szCs w:val="22"/>
+                    </w:rPr>
+                    <w:t>Bacillus cereus</w:t>
+                  </w:r>
+                  <w:r>
+                    <w:rPr>
+                      <w:rStyle w:val="apple-converted-space"/>
+                      <w:rFonts w:ascii="Times New Roman" w:hAnsi="Times New Roman" w:cs="Times New Roman"/>
+                      <w:color w:val="000000"/>
+                      <w:sz w:val="22"/>
+                      <w:szCs w:val="22"/>
+                    </w:rPr>
+                    <w:t> </w:t>
+                  </w:r>
+                  <w:r>
+                    <w:rPr>
+                      <w:rFonts w:ascii="Times New Roman" w:hAnsi="Times New Roman" w:cs="Times New Roman"/>
+                      <w:color w:val="000000"/>
+                      <w:sz w:val="22"/>
+                      <w:szCs w:val="22"/>
+                    </w:rPr>
+                    <w:t>Group Isolates,”</w:t>
+                  </w:r>
+                  <w:r>
+                    <w:rPr>
+                      <w:rStyle w:val="apple-converted-space"/>
+                      <w:rFonts w:ascii="Times New Roman" w:hAnsi="Times New Roman" w:cs="Times New Roman"/>
+                      <w:color w:val="000000"/>
+                      <w:sz w:val="22"/>
+                      <w:szCs w:val="22"/>
+                    </w:rPr>
+                    <w:t> </w:t>
+                  </w:r>
+                  <w:r>
+                    <w:rPr>
+                      <w:rStyle w:val="Emphasis"/>
+                      <w:rFonts w:ascii="Times New Roman" w:hAnsi="Times New Roman" w:cs="Times New Roman"/>
+                      <w:color w:val="000000"/>
+                      <w:sz w:val="22"/>
+                      <w:szCs w:val="22"/>
+                    </w:rPr>
+                    <w:t>Food Microbiology</w:t>
+                  </w:r>
+                  <w:r>
+                    <w:rPr>
+                      <w:rFonts w:ascii="Times New Roman" w:hAnsi="Times New Roman" w:cs="Times New Roman"/>
+                      <w:color w:val="000000"/>
+                      <w:sz w:val="22"/>
+                      <w:szCs w:val="22"/>
+                    </w:rPr>
+                    <w:t>, in review.</w:t>
+                  </w:r>
+                </w:p>
+              </w:tc>
+            </w:tr>
+          </w:tbl>
           <w:p>
             <w:pPr>
               <w:pStyle w:val="Heading1"/>
@@ -5105,135 +5177,6 @@
                 <w:szCs w:val="22"/>
               </w:rPr>
             </w:pPr>
-            <w:r>
-              <w:rPr>
-                <w:rFonts w:ascii="Times New Roman" w:hAnsi="Times New Roman" w:cs="Times New Roman"/>
-                <w:b/>
-                <w:bCs/>
-                <w:color w:val="000000"/>
-                <w:sz w:val="22"/>
-                <w:szCs w:val="22"/>
-              </w:rPr>
-              <w:t>T. Chandross-Cohen</w:t>
-            </w:r>
-            <w:r>
-              <w:rPr>
-                <w:rFonts w:ascii="Times New Roman" w:hAnsi="Times New Roman" w:cs="Times New Roman"/>
-                <w:color w:val="000000"/>
-                <w:sz w:val="22"/>
-                <w:szCs w:val="22"/>
-              </w:rPr>
-              <w:t>, M. Yount, E. Readinger, C. Prince, K. Kimble, B. Praul, L. Weidner, J. Kovac.</w:t>
-            </w:r>
-            <w:r>
-              <w:rPr>
-                <w:rStyle w:val="apple-converted-space"/>
-                <w:rFonts w:ascii="Times New Roman" w:hAnsi="Times New Roman" w:cs="Times New Roman"/>
-                <w:color w:val="000000"/>
-                <w:sz w:val="22"/>
-                <w:szCs w:val="22"/>
-              </w:rPr>
-              <w:t> </w:t>
-            </w:r>
-            <w:r>
-              <w:rPr>
-                <w:rStyle w:val="Emphasis"/>
-                <w:rFonts w:ascii="Times New Roman" w:hAnsi="Times New Roman" w:cs="Times New Roman"/>
-                <w:i w:val="0"/>
-                <w:iCs w:val="0"/>
-                <w:color w:val="000000"/>
-                <w:sz w:val="22"/>
-                <w:szCs w:val="22"/>
-              </w:rPr>
-              <w:t xml:space="preserve">Environmental Modulation of Cytotoxicity and Virulence Factor Stability in Psychrotolerant </w:t>
-            </w:r>
-            <w:r>
-              <w:rPr>
-                <w:rStyle w:val="Emphasis"/>
-                <w:rFonts w:ascii="Times New Roman" w:hAnsi="Times New Roman" w:cs="Times New Roman"/>
-                <w:color w:val="000000"/>
-                <w:sz w:val="22"/>
-                <w:szCs w:val="22"/>
-              </w:rPr>
-              <w:t>Bacillus cereus</w:t>
-            </w:r>
-            <w:r>
-              <w:rPr>
-                <w:rStyle w:val="Emphasis"/>
-                <w:rFonts w:ascii="Times New Roman" w:hAnsi="Times New Roman" w:cs="Times New Roman"/>
-                <w:i w:val="0"/>
-                <w:iCs w:val="0"/>
-                <w:color w:val="000000"/>
-                <w:sz w:val="22"/>
-                <w:szCs w:val="22"/>
-              </w:rPr>
-              <w:t xml:space="preserve"> Group Isolates</w:t>
-            </w:r>
-            <w:r>
-              <w:rPr>
-                <w:rFonts w:ascii="Times New Roman" w:hAnsi="Times New Roman" w:cs="Times New Roman"/>
-                <w:color w:val="000000"/>
-                <w:sz w:val="22"/>
-                <w:szCs w:val="22"/>
-              </w:rPr>
-              <w:t>.</w:t>
-            </w:r>
-            <w:r>
-              <w:rPr>
-                <w:rFonts w:ascii="Times New Roman" w:hAnsi="Times New Roman" w:cs="Times New Roman"/>
-                <w:color w:val="000000" w:themeColor="text1"/>
-                <w:sz w:val="22"/>
-                <w:szCs w:val="22"/>
-              </w:rPr>
-              <w:t xml:space="preserve"> </w:t>
-            </w:r>
-            <w:r>
-              <w:rPr>
-                <w:rFonts w:ascii="Times New Roman" w:hAnsi="Times New Roman" w:cs="Times New Roman"/>
-                <w:color w:val="000000" w:themeColor="text1"/>
-                <w:sz w:val="22"/>
-                <w:szCs w:val="22"/>
-              </w:rPr>
-              <w:t>Food Microbiology</w:t>
-            </w:r>
-            <w:r>
-              <w:rPr>
-                <w:rFonts w:ascii="Times New Roman" w:hAnsi="Times New Roman" w:cs="Times New Roman"/>
-                <w:color w:val="000000" w:themeColor="text1"/>
-                <w:sz w:val="22"/>
-                <w:szCs w:val="22"/>
-              </w:rPr>
-              <w:t xml:space="preserve"> </w:t>
-            </w:r>
-            <w:r>
-              <w:rPr>
-                <w:rFonts w:ascii="Times New Roman" w:hAnsi="Times New Roman" w:cs="Times New Roman"/>
-                <w:color w:val="000000" w:themeColor="text1"/>
-                <w:sz w:val="22"/>
-                <w:szCs w:val="22"/>
-              </w:rPr>
-              <w:t>in review (</w:t>
-            </w:r>
-            <w:r>
-              <w:rPr>
-                <w:rFonts w:ascii="Times New Roman" w:hAnsi="Times New Roman" w:cs="Times New Roman"/>
-                <w:b/>
-                <w:bCs/>
-                <w:color w:val="000000" w:themeColor="text1"/>
-                <w:sz w:val="22"/>
-                <w:szCs w:val="22"/>
-              </w:rPr>
-              <w:t>2026</w:t>
-            </w:r>
-            <w:r>
-              <w:rPr>
-                <w:rFonts w:ascii="Times New Roman" w:hAnsi="Times New Roman" w:cs="Times New Roman"/>
-                <w:color w:val="000000" w:themeColor="text1"/>
-                <w:sz w:val="22"/>
-                <w:szCs w:val="22"/>
-              </w:rPr>
-              <w:t>)</w:t>
-            </w:r>
           </w:p>
         </w:tc>
         <w:tc>
@@ -5404,7 +5347,7 @@
                 <w:iCs/>
                 <w:color w:val="000000" w:themeColor="text1"/>
               </w:rPr>
-              <w:t xml:space="preserve">Presentation </w:t>
+              <w:t>Presentation</w:t>
             </w:r>
           </w:p>
         </w:tc>
@@ -5460,126 +5403,105 @@
               <w:autoSpaceDN w:val="0"/>
               <w:adjustRightInd w:val="0"/>
               <w:rPr>
-                <w:rFonts w:ascii="Times New Roman" w:hAnsi="Times New Roman" w:cs="Times New Roman"/>
-                <w:b/>
-                <w:bCs/>
-                <w:color w:val="000000" w:themeColor="text1"/>
-                <w:sz w:val="22"/>
-                <w:szCs w:val="22"/>
-              </w:rPr>
-            </w:pPr>
-            <w:r>
-              <w:rPr>
-                <w:rFonts w:ascii="Times New Roman" w:hAnsi="Times New Roman" w:cs="Times New Roman"/>
-                <w:b/>
-                <w:bCs/>
-                <w:color w:val="000000" w:themeColor="text1"/>
-                <w:sz w:val="22"/>
-                <w:szCs w:val="22"/>
-              </w:rPr>
-              <w:t>T. Chandross-Cohen</w:t>
-            </w:r>
-            <w:r>
-              <w:rPr>
-                <w:rFonts w:ascii="Times New Roman" w:hAnsi="Times New Roman" w:cs="Times New Roman"/>
-                <w:color w:val="000000" w:themeColor="text1"/>
-                <w:sz w:val="22"/>
-                <w:szCs w:val="22"/>
-              </w:rPr>
-              <w:t>, P. T. Nguyen, L. Restaino, J. Kovac. Characterization of</w:t>
-            </w:r>
-            <w:r>
-              <w:rPr>
-                <w:rStyle w:val="apple-converted-space"/>
-                <w:rFonts w:ascii="Times New Roman" w:hAnsi="Times New Roman" w:cs="Times New Roman"/>
-                <w:color w:val="000000" w:themeColor="text1"/>
-                <w:sz w:val="22"/>
-                <w:szCs w:val="22"/>
-              </w:rPr>
-              <w:t> </w:t>
-            </w:r>
-            <w:r>
-              <w:rPr>
-                <w:rStyle w:val="Emphasis"/>
-                <w:rFonts w:ascii="Times New Roman" w:hAnsi="Times New Roman" w:cs="Times New Roman"/>
-                <w:color w:val="000000" w:themeColor="text1"/>
-                <w:sz w:val="22"/>
-                <w:szCs w:val="22"/>
-              </w:rPr>
-              <w:t>Bacillus cereus</w:t>
-            </w:r>
-            <w:r>
-              <w:rPr>
-                <w:rStyle w:val="apple-converted-space"/>
-                <w:rFonts w:ascii="Times New Roman" w:hAnsi="Times New Roman" w:cs="Times New Roman"/>
-                <w:color w:val="000000" w:themeColor="text1"/>
-                <w:sz w:val="22"/>
-                <w:szCs w:val="22"/>
-              </w:rPr>
-              <w:t> </w:t>
-            </w:r>
-            <w:r>
-              <w:rPr>
-                <w:rFonts w:ascii="Times New Roman" w:hAnsi="Times New Roman" w:cs="Times New Roman"/>
-                <w:color w:val="000000" w:themeColor="text1"/>
-                <w:sz w:val="22"/>
-                <w:szCs w:val="22"/>
-              </w:rPr>
-              <w:t xml:space="preserve">Group Isolates from Infant Formula and Cereal by Whole-Genome Sequencing and Cytotoxicity, 2026 </w:t>
-            </w:r>
-            <w:r>
-              <w:rPr>
-                <w:rFonts w:ascii="Times New Roman" w:hAnsi="Times New Roman" w:cs="Times New Roman"/>
-                <w:color w:val="000000" w:themeColor="text1"/>
-                <w:sz w:val="22"/>
-                <w:szCs w:val="22"/>
-              </w:rPr>
-              <w:t>Graduate Exhibition</w:t>
-            </w:r>
-            <w:r>
-              <w:rPr>
-                <w:rFonts w:ascii="Times New Roman" w:hAnsi="Times New Roman" w:cs="Times New Roman"/>
-                <w:color w:val="000000" w:themeColor="text1"/>
-                <w:sz w:val="22"/>
-                <w:szCs w:val="22"/>
-              </w:rPr>
-              <w:t>. March 2</w:t>
-            </w:r>
-            <w:r>
-              <w:rPr>
-                <w:rFonts w:ascii="Times New Roman" w:hAnsi="Times New Roman" w:cs="Times New Roman"/>
-                <w:color w:val="000000" w:themeColor="text1"/>
-                <w:sz w:val="22"/>
-                <w:szCs w:val="22"/>
-              </w:rPr>
-              <w:t>7</w:t>
-            </w:r>
-            <w:r>
-              <w:rPr>
-                <w:rFonts w:ascii="Times New Roman" w:hAnsi="Times New Roman" w:cs="Times New Roman"/>
-                <w:color w:val="000000" w:themeColor="text1"/>
-                <w:sz w:val="22"/>
-                <w:szCs w:val="22"/>
-              </w:rPr>
-              <w:t>, 202</w:t>
-            </w:r>
-            <w:r>
-              <w:rPr>
-                <w:rFonts w:ascii="Times New Roman" w:hAnsi="Times New Roman" w:cs="Times New Roman"/>
-                <w:color w:val="000000" w:themeColor="text1"/>
-                <w:sz w:val="22"/>
-                <w:szCs w:val="22"/>
-              </w:rPr>
-              <w:t>6</w:t>
-            </w:r>
-            <w:r>
-              <w:rPr>
-                <w:rFonts w:ascii="Times New Roman" w:hAnsi="Times New Roman" w:cs="Times New Roman"/>
-                <w:color w:val="000000" w:themeColor="text1"/>
-                <w:sz w:val="22"/>
-                <w:szCs w:val="22"/>
-              </w:rPr>
-              <w:t>, University Park, Pennsylvania.</w:t>
+                <w:rFonts w:ascii="Times New Roman" w:eastAsia="Times New Roman" w:hAnsi="Times New Roman" w:cs="Times New Roman"/>
+                <w:b/>
+                <w:bCs/>
+                <w:color w:val="000000"/>
+                <w:kern w:val="0"/>
+                <w:sz w:val="22"/>
+                <w:szCs w:val="22"/>
+                <w14:ligatures w14:val="none"/>
+              </w:rPr>
+            </w:pPr>
+            <w:r>
+              <w:rPr>
+                <w:rFonts w:ascii="Times New Roman" w:hAnsi="Times New Roman" w:cs="Times New Roman"/>
+                <w:sz w:val="22"/>
+                <w:szCs w:val="22"/>
+              </w:rPr>
+              <w:t xml:space="preserve">Cavalcante Y., </w:t>
+            </w:r>
+            <w:r>
+              <w:rPr>
+                <w:rFonts w:ascii="Times New Roman" w:hAnsi="Times New Roman" w:cs="Times New Roman"/>
+                <w:b/>
+                <w:bCs/>
+                <w:sz w:val="22"/>
+                <w:szCs w:val="22"/>
+              </w:rPr>
+              <w:t>Chandross-Cohen, T</w:t>
+            </w:r>
+            <w:r>
+              <w:rPr>
+                <w:rFonts w:ascii="Times New Roman" w:hAnsi="Times New Roman" w:cs="Times New Roman"/>
+                <w:sz w:val="22"/>
+                <w:szCs w:val="22"/>
+              </w:rPr>
+              <w:t xml:space="preserve">., Mouratidis, I., </w:t>
+            </w:r>
+            <w:proofErr w:type="spellStart"/>
+            <w:r>
+              <w:rPr>
+                <w:rFonts w:ascii="Times New Roman" w:hAnsi="Times New Roman" w:cs="Times New Roman"/>
+                <w:sz w:val="22"/>
+                <w:szCs w:val="22"/>
+              </w:rPr>
+              <w:t>Patsakis</w:t>
+            </w:r>
+            <w:proofErr w:type="spellEnd"/>
+            <w:r>
+              <w:rPr>
+                <w:rFonts w:ascii="Times New Roman" w:hAnsi="Times New Roman" w:cs="Times New Roman"/>
+                <w:sz w:val="22"/>
+                <w:szCs w:val="22"/>
+              </w:rPr>
+              <w:t xml:space="preserve">, M., Georgakopoulos-Soares, I., &amp; </w:t>
+            </w:r>
+            <w:r>
+              <w:rPr>
+                <w:rStyle w:val="Strong"/>
+                <w:rFonts w:ascii="Times New Roman" w:hAnsi="Times New Roman" w:cs="Times New Roman"/>
+                <w:b w:val="0"/>
+                <w:bCs w:val="0"/>
+                <w:sz w:val="22"/>
+                <w:szCs w:val="22"/>
+              </w:rPr>
+              <w:t>Kovac, J.</w:t>
+            </w:r>
+            <w:r>
+              <w:rPr>
+                <w:rStyle w:val="Strong"/>
+                <w:rFonts w:ascii="Times New Roman" w:hAnsi="Times New Roman" w:cs="Times New Roman"/>
+                <w:sz w:val="22"/>
+                <w:szCs w:val="22"/>
+              </w:rPr>
+              <w:t xml:space="preserve"> </w:t>
+            </w:r>
+            <w:r>
+              <w:rPr>
+                <w:rFonts w:ascii="Times New Roman" w:hAnsi="Times New Roman" w:cs="Times New Roman"/>
+                <w:sz w:val="22"/>
+                <w:szCs w:val="22"/>
+              </w:rPr>
+              <w:t xml:space="preserve">(May 14, 2026).  “Culture-independent detection of </w:t>
+            </w:r>
+            <w:r>
+              <w:rPr>
+                <w:rFonts w:ascii="Times New Roman" w:hAnsi="Times New Roman" w:cs="Times New Roman"/>
+                <w:i/>
+                <w:iCs/>
+                <w:sz w:val="22"/>
+                <w:szCs w:val="22"/>
+              </w:rPr>
+              <w:t>Staphylococcus aureus </w:t>
+            </w:r>
+            <w:r>
+              <w:rPr>
+                <w:rFonts w:ascii="Times New Roman" w:hAnsi="Times New Roman" w:cs="Times New Roman"/>
+                <w:sz w:val="22"/>
+                <w:szCs w:val="22"/>
+              </w:rPr>
+              <w:t>using multiple displacement amplification and CRISPR-Cas9 coupled with Nanopore sequencing”, One Health Microbiome Symposium, Penn State One Health Microbiome Center, University Park, PA</w:t>
             </w:r>
           </w:p>
         </w:tc>
@@ -5610,18 +5532,7 @@
                 <w:sz w:val="22"/>
                 <w:szCs w:val="22"/>
               </w:rPr>
-              <w:t xml:space="preserve">Development of methods, conducted experiments, conducted data analysis and </w:t>
-            </w:r>
-            <w:r>
-              <w:rPr>
-                <w:rFonts w:ascii="Times New Roman" w:hAnsi="Times New Roman" w:cs="Times New Roman"/>
-                <w:b/>
-                <w:bCs/>
-                <w:color w:val="000000" w:themeColor="text1"/>
-                <w:sz w:val="22"/>
-                <w:szCs w:val="22"/>
-              </w:rPr>
-              <w:t>presented</w:t>
+              <w:t>Development of methods, conducted experiments</w:t>
             </w:r>
             <w:r>
               <w:rPr>
@@ -5660,125 +5571,64 @@
             </w:pPr>
             <w:r>
               <w:rPr>
-                <w:rFonts w:ascii="Times New Roman" w:hAnsi="Times New Roman" w:cs="Times New Roman"/>
-                <w:color w:val="000000" w:themeColor="text1"/>
-                <w:sz w:val="22"/>
-                <w:szCs w:val="22"/>
-              </w:rPr>
-              <w:t xml:space="preserve">Y. Cavalcante, </w:t>
-            </w:r>
-            <w:r>
-              <w:rPr>
-                <w:rFonts w:ascii="Times New Roman" w:hAnsi="Times New Roman" w:cs="Times New Roman"/>
-                <w:b/>
-                <w:bCs/>
-                <w:color w:val="000000" w:themeColor="text1"/>
-                <w:sz w:val="22"/>
-                <w:szCs w:val="22"/>
-              </w:rPr>
-              <w:t>T. Chandross-Cohen</w:t>
-            </w:r>
-            <w:r>
-              <w:rPr>
-                <w:rFonts w:ascii="Times New Roman" w:hAnsi="Times New Roman" w:cs="Times New Roman"/>
-                <w:color w:val="000000" w:themeColor="text1"/>
-                <w:sz w:val="22"/>
-                <w:szCs w:val="22"/>
-              </w:rPr>
-              <w:t>, J. Kovac. Culture-independent detection of</w:t>
-            </w:r>
-            <w:r>
-              <w:rPr>
-                <w:rStyle w:val="apple-converted-space"/>
-                <w:rFonts w:ascii="Times New Roman" w:hAnsi="Times New Roman" w:cs="Times New Roman"/>
-                <w:color w:val="000000" w:themeColor="text1"/>
-                <w:sz w:val="22"/>
-                <w:szCs w:val="22"/>
-              </w:rPr>
-              <w:t> </w:t>
-            </w:r>
-            <w:r>
-              <w:rPr>
-                <w:rStyle w:val="Emphasis"/>
-                <w:rFonts w:ascii="Times New Roman" w:hAnsi="Times New Roman" w:cs="Times New Roman"/>
-                <w:color w:val="000000" w:themeColor="text1"/>
-                <w:sz w:val="22"/>
-                <w:szCs w:val="22"/>
-              </w:rPr>
-              <w:t>Staphylococcus aureus</w:t>
-            </w:r>
-            <w:r>
-              <w:rPr>
-                <w:rStyle w:val="apple-converted-space"/>
-                <w:rFonts w:ascii="Times New Roman" w:hAnsi="Times New Roman" w:cs="Times New Roman"/>
-                <w:color w:val="000000" w:themeColor="text1"/>
-                <w:sz w:val="22"/>
-                <w:szCs w:val="22"/>
-              </w:rPr>
-              <w:t> </w:t>
-            </w:r>
-            <w:r>
-              <w:rPr>
-                <w:rFonts w:ascii="Times New Roman" w:hAnsi="Times New Roman" w:cs="Times New Roman"/>
-                <w:color w:val="000000" w:themeColor="text1"/>
-                <w:sz w:val="22"/>
-                <w:szCs w:val="22"/>
-              </w:rPr>
-              <w:t xml:space="preserve">using multiple displacement amplification and CRISPR-Cas9 coupled with Nanopore sequencing, 2026 </w:t>
-            </w:r>
-            <w:r>
-              <w:rPr>
-                <w:rFonts w:ascii="Times New Roman" w:hAnsi="Times New Roman" w:cs="Times New Roman"/>
-                <w:color w:val="000000" w:themeColor="text1"/>
-                <w:sz w:val="22"/>
-                <w:szCs w:val="22"/>
-              </w:rPr>
-              <w:t>Graduate Exhibition</w:t>
-            </w:r>
-            <w:r>
-              <w:rPr>
-                <w:rFonts w:ascii="Times New Roman" w:hAnsi="Times New Roman" w:cs="Times New Roman"/>
-                <w:color w:val="000000" w:themeColor="text1"/>
-                <w:sz w:val="22"/>
-                <w:szCs w:val="22"/>
-              </w:rPr>
-              <w:t>. March 2</w:t>
-            </w:r>
-            <w:r>
-              <w:rPr>
-                <w:rFonts w:ascii="Times New Roman" w:hAnsi="Times New Roman" w:cs="Times New Roman"/>
-                <w:color w:val="000000" w:themeColor="text1"/>
-                <w:sz w:val="22"/>
-                <w:szCs w:val="22"/>
-              </w:rPr>
-              <w:t>7</w:t>
-            </w:r>
-            <w:r>
-              <w:rPr>
-                <w:rFonts w:ascii="Times New Roman" w:hAnsi="Times New Roman" w:cs="Times New Roman"/>
-                <w:color w:val="000000" w:themeColor="text1"/>
-                <w:sz w:val="22"/>
-                <w:szCs w:val="22"/>
-              </w:rPr>
-              <w:t>, 202</w:t>
-            </w:r>
-            <w:r>
-              <w:rPr>
-                <w:rFonts w:ascii="Times New Roman" w:hAnsi="Times New Roman" w:cs="Times New Roman"/>
-                <w:color w:val="000000" w:themeColor="text1"/>
-                <w:sz w:val="22"/>
-                <w:szCs w:val="22"/>
-              </w:rPr>
-              <w:t>6</w:t>
-            </w:r>
-            <w:r>
-              <w:rPr>
-                <w:rFonts w:ascii="Times New Roman" w:hAnsi="Times New Roman" w:cs="Times New Roman"/>
-                <w:color w:val="000000" w:themeColor="text1"/>
-                <w:sz w:val="22"/>
-                <w:szCs w:val="22"/>
-              </w:rPr>
-              <w:t>, University Park, Pennsylvania.</w:t>
+                <w:rFonts w:ascii="Times New Roman" w:eastAsia="Times New Roman" w:hAnsi="Times New Roman" w:cs="Times New Roman"/>
+                <w:b/>
+                <w:bCs/>
+                <w:color w:val="000000"/>
+                <w:kern w:val="0"/>
+                <w:sz w:val="22"/>
+                <w:szCs w:val="22"/>
+                <w14:ligatures w14:val="none"/>
+              </w:rPr>
+              <w:t>Chandross-Cohen, T.</w:t>
+            </w:r>
+            <w:r>
+              <w:rPr>
+                <w:rFonts w:ascii="Times New Roman" w:eastAsia="Times New Roman" w:hAnsi="Times New Roman" w:cs="Times New Roman"/>
+                <w:color w:val="000000"/>
+                <w:kern w:val="0"/>
+                <w:sz w:val="22"/>
+                <w:szCs w:val="22"/>
+                <w14:ligatures w14:val="none"/>
+              </w:rPr>
+              <w:t>, Nguyen, P. T., Restaino, L., &amp; Kovac, J. (March 27, 2026). “Characterization of </w:t>
+            </w:r>
+            <w:r>
+              <w:rPr>
+                <w:rFonts w:ascii="Times New Roman" w:eastAsia="Times New Roman" w:hAnsi="Times New Roman" w:cs="Times New Roman"/>
+                <w:i/>
+                <w:iCs/>
+                <w:color w:val="000000"/>
+                <w:kern w:val="0"/>
+                <w:sz w:val="22"/>
+                <w:szCs w:val="22"/>
+                <w14:ligatures w14:val="none"/>
+              </w:rPr>
+              <w:t>Bacillus cereus</w:t>
+            </w:r>
+            <w:r>
+              <w:rPr>
+                <w:rFonts w:ascii="Times New Roman" w:eastAsia="Times New Roman" w:hAnsi="Times New Roman" w:cs="Times New Roman"/>
+                <w:i/>
+                <w:iCs/>
+                <w:color w:val="000000"/>
+                <w:kern w:val="0"/>
+                <w:sz w:val="22"/>
+                <w:szCs w:val="22"/>
+                <w14:ligatures w14:val="none"/>
+              </w:rPr>
+              <w:t xml:space="preserve"> </w:t>
+            </w:r>
+            <w:r>
+              <w:rPr>
+                <w:rFonts w:ascii="Times New Roman" w:eastAsia="Times New Roman" w:hAnsi="Times New Roman" w:cs="Times New Roman"/>
+                <w:color w:val="000000"/>
+                <w:kern w:val="0"/>
+                <w:sz w:val="22"/>
+                <w:szCs w:val="22"/>
+                <w14:ligatures w14:val="none"/>
+              </w:rPr>
+              <w:t>Group Isolates from Infant Formula and Cereal by Whole-Genome Sequencing and Cytotoxicity,” 2026 Graduate Exhibition, University Park, PA.</w:t>
             </w:r>
           </w:p>
         </w:tc>
@@ -5806,7 +5656,27 @@
                 <w:sz w:val="22"/>
                 <w:szCs w:val="22"/>
               </w:rPr>
-              <w:t>Development of methods, conducted experiments, conducted data analysis</w:t>
+              <w:t xml:space="preserve">Development of methods, conducted experiments, conducted data analysis and </w:t>
+            </w:r>
+            <w:r>
+              <w:rPr>
+                <w:rFonts w:ascii="Times New Roman" w:hAnsi="Times New Roman" w:cs="Times New Roman"/>
+                <w:b/>
+                <w:bCs/>
+                <w:color w:val="000000" w:themeColor="text1"/>
+                <w:sz w:val="22"/>
+                <w:szCs w:val="22"/>
+              </w:rPr>
+              <w:t>presented</w:t>
+            </w:r>
+            <w:r>
+              <w:rPr>
+                <w:rFonts w:ascii="Times New Roman" w:hAnsi="Times New Roman" w:cs="Times New Roman"/>
+                <w:color w:val="000000" w:themeColor="text1"/>
+                <w:sz w:val="22"/>
+                <w:szCs w:val="22"/>
+              </w:rPr>
+              <w:t>.</w:t>
             </w:r>
           </w:p>
         </w:tc>
@@ -5827,87 +5697,72 @@
               <w:adjustRightInd w:val="0"/>
               <w:rPr>
                 <w:rFonts w:ascii="Times New Roman" w:hAnsi="Times New Roman" w:cs="Times New Roman"/>
-                <w:color w:val="000000" w:themeColor="text1"/>
-                <w:sz w:val="22"/>
-                <w:szCs w:val="22"/>
-              </w:rPr>
-            </w:pPr>
-            <w:r>
-              <w:rPr>
-                <w:rFonts w:ascii="Times New Roman" w:hAnsi="Times New Roman" w:cs="Times New Roman"/>
-                <w:b/>
-                <w:bCs/>
-                <w:color w:val="000000" w:themeColor="text1"/>
-                <w:sz w:val="22"/>
-                <w:szCs w:val="22"/>
-              </w:rPr>
-              <w:t>T. Chandross-Cohen</w:t>
-            </w:r>
-            <w:r>
-              <w:rPr>
-                <w:rFonts w:ascii="Times New Roman" w:hAnsi="Times New Roman" w:cs="Times New Roman"/>
-                <w:color w:val="000000" w:themeColor="text1"/>
-                <w:sz w:val="22"/>
-                <w:szCs w:val="22"/>
-              </w:rPr>
-              <w:t>, P. T. Nguyen, L. Restaino, J. Kovac. Characterization of</w:t>
-            </w:r>
-            <w:r>
-              <w:rPr>
-                <w:rStyle w:val="apple-converted-space"/>
-                <w:rFonts w:ascii="Times New Roman" w:hAnsi="Times New Roman" w:cs="Times New Roman"/>
-                <w:color w:val="000000" w:themeColor="text1"/>
-                <w:sz w:val="22"/>
-                <w:szCs w:val="22"/>
-              </w:rPr>
-              <w:t> </w:t>
-            </w:r>
-            <w:r>
-              <w:rPr>
-                <w:rStyle w:val="Emphasis"/>
-                <w:rFonts w:ascii="Times New Roman" w:hAnsi="Times New Roman" w:cs="Times New Roman"/>
-                <w:color w:val="000000" w:themeColor="text1"/>
-                <w:sz w:val="22"/>
-                <w:szCs w:val="22"/>
-              </w:rPr>
-              <w:t>Bacillus cereus</w:t>
-            </w:r>
-            <w:r>
-              <w:rPr>
-                <w:rStyle w:val="apple-converted-space"/>
-                <w:rFonts w:ascii="Times New Roman" w:hAnsi="Times New Roman" w:cs="Times New Roman"/>
-                <w:color w:val="000000" w:themeColor="text1"/>
-                <w:sz w:val="22"/>
-                <w:szCs w:val="22"/>
-              </w:rPr>
-              <w:t> </w:t>
-            </w:r>
-            <w:r>
-              <w:rPr>
-                <w:rFonts w:ascii="Times New Roman" w:hAnsi="Times New Roman" w:cs="Times New Roman"/>
-                <w:color w:val="000000" w:themeColor="text1"/>
-                <w:sz w:val="22"/>
-                <w:szCs w:val="22"/>
-              </w:rPr>
-              <w:t>Group Isolates from Infant Formula and Cereal by Whole-Genome Sequencing and Cytotoxicity, 2026 Gamma Sigma Delta Symposium. March 26, 202</w:t>
-            </w:r>
-            <w:r>
-              <w:rPr>
-                <w:rFonts w:ascii="Times New Roman" w:hAnsi="Times New Roman" w:cs="Times New Roman"/>
-                <w:color w:val="000000" w:themeColor="text1"/>
-                <w:sz w:val="22"/>
-                <w:szCs w:val="22"/>
-              </w:rPr>
-              <w:t>6</w:t>
-            </w:r>
-            <w:r>
-              <w:rPr>
-                <w:rFonts w:ascii="Times New Roman" w:hAnsi="Times New Roman" w:cs="Times New Roman"/>
-                <w:color w:val="000000" w:themeColor="text1"/>
-                <w:sz w:val="22"/>
-                <w:szCs w:val="22"/>
-              </w:rPr>
-              <w:t>, University Park, Pennsylvania.</w:t>
+                <w:b/>
+                <w:bCs/>
+                <w:color w:val="000000" w:themeColor="text1"/>
+                <w:sz w:val="22"/>
+                <w:szCs w:val="22"/>
+              </w:rPr>
+            </w:pPr>
+            <w:r>
+              <w:rPr>
+                <w:rFonts w:ascii="Times New Roman" w:eastAsia="Times New Roman" w:hAnsi="Times New Roman" w:cs="Times New Roman"/>
+                <w:color w:val="000000"/>
+                <w:kern w:val="0"/>
+                <w:sz w:val="22"/>
+                <w:szCs w:val="22"/>
+                <w14:ligatures w14:val="none"/>
+              </w:rPr>
+              <w:lastRenderedPageBreak/>
+              <w:t>Cavalcante, Y., </w:t>
+            </w:r>
+            <w:r>
+              <w:rPr>
+                <w:rFonts w:ascii="Times New Roman" w:eastAsia="Times New Roman" w:hAnsi="Times New Roman" w:cs="Times New Roman"/>
+                <w:b/>
+                <w:bCs/>
+                <w:color w:val="000000"/>
+                <w:kern w:val="0"/>
+                <w:sz w:val="22"/>
+                <w:szCs w:val="22"/>
+                <w14:ligatures w14:val="none"/>
+              </w:rPr>
+              <w:t>Chandross-Cohen, T.</w:t>
+            </w:r>
+            <w:r>
+              <w:rPr>
+                <w:rFonts w:ascii="Times New Roman" w:eastAsia="Times New Roman" w:hAnsi="Times New Roman" w:cs="Times New Roman"/>
+                <w:color w:val="000000"/>
+                <w:kern w:val="0"/>
+                <w:sz w:val="22"/>
+                <w:szCs w:val="22"/>
+                <w14:ligatures w14:val="none"/>
+              </w:rPr>
+              <w:t>, &amp; Kovac, J. (March 27, 2026). “Culture-independent Detection of </w:t>
+            </w:r>
+            <w:r>
+              <w:rPr>
+                <w:rFonts w:ascii="Times New Roman" w:eastAsia="Times New Roman" w:hAnsi="Times New Roman" w:cs="Times New Roman"/>
+                <w:i/>
+                <w:iCs/>
+                <w:color w:val="000000"/>
+                <w:kern w:val="0"/>
+                <w:sz w:val="22"/>
+                <w:szCs w:val="22"/>
+                <w14:ligatures w14:val="none"/>
+              </w:rPr>
+              <w:t>Staphylococcus aureus</w:t>
+            </w:r>
+            <w:r>
+              <w:rPr>
+                <w:rFonts w:ascii="Times New Roman" w:eastAsia="Times New Roman" w:hAnsi="Times New Roman" w:cs="Times New Roman"/>
+                <w:color w:val="000000"/>
+                <w:kern w:val="0"/>
+                <w:sz w:val="22"/>
+                <w:szCs w:val="22"/>
+                <w14:ligatures w14:val="none"/>
+              </w:rPr>
+              <w:t> Using Multiple Displacement Amplification and CRISPR-Cas9 Coupled with Nanopore Sequencing,” 2026 Graduate Exhibition, University Park, PA.</w:t>
             </w:r>
           </w:p>
         </w:tc>
@@ -5935,27 +5790,7 @@
                 <w:sz w:val="22"/>
                 <w:szCs w:val="22"/>
               </w:rPr>
-              <w:t xml:space="preserve">Development of methods, conducted experiments, conducted data analysis and </w:t>
-            </w:r>
-            <w:r>
-              <w:rPr>
-                <w:rFonts w:ascii="Times New Roman" w:hAnsi="Times New Roman" w:cs="Times New Roman"/>
-                <w:b/>
-                <w:bCs/>
-                <w:color w:val="000000" w:themeColor="text1"/>
-                <w:sz w:val="22"/>
-                <w:szCs w:val="22"/>
-              </w:rPr>
-              <w:t>presented</w:t>
-            </w:r>
-            <w:r>
-              <w:rPr>
-                <w:rFonts w:ascii="Times New Roman" w:hAnsi="Times New Roman" w:cs="Times New Roman"/>
-                <w:color w:val="000000" w:themeColor="text1"/>
-                <w:sz w:val="22"/>
-                <w:szCs w:val="22"/>
-              </w:rPr>
-              <w:t>.</w:t>
+              <w:t>Development of methods, conducted experiments, conducted data analysis</w:t>
             </w:r>
           </w:p>
         </w:tc>
@@ -5983,90 +5818,90 @@
             </w:pPr>
             <w:r>
               <w:rPr>
-                <w:rFonts w:ascii="Times New Roman" w:hAnsi="Times New Roman" w:cs="Times New Roman"/>
-                <w:color w:val="000000" w:themeColor="text1"/>
-                <w:sz w:val="22"/>
-                <w:szCs w:val="22"/>
-              </w:rPr>
-              <w:lastRenderedPageBreak/>
-              <w:t xml:space="preserve">Y. Cavalcante, </w:t>
-            </w:r>
-            <w:r>
-              <w:rPr>
-                <w:rFonts w:ascii="Times New Roman" w:hAnsi="Times New Roman" w:cs="Times New Roman"/>
-                <w:b/>
-                <w:bCs/>
-                <w:color w:val="000000" w:themeColor="text1"/>
-                <w:sz w:val="22"/>
-                <w:szCs w:val="22"/>
-              </w:rPr>
-              <w:t>T. Chandross-Cohen</w:t>
-            </w:r>
-            <w:r>
-              <w:rPr>
-                <w:rFonts w:ascii="Times New Roman" w:hAnsi="Times New Roman" w:cs="Times New Roman"/>
-                <w:color w:val="000000" w:themeColor="text1"/>
-                <w:sz w:val="22"/>
-                <w:szCs w:val="22"/>
-              </w:rPr>
-              <w:t>, J. Kovac. Culture-independent detection of</w:t>
-            </w:r>
-            <w:r>
-              <w:rPr>
-                <w:rStyle w:val="apple-converted-space"/>
-                <w:rFonts w:ascii="Times New Roman" w:hAnsi="Times New Roman" w:cs="Times New Roman"/>
-                <w:color w:val="000000" w:themeColor="text1"/>
-                <w:sz w:val="22"/>
-                <w:szCs w:val="22"/>
-              </w:rPr>
-              <w:t> </w:t>
-            </w:r>
-            <w:r>
-              <w:rPr>
-                <w:rStyle w:val="Emphasis"/>
-                <w:rFonts w:ascii="Times New Roman" w:hAnsi="Times New Roman" w:cs="Times New Roman"/>
-                <w:color w:val="000000" w:themeColor="text1"/>
-                <w:sz w:val="22"/>
-                <w:szCs w:val="22"/>
-              </w:rPr>
-              <w:t>Staphylococcus aureus</w:t>
-            </w:r>
-            <w:r>
-              <w:rPr>
-                <w:rStyle w:val="apple-converted-space"/>
-                <w:rFonts w:ascii="Times New Roman" w:hAnsi="Times New Roman" w:cs="Times New Roman"/>
-                <w:color w:val="000000" w:themeColor="text1"/>
-                <w:sz w:val="22"/>
-                <w:szCs w:val="22"/>
-              </w:rPr>
-              <w:t> </w:t>
-            </w:r>
-            <w:r>
-              <w:rPr>
-                <w:rFonts w:ascii="Times New Roman" w:hAnsi="Times New Roman" w:cs="Times New Roman"/>
-                <w:color w:val="000000" w:themeColor="text1"/>
-                <w:sz w:val="22"/>
-                <w:szCs w:val="22"/>
-              </w:rPr>
-              <w:t>using multiple displacement amplification and CRISPR-Cas9 coupled with Nanopore sequencing, 2026 Gamma Sigma Delta Symposium. March 26, 202</w:t>
-            </w:r>
-            <w:r>
-              <w:rPr>
-                <w:rFonts w:ascii="Times New Roman" w:hAnsi="Times New Roman" w:cs="Times New Roman"/>
-                <w:color w:val="000000" w:themeColor="text1"/>
-                <w:sz w:val="22"/>
-                <w:szCs w:val="22"/>
-              </w:rPr>
-              <w:t>6</w:t>
-            </w:r>
-            <w:r>
-              <w:rPr>
-                <w:rFonts w:ascii="Times New Roman" w:hAnsi="Times New Roman" w:cs="Times New Roman"/>
-                <w:color w:val="000000" w:themeColor="text1"/>
-                <w:sz w:val="22"/>
-                <w:szCs w:val="22"/>
-              </w:rPr>
-              <w:t>, University Park, Pennsylvania.</w:t>
+                <w:rFonts w:ascii="Times New Roman" w:eastAsia="Times New Roman" w:hAnsi="Times New Roman" w:cs="Times New Roman"/>
+                <w:b/>
+                <w:bCs/>
+                <w:color w:val="000000"/>
+                <w:kern w:val="0"/>
+                <w:sz w:val="22"/>
+                <w:szCs w:val="22"/>
+                <w14:ligatures w14:val="none"/>
+              </w:rPr>
+              <w:t>Chandross-Cohen, T.</w:t>
+            </w:r>
+            <w:r>
+              <w:rPr>
+                <w:rFonts w:ascii="Times New Roman" w:eastAsia="Times New Roman" w:hAnsi="Times New Roman" w:cs="Times New Roman"/>
+                <w:color w:val="000000"/>
+                <w:kern w:val="0"/>
+                <w:sz w:val="22"/>
+                <w:szCs w:val="22"/>
+                <w14:ligatures w14:val="none"/>
+              </w:rPr>
+              <w:t>, Nguyen, P. T., Restaino, L., &amp; Kovac, J. (March 26, 2026). “Characterization of </w:t>
+            </w:r>
+            <w:r>
+              <w:rPr>
+                <w:rFonts w:ascii="Times New Roman" w:eastAsia="Times New Roman" w:hAnsi="Times New Roman" w:cs="Times New Roman"/>
+                <w:i/>
+                <w:iCs/>
+                <w:color w:val="000000"/>
+                <w:kern w:val="0"/>
+                <w:sz w:val="22"/>
+                <w:szCs w:val="22"/>
+                <w14:ligatures w14:val="none"/>
+              </w:rPr>
+              <w:t>Bacillus cereus</w:t>
+            </w:r>
+            <w:r>
+              <w:rPr>
+                <w:rFonts w:ascii="Times New Roman" w:eastAsia="Times New Roman" w:hAnsi="Times New Roman" w:cs="Times New Roman"/>
+                <w:i/>
+                <w:iCs/>
+                <w:color w:val="000000"/>
+                <w:kern w:val="0"/>
+                <w:sz w:val="22"/>
+                <w:szCs w:val="22"/>
+                <w14:ligatures w14:val="none"/>
+              </w:rPr>
+              <w:t xml:space="preserve"> </w:t>
+            </w:r>
+            <w:r>
+              <w:rPr>
+                <w:rFonts w:ascii="Times New Roman" w:eastAsia="Times New Roman" w:hAnsi="Times New Roman" w:cs="Times New Roman"/>
+                <w:color w:val="000000"/>
+                <w:kern w:val="0"/>
+                <w:sz w:val="22"/>
+                <w:szCs w:val="22"/>
+                <w14:ligatures w14:val="none"/>
+              </w:rPr>
+              <w:t xml:space="preserve">Group Isolates from Infant Formula and Cereal by Whole-Genome Sequencing and Cytotoxicity,” Gamma Sigma Delta Symposium, University Park, PA. </w:t>
+            </w:r>
+            <w:r>
+              <w:rPr>
+                <w:rFonts w:ascii="Times New Roman" w:eastAsia="Times New Roman" w:hAnsi="Times New Roman" w:cs="Times New Roman"/>
+                <w:b/>
+                <w:bCs/>
+                <w:i/>
+                <w:iCs/>
+                <w:color w:val="000000"/>
+                <w:kern w:val="0"/>
+                <w:sz w:val="22"/>
+                <w:szCs w:val="22"/>
+                <w14:ligatures w14:val="none"/>
+              </w:rPr>
+              <w:t>Poster Award</w:t>
+            </w:r>
+            <w:r>
+              <w:rPr>
+                <w:rFonts w:ascii="Times New Roman" w:eastAsia="Times New Roman" w:hAnsi="Times New Roman" w:cs="Times New Roman"/>
+                <w:color w:val="000000"/>
+                <w:kern w:val="0"/>
+                <w:sz w:val="22"/>
+                <w:szCs w:val="22"/>
+                <w14:ligatures w14:val="none"/>
+              </w:rPr>
+              <w:t>.</w:t>
             </w:r>
           </w:p>
         </w:tc>
@@ -6094,7 +5929,27 @@
                 <w:sz w:val="22"/>
                 <w:szCs w:val="22"/>
               </w:rPr>
-              <w:t>Development of methods, conducted experiments, conducted data analysis</w:t>
+              <w:t xml:space="preserve">Development of methods, conducted experiments, conducted data analysis and </w:t>
+            </w:r>
+            <w:r>
+              <w:rPr>
+                <w:rFonts w:ascii="Times New Roman" w:hAnsi="Times New Roman" w:cs="Times New Roman"/>
+                <w:b/>
+                <w:bCs/>
+                <w:color w:val="000000" w:themeColor="text1"/>
+                <w:sz w:val="22"/>
+                <w:szCs w:val="22"/>
+              </w:rPr>
+              <w:t>presented</w:t>
+            </w:r>
+            <w:r>
+              <w:rPr>
+                <w:rFonts w:ascii="Times New Roman" w:hAnsi="Times New Roman" w:cs="Times New Roman"/>
+                <w:color w:val="000000" w:themeColor="text1"/>
+                <w:sz w:val="22"/>
+                <w:szCs w:val="22"/>
+              </w:rPr>
+              <w:t>.</w:t>
             </w:r>
           </w:p>
         </w:tc>
@@ -6122,109 +5977,62 @@
             </w:pPr>
             <w:r>
               <w:rPr>
-                <w:rFonts w:ascii="Times New Roman" w:hAnsi="Times New Roman" w:cs="Times New Roman"/>
-                <w:color w:val="000000" w:themeColor="text1"/>
-                <w:sz w:val="22"/>
-                <w:szCs w:val="22"/>
-              </w:rPr>
-              <w:t>L. Weidner, T</w:t>
-            </w:r>
-            <w:r>
-              <w:rPr>
-                <w:rFonts w:ascii="Times New Roman" w:hAnsi="Times New Roman" w:cs="Times New Roman"/>
-                <w:b/>
-                <w:bCs/>
-                <w:color w:val="000000" w:themeColor="text1"/>
-                <w:sz w:val="22"/>
-                <w:szCs w:val="22"/>
-              </w:rPr>
-              <w:t>. Chandross-Cohen</w:t>
-            </w:r>
-            <w:r>
-              <w:rPr>
-                <w:rFonts w:ascii="Times New Roman" w:hAnsi="Times New Roman" w:cs="Times New Roman"/>
-                <w:color w:val="000000" w:themeColor="text1"/>
-                <w:sz w:val="22"/>
-                <w:szCs w:val="22"/>
-              </w:rPr>
-              <w:t xml:space="preserve">, A. </w:t>
-            </w:r>
-            <w:proofErr w:type="spellStart"/>
-            <w:r>
-              <w:rPr>
-                <w:rFonts w:ascii="Times New Roman" w:hAnsi="Times New Roman" w:cs="Times New Roman"/>
-                <w:color w:val="000000" w:themeColor="text1"/>
-                <w:sz w:val="22"/>
-                <w:szCs w:val="22"/>
-              </w:rPr>
-              <w:t>Fratnik</w:t>
-            </w:r>
-            <w:proofErr w:type="spellEnd"/>
-            <w:r>
-              <w:rPr>
-                <w:rFonts w:ascii="Times New Roman" w:hAnsi="Times New Roman" w:cs="Times New Roman"/>
-                <w:color w:val="000000" w:themeColor="text1"/>
-                <w:sz w:val="22"/>
-                <w:szCs w:val="22"/>
-              </w:rPr>
-              <w:t xml:space="preserve"> Steyer, Z. Petrovic, J. Kovac. Genotypic and Phenotypic Characterization of</w:t>
-            </w:r>
-            <w:r>
-              <w:rPr>
-                <w:rStyle w:val="apple-converted-space"/>
-                <w:rFonts w:ascii="Times New Roman" w:hAnsi="Times New Roman" w:cs="Times New Roman"/>
-                <w:color w:val="000000" w:themeColor="text1"/>
-                <w:sz w:val="22"/>
-                <w:szCs w:val="22"/>
-              </w:rPr>
-              <w:t> </w:t>
-            </w:r>
-            <w:r>
-              <w:rPr>
-                <w:rStyle w:val="Emphasis"/>
-                <w:rFonts w:ascii="Times New Roman" w:hAnsi="Times New Roman" w:cs="Times New Roman"/>
-                <w:color w:val="000000" w:themeColor="text1"/>
-                <w:sz w:val="22"/>
-                <w:szCs w:val="22"/>
-              </w:rPr>
-              <w:t>Bacillus cereus</w:t>
-            </w:r>
-            <w:r>
-              <w:rPr>
-                <w:rStyle w:val="apple-converted-space"/>
-                <w:rFonts w:ascii="Times New Roman" w:hAnsi="Times New Roman" w:cs="Times New Roman"/>
-                <w:color w:val="000000" w:themeColor="text1"/>
-                <w:sz w:val="22"/>
-                <w:szCs w:val="22"/>
-              </w:rPr>
-              <w:t> </w:t>
-            </w:r>
-            <w:r>
-              <w:rPr>
-                <w:rFonts w:ascii="Times New Roman" w:hAnsi="Times New Roman" w:cs="Times New Roman"/>
-                <w:color w:val="000000" w:themeColor="text1"/>
-                <w:sz w:val="22"/>
-                <w:szCs w:val="22"/>
-              </w:rPr>
-              <w:t>Isolates from Human Clinical Cases in Slovenia, 2026 Gamma Sigma Delta Symposium. March 26, 202</w:t>
-            </w:r>
-            <w:r>
-              <w:rPr>
-                <w:rFonts w:ascii="Times New Roman" w:hAnsi="Times New Roman" w:cs="Times New Roman"/>
-                <w:color w:val="000000" w:themeColor="text1"/>
-                <w:sz w:val="22"/>
-                <w:szCs w:val="22"/>
-              </w:rPr>
-              <w:t>6</w:t>
-            </w:r>
-            <w:r>
-              <w:rPr>
-                <w:rFonts w:ascii="Times New Roman" w:hAnsi="Times New Roman" w:cs="Times New Roman"/>
-                <w:color w:val="000000" w:themeColor="text1"/>
-                <w:sz w:val="22"/>
-                <w:szCs w:val="22"/>
-              </w:rPr>
-              <w:t>, University Park, Pennsylvania.</w:t>
+                <w:rFonts w:ascii="Times New Roman" w:eastAsia="Times New Roman" w:hAnsi="Times New Roman" w:cs="Times New Roman"/>
+                <w:color w:val="000000"/>
+                <w:kern w:val="0"/>
+                <w:sz w:val="22"/>
+                <w:szCs w:val="22"/>
+                <w14:ligatures w14:val="none"/>
+              </w:rPr>
+              <w:t>Cavalcante, Y., </w:t>
+            </w:r>
+            <w:r>
+              <w:rPr>
+                <w:rFonts w:ascii="Times New Roman" w:eastAsia="Times New Roman" w:hAnsi="Times New Roman" w:cs="Times New Roman"/>
+                <w:b/>
+                <w:bCs/>
+                <w:color w:val="000000"/>
+                <w:kern w:val="0"/>
+                <w:sz w:val="22"/>
+                <w:szCs w:val="22"/>
+                <w14:ligatures w14:val="none"/>
+              </w:rPr>
+              <w:t>Chandross-Cohen, T.</w:t>
+            </w:r>
+            <w:r>
+              <w:rPr>
+                <w:rFonts w:ascii="Times New Roman" w:eastAsia="Times New Roman" w:hAnsi="Times New Roman" w:cs="Times New Roman"/>
+                <w:color w:val="000000"/>
+                <w:kern w:val="0"/>
+                <w:sz w:val="22"/>
+                <w:szCs w:val="22"/>
+                <w14:ligatures w14:val="none"/>
+              </w:rPr>
+              <w:t>, &amp; Kovac, J. (March 26, 2026). “Culture-independent Detection of </w:t>
+            </w:r>
+            <w:r>
+              <w:rPr>
+                <w:rFonts w:ascii="Times New Roman" w:eastAsia="Times New Roman" w:hAnsi="Times New Roman" w:cs="Times New Roman"/>
+                <w:i/>
+                <w:iCs/>
+                <w:color w:val="000000"/>
+                <w:kern w:val="0"/>
+                <w:sz w:val="22"/>
+                <w:szCs w:val="22"/>
+                <w14:ligatures w14:val="none"/>
+              </w:rPr>
+              <w:t>Staphylococcus aureus</w:t>
+            </w:r>
+            <w:r>
+              <w:rPr>
+                <w:rFonts w:ascii="Times New Roman" w:eastAsia="Times New Roman" w:hAnsi="Times New Roman" w:cs="Times New Roman"/>
+                <w:color w:val="000000"/>
+                <w:kern w:val="0"/>
+                <w:sz w:val="22"/>
+                <w:szCs w:val="22"/>
+                <w14:ligatures w14:val="none"/>
+              </w:rPr>
+              <w:t> Using Multiple Displacement Amplification and CRISPR-Cas9 Coupled with Nanopore Sequencing,” Gamma Sigma Delta Symposium, University Park, PA.</w:t>
             </w:r>
           </w:p>
         </w:tc>
@@ -6280,89 +6088,247 @@
             </w:pPr>
             <w:r>
               <w:rPr>
-                <w:rFonts w:ascii="Times New Roman" w:hAnsi="Times New Roman" w:cs="Times New Roman"/>
-                <w:color w:val="000000" w:themeColor="text1"/>
-                <w:sz w:val="22"/>
-                <w:szCs w:val="22"/>
-              </w:rPr>
-              <w:t xml:space="preserve">M. Lyons, E. Biernbaum, </w:t>
-            </w:r>
-            <w:r>
-              <w:rPr>
-                <w:rFonts w:ascii="Times New Roman" w:hAnsi="Times New Roman" w:cs="Times New Roman"/>
-                <w:b/>
-                <w:bCs/>
-                <w:color w:val="000000" w:themeColor="text1"/>
-                <w:sz w:val="22"/>
-                <w:szCs w:val="22"/>
-              </w:rPr>
-              <w:t xml:space="preserve">T. Chandross-Cohen, </w:t>
-            </w:r>
-            <w:r>
-              <w:rPr>
-                <w:rFonts w:ascii="Times New Roman" w:hAnsi="Times New Roman" w:cs="Times New Roman"/>
-                <w:color w:val="000000" w:themeColor="text1"/>
-                <w:sz w:val="22"/>
-                <w:szCs w:val="22"/>
-              </w:rPr>
-              <w:t>Y. Cavalcante, J. Kovac, E. Dudley.</w:t>
-            </w:r>
-            <w:r>
-              <w:rPr>
-                <w:color w:val="000000" w:themeColor="text1"/>
-              </w:rPr>
-              <w:t xml:space="preserve"> </w:t>
-            </w:r>
-            <w:r>
-              <w:rPr>
-                <w:rFonts w:ascii="Times New Roman" w:hAnsi="Times New Roman" w:cs="Times New Roman"/>
-                <w:color w:val="000000" w:themeColor="text1"/>
-                <w:sz w:val="22"/>
-                <w:szCs w:val="22"/>
-              </w:rPr>
-              <w:t xml:space="preserve">Targeted Nanopore Sequencing of the O-Antigen Region in </w:t>
-            </w:r>
-            <w:r>
-              <w:rPr>
-                <w:rFonts w:ascii="Times New Roman" w:hAnsi="Times New Roman" w:cs="Times New Roman"/>
-                <w:i/>
-                <w:iCs/>
-                <w:color w:val="000000" w:themeColor="text1"/>
-                <w:sz w:val="22"/>
-                <w:szCs w:val="22"/>
+                <w:rFonts w:ascii="Times New Roman" w:eastAsia="Times New Roman" w:hAnsi="Times New Roman" w:cs="Times New Roman"/>
+                <w:color w:val="000000"/>
+                <w:kern w:val="0"/>
+                <w:sz w:val="22"/>
+                <w:szCs w:val="22"/>
+                <w14:ligatures w14:val="none"/>
+              </w:rPr>
+              <w:t>Weidner, L., </w:t>
+            </w:r>
+            <w:r>
+              <w:rPr>
+                <w:rFonts w:ascii="Times New Roman" w:eastAsia="Times New Roman" w:hAnsi="Times New Roman" w:cs="Times New Roman"/>
+                <w:b/>
+                <w:bCs/>
+                <w:color w:val="000000"/>
+                <w:kern w:val="0"/>
+                <w:sz w:val="22"/>
+                <w:szCs w:val="22"/>
+                <w14:ligatures w14:val="none"/>
+              </w:rPr>
+              <w:t>Chandross-Cohen, T.</w:t>
+            </w:r>
+            <w:r>
+              <w:rPr>
+                <w:rFonts w:ascii="Times New Roman" w:eastAsia="Times New Roman" w:hAnsi="Times New Roman" w:cs="Times New Roman"/>
+                <w:color w:val="000000"/>
+                <w:kern w:val="0"/>
+                <w:sz w:val="22"/>
+                <w:szCs w:val="22"/>
+                <w14:ligatures w14:val="none"/>
+              </w:rPr>
+              <w:t xml:space="preserve">, </w:t>
+            </w:r>
+            <w:proofErr w:type="spellStart"/>
+            <w:r>
+              <w:rPr>
+                <w:rFonts w:ascii="Times New Roman" w:eastAsia="Times New Roman" w:hAnsi="Times New Roman" w:cs="Times New Roman"/>
+                <w:color w:val="000000"/>
+                <w:kern w:val="0"/>
+                <w:sz w:val="22"/>
+                <w:szCs w:val="22"/>
+                <w14:ligatures w14:val="none"/>
+              </w:rPr>
+              <w:t>Fratnik</w:t>
+            </w:r>
+            <w:proofErr w:type="spellEnd"/>
+            <w:r>
+              <w:rPr>
+                <w:rFonts w:ascii="Times New Roman" w:eastAsia="Times New Roman" w:hAnsi="Times New Roman" w:cs="Times New Roman"/>
+                <w:color w:val="000000"/>
+                <w:kern w:val="0"/>
+                <w:sz w:val="22"/>
+                <w:szCs w:val="22"/>
+                <w14:ligatures w14:val="none"/>
+              </w:rPr>
+              <w:t xml:space="preserve"> Steyer, A., Petrovic, Z., &amp; Kovac, J. (March 26, 2026). “Genotypic and Phenotypic Characterization of </w:t>
+            </w:r>
+            <w:r>
+              <w:rPr>
+                <w:rFonts w:ascii="Times New Roman" w:eastAsia="Times New Roman" w:hAnsi="Times New Roman" w:cs="Times New Roman"/>
+                <w:i/>
+                <w:iCs/>
+                <w:color w:val="000000"/>
+                <w:kern w:val="0"/>
+                <w:sz w:val="22"/>
+                <w:szCs w:val="22"/>
+                <w14:ligatures w14:val="none"/>
+              </w:rPr>
+              <w:t>Bacillus cereus</w:t>
+            </w:r>
+            <w:r>
+              <w:rPr>
+                <w:rFonts w:ascii="Times New Roman" w:eastAsia="Times New Roman" w:hAnsi="Times New Roman" w:cs="Times New Roman"/>
+                <w:color w:val="000000"/>
+                <w:kern w:val="0"/>
+                <w:sz w:val="22"/>
+                <w:szCs w:val="22"/>
+                <w14:ligatures w14:val="none"/>
+              </w:rPr>
+              <w:t xml:space="preserve"> Isolates from Human Clinical Cases in Slovenia,” Gamma Sigma Delta Symposium, University Park, PA. </w:t>
+            </w:r>
+            <w:r>
+              <w:rPr>
+                <w:rFonts w:ascii="Times New Roman" w:eastAsia="Times New Roman" w:hAnsi="Times New Roman" w:cs="Times New Roman"/>
+                <w:b/>
+                <w:bCs/>
+                <w:i/>
+                <w:iCs/>
+                <w:color w:val="000000"/>
+                <w:kern w:val="0"/>
+                <w:sz w:val="22"/>
+                <w:szCs w:val="22"/>
+                <w14:ligatures w14:val="none"/>
+              </w:rPr>
+              <w:t>Poster Award</w:t>
+            </w:r>
+            <w:r>
+              <w:rPr>
+                <w:rFonts w:ascii="Times New Roman" w:eastAsia="Times New Roman" w:hAnsi="Times New Roman" w:cs="Times New Roman"/>
+                <w:color w:val="000000"/>
+                <w:kern w:val="0"/>
+                <w:sz w:val="22"/>
+                <w:szCs w:val="22"/>
+                <w14:ligatures w14:val="none"/>
+              </w:rPr>
+              <w:t>.</w:t>
+            </w:r>
+          </w:p>
+        </w:tc>
+        <w:tc>
+          <w:tcPr>
+            <w:tcW w:w="2520" w:type="dxa"/>
+            <w:vAlign w:val="center"/>
+          </w:tcPr>
+          <w:p>
+            <w:pPr>
+              <w:autoSpaceDE w:val="0"/>
+              <w:autoSpaceDN w:val="0"/>
+              <w:adjustRightInd w:val="0"/>
+              <w:rPr>
+                <w:rFonts w:ascii="Times New Roman" w:hAnsi="Times New Roman" w:cs="Times New Roman"/>
+                <w:color w:val="000000" w:themeColor="text1"/>
+                <w:sz w:val="22"/>
+                <w:szCs w:val="22"/>
+              </w:rPr>
+            </w:pPr>
+            <w:r>
+              <w:rPr>
+                <w:rFonts w:ascii="Times New Roman" w:hAnsi="Times New Roman" w:cs="Times New Roman"/>
+                <w:color w:val="000000" w:themeColor="text1"/>
+                <w:sz w:val="22"/>
+                <w:szCs w:val="22"/>
+              </w:rPr>
+              <w:t>Development of methods, conducted experiments, conducted data analysis</w:t>
+            </w:r>
+          </w:p>
+        </w:tc>
+      </w:tr>
+      <w:tr>
+        <w:trPr>
+          <w:trHeight w:val="1196"/>
+        </w:trPr>
+        <w:tc>
+          <w:tcPr>
+            <w:tcW w:w="8010" w:type="dxa"/>
+            <w:vAlign w:val="center"/>
+          </w:tcPr>
+          <w:p>
+            <w:pPr>
+              <w:autoSpaceDE w:val="0"/>
+              <w:autoSpaceDN w:val="0"/>
+              <w:adjustRightInd w:val="0"/>
+              <w:rPr>
+                <w:rFonts w:ascii="Times New Roman" w:hAnsi="Times New Roman" w:cs="Times New Roman"/>
+                <w:color w:val="000000" w:themeColor="text1"/>
+                <w:sz w:val="22"/>
+                <w:szCs w:val="22"/>
+              </w:rPr>
+            </w:pPr>
+            <w:r>
+              <w:rPr>
+                <w:rFonts w:ascii="Times New Roman" w:eastAsia="Times New Roman" w:hAnsi="Times New Roman" w:cs="Times New Roman"/>
+                <w:color w:val="000000"/>
+                <w:kern w:val="0"/>
+                <w:sz w:val="22"/>
+                <w:szCs w:val="22"/>
+                <w14:ligatures w14:val="none"/>
+              </w:rPr>
+              <w:t>Lyons, M., Biernbaum, E., </w:t>
+            </w:r>
+            <w:r>
+              <w:rPr>
+                <w:rFonts w:ascii="Times New Roman" w:eastAsia="Times New Roman" w:hAnsi="Times New Roman" w:cs="Times New Roman"/>
+                <w:b/>
+                <w:bCs/>
+                <w:color w:val="000000"/>
+                <w:kern w:val="0"/>
+                <w:sz w:val="22"/>
+                <w:szCs w:val="22"/>
+                <w14:ligatures w14:val="none"/>
+              </w:rPr>
+              <w:t>Chandross-Cohen, T.</w:t>
+            </w:r>
+            <w:r>
+              <w:rPr>
+                <w:rFonts w:ascii="Times New Roman" w:eastAsia="Times New Roman" w:hAnsi="Times New Roman" w:cs="Times New Roman"/>
+                <w:color w:val="000000"/>
+                <w:kern w:val="0"/>
+                <w:sz w:val="22"/>
+                <w:szCs w:val="22"/>
+                <w14:ligatures w14:val="none"/>
+              </w:rPr>
+              <w:t>, Cavalcante, Y., Kovac, J., &amp; Dudley, E. (November 7–8, 2025). “Targeted Nanopore Sequencing of the O-Antigen Region in </w:t>
+            </w:r>
+            <w:r>
+              <w:rPr>
+                <w:rFonts w:ascii="Times New Roman" w:eastAsia="Times New Roman" w:hAnsi="Times New Roman" w:cs="Times New Roman"/>
+                <w:i/>
+                <w:iCs/>
+                <w:color w:val="000000"/>
+                <w:kern w:val="0"/>
+                <w:sz w:val="22"/>
+                <w:szCs w:val="22"/>
+                <w14:ligatures w14:val="none"/>
               </w:rPr>
               <w:t>E. coli</w:t>
             </w:r>
             <w:r>
               <w:rPr>
-                <w:rFonts w:ascii="Times New Roman" w:hAnsi="Times New Roman" w:cs="Times New Roman"/>
-                <w:color w:val="000000" w:themeColor="text1"/>
-                <w:sz w:val="22"/>
-                <w:szCs w:val="22"/>
-              </w:rPr>
-              <w:t xml:space="preserve"> using CRISPR Cleavage at </w:t>
+                <w:rFonts w:ascii="Times New Roman" w:eastAsia="Times New Roman" w:hAnsi="Times New Roman" w:cs="Times New Roman"/>
+                <w:color w:val="000000"/>
+                <w:kern w:val="0"/>
+                <w:sz w:val="22"/>
+                <w:szCs w:val="22"/>
+                <w14:ligatures w14:val="none"/>
+              </w:rPr>
+              <w:t xml:space="preserve"> Using CRISPR Cleavage at </w:t>
             </w:r>
             <w:proofErr w:type="spellStart"/>
             <w:r>
               <w:rPr>
-                <w:rFonts w:ascii="Times New Roman" w:hAnsi="Times New Roman" w:cs="Times New Roman"/>
-                <w:i/>
-                <w:iCs/>
-                <w:color w:val="000000" w:themeColor="text1"/>
-                <w:sz w:val="22"/>
-                <w:szCs w:val="22"/>
+                <w:rFonts w:ascii="Times New Roman" w:eastAsia="Times New Roman" w:hAnsi="Times New Roman" w:cs="Times New Roman"/>
+                <w:color w:val="000000"/>
+                <w:kern w:val="0"/>
+                <w:sz w:val="22"/>
+                <w:szCs w:val="22"/>
+                <w14:ligatures w14:val="none"/>
               </w:rPr>
               <w:t>gndA</w:t>
             </w:r>
             <w:proofErr w:type="spellEnd"/>
             <w:r>
               <w:rPr>
-                <w:rFonts w:ascii="Times New Roman" w:hAnsi="Times New Roman" w:cs="Times New Roman"/>
-                <w:color w:val="000000" w:themeColor="text1"/>
-                <w:sz w:val="22"/>
-                <w:szCs w:val="22"/>
-              </w:rPr>
-              <w:t>, 2025 Allegheny branch of the American Society of Microbiology Annual Meeting. November 7-8, 2025, California, PA.</w:t>
+                <w:rFonts w:ascii="Times New Roman" w:eastAsia="Times New Roman" w:hAnsi="Times New Roman" w:cs="Times New Roman"/>
+                <w:color w:val="000000"/>
+                <w:kern w:val="0"/>
+                <w:sz w:val="22"/>
+                <w:szCs w:val="22"/>
+                <w14:ligatures w14:val="none"/>
+              </w:rPr>
+              <w:t>,” Allegheny Branch of the American Society of Microbiology Annual Meeting, California, PA.</w:t>
             </w:r>
           </w:p>
         </w:tc>
@@ -6418,44 +6384,59 @@
             </w:pPr>
             <w:r>
               <w:rPr>
-                <w:rFonts w:ascii="Times New Roman" w:hAnsi="Times New Roman" w:cs="Times New Roman"/>
-                <w:b/>
-                <w:bCs/>
-                <w:color w:val="000000" w:themeColor="text1"/>
-                <w:sz w:val="22"/>
-                <w:szCs w:val="22"/>
-              </w:rPr>
-              <w:t>T. Chandross-Cohen,</w:t>
-            </w:r>
-            <w:r>
-              <w:rPr>
-                <w:rFonts w:ascii="Times New Roman" w:hAnsi="Times New Roman" w:cs="Times New Roman"/>
-                <w:color w:val="000000" w:themeColor="text1"/>
-                <w:sz w:val="22"/>
-                <w:szCs w:val="22"/>
-              </w:rPr>
-              <w:t xml:space="preserve"> B. Praul, J. Kovac. Effects of Protein Stress Factors on the Cytotoxicity of Supernatants from Psychrotolerant </w:t>
-            </w:r>
-            <w:r>
-              <w:rPr>
-                <w:rFonts w:ascii="Times New Roman" w:hAnsi="Times New Roman" w:cs="Times New Roman"/>
-                <w:i/>
-                <w:color w:val="000000" w:themeColor="text1"/>
-                <w:sz w:val="22"/>
-                <w:szCs w:val="22"/>
-              </w:rPr>
-              <w:t xml:space="preserve">Bacillus cereus </w:t>
-            </w:r>
-            <w:r>
-              <w:rPr>
-                <w:rFonts w:ascii="Times New Roman" w:hAnsi="Times New Roman" w:cs="Times New Roman"/>
-                <w:color w:val="000000" w:themeColor="text1"/>
-                <w:sz w:val="22"/>
-                <w:szCs w:val="22"/>
-              </w:rPr>
-              <w:t>isolates. 2025 IAFP European Symposium. May 6-8, 2025, Madrid, Spain.</w:t>
-            </w:r>
-          </w:p>
+                <w:rFonts w:ascii="Times New Roman" w:eastAsia="Times New Roman" w:hAnsi="Times New Roman" w:cs="Times New Roman"/>
+                <w:b/>
+                <w:bCs/>
+                <w:color w:val="000000"/>
+                <w:kern w:val="0"/>
+                <w:sz w:val="22"/>
+                <w:szCs w:val="22"/>
+                <w14:ligatures w14:val="none"/>
+              </w:rPr>
+              <w:t>Chandross-Cohen, T.</w:t>
+            </w:r>
+            <w:r>
+              <w:rPr>
+                <w:rFonts w:ascii="Times New Roman" w:eastAsia="Times New Roman" w:hAnsi="Times New Roman" w:cs="Times New Roman"/>
+                <w:color w:val="000000"/>
+                <w:kern w:val="0"/>
+                <w:sz w:val="22"/>
+                <w:szCs w:val="22"/>
+                <w14:ligatures w14:val="none"/>
+              </w:rPr>
+              <w:t>, Praul, B., &amp; Kovac, J. (May 6–8, 2025). “Effects of Protein Stress Factors on the Cytotoxicity of Supernatants from Psychrotolerant </w:t>
+            </w:r>
+            <w:r>
+              <w:rPr>
+                <w:rFonts w:ascii="Times New Roman" w:eastAsia="Times New Roman" w:hAnsi="Times New Roman" w:cs="Times New Roman"/>
+                <w:i/>
+                <w:iCs/>
+                <w:color w:val="000000"/>
+                <w:kern w:val="0"/>
+                <w:sz w:val="22"/>
+                <w:szCs w:val="22"/>
+                <w14:ligatures w14:val="none"/>
+              </w:rPr>
+              <w:t>Bacillus cereus</w:t>
+            </w:r>
+            <w:r>
+              <w:rPr>
+                <w:rFonts w:ascii="Times New Roman" w:eastAsia="Times New Roman" w:hAnsi="Times New Roman" w:cs="Times New Roman"/>
+                <w:color w:val="000000"/>
+                <w:kern w:val="0"/>
+                <w:sz w:val="22"/>
+                <w:szCs w:val="22"/>
+                <w14:ligatures w14:val="none"/>
+              </w:rPr>
+              <w:t> Isolates,” IAFP European Symposium, Madrid, Spain.</w:t>
+            </w:r>
+          </w:p>
+        </w:tc>
+        <w:tc>
+          <w:tcPr>
+            <w:tcW w:w="2520" w:type="dxa"/>
+            <w:vAlign w:val="center"/>
+          </w:tcPr>
           <w:p>
             <w:pPr>
               <w:autoSpaceDE w:val="0"/>
@@ -6463,16 +6444,49 @@
               <w:adjustRightInd w:val="0"/>
               <w:rPr>
                 <w:rFonts w:ascii="Times New Roman" w:hAnsi="Times New Roman" w:cs="Times New Roman"/>
-                <w:color w:val="000000" w:themeColor="text1"/>
-                <w:sz w:val="22"/>
-                <w:szCs w:val="22"/>
-              </w:rPr>
-            </w:pPr>
-          </w:p>
-        </w:tc>
-        <w:tc>
-          <w:tcPr>
-            <w:tcW w:w="2520" w:type="dxa"/>
+                <w:b/>
+                <w:bCs/>
+                <w:color w:val="000000" w:themeColor="text1"/>
+                <w:sz w:val="22"/>
+                <w:szCs w:val="22"/>
+              </w:rPr>
+            </w:pPr>
+            <w:r>
+              <w:rPr>
+                <w:rFonts w:ascii="Times New Roman" w:hAnsi="Times New Roman" w:cs="Times New Roman"/>
+                <w:color w:val="000000" w:themeColor="text1"/>
+                <w:sz w:val="22"/>
+                <w:szCs w:val="22"/>
+              </w:rPr>
+              <w:t xml:space="preserve">Development of methods, conducted experiments, conducted data analysis and </w:t>
+            </w:r>
+            <w:r>
+              <w:rPr>
+                <w:rFonts w:ascii="Times New Roman" w:hAnsi="Times New Roman" w:cs="Times New Roman"/>
+                <w:b/>
+                <w:bCs/>
+                <w:color w:val="000000" w:themeColor="text1"/>
+                <w:sz w:val="22"/>
+                <w:szCs w:val="22"/>
+              </w:rPr>
+              <w:t>presented</w:t>
+            </w:r>
+            <w:r>
+              <w:rPr>
+                <w:rFonts w:ascii="Times New Roman" w:hAnsi="Times New Roman" w:cs="Times New Roman"/>
+                <w:color w:val="000000" w:themeColor="text1"/>
+                <w:sz w:val="22"/>
+                <w:szCs w:val="22"/>
+              </w:rPr>
+              <w:t>.</w:t>
+            </w:r>
+          </w:p>
+        </w:tc>
+      </w:tr>
+      <w:tr>
+        <w:tc>
+          <w:tcPr>
+            <w:tcW w:w="8010" w:type="dxa"/>
             <w:vAlign w:val="center"/>
           </w:tcPr>
           <w:p>
@@ -6482,49 +6496,64 @@
               <w:adjustRightInd w:val="0"/>
               <w:rPr>
                 <w:rFonts w:ascii="Times New Roman" w:hAnsi="Times New Roman" w:cs="Times New Roman"/>
-                <w:b/>
-                <w:bCs/>
-                <w:color w:val="000000" w:themeColor="text1"/>
-                <w:sz w:val="22"/>
-                <w:szCs w:val="22"/>
-              </w:rPr>
-            </w:pPr>
-            <w:r>
-              <w:rPr>
-                <w:rFonts w:ascii="Times New Roman" w:hAnsi="Times New Roman" w:cs="Times New Roman"/>
-                <w:color w:val="000000" w:themeColor="text1"/>
-                <w:sz w:val="22"/>
-                <w:szCs w:val="22"/>
-              </w:rPr>
-              <w:t xml:space="preserve">Development of methods, conducted experiments, conducted data analysis and </w:t>
-            </w:r>
-            <w:r>
-              <w:rPr>
-                <w:rFonts w:ascii="Times New Roman" w:hAnsi="Times New Roman" w:cs="Times New Roman"/>
-                <w:b/>
-                <w:bCs/>
-                <w:color w:val="000000" w:themeColor="text1"/>
-                <w:sz w:val="22"/>
-                <w:szCs w:val="22"/>
-              </w:rPr>
-              <w:t>presented</w:t>
-            </w:r>
-            <w:r>
-              <w:rPr>
-                <w:rFonts w:ascii="Times New Roman" w:hAnsi="Times New Roman" w:cs="Times New Roman"/>
-                <w:color w:val="000000" w:themeColor="text1"/>
-                <w:sz w:val="22"/>
-                <w:szCs w:val="22"/>
-              </w:rPr>
-              <w:t>.</w:t>
-            </w:r>
-          </w:p>
-        </w:tc>
-      </w:tr>
-      <w:tr>
-        <w:tc>
-          <w:tcPr>
-            <w:tcW w:w="8010" w:type="dxa"/>
+                <w:color w:val="000000" w:themeColor="text1"/>
+                <w:sz w:val="22"/>
+                <w:szCs w:val="22"/>
+              </w:rPr>
+            </w:pPr>
+            <w:r>
+              <w:rPr>
+                <w:rFonts w:ascii="Times New Roman" w:eastAsia="Times New Roman" w:hAnsi="Times New Roman" w:cs="Times New Roman"/>
+                <w:b/>
+                <w:bCs/>
+                <w:color w:val="000000"/>
+                <w:kern w:val="0"/>
+                <w:sz w:val="22"/>
+                <w:szCs w:val="22"/>
+                <w14:ligatures w14:val="none"/>
+              </w:rPr>
+              <w:t>Chandross-Cohen, T.</w:t>
+            </w:r>
+            <w:r>
+              <w:rPr>
+                <w:rFonts w:ascii="Times New Roman" w:eastAsia="Times New Roman" w:hAnsi="Times New Roman" w:cs="Times New Roman"/>
+                <w:color w:val="000000"/>
+                <w:kern w:val="0"/>
+                <w:sz w:val="22"/>
+                <w:szCs w:val="22"/>
+                <w14:ligatures w14:val="none"/>
+              </w:rPr>
+              <w:t>, Praul, B., &amp; Kovac, J. (March 27, 2025). “Effects of Protein Stress Factors on the Cytotoxicity of Supernatants from Psychrotolerant </w:t>
+            </w:r>
+            <w:r>
+              <w:rPr>
+                <w:rFonts w:ascii="Times New Roman" w:eastAsia="Times New Roman" w:hAnsi="Times New Roman" w:cs="Times New Roman"/>
+                <w:i/>
+                <w:iCs/>
+                <w:color w:val="000000"/>
+                <w:kern w:val="0"/>
+                <w:sz w:val="22"/>
+                <w:szCs w:val="22"/>
+                <w14:ligatures w14:val="none"/>
+              </w:rPr>
+              <w:t>Bacillus cereus</w:t>
+            </w:r>
+            <w:r>
+              <w:rPr>
+                <w:rFonts w:ascii="Times New Roman" w:eastAsia="Times New Roman" w:hAnsi="Times New Roman" w:cs="Times New Roman"/>
+                <w:color w:val="000000"/>
+                <w:kern w:val="0"/>
+                <w:sz w:val="22"/>
+                <w:szCs w:val="22"/>
+                <w14:ligatures w14:val="none"/>
+              </w:rPr>
+              <w:t> Isolates,” Gamma Sigma Delta Symposium, University Park, PA. Poster Award.</w:t>
+            </w:r>
+          </w:p>
+        </w:tc>
+        <w:tc>
+          <w:tcPr>
+            <w:tcW w:w="2520" w:type="dxa"/>
             <w:vAlign w:val="center"/>
           </w:tcPr>
           <w:p>
@@ -6534,49 +6563,107 @@
               <w:adjustRightInd w:val="0"/>
               <w:rPr>
                 <w:rFonts w:ascii="Times New Roman" w:hAnsi="Times New Roman" w:cs="Times New Roman"/>
-                <w:color w:val="000000" w:themeColor="text1"/>
-                <w:sz w:val="22"/>
-                <w:szCs w:val="22"/>
-              </w:rPr>
-            </w:pPr>
-            <w:r>
-              <w:rPr>
-                <w:rFonts w:ascii="Times New Roman" w:hAnsi="Times New Roman" w:cs="Times New Roman"/>
-                <w:b/>
-                <w:bCs/>
-                <w:color w:val="000000" w:themeColor="text1"/>
-                <w:sz w:val="22"/>
-                <w:szCs w:val="22"/>
-              </w:rPr>
-              <w:t>T. Chandross-Cohen,</w:t>
-            </w:r>
-            <w:r>
-              <w:rPr>
-                <w:rFonts w:ascii="Times New Roman" w:hAnsi="Times New Roman" w:cs="Times New Roman"/>
-                <w:color w:val="000000" w:themeColor="text1"/>
-                <w:sz w:val="22"/>
-                <w:szCs w:val="22"/>
-              </w:rPr>
-              <w:t xml:space="preserve"> B. Praul, J. Kovac. Effects of Protein Stress Factors on the Cytotoxicity of Supernatants from Psychrotolerant </w:t>
-            </w:r>
-            <w:r>
-              <w:rPr>
-                <w:rFonts w:ascii="Times New Roman" w:hAnsi="Times New Roman" w:cs="Times New Roman"/>
-                <w:i/>
-                <w:color w:val="000000" w:themeColor="text1"/>
-                <w:sz w:val="22"/>
-                <w:szCs w:val="22"/>
-              </w:rPr>
-              <w:t xml:space="preserve">Bacillus cereus </w:t>
-            </w:r>
-            <w:r>
-              <w:rPr>
-                <w:rFonts w:ascii="Times New Roman" w:hAnsi="Times New Roman" w:cs="Times New Roman"/>
-                <w:color w:val="000000" w:themeColor="text1"/>
-                <w:sz w:val="22"/>
-                <w:szCs w:val="22"/>
-              </w:rPr>
-              <w:t>isolates. 2025 Gamma Sigma Delta Symposium. March 27, 2025, University Park, Pennsylvania.</w:t>
+                <w:b/>
+                <w:bCs/>
+                <w:color w:val="000000" w:themeColor="text1"/>
+                <w:sz w:val="22"/>
+                <w:szCs w:val="22"/>
+              </w:rPr>
+            </w:pPr>
+            <w:r>
+              <w:rPr>
+                <w:rFonts w:ascii="Times New Roman" w:hAnsi="Times New Roman" w:cs="Times New Roman"/>
+                <w:color w:val="000000" w:themeColor="text1"/>
+                <w:sz w:val="22"/>
+                <w:szCs w:val="22"/>
+              </w:rPr>
+              <w:t xml:space="preserve">Development of methods, conducted experiments, conducted data analysis and </w:t>
+            </w:r>
+            <w:r>
+              <w:rPr>
+                <w:rFonts w:ascii="Times New Roman" w:hAnsi="Times New Roman" w:cs="Times New Roman"/>
+                <w:b/>
+                <w:bCs/>
+                <w:color w:val="000000" w:themeColor="text1"/>
+                <w:sz w:val="22"/>
+                <w:szCs w:val="22"/>
+              </w:rPr>
+              <w:t>presented</w:t>
+            </w:r>
+            <w:r>
+              <w:rPr>
+                <w:rFonts w:ascii="Times New Roman" w:hAnsi="Times New Roman" w:cs="Times New Roman"/>
+                <w:color w:val="000000" w:themeColor="text1"/>
+                <w:sz w:val="22"/>
+                <w:szCs w:val="22"/>
+              </w:rPr>
+              <w:t>.</w:t>
+            </w:r>
+          </w:p>
+        </w:tc>
+      </w:tr>
+      <w:tr>
+        <w:tc>
+          <w:tcPr>
+            <w:tcW w:w="8010" w:type="dxa"/>
+            <w:vAlign w:val="center"/>
+          </w:tcPr>
+          <w:p>
+            <w:pPr>
+              <w:rPr>
+                <w:rFonts w:ascii="Times New Roman" w:hAnsi="Times New Roman" w:cs="Times New Roman"/>
+                <w:color w:val="000000" w:themeColor="text1"/>
+                <w:sz w:val="22"/>
+                <w:szCs w:val="22"/>
+              </w:rPr>
+            </w:pPr>
+            <w:r>
+              <w:rPr>
+                <w:rFonts w:ascii="Times New Roman" w:eastAsia="Times New Roman" w:hAnsi="Times New Roman" w:cs="Times New Roman"/>
+                <w:b/>
+                <w:bCs/>
+                <w:color w:val="000000"/>
+                <w:kern w:val="0"/>
+                <w:sz w:val="22"/>
+                <w:szCs w:val="22"/>
+                <w14:ligatures w14:val="none"/>
+              </w:rPr>
+              <w:t>Chandross-Cohen, T.</w:t>
+            </w:r>
+            <w:r>
+              <w:rPr>
+                <w:rFonts w:ascii="Times New Roman" w:eastAsia="Times New Roman" w:hAnsi="Times New Roman" w:cs="Times New Roman"/>
+                <w:color w:val="000000"/>
+                <w:kern w:val="0"/>
+                <w:sz w:val="22"/>
+                <w:szCs w:val="22"/>
+                <w14:ligatures w14:val="none"/>
+              </w:rPr>
+              <w:t>, Yount, M., Readinger, E., Prince, C., Kimble, K., Centeno, C., &amp; Kovac, J. (November 1–2, 2024). “Cytotoxicity Assessment of Psychrotolerant </w:t>
+            </w:r>
+            <w:r>
+              <w:rPr>
+                <w:rFonts w:ascii="Times New Roman" w:eastAsia="Times New Roman" w:hAnsi="Times New Roman" w:cs="Times New Roman"/>
+                <w:i/>
+                <w:iCs/>
+                <w:color w:val="000000"/>
+                <w:kern w:val="0"/>
+                <w:sz w:val="22"/>
+                <w:szCs w:val="22"/>
+                <w14:ligatures w14:val="none"/>
+              </w:rPr>
+              <w:t>Bacillus cereus</w:t>
+            </w:r>
+            <w:r>
+              <w:rPr>
+                <w:rFonts w:ascii="Times New Roman" w:eastAsia="Times New Roman" w:hAnsi="Times New Roman" w:cs="Times New Roman"/>
+                <w:color w:val="000000"/>
+                <w:kern w:val="0"/>
+                <w:sz w:val="22"/>
+                <w:szCs w:val="22"/>
+                <w14:ligatures w14:val="none"/>
+              </w:rPr>
+              <w:t> Isolates Across Varied Temperatures,” Allegheny Branch of the American Society of Microbiology Annual Meeting, Greensburg, PA.</w:t>
             </w:r>
           </w:p>
         </w:tc>
@@ -6592,21 +6679,19 @@
               <w:adjustRightInd w:val="0"/>
               <w:rPr>
                 <w:rFonts w:ascii="Times New Roman" w:hAnsi="Times New Roman" w:cs="Times New Roman"/>
-                <w:b/>
-                <w:bCs/>
-                <w:color w:val="000000" w:themeColor="text1"/>
-                <w:sz w:val="22"/>
-                <w:szCs w:val="22"/>
-              </w:rPr>
-            </w:pPr>
-            <w:r>
-              <w:rPr>
-                <w:rFonts w:ascii="Times New Roman" w:hAnsi="Times New Roman" w:cs="Times New Roman"/>
-                <w:color w:val="000000" w:themeColor="text1"/>
-                <w:sz w:val="22"/>
-                <w:szCs w:val="22"/>
-              </w:rPr>
-              <w:t xml:space="preserve">Development of methods, conducted experiments, conducted data analysis and </w:t>
+                <w:color w:val="000000" w:themeColor="text1"/>
+                <w:sz w:val="22"/>
+                <w:szCs w:val="22"/>
+              </w:rPr>
+            </w:pPr>
+            <w:r>
+              <w:rPr>
+                <w:rFonts w:ascii="Times New Roman" w:hAnsi="Times New Roman" w:cs="Times New Roman"/>
+                <w:color w:val="000000" w:themeColor="text1"/>
+                <w:sz w:val="22"/>
+                <w:szCs w:val="22"/>
+              </w:rPr>
+              <w:t xml:space="preserve">Development of methods, conducted experiments, conducted data analysis, and </w:t>
             </w:r>
             <w:r>
               <w:rPr>
@@ -6628,6 +6713,18 @@
               </w:rPr>
               <w:t>.</w:t>
             </w:r>
+          </w:p>
+          <w:p>
+            <w:pPr>
+              <w:rPr>
+                <w:rFonts w:ascii="Times New Roman" w:hAnsi="Times New Roman" w:cs="Times New Roman"/>
+                <w:b/>
+                <w:bCs/>
+                <w:color w:val="000000" w:themeColor="text1"/>
+                <w:sz w:val="22"/>
+                <w:szCs w:val="22"/>
+              </w:rPr>
+            </w:pPr>
           </w:p>
         </w:tc>
       </w:tr>
@@ -6648,79 +6745,158 @@
             </w:pPr>
             <w:r>
               <w:rPr>
-                <w:rFonts w:ascii="Times New Roman" w:hAnsi="Times New Roman" w:cs="Times New Roman"/>
-                <w:b/>
-                <w:bCs/>
-                <w:color w:val="000000" w:themeColor="text1"/>
-                <w:sz w:val="22"/>
-                <w:szCs w:val="22"/>
-              </w:rPr>
-              <w:t>T. Chandross-Cohen</w:t>
-            </w:r>
-            <w:r>
-              <w:rPr>
-                <w:rFonts w:ascii="Times New Roman" w:hAnsi="Times New Roman" w:cs="Times New Roman"/>
-                <w:color w:val="000000" w:themeColor="text1"/>
-                <w:sz w:val="22"/>
-                <w:szCs w:val="22"/>
-              </w:rPr>
-              <w:t>, M. Yount, E. Readinger, C.</w:t>
-            </w:r>
-            <w:r>
-              <w:rPr>
-                <w:rFonts w:ascii="Times New Roman" w:hAnsi="Times New Roman" w:cs="Times New Roman"/>
-                <w:color w:val="000000" w:themeColor="text1"/>
-                <w:sz w:val="22"/>
-                <w:szCs w:val="22"/>
-              </w:rPr>
-              <w:t xml:space="preserve"> </w:t>
-            </w:r>
-            <w:r>
-              <w:rPr>
-                <w:rFonts w:ascii="Times New Roman" w:hAnsi="Times New Roman" w:cs="Times New Roman"/>
-                <w:color w:val="000000" w:themeColor="text1"/>
-                <w:sz w:val="22"/>
-                <w:szCs w:val="22"/>
-              </w:rPr>
-              <w:t>Prince, K. Kimble, C.</w:t>
-            </w:r>
-            <w:r>
-              <w:rPr>
-                <w:rFonts w:ascii="Times New Roman" w:hAnsi="Times New Roman" w:cs="Times New Roman"/>
-                <w:color w:val="000000" w:themeColor="text1"/>
-                <w:sz w:val="22"/>
-                <w:szCs w:val="22"/>
-              </w:rPr>
-              <w:t xml:space="preserve"> </w:t>
-            </w:r>
-            <w:r>
-              <w:rPr>
-                <w:rFonts w:ascii="Times New Roman" w:hAnsi="Times New Roman" w:cs="Times New Roman"/>
-                <w:color w:val="000000" w:themeColor="text1"/>
-                <w:sz w:val="22"/>
-                <w:szCs w:val="22"/>
-              </w:rPr>
-              <w:t xml:space="preserve">Centeno, J. Kovac. Cytotoxicity Assessment of Psychrotolerant </w:t>
-            </w:r>
-            <w:r>
-              <w:rPr>
-                <w:rFonts w:ascii="Times New Roman" w:hAnsi="Times New Roman" w:cs="Times New Roman"/>
-                <w:i/>
-                <w:iCs/>
-                <w:color w:val="000000" w:themeColor="text1"/>
-                <w:sz w:val="22"/>
-                <w:szCs w:val="22"/>
+                <w:rFonts w:ascii="Times New Roman" w:eastAsia="Times New Roman" w:hAnsi="Times New Roman" w:cs="Times New Roman"/>
+                <w:color w:val="000000"/>
+                <w:kern w:val="0"/>
+                <w:sz w:val="22"/>
+                <w:szCs w:val="22"/>
+                <w14:ligatures w14:val="none"/>
+              </w:rPr>
+              <w:t>Praul, B., </w:t>
+            </w:r>
+            <w:r>
+              <w:rPr>
+                <w:rFonts w:ascii="Times New Roman" w:eastAsia="Times New Roman" w:hAnsi="Times New Roman" w:cs="Times New Roman"/>
+                <w:b/>
+                <w:bCs/>
+                <w:color w:val="000000"/>
+                <w:kern w:val="0"/>
+                <w:sz w:val="22"/>
+                <w:szCs w:val="22"/>
+                <w14:ligatures w14:val="none"/>
+              </w:rPr>
+              <w:t>Chandross-Cohen, T.</w:t>
+            </w:r>
+            <w:r>
+              <w:rPr>
+                <w:rFonts w:ascii="Times New Roman" w:eastAsia="Times New Roman" w:hAnsi="Times New Roman" w:cs="Times New Roman"/>
+                <w:color w:val="000000"/>
+                <w:kern w:val="0"/>
+                <w:sz w:val="22"/>
+                <w:szCs w:val="22"/>
+                <w14:ligatures w14:val="none"/>
+              </w:rPr>
+              <w:t>, &amp; Kovac, J. (November 1–2, 2024). “Effects of Protein Stress Factors on the Cytotoxicity of Psychrotolerant </w:t>
+            </w:r>
+            <w:r>
+              <w:rPr>
+                <w:rFonts w:ascii="Times New Roman" w:eastAsia="Times New Roman" w:hAnsi="Times New Roman" w:cs="Times New Roman"/>
+                <w:i/>
+                <w:iCs/>
+                <w:color w:val="000000"/>
+                <w:kern w:val="0"/>
+                <w:sz w:val="22"/>
+                <w:szCs w:val="22"/>
+                <w14:ligatures w14:val="none"/>
               </w:rPr>
               <w:t>Bacillus cereus</w:t>
             </w:r>
             <w:r>
               <w:rPr>
-                <w:rFonts w:ascii="Times New Roman" w:hAnsi="Times New Roman" w:cs="Times New Roman"/>
-                <w:color w:val="000000" w:themeColor="text1"/>
-                <w:sz w:val="22"/>
-                <w:szCs w:val="22"/>
-              </w:rPr>
-              <w:t xml:space="preserve"> Isolates Across Varied Temperatures. 2024 Allegheny branch of the American Society of Microbiology Annual Meeting. November 1-2, 2024, Greensburg, PA</w:t>
+                <w:rFonts w:ascii="Times New Roman" w:eastAsia="Times New Roman" w:hAnsi="Times New Roman" w:cs="Times New Roman"/>
+                <w:color w:val="000000"/>
+                <w:kern w:val="0"/>
+                <w:sz w:val="22"/>
+                <w:szCs w:val="22"/>
+                <w14:ligatures w14:val="none"/>
+              </w:rPr>
+              <w:t> Isolates,” Allegheny Branch of the American Society of Microbiology Annual Meeting, Greensburg, PA.</w:t>
+            </w:r>
+          </w:p>
+        </w:tc>
+        <w:tc>
+          <w:tcPr>
+            <w:tcW w:w="2520" w:type="dxa"/>
+            <w:vAlign w:val="center"/>
+          </w:tcPr>
+          <w:p>
+            <w:pPr>
+              <w:rPr>
+                <w:rFonts w:ascii="Times New Roman" w:hAnsi="Times New Roman" w:cs="Times New Roman"/>
+                <w:b/>
+                <w:bCs/>
+                <w:color w:val="000000" w:themeColor="text1"/>
+                <w:sz w:val="22"/>
+                <w:szCs w:val="22"/>
+              </w:rPr>
+            </w:pPr>
+            <w:r>
+              <w:rPr>
+                <w:rFonts w:ascii="Times New Roman" w:hAnsi="Times New Roman" w:cs="Times New Roman"/>
+                <w:color w:val="000000" w:themeColor="text1"/>
+                <w:sz w:val="22"/>
+                <w:szCs w:val="22"/>
+              </w:rPr>
+              <w:t>Development of methods, conducted experiments, conducted data analysis.</w:t>
+            </w:r>
+          </w:p>
+        </w:tc>
+      </w:tr>
+      <w:tr>
+        <w:trPr>
+          <w:trHeight w:val="1179"/>
+        </w:trPr>
+        <w:tc>
+          <w:tcPr>
+            <w:tcW w:w="8010" w:type="dxa"/>
+            <w:vAlign w:val="center"/>
+          </w:tcPr>
+          <w:p>
+            <w:pPr>
+              <w:rPr>
+                <w:rFonts w:ascii="Times New Roman" w:hAnsi="Times New Roman" w:cs="Times New Roman"/>
+                <w:color w:val="000000" w:themeColor="text1"/>
+                <w:sz w:val="22"/>
+                <w:szCs w:val="22"/>
+              </w:rPr>
+            </w:pPr>
+            <w:r>
+              <w:rPr>
+                <w:rFonts w:ascii="Times New Roman" w:eastAsia="Times New Roman" w:hAnsi="Times New Roman" w:cs="Times New Roman"/>
+                <w:b/>
+                <w:bCs/>
+                <w:color w:val="000000"/>
+                <w:kern w:val="0"/>
+                <w:sz w:val="22"/>
+                <w:szCs w:val="22"/>
+                <w14:ligatures w14:val="none"/>
+              </w:rPr>
+              <w:t>Chandross-Cohen, T.</w:t>
+            </w:r>
+            <w:r>
+              <w:rPr>
+                <w:rFonts w:ascii="Times New Roman" w:eastAsia="Times New Roman" w:hAnsi="Times New Roman" w:cs="Times New Roman"/>
+                <w:color w:val="000000"/>
+                <w:kern w:val="0"/>
+                <w:sz w:val="22"/>
+                <w:szCs w:val="22"/>
+                <w14:ligatures w14:val="none"/>
+              </w:rPr>
+              <w:t>, Yount, M., Readinger, E., Prince, C., Kimble, K., Centeno, C., &amp; Kovac, J. (July 15–17, 2024). “Cytotoxicity Assessment of Psychrotolerant </w:t>
+            </w:r>
+            <w:r>
+              <w:rPr>
+                <w:rFonts w:ascii="Times New Roman" w:eastAsia="Times New Roman" w:hAnsi="Times New Roman" w:cs="Times New Roman"/>
+                <w:i/>
+                <w:iCs/>
+                <w:color w:val="000000"/>
+                <w:kern w:val="0"/>
+                <w:sz w:val="22"/>
+                <w:szCs w:val="22"/>
+                <w14:ligatures w14:val="none"/>
+              </w:rPr>
+              <w:t>Bacillus cereus</w:t>
+            </w:r>
+            <w:r>
+              <w:rPr>
+                <w:rFonts w:ascii="Times New Roman" w:eastAsia="Times New Roman" w:hAnsi="Times New Roman" w:cs="Times New Roman"/>
+                <w:color w:val="000000"/>
+                <w:kern w:val="0"/>
+                <w:sz w:val="22"/>
+                <w:szCs w:val="22"/>
+                <w14:ligatures w14:val="none"/>
+              </w:rPr>
+              <w:t> Isolates Across Varied Temperatures,” International Association for Food Protection Annual Meeting, Long Beach, CA.</w:t>
             </w:r>
           </w:p>
         </w:tc>
@@ -6778,8 +6954,8 @@
                 <w:b/>
                 <w:bCs/>
                 <w:color w:val="000000" w:themeColor="text1"/>
-                <w:sz w:val="30"/>
-                <w:szCs w:val="30"/>
+                <w:sz w:val="22"/>
+                <w:szCs w:val="22"/>
               </w:rPr>
             </w:pPr>
           </w:p>
@@ -6789,215 +6965,6 @@
         <w:tc>
           <w:tcPr>
             <w:tcW w:w="8010" w:type="dxa"/>
-            <w:vAlign w:val="center"/>
-          </w:tcPr>
-          <w:p>
-            <w:pPr>
-              <w:rPr>
-                <w:rFonts w:ascii="Times New Roman" w:hAnsi="Times New Roman" w:cs="Times New Roman"/>
-                <w:color w:val="000000" w:themeColor="text1"/>
-                <w:sz w:val="22"/>
-                <w:szCs w:val="22"/>
-              </w:rPr>
-            </w:pPr>
-            <w:r>
-              <w:rPr>
-                <w:rFonts w:ascii="Times New Roman" w:hAnsi="Times New Roman" w:cs="Times New Roman"/>
-                <w:color w:val="000000" w:themeColor="text1"/>
-                <w:sz w:val="22"/>
-                <w:szCs w:val="22"/>
-              </w:rPr>
-              <w:t xml:space="preserve">B. Praul, </w:t>
-            </w:r>
-            <w:r>
-              <w:rPr>
-                <w:rFonts w:ascii="Times New Roman" w:hAnsi="Times New Roman" w:cs="Times New Roman"/>
-                <w:b/>
-                <w:bCs/>
-                <w:color w:val="000000" w:themeColor="text1"/>
-                <w:sz w:val="22"/>
-                <w:szCs w:val="22"/>
-              </w:rPr>
-              <w:t>T. Chandross-Cohen</w:t>
-            </w:r>
-            <w:r>
-              <w:rPr>
-                <w:rFonts w:ascii="Times New Roman" w:hAnsi="Times New Roman" w:cs="Times New Roman"/>
-                <w:color w:val="000000" w:themeColor="text1"/>
-                <w:sz w:val="22"/>
-                <w:szCs w:val="22"/>
-              </w:rPr>
-              <w:t xml:space="preserve">, J. Kovac. Effects of Protein Stress Factors on the Cytotoxicity of Psychrotolerant </w:t>
-            </w:r>
-            <w:r>
-              <w:rPr>
-                <w:rFonts w:ascii="Times New Roman" w:hAnsi="Times New Roman" w:cs="Times New Roman"/>
-                <w:i/>
-                <w:color w:val="000000" w:themeColor="text1"/>
-                <w:sz w:val="22"/>
-                <w:szCs w:val="22"/>
-              </w:rPr>
-              <w:t xml:space="preserve">Bacillus cereus </w:t>
-            </w:r>
-            <w:r>
-              <w:rPr>
-                <w:rFonts w:ascii="Times New Roman" w:hAnsi="Times New Roman" w:cs="Times New Roman"/>
-                <w:color w:val="000000" w:themeColor="text1"/>
-                <w:sz w:val="22"/>
-                <w:szCs w:val="22"/>
-              </w:rPr>
-              <w:t>isolates. 2024 Allegheny branch of the American Society of Microbiology Annual Meeting. November 1-2, 2024, Greensburg, PA</w:t>
-            </w:r>
-          </w:p>
-          <w:p>
-            <w:pPr>
-              <w:rPr>
-                <w:rFonts w:ascii="Times New Roman" w:hAnsi="Times New Roman" w:cs="Times New Roman"/>
-                <w:b/>
-                <w:bCs/>
-                <w:color w:val="000000" w:themeColor="text1"/>
-                <w:sz w:val="30"/>
-                <w:szCs w:val="30"/>
-              </w:rPr>
-            </w:pPr>
-          </w:p>
-        </w:tc>
-        <w:tc>
-          <w:tcPr>
-            <w:tcW w:w="2520" w:type="dxa"/>
-            <w:vAlign w:val="center"/>
-          </w:tcPr>
-          <w:p>
-            <w:pPr>
-              <w:rPr>
-                <w:rFonts w:ascii="Times New Roman" w:hAnsi="Times New Roman" w:cs="Times New Roman"/>
-                <w:b/>
-                <w:bCs/>
-                <w:color w:val="000000" w:themeColor="text1"/>
-                <w:sz w:val="30"/>
-                <w:szCs w:val="30"/>
-              </w:rPr>
-            </w:pPr>
-            <w:r>
-              <w:rPr>
-                <w:rFonts w:ascii="Times New Roman" w:hAnsi="Times New Roman" w:cs="Times New Roman"/>
-                <w:color w:val="000000" w:themeColor="text1"/>
-                <w:sz w:val="22"/>
-                <w:szCs w:val="22"/>
-              </w:rPr>
-              <w:t>Development of methods, conducted experiments, conducted data analysis.</w:t>
-            </w:r>
-          </w:p>
-        </w:tc>
-      </w:tr>
-      <w:tr>
-        <w:tc>
-          <w:tcPr>
-            <w:tcW w:w="8010" w:type="dxa"/>
-            <w:vAlign w:val="center"/>
-          </w:tcPr>
-          <w:p>
-            <w:pPr>
-              <w:rPr>
-                <w:rFonts w:ascii="Times New Roman" w:hAnsi="Times New Roman" w:cs="Times New Roman"/>
-                <w:color w:val="000000" w:themeColor="text1"/>
-                <w:sz w:val="22"/>
-                <w:szCs w:val="22"/>
-              </w:rPr>
-            </w:pPr>
-            <w:r>
-              <w:rPr>
-                <w:rFonts w:ascii="Times New Roman" w:hAnsi="Times New Roman" w:cs="Times New Roman"/>
-                <w:b/>
-                <w:bCs/>
-                <w:color w:val="000000" w:themeColor="text1"/>
-                <w:sz w:val="22"/>
-                <w:szCs w:val="22"/>
-              </w:rPr>
-              <w:t>T. Chandross-Cohen</w:t>
-            </w:r>
-            <w:r>
-              <w:rPr>
-                <w:rFonts w:ascii="Times New Roman" w:hAnsi="Times New Roman" w:cs="Times New Roman"/>
-                <w:color w:val="000000" w:themeColor="text1"/>
-                <w:sz w:val="22"/>
-                <w:szCs w:val="22"/>
-              </w:rPr>
-              <w:t>, M. Yount, E. Readinger, C.</w:t>
-            </w:r>
-            <w:r>
-              <w:rPr>
-                <w:rFonts w:ascii="Times New Roman" w:hAnsi="Times New Roman" w:cs="Times New Roman"/>
-                <w:color w:val="000000" w:themeColor="text1"/>
-                <w:sz w:val="22"/>
-                <w:szCs w:val="22"/>
-              </w:rPr>
-              <w:t xml:space="preserve"> </w:t>
-            </w:r>
-            <w:r>
-              <w:rPr>
-                <w:rFonts w:ascii="Times New Roman" w:hAnsi="Times New Roman" w:cs="Times New Roman"/>
-                <w:color w:val="000000" w:themeColor="text1"/>
-                <w:sz w:val="22"/>
-                <w:szCs w:val="22"/>
-              </w:rPr>
-              <w:t>Prince, K. Kimble, C.</w:t>
-            </w:r>
-            <w:r>
-              <w:rPr>
-                <w:rFonts w:ascii="Times New Roman" w:hAnsi="Times New Roman" w:cs="Times New Roman"/>
-                <w:color w:val="000000" w:themeColor="text1"/>
-                <w:sz w:val="22"/>
-                <w:szCs w:val="22"/>
-              </w:rPr>
-              <w:t xml:space="preserve"> </w:t>
-            </w:r>
-            <w:r>
-              <w:rPr>
-                <w:rFonts w:ascii="Times New Roman" w:hAnsi="Times New Roman" w:cs="Times New Roman"/>
-                <w:color w:val="000000" w:themeColor="text1"/>
-                <w:sz w:val="22"/>
-                <w:szCs w:val="22"/>
-              </w:rPr>
-              <w:t xml:space="preserve">Centeno, J. Kovac. Cytotoxicity Assessment of Psychrotolerant </w:t>
-            </w:r>
-            <w:r>
-              <w:rPr>
-                <w:rFonts w:ascii="Times New Roman" w:hAnsi="Times New Roman" w:cs="Times New Roman"/>
-                <w:i/>
-                <w:iCs/>
-                <w:color w:val="000000" w:themeColor="text1"/>
-                <w:sz w:val="22"/>
-                <w:szCs w:val="22"/>
-              </w:rPr>
-              <w:t>Bacillus cereus</w:t>
-            </w:r>
-            <w:r>
-              <w:rPr>
-                <w:rFonts w:ascii="Times New Roman" w:hAnsi="Times New Roman" w:cs="Times New Roman"/>
-                <w:color w:val="000000" w:themeColor="text1"/>
-                <w:sz w:val="22"/>
-                <w:szCs w:val="22"/>
-              </w:rPr>
-              <w:t xml:space="preserve"> Isolates Across Varied Temperatures. 2024 International Association for Food Protection Annual Meeting. July 15-17, 2024, Long Beach, California</w:t>
-            </w:r>
-          </w:p>
-          <w:p>
-            <w:pPr>
-              <w:rPr>
-                <w:rFonts w:ascii="Times New Roman" w:hAnsi="Times New Roman" w:cs="Times New Roman"/>
-                <w:b/>
-                <w:bCs/>
-                <w:color w:val="000000" w:themeColor="text1"/>
-                <w:sz w:val="30"/>
-                <w:szCs w:val="30"/>
-              </w:rPr>
-            </w:pPr>
-          </w:p>
-        </w:tc>
-        <w:tc>
-          <w:tcPr>
-            <w:tcW w:w="2520" w:type="dxa"/>
             <w:vAlign w:val="center"/>
           </w:tcPr>
           <w:p>
@@ -7014,52 +6981,57 @@
             </w:pPr>
             <w:r>
               <w:rPr>
-                <w:rFonts w:ascii="Times New Roman" w:hAnsi="Times New Roman" w:cs="Times New Roman"/>
-                <w:color w:val="000000" w:themeColor="text1"/>
-                <w:sz w:val="22"/>
-                <w:szCs w:val="22"/>
-              </w:rPr>
-              <w:t xml:space="preserve">Development of methods, conducted experiments, conducted data analysis, and </w:t>
-            </w:r>
-            <w:r>
-              <w:rPr>
-                <w:rFonts w:ascii="Times New Roman" w:hAnsi="Times New Roman" w:cs="Times New Roman"/>
-                <w:b/>
-                <w:bCs/>
-                <w:color w:val="000000" w:themeColor="text1"/>
-                <w:sz w:val="22"/>
-                <w:szCs w:val="22"/>
-              </w:rPr>
-              <w:t>presented</w:t>
-            </w:r>
-            <w:r>
-              <w:rPr>
-                <w:rFonts w:ascii="Times New Roman" w:hAnsi="Times New Roman" w:cs="Times New Roman"/>
-                <w:color w:val="000000" w:themeColor="text1"/>
-                <w:sz w:val="22"/>
-                <w:szCs w:val="22"/>
-              </w:rPr>
-              <w:t>.</w:t>
-            </w:r>
-          </w:p>
-          <w:p>
-            <w:pPr>
-              <w:rPr>
-                <w:rFonts w:ascii="Times New Roman" w:hAnsi="Times New Roman" w:cs="Times New Roman"/>
-                <w:b/>
-                <w:bCs/>
-                <w:color w:val="000000" w:themeColor="text1"/>
-                <w:sz w:val="30"/>
-                <w:szCs w:val="30"/>
-              </w:rPr>
-            </w:pPr>
-          </w:p>
-        </w:tc>
-      </w:tr>
-      <w:tr>
-        <w:tc>
-          <w:tcPr>
-            <w:tcW w:w="8010" w:type="dxa"/>
+                <w:rFonts w:ascii="Times New Roman" w:eastAsia="Times New Roman" w:hAnsi="Times New Roman" w:cs="Times New Roman"/>
+                <w:b/>
+                <w:bCs/>
+                <w:color w:val="000000"/>
+                <w:kern w:val="0"/>
+                <w:sz w:val="22"/>
+                <w:szCs w:val="22"/>
+                <w14:ligatures w14:val="none"/>
+              </w:rPr>
+              <w:t>Chandross-Cohen, T.</w:t>
+            </w:r>
+            <w:r>
+              <w:rPr>
+                <w:rFonts w:ascii="Times New Roman" w:eastAsia="Times New Roman" w:hAnsi="Times New Roman" w:cs="Times New Roman"/>
+                <w:color w:val="000000"/>
+                <w:kern w:val="0"/>
+                <w:sz w:val="22"/>
+                <w:szCs w:val="22"/>
+                <w14:ligatures w14:val="none"/>
+              </w:rPr>
+              <w:t>, &amp; Kovac, J. (March 27, 2024). “Variation in </w:t>
+            </w:r>
+            <w:r>
+              <w:rPr>
+                <w:rFonts w:ascii="Times New Roman" w:eastAsia="Times New Roman" w:hAnsi="Times New Roman" w:cs="Times New Roman"/>
+                <w:i/>
+                <w:iCs/>
+                <w:color w:val="000000"/>
+                <w:kern w:val="0"/>
+                <w:sz w:val="22"/>
+                <w:szCs w:val="22"/>
+                <w14:ligatures w14:val="none"/>
+              </w:rPr>
+              <w:t>Bacillus cereus</w:t>
+            </w:r>
+            <w:r>
+              <w:rPr>
+                <w:rFonts w:ascii="Times New Roman" w:eastAsia="Times New Roman" w:hAnsi="Times New Roman" w:cs="Times New Roman"/>
+                <w:color w:val="000000"/>
+                <w:kern w:val="0"/>
+                <w:sz w:val="22"/>
+                <w:szCs w:val="22"/>
+                <w14:ligatures w14:val="none"/>
+              </w:rPr>
+              <w:t> Hemolysin BL Transcription Associated with a SNP in the Transcription Regulatory Region,” Gamma Sigma Delta Symposium, University Park, PA.</w:t>
+            </w:r>
+          </w:p>
+        </w:tc>
+        <w:tc>
+          <w:tcPr>
+            <w:tcW w:w="2520" w:type="dxa"/>
             <w:vAlign w:val="center"/>
           </w:tcPr>
           <w:p>
@@ -7077,83 +7049,6 @@
             <w:r>
               <w:rPr>
                 <w:rFonts w:ascii="Times New Roman" w:hAnsi="Times New Roman" w:cs="Times New Roman"/>
-                <w:b/>
-                <w:bCs/>
-                <w:color w:val="000000" w:themeColor="text1"/>
-                <w:sz w:val="22"/>
-                <w:szCs w:val="22"/>
-              </w:rPr>
-              <w:t xml:space="preserve">T. Chandross-Cohen, </w:t>
-            </w:r>
-            <w:r>
-              <w:rPr>
-                <w:rFonts w:ascii="Times New Roman" w:hAnsi="Times New Roman" w:cs="Times New Roman"/>
-                <w:color w:val="000000" w:themeColor="text1"/>
-                <w:sz w:val="22"/>
-                <w:szCs w:val="22"/>
-              </w:rPr>
-              <w:t>J.</w:t>
-            </w:r>
-            <w:r>
-              <w:rPr>
-                <w:rFonts w:ascii="Times New Roman" w:hAnsi="Times New Roman" w:cs="Times New Roman"/>
-                <w:color w:val="000000" w:themeColor="text1"/>
-                <w:sz w:val="22"/>
-                <w:szCs w:val="22"/>
-              </w:rPr>
-              <w:t xml:space="preserve"> </w:t>
-            </w:r>
-            <w:r>
-              <w:rPr>
-                <w:rFonts w:ascii="Times New Roman" w:hAnsi="Times New Roman" w:cs="Times New Roman"/>
-                <w:color w:val="000000" w:themeColor="text1"/>
-                <w:sz w:val="22"/>
-                <w:szCs w:val="22"/>
-              </w:rPr>
-              <w:t xml:space="preserve">Kovac. Variation in </w:t>
-            </w:r>
-            <w:r>
-              <w:rPr>
-                <w:rFonts w:ascii="Times New Roman" w:hAnsi="Times New Roman" w:cs="Times New Roman"/>
-                <w:i/>
-                <w:iCs/>
-                <w:color w:val="000000" w:themeColor="text1"/>
-                <w:sz w:val="22"/>
-                <w:szCs w:val="22"/>
-              </w:rPr>
-              <w:t>Bacillus cereus</w:t>
-            </w:r>
-            <w:r>
-              <w:rPr>
-                <w:rFonts w:ascii="Times New Roman" w:hAnsi="Times New Roman" w:cs="Times New Roman"/>
-                <w:color w:val="000000" w:themeColor="text1"/>
-                <w:sz w:val="22"/>
-                <w:szCs w:val="22"/>
-              </w:rPr>
-              <w:t xml:space="preserve"> Hemolysin Bl Transcription Associated with a SNP in Transcription Regulatory Region. 2024 Gamma Sigma Delta Symposium. March 27, 2024, University Park, Pennsylvania.</w:t>
-            </w:r>
-          </w:p>
-        </w:tc>
-        <w:tc>
-          <w:tcPr>
-            <w:tcW w:w="2520" w:type="dxa"/>
-            <w:vAlign w:val="center"/>
-          </w:tcPr>
-          <w:p>
-            <w:pPr>
-              <w:autoSpaceDE w:val="0"/>
-              <w:autoSpaceDN w:val="0"/>
-              <w:adjustRightInd w:val="0"/>
-              <w:rPr>
-                <w:rFonts w:ascii="Times New Roman" w:hAnsi="Times New Roman" w:cs="Times New Roman"/>
-                <w:color w:val="000000" w:themeColor="text1"/>
-                <w:sz w:val="22"/>
-                <w:szCs w:val="22"/>
-              </w:rPr>
-            </w:pPr>
-            <w:r>
-              <w:rPr>
-                <w:rFonts w:ascii="Times New Roman" w:hAnsi="Times New Roman" w:cs="Times New Roman"/>
                 <w:color w:val="000000" w:themeColor="text1"/>
                 <w:sz w:val="22"/>
                 <w:szCs w:val="22"/>
@@ -7188,8 +7083,8 @@
                 <w:b/>
                 <w:bCs/>
                 <w:color w:val="000000" w:themeColor="text1"/>
-                <w:sz w:val="30"/>
-                <w:szCs w:val="30"/>
+                <w:sz w:val="22"/>
+                <w:szCs w:val="22"/>
               </w:rPr>
             </w:pPr>
           </w:p>
@@ -7220,72 +7115,89 @@
             </w:pPr>
             <w:r>
               <w:rPr>
-                <w:rFonts w:ascii="Times New Roman" w:hAnsi="Times New Roman" w:cs="Times New Roman"/>
-                <w:bCs/>
-                <w:color w:val="000000" w:themeColor="text1"/>
-                <w:sz w:val="22"/>
-                <w:szCs w:val="22"/>
-              </w:rPr>
-              <w:t>M. Yount</w:t>
-            </w:r>
-            <w:r>
-              <w:rPr>
-                <w:rFonts w:ascii="Times New Roman" w:hAnsi="Times New Roman" w:cs="Times New Roman"/>
-                <w:b/>
-                <w:color w:val="000000" w:themeColor="text1"/>
-                <w:sz w:val="22"/>
-                <w:szCs w:val="22"/>
-              </w:rPr>
-              <w:t>, T.</w:t>
-            </w:r>
-            <w:r>
-              <w:rPr>
-                <w:rFonts w:ascii="Times New Roman" w:hAnsi="Times New Roman" w:cs="Times New Roman"/>
-                <w:b/>
-                <w:color w:val="000000" w:themeColor="text1"/>
-                <w:sz w:val="22"/>
-                <w:szCs w:val="22"/>
-              </w:rPr>
-              <w:t xml:space="preserve"> </w:t>
-            </w:r>
-            <w:r>
-              <w:rPr>
-                <w:rFonts w:ascii="Times New Roman" w:hAnsi="Times New Roman" w:cs="Times New Roman"/>
-                <w:b/>
-                <w:color w:val="000000" w:themeColor="text1"/>
-                <w:sz w:val="22"/>
-                <w:szCs w:val="22"/>
-              </w:rPr>
-              <w:t>Chandross-Cohen</w:t>
-            </w:r>
-            <w:r>
-              <w:rPr>
-                <w:rFonts w:ascii="Times New Roman" w:hAnsi="Times New Roman" w:cs="Times New Roman"/>
-                <w:color w:val="000000" w:themeColor="text1"/>
-                <w:sz w:val="22"/>
-                <w:szCs w:val="22"/>
-              </w:rPr>
-              <w:t xml:space="preserve">, G. Georgiana, E. Readinger, and J. Kovac. Surface colonization area was associated with phylogenetic group and hemolysin BL production in </w:t>
-            </w:r>
-            <w:r>
-              <w:rPr>
-                <w:rFonts w:ascii="Times New Roman" w:hAnsi="Times New Roman" w:cs="Times New Roman"/>
-                <w:i/>
-                <w:iCs/>
-                <w:color w:val="000000" w:themeColor="text1"/>
-                <w:sz w:val="22"/>
-                <w:szCs w:val="22"/>
-              </w:rPr>
-              <w:t xml:space="preserve">Bacillus cereus sensu lato. </w:t>
-            </w:r>
-            <w:r>
-              <w:rPr>
-                <w:rFonts w:ascii="Times New Roman" w:hAnsi="Times New Roman" w:cs="Times New Roman"/>
-                <w:color w:val="000000" w:themeColor="text1"/>
-                <w:sz w:val="22"/>
-                <w:szCs w:val="22"/>
-              </w:rPr>
-              <w:t>2024 Gamma Sigma Delta Symposium. March 27, 2023, University Park, Pennsylvania.</w:t>
+                <w:rFonts w:ascii="Times New Roman" w:eastAsia="Times New Roman" w:hAnsi="Times New Roman" w:cs="Times New Roman"/>
+                <w:color w:val="000000"/>
+                <w:kern w:val="0"/>
+                <w:sz w:val="22"/>
+                <w:szCs w:val="22"/>
+                <w14:ligatures w14:val="none"/>
+              </w:rPr>
+              <w:lastRenderedPageBreak/>
+              <w:t>Yount, M., </w:t>
+            </w:r>
+            <w:r>
+              <w:rPr>
+                <w:rFonts w:ascii="Times New Roman" w:eastAsia="Times New Roman" w:hAnsi="Times New Roman" w:cs="Times New Roman"/>
+                <w:b/>
+                <w:bCs/>
+                <w:color w:val="000000"/>
+                <w:kern w:val="0"/>
+                <w:sz w:val="22"/>
+                <w:szCs w:val="22"/>
+                <w14:ligatures w14:val="none"/>
+              </w:rPr>
+              <w:t>Chandross-Cohen, T.</w:t>
+            </w:r>
+            <w:r>
+              <w:rPr>
+                <w:rFonts w:ascii="Times New Roman" w:eastAsia="Times New Roman" w:hAnsi="Times New Roman" w:cs="Times New Roman"/>
+                <w:color w:val="000000"/>
+                <w:kern w:val="0"/>
+                <w:sz w:val="22"/>
+                <w:szCs w:val="22"/>
+                <w14:ligatures w14:val="none"/>
+              </w:rPr>
+              <w:t>, Georgiana, G., Readinger, E., &amp; Kovac, J. (March 27, 2024). “Surface Colonization Area Was Associated with Phylogenetic Group and Hemolysin BL Production in </w:t>
+            </w:r>
+            <w:r>
+              <w:rPr>
+                <w:rFonts w:ascii="Times New Roman" w:eastAsia="Times New Roman" w:hAnsi="Times New Roman" w:cs="Times New Roman"/>
+                <w:i/>
+                <w:iCs/>
+                <w:color w:val="000000"/>
+                <w:kern w:val="0"/>
+                <w:sz w:val="22"/>
+                <w:szCs w:val="22"/>
+                <w14:ligatures w14:val="none"/>
+              </w:rPr>
+              <w:t>Bacillus cereus</w:t>
+            </w:r>
+            <w:r>
+              <w:rPr>
+                <w:rFonts w:ascii="Times New Roman" w:eastAsia="Times New Roman" w:hAnsi="Times New Roman" w:cs="Times New Roman"/>
+                <w:color w:val="000000"/>
+                <w:kern w:val="0"/>
+                <w:sz w:val="22"/>
+                <w:szCs w:val="22"/>
+                <w14:ligatures w14:val="none"/>
+              </w:rPr>
+              <w:t xml:space="preserve"> sensu lato,” Gamma Sigma Delta Symposium, University Park, PA. </w:t>
+            </w:r>
+            <w:r>
+              <w:rPr>
+                <w:rFonts w:ascii="Times New Roman" w:eastAsia="Times New Roman" w:hAnsi="Times New Roman" w:cs="Times New Roman"/>
+                <w:b/>
+                <w:bCs/>
+                <w:i/>
+                <w:iCs/>
+                <w:color w:val="000000"/>
+                <w:kern w:val="0"/>
+                <w:sz w:val="22"/>
+                <w:szCs w:val="22"/>
+                <w14:ligatures w14:val="none"/>
+              </w:rPr>
+              <w:t>Poster Award</w:t>
+            </w:r>
+            <w:r>
+              <w:rPr>
+                <w:rFonts w:ascii="Times New Roman" w:eastAsia="Times New Roman" w:hAnsi="Times New Roman" w:cs="Times New Roman"/>
+                <w:color w:val="000000"/>
+                <w:kern w:val="0"/>
+                <w:sz w:val="22"/>
+                <w:szCs w:val="22"/>
+                <w14:ligatures w14:val="none"/>
+              </w:rPr>
+              <w:t>.</w:t>
             </w:r>
           </w:p>
         </w:tc>
@@ -7338,62 +7250,51 @@
             </w:pPr>
             <w:r>
               <w:rPr>
-                <w:rFonts w:ascii="Times New Roman" w:hAnsi="Times New Roman" w:cs="Times New Roman"/>
-                <w:b/>
-                <w:bCs/>
-                <w:color w:val="000000" w:themeColor="text1"/>
-                <w:sz w:val="22"/>
-                <w:szCs w:val="22"/>
-              </w:rPr>
-              <w:lastRenderedPageBreak/>
-              <w:t xml:space="preserve">T. Chandross-Cohen, </w:t>
-            </w:r>
-            <w:r>
-              <w:rPr>
-                <w:rFonts w:ascii="Times New Roman" w:hAnsi="Times New Roman" w:cs="Times New Roman"/>
-                <w:color w:val="000000" w:themeColor="text1"/>
-                <w:sz w:val="22"/>
-                <w:szCs w:val="22"/>
-              </w:rPr>
-              <w:t>J.</w:t>
-            </w:r>
-            <w:r>
-              <w:rPr>
-                <w:rFonts w:ascii="Times New Roman" w:hAnsi="Times New Roman" w:cs="Times New Roman"/>
-                <w:color w:val="000000" w:themeColor="text1"/>
-                <w:sz w:val="22"/>
-                <w:szCs w:val="22"/>
-              </w:rPr>
-              <w:t xml:space="preserve"> </w:t>
-            </w:r>
-            <w:r>
-              <w:rPr>
-                <w:rFonts w:ascii="Times New Roman" w:hAnsi="Times New Roman" w:cs="Times New Roman"/>
-                <w:color w:val="000000" w:themeColor="text1"/>
-                <w:sz w:val="22"/>
-                <w:szCs w:val="22"/>
-              </w:rPr>
-              <w:t xml:space="preserve">Kovac. Variation in </w:t>
-            </w:r>
-            <w:r>
-              <w:rPr>
-                <w:rFonts w:ascii="Times New Roman" w:hAnsi="Times New Roman" w:cs="Times New Roman"/>
-                <w:i/>
-                <w:iCs/>
-                <w:color w:val="000000" w:themeColor="text1"/>
-                <w:sz w:val="22"/>
-                <w:szCs w:val="22"/>
+                <w:rFonts w:ascii="Times New Roman" w:eastAsia="Times New Roman" w:hAnsi="Times New Roman" w:cs="Times New Roman"/>
+                <w:b/>
+                <w:bCs/>
+                <w:color w:val="000000"/>
+                <w:kern w:val="0"/>
+                <w:sz w:val="22"/>
+                <w:szCs w:val="22"/>
+                <w14:ligatures w14:val="none"/>
+              </w:rPr>
+              <w:t>Chandross-Cohen, T.</w:t>
+            </w:r>
+            <w:r>
+              <w:rPr>
+                <w:rFonts w:ascii="Times New Roman" w:eastAsia="Times New Roman" w:hAnsi="Times New Roman" w:cs="Times New Roman"/>
+                <w:color w:val="000000"/>
+                <w:kern w:val="0"/>
+                <w:sz w:val="22"/>
+                <w:szCs w:val="22"/>
+                <w14:ligatures w14:val="none"/>
+              </w:rPr>
+              <w:t>, &amp; Kovac, J. (March 20, 2024). “Variation in </w:t>
+            </w:r>
+            <w:r>
+              <w:rPr>
+                <w:rFonts w:ascii="Times New Roman" w:eastAsia="Times New Roman" w:hAnsi="Times New Roman" w:cs="Times New Roman"/>
+                <w:i/>
+                <w:iCs/>
+                <w:color w:val="000000"/>
+                <w:kern w:val="0"/>
+                <w:sz w:val="22"/>
+                <w:szCs w:val="22"/>
+                <w14:ligatures w14:val="none"/>
               </w:rPr>
               <w:t>Bacillus cereus</w:t>
             </w:r>
             <w:r>
               <w:rPr>
-                <w:rFonts w:ascii="Times New Roman" w:hAnsi="Times New Roman" w:cs="Times New Roman"/>
-                <w:color w:val="000000" w:themeColor="text1"/>
-                <w:sz w:val="22"/>
-                <w:szCs w:val="22"/>
-              </w:rPr>
-              <w:t xml:space="preserve"> Hemolysin Bl Transcription Associated with a SNP in Transcription Regulatory Region. 2024 Food Science in Action Symposium. March 20, 2024, University Park, Pennsylvania.</w:t>
+                <w:rFonts w:ascii="Times New Roman" w:eastAsia="Times New Roman" w:hAnsi="Times New Roman" w:cs="Times New Roman"/>
+                <w:color w:val="000000"/>
+                <w:kern w:val="0"/>
+                <w:sz w:val="22"/>
+                <w:szCs w:val="22"/>
+                <w14:ligatures w14:val="none"/>
+              </w:rPr>
+              <w:t> Hemolysin BL Transcription Associated with a SNP in the Transcription Regulatory Region,” Food Science in Action Symposium, University Park, PA.</w:t>
             </w:r>
           </w:p>
         </w:tc>
@@ -7474,66 +7375,61 @@
               <w:adjustRightInd w:val="0"/>
               <w:rPr>
                 <w:rFonts w:ascii="Times New Roman" w:hAnsi="Times New Roman" w:cs="Times New Roman"/>
-                <w:color w:val="000000" w:themeColor="text1"/>
-                <w:sz w:val="22"/>
-                <w:szCs w:val="22"/>
-              </w:rPr>
-            </w:pPr>
-            <w:r>
-              <w:rPr>
-                <w:rFonts w:ascii="Times New Roman" w:hAnsi="Times New Roman" w:cs="Times New Roman"/>
-                <w:b/>
-                <w:bCs/>
-                <w:color w:val="000000" w:themeColor="text1"/>
-                <w:sz w:val="22"/>
-                <w:szCs w:val="22"/>
-              </w:rPr>
-              <w:t>T. Chandross-Cohen</w:t>
-            </w:r>
-            <w:r>
-              <w:rPr>
-                <w:rFonts w:ascii="Times New Roman" w:hAnsi="Times New Roman" w:cs="Times New Roman"/>
-                <w:color w:val="000000" w:themeColor="text1"/>
-                <w:sz w:val="22"/>
-                <w:szCs w:val="22"/>
-              </w:rPr>
-              <w:t>, M. Yount, J. Su, C. Qian, M. Wiedmann, and J. Kovac. Growth Potential of </w:t>
-            </w:r>
-            <w:r>
-              <w:rPr>
-                <w:rFonts w:ascii="Times New Roman" w:hAnsi="Times New Roman" w:cs="Times New Roman"/>
-                <w:i/>
-                <w:iCs/>
-                <w:color w:val="000000" w:themeColor="text1"/>
-                <w:sz w:val="22"/>
-                <w:szCs w:val="22"/>
+                <w:b/>
+                <w:bCs/>
+                <w:color w:val="000000" w:themeColor="text1"/>
+                <w:sz w:val="22"/>
+                <w:szCs w:val="22"/>
+              </w:rPr>
+            </w:pPr>
+            <w:r>
+              <w:rPr>
+                <w:rFonts w:ascii="Times New Roman" w:eastAsia="Times New Roman" w:hAnsi="Times New Roman" w:cs="Times New Roman"/>
+                <w:b/>
+                <w:bCs/>
+                <w:color w:val="000000"/>
+                <w:kern w:val="0"/>
+                <w:sz w:val="22"/>
+                <w:szCs w:val="22"/>
+                <w14:ligatures w14:val="none"/>
+              </w:rPr>
+              <w:t>Chandross-Cohen, T.</w:t>
+            </w:r>
+            <w:r>
+              <w:rPr>
+                <w:rFonts w:ascii="Times New Roman" w:eastAsia="Times New Roman" w:hAnsi="Times New Roman" w:cs="Times New Roman"/>
+                <w:color w:val="000000"/>
+                <w:kern w:val="0"/>
+                <w:sz w:val="22"/>
+                <w:szCs w:val="22"/>
+                <w14:ligatures w14:val="none"/>
+              </w:rPr>
+              <w:t>, Yount, M., Su, J., Qian, C., Wiedmann, M., &amp; Kovac, J. (November 3–4, 2023). “Growth Potential of </w:t>
+            </w:r>
+            <w:r>
+              <w:rPr>
+                <w:rFonts w:ascii="Times New Roman" w:eastAsia="Times New Roman" w:hAnsi="Times New Roman" w:cs="Times New Roman"/>
+                <w:i/>
+                <w:iCs/>
+                <w:color w:val="000000"/>
+                <w:kern w:val="0"/>
+                <w:sz w:val="22"/>
+                <w:szCs w:val="22"/>
+                <w14:ligatures w14:val="none"/>
               </w:rPr>
               <w:t>Bacillus cereus</w:t>
             </w:r>
             <w:r>
               <w:rPr>
-                <w:rFonts w:ascii="Times New Roman" w:hAnsi="Times New Roman" w:cs="Times New Roman"/>
-                <w:color w:val="000000" w:themeColor="text1"/>
-                <w:sz w:val="22"/>
-                <w:szCs w:val="22"/>
-              </w:rPr>
-              <w:t> Group Strains from Different Phylogenetic Groups in a Dairy Food Model. 2023 Allegheny branch of the American Society of Microbiology Annual Meeting. November 3-4, 2023, Williamsport, PA.</w:t>
-            </w:r>
-          </w:p>
-          <w:p>
-            <w:pPr>
-              <w:autoSpaceDE w:val="0"/>
-              <w:autoSpaceDN w:val="0"/>
-              <w:adjustRightInd w:val="0"/>
-              <w:rPr>
-                <w:rFonts w:ascii="Times New Roman" w:hAnsi="Times New Roman" w:cs="Times New Roman"/>
-                <w:b/>
-                <w:bCs/>
-                <w:color w:val="000000" w:themeColor="text1"/>
-                <w:sz w:val="22"/>
-                <w:szCs w:val="22"/>
-              </w:rPr>
-            </w:pPr>
+                <w:rFonts w:ascii="Times New Roman" w:eastAsia="Times New Roman" w:hAnsi="Times New Roman" w:cs="Times New Roman"/>
+                <w:color w:val="000000"/>
+                <w:kern w:val="0"/>
+                <w:sz w:val="22"/>
+                <w:szCs w:val="22"/>
+                <w14:ligatures w14:val="none"/>
+              </w:rPr>
+              <w:t> Group Strains from Different Phylogenetic Groups in a Dairy Food Model,” Allegheny Branch of the American Society of Microbiology Annual Meeting, Williamsport, PA.</w:t>
+            </w:r>
           </w:p>
         </w:tc>
         <w:tc>
@@ -7620,43 +7516,51 @@
             </w:pPr>
             <w:r>
               <w:rPr>
-                <w:rFonts w:ascii="Times New Roman" w:hAnsi="Times New Roman" w:cs="Times New Roman"/>
-                <w:b/>
-                <w:bCs/>
-                <w:color w:val="000000" w:themeColor="text1"/>
-                <w:sz w:val="22"/>
-                <w:szCs w:val="22"/>
-              </w:rPr>
-              <w:t>T. Chandross-Cohen</w:t>
-            </w:r>
-            <w:r>
-              <w:rPr>
-                <w:rFonts w:ascii="Times New Roman" w:hAnsi="Times New Roman" w:cs="Times New Roman"/>
-                <w:color w:val="000000" w:themeColor="text1"/>
-                <w:sz w:val="22"/>
-                <w:szCs w:val="22"/>
-              </w:rPr>
-              <w:t>, M. Yount, J. Su, C. Qian, M. Wiedmann, and J. Kovac. Growth Potential of </w:t>
-            </w:r>
-            <w:r>
-              <w:rPr>
-                <w:rFonts w:ascii="Times New Roman" w:hAnsi="Times New Roman" w:cs="Times New Roman"/>
-                <w:i/>
-                <w:iCs/>
-                <w:color w:val="000000" w:themeColor="text1"/>
-                <w:sz w:val="22"/>
-                <w:szCs w:val="22"/>
+                <w:rFonts w:ascii="Times New Roman" w:eastAsia="Times New Roman" w:hAnsi="Times New Roman" w:cs="Times New Roman"/>
+                <w:b/>
+                <w:bCs/>
+                <w:color w:val="000000"/>
+                <w:kern w:val="0"/>
+                <w:sz w:val="22"/>
+                <w:szCs w:val="22"/>
+                <w14:ligatures w14:val="none"/>
+              </w:rPr>
+              <w:t>Chandross-Cohen, T.</w:t>
+            </w:r>
+            <w:r>
+              <w:rPr>
+                <w:rFonts w:ascii="Times New Roman" w:eastAsia="Times New Roman" w:hAnsi="Times New Roman" w:cs="Times New Roman"/>
+                <w:color w:val="000000"/>
+                <w:kern w:val="0"/>
+                <w:sz w:val="22"/>
+                <w:szCs w:val="22"/>
+                <w14:ligatures w14:val="none"/>
+              </w:rPr>
+              <w:t>, Yount, M., Su, J., Qian, C., Wiedmann, M., &amp; Kovac, J. (July 16–19, 2023). “Growth Potential of </w:t>
+            </w:r>
+            <w:r>
+              <w:rPr>
+                <w:rFonts w:ascii="Times New Roman" w:eastAsia="Times New Roman" w:hAnsi="Times New Roman" w:cs="Times New Roman"/>
+                <w:i/>
+                <w:iCs/>
+                <w:color w:val="000000"/>
+                <w:kern w:val="0"/>
+                <w:sz w:val="22"/>
+                <w:szCs w:val="22"/>
+                <w14:ligatures w14:val="none"/>
               </w:rPr>
               <w:t>Bacillus cereus</w:t>
             </w:r>
             <w:r>
               <w:rPr>
-                <w:rFonts w:ascii="Times New Roman" w:hAnsi="Times New Roman" w:cs="Times New Roman"/>
-                <w:color w:val="000000" w:themeColor="text1"/>
-                <w:sz w:val="22"/>
-                <w:szCs w:val="22"/>
-              </w:rPr>
-              <w:t> Group Strains from Different Phylogenetic Groups in a Dairy Food Model. 2023 International Association for Food Protection Annual Meeting. July 16-19, 2023, Toronto, Ontario, Canada.</w:t>
+                <w:rFonts w:ascii="Times New Roman" w:eastAsia="Times New Roman" w:hAnsi="Times New Roman" w:cs="Times New Roman"/>
+                <w:color w:val="000000"/>
+                <w:kern w:val="0"/>
+                <w:sz w:val="22"/>
+                <w:szCs w:val="22"/>
+                <w14:ligatures w14:val="none"/>
+              </w:rPr>
+              <w:t> Group Strains from Different Phylogenetic Groups in a Dairy Food Model,” International Association for Food Protection Annual Meeting, Toronto, Ontario, Canada.</w:t>
             </w:r>
           </w:p>
         </w:tc>
@@ -7745,74 +7649,62 @@
             </w:pPr>
             <w:r>
               <w:rPr>
-                <w:rFonts w:ascii="Times New Roman" w:hAnsi="Times New Roman" w:cs="Times New Roman"/>
-                <w:color w:val="000000" w:themeColor="text1"/>
-                <w:sz w:val="22"/>
-                <w:szCs w:val="22"/>
-              </w:rPr>
-              <w:t xml:space="preserve">J. Su, C. Qian, </w:t>
-            </w:r>
-            <w:r>
-              <w:rPr>
-                <w:rFonts w:ascii="Times New Roman" w:hAnsi="Times New Roman" w:cs="Times New Roman"/>
-                <w:b/>
-                <w:bCs/>
-                <w:color w:val="000000" w:themeColor="text1"/>
-                <w:sz w:val="22"/>
-                <w:szCs w:val="22"/>
-              </w:rPr>
-              <w:t>T. Chandross-Cohen</w:t>
-            </w:r>
-            <w:r>
-              <w:rPr>
-                <w:rFonts w:ascii="Times New Roman" w:hAnsi="Times New Roman" w:cs="Times New Roman"/>
-                <w:color w:val="000000" w:themeColor="text1"/>
-                <w:sz w:val="22"/>
-                <w:szCs w:val="22"/>
-              </w:rPr>
-              <w:t xml:space="preserve">, M. Yount, M. Wiedmann, and </w:t>
-            </w:r>
-            <w:proofErr w:type="spellStart"/>
-            <w:proofErr w:type="gramStart"/>
-            <w:r>
-              <w:rPr>
-                <w:rFonts w:ascii="Times New Roman" w:hAnsi="Times New Roman" w:cs="Times New Roman"/>
-                <w:color w:val="000000" w:themeColor="text1"/>
-                <w:sz w:val="22"/>
-                <w:szCs w:val="22"/>
-              </w:rPr>
-              <w:t>J.Kovac</w:t>
-            </w:r>
-            <w:proofErr w:type="spellEnd"/>
-            <w:proofErr w:type="gramEnd"/>
-            <w:r>
-              <w:rPr>
-                <w:rFonts w:ascii="Times New Roman" w:hAnsi="Times New Roman" w:cs="Times New Roman"/>
-                <w:color w:val="000000" w:themeColor="text1"/>
-                <w:sz w:val="22"/>
-                <w:szCs w:val="22"/>
-              </w:rPr>
-              <w:t xml:space="preserve">. An exposure assessment of cytotoxic </w:t>
-            </w:r>
-            <w:r>
-              <w:rPr>
-                <w:rFonts w:ascii="Times New Roman" w:hAnsi="Times New Roman" w:cs="Times New Roman"/>
-                <w:i/>
-                <w:iCs/>
-                <w:color w:val="000000" w:themeColor="text1"/>
-                <w:sz w:val="22"/>
-                <w:szCs w:val="22"/>
+                <w:rFonts w:ascii="Times New Roman" w:eastAsia="Times New Roman" w:hAnsi="Times New Roman" w:cs="Times New Roman"/>
+                <w:color w:val="000000"/>
+                <w:kern w:val="0"/>
+                <w:sz w:val="22"/>
+                <w:szCs w:val="22"/>
+                <w14:ligatures w14:val="none"/>
+              </w:rPr>
+              <w:t>Su, J., Qian, C., </w:t>
+            </w:r>
+            <w:r>
+              <w:rPr>
+                <w:rFonts w:ascii="Times New Roman" w:eastAsia="Times New Roman" w:hAnsi="Times New Roman" w:cs="Times New Roman"/>
+                <w:b/>
+                <w:bCs/>
+                <w:color w:val="000000"/>
+                <w:kern w:val="0"/>
+                <w:sz w:val="22"/>
+                <w:szCs w:val="22"/>
+                <w14:ligatures w14:val="none"/>
+              </w:rPr>
+              <w:t>Chandross-Cohen, T.</w:t>
+            </w:r>
+            <w:r>
+              <w:rPr>
+                <w:rFonts w:ascii="Times New Roman" w:eastAsia="Times New Roman" w:hAnsi="Times New Roman" w:cs="Times New Roman"/>
+                <w:color w:val="000000"/>
+                <w:kern w:val="0"/>
+                <w:sz w:val="22"/>
+                <w:szCs w:val="22"/>
+                <w14:ligatures w14:val="none"/>
+              </w:rPr>
+              <w:t>, Yount, M., Wiedmann, M., &amp; Kovac, J. (July 16–19, 2023). “An Exposure Assessment of Cytotoxic </w:t>
+            </w:r>
+            <w:r>
+              <w:rPr>
+                <w:rFonts w:ascii="Times New Roman" w:eastAsia="Times New Roman" w:hAnsi="Times New Roman" w:cs="Times New Roman"/>
+                <w:i/>
+                <w:iCs/>
+                <w:color w:val="000000"/>
+                <w:kern w:val="0"/>
+                <w:sz w:val="22"/>
+                <w:szCs w:val="22"/>
+                <w14:ligatures w14:val="none"/>
               </w:rPr>
               <w:t>Bacillus cereus</w:t>
             </w:r>
             <w:r>
               <w:rPr>
-                <w:rFonts w:ascii="Times New Roman" w:hAnsi="Times New Roman" w:cs="Times New Roman"/>
-                <w:color w:val="000000" w:themeColor="text1"/>
-                <w:sz w:val="22"/>
-                <w:szCs w:val="22"/>
-              </w:rPr>
-              <w:t xml:space="preserve"> strains from various phylogenetic groups in HTST milk. 2023 International Association for Food Protection Annual Meeting. July 16-19, 2023, Toronto, Ontario, Canada.</w:t>
+                <w:rFonts w:ascii="Times New Roman" w:eastAsia="Times New Roman" w:hAnsi="Times New Roman" w:cs="Times New Roman"/>
+                <w:color w:val="000000"/>
+                <w:kern w:val="0"/>
+                <w:sz w:val="22"/>
+                <w:szCs w:val="22"/>
+                <w14:ligatures w14:val="none"/>
+              </w:rPr>
+              <w:t> Strains from Various Phylogenetic Groups in HTST Milk,” International Association for Food Protection Annual Meeting, Toronto, Ontario, Canada.</w:t>
             </w:r>
           </w:p>
         </w:tc>
@@ -7865,43 +7757,51 @@
             </w:pPr>
             <w:r>
               <w:rPr>
-                <w:rFonts w:ascii="Times New Roman" w:hAnsi="Times New Roman" w:cs="Times New Roman"/>
-                <w:b/>
-                <w:bCs/>
-                <w:color w:val="000000" w:themeColor="text1"/>
-                <w:sz w:val="22"/>
-                <w:szCs w:val="22"/>
-              </w:rPr>
-              <w:t>T. Chandross-Cohen</w:t>
-            </w:r>
-            <w:r>
-              <w:rPr>
-                <w:rFonts w:ascii="Times New Roman" w:hAnsi="Times New Roman" w:cs="Times New Roman"/>
-                <w:color w:val="000000" w:themeColor="text1"/>
-                <w:sz w:val="22"/>
-                <w:szCs w:val="22"/>
-              </w:rPr>
-              <w:t>, M. Yount, J. Su, C. Qian, M. Wiedmann, and J. Kovac. Growth Potential of </w:t>
-            </w:r>
-            <w:r>
-              <w:rPr>
-                <w:rFonts w:ascii="Times New Roman" w:hAnsi="Times New Roman" w:cs="Times New Roman"/>
-                <w:i/>
-                <w:iCs/>
-                <w:color w:val="000000" w:themeColor="text1"/>
-                <w:sz w:val="22"/>
-                <w:szCs w:val="22"/>
-              </w:rPr>
-              <w:t>Bacillus cereus </w:t>
-            </w:r>
-            <w:r>
-              <w:rPr>
-                <w:rFonts w:ascii="Times New Roman" w:hAnsi="Times New Roman" w:cs="Times New Roman"/>
-                <w:color w:val="000000" w:themeColor="text1"/>
-                <w:sz w:val="22"/>
-                <w:szCs w:val="22"/>
-              </w:rPr>
-              <w:t>Group Strains from Different Phylogenetic Groups in a Dairy Food Model. 2023 Food Science in Action Symposium. May 26, 2023, University Park, Pennsylvania.</w:t>
+                <w:rFonts w:ascii="Times New Roman" w:eastAsia="Times New Roman" w:hAnsi="Times New Roman" w:cs="Times New Roman"/>
+                <w:b/>
+                <w:bCs/>
+                <w:color w:val="000000"/>
+                <w:kern w:val="0"/>
+                <w:sz w:val="22"/>
+                <w:szCs w:val="22"/>
+                <w14:ligatures w14:val="none"/>
+              </w:rPr>
+              <w:t>Chandross-Cohen, T.</w:t>
+            </w:r>
+            <w:r>
+              <w:rPr>
+                <w:rFonts w:ascii="Times New Roman" w:eastAsia="Times New Roman" w:hAnsi="Times New Roman" w:cs="Times New Roman"/>
+                <w:color w:val="000000"/>
+                <w:kern w:val="0"/>
+                <w:sz w:val="22"/>
+                <w:szCs w:val="22"/>
+                <w14:ligatures w14:val="none"/>
+              </w:rPr>
+              <w:t>, Yount, M., Su, J., Qian, C., Wiedmann, M., &amp; Kovac, J. (May 26, 2023). “Growth Potential of </w:t>
+            </w:r>
+            <w:r>
+              <w:rPr>
+                <w:rFonts w:ascii="Times New Roman" w:eastAsia="Times New Roman" w:hAnsi="Times New Roman" w:cs="Times New Roman"/>
+                <w:i/>
+                <w:iCs/>
+                <w:color w:val="000000"/>
+                <w:kern w:val="0"/>
+                <w:sz w:val="22"/>
+                <w:szCs w:val="22"/>
+                <w14:ligatures w14:val="none"/>
+              </w:rPr>
+              <w:t>Bacillus cereus</w:t>
+            </w:r>
+            <w:r>
+              <w:rPr>
+                <w:rFonts w:ascii="Times New Roman" w:eastAsia="Times New Roman" w:hAnsi="Times New Roman" w:cs="Times New Roman"/>
+                <w:color w:val="000000"/>
+                <w:kern w:val="0"/>
+                <w:sz w:val="22"/>
+                <w:szCs w:val="22"/>
+                <w14:ligatures w14:val="none"/>
+              </w:rPr>
+              <w:t> Group Strains from Different Phylogenetic Groups in a Dairy Food Model,” Food Science in Action Symposium, University Park, PA.</w:t>
             </w:r>
           </w:p>
         </w:tc>
@@ -7992,43 +7892,77 @@
             </w:pPr>
             <w:r>
               <w:rPr>
-                <w:rFonts w:ascii="Times New Roman" w:hAnsi="Times New Roman" w:cs="Times New Roman"/>
-                <w:b/>
-                <w:bCs/>
-                <w:color w:val="000000" w:themeColor="text1"/>
-                <w:sz w:val="22"/>
-                <w:szCs w:val="22"/>
-              </w:rPr>
-              <w:t>T. Chandross-Cohen</w:t>
-            </w:r>
-            <w:r>
-              <w:rPr>
-                <w:rFonts w:ascii="Times New Roman" w:hAnsi="Times New Roman" w:cs="Times New Roman"/>
-                <w:color w:val="000000" w:themeColor="text1"/>
-                <w:sz w:val="22"/>
-                <w:szCs w:val="22"/>
-              </w:rPr>
-              <w:t>, M. Yount, J. Su, C. Qian, M. Wiedmann, and J. Kovac. Growth Potential of </w:t>
-            </w:r>
-            <w:r>
-              <w:rPr>
-                <w:rFonts w:ascii="Times New Roman" w:hAnsi="Times New Roman" w:cs="Times New Roman"/>
-                <w:i/>
-                <w:iCs/>
-                <w:color w:val="000000" w:themeColor="text1"/>
-                <w:sz w:val="22"/>
-                <w:szCs w:val="22"/>
+                <w:rFonts w:ascii="Times New Roman" w:eastAsia="Times New Roman" w:hAnsi="Times New Roman" w:cs="Times New Roman"/>
+                <w:b/>
+                <w:bCs/>
+                <w:color w:val="000000"/>
+                <w:kern w:val="0"/>
+                <w:sz w:val="22"/>
+                <w:szCs w:val="22"/>
+                <w14:ligatures w14:val="none"/>
+              </w:rPr>
+              <w:t>Chandross-Cohen, T.</w:t>
+            </w:r>
+            <w:r>
+              <w:rPr>
+                <w:rFonts w:ascii="Times New Roman" w:eastAsia="Times New Roman" w:hAnsi="Times New Roman" w:cs="Times New Roman"/>
+                <w:color w:val="000000"/>
+                <w:kern w:val="0"/>
+                <w:sz w:val="22"/>
+                <w:szCs w:val="22"/>
+                <w14:ligatures w14:val="none"/>
+              </w:rPr>
+              <w:t>, Yount, M., Su, J., Qian, C., Wiedmann, M., &amp; Kovac, J. (March 30, 2023). “Growth Potential of </w:t>
+            </w:r>
+            <w:r>
+              <w:rPr>
+                <w:rFonts w:ascii="Times New Roman" w:eastAsia="Times New Roman" w:hAnsi="Times New Roman" w:cs="Times New Roman"/>
+                <w:i/>
+                <w:iCs/>
+                <w:color w:val="000000"/>
+                <w:kern w:val="0"/>
+                <w:sz w:val="22"/>
+                <w:szCs w:val="22"/>
+                <w14:ligatures w14:val="none"/>
               </w:rPr>
               <w:t>Bacillus cereus</w:t>
             </w:r>
             <w:r>
               <w:rPr>
-                <w:rFonts w:ascii="Times New Roman" w:hAnsi="Times New Roman" w:cs="Times New Roman"/>
-                <w:color w:val="000000" w:themeColor="text1"/>
-                <w:sz w:val="22"/>
-                <w:szCs w:val="22"/>
-              </w:rPr>
-              <w:t> Group Strains from Different Phylogenetic Groups in a Dairy Food Model. 2023 Gamma Sigma Delta Symposium. March 30, 2023, University Park, Pennsylvania.</w:t>
+                <w:rFonts w:ascii="Times New Roman" w:eastAsia="Times New Roman" w:hAnsi="Times New Roman" w:cs="Times New Roman"/>
+                <w:color w:val="000000"/>
+                <w:kern w:val="0"/>
+                <w:sz w:val="22"/>
+                <w:szCs w:val="22"/>
+                <w14:ligatures w14:val="none"/>
+              </w:rPr>
+              <w:t xml:space="preserve"> Group Strains from Different Phylogenetic Groups in a Dairy Food Model,” Gamma Sigma Delta Symposium, University Park, PA. </w:t>
+            </w:r>
+            <w:r>
+              <w:rPr>
+                <w:rFonts w:ascii="Times New Roman" w:eastAsia="Times New Roman" w:hAnsi="Times New Roman" w:cs="Times New Roman"/>
+                <w:b/>
+                <w:bCs/>
+                <w:i/>
+                <w:iCs/>
+                <w:color w:val="000000"/>
+                <w:kern w:val="0"/>
+                <w:sz w:val="22"/>
+                <w:szCs w:val="22"/>
+                <w14:ligatures w14:val="none"/>
+              </w:rPr>
+              <w:t>Poster Award</w:t>
+            </w:r>
+            <w:r>
+              <w:rPr>
+                <w:rFonts w:ascii="Times New Roman" w:eastAsia="Times New Roman" w:hAnsi="Times New Roman" w:cs="Times New Roman"/>
+                <w:color w:val="000000"/>
+                <w:kern w:val="0"/>
+                <w:sz w:val="22"/>
+                <w:szCs w:val="22"/>
+                <w14:ligatures w14:val="none"/>
+              </w:rPr>
+              <w:t>.</w:t>
             </w:r>
           </w:p>
         </w:tc>
@@ -8104,112 +8038,86 @@
             </w:pPr>
             <w:r>
               <w:rPr>
-                <w:rFonts w:ascii="Times New Roman" w:hAnsi="Times New Roman" w:cs="Times New Roman"/>
-                <w:color w:val="000000" w:themeColor="text1"/>
-                <w:sz w:val="22"/>
-                <w:szCs w:val="22"/>
-              </w:rPr>
-              <w:t>M. L.</w:t>
-            </w:r>
-            <w:r>
-              <w:rPr>
-                <w:rFonts w:ascii="Times New Roman" w:hAnsi="Times New Roman" w:cs="Times New Roman"/>
-                <w:color w:val="000000" w:themeColor="text1"/>
-                <w:sz w:val="22"/>
-                <w:szCs w:val="22"/>
-              </w:rPr>
-              <w:t xml:space="preserve"> </w:t>
-            </w:r>
-            <w:r>
-              <w:rPr>
-                <w:rFonts w:ascii="Times New Roman" w:hAnsi="Times New Roman" w:cs="Times New Roman"/>
-                <w:color w:val="000000" w:themeColor="text1"/>
-                <w:sz w:val="22"/>
-                <w:szCs w:val="22"/>
-              </w:rPr>
-              <w:t xml:space="preserve">Rolon, </w:t>
-            </w:r>
-            <w:r>
-              <w:rPr>
-                <w:rFonts w:ascii="Times New Roman" w:hAnsi="Times New Roman" w:cs="Times New Roman"/>
-                <w:b/>
-                <w:bCs/>
-                <w:color w:val="000000" w:themeColor="text1"/>
-                <w:sz w:val="22"/>
-                <w:szCs w:val="22"/>
-              </w:rPr>
-              <w:t>T.</w:t>
-            </w:r>
-            <w:r>
-              <w:rPr>
-                <w:rFonts w:ascii="Times New Roman" w:hAnsi="Times New Roman" w:cs="Times New Roman"/>
-                <w:b/>
-                <w:bCs/>
-                <w:color w:val="000000" w:themeColor="text1"/>
-                <w:sz w:val="22"/>
-                <w:szCs w:val="22"/>
-              </w:rPr>
-              <w:t xml:space="preserve"> </w:t>
-            </w:r>
-            <w:r>
-              <w:rPr>
-                <w:rFonts w:ascii="Times New Roman" w:hAnsi="Times New Roman" w:cs="Times New Roman"/>
-                <w:b/>
-                <w:bCs/>
-                <w:color w:val="000000" w:themeColor="text1"/>
-                <w:sz w:val="22"/>
-                <w:szCs w:val="22"/>
-              </w:rPr>
-              <w:t>Chandross-Cohen</w:t>
-            </w:r>
-            <w:r>
-              <w:rPr>
-                <w:rFonts w:ascii="Times New Roman" w:hAnsi="Times New Roman" w:cs="Times New Roman"/>
-                <w:color w:val="000000" w:themeColor="text1"/>
-                <w:sz w:val="22"/>
-                <w:szCs w:val="22"/>
-              </w:rPr>
-              <w:t xml:space="preserve">, K.E. </w:t>
+                <w:rFonts w:ascii="Times New Roman" w:eastAsia="Times New Roman" w:hAnsi="Times New Roman" w:cs="Times New Roman"/>
+                <w:color w:val="000000"/>
+                <w:kern w:val="0"/>
+                <w:sz w:val="22"/>
+                <w:szCs w:val="22"/>
+                <w14:ligatures w14:val="none"/>
+              </w:rPr>
+              <w:t>Rolon, M. L., </w:t>
+            </w:r>
+            <w:r>
+              <w:rPr>
+                <w:rFonts w:ascii="Times New Roman" w:eastAsia="Times New Roman" w:hAnsi="Times New Roman" w:cs="Times New Roman"/>
+                <w:b/>
+                <w:bCs/>
+                <w:color w:val="000000"/>
+                <w:kern w:val="0"/>
+                <w:sz w:val="22"/>
+                <w:szCs w:val="22"/>
+                <w14:ligatures w14:val="none"/>
+              </w:rPr>
+              <w:t>Chandross-Cohen, T.</w:t>
+            </w:r>
+            <w:r>
+              <w:rPr>
+                <w:rFonts w:ascii="Times New Roman" w:eastAsia="Times New Roman" w:hAnsi="Times New Roman" w:cs="Times New Roman"/>
+                <w:color w:val="000000"/>
+                <w:kern w:val="0"/>
+                <w:sz w:val="22"/>
+                <w:szCs w:val="22"/>
+                <w14:ligatures w14:val="none"/>
+              </w:rPr>
+              <w:t xml:space="preserve">, </w:t>
             </w:r>
             <w:proofErr w:type="spellStart"/>
             <w:r>
               <w:rPr>
-                <w:rFonts w:ascii="Times New Roman" w:hAnsi="Times New Roman" w:cs="Times New Roman"/>
-                <w:color w:val="000000" w:themeColor="text1"/>
-                <w:sz w:val="22"/>
-                <w:szCs w:val="22"/>
+                <w:rFonts w:ascii="Times New Roman" w:eastAsia="Times New Roman" w:hAnsi="Times New Roman" w:cs="Times New Roman"/>
+                <w:color w:val="000000"/>
+                <w:kern w:val="0"/>
+                <w:sz w:val="22"/>
+                <w:szCs w:val="22"/>
+                <w14:ligatures w14:val="none"/>
               </w:rPr>
               <w:t>Kaylegian</w:t>
             </w:r>
             <w:proofErr w:type="spellEnd"/>
             <w:r>
               <w:rPr>
-                <w:rFonts w:ascii="Times New Roman" w:hAnsi="Times New Roman" w:cs="Times New Roman"/>
-                <w:color w:val="000000" w:themeColor="text1"/>
-                <w:sz w:val="22"/>
-                <w:szCs w:val="22"/>
-              </w:rPr>
-              <w:t xml:space="preserve">, R.F. Roberts, J. Kovac. Context Matters: Environmental Microbiota of Ice Cream Processing Facilities Affects the Inhibitory Performance of Two Lactic Acid Bacteria Against </w:t>
-            </w:r>
-            <w:r>
-              <w:rPr>
-                <w:rFonts w:ascii="Times New Roman" w:hAnsi="Times New Roman" w:cs="Times New Roman"/>
-                <w:i/>
-                <w:iCs/>
-                <w:color w:val="000000" w:themeColor="text1"/>
-                <w:sz w:val="22"/>
-                <w:szCs w:val="22"/>
+                <w:rFonts w:ascii="Times New Roman" w:eastAsia="Times New Roman" w:hAnsi="Times New Roman" w:cs="Times New Roman"/>
+                <w:color w:val="000000"/>
+                <w:kern w:val="0"/>
+                <w:sz w:val="22"/>
+                <w:szCs w:val="22"/>
+                <w14:ligatures w14:val="none"/>
+              </w:rPr>
+              <w:t>, K. E., Roberts, R. F., &amp; Kovac, J. (November 4–5, 2022). “Context Matters: Environmental Microbiota of Ice Cream Processing Facilities Affects the Inhibitory Performance of Two Lactic Acid Bacteria Against </w:t>
+            </w:r>
+            <w:r>
+              <w:rPr>
+                <w:rFonts w:ascii="Times New Roman" w:eastAsia="Times New Roman" w:hAnsi="Times New Roman" w:cs="Times New Roman"/>
+                <w:i/>
+                <w:iCs/>
+                <w:color w:val="000000"/>
+                <w:kern w:val="0"/>
+                <w:sz w:val="22"/>
+                <w:szCs w:val="22"/>
+                <w14:ligatures w14:val="none"/>
               </w:rPr>
               <w:t>Listeria monocytogenes</w:t>
             </w:r>
             <w:r>
               <w:rPr>
-                <w:rFonts w:ascii="Times New Roman" w:hAnsi="Times New Roman" w:cs="Times New Roman"/>
-                <w:color w:val="000000" w:themeColor="text1"/>
-                <w:sz w:val="22"/>
-                <w:szCs w:val="22"/>
-              </w:rPr>
-              <w:t>. 2022 Allegheny branch of the American Society of Microbiology Annual Meeting. November 4-5, 2022, Morgantown, West Virginia.</w:t>
+                <w:rFonts w:ascii="Times New Roman" w:eastAsia="Times New Roman" w:hAnsi="Times New Roman" w:cs="Times New Roman"/>
+                <w:color w:val="000000"/>
+                <w:kern w:val="0"/>
+                <w:sz w:val="22"/>
+                <w:szCs w:val="22"/>
+                <w14:ligatures w14:val="none"/>
+              </w:rPr>
+              <w:t>,” Allegheny Branch of the American Society of Microbiology Annual Meeting, Morgantown, WV.</w:t>
             </w:r>
           </w:p>
         </w:tc>
@@ -8276,112 +8184,86 @@
             </w:pPr>
             <w:r>
               <w:rPr>
-                <w:rFonts w:ascii="Times New Roman" w:hAnsi="Times New Roman" w:cs="Times New Roman"/>
-                <w:color w:val="000000" w:themeColor="text1"/>
-                <w:sz w:val="22"/>
-                <w:szCs w:val="22"/>
-              </w:rPr>
-              <w:t>M. L.</w:t>
-            </w:r>
-            <w:r>
-              <w:rPr>
-                <w:rFonts w:ascii="Times New Roman" w:hAnsi="Times New Roman" w:cs="Times New Roman"/>
-                <w:color w:val="000000" w:themeColor="text1"/>
-                <w:sz w:val="22"/>
-                <w:szCs w:val="22"/>
-              </w:rPr>
-              <w:t xml:space="preserve"> </w:t>
-            </w:r>
-            <w:r>
-              <w:rPr>
-                <w:rFonts w:ascii="Times New Roman" w:hAnsi="Times New Roman" w:cs="Times New Roman"/>
-                <w:color w:val="000000" w:themeColor="text1"/>
-                <w:sz w:val="22"/>
-                <w:szCs w:val="22"/>
-              </w:rPr>
-              <w:t xml:space="preserve">Rolon, </w:t>
-            </w:r>
-            <w:r>
-              <w:rPr>
-                <w:rFonts w:ascii="Times New Roman" w:hAnsi="Times New Roman" w:cs="Times New Roman"/>
-                <w:b/>
-                <w:bCs/>
-                <w:color w:val="000000" w:themeColor="text1"/>
-                <w:sz w:val="22"/>
-                <w:szCs w:val="22"/>
-              </w:rPr>
-              <w:t>T.</w:t>
-            </w:r>
-            <w:r>
-              <w:rPr>
-                <w:rFonts w:ascii="Times New Roman" w:hAnsi="Times New Roman" w:cs="Times New Roman"/>
-                <w:b/>
-                <w:bCs/>
-                <w:color w:val="000000" w:themeColor="text1"/>
-                <w:sz w:val="22"/>
-                <w:szCs w:val="22"/>
-              </w:rPr>
-              <w:t xml:space="preserve"> </w:t>
-            </w:r>
-            <w:r>
-              <w:rPr>
-                <w:rFonts w:ascii="Times New Roman" w:hAnsi="Times New Roman" w:cs="Times New Roman"/>
-                <w:b/>
-                <w:bCs/>
-                <w:color w:val="000000" w:themeColor="text1"/>
-                <w:sz w:val="22"/>
-                <w:szCs w:val="22"/>
-              </w:rPr>
-              <w:t>Chandross-Cohen</w:t>
-            </w:r>
-            <w:r>
-              <w:rPr>
-                <w:rFonts w:ascii="Times New Roman" w:hAnsi="Times New Roman" w:cs="Times New Roman"/>
-                <w:color w:val="000000" w:themeColor="text1"/>
-                <w:sz w:val="22"/>
-                <w:szCs w:val="22"/>
-              </w:rPr>
-              <w:t xml:space="preserve">, K.E. </w:t>
+                <w:rFonts w:ascii="Times New Roman" w:eastAsia="Times New Roman" w:hAnsi="Times New Roman" w:cs="Times New Roman"/>
+                <w:color w:val="000000"/>
+                <w:kern w:val="0"/>
+                <w:sz w:val="22"/>
+                <w:szCs w:val="22"/>
+                <w14:ligatures w14:val="none"/>
+              </w:rPr>
+              <w:t>Rolon, M. L., </w:t>
+            </w:r>
+            <w:r>
+              <w:rPr>
+                <w:rFonts w:ascii="Times New Roman" w:eastAsia="Times New Roman" w:hAnsi="Times New Roman" w:cs="Times New Roman"/>
+                <w:b/>
+                <w:bCs/>
+                <w:color w:val="000000"/>
+                <w:kern w:val="0"/>
+                <w:sz w:val="22"/>
+                <w:szCs w:val="22"/>
+                <w14:ligatures w14:val="none"/>
+              </w:rPr>
+              <w:t>Chandross-Cohen, T.</w:t>
+            </w:r>
+            <w:r>
+              <w:rPr>
+                <w:rFonts w:ascii="Times New Roman" w:eastAsia="Times New Roman" w:hAnsi="Times New Roman" w:cs="Times New Roman"/>
+                <w:color w:val="000000"/>
+                <w:kern w:val="0"/>
+                <w:sz w:val="22"/>
+                <w:szCs w:val="22"/>
+                <w14:ligatures w14:val="none"/>
+              </w:rPr>
+              <w:t xml:space="preserve">, </w:t>
             </w:r>
             <w:proofErr w:type="spellStart"/>
             <w:r>
               <w:rPr>
-                <w:rFonts w:ascii="Times New Roman" w:hAnsi="Times New Roman" w:cs="Times New Roman"/>
-                <w:color w:val="000000" w:themeColor="text1"/>
-                <w:sz w:val="22"/>
-                <w:szCs w:val="22"/>
+                <w:rFonts w:ascii="Times New Roman" w:eastAsia="Times New Roman" w:hAnsi="Times New Roman" w:cs="Times New Roman"/>
+                <w:color w:val="000000"/>
+                <w:kern w:val="0"/>
+                <w:sz w:val="22"/>
+                <w:szCs w:val="22"/>
+                <w14:ligatures w14:val="none"/>
               </w:rPr>
               <w:t>Kaylegian</w:t>
             </w:r>
             <w:proofErr w:type="spellEnd"/>
             <w:r>
               <w:rPr>
-                <w:rFonts w:ascii="Times New Roman" w:hAnsi="Times New Roman" w:cs="Times New Roman"/>
-                <w:color w:val="000000" w:themeColor="text1"/>
-                <w:sz w:val="22"/>
-                <w:szCs w:val="22"/>
-              </w:rPr>
-              <w:t xml:space="preserve">, R.F. Roberts, J. Kovac. Context Matters: Environmental Microbiota of Ice Cream Processing Facilities Affects the Inhibitory Performance of Two Lactic Acid Bacteria Against </w:t>
-            </w:r>
-            <w:r>
-              <w:rPr>
-                <w:rFonts w:ascii="Times New Roman" w:hAnsi="Times New Roman" w:cs="Times New Roman"/>
-                <w:i/>
-                <w:iCs/>
-                <w:color w:val="000000" w:themeColor="text1"/>
-                <w:sz w:val="22"/>
-                <w:szCs w:val="22"/>
+                <w:rFonts w:ascii="Times New Roman" w:eastAsia="Times New Roman" w:hAnsi="Times New Roman" w:cs="Times New Roman"/>
+                <w:color w:val="000000"/>
+                <w:kern w:val="0"/>
+                <w:sz w:val="22"/>
+                <w:szCs w:val="22"/>
+                <w14:ligatures w14:val="none"/>
+              </w:rPr>
+              <w:t>, K. E., Roberts, R. F., &amp; Kovac, J. (July 31–August 3, 2022). “Context Matters: Environmental Microbiota of Ice Cream Processing Facilities Affects the Inhibitory Performance of Two Lactic Acid Bacteria Against </w:t>
+            </w:r>
+            <w:r>
+              <w:rPr>
+                <w:rFonts w:ascii="Times New Roman" w:eastAsia="Times New Roman" w:hAnsi="Times New Roman" w:cs="Times New Roman"/>
+                <w:i/>
+                <w:iCs/>
+                <w:color w:val="000000"/>
+                <w:kern w:val="0"/>
+                <w:sz w:val="22"/>
+                <w:szCs w:val="22"/>
+                <w14:ligatures w14:val="none"/>
               </w:rPr>
               <w:t>Listeria monocytogenes</w:t>
             </w:r>
             <w:r>
               <w:rPr>
-                <w:rFonts w:ascii="Times New Roman" w:hAnsi="Times New Roman" w:cs="Times New Roman"/>
-                <w:color w:val="000000" w:themeColor="text1"/>
-                <w:sz w:val="22"/>
-                <w:szCs w:val="22"/>
-              </w:rPr>
-              <w:t>. 2022 International Association for Food Protection Annual Meeting. July 31 – August 3, 2022, Pittsburgh, Pennsylvania.</w:t>
+                <w:rFonts w:ascii="Times New Roman" w:eastAsia="Times New Roman" w:hAnsi="Times New Roman" w:cs="Times New Roman"/>
+                <w:color w:val="000000"/>
+                <w:kern w:val="0"/>
+                <w:sz w:val="22"/>
+                <w:szCs w:val="22"/>
+                <w14:ligatures w14:val="none"/>
+              </w:rPr>
+              <w:t>,” International Association for Food Protection Annual Meeting, Pittsburgh, PA.</w:t>
             </w:r>
           </w:p>
         </w:tc>
@@ -8434,81 +8316,101 @@
             </w:pPr>
             <w:r>
               <w:rPr>
-                <w:rFonts w:ascii="Times New Roman" w:hAnsi="Times New Roman" w:cs="Times New Roman"/>
-                <w:b/>
-                <w:bCs/>
-                <w:color w:val="000000" w:themeColor="text1"/>
-                <w:sz w:val="22"/>
-                <w:szCs w:val="22"/>
-              </w:rPr>
-              <w:t>T. Chandross-Cohen</w:t>
-            </w:r>
-            <w:r>
-              <w:rPr>
-                <w:rFonts w:ascii="Times New Roman" w:hAnsi="Times New Roman" w:cs="Times New Roman"/>
-                <w:color w:val="000000" w:themeColor="text1"/>
-                <w:sz w:val="22"/>
-                <w:szCs w:val="22"/>
-              </w:rPr>
-              <w:t>, M.</w:t>
-            </w:r>
-            <w:r>
-              <w:rPr>
-                <w:rFonts w:ascii="Times New Roman" w:hAnsi="Times New Roman" w:cs="Times New Roman"/>
-                <w:color w:val="000000" w:themeColor="text1"/>
-                <w:sz w:val="22"/>
-                <w:szCs w:val="22"/>
-              </w:rPr>
-              <w:t xml:space="preserve"> </w:t>
-            </w:r>
-            <w:r>
-              <w:rPr>
-                <w:rFonts w:ascii="Times New Roman" w:hAnsi="Times New Roman" w:cs="Times New Roman"/>
-                <w:color w:val="000000" w:themeColor="text1"/>
-                <w:sz w:val="22"/>
-                <w:szCs w:val="22"/>
-              </w:rPr>
-              <w:t xml:space="preserve">L. Rolon, J. Kovac. Isolation, Characterization, and Application of </w:t>
+                <w:rFonts w:ascii="Times New Roman" w:eastAsia="Times New Roman" w:hAnsi="Times New Roman" w:cs="Times New Roman"/>
+                <w:b/>
+                <w:bCs/>
+                <w:color w:val="000000"/>
+                <w:kern w:val="0"/>
+                <w:sz w:val="22"/>
+                <w:szCs w:val="22"/>
+                <w14:ligatures w14:val="none"/>
+              </w:rPr>
+              <w:t>Chandross-Cohen, T.</w:t>
+            </w:r>
+            <w:r>
+              <w:rPr>
+                <w:rFonts w:ascii="Times New Roman" w:eastAsia="Times New Roman" w:hAnsi="Times New Roman" w:cs="Times New Roman"/>
+                <w:color w:val="000000"/>
+                <w:kern w:val="0"/>
+                <w:sz w:val="22"/>
+                <w:szCs w:val="22"/>
+                <w14:ligatures w14:val="none"/>
+              </w:rPr>
+              <w:t xml:space="preserve">, Rolon, M. L., &amp; Kovac, J. (March 31, 2022). “Isolation, Characterization, and Application of </w:t>
             </w:r>
             <w:proofErr w:type="spellStart"/>
             <w:r>
               <w:rPr>
-                <w:rFonts w:ascii="Times New Roman" w:hAnsi="Times New Roman" w:cs="Times New Roman"/>
-                <w:color w:val="000000" w:themeColor="text1"/>
-                <w:sz w:val="22"/>
-                <w:szCs w:val="22"/>
+                <w:rFonts w:ascii="Times New Roman" w:eastAsia="Times New Roman" w:hAnsi="Times New Roman" w:cs="Times New Roman"/>
+                <w:color w:val="000000"/>
+                <w:kern w:val="0"/>
+                <w:sz w:val="22"/>
+                <w:szCs w:val="22"/>
+                <w14:ligatures w14:val="none"/>
               </w:rPr>
               <w:t>Antilisterial</w:t>
             </w:r>
             <w:proofErr w:type="spellEnd"/>
             <w:r>
               <w:rPr>
-                <w:rFonts w:ascii="Times New Roman" w:hAnsi="Times New Roman" w:cs="Times New Roman"/>
-                <w:color w:val="000000" w:themeColor="text1"/>
-                <w:sz w:val="22"/>
-                <w:szCs w:val="22"/>
-              </w:rPr>
-              <w:t xml:space="preserve"> Isolates in a Raw Milk Cheese Model to Inhibit </w:t>
-            </w:r>
-            <w:r>
-              <w:rPr>
-                <w:rFonts w:ascii="Times New Roman" w:hAnsi="Times New Roman" w:cs="Times New Roman"/>
-                <w:i/>
-                <w:iCs/>
-                <w:color w:val="000000" w:themeColor="text1"/>
-                <w:sz w:val="22"/>
-                <w:szCs w:val="22"/>
+                <w:rFonts w:ascii="Times New Roman" w:eastAsia="Times New Roman" w:hAnsi="Times New Roman" w:cs="Times New Roman"/>
+                <w:color w:val="000000"/>
+                <w:kern w:val="0"/>
+                <w:sz w:val="22"/>
+                <w:szCs w:val="22"/>
+                <w14:ligatures w14:val="none"/>
+              </w:rPr>
+              <w:t xml:space="preserve"> Isolates in a Raw Milk Cheese Model to Inhibit </w:t>
+            </w:r>
+            <w:r>
+              <w:rPr>
+                <w:rFonts w:ascii="Times New Roman" w:eastAsia="Times New Roman" w:hAnsi="Times New Roman" w:cs="Times New Roman"/>
+                <w:i/>
+                <w:iCs/>
+                <w:color w:val="000000"/>
+                <w:kern w:val="0"/>
+                <w:sz w:val="22"/>
+                <w:szCs w:val="22"/>
+                <w14:ligatures w14:val="none"/>
               </w:rPr>
               <w:t>Listeria monocytogenes</w:t>
             </w:r>
             <w:r>
               <w:rPr>
-                <w:rFonts w:ascii="Times New Roman" w:hAnsi="Times New Roman" w:cs="Times New Roman"/>
-                <w:color w:val="000000" w:themeColor="text1"/>
-                <w:sz w:val="22"/>
-                <w:szCs w:val="22"/>
-              </w:rPr>
-              <w:t>. 2022 Gamma Sigma Delta Symposium. March 31, 2022, University Park, Pennsylvania.</w:t>
+                <w:rFonts w:ascii="Times New Roman" w:eastAsia="Times New Roman" w:hAnsi="Times New Roman" w:cs="Times New Roman"/>
+                <w:color w:val="000000"/>
+                <w:kern w:val="0"/>
+                <w:sz w:val="22"/>
+                <w:szCs w:val="22"/>
+                <w14:ligatures w14:val="none"/>
+              </w:rPr>
+              <w:t xml:space="preserve">,” Gamma Sigma Delta Symposium, University Park, PA. </w:t>
+            </w:r>
+            <w:r>
+              <w:rPr>
+                <w:rFonts w:ascii="Times New Roman" w:eastAsia="Times New Roman" w:hAnsi="Times New Roman" w:cs="Times New Roman"/>
+                <w:b/>
+                <w:bCs/>
+                <w:i/>
+                <w:iCs/>
+                <w:color w:val="000000"/>
+                <w:kern w:val="0"/>
+                <w:sz w:val="22"/>
+                <w:szCs w:val="22"/>
+                <w14:ligatures w14:val="none"/>
+              </w:rPr>
+              <w:t>Poster Award</w:t>
+            </w:r>
+            <w:r>
+              <w:rPr>
+                <w:rFonts w:ascii="Times New Roman" w:eastAsia="Times New Roman" w:hAnsi="Times New Roman" w:cs="Times New Roman"/>
+                <w:color w:val="000000"/>
+                <w:kern w:val="0"/>
+                <w:sz w:val="22"/>
+                <w:szCs w:val="22"/>
+                <w14:ligatures w14:val="none"/>
+              </w:rPr>
+              <w:t>.</w:t>
             </w:r>
           </w:p>
         </w:tc>
@@ -8622,6 +8524,7 @@
                 <w:sz w:val="30"/>
                 <w:szCs w:val="30"/>
               </w:rPr>
+              <w:lastRenderedPageBreak/>
               <w:t>Oral Presentations</w:t>
             </w:r>
           </w:p>
@@ -8694,6 +8597,9 @@
         </w:tc>
       </w:tr>
       <w:tr>
+        <w:trPr>
+          <w:trHeight w:val="1070"/>
+        </w:trPr>
         <w:tc>
           <w:tcPr>
             <w:tcW w:w="7830" w:type="dxa"/>
@@ -8704,36 +8610,95 @@
           <w:p>
             <w:pPr>
               <w:rPr>
-                <w:rFonts w:ascii="Times New Roman" w:hAnsi="Times New Roman" w:cs="Times New Roman"/>
-                <w:color w:val="000000" w:themeColor="text1"/>
-                <w:sz w:val="22"/>
-                <w:szCs w:val="22"/>
-              </w:rPr>
-            </w:pPr>
-            <w:r>
-              <w:rPr>
-                <w:rFonts w:ascii="Times New Roman" w:hAnsi="Times New Roman" w:cs="Times New Roman"/>
-                <w:b/>
-                <w:bCs/>
-                <w:color w:val="000000" w:themeColor="text1"/>
-                <w:sz w:val="22"/>
-                <w:szCs w:val="22"/>
-              </w:rPr>
-              <w:t>T. Chandross-Cohen</w:t>
-            </w:r>
-            <w:r>
-              <w:rPr>
-                <w:rFonts w:ascii="Times New Roman" w:hAnsi="Times New Roman" w:cs="Times New Roman"/>
-                <w:color w:val="000000" w:themeColor="text1"/>
-                <w:sz w:val="22"/>
-                <w:szCs w:val="22"/>
-              </w:rPr>
-              <w:t>, M. Yount, E. Readinger, C.</w:t>
-            </w:r>
-            <w:r>
-              <w:rPr>
-                <w:rFonts w:ascii="Times New Roman" w:hAnsi="Times New Roman" w:cs="Times New Roman"/>
-                <w:color w:val="000000" w:themeColor="text1"/>
+                <w:rStyle w:val="Strong"/>
+                <w:rFonts w:ascii="Times New Roman" w:hAnsi="Times New Roman" w:cs="Times New Roman"/>
+                <w:color w:val="000000"/>
+                <w:sz w:val="22"/>
+                <w:szCs w:val="22"/>
+              </w:rPr>
+            </w:pPr>
+            <w:r>
+              <w:rPr>
+                <w:rStyle w:val="Strong"/>
+                <w:rFonts w:ascii="Times New Roman" w:hAnsi="Times New Roman" w:cs="Times New Roman"/>
+                <w:color w:val="000000"/>
+                <w:sz w:val="22"/>
+                <w:szCs w:val="22"/>
+              </w:rPr>
+              <w:t>Chandross-Cohen, T.</w:t>
+            </w:r>
+            <w:r>
+              <w:rPr>
+                <w:rFonts w:ascii="Times New Roman" w:hAnsi="Times New Roman" w:cs="Times New Roman"/>
+                <w:color w:val="000000"/>
+                <w:sz w:val="22"/>
+                <w:szCs w:val="22"/>
+              </w:rPr>
+              <w:t>, Nguyen, P. T., Restaino, L., &amp; Kovac, J. (May 14–15, 2026). “Cereus-</w:t>
+            </w:r>
+            <w:proofErr w:type="spellStart"/>
+            <w:r>
+              <w:rPr>
+                <w:rFonts w:ascii="Times New Roman" w:hAnsi="Times New Roman" w:cs="Times New Roman"/>
+                <w:color w:val="000000"/>
+                <w:sz w:val="22"/>
+                <w:szCs w:val="22"/>
+              </w:rPr>
+              <w:t>ly</w:t>
+            </w:r>
+            <w:proofErr w:type="spellEnd"/>
+            <w:r>
+              <w:rPr>
+                <w:rFonts w:ascii="Times New Roman" w:hAnsi="Times New Roman" w:cs="Times New Roman"/>
+                <w:color w:val="000000"/>
+                <w:sz w:val="22"/>
+                <w:szCs w:val="22"/>
+              </w:rPr>
+              <w:t xml:space="preserve"> a Concern: Genomic and Cytotoxic Characterization of</w:t>
+            </w:r>
+            <w:r>
+              <w:rPr>
+                <w:rStyle w:val="apple-converted-space"/>
+                <w:rFonts w:ascii="Times New Roman" w:hAnsi="Times New Roman" w:cs="Times New Roman"/>
+                <w:color w:val="000000"/>
+                <w:sz w:val="22"/>
+                <w:szCs w:val="22"/>
+              </w:rPr>
+              <w:t> </w:t>
+            </w:r>
+            <w:r>
+              <w:rPr>
+                <w:rStyle w:val="Emphasis"/>
+                <w:rFonts w:ascii="Times New Roman" w:hAnsi="Times New Roman" w:cs="Times New Roman"/>
+                <w:color w:val="000000"/>
+                <w:sz w:val="22"/>
+                <w:szCs w:val="22"/>
+              </w:rPr>
+              <w:t>Bacillus cereus</w:t>
+            </w:r>
+            <w:r>
+              <w:rPr>
+                <w:rStyle w:val="apple-converted-space"/>
+                <w:rFonts w:ascii="Times New Roman" w:hAnsi="Times New Roman" w:cs="Times New Roman"/>
+                <w:color w:val="000000"/>
+                <w:sz w:val="22"/>
+                <w:szCs w:val="22"/>
+              </w:rPr>
+              <w:t> </w:t>
+            </w:r>
+            <w:r>
+              <w:rPr>
+                <w:rFonts w:ascii="Times New Roman" w:hAnsi="Times New Roman" w:cs="Times New Roman"/>
+                <w:color w:val="000000"/>
+                <w:sz w:val="22"/>
+                <w:szCs w:val="22"/>
+              </w:rPr>
+              <w:t>Group Isolates from Infant Foods,” Pennsylvania Association for Food Protection Annual Meeting, University Park, PA.</w:t>
+            </w:r>
+            <w:r>
+              <w:rPr>
+                <w:rFonts w:ascii="Times New Roman" w:hAnsi="Times New Roman" w:cs="Times New Roman"/>
+                <w:color w:val="000000"/>
                 <w:sz w:val="22"/>
                 <w:szCs w:val="22"/>
               </w:rPr>
@@ -8742,59 +8707,15 @@
             <w:r>
               <w:rPr>
                 <w:rFonts w:ascii="Times New Roman" w:hAnsi="Times New Roman" w:cs="Times New Roman"/>
-                <w:color w:val="000000" w:themeColor="text1"/>
-                <w:sz w:val="22"/>
-                <w:szCs w:val="22"/>
-              </w:rPr>
-              <w:t>Prince, K. Kimble, B. Praul, C.</w:t>
-            </w:r>
-            <w:r>
-              <w:rPr>
-                <w:rFonts w:ascii="Times New Roman" w:hAnsi="Times New Roman" w:cs="Times New Roman"/>
-                <w:color w:val="000000" w:themeColor="text1"/>
-                <w:sz w:val="22"/>
-                <w:szCs w:val="22"/>
-              </w:rPr>
-              <w:t xml:space="preserve"> </w:t>
-            </w:r>
-            <w:r>
-              <w:rPr>
-                <w:rFonts w:ascii="Times New Roman" w:hAnsi="Times New Roman" w:cs="Times New Roman"/>
-                <w:color w:val="000000" w:themeColor="text1"/>
-                <w:sz w:val="22"/>
-                <w:szCs w:val="22"/>
-              </w:rPr>
-              <w:t xml:space="preserve">Centeno, J. Kovac. Cytotoxicity, Transcription, and Stability of Virulence Factors </w:t>
-            </w:r>
-            <w:r>
-              <w:rPr>
-                <w:rFonts w:ascii="Times New Roman" w:hAnsi="Times New Roman" w:cs="Times New Roman"/>
-                <w:color w:val="000000" w:themeColor="text1"/>
-                <w:sz w:val="22"/>
-                <w:szCs w:val="22"/>
-              </w:rPr>
-              <w:lastRenderedPageBreak/>
-              <w:t xml:space="preserve">Produced by Psychrotolerant </w:t>
-            </w:r>
-            <w:r>
-              <w:rPr>
-                <w:rFonts w:ascii="Times New Roman" w:hAnsi="Times New Roman" w:cs="Times New Roman"/>
-                <w:i/>
-                <w:iCs/>
-                <w:color w:val="000000" w:themeColor="text1"/>
-                <w:sz w:val="22"/>
-                <w:szCs w:val="22"/>
-              </w:rPr>
-              <w:t>Bacillus cereus</w:t>
-            </w:r>
-            <w:r>
-              <w:rPr>
-                <w:rFonts w:ascii="Times New Roman" w:hAnsi="Times New Roman" w:cs="Times New Roman"/>
-                <w:color w:val="000000" w:themeColor="text1"/>
-                <w:sz w:val="22"/>
-                <w:szCs w:val="22"/>
-              </w:rPr>
-              <w:t xml:space="preserve"> Group Isolates. 2025 International Association for Food Protection Annual Meeting. July 28-30, 2025, Cleveland, Ohio.</w:t>
+                <w:b/>
+                <w:bCs/>
+                <w:i/>
+                <w:iCs/>
+                <w:color w:val="000000"/>
+                <w:sz w:val="22"/>
+                <w:szCs w:val="22"/>
+              </w:rPr>
+              <w:t>Invited</w:t>
             </w:r>
           </w:p>
         </w:tc>
@@ -8809,6 +8730,134 @@
             <w:pPr>
               <w:rPr>
                 <w:rFonts w:ascii="Times New Roman" w:hAnsi="Times New Roman" w:cs="Times New Roman"/>
+                <w:color w:val="000000" w:themeColor="text1"/>
+                <w:sz w:val="22"/>
+                <w:szCs w:val="22"/>
+              </w:rPr>
+            </w:pPr>
+            <w:r>
+              <w:rPr>
+                <w:rFonts w:ascii="Times New Roman" w:hAnsi="Times New Roman" w:cs="Times New Roman"/>
+                <w:color w:val="000000" w:themeColor="text1"/>
+                <w:sz w:val="22"/>
+                <w:szCs w:val="22"/>
+              </w:rPr>
+              <w:t xml:space="preserve">Development of methods, conducted experiments, conducted data analysis and </w:t>
+            </w:r>
+            <w:r>
+              <w:rPr>
+                <w:rFonts w:ascii="Times New Roman" w:hAnsi="Times New Roman" w:cs="Times New Roman"/>
+                <w:b/>
+                <w:bCs/>
+                <w:color w:val="000000" w:themeColor="text1"/>
+                <w:sz w:val="22"/>
+                <w:szCs w:val="22"/>
+              </w:rPr>
+              <w:t>presented</w:t>
+            </w:r>
+            <w:r>
+              <w:rPr>
+                <w:rFonts w:ascii="Times New Roman" w:hAnsi="Times New Roman" w:cs="Times New Roman"/>
+                <w:color w:val="000000" w:themeColor="text1"/>
+                <w:sz w:val="22"/>
+                <w:szCs w:val="22"/>
+              </w:rPr>
+              <w:t>.</w:t>
+            </w:r>
+          </w:p>
+        </w:tc>
+      </w:tr>
+      <w:tr>
+        <w:tc>
+          <w:tcPr>
+            <w:tcW w:w="7830" w:type="dxa"/>
+          </w:tcPr>
+          <w:p>
+            <w:pPr>
+              <w:rPr>
+                <w:rFonts w:ascii="Times New Roman" w:hAnsi="Times New Roman" w:cs="Times New Roman"/>
+                <w:color w:val="000000" w:themeColor="text1"/>
+                <w:sz w:val="22"/>
+                <w:szCs w:val="22"/>
+              </w:rPr>
+            </w:pPr>
+            <w:r>
+              <w:rPr>
+                <w:rStyle w:val="Strong"/>
+                <w:rFonts w:ascii="Times New Roman" w:hAnsi="Times New Roman" w:cs="Times New Roman"/>
+                <w:color w:val="000000"/>
+                <w:sz w:val="22"/>
+                <w:szCs w:val="22"/>
+              </w:rPr>
+              <w:t>Chandross-Cohen, T.</w:t>
+            </w:r>
+            <w:r>
+              <w:rPr>
+                <w:rFonts w:ascii="Times New Roman" w:hAnsi="Times New Roman" w:cs="Times New Roman"/>
+                <w:color w:val="000000"/>
+                <w:sz w:val="22"/>
+                <w:szCs w:val="22"/>
+              </w:rPr>
+              <w:t>, Yount, M., Readinger, E., Prince, C., Kimble, K., Praul, B., Centeno, C., &amp; Kovac, J. (July 28–30, 2025). “Cytotoxicity, Transcription, and Stability of Virulence Factors Produced by Psychrotolerant</w:t>
+            </w:r>
+            <w:r>
+              <w:rPr>
+                <w:rStyle w:val="apple-converted-space"/>
+                <w:rFonts w:ascii="Times New Roman" w:hAnsi="Times New Roman" w:cs="Times New Roman"/>
+                <w:color w:val="000000"/>
+                <w:sz w:val="22"/>
+                <w:szCs w:val="22"/>
+              </w:rPr>
+              <w:t> </w:t>
+            </w:r>
+            <w:r>
+              <w:rPr>
+                <w:rStyle w:val="Emphasis"/>
+                <w:rFonts w:ascii="Times New Roman" w:hAnsi="Times New Roman" w:cs="Times New Roman"/>
+                <w:color w:val="000000"/>
+                <w:sz w:val="22"/>
+                <w:szCs w:val="22"/>
+              </w:rPr>
+              <w:t>Bacillus cereus</w:t>
+            </w:r>
+            <w:r>
+              <w:rPr>
+                <w:rStyle w:val="Emphasis"/>
+                <w:rFonts w:ascii="Times New Roman" w:hAnsi="Times New Roman" w:cs="Times New Roman"/>
+                <w:color w:val="000000"/>
+                <w:sz w:val="22"/>
+                <w:szCs w:val="22"/>
+              </w:rPr>
+              <w:t xml:space="preserve"> </w:t>
+            </w:r>
+            <w:r>
+              <w:rPr>
+                <w:rFonts w:ascii="Times New Roman" w:hAnsi="Times New Roman" w:cs="Times New Roman"/>
+                <w:color w:val="000000"/>
+                <w:sz w:val="22"/>
+                <w:szCs w:val="22"/>
+              </w:rPr>
+              <w:t>Group Isolates,” International Association for Food Protection Annual Meeting, Cleveland, OH</w:t>
+            </w:r>
+            <w:r>
+              <w:rPr>
+                <w:rFonts w:ascii="-webkit-standard" w:hAnsi="-webkit-standard"/>
+                <w:color w:val="000000"/>
+                <w:sz w:val="27"/>
+                <w:szCs w:val="27"/>
+              </w:rPr>
+              <w:t>.</w:t>
+            </w:r>
+          </w:p>
+        </w:tc>
+        <w:tc>
+          <w:tcPr>
+            <w:tcW w:w="2790" w:type="dxa"/>
+          </w:tcPr>
+          <w:p>
+            <w:pPr>
+              <w:rPr>
+                <w:rFonts w:ascii="Times New Roman" w:hAnsi="Times New Roman" w:cs="Times New Roman"/>
                 <w:b/>
                 <w:bCs/>
                 <w:color w:val="000000" w:themeColor="text1"/>
@@ -8823,18 +8872,7 @@
                 <w:sz w:val="22"/>
                 <w:szCs w:val="22"/>
               </w:rPr>
-              <w:lastRenderedPageBreak/>
-              <w:t xml:space="preserve">Development of methods, conducted experiments, </w:t>
-            </w:r>
-            <w:r>
-              <w:rPr>
-                <w:rFonts w:ascii="Times New Roman" w:hAnsi="Times New Roman" w:cs="Times New Roman"/>
-                <w:color w:val="000000" w:themeColor="text1"/>
-                <w:sz w:val="22"/>
-                <w:szCs w:val="22"/>
-              </w:rPr>
-              <w:lastRenderedPageBreak/>
-              <w:t xml:space="preserve">conducted data analysis, and </w:t>
+              <w:t xml:space="preserve">Development of methods, conducted experiments, conducted data analysis, and </w:t>
             </w:r>
             <w:r>
               <w:rPr>
@@ -10922,6 +10960,7 @@
                 <w:sz w:val="22"/>
                 <w:szCs w:val="22"/>
               </w:rPr>
+              <w:lastRenderedPageBreak/>
               <w:t>Allegheny Branch, American Society of Microbiology Meeting Second Place Winner Graduate Division Poster presentation</w:t>
             </w:r>
           </w:p>
@@ -11650,7 +11689,6 @@
                 <w:sz w:val="22"/>
                 <w:szCs w:val="22"/>
               </w:rPr>
-              <w:lastRenderedPageBreak/>
               <w:t>Keeney Food Science Department Head Fund</w:t>
             </w:r>
           </w:p>
@@ -14301,6 +14339,7 @@
                 <w:sz w:val="22"/>
                 <w:szCs w:val="22"/>
               </w:rPr>
+              <w:lastRenderedPageBreak/>
               <w:t>2021-2022</w:t>
             </w:r>
           </w:p>
@@ -14867,7 +14906,6 @@
                 <w:sz w:val="30"/>
                 <w:szCs w:val="30"/>
               </w:rPr>
-              <w:lastRenderedPageBreak/>
               <w:t>Certifications</w:t>
             </w:r>
           </w:p>
@@ -16188,7 +16226,7 @@
       </w:pPr>
     </w:p>
     <w:sectPr>
-      <w:headerReference w:type="default" r:id="rId9"/>
+      <w:headerReference w:type="default" r:id="rId14"/>
       <w:pgSz w:w="12240" w:h="15840"/>
       <w:pgMar w:top="1440" w:right="1440" w:bottom="1440" w:left="1440" w:header="720" w:footer="720" w:gutter="0"/>
       <w:cols w:space="720"/>

--- a/assets/cv/Tyler_Chandross-Cohen_CV.docx
+++ b/assets/cv/Tyler_Chandross-Cohen_CV.docx
@@ -1645,7 +1645,6 @@
               </w:rPr>
               <w:t xml:space="preserve">Jan 2021 – </w:t>
             </w:r>
-            <w:proofErr w:type="spellStart"/>
             <w:r>
               <w:rPr>
                 <w:rFonts w:ascii="Times New Roman" w:eastAsia="Calibri" w:hAnsi="Times New Roman" w:cs="Times New Roman"/>
@@ -1656,20 +1655,7 @@
                 <w:szCs w:val="22"/>
                 <w:lang w:val="it-IT"/>
               </w:rPr>
-              <w:t>May</w:t>
-            </w:r>
-            <w:proofErr w:type="spellEnd"/>
-            <w:r>
-              <w:rPr>
-                <w:rFonts w:ascii="Times New Roman" w:eastAsia="Calibri" w:hAnsi="Times New Roman" w:cs="Times New Roman"/>
-                <w:i/>
-                <w:iCs/>
-                <w:color w:val="000000" w:themeColor="text1"/>
-                <w:sz w:val="22"/>
-                <w:szCs w:val="22"/>
-                <w:lang w:val="it-IT"/>
-              </w:rPr>
-              <w:t xml:space="preserve"> 2022</w:t>
+              <w:t>May 2022</w:t>
             </w:r>
           </w:p>
         </w:tc>
@@ -1847,7 +1833,6 @@
               </w:rPr>
               <w:t xml:space="preserve">Oct 2018 – </w:t>
             </w:r>
-            <w:proofErr w:type="spellStart"/>
             <w:r>
               <w:rPr>
                 <w:rFonts w:ascii="Times New Roman" w:eastAsia="Calibri" w:hAnsi="Times New Roman" w:cs="Times New Roman"/>
@@ -1858,20 +1843,7 @@
                 <w:szCs w:val="22"/>
                 <w:lang w:val="it-IT"/>
               </w:rPr>
-              <w:t>May</w:t>
-            </w:r>
-            <w:proofErr w:type="spellEnd"/>
-            <w:r>
-              <w:rPr>
-                <w:rFonts w:ascii="Times New Roman" w:eastAsia="Calibri" w:hAnsi="Times New Roman" w:cs="Times New Roman"/>
-                <w:i/>
-                <w:iCs/>
-                <w:color w:val="000000" w:themeColor="text1"/>
-                <w:sz w:val="22"/>
-                <w:szCs w:val="22"/>
-                <w:lang w:val="it-IT"/>
-              </w:rPr>
-              <w:t xml:space="preserve"> 2022</w:t>
+              <w:t>May 2022</w:t>
             </w:r>
           </w:p>
           <w:p>
@@ -2683,7 +2655,7 @@
       </w:tr>
       <w:tr>
         <w:trPr>
-          <w:trHeight w:val="1890"/>
+          <w:trHeight w:val="1719"/>
           <w:jc w:val="center"/>
         </w:trPr>
         <w:tc>
@@ -2909,7 +2881,7 @@
       </w:tr>
       <w:tr>
         <w:trPr>
-          <w:trHeight w:val="1611"/>
+          <w:trHeight w:val="1449"/>
           <w:jc w:val="center"/>
         </w:trPr>
         <w:tc>
@@ -3346,6 +3318,9 @@
         <w:gridCol w:w="2730"/>
       </w:tblGrid>
       <w:tr>
+        <w:trPr>
+          <w:cantSplit/>
+        </w:trPr>
         <w:tc>
           <w:tcPr>
             <w:tcW w:w="10530" w:type="dxa"/>
@@ -3353,7 +3328,6 @@
             <w:tcBorders>
               <w:bottom w:val="single" w:sz="4" w:space="0" w:color="auto"/>
             </w:tcBorders>
-            <w:vAlign w:val="center"/>
           </w:tcPr>
           <w:p>
             <w:pPr>
@@ -3381,6 +3355,10 @@
         </w:tc>
       </w:tr>
       <w:tr>
+        <w:trPr>
+          <w:cantSplit/>
+          <w:trHeight w:val="77"/>
+        </w:trPr>
         <w:tc>
           <w:tcPr>
             <w:tcW w:w="7800" w:type="dxa"/>
@@ -3388,7 +3366,6 @@
               <w:top w:val="single" w:sz="4" w:space="0" w:color="auto"/>
               <w:bottom w:val="single" w:sz="4" w:space="0" w:color="auto"/>
             </w:tcBorders>
-            <w:vAlign w:val="center"/>
           </w:tcPr>
           <w:p>
             <w:pPr>
@@ -3422,7 +3399,6 @@
               <w:top w:val="single" w:sz="4" w:space="0" w:color="auto"/>
               <w:bottom w:val="single" w:sz="4" w:space="0" w:color="auto"/>
             </w:tcBorders>
-            <w:vAlign w:val="center"/>
           </w:tcPr>
           <w:p>
             <w:pPr>
@@ -3449,10 +3425,10 @@
           </w:p>
         </w:tc>
       </w:tr>
-      <w:bookmarkEnd w:id="0"/>
       <w:tr>
         <w:trPr>
-          <w:trHeight w:val="980"/>
+          <w:cantSplit/>
+          <w:trHeight w:val="1151"/>
         </w:trPr>
         <w:tc>
           <w:tcPr>
@@ -3464,44 +3440,204 @@
           </w:tcPr>
           <w:p>
             <w:pPr>
-              <w:pStyle w:val="Heading1"/>
-              <w:spacing w:before="0"/>
-              <w:rPr>
-                <w:rFonts w:ascii="Times New Roman" w:hAnsi="Times New Roman" w:cs="Times New Roman"/>
-                <w:color w:val="000000" w:themeColor="text1"/>
-                <w:sz w:val="22"/>
-                <w:szCs w:val="22"/>
-              </w:rPr>
-            </w:pPr>
-            <w:r>
-              <w:rPr>
-                <w:rFonts w:ascii="Times New Roman" w:eastAsia="Times New Roman" w:hAnsi="Times New Roman" w:cs="Times New Roman"/>
-                <w:b/>
-                <w:bCs/>
-                <w:color w:val="000000" w:themeColor="text1"/>
+              <w:spacing w:before="240"/>
+              <w:rPr>
+                <w:rFonts w:ascii="Times New Roman" w:eastAsia="Times New Roman" w:hAnsi="Times New Roman" w:cs="Times New Roman"/>
+                <w:b/>
+                <w:bCs/>
+                <w:color w:val="000000"/>
                 <w:kern w:val="0"/>
                 <w:sz w:val="22"/>
                 <w:szCs w:val="22"/>
                 <w14:ligatures w14:val="none"/>
               </w:rPr>
+            </w:pPr>
+            <w:r>
+              <w:rPr>
+                <w:rStyle w:val="Strong"/>
+                <w:rFonts w:ascii="Times New Roman" w:hAnsi="Times New Roman" w:cs="Times New Roman"/>
+                <w:color w:val="000000" w:themeColor="text1"/>
+                <w:sz w:val="22"/>
+                <w:szCs w:val="22"/>
+              </w:rPr>
               <w:t>Chandross-Cohen, T.</w:t>
             </w:r>
             <w:r>
               <w:rPr>
-                <w:rFonts w:ascii="Times New Roman" w:eastAsia="Times New Roman" w:hAnsi="Times New Roman" w:cs="Times New Roman"/>
-                <w:color w:val="000000" w:themeColor="text1"/>
+                <w:rFonts w:ascii="Times New Roman" w:hAnsi="Times New Roman" w:cs="Times New Roman"/>
+                <w:color w:val="000000" w:themeColor="text1"/>
+                <w:sz w:val="22"/>
+                <w:szCs w:val="22"/>
+              </w:rPr>
+              <w:t>, Yount, M., Readinger, E., Prince, C., Kimble, K., Praul, B., Weidner, L., &amp; Kovac, J. (2026). “Environmental Modulation of Cytotoxicity and Virulence Factor Stability in Psychrotolerant</w:t>
+            </w:r>
+            <w:r>
+              <w:rPr>
+                <w:rStyle w:val="apple-converted-space"/>
+                <w:rFonts w:ascii="Times New Roman" w:hAnsi="Times New Roman" w:cs="Times New Roman"/>
+                <w:color w:val="000000" w:themeColor="text1"/>
+                <w:sz w:val="22"/>
+                <w:szCs w:val="22"/>
+              </w:rPr>
+              <w:t> </w:t>
+            </w:r>
+            <w:r>
+              <w:rPr>
+                <w:rStyle w:val="Emphasis"/>
+                <w:rFonts w:ascii="Times New Roman" w:hAnsi="Times New Roman" w:cs="Times New Roman"/>
+                <w:color w:val="000000" w:themeColor="text1"/>
+                <w:sz w:val="22"/>
+                <w:szCs w:val="22"/>
+              </w:rPr>
+              <w:t>Bacillus cereus</w:t>
+            </w:r>
+            <w:r>
+              <w:rPr>
+                <w:rStyle w:val="apple-converted-space"/>
+                <w:rFonts w:ascii="Times New Roman" w:hAnsi="Times New Roman" w:cs="Times New Roman"/>
+                <w:color w:val="000000" w:themeColor="text1"/>
+                <w:sz w:val="22"/>
+                <w:szCs w:val="22"/>
+              </w:rPr>
+              <w:t> </w:t>
+            </w:r>
+            <w:r>
+              <w:rPr>
+                <w:rFonts w:ascii="Times New Roman" w:hAnsi="Times New Roman" w:cs="Times New Roman"/>
+                <w:color w:val="000000" w:themeColor="text1"/>
+                <w:sz w:val="22"/>
+                <w:szCs w:val="22"/>
+              </w:rPr>
+              <w:t>Group Isolates,”</w:t>
+            </w:r>
+            <w:r>
+              <w:rPr>
+                <w:rStyle w:val="apple-converted-space"/>
+                <w:rFonts w:ascii="Times New Roman" w:hAnsi="Times New Roman" w:cs="Times New Roman"/>
+                <w:color w:val="000000" w:themeColor="text1"/>
+                <w:sz w:val="22"/>
+                <w:szCs w:val="22"/>
+              </w:rPr>
+              <w:t> </w:t>
+            </w:r>
+            <w:r>
+              <w:rPr>
+                <w:rStyle w:val="Emphasis"/>
+                <w:rFonts w:ascii="Times New Roman" w:hAnsi="Times New Roman" w:cs="Times New Roman"/>
+                <w:color w:val="000000" w:themeColor="text1"/>
+                <w:sz w:val="22"/>
+                <w:szCs w:val="22"/>
+              </w:rPr>
+              <w:t>Food Microbiology. DOI:</w:t>
+            </w:r>
+            <w:r>
+              <w:rPr>
+                <w:rFonts w:ascii="Times New Roman" w:hAnsi="Times New Roman" w:cs="Times New Roman"/>
+                <w:color w:val="000000" w:themeColor="text1"/>
+                <w:sz w:val="22"/>
+                <w:szCs w:val="22"/>
+              </w:rPr>
+              <w:t xml:space="preserve"> </w:t>
+            </w:r>
+            <w:hyperlink r:id="rId7" w:tgtFrame="_blank" w:tooltip="Persistent link using digital object identifier" w:history="1">
+              <w:r>
+                <w:rPr>
+                  <w:rStyle w:val="anchor-text"/>
+                  <w:rFonts w:ascii="Times New Roman" w:hAnsi="Times New Roman" w:cs="Times New Roman"/>
+                  <w:color w:val="000000" w:themeColor="text1"/>
+                  <w:sz w:val="22"/>
+                  <w:szCs w:val="22"/>
+                </w:rPr>
+                <w:t>https://doi.org/10.1016/j.fm.2026.105166</w:t>
+              </w:r>
+            </w:hyperlink>
+          </w:p>
+        </w:tc>
+        <w:tc>
+          <w:tcPr>
+            <w:tcW w:w="2730" w:type="dxa"/>
+            <w:tcBorders>
+              <w:top w:val="single" w:sz="4" w:space="0" w:color="auto"/>
+            </w:tcBorders>
+            <w:vAlign w:val="center"/>
+          </w:tcPr>
+          <w:p>
+            <w:pPr>
+              <w:spacing w:before="240"/>
+              <w:rPr>
+                <w:rFonts w:ascii="Times New Roman" w:hAnsi="Times New Roman" w:cs="Times New Roman"/>
+                <w:color w:val="000000"/>
+                <w:sz w:val="22"/>
+                <w:szCs w:val="22"/>
+              </w:rPr>
+            </w:pPr>
+            <w:r>
+              <w:rPr>
+                <w:rFonts w:ascii="Times New Roman" w:hAnsi="Times New Roman" w:cs="Times New Roman"/>
+                <w:color w:val="000000"/>
                 <w:kern w:val="0"/>
                 <w:sz w:val="22"/>
                 <w:szCs w:val="22"/>
                 <w14:ligatures w14:val="none"/>
               </w:rPr>
+              <w:t>Writing original draft, Writing review &amp; editing, Investigation, Formal analysis, Visualization, Data curation, Conceptualization</w:t>
+            </w:r>
+          </w:p>
+        </w:tc>
+      </w:tr>
+      <w:tr>
+        <w:trPr>
+          <w:cantSplit/>
+          <w:trHeight w:val="702"/>
+        </w:trPr>
+        <w:tc>
+          <w:tcPr>
+            <w:tcW w:w="7800" w:type="dxa"/>
+            <w:vAlign w:val="center"/>
+          </w:tcPr>
+          <w:p>
+            <w:pPr>
+              <w:spacing w:before="240"/>
+              <w:rPr>
+                <w:rFonts w:ascii="Times New Roman" w:hAnsi="Times New Roman" w:cs="Times New Roman"/>
+                <w:b/>
+                <w:bCs/>
+                <w:i/>
+                <w:iCs/>
+                <w:color w:val="000000"/>
+                <w:sz w:val="22"/>
+                <w:szCs w:val="22"/>
+              </w:rPr>
+            </w:pPr>
+            <w:r>
+              <w:rPr>
+                <w:rFonts w:ascii="Times New Roman" w:eastAsia="Times New Roman" w:hAnsi="Times New Roman" w:cs="Times New Roman"/>
+                <w:b/>
+                <w:bCs/>
+                <w:color w:val="000000"/>
+                <w:kern w:val="0"/>
+                <w:sz w:val="22"/>
+                <w:szCs w:val="22"/>
+                <w14:ligatures w14:val="none"/>
+              </w:rPr>
+              <w:t>Chandross-Cohen, T.</w:t>
+            </w:r>
+            <w:r>
+              <w:rPr>
+                <w:rFonts w:ascii="Times New Roman" w:eastAsia="Times New Roman" w:hAnsi="Times New Roman" w:cs="Times New Roman"/>
+                <w:color w:val="000000"/>
+                <w:kern w:val="0"/>
+                <w:sz w:val="22"/>
+                <w:szCs w:val="22"/>
+                <w14:ligatures w14:val="none"/>
+              </w:rPr>
               <w:t xml:space="preserve">, Ebersole, M., Rahman, N., Wagner, A. S., Kovac, J., &amp; </w:t>
             </w:r>
             <w:proofErr w:type="spellStart"/>
             <w:r>
               <w:rPr>
                 <w:rFonts w:ascii="Times New Roman" w:eastAsia="Times New Roman" w:hAnsi="Times New Roman" w:cs="Times New Roman"/>
-                <w:color w:val="000000" w:themeColor="text1"/>
+                <w:color w:val="000000"/>
                 <w:kern w:val="0"/>
                 <w:sz w:val="22"/>
                 <w:szCs w:val="22"/>
@@ -3513,7 +3649,7 @@
             <w:r>
               <w:rPr>
                 <w:rFonts w:ascii="Times New Roman" w:eastAsia="Times New Roman" w:hAnsi="Times New Roman" w:cs="Times New Roman"/>
-                <w:color w:val="000000" w:themeColor="text1"/>
+                <w:color w:val="000000"/>
                 <w:kern w:val="0"/>
                 <w:sz w:val="22"/>
                 <w:szCs w:val="22"/>
@@ -3526,7 +3662,7 @@
                 <w:rFonts w:ascii="Times New Roman" w:eastAsia="Times New Roman" w:hAnsi="Times New Roman" w:cs="Times New Roman"/>
                 <w:i/>
                 <w:iCs/>
-                <w:color w:val="000000" w:themeColor="text1"/>
+                <w:color w:val="000000"/>
                 <w:kern w:val="0"/>
                 <w:sz w:val="22"/>
                 <w:szCs w:val="22"/>
@@ -3537,7 +3673,7 @@
             <w:r>
               <w:rPr>
                 <w:rFonts w:ascii="Times New Roman" w:eastAsia="Times New Roman" w:hAnsi="Times New Roman" w:cs="Times New Roman"/>
-                <w:color w:val="000000" w:themeColor="text1"/>
+                <w:color w:val="000000"/>
                 <w:kern w:val="0"/>
                 <w:sz w:val="22"/>
                 <w:szCs w:val="22"/>
@@ -3550,7 +3686,7 @@
                 <w:rFonts w:ascii="Times New Roman" w:eastAsia="Times New Roman" w:hAnsi="Times New Roman" w:cs="Times New Roman"/>
                 <w:i/>
                 <w:iCs/>
-                <w:color w:val="000000" w:themeColor="text1"/>
+                <w:color w:val="000000"/>
                 <w:kern w:val="0"/>
                 <w:sz w:val="22"/>
                 <w:szCs w:val="22"/>
@@ -3561,7 +3697,7 @@
             <w:r>
               <w:rPr>
                 <w:rFonts w:ascii="Times New Roman" w:eastAsia="Times New Roman" w:hAnsi="Times New Roman" w:cs="Times New Roman"/>
-                <w:color w:val="000000" w:themeColor="text1"/>
+                <w:color w:val="000000"/>
                 <w:kern w:val="0"/>
                 <w:sz w:val="22"/>
                 <w:szCs w:val="22"/>
@@ -3569,15 +3705,14 @@
               </w:rPr>
               <w:t>. DOI: </w:t>
             </w:r>
-            <w:hyperlink r:id="rId7" w:history="1">
+            <w:hyperlink r:id="rId8" w:history="1">
               <w:r>
                 <w:rPr>
                   <w:rFonts w:ascii="Times New Roman" w:eastAsia="Times New Roman" w:hAnsi="Times New Roman" w:cs="Times New Roman"/>
-                  <w:color w:val="000000" w:themeColor="text1"/>
+                  <w:color w:val="000000"/>
                   <w:kern w:val="0"/>
                   <w:sz w:val="22"/>
                   <w:szCs w:val="22"/>
-                  <w:u w:val="single"/>
                   <w14:ligatures w14:val="none"/>
                 </w:rPr>
                 <w:t>https://doi.org/10.1128/mra.01260-25</w:t>
@@ -3588,54 +3723,38 @@
         <w:tc>
           <w:tcPr>
             <w:tcW w:w="2730" w:type="dxa"/>
-            <w:tcBorders>
-              <w:top w:val="single" w:sz="4" w:space="0" w:color="auto"/>
-            </w:tcBorders>
-          </w:tcPr>
-          <w:p>
-            <w:pPr>
-              <w:rPr>
-                <w:rFonts w:ascii="Times New Roman" w:hAnsi="Times New Roman" w:cs="Times New Roman"/>
-                <w:color w:val="000000" w:themeColor="text1"/>
-                <w:sz w:val="22"/>
-                <w:szCs w:val="22"/>
-              </w:rPr>
-            </w:pPr>
-            <w:r>
-              <w:rPr>
-                <w:rFonts w:ascii="Times New Roman" w:hAnsi="Times New Roman" w:cs="Times New Roman"/>
-                <w:color w:val="000000" w:themeColor="text1"/>
-                <w:sz w:val="22"/>
-                <w:szCs w:val="22"/>
-              </w:rPr>
-              <w:t xml:space="preserve">Conducted experiments, </w:t>
-            </w:r>
-            <w:proofErr w:type="gramStart"/>
-            <w:r>
-              <w:rPr>
-                <w:rFonts w:ascii="Times New Roman" w:hAnsi="Times New Roman" w:cs="Times New Roman"/>
-                <w:color w:val="000000" w:themeColor="text1"/>
-                <w:sz w:val="22"/>
-                <w:szCs w:val="22"/>
-              </w:rPr>
-              <w:t>Writing</w:t>
-            </w:r>
-            <w:proofErr w:type="gramEnd"/>
-            <w:r>
-              <w:rPr>
-                <w:rFonts w:ascii="Times New Roman" w:hAnsi="Times New Roman" w:cs="Times New Roman"/>
-                <w:color w:val="000000" w:themeColor="text1"/>
-                <w:sz w:val="22"/>
-                <w:szCs w:val="22"/>
-              </w:rPr>
-              <w:t xml:space="preserve"> original draft, Writing review &amp; editing, Visualization</w:t>
+            <w:vAlign w:val="center"/>
+          </w:tcPr>
+          <w:p>
+            <w:pPr>
+              <w:spacing w:before="240"/>
+              <w:rPr>
+                <w:rFonts w:ascii="Times New Roman" w:hAnsi="Times New Roman" w:cs="Times New Roman"/>
+                <w:b/>
+                <w:bCs/>
+                <w:i/>
+                <w:iCs/>
+                <w:color w:val="000000"/>
+                <w:sz w:val="22"/>
+                <w:szCs w:val="22"/>
+              </w:rPr>
+            </w:pPr>
+            <w:r>
+              <w:rPr>
+                <w:rFonts w:ascii="Times New Roman" w:hAnsi="Times New Roman" w:cs="Times New Roman"/>
+                <w:color w:val="000000"/>
+                <w:sz w:val="22"/>
+                <w:szCs w:val="22"/>
+              </w:rPr>
+              <w:t>Conducted experiments, Writing original draft, Writing review &amp; editing, Visualization</w:t>
             </w:r>
           </w:p>
         </w:tc>
       </w:tr>
       <w:tr>
         <w:trPr>
-          <w:trHeight w:val="1214"/>
+          <w:cantSplit/>
+          <w:trHeight w:val="73"/>
         </w:trPr>
         <w:tc>
           <w:tcPr>
@@ -3644,19 +3763,22 @@
           </w:tcPr>
           <w:p>
             <w:pPr>
-              <w:pStyle w:val="Heading1"/>
-              <w:spacing w:before="0"/>
-              <w:rPr>
-                <w:rFonts w:ascii="Times New Roman" w:hAnsi="Times New Roman" w:cs="Times New Roman"/>
-                <w:color w:val="000000" w:themeColor="text1"/>
-                <w:sz w:val="22"/>
-                <w:szCs w:val="22"/>
-              </w:rPr>
-            </w:pPr>
-            <w:r>
-              <w:rPr>
-                <w:rFonts w:ascii="Times New Roman" w:eastAsia="Times New Roman" w:hAnsi="Times New Roman" w:cs="Times New Roman"/>
-                <w:color w:val="000000" w:themeColor="text1"/>
+              <w:spacing w:before="240"/>
+              <w:rPr>
+                <w:rFonts w:ascii="Times New Roman" w:hAnsi="Times New Roman" w:cs="Times New Roman"/>
+                <w:b/>
+                <w:bCs/>
+                <w:i/>
+                <w:iCs/>
+                <w:color w:val="000000"/>
+                <w:sz w:val="22"/>
+                <w:szCs w:val="22"/>
+              </w:rPr>
+            </w:pPr>
+            <w:r>
+              <w:rPr>
+                <w:rFonts w:ascii="Times New Roman" w:eastAsia="Times New Roman" w:hAnsi="Times New Roman" w:cs="Times New Roman"/>
+                <w:color w:val="000000"/>
                 <w:kern w:val="0"/>
                 <w:sz w:val="22"/>
                 <w:szCs w:val="22"/>
@@ -3669,7 +3791,7 @@
                 <w:rFonts w:ascii="Times New Roman" w:eastAsia="Times New Roman" w:hAnsi="Times New Roman" w:cs="Times New Roman"/>
                 <w:b/>
                 <w:bCs/>
-                <w:color w:val="000000" w:themeColor="text1"/>
+                <w:color w:val="000000"/>
                 <w:kern w:val="0"/>
                 <w:sz w:val="22"/>
                 <w:szCs w:val="22"/>
@@ -3680,7 +3802,7 @@
             <w:r>
               <w:rPr>
                 <w:rFonts w:ascii="Times New Roman" w:eastAsia="Times New Roman" w:hAnsi="Times New Roman" w:cs="Times New Roman"/>
-                <w:color w:val="000000" w:themeColor="text1"/>
+                <w:color w:val="000000"/>
                 <w:kern w:val="0"/>
                 <w:sz w:val="22"/>
                 <w:szCs w:val="22"/>
@@ -3692,7 +3814,7 @@
             <w:r>
               <w:rPr>
                 <w:rFonts w:ascii="Times New Roman" w:eastAsia="Times New Roman" w:hAnsi="Times New Roman" w:cs="Times New Roman"/>
-                <w:color w:val="000000" w:themeColor="text1"/>
+                <w:color w:val="000000"/>
                 <w:kern w:val="0"/>
                 <w:sz w:val="22"/>
                 <w:szCs w:val="22"/>
@@ -3704,7 +3826,7 @@
             <w:r>
               <w:rPr>
                 <w:rFonts w:ascii="Times New Roman" w:eastAsia="Times New Roman" w:hAnsi="Times New Roman" w:cs="Times New Roman"/>
-                <w:color w:val="000000" w:themeColor="text1"/>
+                <w:color w:val="000000"/>
                 <w:kern w:val="0"/>
                 <w:sz w:val="22"/>
                 <w:szCs w:val="22"/>
@@ -3717,84 +3839,57 @@
                 <w:rFonts w:ascii="Times New Roman" w:eastAsia="Times New Roman" w:hAnsi="Times New Roman" w:cs="Times New Roman"/>
                 <w:i/>
                 <w:iCs/>
-                <w:color w:val="000000" w:themeColor="text1"/>
+                <w:color w:val="000000"/>
                 <w:kern w:val="0"/>
                 <w:sz w:val="22"/>
                 <w:szCs w:val="22"/>
                 <w14:ligatures w14:val="none"/>
               </w:rPr>
-              <w:t xml:space="preserve">Bacillus </w:t>
-            </w:r>
-            <w:proofErr w:type="spellStart"/>
-            <w:r>
-              <w:rPr>
-                <w:rFonts w:ascii="Times New Roman" w:eastAsia="Times New Roman" w:hAnsi="Times New Roman" w:cs="Times New Roman"/>
-                <w:i/>
-                <w:iCs/>
-                <w:color w:val="000000" w:themeColor="text1"/>
+              <w:t xml:space="preserve">Bacillus cereus </w:t>
+            </w:r>
+            <w:r>
+              <w:rPr>
+                <w:rFonts w:ascii="Times New Roman" w:eastAsia="Times New Roman" w:hAnsi="Times New Roman" w:cs="Times New Roman"/>
+                <w:color w:val="000000"/>
                 <w:kern w:val="0"/>
                 <w:sz w:val="22"/>
                 <w:szCs w:val="22"/>
                 <w14:ligatures w14:val="none"/>
               </w:rPr>
-              <w:t>cereus</w:t>
-            </w:r>
-            <w:r>
-              <w:rPr>
-                <w:rFonts w:ascii="Times New Roman" w:eastAsia="Times New Roman" w:hAnsi="Times New Roman" w:cs="Times New Roman"/>
-                <w:color w:val="000000" w:themeColor="text1"/>
+              <w:t>Group Species in Powdered Infant Formula and Infant Cereal Using a Newly Developed Detection System,” </w:t>
+            </w:r>
+            <w:r>
+              <w:rPr>
+                <w:rFonts w:ascii="Times New Roman" w:eastAsia="Times New Roman" w:hAnsi="Times New Roman" w:cs="Times New Roman"/>
+                <w:i/>
+                <w:iCs/>
+                <w:color w:val="000000"/>
                 <w:kern w:val="0"/>
                 <w:sz w:val="22"/>
                 <w:szCs w:val="22"/>
                 <w14:ligatures w14:val="none"/>
               </w:rPr>
-              <w:t>Group</w:t>
-            </w:r>
-            <w:proofErr w:type="spellEnd"/>
-            <w:r>
-              <w:rPr>
-                <w:rFonts w:ascii="Times New Roman" w:eastAsia="Times New Roman" w:hAnsi="Times New Roman" w:cs="Times New Roman"/>
-                <w:color w:val="000000" w:themeColor="text1"/>
+              <w:t>Journal of Food Protection</w:t>
+            </w:r>
+            <w:r>
+              <w:rPr>
+                <w:rFonts w:ascii="Times New Roman" w:eastAsia="Times New Roman" w:hAnsi="Times New Roman" w:cs="Times New Roman"/>
+                <w:color w:val="000000"/>
                 <w:kern w:val="0"/>
                 <w:sz w:val="22"/>
                 <w:szCs w:val="22"/>
                 <w14:ligatures w14:val="none"/>
               </w:rPr>
-              <w:t xml:space="preserve"> Species in Powdered Infant Formula and Infant Cereal Using a Newly Developed Detection System,” </w:t>
-            </w:r>
-            <w:r>
-              <w:rPr>
-                <w:rFonts w:ascii="Times New Roman" w:eastAsia="Times New Roman" w:hAnsi="Times New Roman" w:cs="Times New Roman"/>
-                <w:i/>
-                <w:iCs/>
-                <w:color w:val="000000" w:themeColor="text1"/>
-                <w:kern w:val="0"/>
-                <w:sz w:val="22"/>
-                <w:szCs w:val="22"/>
-                <w14:ligatures w14:val="none"/>
-              </w:rPr>
-              <w:t>Journal of Food Protection</w:t>
-            </w:r>
-            <w:r>
-              <w:rPr>
-                <w:rFonts w:ascii="Times New Roman" w:eastAsia="Times New Roman" w:hAnsi="Times New Roman" w:cs="Times New Roman"/>
-                <w:color w:val="000000" w:themeColor="text1"/>
-                <w:kern w:val="0"/>
-                <w:sz w:val="22"/>
-                <w:szCs w:val="22"/>
-                <w14:ligatures w14:val="none"/>
-              </w:rPr>
               <w:t>. DOI: </w:t>
             </w:r>
-            <w:hyperlink r:id="rId8" w:history="1">
+            <w:hyperlink r:id="rId9" w:history="1">
               <w:r>
                 <w:rPr>
                   <w:rFonts w:ascii="Times New Roman" w:eastAsia="Times New Roman" w:hAnsi="Times New Roman" w:cs="Times New Roman"/>
-                  <w:color w:val="000000" w:themeColor="text1"/>
+                  <w:color w:val="000000"/>
                   <w:kern w:val="0"/>
                   <w:sz w:val="22"/>
                   <w:szCs w:val="22"/>
-                  <w:u w:val="single"/>
                   <w14:ligatures w14:val="none"/>
                 </w:rPr>
                 <w:t>https://doi.org/10.1016/j.jfp.2025.100677</w:t>
@@ -3805,51 +3900,38 @@
         <w:tc>
           <w:tcPr>
             <w:tcW w:w="2730" w:type="dxa"/>
-          </w:tcPr>
-          <w:p>
-            <w:pPr>
-              <w:rPr>
-                <w:rFonts w:ascii="Times New Roman" w:hAnsi="Times New Roman" w:cs="Times New Roman"/>
-                <w:color w:val="000000" w:themeColor="text1"/>
-                <w:sz w:val="22"/>
-                <w:szCs w:val="22"/>
-              </w:rPr>
-            </w:pPr>
-            <w:r>
-              <w:rPr>
-                <w:rFonts w:ascii="Times New Roman" w:hAnsi="Times New Roman" w:cs="Times New Roman"/>
-                <w:color w:val="000000" w:themeColor="text1"/>
-                <w:sz w:val="22"/>
-                <w:szCs w:val="22"/>
-              </w:rPr>
-              <w:t xml:space="preserve">Conducted experiments, </w:t>
-            </w:r>
-            <w:proofErr w:type="gramStart"/>
-            <w:r>
-              <w:rPr>
-                <w:rFonts w:ascii="Times New Roman" w:hAnsi="Times New Roman" w:cs="Times New Roman"/>
-                <w:color w:val="000000" w:themeColor="text1"/>
-                <w:sz w:val="22"/>
-                <w:szCs w:val="22"/>
-              </w:rPr>
-              <w:t>Writing</w:t>
-            </w:r>
-            <w:proofErr w:type="gramEnd"/>
-            <w:r>
-              <w:rPr>
-                <w:rFonts w:ascii="Times New Roman" w:hAnsi="Times New Roman" w:cs="Times New Roman"/>
-                <w:color w:val="000000" w:themeColor="text1"/>
-                <w:sz w:val="22"/>
-                <w:szCs w:val="22"/>
-              </w:rPr>
-              <w:t xml:space="preserve"> original draft, Writing review &amp; editing, Visualization</w:t>
+            <w:vAlign w:val="center"/>
+          </w:tcPr>
+          <w:p>
+            <w:pPr>
+              <w:spacing w:before="240"/>
+              <w:rPr>
+                <w:rFonts w:ascii="Times New Roman" w:hAnsi="Times New Roman" w:cs="Times New Roman"/>
+                <w:b/>
+                <w:bCs/>
+                <w:i/>
+                <w:iCs/>
+                <w:color w:val="000000"/>
+                <w:sz w:val="22"/>
+                <w:szCs w:val="22"/>
+              </w:rPr>
+            </w:pPr>
+            <w:r>
+              <w:rPr>
+                <w:rFonts w:ascii="Times New Roman" w:hAnsi="Times New Roman" w:cs="Times New Roman"/>
+                <w:color w:val="000000"/>
+                <w:sz w:val="22"/>
+                <w:szCs w:val="22"/>
+              </w:rPr>
+              <w:t>Conducted experiments, Writing original draft, Writing review &amp; editing, Visualization</w:t>
             </w:r>
           </w:p>
         </w:tc>
       </w:tr>
       <w:tr>
         <w:trPr>
-          <w:trHeight w:val="918"/>
+          <w:cantSplit/>
+          <w:trHeight w:val="864"/>
         </w:trPr>
         <w:tc>
           <w:tcPr>
@@ -3858,24 +3940,25 @@
           </w:tcPr>
           <w:p>
             <w:pPr>
-              <w:pStyle w:val="Heading1"/>
-              <w:spacing w:before="0"/>
-              <w:rPr>
-                <w:rFonts w:ascii="Times New Roman" w:hAnsi="Times New Roman" w:cs="Times New Roman"/>
-                <w:color w:val="000000" w:themeColor="text1"/>
-                <w:sz w:val="22"/>
-                <w:szCs w:val="22"/>
-              </w:rPr>
-            </w:pPr>
-            <w:r>
-              <w:rPr>
-                <w:rFonts w:ascii="Times New Roman" w:eastAsia="Times New Roman" w:hAnsi="Times New Roman" w:cs="Times New Roman"/>
-                <w:color w:val="000000" w:themeColor="text1"/>
+              <w:spacing w:before="240"/>
+              <w:rPr>
+                <w:rFonts w:ascii="Times New Roman" w:eastAsia="Times New Roman" w:hAnsi="Times New Roman" w:cs="Times New Roman"/>
+                <w:color w:val="000000"/>
                 <w:kern w:val="0"/>
                 <w:sz w:val="22"/>
                 <w:szCs w:val="22"/>
                 <w14:ligatures w14:val="none"/>
               </w:rPr>
+            </w:pPr>
+            <w:r>
+              <w:rPr>
+                <w:rFonts w:ascii="Times New Roman" w:eastAsia="Times New Roman" w:hAnsi="Times New Roman" w:cs="Times New Roman"/>
+                <w:color w:val="000000"/>
+                <w:kern w:val="0"/>
+                <w:sz w:val="22"/>
+                <w:szCs w:val="22"/>
+                <w14:ligatures w14:val="none"/>
+              </w:rPr>
               <w:t>Navarre, A., Rupert, K., </w:t>
             </w:r>
             <w:r>
@@ -3883,7 +3966,7 @@
                 <w:rFonts w:ascii="Times New Roman" w:eastAsia="Times New Roman" w:hAnsi="Times New Roman" w:cs="Times New Roman"/>
                 <w:b/>
                 <w:bCs/>
-                <w:color w:val="000000" w:themeColor="text1"/>
+                <w:color w:val="000000"/>
                 <w:kern w:val="0"/>
                 <w:sz w:val="22"/>
                 <w:szCs w:val="22"/>
@@ -3894,7 +3977,7 @@
             <w:r>
               <w:rPr>
                 <w:rFonts w:ascii="Times New Roman" w:eastAsia="Times New Roman" w:hAnsi="Times New Roman" w:cs="Times New Roman"/>
-                <w:color w:val="000000" w:themeColor="text1"/>
+                <w:color w:val="000000"/>
                 <w:kern w:val="0"/>
                 <w:sz w:val="22"/>
                 <w:szCs w:val="22"/>
@@ -3907,7 +3990,7 @@
                 <w:rFonts w:ascii="Times New Roman" w:eastAsia="Times New Roman" w:hAnsi="Times New Roman" w:cs="Times New Roman"/>
                 <w:i/>
                 <w:iCs/>
-                <w:color w:val="000000" w:themeColor="text1"/>
+                <w:color w:val="000000"/>
                 <w:kern w:val="0"/>
                 <w:sz w:val="22"/>
                 <w:szCs w:val="22"/>
@@ -3918,7 +4001,7 @@
             <w:r>
               <w:rPr>
                 <w:rFonts w:ascii="Times New Roman" w:eastAsia="Times New Roman" w:hAnsi="Times New Roman" w:cs="Times New Roman"/>
-                <w:color w:val="000000" w:themeColor="text1"/>
+                <w:color w:val="000000"/>
                 <w:kern w:val="0"/>
                 <w:sz w:val="22"/>
                 <w:szCs w:val="22"/>
@@ -3931,7 +4014,7 @@
                 <w:rFonts w:ascii="Times New Roman" w:eastAsia="Times New Roman" w:hAnsi="Times New Roman" w:cs="Times New Roman"/>
                 <w:i/>
                 <w:iCs/>
-                <w:color w:val="000000" w:themeColor="text1"/>
+                <w:color w:val="000000"/>
                 <w:kern w:val="0"/>
                 <w:sz w:val="22"/>
                 <w:szCs w:val="22"/>
@@ -3942,7 +4025,7 @@
             <w:r>
               <w:rPr>
                 <w:rFonts w:ascii="Times New Roman" w:eastAsia="Times New Roman" w:hAnsi="Times New Roman" w:cs="Times New Roman"/>
-                <w:color w:val="000000" w:themeColor="text1"/>
+                <w:color w:val="000000"/>
                 <w:kern w:val="0"/>
                 <w:sz w:val="22"/>
                 <w:szCs w:val="22"/>
@@ -3950,15 +4033,14 @@
               </w:rPr>
               <w:t>. DOI: </w:t>
             </w:r>
-            <w:hyperlink r:id="rId9" w:history="1">
+            <w:hyperlink r:id="rId10" w:history="1">
               <w:r>
                 <w:rPr>
                   <w:rFonts w:ascii="Times New Roman" w:eastAsia="Times New Roman" w:hAnsi="Times New Roman" w:cs="Times New Roman"/>
-                  <w:color w:val="000000" w:themeColor="text1"/>
+                  <w:color w:val="000000"/>
                   <w:kern w:val="0"/>
                   <w:sz w:val="22"/>
                   <w:szCs w:val="22"/>
-                  <w:u w:val="single"/>
                   <w14:ligatures w14:val="none"/>
                 </w:rPr>
                 <w:t>https://doi.org/10.1016/j.jfp.2025.100635</w:t>
@@ -3969,20 +4051,22 @@
         <w:tc>
           <w:tcPr>
             <w:tcW w:w="2730" w:type="dxa"/>
-          </w:tcPr>
-          <w:p>
-            <w:pPr>
-              <w:rPr>
-                <w:rFonts w:ascii="Times New Roman" w:hAnsi="Times New Roman" w:cs="Times New Roman"/>
-                <w:color w:val="000000" w:themeColor="text1"/>
-                <w:sz w:val="22"/>
-                <w:szCs w:val="22"/>
-              </w:rPr>
-            </w:pPr>
-            <w:r>
-              <w:rPr>
-                <w:rFonts w:ascii="Times New Roman" w:hAnsi="Times New Roman" w:cs="Times New Roman"/>
-                <w:color w:val="000000" w:themeColor="text1"/>
+            <w:vAlign w:val="center"/>
+          </w:tcPr>
+          <w:p>
+            <w:pPr>
+              <w:spacing w:before="240"/>
+              <w:rPr>
+                <w:rFonts w:ascii="Times New Roman" w:hAnsi="Times New Roman" w:cs="Times New Roman"/>
+                <w:color w:val="000000"/>
+                <w:sz w:val="22"/>
+                <w:szCs w:val="22"/>
+              </w:rPr>
+            </w:pPr>
+            <w:r>
+              <w:rPr>
+                <w:rFonts w:ascii="Times New Roman" w:hAnsi="Times New Roman" w:cs="Times New Roman"/>
+                <w:color w:val="000000"/>
                 <w:sz w:val="22"/>
                 <w:szCs w:val="22"/>
               </w:rPr>
@@ -3993,7 +4077,8 @@
       </w:tr>
       <w:tr>
         <w:trPr>
-          <w:trHeight w:val="1197"/>
+          <w:cantSplit/>
+          <w:trHeight w:val="630"/>
         </w:trPr>
         <w:tc>
           <w:tcPr>
@@ -4002,32 +4087,34 @@
           </w:tcPr>
           <w:p>
             <w:pPr>
-              <w:pStyle w:val="Heading1"/>
-              <w:spacing w:before="0"/>
-              <w:rPr>
-                <w:rFonts w:ascii="Times New Roman" w:hAnsi="Times New Roman" w:cs="Times New Roman"/>
-                <w:color w:val="000000" w:themeColor="text1"/>
-                <w:sz w:val="22"/>
-                <w:szCs w:val="22"/>
-              </w:rPr>
-            </w:pPr>
-            <w:r>
-              <w:rPr>
-                <w:rFonts w:ascii="Times New Roman" w:eastAsia="Times New Roman" w:hAnsi="Times New Roman" w:cs="Times New Roman"/>
-                <w:b/>
-                <w:bCs/>
-                <w:color w:val="000000" w:themeColor="text1"/>
+              <w:spacing w:before="240"/>
+              <w:rPr>
+                <w:rFonts w:ascii="Times New Roman" w:eastAsia="Times New Roman" w:hAnsi="Times New Roman" w:cs="Times New Roman"/>
+                <w:color w:val="000000"/>
                 <w:kern w:val="0"/>
                 <w:sz w:val="22"/>
                 <w:szCs w:val="22"/>
                 <w14:ligatures w14:val="none"/>
               </w:rPr>
+            </w:pPr>
+            <w:r>
+              <w:rPr>
+                <w:rFonts w:ascii="Times New Roman" w:eastAsia="Times New Roman" w:hAnsi="Times New Roman" w:cs="Times New Roman"/>
+                <w:b/>
+                <w:bCs/>
+                <w:color w:val="000000"/>
+                <w:kern w:val="0"/>
+                <w:sz w:val="22"/>
+                <w:szCs w:val="22"/>
+                <w14:ligatures w14:val="none"/>
+              </w:rPr>
+              <w:lastRenderedPageBreak/>
               <w:t>Chandross-Cohen, T.</w:t>
             </w:r>
             <w:r>
               <w:rPr>
                 <w:rFonts w:ascii="Times New Roman" w:eastAsia="Times New Roman" w:hAnsi="Times New Roman" w:cs="Times New Roman"/>
-                <w:color w:val="000000" w:themeColor="text1"/>
+                <w:color w:val="000000"/>
                 <w:kern w:val="0"/>
                 <w:sz w:val="22"/>
                 <w:szCs w:val="22"/>
@@ -4040,7 +4127,7 @@
                 <w:rFonts w:ascii="Times New Roman" w:eastAsia="Times New Roman" w:hAnsi="Times New Roman" w:cs="Times New Roman"/>
                 <w:i/>
                 <w:iCs/>
-                <w:color w:val="000000" w:themeColor="text1"/>
+                <w:color w:val="000000"/>
                 <w:kern w:val="0"/>
                 <w:sz w:val="22"/>
                 <w:szCs w:val="22"/>
@@ -4051,7 +4138,7 @@
             <w:r>
               <w:rPr>
                 <w:rFonts w:ascii="Times New Roman" w:eastAsia="Times New Roman" w:hAnsi="Times New Roman" w:cs="Times New Roman"/>
-                <w:color w:val="000000" w:themeColor="text1"/>
+                <w:color w:val="000000"/>
                 <w:kern w:val="0"/>
                 <w:sz w:val="22"/>
                 <w:szCs w:val="22"/>
@@ -4059,15 +4146,14 @@
               </w:rPr>
               <w:t>, 105186. DOI: </w:t>
             </w:r>
-            <w:hyperlink r:id="rId10" w:history="1">
+            <w:hyperlink r:id="rId11" w:history="1">
               <w:r>
                 <w:rPr>
                   <w:rFonts w:ascii="Times New Roman" w:eastAsia="Times New Roman" w:hAnsi="Times New Roman" w:cs="Times New Roman"/>
-                  <w:color w:val="000000" w:themeColor="text1"/>
+                  <w:color w:val="000000"/>
                   <w:kern w:val="0"/>
                   <w:sz w:val="22"/>
                   <w:szCs w:val="22"/>
-                  <w:u w:val="single"/>
                   <w14:ligatures w14:val="none"/>
                 </w:rPr>
                 <w:t>https://doi.org/10.1016/j.tifs.2025.105186</w:t>
@@ -4078,31 +4164,34 @@
         <w:tc>
           <w:tcPr>
             <w:tcW w:w="2730" w:type="dxa"/>
-          </w:tcPr>
-          <w:p>
-            <w:pPr>
-              <w:rPr>
-                <w:rFonts w:ascii="Times New Roman" w:hAnsi="Times New Roman" w:cs="Times New Roman"/>
-                <w:color w:val="000000" w:themeColor="text1"/>
-                <w:sz w:val="22"/>
-                <w:szCs w:val="22"/>
-              </w:rPr>
-            </w:pPr>
-            <w:r>
-              <w:rPr>
-                <w:rFonts w:ascii="Times New Roman" w:hAnsi="Times New Roman" w:cs="Times New Roman"/>
-                <w:color w:val="000000" w:themeColor="text1"/>
-                <w:sz w:val="22"/>
-                <w:szCs w:val="22"/>
-              </w:rPr>
-              <w:t>Writing original draft, Writing review &amp; editing, Visualization.</w:t>
+            <w:vAlign w:val="center"/>
+          </w:tcPr>
+          <w:p>
+            <w:pPr>
+              <w:spacing w:before="240"/>
+              <w:rPr>
+                <w:rFonts w:ascii="Times New Roman" w:hAnsi="Times New Roman" w:cs="Times New Roman"/>
+                <w:color w:val="000000"/>
+                <w:sz w:val="22"/>
+                <w:szCs w:val="22"/>
+              </w:rPr>
+            </w:pPr>
+            <w:r>
+              <w:rPr>
+                <w:rFonts w:ascii="Times New Roman" w:hAnsi="Times New Roman" w:cs="Times New Roman"/>
+                <w:color w:val="000000"/>
+                <w:sz w:val="22"/>
+                <w:szCs w:val="22"/>
+              </w:rPr>
+              <w:t>Writing original draft, Writing review &amp; editing, Visualization</w:t>
             </w:r>
           </w:p>
         </w:tc>
       </w:tr>
       <w:tr>
         <w:trPr>
-          <w:trHeight w:val="630"/>
+          <w:cantSplit/>
+          <w:trHeight w:val="720"/>
         </w:trPr>
         <w:tc>
           <w:tcPr>
@@ -4111,16 +4200,22 @@
           </w:tcPr>
           <w:p>
             <w:pPr>
-              <w:pStyle w:val="NormalWeb"/>
-              <w:rPr>
-                <w:color w:val="000000" w:themeColor="text1"/>
-                <w:sz w:val="22"/>
-                <w:szCs w:val="22"/>
-              </w:rPr>
-            </w:pPr>
-            <w:r>
-              <w:rPr>
-                <w:color w:val="000000" w:themeColor="text1"/>
+              <w:spacing w:before="240"/>
+              <w:rPr>
+                <w:rFonts w:ascii="Times New Roman" w:eastAsia="Times New Roman" w:hAnsi="Times New Roman" w:cs="Times New Roman"/>
+                <w:b/>
+                <w:bCs/>
+                <w:color w:val="000000"/>
+                <w:kern w:val="0"/>
+                <w:sz w:val="22"/>
+                <w:szCs w:val="22"/>
+                <w14:ligatures w14:val="none"/>
+              </w:rPr>
+            </w:pPr>
+            <w:r>
+              <w:rPr>
+                <w:rFonts w:ascii="Times New Roman" w:hAnsi="Times New Roman" w:cs="Times New Roman"/>
+                <w:color w:val="000000"/>
                 <w:sz w:val="22"/>
                 <w:szCs w:val="22"/>
               </w:rPr>
@@ -4128,9 +4223,10 @@
             </w:r>
             <w:r>
               <w:rPr>
-                <w:i/>
-                <w:iCs/>
-                <w:color w:val="000000" w:themeColor="text1"/>
+                <w:rFonts w:ascii="Times New Roman" w:hAnsi="Times New Roman" w:cs="Times New Roman"/>
+                <w:b/>
+                <w:bCs/>
+                <w:color w:val="000000"/>
                 <w:sz w:val="22"/>
                 <w:szCs w:val="22"/>
               </w:rPr>
@@ -4138,17 +4234,19 @@
             </w:r>
             <w:r>
               <w:rPr>
-                <w:color w:val="000000" w:themeColor="text1"/>
-                <w:sz w:val="22"/>
-                <w:szCs w:val="22"/>
-              </w:rPr>
-              <w:t>.**, Qian, C., Carroll, L., Kimble, K., Yount, M., Wiedmann, M., &amp; Kovac, J. (2024). “Assessment of the Exposure to Cytotoxic </w:t>
-            </w:r>
-            <w:r>
-              <w:rPr>
-                <w:i/>
-                <w:iCs/>
-                <w:color w:val="000000" w:themeColor="text1"/>
+                <w:rFonts w:ascii="Times New Roman" w:hAnsi="Times New Roman" w:cs="Times New Roman"/>
+                <w:color w:val="000000"/>
+                <w:sz w:val="22"/>
+                <w:szCs w:val="22"/>
+              </w:rPr>
+              <w:t>.*, Qian, C., Carroll, L., Kimble, K., Yount, M., Wiedmann, M., &amp; Kovac, J. (2024). “Assessment of the Exposure to Cytotoxic </w:t>
+            </w:r>
+            <w:r>
+              <w:rPr>
+                <w:rFonts w:ascii="Times New Roman" w:hAnsi="Times New Roman" w:cs="Times New Roman"/>
+                <w:i/>
+                <w:iCs/>
+                <w:color w:val="000000"/>
                 <w:sz w:val="22"/>
                 <w:szCs w:val="22"/>
               </w:rPr>
@@ -4156,26 +4254,19 @@
             </w:r>
             <w:r>
               <w:rPr>
-                <w:color w:val="000000" w:themeColor="text1"/>
-                <w:sz w:val="22"/>
-                <w:szCs w:val="22"/>
-              </w:rPr>
-              <w:t xml:space="preserve"> Group Genotypes Through HTST Milk </w:t>
-            </w:r>
-            <w:r>
-              <w:rPr>
-                <w:color w:val="000000" w:themeColor="text1"/>
-                <w:sz w:val="22"/>
-                <w:szCs w:val="22"/>
-              </w:rPr>
-              <w:lastRenderedPageBreak/>
-              <w:t>Consumption,” </w:t>
-            </w:r>
-            <w:r>
-              <w:rPr>
-                <w:i/>
-                <w:iCs/>
-                <w:color w:val="000000" w:themeColor="text1"/>
+                <w:rFonts w:ascii="Times New Roman" w:hAnsi="Times New Roman" w:cs="Times New Roman"/>
+                <w:color w:val="000000"/>
+                <w:sz w:val="22"/>
+                <w:szCs w:val="22"/>
+              </w:rPr>
+              <w:t> Group Genotypes Through HTST Milk Consumption,” </w:t>
+            </w:r>
+            <w:r>
+              <w:rPr>
+                <w:rFonts w:ascii="Times New Roman" w:hAnsi="Times New Roman" w:cs="Times New Roman"/>
+                <w:i/>
+                <w:iCs/>
+                <w:color w:val="000000"/>
                 <w:sz w:val="22"/>
                 <w:szCs w:val="22"/>
               </w:rPr>
@@ -4183,36 +4274,39 @@
             </w:r>
             <w:r>
               <w:rPr>
-                <w:color w:val="000000" w:themeColor="text1"/>
+                <w:rFonts w:ascii="Times New Roman" w:hAnsi="Times New Roman" w:cs="Times New Roman"/>
+                <w:color w:val="000000"/>
                 <w:sz w:val="22"/>
                 <w:szCs w:val="22"/>
               </w:rPr>
               <w:t>. DOI: </w:t>
             </w:r>
-            <w:hyperlink r:id="rId11" w:history="1">
+            <w:hyperlink r:id="rId12" w:history="1">
               <w:r>
                 <w:rPr>
-                  <w:color w:val="000000" w:themeColor="text1"/>
+                  <w:rFonts w:ascii="Times New Roman" w:hAnsi="Times New Roman" w:cs="Times New Roman"/>
+                  <w:color w:val="000000"/>
                   <w:sz w:val="22"/>
                   <w:szCs w:val="22"/>
-                  <w:u w:val="single"/>
                 </w:rPr>
                 <w:t>https://doi.org/10.3168/jds.2024-24703</w:t>
               </w:r>
             </w:hyperlink>
             <w:r>
               <w:rPr>
-                <w:color w:val="000000" w:themeColor="text1"/>
-                <w:sz w:val="22"/>
-                <w:szCs w:val="22"/>
-              </w:rPr>
-              <w:t> (</w:t>
-            </w:r>
-            <w:r>
-              <w:rPr>
-                <w:i/>
-                <w:iCs/>
-                <w:color w:val="000000" w:themeColor="text1"/>
+                <w:rFonts w:ascii="Times New Roman" w:hAnsi="Times New Roman" w:cs="Times New Roman"/>
+                <w:color w:val="000000"/>
+                <w:sz w:val="22"/>
+                <w:szCs w:val="22"/>
+              </w:rPr>
+              <w:t> *(</w:t>
+            </w:r>
+            <w:r>
+              <w:rPr>
+                <w:rFonts w:ascii="Times New Roman" w:hAnsi="Times New Roman" w:cs="Times New Roman"/>
+                <w:i/>
+                <w:iCs/>
+                <w:color w:val="000000"/>
                 <w:sz w:val="22"/>
                 <w:szCs w:val="22"/>
               </w:rPr>
@@ -4220,7 +4314,8 @@
             </w:r>
             <w:r>
               <w:rPr>
-                <w:color w:val="000000" w:themeColor="text1"/>
+                <w:rFonts w:ascii="Times New Roman" w:hAnsi="Times New Roman" w:cs="Times New Roman"/>
+                <w:color w:val="000000"/>
                 <w:sz w:val="22"/>
                 <w:szCs w:val="22"/>
               </w:rPr>
@@ -4231,24 +4326,25 @@
         <w:tc>
           <w:tcPr>
             <w:tcW w:w="2730" w:type="dxa"/>
-          </w:tcPr>
-          <w:p>
-            <w:pPr>
-              <w:rPr>
-                <w:rFonts w:ascii="Times New Roman" w:hAnsi="Times New Roman" w:cs="Times New Roman"/>
-                <w:color w:val="000000" w:themeColor="text1"/>
-                <w:sz w:val="22"/>
-                <w:szCs w:val="22"/>
-              </w:rPr>
-            </w:pPr>
-            <w:r>
-              <w:rPr>
-                <w:rFonts w:ascii="Times New Roman" w:hAnsi="Times New Roman" w:cs="Times New Roman"/>
-                <w:color w:val="000000" w:themeColor="text1"/>
-                <w:sz w:val="22"/>
-                <w:szCs w:val="22"/>
-              </w:rPr>
-              <w:lastRenderedPageBreak/>
+            <w:vAlign w:val="center"/>
+          </w:tcPr>
+          <w:p>
+            <w:pPr>
+              <w:spacing w:before="240"/>
+              <w:rPr>
+                <w:rFonts w:ascii="Times New Roman" w:hAnsi="Times New Roman" w:cs="Times New Roman"/>
+                <w:color w:val="000000"/>
+                <w:sz w:val="22"/>
+                <w:szCs w:val="22"/>
+              </w:rPr>
+            </w:pPr>
+            <w:r>
+              <w:rPr>
+                <w:rFonts w:ascii="Times New Roman" w:hAnsi="Times New Roman" w:cs="Times New Roman"/>
+                <w:color w:val="000000"/>
+                <w:sz w:val="22"/>
+                <w:szCs w:val="22"/>
+              </w:rPr>
               <w:t>Development of methods, conducted experiments, data analysis, and co-wrote and revised the manuscript</w:t>
             </w:r>
           </w:p>
@@ -4256,7 +4352,8 @@
       </w:tr>
       <w:tr>
         <w:trPr>
-          <w:trHeight w:val="1458"/>
+          <w:cantSplit/>
+          <w:trHeight w:val="1071"/>
         </w:trPr>
         <w:tc>
           <w:tcPr>
@@ -4265,20 +4362,18 @@
           </w:tcPr>
           <w:p>
             <w:pPr>
-              <w:autoSpaceDE w:val="0"/>
-              <w:autoSpaceDN w:val="0"/>
-              <w:adjustRightInd w:val="0"/>
-              <w:rPr>
-                <w:rFonts w:ascii="Times New Roman" w:hAnsi="Times New Roman" w:cs="Times New Roman"/>
-                <w:color w:val="000000" w:themeColor="text1"/>
-                <w:sz w:val="22"/>
-                <w:szCs w:val="22"/>
-              </w:rPr>
-            </w:pPr>
-            <w:r>
-              <w:rPr>
-                <w:rFonts w:ascii="Times New Roman" w:eastAsia="Times New Roman" w:hAnsi="Times New Roman" w:cs="Times New Roman"/>
-                <w:color w:val="000000" w:themeColor="text1"/>
+              <w:spacing w:before="240"/>
+              <w:rPr>
+                <w:rFonts w:ascii="Times New Roman" w:hAnsi="Times New Roman" w:cs="Times New Roman"/>
+                <w:color w:val="000000"/>
+                <w:sz w:val="22"/>
+                <w:szCs w:val="22"/>
+              </w:rPr>
+            </w:pPr>
+            <w:r>
+              <w:rPr>
+                <w:rFonts w:ascii="Times New Roman" w:eastAsia="Times New Roman" w:hAnsi="Times New Roman" w:cs="Times New Roman"/>
+                <w:color w:val="000000"/>
                 <w:kern w:val="0"/>
                 <w:sz w:val="22"/>
                 <w:szCs w:val="22"/>
@@ -4290,7 +4385,7 @@
             <w:r>
               <w:rPr>
                 <w:rFonts w:ascii="Times New Roman" w:eastAsia="Times New Roman" w:hAnsi="Times New Roman" w:cs="Times New Roman"/>
-                <w:color w:val="000000" w:themeColor="text1"/>
+                <w:color w:val="000000"/>
                 <w:kern w:val="0"/>
                 <w:sz w:val="22"/>
                 <w:szCs w:val="22"/>
@@ -4302,7 +4397,7 @@
             <w:r>
               <w:rPr>
                 <w:rFonts w:ascii="Times New Roman" w:eastAsia="Times New Roman" w:hAnsi="Times New Roman" w:cs="Times New Roman"/>
-                <w:color w:val="000000" w:themeColor="text1"/>
+                <w:color w:val="000000"/>
                 <w:kern w:val="0"/>
                 <w:sz w:val="22"/>
                 <w:szCs w:val="22"/>
@@ -4315,7 +4410,7 @@
                 <w:rFonts w:ascii="Times New Roman" w:eastAsia="Times New Roman" w:hAnsi="Times New Roman" w:cs="Times New Roman"/>
                 <w:b/>
                 <w:bCs/>
-                <w:color w:val="000000" w:themeColor="text1"/>
+                <w:color w:val="000000"/>
                 <w:kern w:val="0"/>
                 <w:sz w:val="22"/>
                 <w:szCs w:val="22"/>
@@ -4326,7 +4421,7 @@
             <w:r>
               <w:rPr>
                 <w:rFonts w:ascii="Times New Roman" w:eastAsia="Times New Roman" w:hAnsi="Times New Roman" w:cs="Times New Roman"/>
-                <w:color w:val="000000" w:themeColor="text1"/>
+                <w:color w:val="000000"/>
                 <w:kern w:val="0"/>
                 <w:sz w:val="22"/>
                 <w:szCs w:val="22"/>
@@ -4338,7 +4433,7 @@
             <w:r>
               <w:rPr>
                 <w:rFonts w:ascii="Times New Roman" w:eastAsia="Times New Roman" w:hAnsi="Times New Roman" w:cs="Times New Roman"/>
-                <w:color w:val="000000" w:themeColor="text1"/>
+                <w:color w:val="000000"/>
                 <w:kern w:val="0"/>
                 <w:sz w:val="22"/>
                 <w:szCs w:val="22"/>
@@ -4350,7 +4445,7 @@
             <w:r>
               <w:rPr>
                 <w:rFonts w:ascii="Times New Roman" w:eastAsia="Times New Roman" w:hAnsi="Times New Roman" w:cs="Times New Roman"/>
-                <w:color w:val="000000" w:themeColor="text1"/>
+                <w:color w:val="000000"/>
                 <w:kern w:val="0"/>
                 <w:sz w:val="22"/>
                 <w:szCs w:val="22"/>
@@ -4363,7 +4458,7 @@
                 <w:rFonts w:ascii="Times New Roman" w:eastAsia="Times New Roman" w:hAnsi="Times New Roman" w:cs="Times New Roman"/>
                 <w:i/>
                 <w:iCs/>
-                <w:color w:val="000000" w:themeColor="text1"/>
+                <w:color w:val="000000"/>
                 <w:kern w:val="0"/>
                 <w:sz w:val="22"/>
                 <w:szCs w:val="22"/>
@@ -4374,7 +4469,7 @@
             <w:r>
               <w:rPr>
                 <w:rFonts w:ascii="Times New Roman" w:eastAsia="Times New Roman" w:hAnsi="Times New Roman" w:cs="Times New Roman"/>
-                <w:color w:val="000000" w:themeColor="text1"/>
+                <w:color w:val="000000"/>
                 <w:kern w:val="0"/>
                 <w:sz w:val="22"/>
                 <w:szCs w:val="22"/>
@@ -4387,7 +4482,7 @@
                 <w:rFonts w:ascii="Times New Roman" w:eastAsia="Times New Roman" w:hAnsi="Times New Roman" w:cs="Times New Roman"/>
                 <w:i/>
                 <w:iCs/>
-                <w:color w:val="000000" w:themeColor="text1"/>
+                <w:color w:val="000000"/>
                 <w:kern w:val="0"/>
                 <w:sz w:val="22"/>
                 <w:szCs w:val="22"/>
@@ -4401,7 +4496,7 @@
                 <w:rFonts w:ascii="Times New Roman" w:eastAsia="Times New Roman" w:hAnsi="Times New Roman" w:cs="Times New Roman"/>
                 <w:i/>
                 <w:iCs/>
-                <w:color w:val="000000" w:themeColor="text1"/>
+                <w:color w:val="000000"/>
                 <w:kern w:val="0"/>
                 <w:sz w:val="22"/>
                 <w:szCs w:val="22"/>
@@ -4413,7 +4508,7 @@
             <w:r>
               <w:rPr>
                 <w:rFonts w:ascii="Times New Roman" w:eastAsia="Times New Roman" w:hAnsi="Times New Roman" w:cs="Times New Roman"/>
-                <w:color w:val="000000" w:themeColor="text1"/>
+                <w:color w:val="000000"/>
                 <w:kern w:val="0"/>
                 <w:sz w:val="22"/>
                 <w:szCs w:val="22"/>
@@ -4426,7 +4521,7 @@
                 <w:rFonts w:ascii="Times New Roman" w:eastAsia="Times New Roman" w:hAnsi="Times New Roman" w:cs="Times New Roman"/>
                 <w:i/>
                 <w:iCs/>
-                <w:color w:val="000000" w:themeColor="text1"/>
+                <w:color w:val="000000"/>
                 <w:kern w:val="0"/>
                 <w:sz w:val="22"/>
                 <w:szCs w:val="22"/>
@@ -4437,7 +4532,7 @@
             <w:r>
               <w:rPr>
                 <w:rFonts w:ascii="Times New Roman" w:eastAsia="Times New Roman" w:hAnsi="Times New Roman" w:cs="Times New Roman"/>
-                <w:color w:val="000000" w:themeColor="text1"/>
+                <w:color w:val="000000"/>
                 <w:kern w:val="0"/>
                 <w:sz w:val="22"/>
                 <w:szCs w:val="22"/>
@@ -4445,15 +4540,14 @@
               </w:rPr>
               <w:t>, 25, 12. DOI: </w:t>
             </w:r>
-            <w:hyperlink r:id="rId12" w:history="1">
+            <w:hyperlink r:id="rId13" w:history="1">
               <w:r>
                 <w:rPr>
                   <w:rFonts w:ascii="Times New Roman" w:eastAsia="Times New Roman" w:hAnsi="Times New Roman" w:cs="Times New Roman"/>
-                  <w:color w:val="000000" w:themeColor="text1"/>
+                  <w:color w:val="000000"/>
                   <w:kern w:val="0"/>
                   <w:sz w:val="22"/>
                   <w:szCs w:val="22"/>
-                  <w:u w:val="single"/>
                   <w14:ligatures w14:val="none"/>
                 </w:rPr>
                 <w:t>https://doi.org/10.1186/s12863-024-01195-0</w:t>
@@ -4464,22 +4558,22 @@
         <w:tc>
           <w:tcPr>
             <w:tcW w:w="2730" w:type="dxa"/>
-          </w:tcPr>
-          <w:p>
-            <w:pPr>
-              <w:rPr>
-                <w:rFonts w:ascii="Times New Roman" w:hAnsi="Times New Roman" w:cs="Times New Roman"/>
-                <w:b/>
-                <w:bCs/>
-                <w:color w:val="000000" w:themeColor="text1"/>
-                <w:sz w:val="22"/>
-                <w:szCs w:val="22"/>
-              </w:rPr>
-            </w:pPr>
-            <w:r>
-              <w:rPr>
-                <w:rFonts w:ascii="Times New Roman" w:hAnsi="Times New Roman" w:cs="Times New Roman"/>
-                <w:color w:val="000000" w:themeColor="text1"/>
+            <w:vAlign w:val="center"/>
+          </w:tcPr>
+          <w:p>
+            <w:pPr>
+              <w:spacing w:before="240"/>
+              <w:rPr>
+                <w:rFonts w:ascii="Times New Roman" w:hAnsi="Times New Roman" w:cs="Times New Roman"/>
+                <w:color w:val="000000"/>
+                <w:sz w:val="22"/>
+                <w:szCs w:val="22"/>
+              </w:rPr>
+            </w:pPr>
+            <w:r>
+              <w:rPr>
+                <w:rFonts w:ascii="Times New Roman" w:hAnsi="Times New Roman" w:cs="Times New Roman"/>
+                <w:color w:val="000000"/>
                 <w:sz w:val="22"/>
                 <w:szCs w:val="22"/>
               </w:rPr>
@@ -4490,7 +4584,7 @@
                 <w:rFonts w:ascii="Times New Roman" w:hAnsi="Times New Roman" w:cs="Times New Roman"/>
                 <w:i/>
                 <w:iCs/>
-                <w:color w:val="000000" w:themeColor="text1"/>
+                <w:color w:val="000000"/>
                 <w:sz w:val="22"/>
                 <w:szCs w:val="22"/>
               </w:rPr>
@@ -4499,18 +4593,19 @@
             <w:r>
               <w:rPr>
                 <w:rFonts w:ascii="Times New Roman" w:hAnsi="Times New Roman" w:cs="Times New Roman"/>
-                <w:color w:val="000000" w:themeColor="text1"/>
-                <w:sz w:val="22"/>
-                <w:szCs w:val="22"/>
-              </w:rPr>
-              <w:t>. at The Pennsylvania State University.</w:t>
+                <w:color w:val="000000"/>
+                <w:sz w:val="22"/>
+                <w:szCs w:val="22"/>
+              </w:rPr>
+              <w:t>. at The Pennsylvania State University</w:t>
             </w:r>
           </w:p>
         </w:tc>
       </w:tr>
       <w:tr>
         <w:trPr>
-          <w:trHeight w:val="909"/>
+          <w:cantSplit/>
+          <w:trHeight w:val="864"/>
         </w:trPr>
         <w:tc>
           <w:tcPr>
@@ -4519,25 +4614,25 @@
           </w:tcPr>
           <w:p>
             <w:pPr>
-              <w:autoSpaceDE w:val="0"/>
-              <w:autoSpaceDN w:val="0"/>
-              <w:adjustRightInd w:val="0"/>
-              <w:rPr>
-                <w:rFonts w:ascii="Times New Roman" w:hAnsi="Times New Roman" w:cs="Times New Roman"/>
-                <w:color w:val="000000" w:themeColor="text1"/>
-                <w:sz w:val="22"/>
-                <w:szCs w:val="22"/>
-              </w:rPr>
-            </w:pPr>
-            <w:r>
-              <w:rPr>
-                <w:rFonts w:ascii="Times New Roman" w:eastAsia="Times New Roman" w:hAnsi="Times New Roman" w:cs="Times New Roman"/>
-                <w:color w:val="000000" w:themeColor="text1"/>
+              <w:spacing w:before="240"/>
+              <w:rPr>
+                <w:rFonts w:ascii="Times New Roman" w:eastAsia="Times New Roman" w:hAnsi="Times New Roman" w:cs="Times New Roman"/>
+                <w:color w:val="000000"/>
                 <w:kern w:val="0"/>
                 <w:sz w:val="22"/>
                 <w:szCs w:val="22"/>
                 <w14:ligatures w14:val="none"/>
               </w:rPr>
+            </w:pPr>
+            <w:r>
+              <w:rPr>
+                <w:rFonts w:ascii="Times New Roman" w:eastAsia="Times New Roman" w:hAnsi="Times New Roman" w:cs="Times New Roman"/>
+                <w:color w:val="000000"/>
+                <w:kern w:val="0"/>
+                <w:sz w:val="22"/>
+                <w:szCs w:val="22"/>
+                <w14:ligatures w14:val="none"/>
+              </w:rPr>
               <w:t>Rolon, M. L., </w:t>
             </w:r>
             <w:r>
@@ -4545,7 +4640,7 @@
                 <w:rFonts w:ascii="Times New Roman" w:eastAsia="Times New Roman" w:hAnsi="Times New Roman" w:cs="Times New Roman"/>
                 <w:b/>
                 <w:bCs/>
-                <w:color w:val="000000" w:themeColor="text1"/>
+                <w:color w:val="000000"/>
                 <w:kern w:val="0"/>
                 <w:sz w:val="22"/>
                 <w:szCs w:val="22"/>
@@ -4556,7 +4651,7 @@
             <w:r>
               <w:rPr>
                 <w:rFonts w:ascii="Times New Roman" w:eastAsia="Times New Roman" w:hAnsi="Times New Roman" w:cs="Times New Roman"/>
-                <w:color w:val="000000" w:themeColor="text1"/>
+                <w:color w:val="000000"/>
                 <w:kern w:val="0"/>
                 <w:sz w:val="22"/>
                 <w:szCs w:val="22"/>
@@ -4568,7 +4663,7 @@
             <w:r>
               <w:rPr>
                 <w:rFonts w:ascii="Times New Roman" w:eastAsia="Times New Roman" w:hAnsi="Times New Roman" w:cs="Times New Roman"/>
-                <w:color w:val="000000" w:themeColor="text1"/>
+                <w:color w:val="000000"/>
                 <w:kern w:val="0"/>
                 <w:sz w:val="22"/>
                 <w:szCs w:val="22"/>
@@ -4580,7 +4675,7 @@
             <w:r>
               <w:rPr>
                 <w:rFonts w:ascii="Times New Roman" w:eastAsia="Times New Roman" w:hAnsi="Times New Roman" w:cs="Times New Roman"/>
-                <w:color w:val="000000" w:themeColor="text1"/>
+                <w:color w:val="000000"/>
                 <w:kern w:val="0"/>
                 <w:sz w:val="22"/>
                 <w:szCs w:val="22"/>
@@ -4593,7 +4688,7 @@
                 <w:rFonts w:ascii="Times New Roman" w:eastAsia="Times New Roman" w:hAnsi="Times New Roman" w:cs="Times New Roman"/>
                 <w:i/>
                 <w:iCs/>
-                <w:color w:val="000000" w:themeColor="text1"/>
+                <w:color w:val="000000"/>
                 <w:kern w:val="0"/>
                 <w:sz w:val="22"/>
                 <w:szCs w:val="22"/>
@@ -4604,7 +4699,7 @@
             <w:r>
               <w:rPr>
                 <w:rFonts w:ascii="Times New Roman" w:eastAsia="Times New Roman" w:hAnsi="Times New Roman" w:cs="Times New Roman"/>
-                <w:color w:val="000000" w:themeColor="text1"/>
+                <w:color w:val="000000"/>
                 <w:kern w:val="0"/>
                 <w:sz w:val="22"/>
                 <w:szCs w:val="22"/>
@@ -4617,7 +4712,7 @@
                 <w:rFonts w:ascii="Times New Roman" w:eastAsia="Times New Roman" w:hAnsi="Times New Roman" w:cs="Times New Roman"/>
                 <w:i/>
                 <w:iCs/>
-                <w:color w:val="000000" w:themeColor="text1"/>
+                <w:color w:val="000000"/>
                 <w:kern w:val="0"/>
                 <w:sz w:val="22"/>
                 <w:szCs w:val="22"/>
@@ -4628,7 +4723,7 @@
             <w:r>
               <w:rPr>
                 <w:rFonts w:ascii="Times New Roman" w:eastAsia="Times New Roman" w:hAnsi="Times New Roman" w:cs="Times New Roman"/>
-                <w:color w:val="000000" w:themeColor="text1"/>
+                <w:color w:val="000000"/>
                 <w:kern w:val="0"/>
                 <w:sz w:val="22"/>
                 <w:szCs w:val="22"/>
@@ -4636,15 +4731,14 @@
               </w:rPr>
               <w:t>, 12(1). DOI: </w:t>
             </w:r>
-            <w:hyperlink r:id="rId13" w:history="1">
+            <w:hyperlink r:id="rId14" w:history="1">
               <w:r>
                 <w:rPr>
                   <w:rFonts w:ascii="Times New Roman" w:eastAsia="Times New Roman" w:hAnsi="Times New Roman" w:cs="Times New Roman"/>
-                  <w:color w:val="000000" w:themeColor="text1"/>
+                  <w:color w:val="000000"/>
                   <w:kern w:val="0"/>
                   <w:sz w:val="22"/>
                   <w:szCs w:val="22"/>
-                  <w:u w:val="single"/>
                   <w14:ligatures w14:val="none"/>
                 </w:rPr>
                 <w:t>https://doi.org/10.1128/spectrum.01167-23</w:t>
@@ -4655,20 +4749,22 @@
         <w:tc>
           <w:tcPr>
             <w:tcW w:w="2730" w:type="dxa"/>
-          </w:tcPr>
-          <w:p>
-            <w:pPr>
-              <w:rPr>
-                <w:rFonts w:ascii="Times New Roman" w:hAnsi="Times New Roman" w:cs="Times New Roman"/>
-                <w:color w:val="000000" w:themeColor="text1"/>
-                <w:sz w:val="22"/>
-                <w:szCs w:val="22"/>
-              </w:rPr>
-            </w:pPr>
-            <w:r>
-              <w:rPr>
-                <w:rFonts w:ascii="Times New Roman" w:hAnsi="Times New Roman" w:cs="Times New Roman"/>
-                <w:color w:val="000000" w:themeColor="text1"/>
+            <w:vAlign w:val="center"/>
+          </w:tcPr>
+          <w:p>
+            <w:pPr>
+              <w:spacing w:before="240"/>
+              <w:rPr>
+                <w:rFonts w:ascii="Times New Roman" w:hAnsi="Times New Roman" w:cs="Times New Roman"/>
+                <w:color w:val="000000"/>
+                <w:sz w:val="22"/>
+                <w:szCs w:val="22"/>
+              </w:rPr>
+            </w:pPr>
+            <w:r>
+              <w:rPr>
+                <w:rFonts w:ascii="Times New Roman" w:hAnsi="Times New Roman" w:cs="Times New Roman"/>
+                <w:color w:val="000000"/>
                 <w:sz w:val="22"/>
                 <w:szCs w:val="22"/>
               </w:rPr>
@@ -4677,12 +4773,13 @@
           </w:p>
         </w:tc>
       </w:tr>
+      <w:bookmarkEnd w:id="0"/>
     </w:tbl>
     <w:p/>
     <w:tbl>
       <w:tblPr>
         <w:tblStyle w:val="TableGrid"/>
-        <w:tblW w:w="10530" w:type="dxa"/>
+        <w:tblW w:w="10368" w:type="dxa"/>
         <w:tblInd w:w="-545" w:type="dxa"/>
         <w:tblBorders>
           <w:top w:val="none" w:sz="0" w:space="0" w:color="auto"/>
@@ -4695,14 +4792,18 @@
         <w:tblLook w:val="04A0" w:firstRow="1" w:lastRow="0" w:firstColumn="1" w:lastColumn="0" w:noHBand="0" w:noVBand="1"/>
       </w:tblPr>
       <w:tblGrid>
-        <w:gridCol w:w="7800"/>
-        <w:gridCol w:w="2730"/>
+        <w:gridCol w:w="7925"/>
+        <w:gridCol w:w="2443"/>
       </w:tblGrid>
       <w:tr>
-        <w:tc>
-          <w:tcPr>
-            <w:tcW w:w="10530" w:type="dxa"/>
-            <w:gridSpan w:val="2"/>
+        <w:trPr>
+          <w:gridAfter w:val="1"/>
+          <w:wAfter w:w="2443" w:type="dxa"/>
+          <w:trHeight w:val="288"/>
+        </w:trPr>
+        <w:tc>
+          <w:tcPr>
+            <w:tcW w:w="7925" w:type="dxa"/>
             <w:tcBorders>
               <w:bottom w:val="single" w:sz="4" w:space="0" w:color="auto"/>
             </w:tcBorders>
@@ -4739,15 +4840,18 @@
                 <w:sz w:val="30"/>
                 <w:szCs w:val="30"/>
               </w:rPr>
-              <w:t xml:space="preserve"> Under Review</w:t>
+              <w:t xml:space="preserve"> Under Review or In Preparation</w:t>
             </w:r>
           </w:p>
         </w:tc>
       </w:tr>
       <w:tr>
-        <w:tc>
-          <w:tcPr>
-            <w:tcW w:w="7800" w:type="dxa"/>
+        <w:trPr>
+          <w:trHeight w:val="288"/>
+        </w:trPr>
+        <w:tc>
+          <w:tcPr>
+            <w:tcW w:w="7925" w:type="dxa"/>
             <w:tcBorders>
               <w:top w:val="single" w:sz="4" w:space="0" w:color="auto"/>
               <w:bottom w:val="single" w:sz="4" w:space="0" w:color="auto"/>
@@ -4780,7 +4884,7 @@
         </w:tc>
         <w:tc>
           <w:tcPr>
-            <w:tcW w:w="2730" w:type="dxa"/>
+            <w:tcW w:w="2443" w:type="dxa"/>
             <w:tcBorders>
               <w:top w:val="single" w:sz="4" w:space="0" w:color="auto"/>
               <w:bottom w:val="single" w:sz="4" w:space="0" w:color="auto"/>
@@ -4813,423 +4917,430 @@
         </w:tc>
       </w:tr>
       <w:tr>
+        <w:tblPrEx>
+          <w:tblBorders>
+            <w:top w:val="single" w:sz="4" w:space="0" w:color="auto"/>
+            <w:left w:val="single" w:sz="4" w:space="0" w:color="auto"/>
+            <w:bottom w:val="single" w:sz="4" w:space="0" w:color="auto"/>
+            <w:right w:val="single" w:sz="4" w:space="0" w:color="auto"/>
+            <w:insideH w:val="single" w:sz="4" w:space="0" w:color="auto"/>
+            <w:insideV w:val="single" w:sz="4" w:space="0" w:color="auto"/>
+          </w:tblBorders>
+        </w:tblPrEx>
         <w:trPr>
-          <w:trHeight w:val="980"/>
+          <w:trHeight w:val="288"/>
         </w:trPr>
         <w:tc>
           <w:tcPr>
-            <w:tcW w:w="7800" w:type="dxa"/>
+            <w:tcW w:w="7925" w:type="dxa"/>
             <w:tcBorders>
               <w:top w:val="single" w:sz="4" w:space="0" w:color="auto"/>
+              <w:left w:val="nil"/>
+              <w:bottom w:val="nil"/>
+              <w:right w:val="nil"/>
             </w:tcBorders>
             <w:vAlign w:val="center"/>
           </w:tcPr>
-          <w:tbl>
-            <w:tblPr>
-              <w:tblW w:w="0" w:type="auto"/>
-              <w:tblCellSpacing w:w="15" w:type="dxa"/>
-              <w:tblCellMar>
-                <w:top w:w="15" w:type="dxa"/>
-                <w:left w:w="15" w:type="dxa"/>
-                <w:bottom w:w="15" w:type="dxa"/>
-                <w:right w:w="15" w:type="dxa"/>
-              </w:tblCellMar>
-              <w:tblLook w:val="04A0" w:firstRow="1" w:lastRow="0" w:firstColumn="1" w:lastColumn="0" w:noHBand="0" w:noVBand="1"/>
-            </w:tblPr>
-            <w:tblGrid>
-              <w:gridCol w:w="7584"/>
-            </w:tblGrid>
-            <w:tr>
-              <w:trPr>
-                <w:tblCellSpacing w:w="15" w:type="dxa"/>
-              </w:trPr>
-              <w:tc>
-                <w:tcPr>
-                  <w:tcW w:w="0" w:type="auto"/>
-                  <w:vAlign w:val="center"/>
-                  <w:hideMark/>
-                </w:tcPr>
-                <w:p>
-                  <w:pPr>
-                    <w:spacing w:line="240" w:lineRule="auto"/>
-                    <w:rPr>
-                      <w:rFonts w:ascii="Times New Roman" w:hAnsi="Times New Roman" w:cs="Times New Roman"/>
-                      <w:color w:val="000000"/>
-                      <w:sz w:val="22"/>
-                      <w:szCs w:val="22"/>
-                    </w:rPr>
-                  </w:pPr>
-                  <w:r>
-                    <w:rPr>
-                      <w:rFonts w:ascii="Times New Roman" w:hAnsi="Times New Roman" w:cs="Times New Roman"/>
-                      <w:color w:val="000000"/>
-                      <w:sz w:val="22"/>
-                      <w:szCs w:val="22"/>
-                    </w:rPr>
-                    <w:t xml:space="preserve">Michel, P., Maxson, T., Chivukula, V., Overholt, W., Medina Cordoba, L. K., Ayodele-Abiola, S., McQuiston, J., Beesley, C. A., Bell, M., Caban Figueroa, V., </w:t>
-                  </w:r>
-                  <w:proofErr w:type="spellStart"/>
-                  <w:r>
-                    <w:rPr>
-                      <w:rFonts w:ascii="Times New Roman" w:hAnsi="Times New Roman" w:cs="Times New Roman"/>
-                      <w:color w:val="000000"/>
-                      <w:sz w:val="22"/>
-                      <w:szCs w:val="22"/>
-                    </w:rPr>
-                    <w:t>Bugrysheva</w:t>
-                  </w:r>
-                  <w:proofErr w:type="spellEnd"/>
-                  <w:r>
-                    <w:rPr>
-                      <w:rFonts w:ascii="Times New Roman" w:hAnsi="Times New Roman" w:cs="Times New Roman"/>
-                      <w:color w:val="000000"/>
-                      <w:sz w:val="22"/>
-                      <w:szCs w:val="22"/>
-                    </w:rPr>
-                    <w:t>, J.,</w:t>
-                  </w:r>
-                  <w:r>
-                    <w:rPr>
-                      <w:rStyle w:val="apple-converted-space"/>
-                      <w:rFonts w:ascii="Times New Roman" w:hAnsi="Times New Roman" w:cs="Times New Roman"/>
-                      <w:color w:val="000000"/>
-                      <w:sz w:val="22"/>
-                      <w:szCs w:val="22"/>
-                    </w:rPr>
-                    <w:t> </w:t>
-                  </w:r>
-                  <w:r>
-                    <w:rPr>
-                      <w:rStyle w:val="Strong"/>
-                      <w:rFonts w:ascii="Times New Roman" w:hAnsi="Times New Roman" w:cs="Times New Roman"/>
-                      <w:color w:val="000000"/>
-                      <w:sz w:val="22"/>
-                      <w:szCs w:val="22"/>
-                    </w:rPr>
-                    <w:t>Chandross-Cohen, T.</w:t>
-                  </w:r>
-                  <w:r>
-                    <w:rPr>
-                      <w:rFonts w:ascii="Times New Roman" w:hAnsi="Times New Roman" w:cs="Times New Roman"/>
-                      <w:color w:val="000000"/>
-                      <w:sz w:val="22"/>
-                      <w:szCs w:val="22"/>
-                    </w:rPr>
-                    <w:t>, Weiner, Z., Carroll, L., Kovac, J., &amp; Sue, D. (2026). “Antimicrobial Resistance Profiling and Phenotypic Characterization of Archived Clinical</w:t>
-                  </w:r>
-                  <w:r>
-                    <w:rPr>
-                      <w:rStyle w:val="apple-converted-space"/>
-                      <w:rFonts w:ascii="Times New Roman" w:hAnsi="Times New Roman" w:cs="Times New Roman"/>
-                      <w:color w:val="000000"/>
-                      <w:sz w:val="22"/>
-                      <w:szCs w:val="22"/>
-                    </w:rPr>
-                    <w:t> </w:t>
-                  </w:r>
-                  <w:r>
-                    <w:rPr>
-                      <w:rStyle w:val="Emphasis"/>
-                      <w:rFonts w:ascii="Times New Roman" w:hAnsi="Times New Roman" w:cs="Times New Roman"/>
-                      <w:color w:val="000000"/>
-                      <w:sz w:val="22"/>
-                      <w:szCs w:val="22"/>
-                    </w:rPr>
-                    <w:t>Bacillus paranthracis</w:t>
-                  </w:r>
-                  <w:r>
-                    <w:rPr>
-                      <w:rStyle w:val="apple-converted-space"/>
-                      <w:rFonts w:ascii="Times New Roman" w:hAnsi="Times New Roman" w:cs="Times New Roman"/>
-                      <w:color w:val="000000"/>
-                      <w:sz w:val="22"/>
-                      <w:szCs w:val="22"/>
-                    </w:rPr>
-                    <w:t> </w:t>
-                  </w:r>
-                  <w:r>
-                    <w:rPr>
-                      <w:rFonts w:ascii="Times New Roman" w:hAnsi="Times New Roman" w:cs="Times New Roman"/>
-                      <w:color w:val="000000"/>
-                      <w:sz w:val="22"/>
-                      <w:szCs w:val="22"/>
-                    </w:rPr>
-                    <w:t>Strains,”</w:t>
-                  </w:r>
-                  <w:r>
-                    <w:rPr>
-                      <w:rStyle w:val="apple-converted-space"/>
-                      <w:rFonts w:ascii="Times New Roman" w:hAnsi="Times New Roman" w:cs="Times New Roman"/>
-                      <w:color w:val="000000"/>
-                      <w:sz w:val="22"/>
-                      <w:szCs w:val="22"/>
-                    </w:rPr>
-                    <w:t> </w:t>
-                  </w:r>
-                  <w:r>
-                    <w:rPr>
-                      <w:rStyle w:val="Emphasis"/>
-                      <w:rFonts w:ascii="Times New Roman" w:hAnsi="Times New Roman" w:cs="Times New Roman"/>
-                      <w:color w:val="000000"/>
-                      <w:sz w:val="22"/>
-                      <w:szCs w:val="22"/>
-                    </w:rPr>
-                    <w:t>ASM Microbiology Spectrum</w:t>
-                  </w:r>
-                  <w:r>
-                    <w:rPr>
-                      <w:rFonts w:ascii="Times New Roman" w:hAnsi="Times New Roman" w:cs="Times New Roman"/>
-                      <w:color w:val="000000"/>
-                      <w:sz w:val="22"/>
-                      <w:szCs w:val="22"/>
-                    </w:rPr>
-                    <w:t>, in review.</w:t>
-                  </w:r>
-                </w:p>
-              </w:tc>
-            </w:tr>
-          </w:tbl>
-          <w:p>
-            <w:pPr>
-              <w:pStyle w:val="Heading1"/>
-              <w:spacing w:before="0"/>
-              <w:rPr>
-                <w:rFonts w:ascii="Times New Roman" w:hAnsi="Times New Roman" w:cs="Times New Roman"/>
-                <w:color w:val="000000" w:themeColor="text1"/>
-                <w:sz w:val="22"/>
-                <w:szCs w:val="22"/>
-              </w:rPr>
-            </w:pPr>
-          </w:p>
-        </w:tc>
-        <w:tc>
-          <w:tcPr>
-            <w:tcW w:w="2730" w:type="dxa"/>
+          <w:p>
+            <w:pPr>
+              <w:spacing w:before="240"/>
+              <w:rPr>
+                <w:rFonts w:ascii="Times New Roman" w:hAnsi="Times New Roman" w:cs="Times New Roman"/>
+                <w:sz w:val="22"/>
+                <w:szCs w:val="22"/>
+              </w:rPr>
+            </w:pPr>
+            <w:r>
+              <w:rPr>
+                <w:rFonts w:ascii="Times New Roman" w:hAnsi="Times New Roman" w:cs="Times New Roman"/>
+                <w:sz w:val="22"/>
+                <w:szCs w:val="22"/>
+              </w:rPr>
+              <w:t xml:space="preserve">Michel, P., Maxson, T., Chivukula, V., Overholt, W., Medina Cordoba, L., Ayodele-Abiola, S., McQuiston, J., Beesley, C., Bell, M., Caban-Figueroa, V., Bugrysheva, J., </w:t>
+            </w:r>
+            <w:r>
+              <w:rPr>
+                <w:rFonts w:ascii="Times New Roman" w:hAnsi="Times New Roman" w:cs="Times New Roman"/>
+                <w:b/>
+                <w:bCs/>
+                <w:sz w:val="22"/>
+                <w:szCs w:val="22"/>
+              </w:rPr>
+              <w:t>Chandross-Cohen, T</w:t>
+            </w:r>
+            <w:r>
+              <w:rPr>
+                <w:rFonts w:ascii="Times New Roman" w:hAnsi="Times New Roman" w:cs="Times New Roman"/>
+                <w:sz w:val="22"/>
+                <w:szCs w:val="22"/>
+              </w:rPr>
+              <w:t xml:space="preserve">., Weiner, Z., Carroll, L., Kovac, J., &amp; Sue, D. (2026). Antimicrobial resistance profiling and phenotypic characterization of archived clinical </w:t>
+            </w:r>
+            <w:r>
+              <w:rPr>
+                <w:rStyle w:val="Emphasis"/>
+                <w:rFonts w:ascii="Times New Roman" w:hAnsi="Times New Roman" w:cs="Times New Roman"/>
+                <w:sz w:val="22"/>
+                <w:szCs w:val="22"/>
+              </w:rPr>
+              <w:t>Bacillus paranthracis</w:t>
+            </w:r>
+            <w:r>
+              <w:rPr>
+                <w:rFonts w:ascii="Times New Roman" w:hAnsi="Times New Roman" w:cs="Times New Roman"/>
+                <w:sz w:val="22"/>
+                <w:szCs w:val="22"/>
+              </w:rPr>
+              <w:t xml:space="preserve"> strains. </w:t>
+            </w:r>
+            <w:proofErr w:type="spellStart"/>
+            <w:r>
+              <w:rPr>
+                <w:rStyle w:val="Emphasis"/>
+                <w:rFonts w:ascii="Times New Roman" w:hAnsi="Times New Roman" w:cs="Times New Roman"/>
+                <w:sz w:val="22"/>
+                <w:szCs w:val="22"/>
+              </w:rPr>
+              <w:t>mSystems</w:t>
+            </w:r>
+            <w:proofErr w:type="spellEnd"/>
+            <w:r>
+              <w:rPr>
+                <w:rFonts w:ascii="Times New Roman" w:hAnsi="Times New Roman" w:cs="Times New Roman"/>
+                <w:sz w:val="22"/>
+                <w:szCs w:val="22"/>
+              </w:rPr>
+              <w:t xml:space="preserve">, </w:t>
+            </w:r>
+            <w:r>
+              <w:rPr>
+                <w:rFonts w:ascii="Times New Roman" w:hAnsi="Times New Roman" w:cs="Times New Roman"/>
+                <w:b/>
+                <w:bCs/>
+                <w:sz w:val="22"/>
+                <w:szCs w:val="22"/>
+              </w:rPr>
+              <w:t>in revision.</w:t>
+            </w:r>
+          </w:p>
+        </w:tc>
+        <w:tc>
+          <w:tcPr>
+            <w:tcW w:w="2443" w:type="dxa"/>
             <w:tcBorders>
               <w:top w:val="single" w:sz="4" w:space="0" w:color="auto"/>
+              <w:left w:val="nil"/>
+              <w:bottom w:val="nil"/>
+              <w:right w:val="nil"/>
             </w:tcBorders>
             <w:vAlign w:val="center"/>
           </w:tcPr>
           <w:p>
             <w:pPr>
-              <w:rPr>
-                <w:rFonts w:ascii="Times New Roman" w:hAnsi="Times New Roman" w:cs="Times New Roman"/>
-                <w:color w:val="000000" w:themeColor="text1"/>
-                <w:sz w:val="22"/>
-                <w:szCs w:val="22"/>
-              </w:rPr>
-            </w:pPr>
-            <w:r>
-              <w:rPr>
-                <w:rFonts w:ascii="Times New Roman" w:hAnsi="Times New Roman" w:cs="Times New Roman"/>
-                <w:color w:val="000000" w:themeColor="text1"/>
-                <w:sz w:val="22"/>
-                <w:szCs w:val="22"/>
-              </w:rPr>
-              <w:t>Conducted experiments, Writing review &amp; editing,</w:t>
+              <w:spacing w:before="240"/>
+            </w:pPr>
+            <w:r>
+              <w:rPr>
+                <w:rFonts w:ascii="Times New Roman" w:hAnsi="Times New Roman" w:cs="Times New Roman"/>
+                <w:color w:val="000000" w:themeColor="text1"/>
+                <w:sz w:val="22"/>
+                <w:szCs w:val="22"/>
+              </w:rPr>
+              <w:t>Conducted experiments, Writing review &amp; editing</w:t>
             </w:r>
           </w:p>
         </w:tc>
       </w:tr>
       <w:tr>
+        <w:tblPrEx>
+          <w:tblBorders>
+            <w:top w:val="single" w:sz="4" w:space="0" w:color="auto"/>
+            <w:left w:val="single" w:sz="4" w:space="0" w:color="auto"/>
+            <w:bottom w:val="single" w:sz="4" w:space="0" w:color="auto"/>
+            <w:right w:val="single" w:sz="4" w:space="0" w:color="auto"/>
+            <w:insideH w:val="single" w:sz="4" w:space="0" w:color="auto"/>
+            <w:insideV w:val="single" w:sz="4" w:space="0" w:color="auto"/>
+          </w:tblBorders>
+        </w:tblPrEx>
         <w:trPr>
-          <w:trHeight w:val="1214"/>
+          <w:trHeight w:val="1116"/>
         </w:trPr>
         <w:tc>
           <w:tcPr>
-            <w:tcW w:w="7800" w:type="dxa"/>
+            <w:tcW w:w="7925" w:type="dxa"/>
+            <w:tcBorders>
+              <w:top w:val="nil"/>
+              <w:left w:val="nil"/>
+              <w:bottom w:val="nil"/>
+              <w:right w:val="nil"/>
+            </w:tcBorders>
             <w:vAlign w:val="center"/>
           </w:tcPr>
-          <w:tbl>
-            <w:tblPr>
-              <w:tblW w:w="0" w:type="auto"/>
-              <w:tblCellSpacing w:w="15" w:type="dxa"/>
-              <w:tblCellMar>
-                <w:top w:w="15" w:type="dxa"/>
-                <w:left w:w="15" w:type="dxa"/>
-                <w:bottom w:w="15" w:type="dxa"/>
-                <w:right w:w="15" w:type="dxa"/>
-              </w:tblCellMar>
-              <w:tblLook w:val="04A0" w:firstRow="1" w:lastRow="0" w:firstColumn="1" w:lastColumn="0" w:noHBand="0" w:noVBand="1"/>
-            </w:tblPr>
-            <w:tblGrid>
-              <w:gridCol w:w="7584"/>
-            </w:tblGrid>
-            <w:tr>
-              <w:trPr>
-                <w:tblCellSpacing w:w="15" w:type="dxa"/>
-              </w:trPr>
-              <w:tc>
-                <w:tcPr>
-                  <w:tcW w:w="0" w:type="auto"/>
-                  <w:vAlign w:val="center"/>
-                  <w:hideMark/>
-                </w:tcPr>
-                <w:p>
-                  <w:pPr>
-                    <w:spacing w:line="240" w:lineRule="auto"/>
-                    <w:rPr>
-                      <w:rFonts w:ascii="Times New Roman" w:hAnsi="Times New Roman" w:cs="Times New Roman"/>
-                      <w:color w:val="000000"/>
-                      <w:sz w:val="22"/>
-                      <w:szCs w:val="22"/>
-                    </w:rPr>
-                  </w:pPr>
-                  <w:r>
-                    <w:rPr>
-                      <w:rStyle w:val="Strong"/>
-                      <w:rFonts w:ascii="Times New Roman" w:hAnsi="Times New Roman" w:cs="Times New Roman"/>
-                      <w:color w:val="000000"/>
-                      <w:sz w:val="22"/>
-                      <w:szCs w:val="22"/>
-                    </w:rPr>
-                    <w:t>Chandross-Cohen, T.</w:t>
-                  </w:r>
-                  <w:r>
-                    <w:rPr>
-                      <w:rFonts w:ascii="Times New Roman" w:hAnsi="Times New Roman" w:cs="Times New Roman"/>
-                      <w:color w:val="000000"/>
-                      <w:sz w:val="22"/>
-                      <w:szCs w:val="22"/>
-                    </w:rPr>
-                    <w:t>, Yount, M., Readinger, E., Prince, C., Kimble, K., Praul, B., Weidner, L., &amp; Kovac, J. (2026). “Environmental Modulation of Cytotoxicity and Virulence Factor Stability in Psychrotolerant</w:t>
-                  </w:r>
-                  <w:r>
-                    <w:rPr>
-                      <w:rStyle w:val="apple-converted-space"/>
-                      <w:rFonts w:ascii="Times New Roman" w:hAnsi="Times New Roman" w:cs="Times New Roman"/>
-                      <w:color w:val="000000"/>
-                      <w:sz w:val="22"/>
-                      <w:szCs w:val="22"/>
-                    </w:rPr>
-                    <w:t> </w:t>
-                  </w:r>
-                  <w:r>
-                    <w:rPr>
-                      <w:rStyle w:val="Emphasis"/>
-                      <w:rFonts w:ascii="Times New Roman" w:hAnsi="Times New Roman" w:cs="Times New Roman"/>
-                      <w:color w:val="000000"/>
-                      <w:sz w:val="22"/>
-                      <w:szCs w:val="22"/>
-                    </w:rPr>
-                    <w:t>Bacillus cereus</w:t>
-                  </w:r>
-                  <w:r>
-                    <w:rPr>
-                      <w:rStyle w:val="apple-converted-space"/>
-                      <w:rFonts w:ascii="Times New Roman" w:hAnsi="Times New Roman" w:cs="Times New Roman"/>
-                      <w:color w:val="000000"/>
-                      <w:sz w:val="22"/>
-                      <w:szCs w:val="22"/>
-                    </w:rPr>
-                    <w:t> </w:t>
-                  </w:r>
-                  <w:r>
-                    <w:rPr>
-                      <w:rFonts w:ascii="Times New Roman" w:hAnsi="Times New Roman" w:cs="Times New Roman"/>
-                      <w:color w:val="000000"/>
-                      <w:sz w:val="22"/>
-                      <w:szCs w:val="22"/>
-                    </w:rPr>
-                    <w:t>Group Isolates,”</w:t>
-                  </w:r>
-                  <w:r>
-                    <w:rPr>
-                      <w:rStyle w:val="apple-converted-space"/>
-                      <w:rFonts w:ascii="Times New Roman" w:hAnsi="Times New Roman" w:cs="Times New Roman"/>
-                      <w:color w:val="000000"/>
-                      <w:sz w:val="22"/>
-                      <w:szCs w:val="22"/>
-                    </w:rPr>
-                    <w:t> </w:t>
-                  </w:r>
-                  <w:r>
-                    <w:rPr>
-                      <w:rStyle w:val="Emphasis"/>
-                      <w:rFonts w:ascii="Times New Roman" w:hAnsi="Times New Roman" w:cs="Times New Roman"/>
-                      <w:color w:val="000000"/>
-                      <w:sz w:val="22"/>
-                      <w:szCs w:val="22"/>
-                    </w:rPr>
-                    <w:t>Food Microbiology</w:t>
-                  </w:r>
-                  <w:r>
-                    <w:rPr>
-                      <w:rFonts w:ascii="Times New Roman" w:hAnsi="Times New Roman" w:cs="Times New Roman"/>
-                      <w:color w:val="000000"/>
-                      <w:sz w:val="22"/>
-                      <w:szCs w:val="22"/>
-                    </w:rPr>
-                    <w:t>, in review.</w:t>
-                  </w:r>
-                </w:p>
-              </w:tc>
-            </w:tr>
-          </w:tbl>
-          <w:p>
-            <w:pPr>
-              <w:pStyle w:val="Heading1"/>
-              <w:spacing w:before="0"/>
-              <w:rPr>
-                <w:rFonts w:ascii="Times New Roman" w:hAnsi="Times New Roman" w:cs="Times New Roman"/>
-                <w:color w:val="000000" w:themeColor="text1"/>
-                <w:sz w:val="22"/>
-                <w:szCs w:val="22"/>
-              </w:rPr>
-            </w:pPr>
-          </w:p>
-        </w:tc>
-        <w:tc>
-          <w:tcPr>
-            <w:tcW w:w="2730" w:type="dxa"/>
+          <w:p>
+            <w:pPr>
+              <w:spacing w:before="240"/>
+            </w:pPr>
+            <w:r>
+              <w:rPr>
+                <w:rFonts w:ascii="Times New Roman" w:hAnsi="Times New Roman" w:cs="Times New Roman"/>
+                <w:color w:val="000000" w:themeColor="text1"/>
+                <w:sz w:val="22"/>
+                <w:szCs w:val="22"/>
+              </w:rPr>
+              <w:t xml:space="preserve">Prince, C., Chung, T., Kimble, K., </w:t>
+            </w:r>
+            <w:r>
+              <w:rPr>
+                <w:rFonts w:ascii="Times New Roman" w:hAnsi="Times New Roman" w:cs="Times New Roman"/>
+                <w:b/>
+                <w:bCs/>
+                <w:color w:val="000000" w:themeColor="text1"/>
+                <w:sz w:val="22"/>
+                <w:szCs w:val="22"/>
+              </w:rPr>
+              <w:t>Chandross-Cohen, T</w:t>
+            </w:r>
+            <w:r>
+              <w:rPr>
+                <w:rFonts w:ascii="Times New Roman" w:hAnsi="Times New Roman" w:cs="Times New Roman"/>
+                <w:color w:val="000000" w:themeColor="text1"/>
+                <w:sz w:val="22"/>
+                <w:szCs w:val="22"/>
+              </w:rPr>
+              <w:t xml:space="preserve">., Wiedmann, M., Johler, S., &amp; Kovac, J. (2026). Single nucleotide polymorphisms associated with cytotoxicity of </w:t>
+            </w:r>
+            <w:r>
+              <w:rPr>
+                <w:rStyle w:val="Emphasis"/>
+                <w:rFonts w:ascii="Times New Roman" w:hAnsi="Times New Roman" w:cs="Times New Roman"/>
+                <w:color w:val="000000" w:themeColor="text1"/>
+                <w:sz w:val="22"/>
+                <w:szCs w:val="22"/>
+              </w:rPr>
+              <w:t>Bacillus cereus</w:t>
+            </w:r>
+            <w:r>
+              <w:rPr>
+                <w:rFonts w:ascii="Times New Roman" w:hAnsi="Times New Roman" w:cs="Times New Roman"/>
+                <w:color w:val="000000" w:themeColor="text1"/>
+                <w:sz w:val="22"/>
+                <w:szCs w:val="22"/>
+              </w:rPr>
+              <w:t xml:space="preserve"> group strains in Caco-2 cells. </w:t>
+            </w:r>
+            <w:proofErr w:type="spellStart"/>
+            <w:r>
+              <w:rPr>
+                <w:rStyle w:val="Emphasis"/>
+                <w:rFonts w:ascii="Times New Roman" w:hAnsi="Times New Roman" w:cs="Times New Roman"/>
+                <w:color w:val="000000" w:themeColor="text1"/>
+                <w:sz w:val="22"/>
+                <w:szCs w:val="22"/>
+              </w:rPr>
+              <w:t>m</w:t>
+            </w:r>
+            <w:r>
+              <w:rPr>
+                <w:rStyle w:val="Emphasis"/>
+                <w:rFonts w:ascii="Times New Roman" w:hAnsi="Times New Roman" w:cs="Times New Roman"/>
+                <w:color w:val="000000" w:themeColor="text1"/>
+                <w:sz w:val="22"/>
+                <w:szCs w:val="22"/>
+              </w:rPr>
+              <w:t>Sphere</w:t>
+            </w:r>
+            <w:proofErr w:type="spellEnd"/>
+            <w:r>
+              <w:rPr>
+                <w:rFonts w:ascii="Times New Roman" w:hAnsi="Times New Roman" w:cs="Times New Roman"/>
+                <w:color w:val="000000" w:themeColor="text1"/>
+                <w:sz w:val="22"/>
+                <w:szCs w:val="22"/>
+              </w:rPr>
+              <w:t xml:space="preserve">, </w:t>
+            </w:r>
+            <w:r>
+              <w:rPr>
+                <w:rFonts w:ascii="Times New Roman" w:hAnsi="Times New Roman" w:cs="Times New Roman"/>
+                <w:b/>
+                <w:bCs/>
+                <w:color w:val="000000" w:themeColor="text1"/>
+                <w:sz w:val="22"/>
+                <w:szCs w:val="22"/>
+              </w:rPr>
+              <w:t>in revision.</w:t>
+            </w:r>
+            <w:r>
+              <w:rPr>
+                <w:rFonts w:ascii="Times New Roman" w:hAnsi="Times New Roman" w:cs="Times New Roman"/>
+                <w:color w:val="000000" w:themeColor="text1"/>
+                <w:sz w:val="22"/>
+                <w:szCs w:val="22"/>
+              </w:rPr>
+              <w:t xml:space="preserve"> </w:t>
+            </w:r>
+          </w:p>
+        </w:tc>
+        <w:tc>
+          <w:tcPr>
+            <w:tcW w:w="2443" w:type="dxa"/>
+            <w:tcBorders>
+              <w:top w:val="nil"/>
+              <w:left w:val="nil"/>
+              <w:bottom w:val="nil"/>
+              <w:right w:val="nil"/>
+            </w:tcBorders>
             <w:vAlign w:val="center"/>
           </w:tcPr>
           <w:p>
             <w:pPr>
-              <w:rPr>
-                <w:rFonts w:ascii="Times New Roman" w:hAnsi="Times New Roman" w:cs="Times New Roman"/>
-                <w:color w:val="000000" w:themeColor="text1"/>
-                <w:sz w:val="22"/>
-                <w:szCs w:val="22"/>
-              </w:rPr>
-            </w:pPr>
-            <w:r>
-              <w:rPr>
-                <w:rFonts w:ascii="Times New Roman" w:hAnsi="Times New Roman" w:cs="Times New Roman"/>
-                <w:color w:val="000000" w:themeColor="text1"/>
-                <w:kern w:val="0"/>
-                <w:sz w:val="22"/>
-                <w:szCs w:val="22"/>
-                <w14:ligatures w14:val="none"/>
-              </w:rPr>
-              <w:t>Writing original draft, Writing</w:t>
-            </w:r>
-            <w:r>
-              <w:rPr>
-                <w:rFonts w:ascii="Times New Roman" w:hAnsi="Times New Roman" w:cs="Times New Roman"/>
-                <w:color w:val="000000" w:themeColor="text1"/>
-                <w:kern w:val="0"/>
-                <w:sz w:val="22"/>
-                <w:szCs w:val="22"/>
-                <w14:ligatures w14:val="none"/>
-              </w:rPr>
-              <w:t xml:space="preserve"> </w:t>
-            </w:r>
-            <w:r>
-              <w:rPr>
-                <w:rFonts w:ascii="Times New Roman" w:hAnsi="Times New Roman" w:cs="Times New Roman"/>
-                <w:color w:val="000000" w:themeColor="text1"/>
-                <w:kern w:val="0"/>
-                <w:sz w:val="22"/>
-                <w:szCs w:val="22"/>
-                <w14:ligatures w14:val="none"/>
-              </w:rPr>
-              <w:t>review &amp; editing, Investigation, Formal analysis, Visualization, Data curation, Conceptualization</w:t>
+              <w:spacing w:before="240"/>
+            </w:pPr>
+            <w:r>
+              <w:rPr>
+                <w:rFonts w:ascii="Times New Roman" w:hAnsi="Times New Roman" w:cs="Times New Roman"/>
+                <w:color w:val="000000" w:themeColor="text1"/>
+                <w:sz w:val="22"/>
+                <w:szCs w:val="22"/>
+              </w:rPr>
+              <w:t>Conducted experiments, Writing review &amp; editing</w:t>
+            </w:r>
+          </w:p>
+        </w:tc>
+      </w:tr>
+      <w:tr>
+        <w:tblPrEx>
+          <w:tblBorders>
+            <w:top w:val="single" w:sz="4" w:space="0" w:color="auto"/>
+            <w:left w:val="single" w:sz="4" w:space="0" w:color="auto"/>
+            <w:bottom w:val="single" w:sz="4" w:space="0" w:color="auto"/>
+            <w:right w:val="single" w:sz="4" w:space="0" w:color="auto"/>
+            <w:insideH w:val="single" w:sz="4" w:space="0" w:color="auto"/>
+            <w:insideV w:val="single" w:sz="4" w:space="0" w:color="auto"/>
+          </w:tblBorders>
+        </w:tblPrEx>
+        <w:trPr>
+          <w:trHeight w:val="288"/>
+        </w:trPr>
+        <w:tc>
+          <w:tcPr>
+            <w:tcW w:w="7925" w:type="dxa"/>
+            <w:tcBorders>
+              <w:top w:val="nil"/>
+              <w:left w:val="nil"/>
+              <w:bottom w:val="nil"/>
+              <w:right w:val="nil"/>
+            </w:tcBorders>
+            <w:vAlign w:val="center"/>
+          </w:tcPr>
+          <w:p>
+            <w:pPr>
+              <w:spacing w:before="240"/>
+            </w:pPr>
+            <w:r>
+              <w:rPr>
+                <w:rFonts w:ascii="Times New Roman" w:hAnsi="Times New Roman" w:cs="Times New Roman"/>
+                <w:sz w:val="22"/>
+                <w:szCs w:val="22"/>
+              </w:rPr>
+              <w:t xml:space="preserve">Su, J., </w:t>
+            </w:r>
+            <w:r>
+              <w:rPr>
+                <w:rFonts w:ascii="Times New Roman" w:hAnsi="Times New Roman" w:cs="Times New Roman"/>
+                <w:b/>
+                <w:bCs/>
+                <w:sz w:val="22"/>
+                <w:szCs w:val="22"/>
+              </w:rPr>
+              <w:t>Chandross-Cohen, T</w:t>
+            </w:r>
+            <w:r>
+              <w:rPr>
+                <w:rFonts w:ascii="Times New Roman" w:hAnsi="Times New Roman" w:cs="Times New Roman"/>
+                <w:sz w:val="22"/>
+                <w:szCs w:val="22"/>
+              </w:rPr>
+              <w:t xml:space="preserve">., Qian, C., Carroll, L., Kovac, J., Ivanek, R., &amp; Wiedmann, M. (2026). Development of BRisk: a digital tool for food safety risk assessment of </w:t>
+            </w:r>
+            <w:r>
+              <w:rPr>
+                <w:rFonts w:ascii="Times New Roman" w:hAnsi="Times New Roman" w:cs="Times New Roman"/>
+                <w:i/>
+                <w:iCs/>
+                <w:sz w:val="22"/>
+                <w:szCs w:val="22"/>
+              </w:rPr>
+              <w:t>Bacillus cereus</w:t>
+            </w:r>
+            <w:r>
+              <w:rPr>
+                <w:rFonts w:ascii="Times New Roman" w:hAnsi="Times New Roman" w:cs="Times New Roman"/>
+                <w:sz w:val="22"/>
+                <w:szCs w:val="22"/>
+              </w:rPr>
+              <w:t xml:space="preserve"> group strains in HTST pasteurized fluid milk. </w:t>
+            </w:r>
+            <w:r>
+              <w:rPr>
+                <w:rStyle w:val="Emphasis"/>
+                <w:rFonts w:ascii="Times New Roman" w:hAnsi="Times New Roman" w:cs="Times New Roman"/>
+                <w:sz w:val="22"/>
+                <w:szCs w:val="22"/>
+              </w:rPr>
+              <w:t>Journal of Dairy Science</w:t>
+            </w:r>
+            <w:r>
+              <w:rPr>
+                <w:rFonts w:ascii="Times New Roman" w:hAnsi="Times New Roman" w:cs="Times New Roman"/>
+                <w:sz w:val="22"/>
+                <w:szCs w:val="22"/>
+              </w:rPr>
+              <w:t xml:space="preserve">, </w:t>
+            </w:r>
+            <w:r>
+              <w:rPr>
+                <w:rFonts w:ascii="Times New Roman" w:hAnsi="Times New Roman" w:cs="Times New Roman"/>
+                <w:b/>
+                <w:bCs/>
+                <w:sz w:val="22"/>
+                <w:szCs w:val="22"/>
+              </w:rPr>
+              <w:t>in preparation.</w:t>
+            </w:r>
+          </w:p>
+        </w:tc>
+        <w:tc>
+          <w:tcPr>
+            <w:tcW w:w="2443" w:type="dxa"/>
+            <w:tcBorders>
+              <w:top w:val="nil"/>
+              <w:left w:val="nil"/>
+              <w:bottom w:val="nil"/>
+              <w:right w:val="nil"/>
+            </w:tcBorders>
+            <w:vAlign w:val="center"/>
+          </w:tcPr>
+          <w:p>
+            <w:pPr>
+              <w:spacing w:before="240"/>
+            </w:pPr>
+            <w:r>
+              <w:rPr>
+                <w:rFonts w:ascii="Times New Roman" w:hAnsi="Times New Roman" w:cs="Times New Roman"/>
+                <w:color w:val="000000" w:themeColor="text1"/>
+                <w:sz w:val="22"/>
+                <w:szCs w:val="22"/>
+              </w:rPr>
+              <w:t>Conducted experiments, Writing review &amp; editing</w:t>
             </w:r>
           </w:p>
         </w:tc>
       </w:tr>
     </w:tbl>
+    <w:p/>
+    <w:p/>
+    <w:p/>
     <w:p/>
     <w:tbl>
       <w:tblPr>
@@ -5270,9 +5381,7 @@
                 <w:szCs w:val="30"/>
               </w:rPr>
             </w:pPr>
-          </w:p>
-          <w:p>
-            <w:pPr>
+            <w:r>
               <w:rPr>
                 <w:rFonts w:ascii="Times New Roman" w:hAnsi="Times New Roman" w:cs="Times New Roman"/>
                 <w:b/>
@@ -5281,16 +5390,7 @@
                 <w:sz w:val="30"/>
                 <w:szCs w:val="30"/>
               </w:rPr>
-            </w:pPr>
-            <w:r>
-              <w:rPr>
-                <w:rFonts w:ascii="Times New Roman" w:hAnsi="Times New Roman" w:cs="Times New Roman"/>
-                <w:b/>
-                <w:bCs/>
-                <w:color w:val="000000" w:themeColor="text1"/>
-                <w:sz w:val="30"/>
-                <w:szCs w:val="30"/>
-              </w:rPr>
+              <w:lastRenderedPageBreak/>
               <w:t>Poster Presentations</w:t>
             </w:r>
           </w:p>
@@ -5503,6 +5603,27 @@
               </w:rPr>
               <w:t>using multiple displacement amplification and CRISPR-Cas9 coupled with Nanopore sequencing”, One Health Microbiome Symposium, Penn State One Health Microbiome Center, University Park, PA</w:t>
             </w:r>
+            <w:r>
+              <w:rPr>
+                <w:rFonts w:ascii="Times New Roman" w:hAnsi="Times New Roman" w:cs="Times New Roman"/>
+                <w:sz w:val="22"/>
+                <w:szCs w:val="22"/>
+              </w:rPr>
+              <w:t xml:space="preserve">. </w:t>
+            </w:r>
+            <w:r>
+              <w:rPr>
+                <w:rFonts w:ascii="Times New Roman" w:hAnsi="Times New Roman" w:cs="Times New Roman"/>
+                <w:b/>
+                <w:bCs/>
+                <w:i/>
+                <w:iCs/>
+                <w:color w:val="000000"/>
+                <w:sz w:val="22"/>
+                <w:szCs w:val="22"/>
+              </w:rPr>
+              <w:t>Accepted</w:t>
+            </w:r>
           </w:p>
         </w:tc>
         <w:tc>
@@ -5630,6 +5751,30 @@
               </w:rPr>
               <w:t>Group Isolates from Infant Formula and Cereal by Whole-Genome Sequencing and Cytotoxicity,” 2026 Graduate Exhibition, University Park, PA.</w:t>
             </w:r>
+            <w:r>
+              <w:rPr>
+                <w:rFonts w:ascii="Times New Roman" w:eastAsia="Times New Roman" w:hAnsi="Times New Roman" w:cs="Times New Roman"/>
+                <w:color w:val="000000"/>
+                <w:kern w:val="0"/>
+                <w:sz w:val="22"/>
+                <w:szCs w:val="22"/>
+                <w14:ligatures w14:val="none"/>
+              </w:rPr>
+              <w:t xml:space="preserve"> </w:t>
+            </w:r>
+            <w:r>
+              <w:rPr>
+                <w:rFonts w:ascii="Times New Roman" w:hAnsi="Times New Roman" w:cs="Times New Roman"/>
+                <w:b/>
+                <w:bCs/>
+                <w:i/>
+                <w:iCs/>
+                <w:color w:val="000000"/>
+                <w:sz w:val="22"/>
+                <w:szCs w:val="22"/>
+              </w:rPr>
+              <w:t>Accepted</w:t>
+            </w:r>
           </w:p>
         </w:tc>
         <w:tc>
@@ -5713,7 +5858,6 @@
                 <w:szCs w:val="22"/>
                 <w14:ligatures w14:val="none"/>
               </w:rPr>
-              <w:lastRenderedPageBreak/>
               <w:t>Cavalcante, Y., </w:t>
             </w:r>
             <w:r>
@@ -5763,6 +5907,30 @@
                 <w14:ligatures w14:val="none"/>
               </w:rPr>
               <w:t> Using Multiple Displacement Amplification and CRISPR-Cas9 Coupled with Nanopore Sequencing,” 2026 Graduate Exhibition, University Park, PA.</w:t>
+            </w:r>
+            <w:r>
+              <w:rPr>
+                <w:rFonts w:ascii="Times New Roman" w:eastAsia="Times New Roman" w:hAnsi="Times New Roman" w:cs="Times New Roman"/>
+                <w:color w:val="000000"/>
+                <w:kern w:val="0"/>
+                <w:sz w:val="22"/>
+                <w:szCs w:val="22"/>
+                <w14:ligatures w14:val="none"/>
+              </w:rPr>
+              <w:t xml:space="preserve"> </w:t>
+            </w:r>
+            <w:r>
+              <w:rPr>
+                <w:rFonts w:ascii="Times New Roman" w:hAnsi="Times New Roman" w:cs="Times New Roman"/>
+                <w:b/>
+                <w:bCs/>
+                <w:i/>
+                <w:iCs/>
+                <w:color w:val="000000"/>
+                <w:sz w:val="22"/>
+                <w:szCs w:val="22"/>
+              </w:rPr>
+              <w:t>Accepted</w:t>
             </w:r>
           </w:p>
         </w:tc>
@@ -5903,6 +6071,30 @@
               </w:rPr>
               <w:t>.</w:t>
             </w:r>
+            <w:r>
+              <w:rPr>
+                <w:rFonts w:ascii="Times New Roman" w:eastAsia="Times New Roman" w:hAnsi="Times New Roman" w:cs="Times New Roman"/>
+                <w:color w:val="000000"/>
+                <w:kern w:val="0"/>
+                <w:sz w:val="22"/>
+                <w:szCs w:val="22"/>
+                <w14:ligatures w14:val="none"/>
+              </w:rPr>
+              <w:t xml:space="preserve"> </w:t>
+            </w:r>
+            <w:r>
+              <w:rPr>
+                <w:rFonts w:ascii="Times New Roman" w:hAnsi="Times New Roman" w:cs="Times New Roman"/>
+                <w:b/>
+                <w:bCs/>
+                <w:i/>
+                <w:iCs/>
+                <w:color w:val="000000"/>
+                <w:sz w:val="22"/>
+                <w:szCs w:val="22"/>
+              </w:rPr>
+              <w:t>Accepted</w:t>
+            </w:r>
           </w:p>
         </w:tc>
         <w:tc>
@@ -6034,6 +6226,30 @@
               </w:rPr>
               <w:t> Using Multiple Displacement Amplification and CRISPR-Cas9 Coupled with Nanopore Sequencing,” Gamma Sigma Delta Symposium, University Park, PA.</w:t>
             </w:r>
+            <w:r>
+              <w:rPr>
+                <w:rFonts w:ascii="Times New Roman" w:eastAsia="Times New Roman" w:hAnsi="Times New Roman" w:cs="Times New Roman"/>
+                <w:color w:val="000000"/>
+                <w:kern w:val="0"/>
+                <w:sz w:val="22"/>
+                <w:szCs w:val="22"/>
+                <w14:ligatures w14:val="none"/>
+              </w:rPr>
+              <w:t xml:space="preserve"> </w:t>
+            </w:r>
+            <w:r>
+              <w:rPr>
+                <w:rFonts w:ascii="Times New Roman" w:hAnsi="Times New Roman" w:cs="Times New Roman"/>
+                <w:b/>
+                <w:bCs/>
+                <w:i/>
+                <w:iCs/>
+                <w:color w:val="000000"/>
+                <w:sz w:val="22"/>
+                <w:szCs w:val="22"/>
+              </w:rPr>
+              <w:t>Accepted</w:t>
+            </w:r>
           </w:p>
         </w:tc>
         <w:tc>
@@ -6195,6 +6411,30 @@
               </w:rPr>
               <w:t>.</w:t>
             </w:r>
+            <w:r>
+              <w:rPr>
+                <w:rFonts w:ascii="Times New Roman" w:eastAsia="Times New Roman" w:hAnsi="Times New Roman" w:cs="Times New Roman"/>
+                <w:color w:val="000000"/>
+                <w:kern w:val="0"/>
+                <w:sz w:val="22"/>
+                <w:szCs w:val="22"/>
+                <w14:ligatures w14:val="none"/>
+              </w:rPr>
+              <w:t xml:space="preserve"> </w:t>
+            </w:r>
+            <w:r>
+              <w:rPr>
+                <w:rFonts w:ascii="Times New Roman" w:hAnsi="Times New Roman" w:cs="Times New Roman"/>
+                <w:b/>
+                <w:bCs/>
+                <w:i/>
+                <w:iCs/>
+                <w:color w:val="000000"/>
+                <w:sz w:val="22"/>
+                <w:szCs w:val="22"/>
+              </w:rPr>
+              <w:t>Accepted</w:t>
+            </w:r>
           </w:p>
         </w:tc>
         <w:tc>
@@ -6330,6 +6570,30 @@
               </w:rPr>
               <w:t>,” Allegheny Branch of the American Society of Microbiology Annual Meeting, California, PA.</w:t>
             </w:r>
+            <w:r>
+              <w:rPr>
+                <w:rFonts w:ascii="Times New Roman" w:eastAsia="Times New Roman" w:hAnsi="Times New Roman" w:cs="Times New Roman"/>
+                <w:color w:val="000000"/>
+                <w:kern w:val="0"/>
+                <w:sz w:val="22"/>
+                <w:szCs w:val="22"/>
+                <w14:ligatures w14:val="none"/>
+              </w:rPr>
+              <w:t xml:space="preserve"> </w:t>
+            </w:r>
+            <w:r>
+              <w:rPr>
+                <w:rFonts w:ascii="Times New Roman" w:hAnsi="Times New Roman" w:cs="Times New Roman"/>
+                <w:b/>
+                <w:bCs/>
+                <w:i/>
+                <w:iCs/>
+                <w:color w:val="000000"/>
+                <w:sz w:val="22"/>
+                <w:szCs w:val="22"/>
+              </w:rPr>
+              <w:t>Accepted</w:t>
+            </w:r>
           </w:p>
         </w:tc>
         <w:tc>
@@ -6430,6 +6694,30 @@
               </w:rPr>
               <w:t> Isolates,” IAFP European Symposium, Madrid, Spain.</w:t>
             </w:r>
+            <w:r>
+              <w:rPr>
+                <w:rFonts w:ascii="Times New Roman" w:eastAsia="Times New Roman" w:hAnsi="Times New Roman" w:cs="Times New Roman"/>
+                <w:color w:val="000000"/>
+                <w:kern w:val="0"/>
+                <w:sz w:val="22"/>
+                <w:szCs w:val="22"/>
+                <w14:ligatures w14:val="none"/>
+              </w:rPr>
+              <w:t xml:space="preserve"> </w:t>
+            </w:r>
+            <w:r>
+              <w:rPr>
+                <w:rFonts w:ascii="Times New Roman" w:hAnsi="Times New Roman" w:cs="Times New Roman"/>
+                <w:b/>
+                <w:bCs/>
+                <w:i/>
+                <w:iCs/>
+                <w:color w:val="000000"/>
+                <w:sz w:val="22"/>
+                <w:szCs w:val="22"/>
+              </w:rPr>
+              <w:t>Accepted</w:t>
+            </w:r>
           </w:p>
         </w:tc>
         <w:tc>
@@ -6549,6 +6837,30 @@
               </w:rPr>
               <w:t> Isolates,” Gamma Sigma Delta Symposium, University Park, PA. Poster Award.</w:t>
             </w:r>
+            <w:r>
+              <w:rPr>
+                <w:rFonts w:ascii="Times New Roman" w:eastAsia="Times New Roman" w:hAnsi="Times New Roman" w:cs="Times New Roman"/>
+                <w:color w:val="000000"/>
+                <w:kern w:val="0"/>
+                <w:sz w:val="22"/>
+                <w:szCs w:val="22"/>
+                <w14:ligatures w14:val="none"/>
+              </w:rPr>
+              <w:t xml:space="preserve"> </w:t>
+            </w:r>
+            <w:r>
+              <w:rPr>
+                <w:rFonts w:ascii="Times New Roman" w:hAnsi="Times New Roman" w:cs="Times New Roman"/>
+                <w:b/>
+                <w:bCs/>
+                <w:i/>
+                <w:iCs/>
+                <w:color w:val="000000"/>
+                <w:sz w:val="22"/>
+                <w:szCs w:val="22"/>
+              </w:rPr>
+              <w:t>Accepted</w:t>
+            </w:r>
           </w:p>
         </w:tc>
         <w:tc>
@@ -6665,6 +6977,19 @@
               </w:rPr>
               <w:t> Isolates Across Varied Temperatures,” Allegheny Branch of the American Society of Microbiology Annual Meeting, Greensburg, PA.</w:t>
             </w:r>
+            <w:r>
+              <w:rPr>
+                <w:rFonts w:ascii="Times New Roman" w:hAnsi="Times New Roman" w:cs="Times New Roman"/>
+                <w:b/>
+                <w:bCs/>
+                <w:i/>
+                <w:iCs/>
+                <w:color w:val="000000"/>
+                <w:sz w:val="22"/>
+                <w:szCs w:val="22"/>
+              </w:rPr>
+              <w:t xml:space="preserve"> Accepted</w:t>
+            </w:r>
           </w:p>
         </w:tc>
         <w:tc>
@@ -6752,6 +7077,7 @@
                 <w:szCs w:val="22"/>
                 <w14:ligatures w14:val="none"/>
               </w:rPr>
+              <w:lastRenderedPageBreak/>
               <w:t>Praul, B., </w:t>
             </w:r>
             <w:r>
@@ -6801,6 +7127,19 @@
                 <w14:ligatures w14:val="none"/>
               </w:rPr>
               <w:t> Isolates,” Allegheny Branch of the American Society of Microbiology Annual Meeting, Greensburg, PA.</w:t>
+            </w:r>
+            <w:r>
+              <w:rPr>
+                <w:rFonts w:ascii="Times New Roman" w:hAnsi="Times New Roman" w:cs="Times New Roman"/>
+                <w:b/>
+                <w:bCs/>
+                <w:i/>
+                <w:iCs/>
+                <w:color w:val="000000"/>
+                <w:sz w:val="22"/>
+                <w:szCs w:val="22"/>
+              </w:rPr>
+              <w:t xml:space="preserve"> Accepted</w:t>
             </w:r>
           </w:p>
         </w:tc>
@@ -6898,6 +7237,19 @@
               </w:rPr>
               <w:t> Isolates Across Varied Temperatures,” International Association for Food Protection Annual Meeting, Long Beach, CA.</w:t>
             </w:r>
+            <w:r>
+              <w:rPr>
+                <w:rFonts w:ascii="Times New Roman" w:hAnsi="Times New Roman" w:cs="Times New Roman"/>
+                <w:b/>
+                <w:bCs/>
+                <w:i/>
+                <w:iCs/>
+                <w:color w:val="000000"/>
+                <w:sz w:val="22"/>
+                <w:szCs w:val="22"/>
+              </w:rPr>
+              <w:t xml:space="preserve"> Accepted</w:t>
+            </w:r>
           </w:p>
         </w:tc>
         <w:tc>
@@ -7026,6 +7378,19 @@
                 <w14:ligatures w14:val="none"/>
               </w:rPr>
               <w:t> Hemolysin BL Transcription Associated with a SNP in the Transcription Regulatory Region,” Gamma Sigma Delta Symposium, University Park, PA.</w:t>
+            </w:r>
+            <w:r>
+              <w:rPr>
+                <w:rFonts w:ascii="Times New Roman" w:hAnsi="Times New Roman" w:cs="Times New Roman"/>
+                <w:b/>
+                <w:bCs/>
+                <w:i/>
+                <w:iCs/>
+                <w:color w:val="000000"/>
+                <w:sz w:val="22"/>
+                <w:szCs w:val="22"/>
+              </w:rPr>
+              <w:t xml:space="preserve"> Accepted</w:t>
             </w:r>
           </w:p>
         </w:tc>
@@ -7122,7 +7487,6 @@
                 <w:szCs w:val="22"/>
                 <w14:ligatures w14:val="none"/>
               </w:rPr>
-              <w:lastRenderedPageBreak/>
               <w:t>Yount, M., </w:t>
             </w:r>
             <w:r>
@@ -7198,6 +7562,19 @@
                 <w14:ligatures w14:val="none"/>
               </w:rPr>
               <w:t>.</w:t>
+            </w:r>
+            <w:r>
+              <w:rPr>
+                <w:rFonts w:ascii="Times New Roman" w:hAnsi="Times New Roman" w:cs="Times New Roman"/>
+                <w:b/>
+                <w:bCs/>
+                <w:i/>
+                <w:iCs/>
+                <w:color w:val="000000"/>
+                <w:sz w:val="22"/>
+                <w:szCs w:val="22"/>
+              </w:rPr>
+              <w:t xml:space="preserve"> Accepted</w:t>
             </w:r>
           </w:p>
         </w:tc>
@@ -7295,6 +7672,19 @@
                 <w14:ligatures w14:val="none"/>
               </w:rPr>
               <w:t> Hemolysin BL Transcription Associated with a SNP in the Transcription Regulatory Region,” Food Science in Action Symposium, University Park, PA.</w:t>
+            </w:r>
+            <w:r>
+              <w:rPr>
+                <w:rFonts w:ascii="Times New Roman" w:hAnsi="Times New Roman" w:cs="Times New Roman"/>
+                <w:b/>
+                <w:bCs/>
+                <w:i/>
+                <w:iCs/>
+                <w:color w:val="000000"/>
+                <w:sz w:val="22"/>
+                <w:szCs w:val="22"/>
+              </w:rPr>
+              <w:t xml:space="preserve"> Accepted</w:t>
             </w:r>
           </w:p>
         </w:tc>
@@ -7430,6 +7820,19 @@
               </w:rPr>
               <w:t> Group Strains from Different Phylogenetic Groups in a Dairy Food Model,” Allegheny Branch of the American Society of Microbiology Annual Meeting, Williamsport, PA.</w:t>
             </w:r>
+            <w:r>
+              <w:rPr>
+                <w:rFonts w:ascii="Times New Roman" w:hAnsi="Times New Roman" w:cs="Times New Roman"/>
+                <w:b/>
+                <w:bCs/>
+                <w:i/>
+                <w:iCs/>
+                <w:color w:val="000000"/>
+                <w:sz w:val="22"/>
+                <w:szCs w:val="22"/>
+              </w:rPr>
+              <w:t xml:space="preserve"> Accepted</w:t>
+            </w:r>
           </w:p>
         </w:tc>
         <w:tc>
@@ -7562,6 +7965,19 @@
               </w:rPr>
               <w:t> Group Strains from Different Phylogenetic Groups in a Dairy Food Model,” International Association for Food Protection Annual Meeting, Toronto, Ontario, Canada.</w:t>
             </w:r>
+            <w:r>
+              <w:rPr>
+                <w:rFonts w:ascii="Times New Roman" w:hAnsi="Times New Roman" w:cs="Times New Roman"/>
+                <w:b/>
+                <w:bCs/>
+                <w:i/>
+                <w:iCs/>
+                <w:color w:val="000000"/>
+                <w:sz w:val="22"/>
+                <w:szCs w:val="22"/>
+              </w:rPr>
+              <w:t xml:space="preserve"> Accepted</w:t>
+            </w:r>
           </w:p>
         </w:tc>
         <w:tc>
@@ -7706,6 +8122,19 @@
               </w:rPr>
               <w:t> Strains from Various Phylogenetic Groups in HTST Milk,” International Association for Food Protection Annual Meeting, Toronto, Ontario, Canada.</w:t>
             </w:r>
+            <w:r>
+              <w:rPr>
+                <w:rFonts w:ascii="Times New Roman" w:hAnsi="Times New Roman" w:cs="Times New Roman"/>
+                <w:b/>
+                <w:bCs/>
+                <w:i/>
+                <w:iCs/>
+                <w:color w:val="000000"/>
+                <w:sz w:val="22"/>
+                <w:szCs w:val="22"/>
+              </w:rPr>
+              <w:t xml:space="preserve"> Accepted</w:t>
+            </w:r>
           </w:p>
         </w:tc>
         <w:tc>
@@ -7802,6 +8231,19 @@
                 <w14:ligatures w14:val="none"/>
               </w:rPr>
               <w:t> Group Strains from Different Phylogenetic Groups in a Dairy Food Model,” Food Science in Action Symposium, University Park, PA.</w:t>
+            </w:r>
+            <w:r>
+              <w:rPr>
+                <w:rFonts w:ascii="Times New Roman" w:hAnsi="Times New Roman" w:cs="Times New Roman"/>
+                <w:b/>
+                <w:bCs/>
+                <w:i/>
+                <w:iCs/>
+                <w:color w:val="000000"/>
+                <w:sz w:val="22"/>
+                <w:szCs w:val="22"/>
+              </w:rPr>
+              <w:t xml:space="preserve"> Accepted</w:t>
             </w:r>
           </w:p>
         </w:tc>
@@ -7964,6 +8406,19 @@
               </w:rPr>
               <w:t>.</w:t>
             </w:r>
+            <w:r>
+              <w:rPr>
+                <w:rFonts w:ascii="Times New Roman" w:hAnsi="Times New Roman" w:cs="Times New Roman"/>
+                <w:b/>
+                <w:bCs/>
+                <w:i/>
+                <w:iCs/>
+                <w:color w:val="000000"/>
+                <w:sz w:val="22"/>
+                <w:szCs w:val="22"/>
+              </w:rPr>
+              <w:t xml:space="preserve"> Accepted</w:t>
+            </w:r>
           </w:p>
         </w:tc>
         <w:tc>
@@ -8045,6 +8500,7 @@
                 <w:szCs w:val="22"/>
                 <w14:ligatures w14:val="none"/>
               </w:rPr>
+              <w:lastRenderedPageBreak/>
               <w:t>Rolon, M. L., </w:t>
             </w:r>
             <w:r>
@@ -8118,6 +8574,19 @@
                 <w14:ligatures w14:val="none"/>
               </w:rPr>
               <w:t>,” Allegheny Branch of the American Society of Microbiology Annual Meeting, Morgantown, WV.</w:t>
+            </w:r>
+            <w:r>
+              <w:rPr>
+                <w:rFonts w:ascii="Times New Roman" w:hAnsi="Times New Roman" w:cs="Times New Roman"/>
+                <w:b/>
+                <w:bCs/>
+                <w:i/>
+                <w:iCs/>
+                <w:color w:val="000000"/>
+                <w:sz w:val="22"/>
+                <w:szCs w:val="22"/>
+              </w:rPr>
+              <w:t xml:space="preserve"> Accepted</w:t>
             </w:r>
           </w:p>
         </w:tc>
@@ -8265,6 +8734,19 @@
               </w:rPr>
               <w:t>,” International Association for Food Protection Annual Meeting, Pittsburgh, PA.</w:t>
             </w:r>
+            <w:r>
+              <w:rPr>
+                <w:rFonts w:ascii="Times New Roman" w:hAnsi="Times New Roman" w:cs="Times New Roman"/>
+                <w:b/>
+                <w:bCs/>
+                <w:i/>
+                <w:iCs/>
+                <w:color w:val="000000"/>
+                <w:sz w:val="22"/>
+                <w:szCs w:val="22"/>
+              </w:rPr>
+              <w:t xml:space="preserve"> Accepted</w:t>
+            </w:r>
           </w:p>
         </w:tc>
         <w:tc>
@@ -8411,6 +8893,19 @@
                 <w14:ligatures w14:val="none"/>
               </w:rPr>
               <w:t>.</w:t>
+            </w:r>
+            <w:r>
+              <w:rPr>
+                <w:rFonts w:ascii="Times New Roman" w:hAnsi="Times New Roman" w:cs="Times New Roman"/>
+                <w:b/>
+                <w:bCs/>
+                <w:i/>
+                <w:iCs/>
+                <w:color w:val="000000"/>
+                <w:sz w:val="22"/>
+                <w:szCs w:val="22"/>
+              </w:rPr>
+              <w:t xml:space="preserve"> Accepted</w:t>
             </w:r>
           </w:p>
         </w:tc>
@@ -8524,7 +9019,6 @@
                 <w:sz w:val="30"/>
                 <w:szCs w:val="30"/>
               </w:rPr>
-              <w:lastRenderedPageBreak/>
               <w:t>Oral Presentations</w:t>
             </w:r>
           </w:p>
@@ -8634,12 +9128,25 @@
                 <w:sz w:val="22"/>
                 <w:szCs w:val="22"/>
               </w:rPr>
-              <w:t>, Nguyen, P. T., Restaino, L., &amp; Kovac, J. (May 14–15, 2026). “Cereus-</w:t>
+              <w:t>, Nguyen, P. T., Restaino, L., &amp; Kovac, J. (May 14–15, 2026). “</w:t>
+            </w:r>
+            <w:r>
+              <w:rPr>
+                <w:rFonts w:ascii="Times New Roman" w:hAnsi="Times New Roman" w:cs="Times New Roman"/>
+                <w:i/>
+                <w:iCs/>
+                <w:color w:val="000000"/>
+                <w:sz w:val="22"/>
+                <w:szCs w:val="22"/>
+              </w:rPr>
+              <w:t>Cereus-</w:t>
             </w:r>
             <w:proofErr w:type="spellStart"/>
             <w:r>
               <w:rPr>
                 <w:rFonts w:ascii="Times New Roman" w:hAnsi="Times New Roman" w:cs="Times New Roman"/>
+                <w:i/>
+                <w:iCs/>
                 <w:color w:val="000000"/>
                 <w:sz w:val="22"/>
                 <w:szCs w:val="22"/>
@@ -8847,6 +9354,32 @@
                 <w:szCs w:val="27"/>
               </w:rPr>
               <w:t>.</w:t>
+            </w:r>
+            <w:r>
+              <w:rPr>
+                <w:rFonts w:ascii="Times New Roman" w:hAnsi="Times New Roman" w:cs="Times New Roman"/>
+                <w:b/>
+                <w:bCs/>
+                <w:i/>
+                <w:iCs/>
+                <w:color w:val="000000"/>
+                <w:sz w:val="22"/>
+                <w:szCs w:val="22"/>
+              </w:rPr>
+              <w:t xml:space="preserve"> </w:t>
+            </w:r>
+            <w:r>
+              <w:rPr>
+                <w:rFonts w:ascii="Times New Roman" w:hAnsi="Times New Roman" w:cs="Times New Roman"/>
+                <w:b/>
+                <w:bCs/>
+                <w:i/>
+                <w:iCs/>
+                <w:color w:val="000000"/>
+                <w:sz w:val="22"/>
+                <w:szCs w:val="22"/>
+              </w:rPr>
+              <w:t>Accepted</w:t>
             </w:r>
           </w:p>
         </w:tc>
@@ -9162,7 +9695,25 @@
                 <w:sz w:val="22"/>
                 <w:szCs w:val="22"/>
               </w:rPr>
-              <w:t>Brian Praul</w:t>
+              <w:t>Andrew Posey</w:t>
+            </w:r>
+            <w:r>
+              <w:rPr>
+                <w:rFonts w:ascii="Times New Roman" w:eastAsia="Times New Roman" w:hAnsi="Times New Roman" w:cs="Times New Roman"/>
+                <w:color w:val="000000" w:themeColor="text1"/>
+                <w:sz w:val="22"/>
+                <w:szCs w:val="22"/>
+              </w:rPr>
+              <w:t xml:space="preserve"> </w:t>
+            </w:r>
+            <w:r>
+              <w:rPr>
+                <w:rFonts w:ascii="Times New Roman" w:eastAsia="Times New Roman" w:hAnsi="Times New Roman" w:cs="Times New Roman"/>
+                <w:color w:val="000000" w:themeColor="text1"/>
+                <w:sz w:val="22"/>
+                <w:szCs w:val="22"/>
+              </w:rPr>
+              <w:t>*</w:t>
             </w:r>
           </w:p>
         </w:tc>
@@ -9192,7 +9743,60 @@
                 <w:sz w:val="22"/>
                 <w:szCs w:val="22"/>
               </w:rPr>
-              <w:t>July 2024 – August 2025</w:t>
+              <w:t>April</w:t>
+            </w:r>
+            <w:r>
+              <w:rPr>
+                <w:rFonts w:ascii="Times New Roman" w:eastAsia="Times New Roman" w:hAnsi="Times New Roman" w:cs="Times New Roman"/>
+                <w:i/>
+                <w:iCs/>
+                <w:color w:val="000000" w:themeColor="text1"/>
+                <w:sz w:val="22"/>
+                <w:szCs w:val="22"/>
+              </w:rPr>
+              <w:t xml:space="preserve"> 202</w:t>
+            </w:r>
+            <w:r>
+              <w:rPr>
+                <w:rFonts w:ascii="Times New Roman" w:eastAsia="Times New Roman" w:hAnsi="Times New Roman" w:cs="Times New Roman"/>
+                <w:i/>
+                <w:iCs/>
+                <w:color w:val="000000" w:themeColor="text1"/>
+                <w:sz w:val="22"/>
+                <w:szCs w:val="22"/>
+              </w:rPr>
+              <w:t>6</w:t>
+            </w:r>
+            <w:r>
+              <w:rPr>
+                <w:rFonts w:ascii="Times New Roman" w:eastAsia="Times New Roman" w:hAnsi="Times New Roman" w:cs="Times New Roman"/>
+                <w:i/>
+                <w:iCs/>
+                <w:color w:val="000000" w:themeColor="text1"/>
+                <w:sz w:val="22"/>
+                <w:szCs w:val="22"/>
+              </w:rPr>
+              <w:t xml:space="preserve"> </w:t>
+            </w:r>
+            <w:r>
+              <w:rPr>
+                <w:rFonts w:ascii="Times New Roman" w:eastAsia="Calibri" w:hAnsi="Times New Roman" w:cs="Times New Roman"/>
+                <w:i/>
+                <w:iCs/>
+                <w:color w:val="000000" w:themeColor="text1"/>
+              </w:rPr>
+              <w:t xml:space="preserve">– </w:t>
+            </w:r>
+            <w:r>
+              <w:rPr>
+                <w:rFonts w:ascii="Times New Roman" w:eastAsia="Times New Roman" w:hAnsi="Times New Roman" w:cs="Times New Roman"/>
+                <w:i/>
+                <w:iCs/>
+                <w:color w:val="000000" w:themeColor="text1"/>
+                <w:sz w:val="22"/>
+                <w:szCs w:val="22"/>
+              </w:rPr>
+              <w:t>May 2026</w:t>
             </w:r>
           </w:p>
         </w:tc>
@@ -9223,36 +9827,7 @@
                 <w:sz w:val="22"/>
                 <w:szCs w:val="22"/>
               </w:rPr>
-              <w:t xml:space="preserve">Kailee </w:t>
-            </w:r>
-            <w:proofErr w:type="spellStart"/>
-            <w:r>
-              <w:rPr>
-                <w:rFonts w:ascii="Times New Roman" w:eastAsia="Times New Roman" w:hAnsi="Times New Roman" w:cs="Times New Roman"/>
-                <w:color w:val="000000" w:themeColor="text1"/>
-                <w:sz w:val="22"/>
-                <w:szCs w:val="22"/>
-              </w:rPr>
-              <w:t>Shotto</w:t>
-            </w:r>
-            <w:proofErr w:type="spellEnd"/>
-            <w:r>
-              <w:rPr>
-                <w:rFonts w:ascii="Times New Roman" w:eastAsia="Times New Roman" w:hAnsi="Times New Roman" w:cs="Times New Roman"/>
-                <w:color w:val="000000" w:themeColor="text1"/>
-                <w:sz w:val="22"/>
-                <w:szCs w:val="22"/>
-              </w:rPr>
-              <w:t xml:space="preserve"> </w:t>
-            </w:r>
-            <w:r>
-              <w:rPr>
-                <w:rFonts w:ascii="Times New Roman" w:eastAsia="Times New Roman" w:hAnsi="Times New Roman" w:cs="Times New Roman"/>
-                <w:color w:val="000000" w:themeColor="text1"/>
-                <w:sz w:val="22"/>
-                <w:szCs w:val="22"/>
-              </w:rPr>
-              <w:t>*</w:t>
+              <w:t>Brian Praul</w:t>
             </w:r>
           </w:p>
         </w:tc>
@@ -9266,43 +9841,23 @@
               <w:ind w:right="-72"/>
               <w:rPr>
                 <w:rFonts w:ascii="Times New Roman" w:eastAsia="Times New Roman" w:hAnsi="Times New Roman" w:cs="Times New Roman"/>
-                <w:color w:val="000000" w:themeColor="text1"/>
-                <w:sz w:val="22"/>
-                <w:szCs w:val="22"/>
-              </w:rPr>
-            </w:pPr>
-            <w:r>
-              <w:rPr>
-                <w:rFonts w:ascii="Times New Roman" w:eastAsia="Times New Roman" w:hAnsi="Times New Roman" w:cs="Times New Roman"/>
-                <w:i/>
-                <w:iCs/>
-                <w:color w:val="000000" w:themeColor="text1"/>
-                <w:sz w:val="22"/>
-                <w:szCs w:val="22"/>
-              </w:rPr>
-              <w:t xml:space="preserve">Aug 2023 </w:t>
-            </w:r>
-            <w:r>
-              <w:rPr>
-                <w:rFonts w:ascii="Times New Roman" w:eastAsia="Calibri" w:hAnsi="Times New Roman" w:cs="Times New Roman"/>
-                <w:i/>
-                <w:iCs/>
-                <w:color w:val="000000" w:themeColor="text1"/>
-                <w:sz w:val="22"/>
-                <w:szCs w:val="22"/>
-              </w:rPr>
-              <w:t xml:space="preserve">– </w:t>
-            </w:r>
-            <w:r>
-              <w:rPr>
-                <w:rFonts w:ascii="Times New Roman" w:hAnsi="Times New Roman" w:cs="Times New Roman"/>
-                <w:i/>
-                <w:iCs/>
-                <w:color w:val="000000" w:themeColor="text1"/>
-                <w:sz w:val="22"/>
-                <w:szCs w:val="22"/>
-              </w:rPr>
-              <w:t>May 2024</w:t>
+                <w:i/>
+                <w:iCs/>
+                <w:color w:val="000000" w:themeColor="text1"/>
+                <w:sz w:val="22"/>
+                <w:szCs w:val="22"/>
+              </w:rPr>
+            </w:pPr>
+            <w:r>
+              <w:rPr>
+                <w:rFonts w:ascii="Times New Roman" w:eastAsia="Times New Roman" w:hAnsi="Times New Roman" w:cs="Times New Roman"/>
+                <w:i/>
+                <w:iCs/>
+                <w:color w:val="000000" w:themeColor="text1"/>
+                <w:sz w:val="22"/>
+                <w:szCs w:val="22"/>
+              </w:rPr>
+              <w:t>July 2024 – August 2025</w:t>
             </w:r>
           </w:p>
         </w:tc>
@@ -9333,8 +9888,19 @@
                 <w:sz w:val="22"/>
                 <w:szCs w:val="22"/>
               </w:rPr>
-              <w:t>Elizabeth Henry</w:t>
-            </w:r>
+              <w:t xml:space="preserve">Kailee </w:t>
+            </w:r>
+            <w:proofErr w:type="spellStart"/>
+            <w:r>
+              <w:rPr>
+                <w:rFonts w:ascii="Times New Roman" w:eastAsia="Times New Roman" w:hAnsi="Times New Roman" w:cs="Times New Roman"/>
+                <w:color w:val="000000" w:themeColor="text1"/>
+                <w:sz w:val="22"/>
+                <w:szCs w:val="22"/>
+              </w:rPr>
+              <w:t>Shotto</w:t>
+            </w:r>
+            <w:proofErr w:type="spellEnd"/>
             <w:r>
               <w:rPr>
                 <w:rFonts w:ascii="Times New Roman" w:eastAsia="Times New Roman" w:hAnsi="Times New Roman" w:cs="Times New Roman"/>
@@ -9343,6 +9909,96 @@
                 <w:szCs w:val="22"/>
               </w:rPr>
               <w:t xml:space="preserve"> </w:t>
+            </w:r>
+            <w:r>
+              <w:rPr>
+                <w:rFonts w:ascii="Times New Roman" w:eastAsia="Times New Roman" w:hAnsi="Times New Roman" w:cs="Times New Roman"/>
+                <w:color w:val="000000" w:themeColor="text1"/>
+                <w:sz w:val="22"/>
+                <w:szCs w:val="22"/>
+              </w:rPr>
+              <w:t>*</w:t>
+            </w:r>
+          </w:p>
+        </w:tc>
+        <w:tc>
+          <w:tcPr>
+            <w:tcW w:w="1601" w:type="pct"/>
+            <w:vAlign w:val="center"/>
+          </w:tcPr>
+          <w:p>
+            <w:pPr>
+              <w:ind w:right="-72"/>
+              <w:rPr>
+                <w:rFonts w:ascii="Times New Roman" w:eastAsia="Times New Roman" w:hAnsi="Times New Roman" w:cs="Times New Roman"/>
+                <w:color w:val="000000" w:themeColor="text1"/>
+                <w:sz w:val="22"/>
+                <w:szCs w:val="22"/>
+              </w:rPr>
+            </w:pPr>
+            <w:r>
+              <w:rPr>
+                <w:rFonts w:ascii="Times New Roman" w:eastAsia="Times New Roman" w:hAnsi="Times New Roman" w:cs="Times New Roman"/>
+                <w:i/>
+                <w:iCs/>
+                <w:color w:val="000000" w:themeColor="text1"/>
+                <w:sz w:val="22"/>
+                <w:szCs w:val="22"/>
+              </w:rPr>
+              <w:t xml:space="preserve">Aug 2023 </w:t>
+            </w:r>
+            <w:r>
+              <w:rPr>
+                <w:rFonts w:ascii="Times New Roman" w:eastAsia="Calibri" w:hAnsi="Times New Roman" w:cs="Times New Roman"/>
+                <w:i/>
+                <w:iCs/>
+                <w:color w:val="000000" w:themeColor="text1"/>
+                <w:sz w:val="22"/>
+                <w:szCs w:val="22"/>
+              </w:rPr>
+              <w:t xml:space="preserve">– </w:t>
+            </w:r>
+            <w:r>
+              <w:rPr>
+                <w:rFonts w:ascii="Times New Roman" w:hAnsi="Times New Roman" w:cs="Times New Roman"/>
+                <w:i/>
+                <w:iCs/>
+                <w:color w:val="000000" w:themeColor="text1"/>
+                <w:sz w:val="22"/>
+                <w:szCs w:val="22"/>
+              </w:rPr>
+              <w:t>May 2024</w:t>
+            </w:r>
+          </w:p>
+        </w:tc>
+      </w:tr>
+      <w:tr>
+        <w:trPr>
+          <w:trHeight w:val="289"/>
+        </w:trPr>
+        <w:tc>
+          <w:tcPr>
+            <w:tcW w:w="3399" w:type="pct"/>
+            <w:vAlign w:val="center"/>
+          </w:tcPr>
+          <w:p>
+            <w:pPr>
+              <w:ind w:right="-72"/>
+              <w:rPr>
+                <w:rFonts w:ascii="Times New Roman" w:eastAsia="Times New Roman" w:hAnsi="Times New Roman" w:cs="Times New Roman"/>
+                <w:color w:val="000000" w:themeColor="text1"/>
+                <w:sz w:val="22"/>
+                <w:szCs w:val="22"/>
+              </w:rPr>
+            </w:pPr>
+            <w:r>
+              <w:rPr>
+                <w:rFonts w:ascii="Times New Roman" w:eastAsia="Times New Roman" w:hAnsi="Times New Roman" w:cs="Times New Roman"/>
+                <w:color w:val="000000" w:themeColor="text1"/>
+                <w:sz w:val="22"/>
+                <w:szCs w:val="22"/>
+              </w:rPr>
+              <w:t xml:space="preserve">Elizabeth Henry </w:t>
             </w:r>
             <w:r>
               <w:rPr>
@@ -9926,7 +10582,7 @@
                 <w:sz w:val="22"/>
                 <w:szCs w:val="22"/>
               </w:rPr>
-              <w:t>Current</w:t>
+              <w:t>May 2026</w:t>
             </w:r>
           </w:p>
         </w:tc>
@@ -9956,6 +10612,7 @@
                 <w:sz w:val="22"/>
                 <w:szCs w:val="22"/>
               </w:rPr>
+              <w:lastRenderedPageBreak/>
               <w:t>Kovac Lab Safety Coordinator</w:t>
             </w:r>
           </w:p>
@@ -10356,39 +11013,25 @@
             <w:pPr>
               <w:spacing w:after="0"/>
               <w:rPr>
-                <w:rFonts w:ascii="Times New Roman" w:hAnsi="Times New Roman" w:cs="Times New Roman"/>
-                <w:color w:val="000000" w:themeColor="text1"/>
-                <w:sz w:val="22"/>
-                <w:szCs w:val="22"/>
-                <w:shd w:val="clear" w:color="auto" w:fill="FFFFFF"/>
-              </w:rPr>
-            </w:pPr>
-            <w:r>
-              <w:rPr>
-                <w:rFonts w:ascii="Times New Roman" w:eastAsia="Times New Roman" w:hAnsi="Times New Roman" w:cs="Times New Roman"/>
-                <w:color w:val="000000" w:themeColor="text1"/>
-                <w:sz w:val="22"/>
-                <w:szCs w:val="22"/>
-              </w:rPr>
-              <w:t xml:space="preserve">Gamma Sigma Delta Symposium First Place Winner </w:t>
-            </w:r>
-            <w:r>
-              <w:rPr>
-                <w:rFonts w:ascii="Times New Roman" w:eastAsia="Times New Roman" w:hAnsi="Times New Roman" w:cs="Times New Roman"/>
-                <w:color w:val="000000" w:themeColor="text1"/>
-                <w:sz w:val="22"/>
-                <w:szCs w:val="22"/>
-              </w:rPr>
-              <w:t xml:space="preserve">Food Systems </w:t>
-            </w:r>
-            <w:r>
-              <w:rPr>
-                <w:rFonts w:ascii="Times New Roman" w:eastAsia="Times New Roman" w:hAnsi="Times New Roman" w:cs="Times New Roman"/>
-                <w:color w:val="000000" w:themeColor="text1"/>
-                <w:sz w:val="22"/>
-                <w:szCs w:val="22"/>
-              </w:rPr>
-              <w:t>Graduate Division</w:t>
+                <w:rFonts w:ascii="Times New Roman" w:eastAsia="Times New Roman" w:hAnsi="Times New Roman" w:cs="Times New Roman"/>
+                <w:b/>
+                <w:bCs/>
+                <w:color w:val="000000" w:themeColor="text1"/>
+                <w:sz w:val="22"/>
+                <w:szCs w:val="22"/>
+              </w:rPr>
+            </w:pPr>
+            <w:r>
+              <w:rPr>
+                <w:rStyle w:val="Strong"/>
+                <w:rFonts w:ascii="Times New Roman" w:hAnsi="Times New Roman" w:cs="Times New Roman"/>
+                <w:b w:val="0"/>
+                <w:bCs w:val="0"/>
+                <w:color w:val="000000" w:themeColor="text1"/>
+                <w:sz w:val="22"/>
+                <w:szCs w:val="22"/>
+              </w:rPr>
+              <w:t>Penn State Graduate Student International Travel Grant</w:t>
             </w:r>
           </w:p>
         </w:tc>
@@ -10447,9 +11090,7 @@
             <w:pPr>
               <w:spacing w:after="0"/>
               <w:rPr>
-                <w:rFonts w:ascii="Times New Roman" w:eastAsia="Times New Roman" w:hAnsi="Times New Roman" w:cs="Times New Roman"/>
-                <w:i/>
-                <w:iCs/>
+                <w:rFonts w:ascii="Times New Roman" w:hAnsi="Times New Roman" w:cs="Times New Roman"/>
                 <w:color w:val="000000" w:themeColor="text1"/>
                 <w:sz w:val="22"/>
                 <w:szCs w:val="22"/>
@@ -10481,10 +11122,11 @@
             <w:pPr>
               <w:spacing w:after="0"/>
               <w:rPr>
-                <w:rFonts w:ascii="Times New Roman" w:eastAsia="Times New Roman" w:hAnsi="Times New Roman" w:cs="Times New Roman"/>
-                <w:color w:val="000000" w:themeColor="text1"/>
-                <w:sz w:val="22"/>
-                <w:szCs w:val="22"/>
+                <w:rFonts w:ascii="Times New Roman" w:hAnsi="Times New Roman" w:cs="Times New Roman"/>
+                <w:color w:val="000000" w:themeColor="text1"/>
+                <w:sz w:val="22"/>
+                <w:szCs w:val="22"/>
+                <w:shd w:val="clear" w:color="auto" w:fill="FFFFFF"/>
               </w:rPr>
             </w:pPr>
             <w:r>
@@ -10503,7 +11145,7 @@
                 <w:sz w:val="22"/>
                 <w:szCs w:val="22"/>
               </w:rPr>
-              <w:t xml:space="preserve">Microbiology/Microbiome </w:t>
+              <w:t xml:space="preserve">Food Systems </w:t>
             </w:r>
             <w:r>
               <w:rPr>
@@ -10542,7 +11184,18 @@
                 <w:sz w:val="22"/>
                 <w:szCs w:val="22"/>
               </w:rPr>
-              <w:t>2025</w:t>
+              <w:t>202</w:t>
+            </w:r>
+            <w:r>
+              <w:rPr>
+                <w:rFonts w:ascii="Times New Roman" w:eastAsia="Times New Roman" w:hAnsi="Times New Roman" w:cs="Times New Roman"/>
+                <w:i/>
+                <w:iCs/>
+                <w:color w:val="000000" w:themeColor="text1"/>
+                <w:sz w:val="22"/>
+                <w:szCs w:val="22"/>
+              </w:rPr>
+              <w:t>6</w:t>
             </w:r>
           </w:p>
         </w:tc>
@@ -10554,7 +11207,9 @@
             <w:pPr>
               <w:spacing w:after="0"/>
               <w:rPr>
-                <w:rFonts w:ascii="Times New Roman" w:hAnsi="Times New Roman" w:cs="Times New Roman"/>
+                <w:rFonts w:ascii="Times New Roman" w:eastAsia="Times New Roman" w:hAnsi="Times New Roman" w:cs="Times New Roman"/>
+                <w:i/>
+                <w:iCs/>
                 <w:color w:val="000000" w:themeColor="text1"/>
                 <w:sz w:val="22"/>
                 <w:szCs w:val="22"/>
@@ -10586,20 +11241,38 @@
             <w:pPr>
               <w:spacing w:after="0"/>
               <w:rPr>
-                <w:rFonts w:ascii="Times New Roman" w:hAnsi="Times New Roman" w:cs="Times New Roman"/>
-                <w:color w:val="000000" w:themeColor="text1"/>
-                <w:sz w:val="22"/>
-                <w:szCs w:val="22"/>
-              </w:rPr>
-            </w:pPr>
-            <w:r>
-              <w:rPr>
-                <w:rFonts w:ascii="Times New Roman" w:hAnsi="Times New Roman" w:cs="Times New Roman"/>
-                <w:color w:val="000000" w:themeColor="text1"/>
-                <w:sz w:val="22"/>
-                <w:szCs w:val="22"/>
-              </w:rPr>
-              <w:t>Dr. Daryl B. &amp; Mrs. Dawn L. Lund Student International Travel Scholarship of Phi Tau Sigma</w:t>
+                <w:rFonts w:ascii="Times New Roman" w:eastAsia="Times New Roman" w:hAnsi="Times New Roman" w:cs="Times New Roman"/>
+                <w:color w:val="000000" w:themeColor="text1"/>
+                <w:sz w:val="22"/>
+                <w:szCs w:val="22"/>
+              </w:rPr>
+            </w:pPr>
+            <w:r>
+              <w:rPr>
+                <w:rFonts w:ascii="Times New Roman" w:eastAsia="Times New Roman" w:hAnsi="Times New Roman" w:cs="Times New Roman"/>
+                <w:color w:val="000000" w:themeColor="text1"/>
+                <w:sz w:val="22"/>
+                <w:szCs w:val="22"/>
+              </w:rPr>
+              <w:t xml:space="preserve">Gamma Sigma Delta Symposium First Place Winner </w:t>
+            </w:r>
+            <w:r>
+              <w:rPr>
+                <w:rFonts w:ascii="Times New Roman" w:eastAsia="Times New Roman" w:hAnsi="Times New Roman" w:cs="Times New Roman"/>
+                <w:color w:val="000000" w:themeColor="text1"/>
+                <w:sz w:val="22"/>
+                <w:szCs w:val="22"/>
+              </w:rPr>
+              <w:t xml:space="preserve">Microbiology/Microbiome </w:t>
+            </w:r>
+            <w:r>
+              <w:rPr>
+                <w:rFonts w:ascii="Times New Roman" w:eastAsia="Times New Roman" w:hAnsi="Times New Roman" w:cs="Times New Roman"/>
+                <w:color w:val="000000" w:themeColor="text1"/>
+                <w:sz w:val="22"/>
+                <w:szCs w:val="22"/>
+              </w:rPr>
+              <w:t>Graduate Division</w:t>
             </w:r>
           </w:p>
         </w:tc>
@@ -10641,22 +11314,20 @@
             <w:pPr>
               <w:spacing w:after="0"/>
               <w:rPr>
-                <w:rFonts w:ascii="Times New Roman" w:eastAsia="Times New Roman" w:hAnsi="Times New Roman" w:cs="Times New Roman"/>
-                <w:i/>
-                <w:iCs/>
-                <w:color w:val="000000" w:themeColor="text1"/>
-                <w:sz w:val="22"/>
-                <w:szCs w:val="22"/>
-              </w:rPr>
-            </w:pPr>
-            <w:r>
-              <w:rPr>
-                <w:rFonts w:ascii="Times New Roman" w:hAnsi="Times New Roman" w:cs="Times New Roman"/>
-                <w:color w:val="000000" w:themeColor="text1"/>
-                <w:sz w:val="20"/>
-                <w:szCs w:val="20"/>
-              </w:rPr>
-              <w:sym w:font="Symbol" w:char="F0E0"/>
+                <w:rFonts w:ascii="Times New Roman" w:hAnsi="Times New Roman" w:cs="Times New Roman"/>
+                <w:color w:val="000000" w:themeColor="text1"/>
+                <w:sz w:val="22"/>
+                <w:szCs w:val="22"/>
+              </w:rPr>
+            </w:pPr>
+            <w:r>
+              <w:rPr>
+                <w:rFonts w:ascii="Times New Roman" w:hAnsi="Times New Roman" w:cs="Times New Roman"/>
+                <w:color w:val="000000" w:themeColor="text1"/>
+                <w:sz w:val="22"/>
+                <w:szCs w:val="22"/>
+              </w:rPr>
+              <w:t>*</w:t>
             </w:r>
           </w:p>
         </w:tc>
@@ -10679,18 +11350,16 @@
                 <w:color w:val="000000" w:themeColor="text1"/>
                 <w:sz w:val="22"/>
                 <w:szCs w:val="22"/>
-                <w:shd w:val="clear" w:color="auto" w:fill="FFFFFF"/>
-              </w:rPr>
-            </w:pPr>
-            <w:r>
-              <w:rPr>
-                <w:rFonts w:ascii="Times New Roman" w:hAnsi="Times New Roman" w:cs="Times New Roman"/>
-                <w:color w:val="000000" w:themeColor="text1"/>
-                <w:sz w:val="22"/>
-                <w:szCs w:val="22"/>
-                <w:shd w:val="clear" w:color="auto" w:fill="FFFFFF"/>
-              </w:rPr>
-              <w:t>Recipient of the WH Pierce Prize for Global Impact in Microbiology, One Health Microbiome Center, Presented by Applied Microbiology International.</w:t>
+              </w:rPr>
+            </w:pPr>
+            <w:r>
+              <w:rPr>
+                <w:rFonts w:ascii="Times New Roman" w:hAnsi="Times New Roman" w:cs="Times New Roman"/>
+                <w:color w:val="000000" w:themeColor="text1"/>
+                <w:sz w:val="22"/>
+                <w:szCs w:val="22"/>
+              </w:rPr>
+              <w:t>Dr. Daryl B. &amp; Mrs. Dawn L. Lund Student International Travel Scholarship of Phi Tau Sigma</w:t>
             </w:r>
           </w:p>
         </w:tc>
@@ -10720,7 +11389,7 @@
                 <w:sz w:val="22"/>
                 <w:szCs w:val="22"/>
               </w:rPr>
-              <w:t>2024</w:t>
+              <w:t>2025</w:t>
             </w:r>
           </w:p>
         </w:tc>
@@ -10744,10 +11413,10 @@
               <w:rPr>
                 <w:rFonts w:ascii="Times New Roman" w:hAnsi="Times New Roman" w:cs="Times New Roman"/>
                 <w:color w:val="000000" w:themeColor="text1"/>
-                <w:sz w:val="22"/>
-                <w:szCs w:val="22"/>
-              </w:rPr>
-              <w:t>*</w:t>
+                <w:sz w:val="20"/>
+                <w:szCs w:val="20"/>
+              </w:rPr>
+              <w:sym w:font="Symbol" w:char="F0E0"/>
             </w:r>
           </w:p>
         </w:tc>
@@ -10766,21 +11435,22 @@
             <w:pPr>
               <w:spacing w:after="0"/>
               <w:rPr>
-                <w:rFonts w:ascii="Times New Roman" w:eastAsia="Times New Roman" w:hAnsi="Times New Roman" w:cs="Times New Roman"/>
-                <w:color w:val="000000" w:themeColor="text1"/>
-                <w:sz w:val="22"/>
-                <w:szCs w:val="22"/>
-              </w:rPr>
-            </w:pPr>
-            <w:r>
-              <w:rPr>
                 <w:rFonts w:ascii="Times New Roman" w:hAnsi="Times New Roman" w:cs="Times New Roman"/>
                 <w:color w:val="000000" w:themeColor="text1"/>
                 <w:sz w:val="22"/>
                 <w:szCs w:val="22"/>
                 <w:shd w:val="clear" w:color="auto" w:fill="FFFFFF"/>
               </w:rPr>
-              <w:t>John H Hetrick Food Science Scholarship</w:t>
+            </w:pPr>
+            <w:r>
+              <w:rPr>
+                <w:rFonts w:ascii="Times New Roman" w:hAnsi="Times New Roman" w:cs="Times New Roman"/>
+                <w:color w:val="000000" w:themeColor="text1"/>
+                <w:sz w:val="22"/>
+                <w:szCs w:val="22"/>
+                <w:shd w:val="clear" w:color="auto" w:fill="FFFFFF"/>
+              </w:rPr>
+              <w:t>Recipient of the WH Pierce Prize for Global Impact in Microbiology, One Health Microbiome Center, Presented by Applied Microbiology International.</w:t>
             </w:r>
           </w:p>
         </w:tc>
@@ -10864,12 +11534,13 @@
             </w:pPr>
             <w:r>
               <w:rPr>
-                <w:rFonts w:ascii="Times New Roman" w:eastAsia="Times New Roman" w:hAnsi="Times New Roman" w:cs="Times New Roman"/>
-                <w:color w:val="000000" w:themeColor="text1"/>
-                <w:sz w:val="22"/>
-                <w:szCs w:val="22"/>
-              </w:rPr>
-              <w:t>International Association for Food Protection Student Travel Award</w:t>
+                <w:rFonts w:ascii="Times New Roman" w:hAnsi="Times New Roman" w:cs="Times New Roman"/>
+                <w:color w:val="000000" w:themeColor="text1"/>
+                <w:sz w:val="22"/>
+                <w:szCs w:val="22"/>
+                <w:shd w:val="clear" w:color="auto" w:fill="FFFFFF"/>
+              </w:rPr>
+              <w:t>John H Hetrick Food Science Scholarship</w:t>
             </w:r>
           </w:p>
         </w:tc>
@@ -10923,10 +11594,10 @@
               <w:rPr>
                 <w:rFonts w:ascii="Times New Roman" w:hAnsi="Times New Roman" w:cs="Times New Roman"/>
                 <w:color w:val="000000" w:themeColor="text1"/>
-                <w:sz w:val="20"/>
-                <w:szCs w:val="20"/>
-              </w:rPr>
-              <w:sym w:font="Symbol" w:char="F0E0"/>
+                <w:sz w:val="22"/>
+                <w:szCs w:val="22"/>
+              </w:rPr>
+              <w:t>*</w:t>
             </w:r>
           </w:p>
         </w:tc>
@@ -10940,6 +11611,95 @@
           <w:tcPr>
             <w:tcW w:w="8550" w:type="dxa"/>
             <w:noWrap/>
+          </w:tcPr>
+          <w:p>
+            <w:pPr>
+              <w:spacing w:after="0"/>
+              <w:rPr>
+                <w:rFonts w:ascii="Times New Roman" w:eastAsia="Times New Roman" w:hAnsi="Times New Roman" w:cs="Times New Roman"/>
+                <w:color w:val="000000" w:themeColor="text1"/>
+                <w:sz w:val="22"/>
+                <w:szCs w:val="22"/>
+              </w:rPr>
+            </w:pPr>
+            <w:r>
+              <w:rPr>
+                <w:rFonts w:ascii="Times New Roman" w:eastAsia="Times New Roman" w:hAnsi="Times New Roman" w:cs="Times New Roman"/>
+                <w:color w:val="000000" w:themeColor="text1"/>
+                <w:sz w:val="22"/>
+                <w:szCs w:val="22"/>
+              </w:rPr>
+              <w:t>International Association for Food Protection Student Travel Award</w:t>
+            </w:r>
+          </w:p>
+        </w:tc>
+        <w:tc>
+          <w:tcPr>
+            <w:tcW w:w="820" w:type="dxa"/>
+            <w:noWrap/>
+          </w:tcPr>
+          <w:p>
+            <w:pPr>
+              <w:spacing w:after="0"/>
+              <w:rPr>
+                <w:rFonts w:ascii="Times New Roman" w:eastAsia="Times New Roman" w:hAnsi="Times New Roman" w:cs="Times New Roman"/>
+                <w:i/>
+                <w:iCs/>
+                <w:color w:val="000000" w:themeColor="text1"/>
+                <w:sz w:val="22"/>
+                <w:szCs w:val="22"/>
+              </w:rPr>
+            </w:pPr>
+            <w:r>
+              <w:rPr>
+                <w:rFonts w:ascii="Times New Roman" w:eastAsia="Times New Roman" w:hAnsi="Times New Roman" w:cs="Times New Roman"/>
+                <w:i/>
+                <w:iCs/>
+                <w:color w:val="000000" w:themeColor="text1"/>
+                <w:sz w:val="22"/>
+                <w:szCs w:val="22"/>
+              </w:rPr>
+              <w:t>2024</w:t>
+            </w:r>
+          </w:p>
+        </w:tc>
+        <w:tc>
+          <w:tcPr>
+            <w:tcW w:w="1084" w:type="dxa"/>
+          </w:tcPr>
+          <w:p>
+            <w:pPr>
+              <w:spacing w:after="0"/>
+              <w:rPr>
+                <w:rFonts w:ascii="Times New Roman" w:eastAsia="Times New Roman" w:hAnsi="Times New Roman" w:cs="Times New Roman"/>
+                <w:i/>
+                <w:iCs/>
+                <w:color w:val="000000" w:themeColor="text1"/>
+                <w:sz w:val="22"/>
+                <w:szCs w:val="22"/>
+              </w:rPr>
+            </w:pPr>
+            <w:r>
+              <w:rPr>
+                <w:rFonts w:ascii="Times New Roman" w:hAnsi="Times New Roman" w:cs="Times New Roman"/>
+                <w:color w:val="000000" w:themeColor="text1"/>
+                <w:sz w:val="20"/>
+                <w:szCs w:val="20"/>
+              </w:rPr>
+              <w:sym w:font="Symbol" w:char="F0E0"/>
+            </w:r>
+          </w:p>
+        </w:tc>
+      </w:tr>
+      <w:tr>
+        <w:trPr>
+          <w:trHeight w:val="288"/>
+          <w:jc w:val="center"/>
+        </w:trPr>
+        <w:tc>
+          <w:tcPr>
+            <w:tcW w:w="8550" w:type="dxa"/>
+            <w:noWrap/>
             <w:hideMark/>
           </w:tcPr>
           <w:p>
@@ -10960,7 +11720,6 @@
                 <w:sz w:val="22"/>
                 <w:szCs w:val="22"/>
               </w:rPr>
-              <w:lastRenderedPageBreak/>
               <w:t>Allegheny Branch, American Society of Microbiology Meeting Second Place Winner Graduate Division Poster presentation</w:t>
             </w:r>
           </w:p>
@@ -13203,13 +13962,13 @@
         <w:tblLook w:val="04A0" w:firstRow="1" w:lastRow="0" w:firstColumn="1" w:lastColumn="0" w:noHBand="0" w:noVBand="1"/>
       </w:tblPr>
       <w:tblGrid>
-        <w:gridCol w:w="1014"/>
-        <w:gridCol w:w="1689"/>
-        <w:gridCol w:w="1220"/>
-        <w:gridCol w:w="2873"/>
-        <w:gridCol w:w="672"/>
-        <w:gridCol w:w="1042"/>
-        <w:gridCol w:w="835"/>
+        <w:gridCol w:w="730"/>
+        <w:gridCol w:w="1707"/>
+        <w:gridCol w:w="1219"/>
+        <w:gridCol w:w="2465"/>
+        <w:gridCol w:w="1353"/>
+        <w:gridCol w:w="1041"/>
+        <w:gridCol w:w="830"/>
         <w:gridCol w:w="990"/>
       </w:tblGrid>
       <w:tr>
@@ -13244,6 +14003,7 @@
                 <w:sz w:val="30"/>
                 <w:szCs w:val="30"/>
               </w:rPr>
+              <w:lastRenderedPageBreak/>
               <w:t>Competitive Funding</w:t>
             </w:r>
           </w:p>
@@ -13255,7 +14015,7 @@
         </w:trPr>
         <w:tc>
           <w:tcPr>
-            <w:tcW w:w="491" w:type="pct"/>
+            <w:tcW w:w="264" w:type="pct"/>
             <w:tcBorders>
               <w:top w:val="single" w:sz="4" w:space="0" w:color="auto"/>
               <w:bottom w:val="single" w:sz="4" w:space="0" w:color="auto"/>
@@ -13287,7 +14047,7 @@
         </w:tc>
         <w:tc>
           <w:tcPr>
-            <w:tcW w:w="817" w:type="pct"/>
+            <w:tcW w:w="863" w:type="pct"/>
             <w:tcBorders>
               <w:top w:val="single" w:sz="4" w:space="0" w:color="auto"/>
               <w:bottom w:val="single" w:sz="4" w:space="0" w:color="auto"/>
@@ -13351,7 +14111,7 @@
         </w:tc>
         <w:tc>
           <w:tcPr>
-            <w:tcW w:w="1390" w:type="pct"/>
+            <w:tcW w:w="1245" w:type="pct"/>
             <w:tcBorders>
               <w:top w:val="single" w:sz="4" w:space="0" w:color="auto"/>
               <w:bottom w:val="single" w:sz="4" w:space="0" w:color="auto"/>
@@ -13383,7 +14143,7 @@
         </w:tc>
         <w:tc>
           <w:tcPr>
-            <w:tcW w:w="325" w:type="pct"/>
+            <w:tcW w:w="655" w:type="pct"/>
             <w:tcBorders>
               <w:top w:val="single" w:sz="4" w:space="0" w:color="auto"/>
               <w:bottom w:val="single" w:sz="4" w:space="0" w:color="auto"/>
@@ -13447,7 +14207,7 @@
         </w:tc>
         <w:tc>
           <w:tcPr>
-            <w:tcW w:w="404" w:type="pct"/>
+            <w:tcW w:w="402" w:type="pct"/>
             <w:tcBorders>
               <w:top w:val="single" w:sz="4" w:space="0" w:color="auto"/>
               <w:bottom w:val="single" w:sz="4" w:space="0" w:color="auto"/>
@@ -13512,11 +14272,11 @@
       </w:tr>
       <w:tr>
         <w:trPr>
-          <w:trHeight w:val="1282"/>
+          <w:trHeight w:val="1583"/>
         </w:trPr>
         <w:tc>
           <w:tcPr>
-            <w:tcW w:w="491" w:type="pct"/>
+            <w:tcW w:w="264" w:type="pct"/>
             <w:tcBorders>
               <w:top w:val="single" w:sz="4" w:space="0" w:color="auto"/>
             </w:tcBorders>
@@ -13537,13 +14297,13 @@
                 <w:sz w:val="22"/>
                 <w:szCs w:val="22"/>
               </w:rPr>
-              <w:t>2024-2027</w:t>
-            </w:r>
-          </w:p>
-        </w:tc>
-        <w:tc>
-          <w:tcPr>
-            <w:tcW w:w="817" w:type="pct"/>
+              <w:t>2026-2028</w:t>
+            </w:r>
+          </w:p>
+        </w:tc>
+        <w:tc>
+          <w:tcPr>
+            <w:tcW w:w="863" w:type="pct"/>
             <w:tcBorders>
               <w:top w:val="single" w:sz="4" w:space="0" w:color="auto"/>
             </w:tcBorders>
@@ -13583,7 +14343,7 @@
                 <w:sz w:val="22"/>
                 <w:szCs w:val="22"/>
               </w:rPr>
-              <w:t>Predoctoral Fellowship</w:t>
+              <w:t>Rapid Response</w:t>
             </w:r>
           </w:p>
         </w:tc>
@@ -13610,13 +14370,13 @@
                 <w:sz w:val="22"/>
                 <w:szCs w:val="22"/>
               </w:rPr>
-              <w:t>Tyler Chandross-Cohen</w:t>
-            </w:r>
-          </w:p>
-        </w:tc>
-        <w:tc>
-          <w:tcPr>
-            <w:tcW w:w="1390" w:type="pct"/>
+              <w:t>Jasna Kovac</w:t>
+            </w:r>
+          </w:p>
+        </w:tc>
+        <w:tc>
+          <w:tcPr>
+            <w:tcW w:w="1245" w:type="pct"/>
             <w:tcBorders>
               <w:top w:val="single" w:sz="4" w:space="0" w:color="auto"/>
             </w:tcBorders>
@@ -13625,7 +14385,7 @@
             <w:pPr>
               <w:pStyle w:val="NormalWeb"/>
               <w:rPr>
-                <w:rStyle w:val="Strong"/>
+                <w:noProof/>
                 <w:color w:val="000000" w:themeColor="text1"/>
                 <w:sz w:val="22"/>
                 <w:szCs w:val="22"/>
@@ -13634,66 +14394,35 @@
             </w:pPr>
             <w:r>
               <w:rPr>
-                <w:noProof/>
-                <w:color w:val="000000" w:themeColor="text1"/>
-                <w:sz w:val="22"/>
-                <w:szCs w:val="22"/>
-                <w:vertAlign w:val="superscript"/>
-              </w:rPr>
-              <w:t>#</w:t>
-            </w:r>
-            <w:r>
-              <w:rPr>
-                <w:noProof/>
-                <w:color w:val="000000" w:themeColor="text1"/>
-                <w:sz w:val="22"/>
-                <w:szCs w:val="22"/>
-              </w:rPr>
-              <w:t>Assessing The Role of Hemolysin B</w:t>
-            </w:r>
-            <w:r>
-              <w:rPr>
-                <w:noProof/>
-                <w:color w:val="000000" w:themeColor="text1"/>
-                <w:sz w:val="22"/>
-                <w:szCs w:val="22"/>
-              </w:rPr>
-              <w:t>L</w:t>
-            </w:r>
-            <w:r>
-              <w:rPr>
-                <w:noProof/>
-                <w:color w:val="000000" w:themeColor="text1"/>
-                <w:sz w:val="22"/>
-                <w:szCs w:val="22"/>
-              </w:rPr>
-              <w:t xml:space="preserve"> in Cytotoxicity and Fitness of </w:t>
-            </w:r>
-            <w:r>
-              <w:rPr>
-                <w:i/>
-                <w:iCs/>
-                <w:noProof/>
-                <w:color w:val="000000" w:themeColor="text1"/>
-                <w:sz w:val="22"/>
-                <w:szCs w:val="22"/>
-              </w:rPr>
-              <w:t>B. cereus</w:t>
-            </w:r>
-            <w:r>
-              <w:rPr>
-                <w:noProof/>
-                <w:color w:val="000000" w:themeColor="text1"/>
-                <w:sz w:val="22"/>
-                <w:szCs w:val="22"/>
-              </w:rPr>
-              <w:t xml:space="preserve"> in Food Systems</w:t>
-            </w:r>
-          </w:p>
-        </w:tc>
-        <w:tc>
-          <w:tcPr>
-            <w:tcW w:w="325" w:type="pct"/>
+                <w:color w:val="000000" w:themeColor="text1"/>
+                <w:sz w:val="22"/>
+                <w:szCs w:val="22"/>
+              </w:rPr>
+              <w:t>Prevention of Cereulide Contamination in Infant Formula Through Enhanced </w:t>
+            </w:r>
+            <w:r>
+              <w:rPr>
+                <w:i/>
+                <w:iCs/>
+                <w:color w:val="000000" w:themeColor="text1"/>
+                <w:sz w:val="22"/>
+                <w:szCs w:val="22"/>
+              </w:rPr>
+              <w:t>Bacillus cereus</w:t>
+            </w:r>
+            <w:r>
+              <w:rPr>
+                <w:color w:val="000000" w:themeColor="text1"/>
+                <w:sz w:val="22"/>
+                <w:szCs w:val="22"/>
+              </w:rPr>
+              <w:t> Detection and Risk Assessment</w:t>
+            </w:r>
+          </w:p>
+        </w:tc>
+        <w:tc>
+          <w:tcPr>
+            <w:tcW w:w="655" w:type="pct"/>
             <w:tcBorders>
               <w:top w:val="single" w:sz="4" w:space="0" w:color="auto"/>
             </w:tcBorders>
@@ -13714,7 +14443,7 @@
                 <w:sz w:val="22"/>
                 <w:szCs w:val="22"/>
               </w:rPr>
-              <w:t>PI</w:t>
+              <w:t>Assisted in grant development</w:t>
             </w:r>
           </w:p>
         </w:tc>
@@ -13741,13 +14470,13 @@
                 <w:sz w:val="22"/>
                 <w:szCs w:val="22"/>
               </w:rPr>
-              <w:t>$180,000</w:t>
-            </w:r>
-          </w:p>
-        </w:tc>
-        <w:tc>
-          <w:tcPr>
-            <w:tcW w:w="404" w:type="pct"/>
+              <w:t>$500,000</w:t>
+            </w:r>
+          </w:p>
+        </w:tc>
+        <w:tc>
+          <w:tcPr>
+            <w:tcW w:w="402" w:type="pct"/>
             <w:tcBorders>
               <w:top w:val="single" w:sz="4" w:space="0" w:color="auto"/>
             </w:tcBorders>
@@ -13768,7 +14497,7 @@
                 <w:sz w:val="22"/>
                 <w:szCs w:val="22"/>
               </w:rPr>
-              <w:t>100%</w:t>
+              <w:t>0%</w:t>
             </w:r>
           </w:p>
         </w:tc>
@@ -13778,6 +14507,272 @@
             <w:tcBorders>
               <w:top w:val="single" w:sz="4" w:space="0" w:color="auto"/>
             </w:tcBorders>
+          </w:tcPr>
+          <w:p>
+            <w:pPr>
+              <w:rPr>
+                <w:rFonts w:ascii="Times New Roman" w:hAnsi="Times New Roman" w:cs="Times New Roman"/>
+                <w:color w:val="000000" w:themeColor="text1"/>
+                <w:sz w:val="22"/>
+                <w:szCs w:val="22"/>
+              </w:rPr>
+            </w:pPr>
+            <w:r>
+              <w:rPr>
+                <w:rFonts w:ascii="Times New Roman" w:hAnsi="Times New Roman" w:cs="Times New Roman"/>
+                <w:color w:val="000000" w:themeColor="text1"/>
+                <w:sz w:val="22"/>
+                <w:szCs w:val="22"/>
+              </w:rPr>
+              <w:t>TBD</w:t>
+            </w:r>
+          </w:p>
+        </w:tc>
+      </w:tr>
+      <w:tr>
+        <w:trPr>
+          <w:trHeight w:val="1161"/>
+        </w:trPr>
+        <w:tc>
+          <w:tcPr>
+            <w:tcW w:w="264" w:type="pct"/>
+          </w:tcPr>
+          <w:p>
+            <w:pPr>
+              <w:rPr>
+                <w:rFonts w:ascii="Times New Roman" w:hAnsi="Times New Roman" w:cs="Times New Roman"/>
+                <w:color w:val="000000" w:themeColor="text1"/>
+                <w:sz w:val="22"/>
+                <w:szCs w:val="22"/>
+              </w:rPr>
+            </w:pPr>
+            <w:r>
+              <w:rPr>
+                <w:rFonts w:ascii="Times New Roman" w:hAnsi="Times New Roman" w:cs="Times New Roman"/>
+                <w:color w:val="000000" w:themeColor="text1"/>
+                <w:sz w:val="22"/>
+                <w:szCs w:val="22"/>
+              </w:rPr>
+              <w:t>2024-2027</w:t>
+            </w:r>
+          </w:p>
+        </w:tc>
+        <w:tc>
+          <w:tcPr>
+            <w:tcW w:w="863" w:type="pct"/>
+          </w:tcPr>
+          <w:p>
+            <w:pPr>
+              <w:rPr>
+                <w:rFonts w:ascii="Times New Roman" w:hAnsi="Times New Roman" w:cs="Times New Roman"/>
+                <w:color w:val="000000" w:themeColor="text1"/>
+                <w:sz w:val="22"/>
+                <w:szCs w:val="22"/>
+              </w:rPr>
+            </w:pPr>
+            <w:r>
+              <w:rPr>
+                <w:rFonts w:ascii="Times New Roman" w:hAnsi="Times New Roman" w:cs="Times New Roman"/>
+                <w:color w:val="000000" w:themeColor="text1"/>
+                <w:sz w:val="22"/>
+                <w:szCs w:val="22"/>
+              </w:rPr>
+              <w:t>USDA NIFA</w:t>
+            </w:r>
+          </w:p>
+          <w:p>
+            <w:pPr>
+              <w:rPr>
+                <w:rFonts w:ascii="Times New Roman" w:hAnsi="Times New Roman" w:cs="Times New Roman"/>
+                <w:color w:val="000000" w:themeColor="text1"/>
+                <w:sz w:val="22"/>
+                <w:szCs w:val="22"/>
+              </w:rPr>
+            </w:pPr>
+            <w:r>
+              <w:rPr>
+                <w:rFonts w:ascii="Times New Roman" w:hAnsi="Times New Roman" w:cs="Times New Roman"/>
+                <w:color w:val="000000" w:themeColor="text1"/>
+                <w:sz w:val="22"/>
+                <w:szCs w:val="22"/>
+              </w:rPr>
+              <w:t>Predoctoral Fellowship</w:t>
+            </w:r>
+          </w:p>
+        </w:tc>
+        <w:tc>
+          <w:tcPr>
+            <w:tcW w:w="590" w:type="pct"/>
+          </w:tcPr>
+          <w:p>
+            <w:pPr>
+              <w:rPr>
+                <w:rFonts w:ascii="Times New Roman" w:hAnsi="Times New Roman" w:cs="Times New Roman"/>
+                <w:color w:val="000000" w:themeColor="text1"/>
+                <w:sz w:val="22"/>
+                <w:szCs w:val="22"/>
+              </w:rPr>
+            </w:pPr>
+            <w:r>
+              <w:rPr>
+                <w:rFonts w:ascii="Times New Roman" w:hAnsi="Times New Roman" w:cs="Times New Roman"/>
+                <w:color w:val="000000" w:themeColor="text1"/>
+                <w:sz w:val="22"/>
+                <w:szCs w:val="22"/>
+              </w:rPr>
+              <w:t>Tyler Chandross-Cohen</w:t>
+            </w:r>
+          </w:p>
+        </w:tc>
+        <w:tc>
+          <w:tcPr>
+            <w:tcW w:w="1245" w:type="pct"/>
+          </w:tcPr>
+          <w:p>
+            <w:pPr>
+              <w:pStyle w:val="NormalWeb"/>
+              <w:rPr>
+                <w:rStyle w:val="Strong"/>
+                <w:color w:val="000000" w:themeColor="text1"/>
+                <w:sz w:val="22"/>
+                <w:szCs w:val="22"/>
+                <w:vertAlign w:val="superscript"/>
+              </w:rPr>
+            </w:pPr>
+            <w:r>
+              <w:rPr>
+                <w:noProof/>
+                <w:color w:val="000000" w:themeColor="text1"/>
+                <w:sz w:val="22"/>
+                <w:szCs w:val="22"/>
+                <w:vertAlign w:val="superscript"/>
+              </w:rPr>
+              <w:t>#</w:t>
+            </w:r>
+            <w:r>
+              <w:rPr>
+                <w:noProof/>
+                <w:color w:val="000000" w:themeColor="text1"/>
+                <w:sz w:val="22"/>
+                <w:szCs w:val="22"/>
+              </w:rPr>
+              <w:t>Assessing The Role of Hemolysin B</w:t>
+            </w:r>
+            <w:r>
+              <w:rPr>
+                <w:noProof/>
+                <w:color w:val="000000" w:themeColor="text1"/>
+                <w:sz w:val="22"/>
+                <w:szCs w:val="22"/>
+              </w:rPr>
+              <w:t>L</w:t>
+            </w:r>
+            <w:r>
+              <w:rPr>
+                <w:noProof/>
+                <w:color w:val="000000" w:themeColor="text1"/>
+                <w:sz w:val="22"/>
+                <w:szCs w:val="22"/>
+              </w:rPr>
+              <w:t xml:space="preserve"> in Cytotoxicity and Fitness of </w:t>
+            </w:r>
+            <w:r>
+              <w:rPr>
+                <w:i/>
+                <w:iCs/>
+                <w:noProof/>
+                <w:color w:val="000000" w:themeColor="text1"/>
+                <w:sz w:val="22"/>
+                <w:szCs w:val="22"/>
+              </w:rPr>
+              <w:t>B. cereus</w:t>
+            </w:r>
+            <w:r>
+              <w:rPr>
+                <w:noProof/>
+                <w:color w:val="000000" w:themeColor="text1"/>
+                <w:sz w:val="22"/>
+                <w:szCs w:val="22"/>
+              </w:rPr>
+              <w:t xml:space="preserve"> in Food Systems</w:t>
+            </w:r>
+          </w:p>
+        </w:tc>
+        <w:tc>
+          <w:tcPr>
+            <w:tcW w:w="655" w:type="pct"/>
+          </w:tcPr>
+          <w:p>
+            <w:pPr>
+              <w:rPr>
+                <w:rFonts w:ascii="Times New Roman" w:hAnsi="Times New Roman" w:cs="Times New Roman"/>
+                <w:color w:val="000000" w:themeColor="text1"/>
+                <w:sz w:val="22"/>
+                <w:szCs w:val="22"/>
+              </w:rPr>
+            </w:pPr>
+            <w:r>
+              <w:rPr>
+                <w:rFonts w:ascii="Times New Roman" w:hAnsi="Times New Roman" w:cs="Times New Roman"/>
+                <w:color w:val="000000" w:themeColor="text1"/>
+                <w:sz w:val="22"/>
+                <w:szCs w:val="22"/>
+              </w:rPr>
+              <w:t>PI</w:t>
+            </w:r>
+          </w:p>
+        </w:tc>
+        <w:tc>
+          <w:tcPr>
+            <w:tcW w:w="504" w:type="pct"/>
+          </w:tcPr>
+          <w:p>
+            <w:pPr>
+              <w:rPr>
+                <w:rFonts w:ascii="Times New Roman" w:hAnsi="Times New Roman" w:cs="Times New Roman"/>
+                <w:color w:val="000000" w:themeColor="text1"/>
+                <w:sz w:val="22"/>
+                <w:szCs w:val="22"/>
+              </w:rPr>
+            </w:pPr>
+            <w:r>
+              <w:rPr>
+                <w:rFonts w:ascii="Times New Roman" w:hAnsi="Times New Roman" w:cs="Times New Roman"/>
+                <w:color w:val="000000" w:themeColor="text1"/>
+                <w:sz w:val="22"/>
+                <w:szCs w:val="22"/>
+              </w:rPr>
+              <w:t>$180,000</w:t>
+            </w:r>
+          </w:p>
+        </w:tc>
+        <w:tc>
+          <w:tcPr>
+            <w:tcW w:w="402" w:type="pct"/>
+          </w:tcPr>
+          <w:p>
+            <w:pPr>
+              <w:rPr>
+                <w:rFonts w:ascii="Times New Roman" w:hAnsi="Times New Roman" w:cs="Times New Roman"/>
+                <w:color w:val="000000" w:themeColor="text1"/>
+                <w:sz w:val="22"/>
+                <w:szCs w:val="22"/>
+              </w:rPr>
+            </w:pPr>
+            <w:r>
+              <w:rPr>
+                <w:rFonts w:ascii="Times New Roman" w:hAnsi="Times New Roman" w:cs="Times New Roman"/>
+                <w:color w:val="000000" w:themeColor="text1"/>
+                <w:sz w:val="22"/>
+                <w:szCs w:val="22"/>
+              </w:rPr>
+              <w:t>100%</w:t>
+            </w:r>
+          </w:p>
+        </w:tc>
+        <w:tc>
+          <w:tcPr>
+            <w:tcW w:w="479" w:type="pct"/>
           </w:tcPr>
           <w:p>
             <w:pPr>
@@ -13806,7 +14801,7 @@
         </w:trPr>
         <w:tc>
           <w:tcPr>
-            <w:tcW w:w="491" w:type="pct"/>
+            <w:tcW w:w="264" w:type="pct"/>
           </w:tcPr>
           <w:p>
             <w:pPr>
@@ -13830,7 +14825,7 @@
         </w:tc>
         <w:tc>
           <w:tcPr>
-            <w:tcW w:w="817" w:type="pct"/>
+            <w:tcW w:w="863" w:type="pct"/>
           </w:tcPr>
           <w:p>
             <w:pPr>
@@ -13878,7 +14873,7 @@
         </w:tc>
         <w:tc>
           <w:tcPr>
-            <w:tcW w:w="1390" w:type="pct"/>
+            <w:tcW w:w="1245" w:type="pct"/>
           </w:tcPr>
           <w:p>
             <w:pPr>
@@ -13988,7 +14983,7 @@
         </w:tc>
         <w:tc>
           <w:tcPr>
-            <w:tcW w:w="325" w:type="pct"/>
+            <w:tcW w:w="655" w:type="pct"/>
           </w:tcPr>
           <w:p>
             <w:pPr>
@@ -14036,7 +15031,7 @@
         </w:tc>
         <w:tc>
           <w:tcPr>
-            <w:tcW w:w="404" w:type="pct"/>
+            <w:tcW w:w="402" w:type="pct"/>
           </w:tcPr>
           <w:p>
             <w:pPr>
@@ -14089,7 +15084,7 @@
         </w:trPr>
         <w:tc>
           <w:tcPr>
-            <w:tcW w:w="491" w:type="pct"/>
+            <w:tcW w:w="264" w:type="pct"/>
           </w:tcPr>
           <w:p>
             <w:pPr>
@@ -14113,7 +15108,7 @@
         </w:tc>
         <w:tc>
           <w:tcPr>
-            <w:tcW w:w="817" w:type="pct"/>
+            <w:tcW w:w="863" w:type="pct"/>
           </w:tcPr>
           <w:p>
             <w:pPr>
@@ -14162,7 +15157,7 @@
         </w:tc>
         <w:tc>
           <w:tcPr>
-            <w:tcW w:w="1390" w:type="pct"/>
+            <w:tcW w:w="1245" w:type="pct"/>
           </w:tcPr>
           <w:p>
             <w:pPr>
@@ -14220,7 +15215,7 @@
         </w:tc>
         <w:tc>
           <w:tcPr>
-            <w:tcW w:w="325" w:type="pct"/>
+            <w:tcW w:w="655" w:type="pct"/>
           </w:tcPr>
           <w:p>
             <w:pPr>
@@ -14268,7 +15263,7 @@
         </w:tc>
         <w:tc>
           <w:tcPr>
-            <w:tcW w:w="404" w:type="pct"/>
+            <w:tcW w:w="402" w:type="pct"/>
           </w:tcPr>
           <w:p>
             <w:pPr>
@@ -14321,32 +15316,31 @@
         </w:trPr>
         <w:tc>
           <w:tcPr>
-            <w:tcW w:w="491" w:type="pct"/>
-          </w:tcPr>
-          <w:p>
-            <w:pPr>
-              <w:rPr>
-                <w:rFonts w:ascii="Times New Roman" w:hAnsi="Times New Roman" w:cs="Times New Roman"/>
-                <w:color w:val="000000" w:themeColor="text1"/>
-                <w:sz w:val="22"/>
-                <w:szCs w:val="22"/>
-              </w:rPr>
-            </w:pPr>
-            <w:r>
-              <w:rPr>
-                <w:rFonts w:ascii="Times New Roman" w:hAnsi="Times New Roman" w:cs="Times New Roman"/>
-                <w:color w:val="000000" w:themeColor="text1"/>
-                <w:sz w:val="22"/>
-                <w:szCs w:val="22"/>
-              </w:rPr>
-              <w:lastRenderedPageBreak/>
+            <w:tcW w:w="264" w:type="pct"/>
+          </w:tcPr>
+          <w:p>
+            <w:pPr>
+              <w:rPr>
+                <w:rFonts w:ascii="Times New Roman" w:hAnsi="Times New Roman" w:cs="Times New Roman"/>
+                <w:color w:val="000000" w:themeColor="text1"/>
+                <w:sz w:val="22"/>
+                <w:szCs w:val="22"/>
+              </w:rPr>
+            </w:pPr>
+            <w:r>
+              <w:rPr>
+                <w:rFonts w:ascii="Times New Roman" w:hAnsi="Times New Roman" w:cs="Times New Roman"/>
+                <w:color w:val="000000" w:themeColor="text1"/>
+                <w:sz w:val="22"/>
+                <w:szCs w:val="22"/>
+              </w:rPr>
               <w:t>2021-2022</w:t>
             </w:r>
           </w:p>
         </w:tc>
         <w:tc>
           <w:tcPr>
-            <w:tcW w:w="817" w:type="pct"/>
+            <w:tcW w:w="863" w:type="pct"/>
           </w:tcPr>
           <w:p>
             <w:pPr>
@@ -14394,7 +15388,7 @@
         </w:tc>
         <w:tc>
           <w:tcPr>
-            <w:tcW w:w="1390" w:type="pct"/>
+            <w:tcW w:w="1245" w:type="pct"/>
           </w:tcPr>
           <w:p>
             <w:pPr>
@@ -14431,7 +15425,6 @@
               </w:rPr>
               <w:t xml:space="preserve"> Activity of Protective Cultures in Food Processing Environmental </w:t>
             </w:r>
-            <w:proofErr w:type="gramStart"/>
             <w:r>
               <w:rPr>
                 <w:i/>
@@ -14442,7 +15435,6 @@
               </w:rPr>
               <w:t>in vitro</w:t>
             </w:r>
-            <w:proofErr w:type="gramEnd"/>
             <w:r>
               <w:rPr>
                 <w:color w:val="000000" w:themeColor="text1"/>
@@ -14455,7 +15447,7 @@
         </w:tc>
         <w:tc>
           <w:tcPr>
-            <w:tcW w:w="325" w:type="pct"/>
+            <w:tcW w:w="655" w:type="pct"/>
           </w:tcPr>
           <w:p>
             <w:pPr>
@@ -14503,7 +15495,7 @@
         </w:tc>
         <w:tc>
           <w:tcPr>
-            <w:tcW w:w="404" w:type="pct"/>
+            <w:tcW w:w="402" w:type="pct"/>
           </w:tcPr>
           <w:p>
             <w:pPr>
@@ -14556,7 +15548,7 @@
         </w:trPr>
         <w:tc>
           <w:tcPr>
-            <w:tcW w:w="491" w:type="pct"/>
+            <w:tcW w:w="264" w:type="pct"/>
           </w:tcPr>
           <w:p>
             <w:pPr>
@@ -14580,7 +15572,7 @@
         </w:tc>
         <w:tc>
           <w:tcPr>
-            <w:tcW w:w="817" w:type="pct"/>
+            <w:tcW w:w="863" w:type="pct"/>
           </w:tcPr>
           <w:p>
             <w:pPr>
@@ -14628,7 +15620,7 @@
         </w:tc>
         <w:tc>
           <w:tcPr>
-            <w:tcW w:w="1390" w:type="pct"/>
+            <w:tcW w:w="1245" w:type="pct"/>
           </w:tcPr>
           <w:p>
             <w:pPr>
@@ -14669,7 +15661,7 @@
         </w:tc>
         <w:tc>
           <w:tcPr>
-            <w:tcW w:w="325" w:type="pct"/>
+            <w:tcW w:w="655" w:type="pct"/>
           </w:tcPr>
           <w:p>
             <w:pPr>
@@ -14717,7 +15709,7 @@
         </w:tc>
         <w:tc>
           <w:tcPr>
-            <w:tcW w:w="404" w:type="pct"/>
+            <w:tcW w:w="402" w:type="pct"/>
           </w:tcPr>
           <w:p>
             <w:pPr>
@@ -15050,6 +16042,37 @@
               </w:rPr>
               <w:t>2023</w:t>
             </w:r>
+            <w:r>
+              <w:rPr>
+                <w:rFonts w:ascii="Times New Roman" w:hAnsi="Times New Roman" w:cs="Times New Roman"/>
+                <w:i/>
+                <w:iCs/>
+                <w:color w:val="000000" w:themeColor="text1"/>
+                <w:sz w:val="22"/>
+                <w:szCs w:val="22"/>
+              </w:rPr>
+              <w:t xml:space="preserve"> </w:t>
+            </w:r>
+            <w:r>
+              <w:rPr>
+                <w:rFonts w:ascii="Times New Roman" w:eastAsia="Calibri" w:hAnsi="Times New Roman" w:cs="Times New Roman"/>
+                <w:i/>
+                <w:iCs/>
+                <w:color w:val="000000" w:themeColor="text1"/>
+              </w:rPr>
+              <w:t xml:space="preserve">– </w:t>
+            </w:r>
+            <w:r>
+              <w:rPr>
+                <w:rFonts w:ascii="Times New Roman" w:eastAsia="Times New Roman" w:hAnsi="Times New Roman" w:cs="Times New Roman"/>
+                <w:i/>
+                <w:iCs/>
+                <w:color w:val="000000" w:themeColor="text1"/>
+                <w:sz w:val="22"/>
+                <w:szCs w:val="22"/>
+              </w:rPr>
+              <w:t>Current</w:t>
+            </w:r>
           </w:p>
         </w:tc>
       </w:tr>
@@ -15111,6 +16134,37 @@
               </w:rPr>
               <w:t>2022</w:t>
             </w:r>
+            <w:r>
+              <w:rPr>
+                <w:rFonts w:ascii="Times New Roman" w:hAnsi="Times New Roman" w:cs="Times New Roman"/>
+                <w:i/>
+                <w:iCs/>
+                <w:color w:val="000000" w:themeColor="text1"/>
+                <w:sz w:val="22"/>
+                <w:szCs w:val="22"/>
+              </w:rPr>
+              <w:t xml:space="preserve"> </w:t>
+            </w:r>
+            <w:r>
+              <w:rPr>
+                <w:rFonts w:ascii="Times New Roman" w:eastAsia="Calibri" w:hAnsi="Times New Roman" w:cs="Times New Roman"/>
+                <w:i/>
+                <w:iCs/>
+                <w:color w:val="000000" w:themeColor="text1"/>
+              </w:rPr>
+              <w:t xml:space="preserve">– </w:t>
+            </w:r>
+            <w:r>
+              <w:rPr>
+                <w:rFonts w:ascii="Times New Roman" w:eastAsia="Times New Roman" w:hAnsi="Times New Roman" w:cs="Times New Roman"/>
+                <w:i/>
+                <w:iCs/>
+                <w:color w:val="000000" w:themeColor="text1"/>
+                <w:sz w:val="22"/>
+                <w:szCs w:val="22"/>
+              </w:rPr>
+              <w:t>Current</w:t>
+            </w:r>
           </w:p>
         </w:tc>
       </w:tr>
@@ -15172,6 +16226,37 @@
               </w:rPr>
               <w:t>2019</w:t>
             </w:r>
+            <w:r>
+              <w:rPr>
+                <w:rFonts w:ascii="Times New Roman" w:hAnsi="Times New Roman" w:cs="Times New Roman"/>
+                <w:i/>
+                <w:iCs/>
+                <w:color w:val="000000" w:themeColor="text1"/>
+                <w:sz w:val="22"/>
+                <w:szCs w:val="22"/>
+              </w:rPr>
+              <w:t xml:space="preserve"> </w:t>
+            </w:r>
+            <w:r>
+              <w:rPr>
+                <w:rFonts w:ascii="Times New Roman" w:eastAsia="Calibri" w:hAnsi="Times New Roman" w:cs="Times New Roman"/>
+                <w:i/>
+                <w:iCs/>
+                <w:color w:val="000000" w:themeColor="text1"/>
+              </w:rPr>
+              <w:t xml:space="preserve">– </w:t>
+            </w:r>
+            <w:r>
+              <w:rPr>
+                <w:rFonts w:ascii="Times New Roman" w:eastAsia="Times New Roman" w:hAnsi="Times New Roman" w:cs="Times New Roman"/>
+                <w:i/>
+                <w:iCs/>
+                <w:color w:val="000000" w:themeColor="text1"/>
+                <w:sz w:val="22"/>
+                <w:szCs w:val="22"/>
+              </w:rPr>
+              <w:t>Current</w:t>
+            </w:r>
           </w:p>
         </w:tc>
       </w:tr>
@@ -15202,7 +16287,7 @@
                 <w:sz w:val="22"/>
                 <w:szCs w:val="22"/>
               </w:rPr>
-              <w:t xml:space="preserve">Responsible Alcohol Management Program (RAMP) </w:t>
+              <w:t xml:space="preserve">Laboratory and Research Training </w:t>
             </w:r>
           </w:p>
         </w:tc>
@@ -15233,71 +16318,51 @@
               </w:rPr>
               <w:t>2018</w:t>
             </w:r>
-          </w:p>
-        </w:tc>
-      </w:tr>
-      <w:tr>
-        <w:trPr>
-          <w:trHeight w:val="20"/>
-        </w:trPr>
-        <w:tc>
-          <w:tcPr>
-            <w:tcW w:w="8100" w:type="dxa"/>
-          </w:tcPr>
-          <w:p>
-            <w:pPr>
-              <w:autoSpaceDE w:val="0"/>
-              <w:autoSpaceDN w:val="0"/>
-              <w:adjustRightInd w:val="0"/>
-              <w:rPr>
-                <w:rFonts w:ascii="Times New Roman" w:hAnsi="Times New Roman" w:cs="Times New Roman"/>
-                <w:color w:val="000000" w:themeColor="text1"/>
-                <w:sz w:val="22"/>
-                <w:szCs w:val="22"/>
-              </w:rPr>
-            </w:pPr>
-            <w:r>
-              <w:rPr>
-                <w:rFonts w:ascii="Times New Roman" w:hAnsi="Times New Roman" w:cs="Times New Roman"/>
-                <w:color w:val="000000" w:themeColor="text1"/>
-                <w:sz w:val="22"/>
-                <w:szCs w:val="22"/>
-              </w:rPr>
-              <w:t xml:space="preserve">Laboratory and Research Training </w:t>
-            </w:r>
-          </w:p>
-        </w:tc>
-        <w:tc>
-          <w:tcPr>
-            <w:tcW w:w="1980" w:type="dxa"/>
-          </w:tcPr>
-          <w:p>
-            <w:pPr>
-              <w:autoSpaceDE w:val="0"/>
-              <w:autoSpaceDN w:val="0"/>
-              <w:adjustRightInd w:val="0"/>
-              <w:rPr>
-                <w:rFonts w:ascii="Times New Roman" w:hAnsi="Times New Roman" w:cs="Times New Roman"/>
-                <w:color w:val="000000" w:themeColor="text1"/>
-                <w:sz w:val="22"/>
-                <w:szCs w:val="22"/>
-              </w:rPr>
-            </w:pPr>
-            <w:r>
-              <w:rPr>
-                <w:rFonts w:ascii="Times New Roman" w:hAnsi="Times New Roman" w:cs="Times New Roman"/>
-                <w:i/>
-                <w:iCs/>
-                <w:color w:val="000000" w:themeColor="text1"/>
-                <w:sz w:val="22"/>
-                <w:szCs w:val="22"/>
-              </w:rPr>
-              <w:t>2018</w:t>
+            <w:r>
+              <w:rPr>
+                <w:rFonts w:ascii="Times New Roman" w:hAnsi="Times New Roman" w:cs="Times New Roman"/>
+                <w:i/>
+                <w:iCs/>
+                <w:color w:val="000000" w:themeColor="text1"/>
+                <w:sz w:val="22"/>
+                <w:szCs w:val="22"/>
+              </w:rPr>
+              <w:t xml:space="preserve"> </w:t>
+            </w:r>
+            <w:r>
+              <w:rPr>
+                <w:rFonts w:ascii="Times New Roman" w:eastAsia="Calibri" w:hAnsi="Times New Roman" w:cs="Times New Roman"/>
+                <w:i/>
+                <w:iCs/>
+                <w:color w:val="000000" w:themeColor="text1"/>
+              </w:rPr>
+              <w:t xml:space="preserve">– </w:t>
+            </w:r>
+            <w:r>
+              <w:rPr>
+                <w:rFonts w:ascii="Times New Roman" w:eastAsia="Times New Roman" w:hAnsi="Times New Roman" w:cs="Times New Roman"/>
+                <w:i/>
+                <w:iCs/>
+                <w:color w:val="000000" w:themeColor="text1"/>
+                <w:sz w:val="22"/>
+                <w:szCs w:val="22"/>
+              </w:rPr>
+              <w:t>Current</w:t>
             </w:r>
           </w:p>
         </w:tc>
       </w:tr>
     </w:tbl>
+    <w:p>
+      <w:pPr>
+        <w:rPr>
+          <w:rFonts w:ascii="Times New Roman" w:hAnsi="Times New Roman" w:cs="Times New Roman"/>
+          <w:color w:val="000000" w:themeColor="text1"/>
+          <w:sz w:val="22"/>
+          <w:szCs w:val="22"/>
+        </w:rPr>
+      </w:pPr>
+    </w:p>
     <w:p>
       <w:pPr>
         <w:rPr>
@@ -15374,6 +16439,7 @@
                 <w:sz w:val="30"/>
                 <w:szCs w:val="30"/>
               </w:rPr>
+              <w:lastRenderedPageBreak/>
               <w:t>Memberships</w:t>
             </w:r>
           </w:p>
@@ -16209,7 +17275,7 @@
                 <w:iCs/>
                 <w:color w:val="000000" w:themeColor="text1"/>
               </w:rPr>
-              <w:t>Current</w:t>
+              <w:t>2022</w:t>
             </w:r>
           </w:p>
         </w:tc>
@@ -16226,7 +17292,7 @@
       </w:pPr>
     </w:p>
     <w:sectPr>
-      <w:headerReference w:type="default" r:id="rId14"/>
+      <w:headerReference w:type="default" r:id="rId15"/>
       <w:pgSz w:w="12240" w:h="15840"/>
       <w:pgMar w:top="1440" w:right="1440" w:bottom="1440" w:left="1440" w:header="720" w:footer="720" w:gutter="0"/>
       <w:cols w:space="720"/>
@@ -17564,6 +18630,119 @@
     </w:lvl>
   </w:abstractNum>
   <w:abstractNum w:abstractNumId="11" w15:restartNumberingAfterBreak="0">
+    <w:nsid w:val="6D1F005B"/>
+    <w:multiLevelType w:val="hybridMultilevel"/>
+    <w:tmpl w:val="A91AFF80"/>
+    <w:lvl w:ilvl="0" w:tplc="04090003">
+      <w:start w:val="1"/>
+      <w:numFmt w:val="bullet"/>
+      <w:lvlText w:val="o"/>
+      <w:lvlJc w:val="left"/>
+      <w:pPr>
+        <w:ind w:left="720" w:hanging="360"/>
+      </w:pPr>
+      <w:rPr>
+        <w:rFonts w:ascii="Courier New" w:hAnsi="Courier New" w:hint="default"/>
+      </w:rPr>
+    </w:lvl>
+    <w:lvl w:ilvl="1" w:tplc="04090003" w:tentative="1">
+      <w:start w:val="1"/>
+      <w:numFmt w:val="bullet"/>
+      <w:lvlText w:val="o"/>
+      <w:lvlJc w:val="left"/>
+      <w:pPr>
+        <w:ind w:left="1440" w:hanging="360"/>
+      </w:pPr>
+      <w:rPr>
+        <w:rFonts w:ascii="Courier New" w:hAnsi="Courier New" w:cs="Courier New" w:hint="default"/>
+      </w:rPr>
+    </w:lvl>
+    <w:lvl w:ilvl="2" w:tplc="04090005" w:tentative="1">
+      <w:start w:val="1"/>
+      <w:numFmt w:val="bullet"/>
+      <w:lvlText w:val=""/>
+      <w:lvlJc w:val="left"/>
+      <w:pPr>
+        <w:ind w:left="2160" w:hanging="360"/>
+      </w:pPr>
+      <w:rPr>
+        <w:rFonts w:ascii="Wingdings" w:hAnsi="Wingdings" w:hint="default"/>
+      </w:rPr>
+    </w:lvl>
+    <w:lvl w:ilvl="3" w:tplc="04090001" w:tentative="1">
+      <w:start w:val="1"/>
+      <w:numFmt w:val="bullet"/>
+      <w:lvlText w:val=""/>
+      <w:lvlJc w:val="left"/>
+      <w:pPr>
+        <w:ind w:left="2880" w:hanging="360"/>
+      </w:pPr>
+      <w:rPr>
+        <w:rFonts w:ascii="Symbol" w:hAnsi="Symbol" w:hint="default"/>
+      </w:rPr>
+    </w:lvl>
+    <w:lvl w:ilvl="4" w:tplc="04090003" w:tentative="1">
+      <w:start w:val="1"/>
+      <w:numFmt w:val="bullet"/>
+      <w:lvlText w:val="o"/>
+      <w:lvlJc w:val="left"/>
+      <w:pPr>
+        <w:ind w:left="3600" w:hanging="360"/>
+      </w:pPr>
+      <w:rPr>
+        <w:rFonts w:ascii="Courier New" w:hAnsi="Courier New" w:cs="Courier New" w:hint="default"/>
+      </w:rPr>
+    </w:lvl>
+    <w:lvl w:ilvl="5" w:tplc="04090005" w:tentative="1">
+      <w:start w:val="1"/>
+      <w:numFmt w:val="bullet"/>
+      <w:lvlText w:val=""/>
+      <w:lvlJc w:val="left"/>
+      <w:pPr>
+        <w:ind w:left="4320" w:hanging="360"/>
+      </w:pPr>
+      <w:rPr>
+        <w:rFonts w:ascii="Wingdings" w:hAnsi="Wingdings" w:hint="default"/>
+      </w:rPr>
+    </w:lvl>
+    <w:lvl w:ilvl="6" w:tplc="04090001" w:tentative="1">
+      <w:start w:val="1"/>
+      <w:numFmt w:val="bullet"/>
+      <w:lvlText w:val=""/>
+      <w:lvlJc w:val="left"/>
+      <w:pPr>
+        <w:ind w:left="5040" w:hanging="360"/>
+      </w:pPr>
+      <w:rPr>
+        <w:rFonts w:ascii="Symbol" w:hAnsi="Symbol" w:hint="default"/>
+      </w:rPr>
+    </w:lvl>
+    <w:lvl w:ilvl="7" w:tplc="04090003" w:tentative="1">
+      <w:start w:val="1"/>
+      <w:numFmt w:val="bullet"/>
+      <w:lvlText w:val="o"/>
+      <w:lvlJc w:val="left"/>
+      <w:pPr>
+        <w:ind w:left="5760" w:hanging="360"/>
+      </w:pPr>
+      <w:rPr>
+        <w:rFonts w:ascii="Courier New" w:hAnsi="Courier New" w:cs="Courier New" w:hint="default"/>
+      </w:rPr>
+    </w:lvl>
+    <w:lvl w:ilvl="8" w:tplc="04090005" w:tentative="1">
+      <w:start w:val="1"/>
+      <w:numFmt w:val="bullet"/>
+      <w:lvlText w:val=""/>
+      <w:lvlJc w:val="left"/>
+      <w:pPr>
+        <w:ind w:left="6480" w:hanging="360"/>
+      </w:pPr>
+      <w:rPr>
+        <w:rFonts w:ascii="Wingdings" w:hAnsi="Wingdings" w:hint="default"/>
+      </w:rPr>
+    </w:lvl>
+  </w:abstractNum>
+  <w:abstractNum w:abstractNumId="12" w15:restartNumberingAfterBreak="0">
     <w:nsid w:val="6DB62E39"/>
     <w:multiLevelType w:val="hybridMultilevel"/>
     <w:tmpl w:val="58F4F244"/>
@@ -17680,7 +18859,7 @@
       </w:rPr>
     </w:lvl>
   </w:abstractNum>
-  <w:abstractNum w:abstractNumId="12" w15:restartNumberingAfterBreak="0">
+  <w:abstractNum w:abstractNumId="13" w15:restartNumberingAfterBreak="0">
     <w:nsid w:val="70232F86"/>
     <w:multiLevelType w:val="hybridMultilevel"/>
     <w:tmpl w:val="CC52EC50"/>
@@ -17793,7 +18972,7 @@
       </w:rPr>
     </w:lvl>
   </w:abstractNum>
-  <w:abstractNum w:abstractNumId="13" w15:restartNumberingAfterBreak="0">
+  <w:abstractNum w:abstractNumId="14" w15:restartNumberingAfterBreak="0">
     <w:nsid w:val="70A1263E"/>
     <w:multiLevelType w:val="hybridMultilevel"/>
     <w:tmpl w:val="A0C88CD2"/>
@@ -17884,7 +19063,7 @@
       </w:pPr>
     </w:lvl>
   </w:abstractNum>
-  <w:abstractNum w:abstractNumId="14" w15:restartNumberingAfterBreak="0">
+  <w:abstractNum w:abstractNumId="15" w15:restartNumberingAfterBreak="0">
     <w:nsid w:val="73135F04"/>
     <w:multiLevelType w:val="hybridMultilevel"/>
     <w:tmpl w:val="F174A4F0"/>
@@ -17997,7 +19176,7 @@
       </w:rPr>
     </w:lvl>
   </w:abstractNum>
-  <w:abstractNum w:abstractNumId="15" w15:restartNumberingAfterBreak="0">
+  <w:abstractNum w:abstractNumId="16" w15:restartNumberingAfterBreak="0">
     <w:nsid w:val="742F035A"/>
     <w:multiLevelType w:val="hybridMultilevel"/>
     <w:tmpl w:val="8D906DEA"/>
@@ -18087,7 +19266,7 @@
       </w:pPr>
     </w:lvl>
   </w:abstractNum>
-  <w:abstractNum w:abstractNumId="16" w15:restartNumberingAfterBreak="0">
+  <w:abstractNum w:abstractNumId="17" w15:restartNumberingAfterBreak="0">
     <w:nsid w:val="746D5968"/>
     <w:multiLevelType w:val="hybridMultilevel"/>
     <w:tmpl w:val="53323FA2"/>
@@ -18178,7 +19357,7 @@
       </w:pPr>
     </w:lvl>
   </w:abstractNum>
-  <w:abstractNum w:abstractNumId="17" w15:restartNumberingAfterBreak="0">
+  <w:abstractNum w:abstractNumId="18" w15:restartNumberingAfterBreak="0">
     <w:nsid w:val="77007C76"/>
     <w:multiLevelType w:val="hybridMultilevel"/>
     <w:tmpl w:val="3AF64692"/>
@@ -18292,7 +19471,7 @@
     </w:lvl>
   </w:abstractNum>
   <w:num w:numId="1" w16cid:durableId="470290191">
-    <w:abstractNumId w:val="11"/>
+    <w:abstractNumId w:val="12"/>
   </w:num>
   <w:num w:numId="2" w16cid:durableId="1419521632">
     <w:abstractNumId w:val="6"/>
@@ -18301,7 +19480,7 @@
     <w:abstractNumId w:val="10"/>
   </w:num>
   <w:num w:numId="4" w16cid:durableId="1099377692">
-    <w:abstractNumId w:val="12"/>
+    <w:abstractNumId w:val="13"/>
   </w:num>
   <w:num w:numId="5" w16cid:durableId="1074934137">
     <w:abstractNumId w:val="1"/>
@@ -18313,7 +19492,7 @@
     <w:abstractNumId w:val="2"/>
   </w:num>
   <w:num w:numId="8" w16cid:durableId="702748192">
-    <w:abstractNumId w:val="17"/>
+    <w:abstractNumId w:val="18"/>
   </w:num>
   <w:num w:numId="9" w16cid:durableId="1711568002">
     <w:abstractNumId w:val="8"/>
@@ -18331,19 +19510,22 @@
     <w:abstractNumId w:val="4"/>
   </w:num>
   <w:num w:numId="14" w16cid:durableId="1339885007">
-    <w:abstractNumId w:val="14"/>
+    <w:abstractNumId w:val="15"/>
   </w:num>
   <w:num w:numId="15" w16cid:durableId="1544246533">
     <w:abstractNumId w:val="9"/>
   </w:num>
   <w:num w:numId="16" w16cid:durableId="1545829452">
-    <w:abstractNumId w:val="15"/>
+    <w:abstractNumId w:val="16"/>
   </w:num>
   <w:num w:numId="17" w16cid:durableId="310864404">
-    <w:abstractNumId w:val="16"/>
+    <w:abstractNumId w:val="17"/>
   </w:num>
   <w:num w:numId="18" w16cid:durableId="242111112">
-    <w:abstractNumId w:val="13"/>
+    <w:abstractNumId w:val="14"/>
+  </w:num>
+  <w:num w:numId="19" w16cid:durableId="1021518011">
+    <w:abstractNumId w:val="11"/>
   </w:num>
 </w:numbering>
 </file>

--- a/assets/cv/Tyler_Chandross-Cohen_CV.docx
+++ b/assets/cv/Tyler_Chandross-Cohen_CV.docx
@@ -1,6 +1,6 @@
 
 <file path=word/document.xml><?xml version="1.0" encoding="utf-8"?>
-<w:document xmlns:wpc="http://schemas.microsoft.com/office/word/2010/wordprocessingCanvas" xmlns:cx="http://schemas.microsoft.com/office/drawing/2014/chartex" xmlns:cx1="http://schemas.microsoft.com/office/drawing/2015/9/8/chartex" xmlns:cx2="http://schemas.microsoft.com/office/drawing/2015/10/21/chartex" xmlns:cx3="http://schemas.microsoft.com/office/drawing/2016/5/9/chartex" xmlns:cx4="http://schemas.microsoft.com/office/drawing/2016/5/10/chartex" xmlns:cx5="http://schemas.microsoft.com/office/drawing/2016/5/11/chartex" xmlns:cx6="http://schemas.microsoft.com/office/drawing/2016/5/12/chartex" xmlns:cx7="http://schemas.microsoft.com/office/drawing/2016/5/13/chartex" xmlns:cx8="http://schemas.microsoft.com/office/drawing/2016/5/14/chartex" xmlns:mc="http://schemas.openxmlformats.org/markup-compatibility/2006" xmlns:aink="http://schemas.microsoft.com/office/drawing/2016/ink" xmlns:am3d="http://schemas.microsoft.com/office/drawing/2017/model3d" xmlns:o="urn:schemas-microsoft-com:office:office" xmlns:oel="http://schemas.microsoft.com/office/2019/extlst" xmlns:r="http://schemas.openxmlformats.org/officeDocument/2006/relationships" xmlns:m="http://schemas.openxmlformats.org/officeDocument/2006/math" xmlns:v="urn:schemas-microsoft-com:vml" xmlns:wp14="http://schemas.microsoft.com/office/word/2010/wordprocessingDrawing" xmlns:wp="http://schemas.openxmlformats.org/drawingml/2006/wordprocessingDrawing" xmlns:w10="urn:schemas-microsoft-com:office:word" xmlns:w="http://schemas.openxmlformats.org/wordprocessingml/2006/main" xmlns:w14="http://schemas.microsoft.com/office/word/2010/wordml" xmlns:w15="http://schemas.microsoft.com/office/word/2012/wordml" xmlns:w16cex="http://schemas.microsoft.com/office/word/2018/wordml/cex" xmlns:w16cid="http://schemas.microsoft.com/office/word/2016/wordml/cid" xmlns:w16="http://schemas.microsoft.com/office/word/2018/wordml" xmlns:w16du="http://schemas.microsoft.com/office/word/2023/wordml/word16du" xmlns:w16sdtdh="http://schemas.microsoft.com/office/word/2020/wordml/sdtdatahash" xmlns:w16sdtfl="http://schemas.microsoft.com/office/word/2024/wordml/sdtformatlock" xmlns:w16se="http://schemas.microsoft.com/office/word/2015/wordml/symex" xmlns:wpg="http://schemas.microsoft.com/office/word/2010/wordprocessingGroup" xmlns:wpi="http://schemas.microsoft.com/office/word/2010/wordprocessingInk" xmlns:wne="http://schemas.microsoft.com/office/word/2006/wordml" xmlns:wps="http://schemas.microsoft.com/office/word/2010/wordprocessingShape" mc:Ignorable="w14 w15 w16se w16cid w16 w16cex w16sdtdh w16sdtfl w16du wp14">
+<w:document xmlns:wpc="http://schemas.microsoft.com/office/word/2010/wordprocessingCanvas" xmlns:cx="http://schemas.microsoft.com/office/drawing/2014/chartex" xmlns:cx1="http://schemas.microsoft.com/office/drawing/2015/9/8/chartex" xmlns:cx2="http://schemas.microsoft.com/office/drawing/2015/10/21/chartex" xmlns:cx3="http://schemas.microsoft.com/office/drawing/2016/5/9/chartex" xmlns:cx4="http://schemas.microsoft.com/office/drawing/2016/5/10/chartex" xmlns:cx5="http://schemas.microsoft.com/office/drawing/2016/5/11/chartex" xmlns:cx6="http://schemas.microsoft.com/office/drawing/2016/5/12/chartex" xmlns:cx7="http://schemas.microsoft.com/office/drawing/2016/5/13/chartex" xmlns:cx8="http://schemas.microsoft.com/office/drawing/2016/5/14/chartex" xmlns:mc="http://schemas.openxmlformats.org/markup-compatibility/2006" xmlns:m="http://schemas.openxmlformats.org/officeDocument/2006/math" xmlns:aink="http://schemas.microsoft.com/office/drawing/2016/ink" xmlns:am3d="http://schemas.microsoft.com/office/drawing/2017/model3d" xmlns:oel="http://schemas.microsoft.com/office/2019/extlst" xmlns:r="http://schemas.openxmlformats.org/officeDocument/2006/relationships" xmlns:wp14="http://schemas.microsoft.com/office/word/2010/wordprocessingDrawing" xmlns:wp="http://schemas.openxmlformats.org/drawingml/2006/wordprocessingDrawing" xmlns:wpg="http://schemas.microsoft.com/office/word/2010/wordprocessingGroup" xmlns:wpi="http://schemas.microsoft.com/office/word/2010/wordprocessingInk" xmlns:wps="http://schemas.microsoft.com/office/word/2010/wordprocessingShape" xmlns:o="urn:schemas-microsoft-com:office:office" xmlns:v="urn:schemas-microsoft-com:vml" xmlns:w10="urn:schemas-microsoft-com:office:word" xmlns:w="http://schemas.openxmlformats.org/wordprocessingml/2006/main" xmlns:w14="http://schemas.microsoft.com/office/word/2010/wordml" xmlns:w15="http://schemas.microsoft.com/office/word/2012/wordml" xmlns:w16cex="http://schemas.microsoft.com/office/word/2018/wordml/cex" xmlns:w16cid="http://schemas.microsoft.com/office/word/2016/wordml/cid" xmlns:w16="http://schemas.microsoft.com/office/word/2018/wordml" xmlns:w16sdtdh="http://schemas.microsoft.com/office/word/2020/wordml/sdtdatahash" xmlns:w16sdtfl="http://schemas.microsoft.com/office/word/2024/wordml/sdtformatlock" xmlns:w16se="http://schemas.microsoft.com/office/word/2015/wordml/symex" xmlns:w16du="http://schemas.microsoft.com/office/word/2023/wordml/word16du" xmlns:wne="http://schemas.microsoft.com/office/word/2006/wordml" mc:Ignorable="w14 w15 w16se w16cid w16 w16cex w16sdtdh w16sdtfl w16du wp14">
   <w:body>
     <w:p>
       <w:pPr>
@@ -3428,7 +3428,7 @@
       <w:tr>
         <w:trPr>
           <w:cantSplit/>
-          <w:trHeight w:val="1151"/>
+          <w:trHeight w:val="1286"/>
         </w:trPr>
         <w:tc>
           <w:tcPr>
@@ -3440,11 +3440,145 @@
           </w:tcPr>
           <w:p>
             <w:pPr>
-              <w:spacing w:before="240"/>
-              <w:rPr>
-                <w:rFonts w:ascii="Times New Roman" w:eastAsia="Times New Roman" w:hAnsi="Times New Roman" w:cs="Times New Roman"/>
-                <w:b/>
-                <w:bCs/>
+              <w:rPr>
+                <w:rStyle w:val="Strong"/>
+                <w:rFonts w:ascii="Times New Roman" w:hAnsi="Times New Roman" w:cs="Times New Roman"/>
+                <w:color w:val="000000" w:themeColor="text1"/>
+                <w:sz w:val="22"/>
+                <w:szCs w:val="22"/>
+              </w:rPr>
+            </w:pPr>
+            <w:r>
+              <w:rPr>
+                <w:rFonts w:ascii="Times New Roman" w:hAnsi="Times New Roman" w:cs="Times New Roman"/>
+                <w:color w:val="000000" w:themeColor="text1"/>
+                <w:sz w:val="22"/>
+                <w:szCs w:val="22"/>
+              </w:rPr>
+              <w:t xml:space="preserve">Michel, P., Maxson, T., Chivukula, V., Overholt, W., Medina Cordoba, L. K., Ayodele-Abiola, S., McQuiston, J., Beesley, C. A., Bell, M., Caban Figueroa, V., Bugrysheva, J., </w:t>
+            </w:r>
+            <w:r>
+              <w:rPr>
+                <w:rFonts w:ascii="Times New Roman" w:hAnsi="Times New Roman" w:cs="Times New Roman"/>
+                <w:b/>
+                <w:bCs/>
+                <w:color w:val="000000" w:themeColor="text1"/>
+                <w:sz w:val="22"/>
+                <w:szCs w:val="22"/>
+              </w:rPr>
+              <w:t>Chandross-Cohen, T</w:t>
+            </w:r>
+            <w:r>
+              <w:rPr>
+                <w:rFonts w:ascii="Times New Roman" w:hAnsi="Times New Roman" w:cs="Times New Roman"/>
+                <w:color w:val="000000" w:themeColor="text1"/>
+                <w:sz w:val="22"/>
+                <w:szCs w:val="22"/>
+              </w:rPr>
+              <w:t xml:space="preserve">., Weiner, Z., Carroll, L., Kovac, J., &amp; Sue, D. (2026). Antimicrobial resistance profiling and phenotypic characterization of archived clinical </w:t>
+            </w:r>
+            <w:r>
+              <w:rPr>
+                <w:rStyle w:val="Emphasis"/>
+                <w:rFonts w:ascii="Times New Roman" w:hAnsi="Times New Roman" w:cs="Times New Roman"/>
+                <w:color w:val="000000" w:themeColor="text1"/>
+                <w:sz w:val="22"/>
+                <w:szCs w:val="22"/>
+              </w:rPr>
+              <w:t>Bacillus paranthracis</w:t>
+            </w:r>
+            <w:r>
+              <w:rPr>
+                <w:rFonts w:ascii="Times New Roman" w:hAnsi="Times New Roman" w:cs="Times New Roman"/>
+                <w:color w:val="000000" w:themeColor="text1"/>
+                <w:sz w:val="22"/>
+                <w:szCs w:val="22"/>
+              </w:rPr>
+              <w:t xml:space="preserve"> strains. </w:t>
+            </w:r>
+            <w:r>
+              <w:rPr>
+                <w:rStyle w:val="Emphasis"/>
+                <w:rFonts w:ascii="Times New Roman" w:hAnsi="Times New Roman" w:cs="Times New Roman"/>
+                <w:color w:val="000000" w:themeColor="text1"/>
+                <w:sz w:val="22"/>
+                <w:szCs w:val="22"/>
+              </w:rPr>
+              <w:t>Microbiology Spectrum</w:t>
+            </w:r>
+            <w:r>
+              <w:rPr>
+                <w:rFonts w:ascii="Times New Roman" w:hAnsi="Times New Roman" w:cs="Times New Roman"/>
+                <w:color w:val="000000" w:themeColor="text1"/>
+                <w:sz w:val="22"/>
+                <w:szCs w:val="22"/>
+              </w:rPr>
+              <w:t xml:space="preserve">, 8(8), e00875-26. </w:t>
+            </w:r>
+            <w:proofErr w:type="gramStart"/>
+            <w:r>
+              <w:rPr>
+                <w:rStyle w:val="Emphasis"/>
+                <w:rFonts w:ascii="Times New Roman" w:hAnsi="Times New Roman" w:cs="Times New Roman"/>
+                <w:color w:val="000000" w:themeColor="text1"/>
+                <w:sz w:val="22"/>
+                <w:szCs w:val="22"/>
+              </w:rPr>
+              <w:t>DOI</w:t>
+            </w:r>
+            <w:r>
+              <w:rPr>
+                <w:rFonts w:ascii="Times New Roman" w:hAnsi="Times New Roman" w:cs="Times New Roman"/>
+                <w:color w:val="000000" w:themeColor="text1"/>
+                <w:sz w:val="22"/>
+                <w:szCs w:val="22"/>
+              </w:rPr>
+              <w:t xml:space="preserve"> </w:t>
+            </w:r>
+            <w:r>
+              <w:rPr>
+                <w:rFonts w:ascii="Times New Roman" w:hAnsi="Times New Roman" w:cs="Times New Roman"/>
+                <w:color w:val="000000" w:themeColor="text1"/>
+                <w:sz w:val="22"/>
+                <w:szCs w:val="22"/>
+              </w:rPr>
+              <w:t>:</w:t>
+            </w:r>
+            <w:proofErr w:type="gramEnd"/>
+            <w:r>
+              <w:rPr>
+                <w:rFonts w:ascii="Times New Roman" w:hAnsi="Times New Roman" w:cs="Times New Roman"/>
+                <w:color w:val="000000" w:themeColor="text1"/>
+                <w:sz w:val="22"/>
+                <w:szCs w:val="22"/>
+              </w:rPr>
+              <w:t xml:space="preserve"> </w:t>
+            </w:r>
+            <w:hyperlink r:id="rId7" w:history="1">
+              <w:r>
+                <w:rPr>
+                  <w:rStyle w:val="Hyperlink"/>
+                  <w:rFonts w:ascii="Times New Roman" w:hAnsi="Times New Roman" w:cs="Times New Roman"/>
+                  <w:sz w:val="22"/>
+                  <w:szCs w:val="22"/>
+                </w:rPr>
+                <w:t>https://doi.org/10.1128/spectrum.00875-26</w:t>
+              </w:r>
+            </w:hyperlink>
+          </w:p>
+        </w:tc>
+        <w:tc>
+          <w:tcPr>
+            <w:tcW w:w="2730" w:type="dxa"/>
+            <w:tcBorders>
+              <w:top w:val="single" w:sz="4" w:space="0" w:color="auto"/>
+            </w:tcBorders>
+            <w:vAlign w:val="center"/>
+          </w:tcPr>
+          <w:p>
+            <w:pPr>
+              <w:rPr>
+                <w:rFonts w:ascii="Times New Roman" w:hAnsi="Times New Roman" w:cs="Times New Roman"/>
                 <w:color w:val="000000"/>
                 <w:kern w:val="0"/>
                 <w:sz w:val="22"/>
@@ -3454,6 +3588,41 @@
             </w:pPr>
             <w:r>
               <w:rPr>
+                <w:rFonts w:ascii="Times New Roman" w:hAnsi="Times New Roman" w:cs="Times New Roman"/>
+                <w:color w:val="000000" w:themeColor="text1"/>
+                <w:sz w:val="22"/>
+                <w:szCs w:val="22"/>
+              </w:rPr>
+              <w:t>Conducted experiments, Writing review &amp; editing</w:t>
+            </w:r>
+          </w:p>
+        </w:tc>
+      </w:tr>
+      <w:tr>
+        <w:trPr>
+          <w:cantSplit/>
+          <w:trHeight w:val="1404"/>
+        </w:trPr>
+        <w:tc>
+          <w:tcPr>
+            <w:tcW w:w="7800" w:type="dxa"/>
+            <w:vAlign w:val="center"/>
+          </w:tcPr>
+          <w:p>
+            <w:pPr>
+              <w:rPr>
+                <w:rFonts w:ascii="Times New Roman" w:eastAsia="Times New Roman" w:hAnsi="Times New Roman" w:cs="Times New Roman"/>
+                <w:b/>
+                <w:bCs/>
+                <w:color w:val="000000"/>
+                <w:kern w:val="0"/>
+                <w:sz w:val="22"/>
+                <w:szCs w:val="22"/>
+                <w14:ligatures w14:val="none"/>
+              </w:rPr>
+            </w:pPr>
+            <w:r>
+              <w:rPr>
                 <w:rStyle w:val="Strong"/>
                 <w:rFonts w:ascii="Times New Roman" w:hAnsi="Times New Roman" w:cs="Times New Roman"/>
                 <w:color w:val="000000" w:themeColor="text1"/>
@@ -3539,7 +3708,7 @@
               </w:rPr>
               <w:t xml:space="preserve"> </w:t>
             </w:r>
-            <w:hyperlink r:id="rId7" w:tgtFrame="_blank" w:tooltip="Persistent link using digital object identifier" w:history="1">
+            <w:hyperlink r:id="rId8" w:tgtFrame="_blank" w:tooltip="Persistent link using digital object identifier" w:history="1">
               <w:r>
                 <w:rPr>
                   <w:rStyle w:val="anchor-text"/>
@@ -3548,7 +3717,67 @@
                   <w:sz w:val="22"/>
                   <w:szCs w:val="22"/>
                 </w:rPr>
-                <w:t>https://doi.org/10.1016/j.fm.2026.105166</w:t>
+                <w:t>htt</w:t>
+              </w:r>
+              <w:r>
+                <w:rPr>
+                  <w:rStyle w:val="anchor-text"/>
+                  <w:rFonts w:ascii="Times New Roman" w:hAnsi="Times New Roman" w:cs="Times New Roman"/>
+                  <w:color w:val="000000" w:themeColor="text1"/>
+                  <w:sz w:val="22"/>
+                  <w:szCs w:val="22"/>
+                </w:rPr>
+                <w:t>p</w:t>
+              </w:r>
+              <w:r>
+                <w:rPr>
+                  <w:rStyle w:val="anchor-text"/>
+                  <w:rFonts w:ascii="Times New Roman" w:hAnsi="Times New Roman" w:cs="Times New Roman"/>
+                  <w:color w:val="000000" w:themeColor="text1"/>
+                  <w:sz w:val="22"/>
+                  <w:szCs w:val="22"/>
+                </w:rPr>
+                <w:t>s://</w:t>
+              </w:r>
+              <w:r>
+                <w:rPr>
+                  <w:rStyle w:val="anchor-text"/>
+                  <w:rFonts w:ascii="Times New Roman" w:hAnsi="Times New Roman" w:cs="Times New Roman"/>
+                  <w:color w:val="000000" w:themeColor="text1"/>
+                  <w:sz w:val="22"/>
+                  <w:szCs w:val="22"/>
+                </w:rPr>
+                <w:t>d</w:t>
+              </w:r>
+              <w:r>
+                <w:rPr>
+                  <w:rStyle w:val="anchor-text"/>
+                  <w:rFonts w:ascii="Times New Roman" w:hAnsi="Times New Roman" w:cs="Times New Roman"/>
+                  <w:color w:val="000000" w:themeColor="text1"/>
+                  <w:sz w:val="22"/>
+                  <w:szCs w:val="22"/>
+                </w:rPr>
+                <w:t>oi.or</w:t>
+              </w:r>
+              <w:r>
+                <w:rPr>
+                  <w:rStyle w:val="anchor-text"/>
+                  <w:rFonts w:ascii="Times New Roman" w:hAnsi="Times New Roman" w:cs="Times New Roman"/>
+                  <w:color w:val="000000" w:themeColor="text1"/>
+                  <w:sz w:val="22"/>
+                  <w:szCs w:val="22"/>
+                </w:rPr>
+                <w:t>g</w:t>
+              </w:r>
+              <w:r>
+                <w:rPr>
+                  <w:rStyle w:val="anchor-text"/>
+                  <w:rFonts w:ascii="Times New Roman" w:hAnsi="Times New Roman" w:cs="Times New Roman"/>
+                  <w:color w:val="000000" w:themeColor="text1"/>
+                  <w:sz w:val="22"/>
+                  <w:szCs w:val="22"/>
+                </w:rPr>
+                <w:t>/10.1016/j.fm.2026.105166</w:t>
               </w:r>
             </w:hyperlink>
           </w:p>
@@ -3556,14 +3785,10 @@
         <w:tc>
           <w:tcPr>
             <w:tcW w:w="2730" w:type="dxa"/>
-            <w:tcBorders>
-              <w:top w:val="single" w:sz="4" w:space="0" w:color="auto"/>
-            </w:tcBorders>
             <w:vAlign w:val="center"/>
           </w:tcPr>
           <w:p>
             <w:pPr>
-              <w:spacing w:before="240"/>
               <w:rPr>
                 <w:rFonts w:ascii="Times New Roman" w:hAnsi="Times New Roman" w:cs="Times New Roman"/>
                 <w:color w:val="000000"/>
@@ -3705,7 +3930,7 @@
               </w:rPr>
               <w:t>. DOI: </w:t>
             </w:r>
-            <w:hyperlink r:id="rId8" w:history="1">
+            <w:hyperlink r:id="rId9" w:history="1">
               <w:r>
                 <w:rPr>
                   <w:rFonts w:ascii="Times New Roman" w:eastAsia="Times New Roman" w:hAnsi="Times New Roman" w:cs="Times New Roman"/>
@@ -3882,7 +4107,7 @@
               </w:rPr>
               <w:t>. DOI: </w:t>
             </w:r>
-            <w:hyperlink r:id="rId9" w:history="1">
+            <w:hyperlink r:id="rId10" w:history="1">
               <w:r>
                 <w:rPr>
                   <w:rFonts w:ascii="Times New Roman" w:eastAsia="Times New Roman" w:hAnsi="Times New Roman" w:cs="Times New Roman"/>
@@ -3959,6 +4184,7 @@
                 <w:szCs w:val="22"/>
                 <w14:ligatures w14:val="none"/>
               </w:rPr>
+              <w:lastRenderedPageBreak/>
               <w:t>Navarre, A., Rupert, K., </w:t>
             </w:r>
             <w:r>
@@ -4033,7 +4259,7 @@
               </w:rPr>
               <w:t>. DOI: </w:t>
             </w:r>
-            <w:hyperlink r:id="rId10" w:history="1">
+            <w:hyperlink r:id="rId11" w:history="1">
               <w:r>
                 <w:rPr>
                   <w:rFonts w:ascii="Times New Roman" w:eastAsia="Times New Roman" w:hAnsi="Times New Roman" w:cs="Times New Roman"/>
@@ -4108,7 +4334,6 @@
                 <w:szCs w:val="22"/>
                 <w14:ligatures w14:val="none"/>
               </w:rPr>
-              <w:lastRenderedPageBreak/>
               <w:t>Chandross-Cohen, T.</w:t>
             </w:r>
             <w:r>
@@ -4146,7 +4371,7 @@
               </w:rPr>
               <w:t>, 105186. DOI: </w:t>
             </w:r>
-            <w:hyperlink r:id="rId11" w:history="1">
+            <w:hyperlink r:id="rId12" w:history="1">
               <w:r>
                 <w:rPr>
                   <w:rFonts w:ascii="Times New Roman" w:eastAsia="Times New Roman" w:hAnsi="Times New Roman" w:cs="Times New Roman"/>
@@ -4281,7 +4506,7 @@
               </w:rPr>
               <w:t>. DOI: </w:t>
             </w:r>
-            <w:hyperlink r:id="rId12" w:history="1">
+            <w:hyperlink r:id="rId13" w:history="1">
               <w:r>
                 <w:rPr>
                   <w:rFonts w:ascii="Times New Roman" w:hAnsi="Times New Roman" w:cs="Times New Roman"/>
@@ -4540,7 +4765,7 @@
               </w:rPr>
               <w:t>, 25, 12. DOI: </w:t>
             </w:r>
-            <w:hyperlink r:id="rId13" w:history="1">
+            <w:hyperlink r:id="rId14" w:history="1">
               <w:r>
                 <w:rPr>
                   <w:rFonts w:ascii="Times New Roman" w:eastAsia="Times New Roman" w:hAnsi="Times New Roman" w:cs="Times New Roman"/>
@@ -4731,7 +4956,7 @@
               </w:rPr>
               <w:t>, 12(1). DOI: </w:t>
             </w:r>
-            <w:hyperlink r:id="rId14" w:history="1">
+            <w:hyperlink r:id="rId15" w:history="1">
               <w:r>
                 <w:rPr>
                   <w:rFonts w:ascii="Times New Roman" w:eastAsia="Times New Roman" w:hAnsi="Times New Roman" w:cs="Times New Roman"/>
@@ -4934,7 +5159,7 @@
           <w:tcPr>
             <w:tcW w:w="7925" w:type="dxa"/>
             <w:tcBorders>
-              <w:top w:val="single" w:sz="4" w:space="0" w:color="auto"/>
+              <w:top w:val="nil"/>
               <w:left w:val="nil"/>
               <w:bottom w:val="nil"/>
               <w:right w:val="nil"/>
@@ -4943,26 +5168,27 @@
           </w:tcPr>
           <w:p>
             <w:pPr>
-              <w:spacing w:before="240"/>
-              <w:rPr>
-                <w:rFonts w:ascii="Times New Roman" w:hAnsi="Times New Roman" w:cs="Times New Roman"/>
-                <w:sz w:val="22"/>
-                <w:szCs w:val="22"/>
-              </w:rPr>
-            </w:pPr>
-            <w:r>
-              <w:rPr>
-                <w:rFonts w:ascii="Times New Roman" w:hAnsi="Times New Roman" w:cs="Times New Roman"/>
-                <w:sz w:val="22"/>
-                <w:szCs w:val="22"/>
-              </w:rPr>
-              <w:t xml:space="preserve">Michel, P., Maxson, T., Chivukula, V., Overholt, W., Medina Cordoba, L., Ayodele-Abiola, S., McQuiston, J., Beesley, C., Bell, M., Caban-Figueroa, V., Bugrysheva, J., </w:t>
-            </w:r>
-            <w:r>
-              <w:rPr>
-                <w:rFonts w:ascii="Times New Roman" w:hAnsi="Times New Roman" w:cs="Times New Roman"/>
-                <w:b/>
-                <w:bCs/>
+              <w:rPr>
+                <w:rFonts w:ascii="Times New Roman" w:hAnsi="Times New Roman" w:cs="Times New Roman"/>
+                <w:sz w:val="22"/>
+                <w:szCs w:val="22"/>
+              </w:rPr>
+            </w:pPr>
+            <w:r>
+              <w:rPr>
+                <w:rFonts w:ascii="Times New Roman" w:hAnsi="Times New Roman" w:cs="Times New Roman"/>
+                <w:color w:val="000000" w:themeColor="text1"/>
+                <w:sz w:val="22"/>
+                <w:szCs w:val="22"/>
+              </w:rPr>
+              <w:t xml:space="preserve">Prince, C., Chung, T., Kimble, K., </w:t>
+            </w:r>
+            <w:r>
+              <w:rPr>
+                <w:rFonts w:ascii="Times New Roman" w:hAnsi="Times New Roman" w:cs="Times New Roman"/>
+                <w:b/>
+                <w:bCs/>
+                <w:color w:val="000000" w:themeColor="text1"/>
                 <w:sz w:val="22"/>
                 <w:szCs w:val="22"/>
               </w:rPr>
@@ -4971,42 +5197,57 @@
             <w:r>
               <w:rPr>
                 <w:rFonts w:ascii="Times New Roman" w:hAnsi="Times New Roman" w:cs="Times New Roman"/>
-                <w:sz w:val="22"/>
-                <w:szCs w:val="22"/>
-              </w:rPr>
-              <w:t xml:space="preserve">., Weiner, Z., Carroll, L., Kovac, J., &amp; Sue, D. (2026). Antimicrobial resistance profiling and phenotypic characterization of archived clinical </w:t>
+                <w:color w:val="000000" w:themeColor="text1"/>
+                <w:sz w:val="22"/>
+                <w:szCs w:val="22"/>
+              </w:rPr>
+              <w:t xml:space="preserve">., Wiedmann, M., Johler, S., &amp; Kovac, J. (2026). Single nucleotide polymorphisms associated with cytotoxicity of </w:t>
             </w:r>
             <w:r>
               <w:rPr>
                 <w:rStyle w:val="Emphasis"/>
                 <w:rFonts w:ascii="Times New Roman" w:hAnsi="Times New Roman" w:cs="Times New Roman"/>
-                <w:sz w:val="22"/>
-                <w:szCs w:val="22"/>
-              </w:rPr>
-              <w:t>Bacillus paranthracis</w:t>
-            </w:r>
-            <w:r>
-              <w:rPr>
-                <w:rFonts w:ascii="Times New Roman" w:hAnsi="Times New Roman" w:cs="Times New Roman"/>
-                <w:sz w:val="22"/>
-                <w:szCs w:val="22"/>
-              </w:rPr>
-              <w:t xml:space="preserve"> strains. </w:t>
+                <w:color w:val="000000" w:themeColor="text1"/>
+                <w:sz w:val="22"/>
+                <w:szCs w:val="22"/>
+              </w:rPr>
+              <w:t>Bacillus cereus</w:t>
+            </w:r>
+            <w:r>
+              <w:rPr>
+                <w:rFonts w:ascii="Times New Roman" w:hAnsi="Times New Roman" w:cs="Times New Roman"/>
+                <w:color w:val="000000" w:themeColor="text1"/>
+                <w:sz w:val="22"/>
+                <w:szCs w:val="22"/>
+              </w:rPr>
+              <w:t xml:space="preserve"> group strains in Caco-2 cells. </w:t>
             </w:r>
             <w:proofErr w:type="spellStart"/>
             <w:r>
               <w:rPr>
                 <w:rStyle w:val="Emphasis"/>
                 <w:rFonts w:ascii="Times New Roman" w:hAnsi="Times New Roman" w:cs="Times New Roman"/>
-                <w:sz w:val="22"/>
-                <w:szCs w:val="22"/>
-              </w:rPr>
-              <w:t>mSystems</w:t>
+                <w:color w:val="000000" w:themeColor="text1"/>
+                <w:sz w:val="22"/>
+                <w:szCs w:val="22"/>
+              </w:rPr>
+              <w:t>m</w:t>
+            </w:r>
+            <w:r>
+              <w:rPr>
+                <w:rStyle w:val="Emphasis"/>
+                <w:rFonts w:ascii="Times New Roman" w:hAnsi="Times New Roman" w:cs="Times New Roman"/>
+                <w:color w:val="000000" w:themeColor="text1"/>
+                <w:sz w:val="22"/>
+                <w:szCs w:val="22"/>
+              </w:rPr>
+              <w:t>Sphere</w:t>
             </w:r>
             <w:proofErr w:type="spellEnd"/>
             <w:r>
               <w:rPr>
                 <w:rFonts w:ascii="Times New Roman" w:hAnsi="Times New Roman" w:cs="Times New Roman"/>
+                <w:color w:val="000000" w:themeColor="text1"/>
                 <w:sz w:val="22"/>
                 <w:szCs w:val="22"/>
               </w:rPr>
@@ -5017,10 +5258,20 @@
                 <w:rFonts w:ascii="Times New Roman" w:hAnsi="Times New Roman" w:cs="Times New Roman"/>
                 <w:b/>
                 <w:bCs/>
+                <w:color w:val="000000" w:themeColor="text1"/>
                 <w:sz w:val="22"/>
                 <w:szCs w:val="22"/>
               </w:rPr>
               <w:t>in revision.</w:t>
+            </w:r>
+            <w:r>
+              <w:rPr>
+                <w:rFonts w:ascii="Times New Roman" w:hAnsi="Times New Roman" w:cs="Times New Roman"/>
+                <w:color w:val="000000" w:themeColor="text1"/>
+                <w:sz w:val="22"/>
+                <w:szCs w:val="22"/>
+              </w:rPr>
+              <w:t xml:space="preserve"> </w:t>
             </w:r>
           </w:p>
         </w:tc>
@@ -5028,7 +5279,7 @@
           <w:tcPr>
             <w:tcW w:w="2443" w:type="dxa"/>
             <w:tcBorders>
-              <w:top w:val="single" w:sz="4" w:space="0" w:color="auto"/>
+              <w:top w:val="nil"/>
               <w:left w:val="nil"/>
               <w:bottom w:val="nil"/>
               <w:right w:val="nil"/>
@@ -5036,9 +5287,6 @@
             <w:vAlign w:val="center"/>
           </w:tcPr>
           <w:p>
-            <w:pPr>
-              <w:spacing w:before="240"/>
-            </w:pPr>
             <w:r>
               <w:rPr>
                 <w:rFonts w:ascii="Times New Roman" w:hAnsi="Times New Roman" w:cs="Times New Roman"/>
@@ -5077,24 +5325,19 @@
             <w:vAlign w:val="center"/>
           </w:tcPr>
           <w:p>
-            <w:pPr>
-              <w:spacing w:before="240"/>
-            </w:pPr>
-            <w:r>
-              <w:rPr>
-                <w:rFonts w:ascii="Times New Roman" w:hAnsi="Times New Roman" w:cs="Times New Roman"/>
-                <w:color w:val="000000" w:themeColor="text1"/>
-                <w:sz w:val="22"/>
-                <w:szCs w:val="22"/>
-              </w:rPr>
-              <w:t xml:space="preserve">Prince, C., Chung, T., Kimble, K., </w:t>
-            </w:r>
-            <w:r>
-              <w:rPr>
-                <w:rFonts w:ascii="Times New Roman" w:hAnsi="Times New Roman" w:cs="Times New Roman"/>
-                <w:b/>
-                <w:bCs/>
-                <w:color w:val="000000" w:themeColor="text1"/>
+            <w:r>
+              <w:rPr>
+                <w:rFonts w:ascii="Times New Roman" w:hAnsi="Times New Roman" w:cs="Times New Roman"/>
+                <w:sz w:val="22"/>
+                <w:szCs w:val="22"/>
+              </w:rPr>
+              <w:t xml:space="preserve">Su, J., </w:t>
+            </w:r>
+            <w:r>
+              <w:rPr>
+                <w:rFonts w:ascii="Times New Roman" w:hAnsi="Times New Roman" w:cs="Times New Roman"/>
+                <w:b/>
+                <w:bCs/>
                 <w:sz w:val="22"/>
                 <w:szCs w:val="22"/>
               </w:rPr>
@@ -5103,57 +5346,41 @@
             <w:r>
               <w:rPr>
                 <w:rFonts w:ascii="Times New Roman" w:hAnsi="Times New Roman" w:cs="Times New Roman"/>
-                <w:color w:val="000000" w:themeColor="text1"/>
-                <w:sz w:val="22"/>
-                <w:szCs w:val="22"/>
-              </w:rPr>
-              <w:t xml:space="preserve">., Wiedmann, M., Johler, S., &amp; Kovac, J. (2026). Single nucleotide polymorphisms associated with cytotoxicity of </w:t>
+                <w:sz w:val="22"/>
+                <w:szCs w:val="22"/>
+              </w:rPr>
+              <w:t xml:space="preserve">., Qian, C., Carroll, L., Kovac, J., Ivanek, R., &amp; Wiedmann, M. (2026). Development of BRisk: a digital tool for food safety risk assessment of </w:t>
+            </w:r>
+            <w:r>
+              <w:rPr>
+                <w:rFonts w:ascii="Times New Roman" w:hAnsi="Times New Roman" w:cs="Times New Roman"/>
+                <w:i/>
+                <w:iCs/>
+                <w:sz w:val="22"/>
+                <w:szCs w:val="22"/>
+              </w:rPr>
+              <w:t>Bacillus cereus</w:t>
+            </w:r>
+            <w:r>
+              <w:rPr>
+                <w:rFonts w:ascii="Times New Roman" w:hAnsi="Times New Roman" w:cs="Times New Roman"/>
+                <w:sz w:val="22"/>
+                <w:szCs w:val="22"/>
+              </w:rPr>
+              <w:t xml:space="preserve"> group strains in HTST pasteurized fluid milk. </w:t>
             </w:r>
             <w:r>
               <w:rPr>
                 <w:rStyle w:val="Emphasis"/>
                 <w:rFonts w:ascii="Times New Roman" w:hAnsi="Times New Roman" w:cs="Times New Roman"/>
-                <w:color w:val="000000" w:themeColor="text1"/>
-                <w:sz w:val="22"/>
-                <w:szCs w:val="22"/>
-              </w:rPr>
-              <w:t>Bacillus cereus</w:t>
-            </w:r>
-            <w:r>
-              <w:rPr>
-                <w:rFonts w:ascii="Times New Roman" w:hAnsi="Times New Roman" w:cs="Times New Roman"/>
-                <w:color w:val="000000" w:themeColor="text1"/>
-                <w:sz w:val="22"/>
-                <w:szCs w:val="22"/>
-              </w:rPr>
-              <w:t xml:space="preserve"> group strains in Caco-2 cells. </w:t>
-            </w:r>
-            <w:proofErr w:type="spellStart"/>
-            <w:r>
-              <w:rPr>
-                <w:rStyle w:val="Emphasis"/>
-                <w:rFonts w:ascii="Times New Roman" w:hAnsi="Times New Roman" w:cs="Times New Roman"/>
-                <w:color w:val="000000" w:themeColor="text1"/>
-                <w:sz w:val="22"/>
-                <w:szCs w:val="22"/>
-              </w:rPr>
-              <w:t>m</w:t>
-            </w:r>
-            <w:r>
-              <w:rPr>
-                <w:rStyle w:val="Emphasis"/>
-                <w:rFonts w:ascii="Times New Roman" w:hAnsi="Times New Roman" w:cs="Times New Roman"/>
-                <w:color w:val="000000" w:themeColor="text1"/>
-                <w:sz w:val="22"/>
-                <w:szCs w:val="22"/>
-              </w:rPr>
-              <w:t>Sphere</w:t>
-            </w:r>
-            <w:proofErr w:type="spellEnd"/>
-            <w:r>
-              <w:rPr>
-                <w:rFonts w:ascii="Times New Roman" w:hAnsi="Times New Roman" w:cs="Times New Roman"/>
-                <w:color w:val="000000" w:themeColor="text1"/>
+                <w:sz w:val="22"/>
+                <w:szCs w:val="22"/>
+              </w:rPr>
+              <w:t>Journal of Dairy Science</w:t>
+            </w:r>
+            <w:r>
+              <w:rPr>
+                <w:rFonts w:ascii="Times New Roman" w:hAnsi="Times New Roman" w:cs="Times New Roman"/>
                 <w:sz w:val="22"/>
                 <w:szCs w:val="22"/>
               </w:rPr>
@@ -5164,20 +5391,30 @@
                 <w:rFonts w:ascii="Times New Roman" w:hAnsi="Times New Roman" w:cs="Times New Roman"/>
                 <w:b/>
                 <w:bCs/>
-                <w:color w:val="000000" w:themeColor="text1"/>
-                <w:sz w:val="22"/>
-                <w:szCs w:val="22"/>
-              </w:rPr>
-              <w:t>in revision.</w:t>
-            </w:r>
-            <w:r>
-              <w:rPr>
-                <w:rFonts w:ascii="Times New Roman" w:hAnsi="Times New Roman" w:cs="Times New Roman"/>
-                <w:color w:val="000000" w:themeColor="text1"/>
-                <w:sz w:val="22"/>
-                <w:szCs w:val="22"/>
-              </w:rPr>
-              <w:t xml:space="preserve"> </w:t>
+                <w:sz w:val="22"/>
+                <w:szCs w:val="22"/>
+              </w:rPr>
+              <w:t xml:space="preserve">in </w:t>
+            </w:r>
+            <w:r>
+              <w:rPr>
+                <w:rFonts w:ascii="Times New Roman" w:hAnsi="Times New Roman" w:cs="Times New Roman"/>
+                <w:b/>
+                <w:bCs/>
+                <w:sz w:val="22"/>
+                <w:szCs w:val="22"/>
+              </w:rPr>
+              <w:t>review</w:t>
+            </w:r>
+            <w:r>
+              <w:rPr>
+                <w:rFonts w:ascii="Times New Roman" w:hAnsi="Times New Roman" w:cs="Times New Roman"/>
+                <w:b/>
+                <w:bCs/>
+                <w:sz w:val="22"/>
+                <w:szCs w:val="22"/>
+              </w:rPr>
+              <w:t>.</w:t>
             </w:r>
           </w:p>
         </w:tc>
@@ -5193,138 +5430,6 @@
             <w:vAlign w:val="center"/>
           </w:tcPr>
           <w:p>
-            <w:pPr>
-              <w:spacing w:before="240"/>
-            </w:pPr>
-            <w:r>
-              <w:rPr>
-                <w:rFonts w:ascii="Times New Roman" w:hAnsi="Times New Roman" w:cs="Times New Roman"/>
-                <w:color w:val="000000" w:themeColor="text1"/>
-                <w:sz w:val="22"/>
-                <w:szCs w:val="22"/>
-              </w:rPr>
-              <w:t>Conducted experiments, Writing review &amp; editing</w:t>
-            </w:r>
-          </w:p>
-        </w:tc>
-      </w:tr>
-      <w:tr>
-        <w:tblPrEx>
-          <w:tblBorders>
-            <w:top w:val="single" w:sz="4" w:space="0" w:color="auto"/>
-            <w:left w:val="single" w:sz="4" w:space="0" w:color="auto"/>
-            <w:bottom w:val="single" w:sz="4" w:space="0" w:color="auto"/>
-            <w:right w:val="single" w:sz="4" w:space="0" w:color="auto"/>
-            <w:insideH w:val="single" w:sz="4" w:space="0" w:color="auto"/>
-            <w:insideV w:val="single" w:sz="4" w:space="0" w:color="auto"/>
-          </w:tblBorders>
-        </w:tblPrEx>
-        <w:trPr>
-          <w:trHeight w:val="288"/>
-        </w:trPr>
-        <w:tc>
-          <w:tcPr>
-            <w:tcW w:w="7925" w:type="dxa"/>
-            <w:tcBorders>
-              <w:top w:val="nil"/>
-              <w:left w:val="nil"/>
-              <w:bottom w:val="nil"/>
-              <w:right w:val="nil"/>
-            </w:tcBorders>
-            <w:vAlign w:val="center"/>
-          </w:tcPr>
-          <w:p>
-            <w:pPr>
-              <w:spacing w:before="240"/>
-            </w:pPr>
-            <w:r>
-              <w:rPr>
-                <w:rFonts w:ascii="Times New Roman" w:hAnsi="Times New Roman" w:cs="Times New Roman"/>
-                <w:sz w:val="22"/>
-                <w:szCs w:val="22"/>
-              </w:rPr>
-              <w:t xml:space="preserve">Su, J., </w:t>
-            </w:r>
-            <w:r>
-              <w:rPr>
-                <w:rFonts w:ascii="Times New Roman" w:hAnsi="Times New Roman" w:cs="Times New Roman"/>
-                <w:b/>
-                <w:bCs/>
-                <w:sz w:val="22"/>
-                <w:szCs w:val="22"/>
-              </w:rPr>
-              <w:t>Chandross-Cohen, T</w:t>
-            </w:r>
-            <w:r>
-              <w:rPr>
-                <w:rFonts w:ascii="Times New Roman" w:hAnsi="Times New Roman" w:cs="Times New Roman"/>
-                <w:sz w:val="22"/>
-                <w:szCs w:val="22"/>
-              </w:rPr>
-              <w:t xml:space="preserve">., Qian, C., Carroll, L., Kovac, J., Ivanek, R., &amp; Wiedmann, M. (2026). Development of BRisk: a digital tool for food safety risk assessment of </w:t>
-            </w:r>
-            <w:r>
-              <w:rPr>
-                <w:rFonts w:ascii="Times New Roman" w:hAnsi="Times New Roman" w:cs="Times New Roman"/>
-                <w:i/>
-                <w:iCs/>
-                <w:sz w:val="22"/>
-                <w:szCs w:val="22"/>
-              </w:rPr>
-              <w:t>Bacillus cereus</w:t>
-            </w:r>
-            <w:r>
-              <w:rPr>
-                <w:rFonts w:ascii="Times New Roman" w:hAnsi="Times New Roman" w:cs="Times New Roman"/>
-                <w:sz w:val="22"/>
-                <w:szCs w:val="22"/>
-              </w:rPr>
-              <w:t xml:space="preserve"> group strains in HTST pasteurized fluid milk. </w:t>
-            </w:r>
-            <w:r>
-              <w:rPr>
-                <w:rStyle w:val="Emphasis"/>
-                <w:rFonts w:ascii="Times New Roman" w:hAnsi="Times New Roman" w:cs="Times New Roman"/>
-                <w:sz w:val="22"/>
-                <w:szCs w:val="22"/>
-              </w:rPr>
-              <w:t>Journal of Dairy Science</w:t>
-            </w:r>
-            <w:r>
-              <w:rPr>
-                <w:rFonts w:ascii="Times New Roman" w:hAnsi="Times New Roman" w:cs="Times New Roman"/>
-                <w:sz w:val="22"/>
-                <w:szCs w:val="22"/>
-              </w:rPr>
-              <w:t xml:space="preserve">, </w:t>
-            </w:r>
-            <w:r>
-              <w:rPr>
-                <w:rFonts w:ascii="Times New Roman" w:hAnsi="Times New Roman" w:cs="Times New Roman"/>
-                <w:b/>
-                <w:bCs/>
-                <w:sz w:val="22"/>
-                <w:szCs w:val="22"/>
-              </w:rPr>
-              <w:t>in preparation.</w:t>
-            </w:r>
-          </w:p>
-        </w:tc>
-        <w:tc>
-          <w:tcPr>
-            <w:tcW w:w="2443" w:type="dxa"/>
-            <w:tcBorders>
-              <w:top w:val="nil"/>
-              <w:left w:val="nil"/>
-              <w:bottom w:val="nil"/>
-              <w:right w:val="nil"/>
-            </w:tcBorders>
-            <w:vAlign w:val="center"/>
-          </w:tcPr>
-          <w:p>
-            <w:pPr>
-              <w:spacing w:before="240"/>
-            </w:pPr>
             <w:r>
               <w:rPr>
                 <w:rFonts w:ascii="Times New Roman" w:hAnsi="Times New Roman" w:cs="Times New Roman"/>
@@ -5338,9 +5443,6 @@
         </w:tc>
       </w:tr>
     </w:tbl>
-    <w:p/>
-    <w:p/>
-    <w:p/>
     <w:p/>
     <w:tbl>
       <w:tblPr>
@@ -5390,7 +5492,6 @@
                 <w:sz w:val="30"/>
                 <w:szCs w:val="30"/>
               </w:rPr>
-              <w:lastRenderedPageBreak/>
               <w:t>Poster Presentations</w:t>
             </w:r>
           </w:p>
@@ -5701,6 +5802,7 @@
                 <w:szCs w:val="22"/>
                 <w14:ligatures w14:val="none"/>
               </w:rPr>
+              <w:lastRenderedPageBreak/>
               <w:t>Chandross-Cohen, T.</w:t>
             </w:r>
             <w:r>
@@ -7077,7 +7179,6 @@
                 <w:szCs w:val="22"/>
                 <w14:ligatures w14:val="none"/>
               </w:rPr>
-              <w:lastRenderedPageBreak/>
               <w:t>Praul, B., </w:t>
             </w:r>
             <w:r>
@@ -7342,6 +7443,7 @@
                 <w:szCs w:val="22"/>
                 <w14:ligatures w14:val="none"/>
               </w:rPr>
+              <w:lastRenderedPageBreak/>
               <w:t>Chandross-Cohen, T.</w:t>
             </w:r>
             <w:r>
@@ -8500,7 +8602,6 @@
                 <w:szCs w:val="22"/>
                 <w14:ligatures w14:val="none"/>
               </w:rPr>
-              <w:lastRenderedPageBreak/>
               <w:t>Rolon, M. L., </w:t>
             </w:r>
             <w:r>
@@ -8807,6 +8908,7 @@
                 <w:szCs w:val="22"/>
                 <w14:ligatures w14:val="none"/>
               </w:rPr>
+              <w:lastRenderedPageBreak/>
               <w:t>Chandross-Cohen, T.</w:t>
             </w:r>
             <w:r>
@@ -10612,7 +10714,6 @@
                 <w:sz w:val="22"/>
                 <w:szCs w:val="22"/>
               </w:rPr>
-              <w:lastRenderedPageBreak/>
               <w:t>Kovac Lab Safety Coordinator</w:t>
             </w:r>
           </w:p>
@@ -11254,6 +11355,7 @@
                 <w:sz w:val="22"/>
                 <w:szCs w:val="22"/>
               </w:rPr>
+              <w:lastRenderedPageBreak/>
               <w:t xml:space="preserve">Gamma Sigma Delta Symposium First Place Winner </w:t>
             </w:r>
             <w:r>
@@ -14003,7 +14105,6 @@
                 <w:sz w:val="30"/>
                 <w:szCs w:val="30"/>
               </w:rPr>
-              <w:lastRenderedPageBreak/>
               <w:t>Competitive Funding</w:t>
             </w:r>
           </w:p>
@@ -14553,6 +14654,7 @@
                 <w:sz w:val="22"/>
                 <w:szCs w:val="22"/>
               </w:rPr>
+              <w:lastRenderedPageBreak/>
               <w:t>2024-2027</w:t>
             </w:r>
           </w:p>
@@ -16439,7 +16541,6 @@
                 <w:sz w:val="30"/>
                 <w:szCs w:val="30"/>
               </w:rPr>
-              <w:lastRenderedPageBreak/>
               <w:t>Memberships</w:t>
             </w:r>
           </w:p>
@@ -17230,6 +17331,7 @@
                 <w:rFonts w:ascii="Times New Roman" w:eastAsia="Calibri" w:hAnsi="Times New Roman" w:cs="Times New Roman"/>
                 <w:color w:val="000000" w:themeColor="text1"/>
               </w:rPr>
+              <w:lastRenderedPageBreak/>
               <w:t>Penn State Food Science Club</w:t>
             </w:r>
           </w:p>
@@ -17292,7 +17394,7 @@
       </w:pPr>
     </w:p>
     <w:sectPr>
-      <w:headerReference w:type="default" r:id="rId15"/>
+      <w:headerReference w:type="default" r:id="rId16"/>
       <w:pgSz w:w="12240" w:h="15840"/>
       <w:pgMar w:top="1440" w:right="1440" w:bottom="1440" w:left="1440" w:header="720" w:footer="720" w:gutter="0"/>
       <w:cols w:space="720"/>
@@ -17303,7 +17405,7 @@
 </file>
 
 <file path=word/endnotes.xml><?xml version="1.0" encoding="utf-8"?>
-<w:endnotes xmlns:wpc="http://schemas.microsoft.com/office/word/2010/wordprocessingCanvas" xmlns:cx="http://schemas.microsoft.com/office/drawing/2014/chartex" xmlns:cx1="http://schemas.microsoft.com/office/drawing/2015/9/8/chartex" xmlns:cx2="http://schemas.microsoft.com/office/drawing/2015/10/21/chartex" xmlns:cx3="http://schemas.microsoft.com/office/drawing/2016/5/9/chartex" xmlns:cx4="http://schemas.microsoft.com/office/drawing/2016/5/10/chartex" xmlns:cx5="http://schemas.microsoft.com/office/drawing/2016/5/11/chartex" xmlns:cx6="http://schemas.microsoft.com/office/drawing/2016/5/12/chartex" xmlns:cx7="http://schemas.microsoft.com/office/drawing/2016/5/13/chartex" xmlns:cx8="http://schemas.microsoft.com/office/drawing/2016/5/14/chartex" xmlns:mc="http://schemas.openxmlformats.org/markup-compatibility/2006" xmlns:aink="http://schemas.microsoft.com/office/drawing/2016/ink" xmlns:am3d="http://schemas.microsoft.com/office/drawing/2017/model3d" xmlns:o="urn:schemas-microsoft-com:office:office" xmlns:oel="http://schemas.microsoft.com/office/2019/extlst" xmlns:r="http://schemas.openxmlformats.org/officeDocument/2006/relationships" xmlns:m="http://schemas.openxmlformats.org/officeDocument/2006/math" xmlns:v="urn:schemas-microsoft-com:vml" xmlns:wp14="http://schemas.microsoft.com/office/word/2010/wordprocessingDrawing" xmlns:wp="http://schemas.openxmlformats.org/drawingml/2006/wordprocessingDrawing" xmlns:w10="urn:schemas-microsoft-com:office:word" xmlns:w="http://schemas.openxmlformats.org/wordprocessingml/2006/main" xmlns:w14="http://schemas.microsoft.com/office/word/2010/wordml" xmlns:w15="http://schemas.microsoft.com/office/word/2012/wordml" xmlns:w16cex="http://schemas.microsoft.com/office/word/2018/wordml/cex" xmlns:w16cid="http://schemas.microsoft.com/office/word/2016/wordml/cid" xmlns:w16="http://schemas.microsoft.com/office/word/2018/wordml" xmlns:w16du="http://schemas.microsoft.com/office/word/2023/wordml/word16du" xmlns:w16sdtdh="http://schemas.microsoft.com/office/word/2020/wordml/sdtdatahash" xmlns:w16sdtfl="http://schemas.microsoft.com/office/word/2024/wordml/sdtformatlock" xmlns:w16se="http://schemas.microsoft.com/office/word/2015/wordml/symex" xmlns:wpg="http://schemas.microsoft.com/office/word/2010/wordprocessingGroup" xmlns:wpi="http://schemas.microsoft.com/office/word/2010/wordprocessingInk" xmlns:wne="http://schemas.microsoft.com/office/word/2006/wordml" xmlns:wps="http://schemas.microsoft.com/office/word/2010/wordprocessingShape" mc:Ignorable="w14 w15 w16se w16cid w16 w16cex w16sdtdh w16sdtfl w16du wp14">
+<w:endnotes xmlns:wpc="http://schemas.microsoft.com/office/word/2010/wordprocessingCanvas" xmlns:cx="http://schemas.microsoft.com/office/drawing/2014/chartex" xmlns:cx1="http://schemas.microsoft.com/office/drawing/2015/9/8/chartex" xmlns:cx2="http://schemas.microsoft.com/office/drawing/2015/10/21/chartex" xmlns:cx3="http://schemas.microsoft.com/office/drawing/2016/5/9/chartex" xmlns:cx4="http://schemas.microsoft.com/office/drawing/2016/5/10/chartex" xmlns:cx5="http://schemas.microsoft.com/office/drawing/2016/5/11/chartex" xmlns:cx6="http://schemas.microsoft.com/office/drawing/2016/5/12/chartex" xmlns:cx7="http://schemas.microsoft.com/office/drawing/2016/5/13/chartex" xmlns:cx8="http://schemas.microsoft.com/office/drawing/2016/5/14/chartex" xmlns:mc="http://schemas.openxmlformats.org/markup-compatibility/2006" xmlns:m="http://schemas.openxmlformats.org/officeDocument/2006/math" xmlns:aink="http://schemas.microsoft.com/office/drawing/2016/ink" xmlns:am3d="http://schemas.microsoft.com/office/drawing/2017/model3d" xmlns:oel="http://schemas.microsoft.com/office/2019/extlst" xmlns:r="http://schemas.openxmlformats.org/officeDocument/2006/relationships" xmlns:wp14="http://schemas.microsoft.com/office/word/2010/wordprocessingDrawing" xmlns:wp="http://schemas.openxmlformats.org/drawingml/2006/wordprocessingDrawing" xmlns:wpg="http://schemas.microsoft.com/office/word/2010/wordprocessingGroup" xmlns:wpi="http://schemas.microsoft.com/office/word/2010/wordprocessingInk" xmlns:wps="http://schemas.microsoft.com/office/word/2010/wordprocessingShape" xmlns:o="urn:schemas-microsoft-com:office:office" xmlns:v="urn:schemas-microsoft-com:vml" xmlns:w10="urn:schemas-microsoft-com:office:word" xmlns:w="http://schemas.openxmlformats.org/wordprocessingml/2006/main" xmlns:w14="http://schemas.microsoft.com/office/word/2010/wordml" xmlns:w15="http://schemas.microsoft.com/office/word/2012/wordml" xmlns:w16cex="http://schemas.microsoft.com/office/word/2018/wordml/cex" xmlns:w16cid="http://schemas.microsoft.com/office/word/2016/wordml/cid" xmlns:w16="http://schemas.microsoft.com/office/word/2018/wordml" xmlns:w16sdtdh="http://schemas.microsoft.com/office/word/2020/wordml/sdtdatahash" xmlns:w16sdtfl="http://schemas.microsoft.com/office/word/2024/wordml/sdtformatlock" xmlns:w16se="http://schemas.microsoft.com/office/word/2015/wordml/symex" xmlns:w16du="http://schemas.microsoft.com/office/word/2023/wordml/word16du" xmlns:wne="http://schemas.microsoft.com/office/word/2006/wordml" mc:Ignorable="w14 w15 w16se w16cid w16 w16cex w16sdtdh w16sdtfl w16du wp14">
   <w:endnote w:type="separator" w:id="-1">
     <w:p>
       <w:pPr>
@@ -17328,7 +17430,7 @@
 </file>
 
 <file path=word/footnotes.xml><?xml version="1.0" encoding="utf-8"?>
-<w:footnotes xmlns:wpc="http://schemas.microsoft.com/office/word/2010/wordprocessingCanvas" xmlns:cx="http://schemas.microsoft.com/office/drawing/2014/chartex" xmlns:cx1="http://schemas.microsoft.com/office/drawing/2015/9/8/chartex" xmlns:cx2="http://schemas.microsoft.com/office/drawing/2015/10/21/chartex" xmlns:cx3="http://schemas.microsoft.com/office/drawing/2016/5/9/chartex" xmlns:cx4="http://schemas.microsoft.com/office/drawing/2016/5/10/chartex" xmlns:cx5="http://schemas.microsoft.com/office/drawing/2016/5/11/chartex" xmlns:cx6="http://schemas.microsoft.com/office/drawing/2016/5/12/chartex" xmlns:cx7="http://schemas.microsoft.com/office/drawing/2016/5/13/chartex" xmlns:cx8="http://schemas.microsoft.com/office/drawing/2016/5/14/chartex" xmlns:mc="http://schemas.openxmlformats.org/markup-compatibility/2006" xmlns:aink="http://schemas.microsoft.com/office/drawing/2016/ink" xmlns:am3d="http://schemas.microsoft.com/office/drawing/2017/model3d" xmlns:o="urn:schemas-microsoft-com:office:office" xmlns:oel="http://schemas.microsoft.com/office/2019/extlst" xmlns:r="http://schemas.openxmlformats.org/officeDocument/2006/relationships" xmlns:m="http://schemas.openxmlformats.org/officeDocument/2006/math" xmlns:v="urn:schemas-microsoft-com:vml" xmlns:wp14="http://schemas.microsoft.com/office/word/2010/wordprocessingDrawing" xmlns:wp="http://schemas.openxmlformats.org/drawingml/2006/wordprocessingDrawing" xmlns:w10="urn:schemas-microsoft-com:office:word" xmlns:w="http://schemas.openxmlformats.org/wordprocessingml/2006/main" xmlns:w14="http://schemas.microsoft.com/office/word/2010/wordml" xmlns:w15="http://schemas.microsoft.com/office/word/2012/wordml" xmlns:w16cex="http://schemas.microsoft.com/office/word/2018/wordml/cex" xmlns:w16cid="http://schemas.microsoft.com/office/word/2016/wordml/cid" xmlns:w16="http://schemas.microsoft.com/office/word/2018/wordml" xmlns:w16du="http://schemas.microsoft.com/office/word/2023/wordml/word16du" xmlns:w16sdtdh="http://schemas.microsoft.com/office/word/2020/wordml/sdtdatahash" xmlns:w16sdtfl="http://schemas.microsoft.com/office/word/2024/wordml/sdtformatlock" xmlns:w16se="http://schemas.microsoft.com/office/word/2015/wordml/symex" xmlns:wpg="http://schemas.microsoft.com/office/word/2010/wordprocessingGroup" xmlns:wpi="http://schemas.microsoft.com/office/word/2010/wordprocessingInk" xmlns:wne="http://schemas.microsoft.com/office/word/2006/wordml" xmlns:wps="http://schemas.microsoft.com/office/word/2010/wordprocessingShape" mc:Ignorable="w14 w15 w16se w16cid w16 w16cex w16sdtdh w16sdtfl w16du wp14">
+<w:footnotes xmlns:wpc="http://schemas.microsoft.com/office/word/2010/wordprocessingCanvas" xmlns:cx="http://schemas.microsoft.com/office/drawing/2014/chartex" xmlns:cx1="http://schemas.microsoft.com/office/drawing/2015/9/8/chartex" xmlns:cx2="http://schemas.microsoft.com/office/drawing/2015/10/21/chartex" xmlns:cx3="http://schemas.microsoft.com/office/drawing/2016/5/9/chartex" xmlns:cx4="http://schemas.microsoft.com/office/drawing/2016/5/10/chartex" xmlns:cx5="http://schemas.microsoft.com/office/drawing/2016/5/11/chartex" xmlns:cx6="http://schemas.microsoft.com/office/drawing/2016/5/12/chartex" xmlns:cx7="http://schemas.microsoft.com/office/drawing/2016/5/13/chartex" xmlns:cx8="http://schemas.microsoft.com/office/drawing/2016/5/14/chartex" xmlns:mc="http://schemas.openxmlformats.org/markup-compatibility/2006" xmlns:m="http://schemas.openxmlformats.org/officeDocument/2006/math" xmlns:aink="http://schemas.microsoft.com/office/drawing/2016/ink" xmlns:am3d="http://schemas.microsoft.com/office/drawing/2017/model3d" xmlns:oel="http://schemas.microsoft.com/office/2019/extlst" xmlns:r="http://schemas.openxmlformats.org/officeDocument/2006/relationships" xmlns:wp14="http://schemas.microsoft.com/office/word/2010/wordprocessingDrawing" xmlns:wp="http://schemas.openxmlformats.org/drawingml/2006/wordprocessingDrawing" xmlns:wpg="http://schemas.microsoft.com/office/word/2010/wordprocessingGroup" xmlns:wpi="http://schemas.microsoft.com/office/word/2010/wordprocessingInk" xmlns:wps="http://schemas.microsoft.com/office/word/2010/wordprocessingShape" xmlns:o="urn:schemas-microsoft-com:office:office" xmlns:v="urn:schemas-microsoft-com:vml" xmlns:w10="urn:schemas-microsoft-com:office:word" xmlns:w="http://schemas.openxmlformats.org/wordprocessingml/2006/main" xmlns:w14="http://schemas.microsoft.com/office/word/2010/wordml" xmlns:w15="http://schemas.microsoft.com/office/word/2012/wordml" xmlns:w16cex="http://schemas.microsoft.com/office/word/2018/wordml/cex" xmlns:w16cid="http://schemas.microsoft.com/office/word/2016/wordml/cid" xmlns:w16="http://schemas.microsoft.com/office/word/2018/wordml" xmlns:w16sdtdh="http://schemas.microsoft.com/office/word/2020/wordml/sdtdatahash" xmlns:w16sdtfl="http://schemas.microsoft.com/office/word/2024/wordml/sdtformatlock" xmlns:w16se="http://schemas.microsoft.com/office/word/2015/wordml/symex" xmlns:w16du="http://schemas.microsoft.com/office/word/2023/wordml/word16du" xmlns:wne="http://schemas.microsoft.com/office/word/2006/wordml" mc:Ignorable="w14 w15 w16se w16cid w16 w16cex w16sdtdh w16sdtfl w16du wp14">
   <w:footnote w:type="separator" w:id="-1">
     <w:p>
       <w:pPr>
@@ -17353,7 +17455,7 @@
 </file>
 
 <file path=word/header1.xml><?xml version="1.0" encoding="utf-8"?>
-<w:hdr xmlns:wpc="http://schemas.microsoft.com/office/word/2010/wordprocessingCanvas" xmlns:cx="http://schemas.microsoft.com/office/drawing/2014/chartex" xmlns:cx1="http://schemas.microsoft.com/office/drawing/2015/9/8/chartex" xmlns:cx2="http://schemas.microsoft.com/office/drawing/2015/10/21/chartex" xmlns:cx3="http://schemas.microsoft.com/office/drawing/2016/5/9/chartex" xmlns:cx4="http://schemas.microsoft.com/office/drawing/2016/5/10/chartex" xmlns:cx5="http://schemas.microsoft.com/office/drawing/2016/5/11/chartex" xmlns:cx6="http://schemas.microsoft.com/office/drawing/2016/5/12/chartex" xmlns:cx7="http://schemas.microsoft.com/office/drawing/2016/5/13/chartex" xmlns:cx8="http://schemas.microsoft.com/office/drawing/2016/5/14/chartex" xmlns:mc="http://schemas.openxmlformats.org/markup-compatibility/2006" xmlns:aink="http://schemas.microsoft.com/office/drawing/2016/ink" xmlns:am3d="http://schemas.microsoft.com/office/drawing/2017/model3d" xmlns:o="urn:schemas-microsoft-com:office:office" xmlns:oel="http://schemas.microsoft.com/office/2019/extlst" xmlns:r="http://schemas.openxmlformats.org/officeDocument/2006/relationships" xmlns:m="http://schemas.openxmlformats.org/officeDocument/2006/math" xmlns:v="urn:schemas-microsoft-com:vml" xmlns:wp14="http://schemas.microsoft.com/office/word/2010/wordprocessingDrawing" xmlns:wp="http://schemas.openxmlformats.org/drawingml/2006/wordprocessingDrawing" xmlns:w10="urn:schemas-microsoft-com:office:word" xmlns:w="http://schemas.openxmlformats.org/wordprocessingml/2006/main" xmlns:w14="http://schemas.microsoft.com/office/word/2010/wordml" xmlns:w15="http://schemas.microsoft.com/office/word/2012/wordml" xmlns:w16cex="http://schemas.microsoft.com/office/word/2018/wordml/cex" xmlns:w16cid="http://schemas.microsoft.com/office/word/2016/wordml/cid" xmlns:w16="http://schemas.microsoft.com/office/word/2018/wordml" xmlns:w16du="http://schemas.microsoft.com/office/word/2023/wordml/word16du" xmlns:w16sdtdh="http://schemas.microsoft.com/office/word/2020/wordml/sdtdatahash" xmlns:w16sdtfl="http://schemas.microsoft.com/office/word/2024/wordml/sdtformatlock" xmlns:w16se="http://schemas.microsoft.com/office/word/2015/wordml/symex" xmlns:wpg="http://schemas.microsoft.com/office/word/2010/wordprocessingGroup" xmlns:wpi="http://schemas.microsoft.com/office/word/2010/wordprocessingInk" xmlns:wne="http://schemas.microsoft.com/office/word/2006/wordml" xmlns:wps="http://schemas.microsoft.com/office/word/2010/wordprocessingShape" mc:Ignorable="w14 w15 w16se w16cid w16 w16cex w16sdtdh w16sdtfl w16du wp14">
+<w:hdr xmlns:wpc="http://schemas.microsoft.com/office/word/2010/wordprocessingCanvas" xmlns:cx="http://schemas.microsoft.com/office/drawing/2014/chartex" xmlns:cx1="http://schemas.microsoft.com/office/drawing/2015/9/8/chartex" xmlns:cx2="http://schemas.microsoft.com/office/drawing/2015/10/21/chartex" xmlns:cx3="http://schemas.microsoft.com/office/drawing/2016/5/9/chartex" xmlns:cx4="http://schemas.microsoft.com/office/drawing/2016/5/10/chartex" xmlns:cx5="http://schemas.microsoft.com/office/drawing/2016/5/11/chartex" xmlns:cx6="http://schemas.microsoft.com/office/drawing/2016/5/12/chartex" xmlns:cx7="http://schemas.microsoft.com/office/drawing/2016/5/13/chartex" xmlns:cx8="http://schemas.microsoft.com/office/drawing/2016/5/14/chartex" xmlns:mc="http://schemas.openxmlformats.org/markup-compatibility/2006" xmlns:m="http://schemas.openxmlformats.org/officeDocument/2006/math" xmlns:aink="http://schemas.microsoft.com/office/drawing/2016/ink" xmlns:am3d="http://schemas.microsoft.com/office/drawing/2017/model3d" xmlns:oel="http://schemas.microsoft.com/office/2019/extlst" xmlns:r="http://schemas.openxmlformats.org/officeDocument/2006/relationships" xmlns:wp14="http://schemas.microsoft.com/office/word/2010/wordprocessingDrawing" xmlns:wp="http://schemas.openxmlformats.org/drawingml/2006/wordprocessingDrawing" xmlns:wpg="http://schemas.microsoft.com/office/word/2010/wordprocessingGroup" xmlns:wpi="http://schemas.microsoft.com/office/word/2010/wordprocessingInk" xmlns:wps="http://schemas.microsoft.com/office/word/2010/wordprocessingShape" xmlns:o="urn:schemas-microsoft-com:office:office" xmlns:v="urn:schemas-microsoft-com:vml" xmlns:w10="urn:schemas-microsoft-com:office:word" xmlns:w="http://schemas.openxmlformats.org/wordprocessingml/2006/main" xmlns:w14="http://schemas.microsoft.com/office/word/2010/wordml" xmlns:w15="http://schemas.microsoft.com/office/word/2012/wordml" xmlns:w16cex="http://schemas.microsoft.com/office/word/2018/wordml/cex" xmlns:w16cid="http://schemas.microsoft.com/office/word/2016/wordml/cid" xmlns:w16="http://schemas.microsoft.com/office/word/2018/wordml" xmlns:w16sdtdh="http://schemas.microsoft.com/office/word/2020/wordml/sdtdatahash" xmlns:w16sdtfl="http://schemas.microsoft.com/office/word/2024/wordml/sdtformatlock" xmlns:w16se="http://schemas.microsoft.com/office/word/2015/wordml/symex" xmlns:w16du="http://schemas.microsoft.com/office/word/2023/wordml/word16du" xmlns:wne="http://schemas.microsoft.com/office/word/2006/wordml" mc:Ignorable="w14 w15 w16se w16cid w16 w16cex w16sdtdh w16sdtfl w16du wp14">
   <w:p>
     <w:pPr>
       <w:pStyle w:val="Header"/>
@@ -17405,7 +17507,7 @@
 </file>
 
 <file path=word/numbering.xml><?xml version="1.0" encoding="utf-8"?>
-<w:numbering xmlns:wpc="http://schemas.microsoft.com/office/word/2010/wordprocessingCanvas" xmlns:cx="http://schemas.microsoft.com/office/drawing/2014/chartex" xmlns:cx1="http://schemas.microsoft.com/office/drawing/2015/9/8/chartex" xmlns:cx2="http://schemas.microsoft.com/office/drawing/2015/10/21/chartex" xmlns:cx3="http://schemas.microsoft.com/office/drawing/2016/5/9/chartex" xmlns:cx4="http://schemas.microsoft.com/office/drawing/2016/5/10/chartex" xmlns:cx5="http://schemas.microsoft.com/office/drawing/2016/5/11/chartex" xmlns:cx6="http://schemas.microsoft.com/office/drawing/2016/5/12/chartex" xmlns:cx7="http://schemas.microsoft.com/office/drawing/2016/5/13/chartex" xmlns:cx8="http://schemas.microsoft.com/office/drawing/2016/5/14/chartex" xmlns:mc="http://schemas.openxmlformats.org/markup-compatibility/2006" xmlns:aink="http://schemas.microsoft.com/office/drawing/2016/ink" xmlns:am3d="http://schemas.microsoft.com/office/drawing/2017/model3d" xmlns:o="urn:schemas-microsoft-com:office:office" xmlns:oel="http://schemas.microsoft.com/office/2019/extlst" xmlns:r="http://schemas.openxmlformats.org/officeDocument/2006/relationships" xmlns:m="http://schemas.openxmlformats.org/officeDocument/2006/math" xmlns:v="urn:schemas-microsoft-com:vml" xmlns:wp14="http://schemas.microsoft.com/office/word/2010/wordprocessingDrawing" xmlns:wp="http://schemas.openxmlformats.org/drawingml/2006/wordprocessingDrawing" xmlns:w10="urn:schemas-microsoft-com:office:word" xmlns:w="http://schemas.openxmlformats.org/wordprocessingml/2006/main" xmlns:w14="http://schemas.microsoft.com/office/word/2010/wordml" xmlns:w15="http://schemas.microsoft.com/office/word/2012/wordml" xmlns:w16cex="http://schemas.microsoft.com/office/word/2018/wordml/cex" xmlns:w16cid="http://schemas.microsoft.com/office/word/2016/wordml/cid" xmlns:w16="http://schemas.microsoft.com/office/word/2018/wordml" xmlns:w16du="http://schemas.microsoft.com/office/word/2023/wordml/word16du" xmlns:w16sdtdh="http://schemas.microsoft.com/office/word/2020/wordml/sdtdatahash" xmlns:w16sdtfl="http://schemas.microsoft.com/office/word/2024/wordml/sdtformatlock" xmlns:w16se="http://schemas.microsoft.com/office/word/2015/wordml/symex" xmlns:wpg="http://schemas.microsoft.com/office/word/2010/wordprocessingGroup" xmlns:wpi="http://schemas.microsoft.com/office/word/2010/wordprocessingInk" xmlns:wne="http://schemas.microsoft.com/office/word/2006/wordml" xmlns:wps="http://schemas.microsoft.com/office/word/2010/wordprocessingShape" mc:Ignorable="w14 w15 w16se w16cid w16 w16cex w16sdtdh w16sdtfl w16du wp14">
+<w:numbering xmlns:wpc="http://schemas.microsoft.com/office/word/2010/wordprocessingCanvas" xmlns:cx="http://schemas.microsoft.com/office/drawing/2014/chartex" xmlns:cx1="http://schemas.microsoft.com/office/drawing/2015/9/8/chartex" xmlns:cx2="http://schemas.microsoft.com/office/drawing/2015/10/21/chartex" xmlns:cx3="http://schemas.microsoft.com/office/drawing/2016/5/9/chartex" xmlns:cx4="http://schemas.microsoft.com/office/drawing/2016/5/10/chartex" xmlns:cx5="http://schemas.microsoft.com/office/drawing/2016/5/11/chartex" xmlns:cx6="http://schemas.microsoft.com/office/drawing/2016/5/12/chartex" xmlns:cx7="http://schemas.microsoft.com/office/drawing/2016/5/13/chartex" xmlns:cx8="http://schemas.microsoft.com/office/drawing/2016/5/14/chartex" xmlns:mc="http://schemas.openxmlformats.org/markup-compatibility/2006" xmlns:m="http://schemas.openxmlformats.org/officeDocument/2006/math" xmlns:aink="http://schemas.microsoft.com/office/drawing/2016/ink" xmlns:am3d="http://schemas.microsoft.com/office/drawing/2017/model3d" xmlns:oel="http://schemas.microsoft.com/office/2019/extlst" xmlns:r="http://schemas.openxmlformats.org/officeDocument/2006/relationships" xmlns:wp14="http://schemas.microsoft.com/office/word/2010/wordprocessingDrawing" xmlns:wp="http://schemas.openxmlformats.org/drawingml/2006/wordprocessingDrawing" xmlns:wpg="http://schemas.microsoft.com/office/word/2010/wordprocessingGroup" xmlns:wpi="http://schemas.microsoft.com/office/word/2010/wordprocessingInk" xmlns:wps="http://schemas.microsoft.com/office/word/2010/wordprocessingShape" xmlns:o="urn:schemas-microsoft-com:office:office" xmlns:v="urn:schemas-microsoft-com:vml" xmlns:w10="urn:schemas-microsoft-com:office:word" xmlns:w="http://schemas.openxmlformats.org/wordprocessingml/2006/main" xmlns:w14="http://schemas.microsoft.com/office/word/2010/wordml" xmlns:w15="http://schemas.microsoft.com/office/word/2012/wordml" xmlns:w16cex="http://schemas.microsoft.com/office/word/2018/wordml/cex" xmlns:w16cid="http://schemas.microsoft.com/office/word/2016/wordml/cid" xmlns:w16="http://schemas.microsoft.com/office/word/2018/wordml" xmlns:w16sdtdh="http://schemas.microsoft.com/office/word/2020/wordml/sdtdatahash" xmlns:w16sdtfl="http://schemas.microsoft.com/office/word/2024/wordml/sdtformatlock" xmlns:w16se="http://schemas.microsoft.com/office/word/2015/wordml/symex" xmlns:w16du="http://schemas.microsoft.com/office/word/2023/wordml/word16du" xmlns:wne="http://schemas.microsoft.com/office/word/2006/wordml" mc:Ignorable="w14 w15 w16se w16cid w16 w16cex w16sdtdh w16sdtfl w16du wp14">
   <w:abstractNum w:abstractNumId="0" w15:restartNumberingAfterBreak="0">
     <w:nsid w:val="220E3B2C"/>
     <w:multiLevelType w:val="hybridMultilevel"/>
@@ -19531,7 +19633,7 @@
 </file>
 
 <file path=word/styles.xml><?xml version="1.0" encoding="utf-8"?>
-<w:styles xmlns:mc="http://schemas.openxmlformats.org/markup-compatibility/2006" xmlns:r="http://schemas.openxmlformats.org/officeDocument/2006/relationships" xmlns:w="http://schemas.openxmlformats.org/wordprocessingml/2006/main" xmlns:w14="http://schemas.microsoft.com/office/word/2010/wordml" xmlns:w15="http://schemas.microsoft.com/office/word/2012/wordml" xmlns:w16cex="http://schemas.microsoft.com/office/word/2018/wordml/cex" xmlns:w16cid="http://schemas.microsoft.com/office/word/2016/wordml/cid" xmlns:w16="http://schemas.microsoft.com/office/word/2018/wordml" xmlns:w16du="http://schemas.microsoft.com/office/word/2023/wordml/word16du" xmlns:w16sdtdh="http://schemas.microsoft.com/office/word/2020/wordml/sdtdatahash" xmlns:w16sdtfl="http://schemas.microsoft.com/office/word/2024/wordml/sdtformatlock" xmlns:w16se="http://schemas.microsoft.com/office/word/2015/wordml/symex" mc:Ignorable="w14 w15 w16se w16cid w16 w16cex w16sdtdh w16sdtfl w16du">
+<w:styles xmlns:mc="http://schemas.openxmlformats.org/markup-compatibility/2006" xmlns:r="http://schemas.openxmlformats.org/officeDocument/2006/relationships" xmlns:w="http://schemas.openxmlformats.org/wordprocessingml/2006/main" xmlns:w14="http://schemas.microsoft.com/office/word/2010/wordml" xmlns:w15="http://schemas.microsoft.com/office/word/2012/wordml" xmlns:w16cex="http://schemas.microsoft.com/office/word/2018/wordml/cex" xmlns:w16cid="http://schemas.microsoft.com/office/word/2016/wordml/cid" xmlns:w16="http://schemas.microsoft.com/office/word/2018/wordml" xmlns:w16sdtdh="http://schemas.microsoft.com/office/word/2020/wordml/sdtdatahash" xmlns:w16sdtfl="http://schemas.microsoft.com/office/word/2024/wordml/sdtformatlock" xmlns:w16se="http://schemas.microsoft.com/office/word/2015/wordml/symex" xmlns:w16du="http://schemas.microsoft.com/office/word/2023/wordml/word16du" mc:Ignorable="w14 w15 w16se w16cid w16 w16cex w16sdtdh w16sdtfl w16du">
   <w:docDefaults>
     <w:rPrDefault>
       <w:rPr>

--- a/assets/cv/Tyler_Chandross-Cohen_CV.docx
+++ b/assets/cv/Tyler_Chandross-Cohen_CV.docx
@@ -1,6 +1,6 @@
 
 <file path=word/document.xml><?xml version="1.0" encoding="utf-8"?>
-<w:document xmlns:wpc="http://schemas.microsoft.com/office/word/2010/wordprocessingCanvas" xmlns:cx="http://schemas.microsoft.com/office/drawing/2014/chartex" xmlns:cx1="http://schemas.microsoft.com/office/drawing/2015/9/8/chartex" xmlns:cx2="http://schemas.microsoft.com/office/drawing/2015/10/21/chartex" xmlns:cx3="http://schemas.microsoft.com/office/drawing/2016/5/9/chartex" xmlns:cx4="http://schemas.microsoft.com/office/drawing/2016/5/10/chartex" xmlns:cx5="http://schemas.microsoft.com/office/drawing/2016/5/11/chartex" xmlns:cx6="http://schemas.microsoft.com/office/drawing/2016/5/12/chartex" xmlns:cx7="http://schemas.microsoft.com/office/drawing/2016/5/13/chartex" xmlns:cx8="http://schemas.microsoft.com/office/drawing/2016/5/14/chartex" xmlns:mc="http://schemas.openxmlformats.org/markup-compatibility/2006" xmlns:m="http://schemas.openxmlformats.org/officeDocument/2006/math" xmlns:aink="http://schemas.microsoft.com/office/drawing/2016/ink" xmlns:am3d="http://schemas.microsoft.com/office/drawing/2017/model3d" xmlns:oel="http://schemas.microsoft.com/office/2019/extlst" xmlns:r="http://schemas.openxmlformats.org/officeDocument/2006/relationships" xmlns:wp14="http://schemas.microsoft.com/office/word/2010/wordprocessingDrawing" xmlns:wp="http://schemas.openxmlformats.org/drawingml/2006/wordprocessingDrawing" xmlns:wpg="http://schemas.microsoft.com/office/word/2010/wordprocessingGroup" xmlns:wpi="http://schemas.microsoft.com/office/word/2010/wordprocessingInk" xmlns:wps="http://schemas.microsoft.com/office/word/2010/wordprocessingShape" xmlns:o="urn:schemas-microsoft-com:office:office" xmlns:v="urn:schemas-microsoft-com:vml" xmlns:w10="urn:schemas-microsoft-com:office:word" xmlns:w="http://schemas.openxmlformats.org/wordprocessingml/2006/main" xmlns:w14="http://schemas.microsoft.com/office/word/2010/wordml" xmlns:w15="http://schemas.microsoft.com/office/word/2012/wordml" xmlns:w16cex="http://schemas.microsoft.com/office/word/2018/wordml/cex" xmlns:w16cid="http://schemas.microsoft.com/office/word/2016/wordml/cid" xmlns:w16="http://schemas.microsoft.com/office/word/2018/wordml" xmlns:w16sdtdh="http://schemas.microsoft.com/office/word/2020/wordml/sdtdatahash" xmlns:w16sdtfl="http://schemas.microsoft.com/office/word/2024/wordml/sdtformatlock" xmlns:w16se="http://schemas.microsoft.com/office/word/2015/wordml/symex" xmlns:w16du="http://schemas.microsoft.com/office/word/2023/wordml/word16du" xmlns:wne="http://schemas.microsoft.com/office/word/2006/wordml" mc:Ignorable="w14 w15 w16se w16cid w16 w16cex w16sdtdh w16sdtfl w16du wp14">
+<w:document xmlns:wpc="http://schemas.microsoft.com/office/word/2010/wordprocessingCanvas" xmlns:cx="http://schemas.microsoft.com/office/drawing/2014/chartex" xmlns:cx1="http://schemas.microsoft.com/office/drawing/2015/9/8/chartex" xmlns:cx2="http://schemas.microsoft.com/office/drawing/2015/10/21/chartex" xmlns:cx3="http://schemas.microsoft.com/office/drawing/2016/5/9/chartex" xmlns:cx4="http://schemas.microsoft.com/office/drawing/2016/5/10/chartex" xmlns:cx5="http://schemas.microsoft.com/office/drawing/2016/5/11/chartex" xmlns:cx6="http://schemas.microsoft.com/office/drawing/2016/5/12/chartex" xmlns:cx7="http://schemas.microsoft.com/office/drawing/2016/5/13/chartex" xmlns:cx8="http://schemas.microsoft.com/office/drawing/2016/5/14/chartex" xmlns:mc="http://schemas.openxmlformats.org/markup-compatibility/2006" xmlns:m="http://schemas.openxmlformats.org/officeDocument/2006/math" xmlns:aink="http://schemas.microsoft.com/office/drawing/2016/ink" xmlns:am3d="http://schemas.microsoft.com/office/drawing/2017/model3d" xmlns:oel="http://schemas.microsoft.com/office/2019/extlst" xmlns:r="http://schemas.openxmlformats.org/officeDocument/2006/relationships" xmlns:wp14="http://schemas.microsoft.com/office/word/2010/wordprocessingDrawing" xmlns:wp="http://schemas.openxmlformats.org/drawingml/2006/wordprocessingDrawing" xmlns:wpg="http://schemas.microsoft.com/office/word/2010/wordprocessingGroup" xmlns:wpi="http://schemas.microsoft.com/office/word/2010/wordprocessingInk" xmlns:wps="http://schemas.microsoft.com/office/word/2010/wordprocessingShape" xmlns:o="urn:schemas-microsoft-com:office:office" xmlns:v="urn:schemas-microsoft-com:vml" xmlns:w10="urn:schemas-microsoft-com:office:word" xmlns:w="http://schemas.openxmlformats.org/wordprocessingml/2006/main" xmlns:w14="http://schemas.microsoft.com/office/word/2010/wordml" xmlns:w15="http://schemas.microsoft.com/office/word/2012/wordml" xmlns:w16cei="http://schemas.microsoft.com/office/word/2026/wordml/cei" xmlns:w16cex="http://schemas.microsoft.com/office/word/2018/wordml/cex" xmlns:w16cid="http://schemas.microsoft.com/office/word/2016/wordml/cid" xmlns:w16="http://schemas.microsoft.com/office/word/2018/wordml" xmlns:w16sdtdh="http://schemas.microsoft.com/office/word/2020/wordml/sdtdatahash" xmlns:w16sdtfl="http://schemas.microsoft.com/office/word/2024/wordml/sdtformatlock" xmlns:w16se="http://schemas.microsoft.com/office/word/2015/wordml/symex" xmlns:w16du="http://schemas.microsoft.com/office/word/2023/wordml/word16du" xmlns:wne="http://schemas.microsoft.com/office/word/2006/wordml" mc:Ignorable="w14 w15 w16se w16cid w16 w16cex w16sdtdh w16sdtfl w16du wp14">
   <w:body>
     <w:p>
       <w:pPr>
@@ -1886,7 +1886,7 @@
                 <w:bCs/>
                 <w:color w:val="000000" w:themeColor="text1"/>
               </w:rPr>
-              <w:t>The Pennsylvania State University Plant Science Department </w:t>
+              <w:t>The Pennsylvania State University Plant Science Department</w:t>
             </w:r>
           </w:p>
           <w:p>
@@ -3455,7 +3455,16 @@
                 <w:sz w:val="22"/>
                 <w:szCs w:val="22"/>
               </w:rPr>
-              <w:t xml:space="preserve">Michel, P., Maxson, T., Chivukula, V., Overholt, W., Medina Cordoba, L. K., Ayodele-Abiola, S., McQuiston, J., Beesley, C. A., Bell, M., Caban Figueroa, V., Bugrysheva, J., </w:t>
+              <w:t xml:space="preserve">Michel, P., Maxson, T., Chivukula, V., Overholt, W., Medina Cordoba, L. K., Ayodele-Abiola, S., McQuiston, J., Beesley, C. A., Bell, M., Caban Figueroa, V., </w:t>
+            </w:r>
+            <w:r>
+              <w:rPr>
+                <w:rFonts w:ascii="Times New Roman" w:hAnsi="Times New Roman" w:cs="Times New Roman"/>
+                <w:color w:val="000000" w:themeColor="text1"/>
+                <w:sz w:val="22"/>
+                <w:szCs w:val="22"/>
+              </w:rPr>
+              <w:t xml:space="preserve">Bugrysheva, J., </w:t>
             </w:r>
             <w:r>
               <w:rPr>
@@ -3515,7 +3524,6 @@
               </w:rPr>
               <w:t xml:space="preserve">, 8(8), e00875-26. </w:t>
             </w:r>
-            <w:proofErr w:type="gramStart"/>
             <w:r>
               <w:rPr>
                 <w:rStyle w:val="Emphasis"/>
@@ -3533,34 +3541,17 @@
                 <w:sz w:val="22"/>
                 <w:szCs w:val="22"/>
               </w:rPr>
-              <w:t xml:space="preserve"> </w:t>
-            </w:r>
-            <w:r>
-              <w:rPr>
-                <w:rFonts w:ascii="Times New Roman" w:hAnsi="Times New Roman" w:cs="Times New Roman"/>
-                <w:color w:val="000000" w:themeColor="text1"/>
-                <w:sz w:val="22"/>
-                <w:szCs w:val="22"/>
-              </w:rPr>
-              <w:t>:</w:t>
-            </w:r>
-            <w:proofErr w:type="gramEnd"/>
-            <w:r>
-              <w:rPr>
-                <w:rFonts w:ascii="Times New Roman" w:hAnsi="Times New Roman" w:cs="Times New Roman"/>
-                <w:color w:val="000000" w:themeColor="text1"/>
-                <w:sz w:val="22"/>
-                <w:szCs w:val="22"/>
-              </w:rPr>
-              <w:t xml:space="preserve"> </w:t>
+              <w:t xml:space="preserve">: </w:t>
             </w:r>
             <w:hyperlink r:id="rId7" w:history="1">
               <w:r>
                 <w:rPr>
                   <w:rStyle w:val="Hyperlink"/>
                   <w:rFonts w:ascii="Times New Roman" w:hAnsi="Times New Roman" w:cs="Times New Roman"/>
+                  <w:color w:val="000000" w:themeColor="text1"/>
                   <w:sz w:val="22"/>
                   <w:szCs w:val="22"/>
+                  <w:u w:val="none"/>
                 </w:rPr>
                 <w:t>https://doi.org/10.1128/spectrum.00875-26</w:t>
               </w:r>
@@ -3601,7 +3592,7 @@
       <w:tr>
         <w:trPr>
           <w:cantSplit/>
-          <w:trHeight w:val="1404"/>
+          <w:trHeight w:val="1323"/>
         </w:trPr>
         <w:tc>
           <w:tcPr>
@@ -3717,67 +3708,7 @@
                   <w:sz w:val="22"/>
                   <w:szCs w:val="22"/>
                 </w:rPr>
-                <w:t>htt</w:t>
-              </w:r>
-              <w:r>
-                <w:rPr>
-                  <w:rStyle w:val="anchor-text"/>
-                  <w:rFonts w:ascii="Times New Roman" w:hAnsi="Times New Roman" w:cs="Times New Roman"/>
-                  <w:color w:val="000000" w:themeColor="text1"/>
-                  <w:sz w:val="22"/>
-                  <w:szCs w:val="22"/>
-                </w:rPr>
-                <w:t>p</w:t>
-              </w:r>
-              <w:r>
-                <w:rPr>
-                  <w:rStyle w:val="anchor-text"/>
-                  <w:rFonts w:ascii="Times New Roman" w:hAnsi="Times New Roman" w:cs="Times New Roman"/>
-                  <w:color w:val="000000" w:themeColor="text1"/>
-                  <w:sz w:val="22"/>
-                  <w:szCs w:val="22"/>
-                </w:rPr>
-                <w:t>s://</w:t>
-              </w:r>
-              <w:r>
-                <w:rPr>
-                  <w:rStyle w:val="anchor-text"/>
-                  <w:rFonts w:ascii="Times New Roman" w:hAnsi="Times New Roman" w:cs="Times New Roman"/>
-                  <w:color w:val="000000" w:themeColor="text1"/>
-                  <w:sz w:val="22"/>
-                  <w:szCs w:val="22"/>
-                </w:rPr>
-                <w:t>d</w:t>
-              </w:r>
-              <w:r>
-                <w:rPr>
-                  <w:rStyle w:val="anchor-text"/>
-                  <w:rFonts w:ascii="Times New Roman" w:hAnsi="Times New Roman" w:cs="Times New Roman"/>
-                  <w:color w:val="000000" w:themeColor="text1"/>
-                  <w:sz w:val="22"/>
-                  <w:szCs w:val="22"/>
-                </w:rPr>
-                <w:t>oi.or</w:t>
-              </w:r>
-              <w:r>
-                <w:rPr>
-                  <w:rStyle w:val="anchor-text"/>
-                  <w:rFonts w:ascii="Times New Roman" w:hAnsi="Times New Roman" w:cs="Times New Roman"/>
-                  <w:color w:val="000000" w:themeColor="text1"/>
-                  <w:sz w:val="22"/>
-                  <w:szCs w:val="22"/>
-                </w:rPr>
-                <w:t>g</w:t>
-              </w:r>
-              <w:r>
-                <w:rPr>
-                  <w:rStyle w:val="anchor-text"/>
-                  <w:rFonts w:ascii="Times New Roman" w:hAnsi="Times New Roman" w:cs="Times New Roman"/>
-                  <w:color w:val="000000" w:themeColor="text1"/>
-                  <w:sz w:val="22"/>
-                  <w:szCs w:val="22"/>
-                </w:rPr>
-                <w:t>/10.1016/j.fm.2026.105166</w:t>
+                <w:t>https://doi.org/10.1016/j.fm.2026.105166</w:t>
               </w:r>
             </w:hyperlink>
           </w:p>
@@ -3822,7 +3753,6 @@
           </w:tcPr>
           <w:p>
             <w:pPr>
-              <w:spacing w:before="240"/>
               <w:rPr>
                 <w:rFonts w:ascii="Times New Roman" w:hAnsi="Times New Roman" w:cs="Times New Roman"/>
                 <w:b/>
@@ -5004,7 +4934,7 @@
     <w:tbl>
       <w:tblPr>
         <w:tblStyle w:val="TableGrid"/>
-        <w:tblW w:w="10368" w:type="dxa"/>
+        <w:tblW w:w="10474" w:type="dxa"/>
         <w:tblInd w:w="-545" w:type="dxa"/>
         <w:tblBorders>
           <w:top w:val="none" w:sz="0" w:space="0" w:color="auto"/>
@@ -5017,21 +4947,18 @@
         <w:tblLook w:val="04A0" w:firstRow="1" w:lastRow="0" w:firstColumn="1" w:lastColumn="0" w:noHBand="0" w:noVBand="1"/>
       </w:tblPr>
       <w:tblGrid>
-        <w:gridCol w:w="7925"/>
-        <w:gridCol w:w="2443"/>
+        <w:gridCol w:w="7745"/>
+        <w:gridCol w:w="2729"/>
       </w:tblGrid>
       <w:tr>
         <w:trPr>
           <w:gridAfter w:val="1"/>
-          <w:wAfter w:w="2443" w:type="dxa"/>
-          <w:trHeight w:val="288"/>
+          <w:wAfter w:w="2729" w:type="dxa"/>
+          <w:trHeight w:val="144"/>
         </w:trPr>
         <w:tc>
           <w:tcPr>
-            <w:tcW w:w="7925" w:type="dxa"/>
-            <w:tcBorders>
-              <w:bottom w:val="single" w:sz="4" w:space="0" w:color="auto"/>
-            </w:tcBorders>
+            <w:tcW w:w="7745" w:type="dxa"/>
             <w:vAlign w:val="center"/>
           </w:tcPr>
           <w:p>
@@ -5072,11 +4999,11 @@
       </w:tr>
       <w:tr>
         <w:trPr>
-          <w:trHeight w:val="288"/>
+          <w:trHeight w:val="144"/>
         </w:trPr>
         <w:tc>
           <w:tcPr>
-            <w:tcW w:w="7925" w:type="dxa"/>
+            <w:tcW w:w="7745" w:type="dxa"/>
             <w:tcBorders>
               <w:top w:val="single" w:sz="4" w:space="0" w:color="auto"/>
               <w:bottom w:val="single" w:sz="4" w:space="0" w:color="auto"/>
@@ -5109,7 +5036,7 @@
         </w:tc>
         <w:tc>
           <w:tcPr>
-            <w:tcW w:w="2443" w:type="dxa"/>
+            <w:tcW w:w="2729" w:type="dxa"/>
             <w:tcBorders>
               <w:top w:val="single" w:sz="4" w:space="0" w:color="auto"/>
               <w:bottom w:val="single" w:sz="4" w:space="0" w:color="auto"/>
@@ -5142,27 +5069,14 @@
         </w:tc>
       </w:tr>
       <w:tr>
-        <w:tblPrEx>
-          <w:tblBorders>
-            <w:top w:val="single" w:sz="4" w:space="0" w:color="auto"/>
-            <w:left w:val="single" w:sz="4" w:space="0" w:color="auto"/>
-            <w:bottom w:val="single" w:sz="4" w:space="0" w:color="auto"/>
-            <w:right w:val="single" w:sz="4" w:space="0" w:color="auto"/>
-            <w:insideH w:val="single" w:sz="4" w:space="0" w:color="auto"/>
-            <w:insideV w:val="single" w:sz="4" w:space="0" w:color="auto"/>
-          </w:tblBorders>
-        </w:tblPrEx>
         <w:trPr>
-          <w:trHeight w:val="288"/>
+          <w:trHeight w:val="1133"/>
         </w:trPr>
         <w:tc>
           <w:tcPr>
-            <w:tcW w:w="7925" w:type="dxa"/>
+            <w:tcW w:w="7745" w:type="dxa"/>
             <w:tcBorders>
-              <w:top w:val="nil"/>
-              <w:left w:val="nil"/>
-              <w:bottom w:val="nil"/>
-              <w:right w:val="nil"/>
+              <w:top w:val="single" w:sz="4" w:space="0" w:color="auto"/>
             </w:tcBorders>
             <w:vAlign w:val="center"/>
           </w:tcPr>
@@ -5197,11 +5111,22 @@
             <w:r>
               <w:rPr>
                 <w:rFonts w:ascii="Times New Roman" w:hAnsi="Times New Roman" w:cs="Times New Roman"/>
-                <w:color w:val="000000" w:themeColor="text1"/>
-                <w:sz w:val="22"/>
-                <w:szCs w:val="22"/>
-              </w:rPr>
-              <w:t xml:space="preserve">., Wiedmann, M., Johler, S., &amp; Kovac, J. (2026). Single nucleotide polymorphisms associated with cytotoxicity of </w:t>
+                <w:b/>
+                <w:bCs/>
+                <w:color w:val="000000" w:themeColor="text1"/>
+                <w:sz w:val="22"/>
+                <w:szCs w:val="22"/>
+              </w:rPr>
+              <w:t>.</w:t>
+            </w:r>
+            <w:r>
+              <w:rPr>
+                <w:rFonts w:ascii="Times New Roman" w:hAnsi="Times New Roman" w:cs="Times New Roman"/>
+                <w:color w:val="000000" w:themeColor="text1"/>
+                <w:sz w:val="22"/>
+                <w:szCs w:val="22"/>
+              </w:rPr>
+              <w:t xml:space="preserve">, Wiedmann, M., Johler, S., &amp; Kovac, J. (2026). Single nucleotide polymorphisms associated with cytotoxicity of </w:t>
             </w:r>
             <w:r>
               <w:rPr>
@@ -5277,12 +5202,9 @@
         </w:tc>
         <w:tc>
           <w:tcPr>
-            <w:tcW w:w="2443" w:type="dxa"/>
+            <w:tcW w:w="2729" w:type="dxa"/>
             <w:tcBorders>
-              <w:top w:val="nil"/>
-              <w:left w:val="nil"/>
-              <w:bottom w:val="nil"/>
-              <w:right w:val="nil"/>
+              <w:top w:val="single" w:sz="4" w:space="0" w:color="auto"/>
             </w:tcBorders>
             <w:vAlign w:val="center"/>
           </w:tcPr>
@@ -5300,28 +5222,12 @@
         </w:tc>
       </w:tr>
       <w:tr>
-        <w:tblPrEx>
-          <w:tblBorders>
-            <w:top w:val="single" w:sz="4" w:space="0" w:color="auto"/>
-            <w:left w:val="single" w:sz="4" w:space="0" w:color="auto"/>
-            <w:bottom w:val="single" w:sz="4" w:space="0" w:color="auto"/>
-            <w:right w:val="single" w:sz="4" w:space="0" w:color="auto"/>
-            <w:insideH w:val="single" w:sz="4" w:space="0" w:color="auto"/>
-            <w:insideV w:val="single" w:sz="4" w:space="0" w:color="auto"/>
-          </w:tblBorders>
-        </w:tblPrEx>
         <w:trPr>
-          <w:trHeight w:val="1116"/>
+          <w:trHeight w:val="1251"/>
         </w:trPr>
         <w:tc>
           <w:tcPr>
-            <w:tcW w:w="7925" w:type="dxa"/>
-            <w:tcBorders>
-              <w:top w:val="nil"/>
-              <w:left w:val="nil"/>
-              <w:bottom w:val="nil"/>
-              <w:right w:val="nil"/>
-            </w:tcBorders>
+            <w:tcW w:w="7745" w:type="dxa"/>
             <w:vAlign w:val="center"/>
           </w:tcPr>
           <w:p>
@@ -5346,10 +5252,20 @@
             <w:r>
               <w:rPr>
                 <w:rFonts w:ascii="Times New Roman" w:hAnsi="Times New Roman" w:cs="Times New Roman"/>
-                <w:sz w:val="22"/>
-                <w:szCs w:val="22"/>
-              </w:rPr>
-              <w:t xml:space="preserve">., Qian, C., Carroll, L., Kovac, J., Ivanek, R., &amp; Wiedmann, M. (2026). Development of BRisk: a digital tool for food safety risk assessment of </w:t>
+                <w:b/>
+                <w:bCs/>
+                <w:sz w:val="22"/>
+                <w:szCs w:val="22"/>
+              </w:rPr>
+              <w:t>.</w:t>
+            </w:r>
+            <w:r>
+              <w:rPr>
+                <w:rFonts w:ascii="Times New Roman" w:hAnsi="Times New Roman" w:cs="Times New Roman"/>
+                <w:sz w:val="22"/>
+                <w:szCs w:val="22"/>
+              </w:rPr>
+              <w:t xml:space="preserve">, Qian, C., Carroll, L., Kovac, J., Ivanek, R., &amp; Wiedmann, M. (2026). Development of BRisk: a digital tool for food safety risk assessment of </w:t>
             </w:r>
             <w:r>
               <w:rPr>
@@ -5420,16 +5336,427 @@
         </w:tc>
         <w:tc>
           <w:tcPr>
-            <w:tcW w:w="2443" w:type="dxa"/>
-            <w:tcBorders>
-              <w:top w:val="nil"/>
-              <w:left w:val="nil"/>
-              <w:bottom w:val="nil"/>
-              <w:right w:val="nil"/>
-            </w:tcBorders>
+            <w:tcW w:w="2729" w:type="dxa"/>
             <w:vAlign w:val="center"/>
           </w:tcPr>
           <w:p>
+            <w:r>
+              <w:rPr>
+                <w:rFonts w:ascii="Times New Roman" w:hAnsi="Times New Roman" w:cs="Times New Roman"/>
+                <w:color w:val="000000" w:themeColor="text1"/>
+                <w:sz w:val="22"/>
+                <w:szCs w:val="22"/>
+              </w:rPr>
+              <w:t>Conducted experiments, Writing review &amp; editing</w:t>
+            </w:r>
+          </w:p>
+        </w:tc>
+      </w:tr>
+      <w:tr>
+        <w:trPr>
+          <w:trHeight w:val="1089"/>
+        </w:trPr>
+        <w:tc>
+          <w:tcPr>
+            <w:tcW w:w="7745" w:type="dxa"/>
+            <w:vAlign w:val="center"/>
+          </w:tcPr>
+          <w:p>
+            <w:pPr>
+              <w:rPr>
+                <w:rFonts w:ascii="Times New Roman" w:hAnsi="Times New Roman" w:cs="Times New Roman"/>
+                <w:sz w:val="22"/>
+                <w:szCs w:val="22"/>
+              </w:rPr>
+            </w:pPr>
+            <w:r>
+              <w:rPr>
+                <w:rFonts w:ascii="Times New Roman" w:hAnsi="Times New Roman" w:cs="Times New Roman"/>
+                <w:b/>
+                <w:bCs/>
+                <w:sz w:val="22"/>
+                <w:szCs w:val="22"/>
+              </w:rPr>
+              <w:t>Chandross-Cohen, T.,</w:t>
+            </w:r>
+            <w:r>
+              <w:rPr>
+                <w:rFonts w:ascii="Times New Roman" w:hAnsi="Times New Roman" w:cs="Times New Roman"/>
+                <w:sz w:val="22"/>
+                <w:szCs w:val="22"/>
+              </w:rPr>
+              <w:t xml:space="preserve"> Weidner, L., </w:t>
+            </w:r>
+            <w:proofErr w:type="spellStart"/>
+            <w:r>
+              <w:rPr>
+                <w:rFonts w:ascii="Times New Roman" w:hAnsi="Times New Roman" w:cs="Times New Roman"/>
+                <w:sz w:val="22"/>
+                <w:szCs w:val="22"/>
+              </w:rPr>
+              <w:t>Fratnik</w:t>
+            </w:r>
+            <w:proofErr w:type="spellEnd"/>
+            <w:r>
+              <w:rPr>
+                <w:rFonts w:ascii="Times New Roman" w:hAnsi="Times New Roman" w:cs="Times New Roman"/>
+                <w:sz w:val="22"/>
+                <w:szCs w:val="22"/>
+              </w:rPr>
+              <w:t xml:space="preserve"> Steyer, A., Petrovic, Z., &amp; Kovac, J. (2026). Validation of SNPs associated with cytotoxicity in and around enterotoxin genes of </w:t>
+            </w:r>
+            <w:r>
+              <w:rPr>
+                <w:rFonts w:ascii="Times New Roman" w:hAnsi="Times New Roman" w:cs="Times New Roman"/>
+                <w:i/>
+                <w:iCs/>
+                <w:sz w:val="22"/>
+                <w:szCs w:val="22"/>
+              </w:rPr>
+              <w:t>Bacillus cereus</w:t>
+            </w:r>
+            <w:r>
+              <w:rPr>
+                <w:rFonts w:ascii="Times New Roman" w:hAnsi="Times New Roman" w:cs="Times New Roman"/>
+                <w:sz w:val="22"/>
+                <w:szCs w:val="22"/>
+              </w:rPr>
+              <w:t xml:space="preserve"> using food, environmental, and human clinical isolates.</w:t>
+            </w:r>
+            <w:r>
+              <w:rPr>
+                <w:rStyle w:val="Emphasis"/>
+                <w:rFonts w:ascii="Times New Roman" w:hAnsi="Times New Roman" w:cs="Times New Roman"/>
+                <w:b/>
+                <w:bCs/>
+                <w:i w:val="0"/>
+                <w:iCs w:val="0"/>
+                <w:sz w:val="22"/>
+                <w:szCs w:val="22"/>
+              </w:rPr>
+              <w:t xml:space="preserve"> In preparation</w:t>
+            </w:r>
+          </w:p>
+        </w:tc>
+        <w:tc>
+          <w:tcPr>
+            <w:tcW w:w="2729" w:type="dxa"/>
+            <w:vAlign w:val="center"/>
+          </w:tcPr>
+          <w:p>
+            <w:pPr>
+              <w:rPr>
+                <w:rFonts w:ascii="Times New Roman" w:hAnsi="Times New Roman" w:cs="Times New Roman"/>
+                <w:color w:val="000000" w:themeColor="text1"/>
+                <w:sz w:val="22"/>
+                <w:szCs w:val="22"/>
+              </w:rPr>
+            </w:pPr>
+            <w:r>
+              <w:rPr>
+                <w:rFonts w:ascii="Times New Roman" w:hAnsi="Times New Roman" w:cs="Times New Roman"/>
+                <w:color w:val="000000"/>
+                <w:kern w:val="0"/>
+                <w:sz w:val="22"/>
+                <w:szCs w:val="22"/>
+                <w14:ligatures w14:val="none"/>
+              </w:rPr>
+              <w:t>Writing original draft, Writing review &amp; editing, Investigation, Formal analysis, Visualization, Data curation, Conceptualization</w:t>
+            </w:r>
+          </w:p>
+        </w:tc>
+      </w:tr>
+      <w:tr>
+        <w:trPr>
+          <w:trHeight w:val="1260"/>
+        </w:trPr>
+        <w:tc>
+          <w:tcPr>
+            <w:tcW w:w="7745" w:type="dxa"/>
+            <w:vAlign w:val="center"/>
+          </w:tcPr>
+          <w:p>
+            <w:pPr>
+              <w:rPr>
+                <w:rFonts w:ascii="Times New Roman" w:hAnsi="Times New Roman" w:cs="Times New Roman"/>
+                <w:b/>
+                <w:bCs/>
+                <w:sz w:val="22"/>
+                <w:szCs w:val="22"/>
+              </w:rPr>
+            </w:pPr>
+            <w:r>
+              <w:rPr>
+                <w:rFonts w:ascii="Times New Roman" w:hAnsi="Times New Roman" w:cs="Times New Roman"/>
+                <w:b/>
+                <w:bCs/>
+                <w:sz w:val="22"/>
+                <w:szCs w:val="22"/>
+              </w:rPr>
+              <w:lastRenderedPageBreak/>
+              <w:t>Chandross-Cohen, T</w:t>
+            </w:r>
+            <w:r>
+              <w:rPr>
+                <w:rFonts w:ascii="Times New Roman" w:hAnsi="Times New Roman" w:cs="Times New Roman"/>
+                <w:sz w:val="22"/>
+                <w:szCs w:val="22"/>
+              </w:rPr>
+              <w:t xml:space="preserve">., &amp; Kovac, J. (2026). The role of hemolysin BL in surface colonization and biofilm formation of </w:t>
+            </w:r>
+            <w:r>
+              <w:rPr>
+                <w:rFonts w:ascii="Times New Roman" w:hAnsi="Times New Roman" w:cs="Times New Roman"/>
+                <w:i/>
+                <w:iCs/>
+                <w:sz w:val="22"/>
+                <w:szCs w:val="22"/>
+              </w:rPr>
+              <w:t>Bacillus cereus</w:t>
+            </w:r>
+            <w:r>
+              <w:rPr>
+                <w:rFonts w:ascii="Times New Roman" w:hAnsi="Times New Roman" w:cs="Times New Roman"/>
+                <w:sz w:val="22"/>
+                <w:szCs w:val="22"/>
+              </w:rPr>
+              <w:t xml:space="preserve"> during interactions with dairy-associated Bacilli.</w:t>
+            </w:r>
+          </w:p>
+        </w:tc>
+        <w:tc>
+          <w:tcPr>
+            <w:tcW w:w="2729" w:type="dxa"/>
+            <w:vAlign w:val="center"/>
+          </w:tcPr>
+          <w:p>
+            <w:pPr>
+              <w:rPr>
+                <w:rFonts w:ascii="Times New Roman" w:hAnsi="Times New Roman" w:cs="Times New Roman"/>
+                <w:color w:val="000000"/>
+                <w:kern w:val="0"/>
+                <w:sz w:val="22"/>
+                <w:szCs w:val="22"/>
+                <w14:ligatures w14:val="none"/>
+              </w:rPr>
+            </w:pPr>
+            <w:r>
+              <w:rPr>
+                <w:rFonts w:ascii="Times New Roman" w:hAnsi="Times New Roman" w:cs="Times New Roman"/>
+                <w:color w:val="000000"/>
+                <w:kern w:val="0"/>
+                <w:sz w:val="22"/>
+                <w:szCs w:val="22"/>
+                <w14:ligatures w14:val="none"/>
+              </w:rPr>
+              <w:t>Writing original draft, Writing review &amp; editing, Investigation, Formal analysis, Visualization, Data curation, Conceptualization</w:t>
+            </w:r>
+          </w:p>
+        </w:tc>
+      </w:tr>
+      <w:tr>
+        <w:trPr>
+          <w:trHeight w:val="1170"/>
+        </w:trPr>
+        <w:tc>
+          <w:tcPr>
+            <w:tcW w:w="7745" w:type="dxa"/>
+            <w:vAlign w:val="center"/>
+          </w:tcPr>
+          <w:p>
+            <w:pPr>
+              <w:pStyle w:val="font-claude-response-body"/>
+              <w:rPr>
+                <w:b/>
+                <w:bCs/>
+                <w:sz w:val="22"/>
+                <w:szCs w:val="22"/>
+              </w:rPr>
+            </w:pPr>
+            <w:r>
+              <w:rPr>
+                <w:rStyle w:val="Strong"/>
+                <w:b w:val="0"/>
+                <w:bCs w:val="0"/>
+                <w:sz w:val="22"/>
+                <w:szCs w:val="22"/>
+              </w:rPr>
+              <w:t xml:space="preserve">Vieira, Y. C., </w:t>
+            </w:r>
+            <w:r>
+              <w:rPr>
+                <w:rStyle w:val="Strong"/>
+                <w:sz w:val="22"/>
+                <w:szCs w:val="22"/>
+              </w:rPr>
+              <w:t>Chandross-Cohen, T</w:t>
+            </w:r>
+            <w:r>
+              <w:rPr>
+                <w:rStyle w:val="Strong"/>
+                <w:b w:val="0"/>
+                <w:bCs w:val="0"/>
+                <w:sz w:val="22"/>
+                <w:szCs w:val="22"/>
+              </w:rPr>
+              <w:t xml:space="preserve">., &amp; Kovac, J. (2026). Whole-genome amplification and targeted CRISPR-Cas9 enrichment enables environmental </w:t>
+            </w:r>
+            <w:r>
+              <w:rPr>
+                <w:rStyle w:val="Strong"/>
+                <w:b w:val="0"/>
+                <w:bCs w:val="0"/>
+                <w:i/>
+                <w:iCs/>
+                <w:sz w:val="22"/>
+                <w:szCs w:val="22"/>
+              </w:rPr>
+              <w:t>Staphylococcus aureus</w:t>
+            </w:r>
+            <w:r>
+              <w:rPr>
+                <w:rStyle w:val="Strong"/>
+                <w:b w:val="0"/>
+                <w:bCs w:val="0"/>
+                <w:sz w:val="22"/>
+                <w:szCs w:val="22"/>
+              </w:rPr>
+              <w:t xml:space="preserve"> detection in low biomass samples. </w:t>
+            </w:r>
+            <w:r>
+              <w:rPr>
+                <w:rStyle w:val="Emphasis"/>
+                <w:b/>
+                <w:bCs/>
+                <w:i w:val="0"/>
+                <w:iCs w:val="0"/>
+                <w:sz w:val="22"/>
+                <w:szCs w:val="22"/>
+              </w:rPr>
+              <w:t>In preparation</w:t>
+            </w:r>
+          </w:p>
+        </w:tc>
+        <w:tc>
+          <w:tcPr>
+            <w:tcW w:w="2729" w:type="dxa"/>
+            <w:vAlign w:val="center"/>
+          </w:tcPr>
+          <w:p>
+            <w:pPr>
+              <w:rPr>
+                <w:rFonts w:ascii="Times New Roman" w:hAnsi="Times New Roman" w:cs="Times New Roman"/>
+                <w:color w:val="000000" w:themeColor="text1"/>
+                <w:sz w:val="22"/>
+                <w:szCs w:val="22"/>
+              </w:rPr>
+            </w:pPr>
+            <w:r>
+              <w:rPr>
+                <w:rFonts w:ascii="Times New Roman" w:hAnsi="Times New Roman" w:cs="Times New Roman"/>
+                <w:color w:val="000000"/>
+                <w:kern w:val="0"/>
+                <w:sz w:val="22"/>
+                <w:szCs w:val="22"/>
+                <w14:ligatures w14:val="none"/>
+              </w:rPr>
+              <w:t>Writing review &amp; editing, Investigation, Data curation, Conceptualization</w:t>
+            </w:r>
+          </w:p>
+        </w:tc>
+      </w:tr>
+      <w:tr>
+        <w:trPr>
+          <w:trHeight w:val="720"/>
+        </w:trPr>
+        <w:tc>
+          <w:tcPr>
+            <w:tcW w:w="7745" w:type="dxa"/>
+            <w:vAlign w:val="center"/>
+          </w:tcPr>
+          <w:p>
+            <w:pPr>
+              <w:pStyle w:val="NoSpacing"/>
+              <w:spacing w:after="240"/>
+              <w:rPr>
+                <w:rFonts w:ascii="Times New Roman" w:hAnsi="Times New Roman" w:cs="Times New Roman"/>
+                <w:sz w:val="22"/>
+                <w:szCs w:val="22"/>
+              </w:rPr>
+            </w:pPr>
+            <w:r>
+              <w:rPr>
+                <w:rFonts w:ascii="Times New Roman" w:hAnsi="Times New Roman" w:cs="Times New Roman"/>
+                <w:sz w:val="22"/>
+                <w:szCs w:val="22"/>
+              </w:rPr>
+              <w:t xml:space="preserve">Wei, X., Chung, T., </w:t>
+            </w:r>
+            <w:r>
+              <w:rPr>
+                <w:rFonts w:ascii="Times New Roman" w:hAnsi="Times New Roman" w:cs="Times New Roman"/>
+                <w:b/>
+                <w:bCs/>
+                <w:sz w:val="22"/>
+                <w:szCs w:val="22"/>
+              </w:rPr>
+              <w:t>Chandross-Cohen, T.</w:t>
+            </w:r>
+            <w:r>
+              <w:rPr>
+                <w:rFonts w:ascii="Times New Roman" w:hAnsi="Times New Roman" w:cs="Times New Roman"/>
+                <w:sz w:val="22"/>
+                <w:szCs w:val="22"/>
+              </w:rPr>
+              <w:t xml:space="preserve">, Miller, G. H., &amp; Kovac, J. (2026). Detection and characterization of Bacilli </w:t>
+            </w:r>
+            <w:proofErr w:type="spellStart"/>
+            <w:r>
+              <w:rPr>
+                <w:rFonts w:ascii="Times New Roman" w:hAnsi="Times New Roman" w:cs="Times New Roman"/>
+                <w:sz w:val="22"/>
+                <w:szCs w:val="22"/>
+              </w:rPr>
+              <w:t>plasmidome</w:t>
+            </w:r>
+            <w:proofErr w:type="spellEnd"/>
+            <w:r>
+              <w:rPr>
+                <w:rFonts w:ascii="Times New Roman" w:hAnsi="Times New Roman" w:cs="Times New Roman"/>
+                <w:sz w:val="22"/>
+                <w:szCs w:val="22"/>
+              </w:rPr>
+              <w:t xml:space="preserve">. </w:t>
+            </w:r>
+            <w:r>
+              <w:rPr>
+                <w:rStyle w:val="Emphasis"/>
+                <w:rFonts w:ascii="Times New Roman" w:hAnsi="Times New Roman" w:cs="Times New Roman"/>
+                <w:b/>
+                <w:bCs/>
+                <w:i w:val="0"/>
+                <w:iCs w:val="0"/>
+                <w:sz w:val="22"/>
+                <w:szCs w:val="22"/>
+              </w:rPr>
+              <w:t>In preparation</w:t>
+            </w:r>
+          </w:p>
+        </w:tc>
+        <w:tc>
+          <w:tcPr>
+            <w:tcW w:w="2729" w:type="dxa"/>
+            <w:vAlign w:val="center"/>
+          </w:tcPr>
+          <w:p>
+            <w:pPr>
+              <w:rPr>
+                <w:rFonts w:ascii="Times New Roman" w:hAnsi="Times New Roman" w:cs="Times New Roman"/>
+                <w:color w:val="000000" w:themeColor="text1"/>
+                <w:sz w:val="22"/>
+                <w:szCs w:val="22"/>
+              </w:rPr>
+            </w:pPr>
             <w:r>
               <w:rPr>
                 <w:rFonts w:ascii="Times New Roman" w:hAnsi="Times New Roman" w:cs="Times New Roman"/>
@@ -5604,111 +5931,179 @@
               <w:autoSpaceDN w:val="0"/>
               <w:adjustRightInd w:val="0"/>
               <w:rPr>
-                <w:rFonts w:ascii="Times New Roman" w:eastAsia="Times New Roman" w:hAnsi="Times New Roman" w:cs="Times New Roman"/>
-                <w:b/>
-                <w:bCs/>
-                <w:color w:val="000000"/>
-                <w:kern w:val="0"/>
-                <w:sz w:val="22"/>
-                <w:szCs w:val="22"/>
-                <w14:ligatures w14:val="none"/>
-              </w:rPr>
-            </w:pPr>
-            <w:r>
-              <w:rPr>
-                <w:rFonts w:ascii="Times New Roman" w:hAnsi="Times New Roman" w:cs="Times New Roman"/>
-                <w:sz w:val="22"/>
-                <w:szCs w:val="22"/>
-              </w:rPr>
-              <w:t xml:space="preserve">Cavalcante Y., </w:t>
-            </w:r>
-            <w:r>
-              <w:rPr>
-                <w:rFonts w:ascii="Times New Roman" w:hAnsi="Times New Roman" w:cs="Times New Roman"/>
-                <w:b/>
-                <w:bCs/>
-                <w:sz w:val="22"/>
-                <w:szCs w:val="22"/>
-              </w:rPr>
-              <w:t>Chandross-Cohen, T</w:t>
-            </w:r>
-            <w:r>
-              <w:rPr>
-                <w:rFonts w:ascii="Times New Roman" w:hAnsi="Times New Roman" w:cs="Times New Roman"/>
-                <w:sz w:val="22"/>
-                <w:szCs w:val="22"/>
-              </w:rPr>
-              <w:t xml:space="preserve">., Mouratidis, I., </w:t>
+                <w:rFonts w:ascii="Times New Roman" w:hAnsi="Times New Roman" w:cs="Times New Roman"/>
+                <w:sz w:val="22"/>
+                <w:szCs w:val="22"/>
+              </w:rPr>
+            </w:pPr>
+            <w:r>
+              <w:rPr>
+                <w:rFonts w:ascii="Times New Roman" w:eastAsia="Times New Roman" w:hAnsi="Times New Roman" w:cs="Times New Roman"/>
+                <w:b/>
+                <w:bCs/>
+                <w:color w:val="000000"/>
+                <w:kern w:val="0"/>
+                <w:sz w:val="22"/>
+                <w:szCs w:val="22"/>
+                <w14:ligatures w14:val="none"/>
+              </w:rPr>
+              <w:t xml:space="preserve">Chandross-Cohen, </w:t>
+            </w:r>
+            <w:r>
+              <w:rPr>
+                <w:rFonts w:ascii="Times New Roman" w:eastAsia="Times New Roman" w:hAnsi="Times New Roman" w:cs="Times New Roman"/>
+                <w:b/>
+                <w:bCs/>
+                <w:color w:val="000000"/>
+                <w:kern w:val="0"/>
+                <w:sz w:val="22"/>
+                <w:szCs w:val="22"/>
+                <w14:ligatures w14:val="none"/>
+              </w:rPr>
+              <w:t>T</w:t>
+            </w:r>
+            <w:r>
+              <w:rPr>
+                <w:rFonts w:ascii="Times New Roman" w:eastAsia="Times New Roman" w:hAnsi="Times New Roman" w:cs="Times New Roman"/>
+                <w:b/>
+                <w:bCs/>
+                <w:color w:val="000000"/>
+                <w:kern w:val="0"/>
+                <w:sz w:val="22"/>
+                <w:szCs w:val="22"/>
+                <w14:ligatures w14:val="none"/>
+              </w:rPr>
+              <w:t>.</w:t>
+            </w:r>
+            <w:r>
+              <w:rPr>
+                <w:rFonts w:ascii="Times New Roman" w:eastAsia="Times New Roman" w:hAnsi="Times New Roman" w:cs="Times New Roman"/>
+                <w:color w:val="000000"/>
+                <w:kern w:val="0"/>
+                <w:sz w:val="22"/>
+                <w:szCs w:val="22"/>
+                <w14:ligatures w14:val="none"/>
+              </w:rPr>
+              <w:t>, Weidner</w:t>
+            </w:r>
+            <w:r>
+              <w:rPr>
+                <w:rFonts w:ascii="Times New Roman" w:eastAsia="Times New Roman" w:hAnsi="Times New Roman" w:cs="Times New Roman"/>
+                <w:color w:val="000000"/>
+                <w:kern w:val="0"/>
+                <w:sz w:val="22"/>
+                <w:szCs w:val="22"/>
+                <w14:ligatures w14:val="none"/>
+              </w:rPr>
+              <w:t xml:space="preserve">, L., </w:t>
             </w:r>
             <w:proofErr w:type="spellStart"/>
             <w:r>
               <w:rPr>
-                <w:rFonts w:ascii="Times New Roman" w:hAnsi="Times New Roman" w:cs="Times New Roman"/>
-                <w:sz w:val="22"/>
-                <w:szCs w:val="22"/>
-              </w:rPr>
-              <w:t>Patsakis</w:t>
+                <w:rFonts w:ascii="Times New Roman" w:eastAsia="Times New Roman" w:hAnsi="Times New Roman" w:cs="Times New Roman"/>
+                <w:color w:val="000000"/>
+                <w:kern w:val="0"/>
+                <w:sz w:val="22"/>
+                <w:szCs w:val="22"/>
+                <w14:ligatures w14:val="none"/>
+              </w:rPr>
+              <w:t>Fratnik</w:t>
             </w:r>
             <w:proofErr w:type="spellEnd"/>
             <w:r>
               <w:rPr>
-                <w:rFonts w:ascii="Times New Roman" w:hAnsi="Times New Roman" w:cs="Times New Roman"/>
-                <w:sz w:val="22"/>
-                <w:szCs w:val="22"/>
-              </w:rPr>
-              <w:t xml:space="preserve">, M., Georgakopoulos-Soares, I., &amp; </w:t>
-            </w:r>
-            <w:r>
-              <w:rPr>
-                <w:rStyle w:val="Strong"/>
-                <w:rFonts w:ascii="Times New Roman" w:hAnsi="Times New Roman" w:cs="Times New Roman"/>
-                <w:b w:val="0"/>
-                <w:bCs w:val="0"/>
-                <w:sz w:val="22"/>
-                <w:szCs w:val="22"/>
-              </w:rPr>
-              <w:t>Kovac, J.</w:t>
-            </w:r>
-            <w:r>
-              <w:rPr>
-                <w:rStyle w:val="Strong"/>
-                <w:rFonts w:ascii="Times New Roman" w:hAnsi="Times New Roman" w:cs="Times New Roman"/>
-                <w:sz w:val="22"/>
-                <w:szCs w:val="22"/>
-              </w:rPr>
-              <w:t xml:space="preserve"> </w:t>
-            </w:r>
-            <w:r>
-              <w:rPr>
-                <w:rFonts w:ascii="Times New Roman" w:hAnsi="Times New Roman" w:cs="Times New Roman"/>
-                <w:sz w:val="22"/>
-                <w:szCs w:val="22"/>
-              </w:rPr>
-              <w:t xml:space="preserve">(May 14, 2026).  “Culture-independent detection of </w:t>
-            </w:r>
-            <w:r>
-              <w:rPr>
-                <w:rFonts w:ascii="Times New Roman" w:hAnsi="Times New Roman" w:cs="Times New Roman"/>
-                <w:i/>
-                <w:iCs/>
-                <w:sz w:val="22"/>
-                <w:szCs w:val="22"/>
-              </w:rPr>
-              <w:t>Staphylococcus aureus </w:t>
-            </w:r>
-            <w:r>
-              <w:rPr>
-                <w:rFonts w:ascii="Times New Roman" w:hAnsi="Times New Roman" w:cs="Times New Roman"/>
-                <w:sz w:val="22"/>
-                <w:szCs w:val="22"/>
-              </w:rPr>
-              <w:t>using multiple displacement amplification and CRISPR-Cas9 coupled with Nanopore sequencing”, One Health Microbiome Symposium, Penn State One Health Microbiome Center, University Park, PA</w:t>
-            </w:r>
-            <w:r>
-              <w:rPr>
-                <w:rFonts w:ascii="Times New Roman" w:hAnsi="Times New Roman" w:cs="Times New Roman"/>
-                <w:sz w:val="22"/>
-                <w:szCs w:val="22"/>
+                <w:rFonts w:ascii="Times New Roman" w:eastAsia="Times New Roman" w:hAnsi="Times New Roman" w:cs="Times New Roman"/>
+                <w:color w:val="000000"/>
+                <w:kern w:val="0"/>
+                <w:sz w:val="22"/>
+                <w:szCs w:val="22"/>
+                <w14:ligatures w14:val="none"/>
+              </w:rPr>
+              <w:t xml:space="preserve"> Steyer, A., Petrovic, Z., &amp; Kovac, J. (</w:t>
+            </w:r>
+            <w:r>
+              <w:rPr>
+                <w:rFonts w:ascii="Times New Roman" w:eastAsia="Times New Roman" w:hAnsi="Times New Roman" w:cs="Times New Roman"/>
+                <w:color w:val="000000"/>
+                <w:kern w:val="0"/>
+                <w:sz w:val="22"/>
+                <w:szCs w:val="22"/>
+                <w14:ligatures w14:val="none"/>
+              </w:rPr>
+              <w:t>July 27-29</w:t>
+            </w:r>
+            <w:r>
+              <w:rPr>
+                <w:rFonts w:ascii="Times New Roman" w:eastAsia="Times New Roman" w:hAnsi="Times New Roman" w:cs="Times New Roman"/>
+                <w:color w:val="000000"/>
+                <w:kern w:val="0"/>
+                <w:sz w:val="22"/>
+                <w:szCs w:val="22"/>
+                <w14:ligatures w14:val="none"/>
+              </w:rPr>
+              <w:t>, 2026). “Genotypic and Phenotypic Characterization of </w:t>
+            </w:r>
+            <w:r>
+              <w:rPr>
+                <w:rFonts w:ascii="Times New Roman" w:eastAsia="Times New Roman" w:hAnsi="Times New Roman" w:cs="Times New Roman"/>
+                <w:i/>
+                <w:iCs/>
+                <w:color w:val="000000"/>
+                <w:kern w:val="0"/>
+                <w:sz w:val="22"/>
+                <w:szCs w:val="22"/>
+                <w14:ligatures w14:val="none"/>
+              </w:rPr>
+              <w:t>Bacillus cereus</w:t>
+            </w:r>
+            <w:r>
+              <w:rPr>
+                <w:rFonts w:ascii="Times New Roman" w:eastAsia="Times New Roman" w:hAnsi="Times New Roman" w:cs="Times New Roman"/>
+                <w:color w:val="000000"/>
+                <w:kern w:val="0"/>
+                <w:sz w:val="22"/>
+                <w:szCs w:val="22"/>
+                <w14:ligatures w14:val="none"/>
+              </w:rPr>
+              <w:t xml:space="preserve"> Isolates from Human Clinical Cases in Slovenia,” </w:t>
+            </w:r>
+            <w:r>
+              <w:rPr>
+                <w:rFonts w:ascii="Times New Roman" w:eastAsia="Times New Roman" w:hAnsi="Times New Roman" w:cs="Times New Roman"/>
+                <w:color w:val="000000"/>
+                <w:kern w:val="0"/>
+                <w:sz w:val="22"/>
+                <w:szCs w:val="22"/>
+                <w14:ligatures w14:val="none"/>
+              </w:rPr>
+              <w:t xml:space="preserve">2026 </w:t>
+            </w:r>
+            <w:r>
+              <w:rPr>
+                <w:rFonts w:ascii="Times New Roman" w:hAnsi="Times New Roman" w:cs="Times New Roman"/>
+                <w:color w:val="000000"/>
+                <w:sz w:val="22"/>
+                <w:szCs w:val="22"/>
+              </w:rPr>
+              <w:t>International Association for Food Protection Annual Meeting</w:t>
+            </w:r>
+            <w:r>
+              <w:rPr>
+                <w:rFonts w:ascii="Times New Roman" w:hAnsi="Times New Roman" w:cs="Times New Roman"/>
+                <w:color w:val="000000"/>
+                <w:sz w:val="22"/>
+                <w:szCs w:val="22"/>
+              </w:rPr>
+              <w:t>, New Orleans, LA</w:t>
+            </w:r>
+            <w:r>
+              <w:rPr>
+                <w:rFonts w:ascii="Times New Roman" w:eastAsia="Times New Roman" w:hAnsi="Times New Roman" w:cs="Times New Roman"/>
+                <w:color w:val="000000"/>
+                <w:kern w:val="0"/>
+                <w:sz w:val="22"/>
+                <w:szCs w:val="22"/>
+                <w14:ligatures w14:val="none"/>
               </w:rPr>
               <w:t xml:space="preserve">. </w:t>
             </w:r>
@@ -5754,7 +6149,18 @@
                 <w:sz w:val="22"/>
                 <w:szCs w:val="22"/>
               </w:rPr>
-              <w:t>Development of methods, conducted experiments</w:t>
+              <w:t xml:space="preserve">Development of methods, conducted experiments, conducted data analysis and </w:t>
+            </w:r>
+            <w:r>
+              <w:rPr>
+                <w:rFonts w:ascii="Times New Roman" w:hAnsi="Times New Roman" w:cs="Times New Roman"/>
+                <w:b/>
+                <w:bCs/>
+                <w:color w:val="000000" w:themeColor="text1"/>
+                <w:sz w:val="22"/>
+                <w:szCs w:val="22"/>
+              </w:rPr>
+              <w:t>presented</w:t>
             </w:r>
             <w:r>
               <w:rPr>
@@ -5784,25 +6190,21 @@
               <w:adjustRightInd w:val="0"/>
               <w:rPr>
                 <w:rFonts w:ascii="Times New Roman" w:hAnsi="Times New Roman" w:cs="Times New Roman"/>
-                <w:b/>
-                <w:bCs/>
-                <w:color w:val="000000" w:themeColor="text1"/>
-                <w:sz w:val="22"/>
-                <w:szCs w:val="22"/>
-              </w:rPr>
-            </w:pPr>
-            <w:r>
-              <w:rPr>
-                <w:rFonts w:ascii="Times New Roman" w:eastAsia="Times New Roman" w:hAnsi="Times New Roman" w:cs="Times New Roman"/>
-                <w:b/>
-                <w:bCs/>
-                <w:color w:val="000000"/>
-                <w:kern w:val="0"/>
-                <w:sz w:val="22"/>
-                <w:szCs w:val="22"/>
-                <w14:ligatures w14:val="none"/>
-              </w:rPr>
-              <w:lastRenderedPageBreak/>
+                <w:sz w:val="22"/>
+                <w:szCs w:val="22"/>
+              </w:rPr>
+            </w:pPr>
+            <w:r>
+              <w:rPr>
+                <w:rFonts w:ascii="Times New Roman" w:eastAsia="Times New Roman" w:hAnsi="Times New Roman" w:cs="Times New Roman"/>
+                <w:b/>
+                <w:bCs/>
+                <w:color w:val="000000"/>
+                <w:kern w:val="0"/>
+                <w:sz w:val="22"/>
+                <w:szCs w:val="22"/>
+                <w14:ligatures w14:val="none"/>
+              </w:rPr>
               <w:t>Chandross-Cohen, T.</w:t>
             </w:r>
             <w:r>
@@ -5814,7 +6216,73 @@
                 <w:szCs w:val="22"/>
                 <w14:ligatures w14:val="none"/>
               </w:rPr>
-              <w:t>, Nguyen, P. T., Restaino, L., &amp; Kovac, J. (March 27, 2026). “Characterization of </w:t>
+              <w:t>, Nguyen, P. T., Restaino, L., &amp; Kovac, J. (</w:t>
+            </w:r>
+            <w:r>
+              <w:rPr>
+                <w:rFonts w:ascii="Times New Roman" w:eastAsia="Times New Roman" w:hAnsi="Times New Roman" w:cs="Times New Roman"/>
+                <w:color w:val="000000"/>
+                <w:kern w:val="0"/>
+                <w:sz w:val="22"/>
+                <w:szCs w:val="22"/>
+                <w14:ligatures w14:val="none"/>
+              </w:rPr>
+              <w:t>June</w:t>
+            </w:r>
+            <w:r>
+              <w:rPr>
+                <w:rFonts w:ascii="Times New Roman" w:eastAsia="Times New Roman" w:hAnsi="Times New Roman" w:cs="Times New Roman"/>
+                <w:color w:val="000000"/>
+                <w:kern w:val="0"/>
+                <w:sz w:val="22"/>
+                <w:szCs w:val="22"/>
+                <w14:ligatures w14:val="none"/>
+              </w:rPr>
+              <w:t xml:space="preserve"> </w:t>
+            </w:r>
+            <w:r>
+              <w:rPr>
+                <w:rFonts w:ascii="Times New Roman" w:eastAsia="Times New Roman" w:hAnsi="Times New Roman" w:cs="Times New Roman"/>
+                <w:color w:val="000000"/>
+                <w:kern w:val="0"/>
+                <w:sz w:val="22"/>
+                <w:szCs w:val="22"/>
+                <w14:ligatures w14:val="none"/>
+              </w:rPr>
+              <w:t>4</w:t>
+            </w:r>
+            <w:r>
+              <w:rPr>
+                <w:rFonts w:ascii="Times New Roman" w:eastAsia="Times New Roman" w:hAnsi="Times New Roman" w:cs="Times New Roman"/>
+                <w:color w:val="000000"/>
+                <w:kern w:val="0"/>
+                <w:sz w:val="22"/>
+                <w:szCs w:val="22"/>
+                <w14:ligatures w14:val="none"/>
+              </w:rPr>
+              <w:t>-</w:t>
+            </w:r>
+            <w:r>
+              <w:rPr>
+                <w:rFonts w:ascii="Times New Roman" w:eastAsia="Times New Roman" w:hAnsi="Times New Roman" w:cs="Times New Roman"/>
+                <w:color w:val="000000"/>
+                <w:kern w:val="0"/>
+                <w:sz w:val="22"/>
+                <w:szCs w:val="22"/>
+                <w14:ligatures w14:val="none"/>
+              </w:rPr>
+              <w:t>8</w:t>
+            </w:r>
+            <w:r>
+              <w:rPr>
+                <w:rFonts w:ascii="Times New Roman" w:eastAsia="Times New Roman" w:hAnsi="Times New Roman" w:cs="Times New Roman"/>
+                <w:color w:val="000000"/>
+                <w:kern w:val="0"/>
+                <w:sz w:val="22"/>
+                <w:szCs w:val="22"/>
+                <w14:ligatures w14:val="none"/>
+              </w:rPr>
+              <w:t>, 2026). “Characterization of </w:t>
             </w:r>
             <w:r>
               <w:rPr>
@@ -5851,7 +6319,62 @@
                 <w:szCs w:val="22"/>
                 <w14:ligatures w14:val="none"/>
               </w:rPr>
-              <w:t>Group Isolates from Infant Formula and Cereal by Whole-Genome Sequencing and Cytotoxicity,” 2026 Graduate Exhibition, University Park, PA.</w:t>
+              <w:t xml:space="preserve">Group Isolates from Infant Formula and Cereal by Whole-Genome Sequencing and Cytotoxicity,” 2026 </w:t>
+            </w:r>
+            <w:r>
+              <w:rPr>
+                <w:rFonts w:ascii="Times New Roman" w:eastAsia="Times New Roman" w:hAnsi="Times New Roman" w:cs="Times New Roman"/>
+                <w:color w:val="000000"/>
+                <w:kern w:val="0"/>
+                <w:sz w:val="22"/>
+                <w:szCs w:val="22"/>
+                <w14:ligatures w14:val="none"/>
+              </w:rPr>
+              <w:t xml:space="preserve">ASM </w:t>
+            </w:r>
+            <w:r>
+              <w:rPr>
+                <w:rFonts w:ascii="Times New Roman" w:eastAsia="Times New Roman" w:hAnsi="Times New Roman" w:cs="Times New Roman"/>
+                <w:color w:val="000000"/>
+                <w:kern w:val="0"/>
+                <w:sz w:val="22"/>
+                <w:szCs w:val="22"/>
+                <w14:ligatures w14:val="none"/>
+              </w:rPr>
+              <w:t>Microbe</w:t>
+            </w:r>
+            <w:r>
+              <w:rPr>
+                <w:rFonts w:ascii="Times New Roman" w:eastAsia="Times New Roman" w:hAnsi="Times New Roman" w:cs="Times New Roman"/>
+                <w:color w:val="000000"/>
+                <w:kern w:val="0"/>
+                <w:sz w:val="22"/>
+                <w:szCs w:val="22"/>
+                <w14:ligatures w14:val="none"/>
+              </w:rPr>
+              <w:t xml:space="preserve">, </w:t>
+            </w:r>
+            <w:r>
+              <w:rPr>
+                <w:rFonts w:ascii="Times New Roman" w:eastAsia="Times New Roman" w:hAnsi="Times New Roman" w:cs="Times New Roman"/>
+                <w:color w:val="000000"/>
+                <w:kern w:val="0"/>
+                <w:sz w:val="22"/>
+                <w:szCs w:val="22"/>
+                <w14:ligatures w14:val="none"/>
+              </w:rPr>
+              <w:t>Washington DC</w:t>
+            </w:r>
+            <w:r>
+              <w:rPr>
+                <w:rFonts w:ascii="Times New Roman" w:eastAsia="Times New Roman" w:hAnsi="Times New Roman" w:cs="Times New Roman"/>
+                <w:color w:val="000000"/>
+                <w:kern w:val="0"/>
+                <w:sz w:val="22"/>
+                <w:szCs w:val="22"/>
+                <w14:ligatures w14:val="none"/>
+              </w:rPr>
+              <w:t>.</w:t>
             </w:r>
             <w:r>
               <w:rPr>
@@ -5943,83 +6466,113 @@
               <w:autoSpaceDN w:val="0"/>
               <w:adjustRightInd w:val="0"/>
               <w:rPr>
-                <w:rFonts w:ascii="Times New Roman" w:hAnsi="Times New Roman" w:cs="Times New Roman"/>
-                <w:b/>
-                <w:bCs/>
-                <w:color w:val="000000" w:themeColor="text1"/>
-                <w:sz w:val="22"/>
-                <w:szCs w:val="22"/>
-              </w:rPr>
-            </w:pPr>
-            <w:r>
-              <w:rPr>
-                <w:rFonts w:ascii="Times New Roman" w:eastAsia="Times New Roman" w:hAnsi="Times New Roman" w:cs="Times New Roman"/>
-                <w:color w:val="000000"/>
-                <w:kern w:val="0"/>
-                <w:sz w:val="22"/>
-                <w:szCs w:val="22"/>
-                <w14:ligatures w14:val="none"/>
-              </w:rPr>
-              <w:t>Cavalcante, Y., </w:t>
-            </w:r>
-            <w:r>
-              <w:rPr>
-                <w:rFonts w:ascii="Times New Roman" w:eastAsia="Times New Roman" w:hAnsi="Times New Roman" w:cs="Times New Roman"/>
-                <w:b/>
-                <w:bCs/>
-                <w:color w:val="000000"/>
-                <w:kern w:val="0"/>
-                <w:sz w:val="22"/>
-                <w:szCs w:val="22"/>
-                <w14:ligatures w14:val="none"/>
-              </w:rPr>
-              <w:t>Chandross-Cohen, T.</w:t>
-            </w:r>
-            <w:r>
-              <w:rPr>
-                <w:rFonts w:ascii="Times New Roman" w:eastAsia="Times New Roman" w:hAnsi="Times New Roman" w:cs="Times New Roman"/>
-                <w:color w:val="000000"/>
-                <w:kern w:val="0"/>
-                <w:sz w:val="22"/>
-                <w:szCs w:val="22"/>
-                <w14:ligatures w14:val="none"/>
-              </w:rPr>
-              <w:t>, &amp; Kovac, J. (March 27, 2026). “Culture-independent Detection of </w:t>
-            </w:r>
-            <w:r>
-              <w:rPr>
-                <w:rFonts w:ascii="Times New Roman" w:eastAsia="Times New Roman" w:hAnsi="Times New Roman" w:cs="Times New Roman"/>
-                <w:i/>
-                <w:iCs/>
-                <w:color w:val="000000"/>
-                <w:kern w:val="0"/>
-                <w:sz w:val="22"/>
-                <w:szCs w:val="22"/>
-                <w14:ligatures w14:val="none"/>
-              </w:rPr>
-              <w:t>Staphylococcus aureus</w:t>
-            </w:r>
-            <w:r>
-              <w:rPr>
-                <w:rFonts w:ascii="Times New Roman" w:eastAsia="Times New Roman" w:hAnsi="Times New Roman" w:cs="Times New Roman"/>
-                <w:color w:val="000000"/>
-                <w:kern w:val="0"/>
-                <w:sz w:val="22"/>
-                <w:szCs w:val="22"/>
-                <w14:ligatures w14:val="none"/>
-              </w:rPr>
-              <w:t> Using Multiple Displacement Amplification and CRISPR-Cas9 Coupled with Nanopore Sequencing,” 2026 Graduate Exhibition, University Park, PA.</w:t>
-            </w:r>
-            <w:r>
-              <w:rPr>
-                <w:rFonts w:ascii="Times New Roman" w:eastAsia="Times New Roman" w:hAnsi="Times New Roman" w:cs="Times New Roman"/>
-                <w:color w:val="000000"/>
-                <w:kern w:val="0"/>
-                <w:sz w:val="22"/>
-                <w:szCs w:val="22"/>
-                <w14:ligatures w14:val="none"/>
+                <w:rFonts w:ascii="Times New Roman" w:eastAsia="Times New Roman" w:hAnsi="Times New Roman" w:cs="Times New Roman"/>
+                <w:b/>
+                <w:bCs/>
+                <w:color w:val="000000"/>
+                <w:kern w:val="0"/>
+                <w:sz w:val="22"/>
+                <w:szCs w:val="22"/>
+                <w14:ligatures w14:val="none"/>
+              </w:rPr>
+            </w:pPr>
+            <w:r>
+              <w:rPr>
+                <w:rFonts w:ascii="Times New Roman" w:hAnsi="Times New Roman" w:cs="Times New Roman"/>
+                <w:sz w:val="22"/>
+                <w:szCs w:val="22"/>
+              </w:rPr>
+              <w:t xml:space="preserve">Cavalcante Y., </w:t>
+            </w:r>
+            <w:r>
+              <w:rPr>
+                <w:rFonts w:ascii="Times New Roman" w:hAnsi="Times New Roman" w:cs="Times New Roman"/>
+                <w:b/>
+                <w:bCs/>
+                <w:sz w:val="22"/>
+                <w:szCs w:val="22"/>
+              </w:rPr>
+              <w:t>Chandross-Cohen, T</w:t>
+            </w:r>
+            <w:r>
+              <w:rPr>
+                <w:rFonts w:ascii="Times New Roman" w:hAnsi="Times New Roman" w:cs="Times New Roman"/>
+                <w:sz w:val="22"/>
+                <w:szCs w:val="22"/>
+              </w:rPr>
+              <w:t xml:space="preserve">., Mouratidis, I., </w:t>
+            </w:r>
+            <w:proofErr w:type="spellStart"/>
+            <w:r>
+              <w:rPr>
+                <w:rFonts w:ascii="Times New Roman" w:hAnsi="Times New Roman" w:cs="Times New Roman"/>
+                <w:sz w:val="22"/>
+                <w:szCs w:val="22"/>
+              </w:rPr>
+              <w:t>Patsakis</w:t>
+            </w:r>
+            <w:proofErr w:type="spellEnd"/>
+            <w:r>
+              <w:rPr>
+                <w:rFonts w:ascii="Times New Roman" w:hAnsi="Times New Roman" w:cs="Times New Roman"/>
+                <w:sz w:val="22"/>
+                <w:szCs w:val="22"/>
+              </w:rPr>
+              <w:t xml:space="preserve">, M., Georgakopoulos-Soares, I., &amp; </w:t>
+            </w:r>
+            <w:r>
+              <w:rPr>
+                <w:rStyle w:val="Strong"/>
+                <w:rFonts w:ascii="Times New Roman" w:hAnsi="Times New Roman" w:cs="Times New Roman"/>
+                <w:b w:val="0"/>
+                <w:bCs w:val="0"/>
+                <w:sz w:val="22"/>
+                <w:szCs w:val="22"/>
+              </w:rPr>
+              <w:t>Kovac, J.</w:t>
+            </w:r>
+            <w:r>
+              <w:rPr>
+                <w:rStyle w:val="Strong"/>
+                <w:rFonts w:ascii="Times New Roman" w:hAnsi="Times New Roman" w:cs="Times New Roman"/>
+                <w:sz w:val="22"/>
+                <w:szCs w:val="22"/>
               </w:rPr>
               <w:t xml:space="preserve"> </w:t>
+            </w:r>
+            <w:r>
+              <w:rPr>
+                <w:rFonts w:ascii="Times New Roman" w:hAnsi="Times New Roman" w:cs="Times New Roman"/>
+                <w:sz w:val="22"/>
+                <w:szCs w:val="22"/>
+              </w:rPr>
+              <w:t xml:space="preserve">(May 14, 2026).  “Culture-independent detection of </w:t>
+            </w:r>
+            <w:r>
+              <w:rPr>
+                <w:rFonts w:ascii="Times New Roman" w:hAnsi="Times New Roman" w:cs="Times New Roman"/>
+                <w:i/>
+                <w:iCs/>
+                <w:sz w:val="22"/>
+                <w:szCs w:val="22"/>
+              </w:rPr>
+              <w:t>Staphylococcus aureus </w:t>
+            </w:r>
+            <w:r>
+              <w:rPr>
+                <w:rFonts w:ascii="Times New Roman" w:hAnsi="Times New Roman" w:cs="Times New Roman"/>
+                <w:sz w:val="22"/>
+                <w:szCs w:val="22"/>
+              </w:rPr>
+              <w:t>using multiple displacement amplification and CRISPR-Cas9 coupled with Nanopore sequencing”, One Health Microbiome Symposium, Penn State One Health Microbiome Center, University Park, PA</w:t>
+            </w:r>
+            <w:r>
+              <w:rPr>
+                <w:rFonts w:ascii="Times New Roman" w:hAnsi="Times New Roman" w:cs="Times New Roman"/>
+                <w:sz w:val="22"/>
+                <w:szCs w:val="22"/>
+              </w:rPr>
+              <w:t xml:space="preserve">. </w:t>
             </w:r>
             <w:r>
               <w:rPr>
@@ -6060,7 +6613,16 @@
                 <w:sz w:val="22"/>
                 <w:szCs w:val="22"/>
               </w:rPr>
-              <w:t>Development of methods, conducted experiments, conducted data analysis</w:t>
+              <w:t>Development of methods, conducted experiments</w:t>
+            </w:r>
+            <w:r>
+              <w:rPr>
+                <w:rFonts w:ascii="Times New Roman" w:hAnsi="Times New Roman" w:cs="Times New Roman"/>
+                <w:color w:val="000000" w:themeColor="text1"/>
+                <w:sz w:val="22"/>
+                <w:szCs w:val="22"/>
+              </w:rPr>
+              <w:t>.</w:t>
             </w:r>
           </w:p>
         </w:tc>
@@ -6081,6 +6643,8 @@
               <w:adjustRightInd w:val="0"/>
               <w:rPr>
                 <w:rFonts w:ascii="Times New Roman" w:hAnsi="Times New Roman" w:cs="Times New Roman"/>
+                <w:b/>
+                <w:bCs/>
                 <w:color w:val="000000" w:themeColor="text1"/>
                 <w:sz w:val="22"/>
                 <w:szCs w:val="22"/>
@@ -6108,7 +6672,7 @@
                 <w:szCs w:val="22"/>
                 <w14:ligatures w14:val="none"/>
               </w:rPr>
-              <w:t>, Nguyen, P. T., Restaino, L., &amp; Kovac, J. (March 26, 2026). “Characterization of </w:t>
+              <w:t>, Nguyen, P. T., Restaino, L., &amp; Kovac, J. (March 27, 2026). “Characterization of </w:t>
             </w:r>
             <w:r>
               <w:rPr>
@@ -6145,33 +6709,7 @@
                 <w:szCs w:val="22"/>
                 <w14:ligatures w14:val="none"/>
               </w:rPr>
-              <w:t xml:space="preserve">Group Isolates from Infant Formula and Cereal by Whole-Genome Sequencing and Cytotoxicity,” Gamma Sigma Delta Symposium, University Park, PA. </w:t>
-            </w:r>
-            <w:r>
-              <w:rPr>
-                <w:rFonts w:ascii="Times New Roman" w:eastAsia="Times New Roman" w:hAnsi="Times New Roman" w:cs="Times New Roman"/>
-                <w:b/>
-                <w:bCs/>
-                <w:i/>
-                <w:iCs/>
-                <w:color w:val="000000"/>
-                <w:kern w:val="0"/>
-                <w:sz w:val="22"/>
-                <w:szCs w:val="22"/>
-                <w14:ligatures w14:val="none"/>
-              </w:rPr>
-              <w:t>Poster Award</w:t>
-            </w:r>
-            <w:r>
-              <w:rPr>
-                <w:rFonts w:ascii="Times New Roman" w:eastAsia="Times New Roman" w:hAnsi="Times New Roman" w:cs="Times New Roman"/>
-                <w:color w:val="000000"/>
-                <w:kern w:val="0"/>
-                <w:sz w:val="22"/>
-                <w:szCs w:val="22"/>
-                <w14:ligatures w14:val="none"/>
-              </w:rPr>
-              <w:t>.</w:t>
+              <w:t>Group Isolates from Infant Formula and Cereal by Whole-Genome Sequencing and Cytotoxicity,” 2026 Graduate Exhibition, University Park, PA.</w:t>
             </w:r>
             <w:r>
               <w:rPr>
@@ -6264,6 +6802,8 @@
               <w:adjustRightInd w:val="0"/>
               <w:rPr>
                 <w:rFonts w:ascii="Times New Roman" w:hAnsi="Times New Roman" w:cs="Times New Roman"/>
+                <w:b/>
+                <w:bCs/>
                 <w:color w:val="000000" w:themeColor="text1"/>
                 <w:sz w:val="22"/>
                 <w:szCs w:val="22"/>
@@ -6302,7 +6842,7 @@
                 <w:szCs w:val="22"/>
                 <w14:ligatures w14:val="none"/>
               </w:rPr>
-              <w:t>, &amp; Kovac, J. (March 26, 2026). “Culture-independent Detection of </w:t>
+              <w:t>, &amp; Kovac, J. (March 27, 2026). “Culture-independent Detection of </w:t>
             </w:r>
             <w:r>
               <w:rPr>
@@ -6326,7 +6866,7 @@
                 <w:szCs w:val="22"/>
                 <w14:ligatures w14:val="none"/>
               </w:rPr>
-              <w:t> Using Multiple Displacement Amplification and CRISPR-Cas9 Coupled with Nanopore Sequencing,” Gamma Sigma Delta Symposium, University Park, PA.</w:t>
+              <w:t> Using Multiple Displacement Amplification and CRISPR-Cas9 Coupled with Nanopore Sequencing,” 2026 Graduate Exhibition, University Park, PA.</w:t>
             </w:r>
             <w:r>
               <w:rPr>
@@ -6407,17 +6947,6 @@
             <w:r>
               <w:rPr>
                 <w:rFonts w:ascii="Times New Roman" w:eastAsia="Times New Roman" w:hAnsi="Times New Roman" w:cs="Times New Roman"/>
-                <w:color w:val="000000"/>
-                <w:kern w:val="0"/>
-                <w:sz w:val="22"/>
-                <w:szCs w:val="22"/>
-                <w14:ligatures w14:val="none"/>
-              </w:rPr>
-              <w:t>Weidner, L., </w:t>
-            </w:r>
-            <w:r>
-              <w:rPr>
-                <w:rFonts w:ascii="Times New Roman" w:eastAsia="Times New Roman" w:hAnsi="Times New Roman" w:cs="Times New Roman"/>
                 <w:b/>
                 <w:bCs/>
                 <w:color w:val="000000"/>
@@ -6437,31 +6966,7 @@
                 <w:szCs w:val="22"/>
                 <w14:ligatures w14:val="none"/>
               </w:rPr>
-              <w:t xml:space="preserve">, </w:t>
-            </w:r>
-            <w:proofErr w:type="spellStart"/>
-            <w:r>
-              <w:rPr>
-                <w:rFonts w:ascii="Times New Roman" w:eastAsia="Times New Roman" w:hAnsi="Times New Roman" w:cs="Times New Roman"/>
-                <w:color w:val="000000"/>
-                <w:kern w:val="0"/>
-                <w:sz w:val="22"/>
-                <w:szCs w:val="22"/>
-                <w14:ligatures w14:val="none"/>
-              </w:rPr>
-              <w:t>Fratnik</w:t>
-            </w:r>
-            <w:proofErr w:type="spellEnd"/>
-            <w:r>
-              <w:rPr>
-                <w:rFonts w:ascii="Times New Roman" w:eastAsia="Times New Roman" w:hAnsi="Times New Roman" w:cs="Times New Roman"/>
-                <w:color w:val="000000"/>
-                <w:kern w:val="0"/>
-                <w:sz w:val="22"/>
-                <w:szCs w:val="22"/>
-                <w14:ligatures w14:val="none"/>
-              </w:rPr>
-              <w:t xml:space="preserve"> Steyer, A., Petrovic, Z., &amp; Kovac, J. (March 26, 2026). “Genotypic and Phenotypic Characterization of </w:t>
+              <w:t>, Nguyen, P. T., Restaino, L., &amp; Kovac, J. (March 26, 2026). “Characterization of </w:t>
             </w:r>
             <w:r>
               <w:rPr>
@@ -6479,13 +6984,26 @@
             <w:r>
               <w:rPr>
                 <w:rFonts w:ascii="Times New Roman" w:eastAsia="Times New Roman" w:hAnsi="Times New Roman" w:cs="Times New Roman"/>
-                <w:color w:val="000000"/>
-                <w:kern w:val="0"/>
-                <w:sz w:val="22"/>
-                <w:szCs w:val="22"/>
-                <w14:ligatures w14:val="none"/>
-              </w:rPr>
-              <w:t xml:space="preserve"> Isolates from Human Clinical Cases in Slovenia,” Gamma Sigma Delta Symposium, University Park, PA. </w:t>
+                <w:i/>
+                <w:iCs/>
+                <w:color w:val="000000"/>
+                <w:kern w:val="0"/>
+                <w:sz w:val="22"/>
+                <w:szCs w:val="22"/>
+                <w14:ligatures w14:val="none"/>
+              </w:rPr>
+              <w:t xml:space="preserve"> </w:t>
+            </w:r>
+            <w:r>
+              <w:rPr>
+                <w:rFonts w:ascii="Times New Roman" w:eastAsia="Times New Roman" w:hAnsi="Times New Roman" w:cs="Times New Roman"/>
+                <w:color w:val="000000"/>
+                <w:kern w:val="0"/>
+                <w:sz w:val="22"/>
+                <w:szCs w:val="22"/>
+                <w14:ligatures w14:val="none"/>
+              </w:rPr>
+              <w:t xml:space="preserve">Group Isolates from Infant Formula and Cereal by Whole-Genome Sequencing and Cytotoxicity,” Gamma Sigma Delta Symposium, University Park, PA. </w:t>
             </w:r>
             <w:r>
               <w:rPr>
@@ -6563,7 +7081,27 @@
                 <w:sz w:val="22"/>
                 <w:szCs w:val="22"/>
               </w:rPr>
-              <w:t>Development of methods, conducted experiments, conducted data analysis</w:t>
+              <w:t xml:space="preserve">Development of methods, conducted experiments, conducted data analysis and </w:t>
+            </w:r>
+            <w:r>
+              <w:rPr>
+                <w:rFonts w:ascii="Times New Roman" w:hAnsi="Times New Roman" w:cs="Times New Roman"/>
+                <w:b/>
+                <w:bCs/>
+                <w:color w:val="000000" w:themeColor="text1"/>
+                <w:sz w:val="22"/>
+                <w:szCs w:val="22"/>
+              </w:rPr>
+              <w:t>presented</w:t>
+            </w:r>
+            <w:r>
+              <w:rPr>
+                <w:rFonts w:ascii="Times New Roman" w:hAnsi="Times New Roman" w:cs="Times New Roman"/>
+                <w:color w:val="000000" w:themeColor="text1"/>
+                <w:sz w:val="22"/>
+                <w:szCs w:val="22"/>
+              </w:rPr>
+              <w:t>.</w:t>
             </w:r>
           </w:p>
         </w:tc>
@@ -6598,6 +7136,327 @@
                 <w:szCs w:val="22"/>
                 <w14:ligatures w14:val="none"/>
               </w:rPr>
+              <w:lastRenderedPageBreak/>
+              <w:t>Cavalcante, Y., </w:t>
+            </w:r>
+            <w:r>
+              <w:rPr>
+                <w:rFonts w:ascii="Times New Roman" w:eastAsia="Times New Roman" w:hAnsi="Times New Roman" w:cs="Times New Roman"/>
+                <w:b/>
+                <w:bCs/>
+                <w:color w:val="000000"/>
+                <w:kern w:val="0"/>
+                <w:sz w:val="22"/>
+                <w:szCs w:val="22"/>
+                <w14:ligatures w14:val="none"/>
+              </w:rPr>
+              <w:t>Chandross-Cohen, T.</w:t>
+            </w:r>
+            <w:r>
+              <w:rPr>
+                <w:rFonts w:ascii="Times New Roman" w:eastAsia="Times New Roman" w:hAnsi="Times New Roman" w:cs="Times New Roman"/>
+                <w:color w:val="000000"/>
+                <w:kern w:val="0"/>
+                <w:sz w:val="22"/>
+                <w:szCs w:val="22"/>
+                <w14:ligatures w14:val="none"/>
+              </w:rPr>
+              <w:t>, &amp; Kovac, J. (March 26, 2026). “Culture-independent Detection of </w:t>
+            </w:r>
+            <w:r>
+              <w:rPr>
+                <w:rFonts w:ascii="Times New Roman" w:eastAsia="Times New Roman" w:hAnsi="Times New Roman" w:cs="Times New Roman"/>
+                <w:i/>
+                <w:iCs/>
+                <w:color w:val="000000"/>
+                <w:kern w:val="0"/>
+                <w:sz w:val="22"/>
+                <w:szCs w:val="22"/>
+                <w14:ligatures w14:val="none"/>
+              </w:rPr>
+              <w:t>Staphylococcus aureus</w:t>
+            </w:r>
+            <w:r>
+              <w:rPr>
+                <w:rFonts w:ascii="Times New Roman" w:eastAsia="Times New Roman" w:hAnsi="Times New Roman" w:cs="Times New Roman"/>
+                <w:color w:val="000000"/>
+                <w:kern w:val="0"/>
+                <w:sz w:val="22"/>
+                <w:szCs w:val="22"/>
+                <w14:ligatures w14:val="none"/>
+              </w:rPr>
+              <w:t> Using Multiple Displacement Amplification and CRISPR-Cas9 Coupled with Nanopore Sequencing,” Gamma Sigma Delta Symposium, University Park, PA.</w:t>
+            </w:r>
+            <w:r>
+              <w:rPr>
+                <w:rFonts w:ascii="Times New Roman" w:eastAsia="Times New Roman" w:hAnsi="Times New Roman" w:cs="Times New Roman"/>
+                <w:color w:val="000000"/>
+                <w:kern w:val="0"/>
+                <w:sz w:val="22"/>
+                <w:szCs w:val="22"/>
+                <w14:ligatures w14:val="none"/>
+              </w:rPr>
+              <w:t xml:space="preserve"> </w:t>
+            </w:r>
+            <w:r>
+              <w:rPr>
+                <w:rFonts w:ascii="Times New Roman" w:hAnsi="Times New Roman" w:cs="Times New Roman"/>
+                <w:b/>
+                <w:bCs/>
+                <w:i/>
+                <w:iCs/>
+                <w:color w:val="000000"/>
+                <w:sz w:val="22"/>
+                <w:szCs w:val="22"/>
+              </w:rPr>
+              <w:t>Accepted</w:t>
+            </w:r>
+          </w:p>
+        </w:tc>
+        <w:tc>
+          <w:tcPr>
+            <w:tcW w:w="2520" w:type="dxa"/>
+            <w:vAlign w:val="center"/>
+          </w:tcPr>
+          <w:p>
+            <w:pPr>
+              <w:autoSpaceDE w:val="0"/>
+              <w:autoSpaceDN w:val="0"/>
+              <w:adjustRightInd w:val="0"/>
+              <w:rPr>
+                <w:rFonts w:ascii="Times New Roman" w:hAnsi="Times New Roman" w:cs="Times New Roman"/>
+                <w:color w:val="000000" w:themeColor="text1"/>
+                <w:sz w:val="22"/>
+                <w:szCs w:val="22"/>
+              </w:rPr>
+            </w:pPr>
+            <w:r>
+              <w:rPr>
+                <w:rFonts w:ascii="Times New Roman" w:hAnsi="Times New Roman" w:cs="Times New Roman"/>
+                <w:color w:val="000000" w:themeColor="text1"/>
+                <w:sz w:val="22"/>
+                <w:szCs w:val="22"/>
+              </w:rPr>
+              <w:t>Development of methods, conducted experiments, conducted data analysis</w:t>
+            </w:r>
+          </w:p>
+        </w:tc>
+      </w:tr>
+      <w:tr>
+        <w:trPr>
+          <w:trHeight w:val="1196"/>
+        </w:trPr>
+        <w:tc>
+          <w:tcPr>
+            <w:tcW w:w="8010" w:type="dxa"/>
+            <w:vAlign w:val="center"/>
+          </w:tcPr>
+          <w:p>
+            <w:pPr>
+              <w:autoSpaceDE w:val="0"/>
+              <w:autoSpaceDN w:val="0"/>
+              <w:adjustRightInd w:val="0"/>
+              <w:rPr>
+                <w:rFonts w:ascii="Times New Roman" w:hAnsi="Times New Roman" w:cs="Times New Roman"/>
+                <w:color w:val="000000" w:themeColor="text1"/>
+                <w:sz w:val="22"/>
+                <w:szCs w:val="22"/>
+              </w:rPr>
+            </w:pPr>
+            <w:r>
+              <w:rPr>
+                <w:rFonts w:ascii="Times New Roman" w:eastAsia="Times New Roman" w:hAnsi="Times New Roman" w:cs="Times New Roman"/>
+                <w:color w:val="000000"/>
+                <w:kern w:val="0"/>
+                <w:sz w:val="22"/>
+                <w:szCs w:val="22"/>
+                <w14:ligatures w14:val="none"/>
+              </w:rPr>
+              <w:t>Weidner, L., </w:t>
+            </w:r>
+            <w:r>
+              <w:rPr>
+                <w:rFonts w:ascii="Times New Roman" w:eastAsia="Times New Roman" w:hAnsi="Times New Roman" w:cs="Times New Roman"/>
+                <w:b/>
+                <w:bCs/>
+                <w:color w:val="000000"/>
+                <w:kern w:val="0"/>
+                <w:sz w:val="22"/>
+                <w:szCs w:val="22"/>
+                <w14:ligatures w14:val="none"/>
+              </w:rPr>
+              <w:t>Chandross-Cohen, T.</w:t>
+            </w:r>
+            <w:r>
+              <w:rPr>
+                <w:rFonts w:ascii="Times New Roman" w:eastAsia="Times New Roman" w:hAnsi="Times New Roman" w:cs="Times New Roman"/>
+                <w:color w:val="000000"/>
+                <w:kern w:val="0"/>
+                <w:sz w:val="22"/>
+                <w:szCs w:val="22"/>
+                <w14:ligatures w14:val="none"/>
+              </w:rPr>
+              <w:t xml:space="preserve">, </w:t>
+            </w:r>
+            <w:proofErr w:type="spellStart"/>
+            <w:r>
+              <w:rPr>
+                <w:rFonts w:ascii="Times New Roman" w:eastAsia="Times New Roman" w:hAnsi="Times New Roman" w:cs="Times New Roman"/>
+                <w:color w:val="000000"/>
+                <w:kern w:val="0"/>
+                <w:sz w:val="22"/>
+                <w:szCs w:val="22"/>
+                <w14:ligatures w14:val="none"/>
+              </w:rPr>
+              <w:t>Fratnik</w:t>
+            </w:r>
+            <w:proofErr w:type="spellEnd"/>
+            <w:r>
+              <w:rPr>
+                <w:rFonts w:ascii="Times New Roman" w:eastAsia="Times New Roman" w:hAnsi="Times New Roman" w:cs="Times New Roman"/>
+                <w:color w:val="000000"/>
+                <w:kern w:val="0"/>
+                <w:sz w:val="22"/>
+                <w:szCs w:val="22"/>
+                <w14:ligatures w14:val="none"/>
+              </w:rPr>
+              <w:t xml:space="preserve"> Steyer, A., Petrovic, Z., &amp; Kovac, J. (March 26, 2026). “Genotypic and Phenotypic Characterization of </w:t>
+            </w:r>
+            <w:r>
+              <w:rPr>
+                <w:rFonts w:ascii="Times New Roman" w:eastAsia="Times New Roman" w:hAnsi="Times New Roman" w:cs="Times New Roman"/>
+                <w:i/>
+                <w:iCs/>
+                <w:color w:val="000000"/>
+                <w:kern w:val="0"/>
+                <w:sz w:val="22"/>
+                <w:szCs w:val="22"/>
+                <w14:ligatures w14:val="none"/>
+              </w:rPr>
+              <w:t>Bacillus cereus</w:t>
+            </w:r>
+            <w:r>
+              <w:rPr>
+                <w:rFonts w:ascii="Times New Roman" w:eastAsia="Times New Roman" w:hAnsi="Times New Roman" w:cs="Times New Roman"/>
+                <w:color w:val="000000"/>
+                <w:kern w:val="0"/>
+                <w:sz w:val="22"/>
+                <w:szCs w:val="22"/>
+                <w14:ligatures w14:val="none"/>
+              </w:rPr>
+              <w:t xml:space="preserve"> Isolates from Human Clinical Cases in Slovenia,” Gamma Sigma Delta Symposium, University Park, PA. </w:t>
+            </w:r>
+            <w:r>
+              <w:rPr>
+                <w:rFonts w:ascii="Times New Roman" w:eastAsia="Times New Roman" w:hAnsi="Times New Roman" w:cs="Times New Roman"/>
+                <w:b/>
+                <w:bCs/>
+                <w:i/>
+                <w:iCs/>
+                <w:color w:val="000000"/>
+                <w:kern w:val="0"/>
+                <w:sz w:val="22"/>
+                <w:szCs w:val="22"/>
+                <w14:ligatures w14:val="none"/>
+              </w:rPr>
+              <w:t>Poster Award</w:t>
+            </w:r>
+            <w:r>
+              <w:rPr>
+                <w:rFonts w:ascii="Times New Roman" w:eastAsia="Times New Roman" w:hAnsi="Times New Roman" w:cs="Times New Roman"/>
+                <w:color w:val="000000"/>
+                <w:kern w:val="0"/>
+                <w:sz w:val="22"/>
+                <w:szCs w:val="22"/>
+                <w14:ligatures w14:val="none"/>
+              </w:rPr>
+              <w:t>.</w:t>
+            </w:r>
+            <w:r>
+              <w:rPr>
+                <w:rFonts w:ascii="Times New Roman" w:eastAsia="Times New Roman" w:hAnsi="Times New Roman" w:cs="Times New Roman"/>
+                <w:color w:val="000000"/>
+                <w:kern w:val="0"/>
+                <w:sz w:val="22"/>
+                <w:szCs w:val="22"/>
+                <w14:ligatures w14:val="none"/>
+              </w:rPr>
+              <w:t xml:space="preserve"> </w:t>
+            </w:r>
+            <w:r>
+              <w:rPr>
+                <w:rFonts w:ascii="Times New Roman" w:hAnsi="Times New Roman" w:cs="Times New Roman"/>
+                <w:b/>
+                <w:bCs/>
+                <w:i/>
+                <w:iCs/>
+                <w:color w:val="000000"/>
+                <w:sz w:val="22"/>
+                <w:szCs w:val="22"/>
+              </w:rPr>
+              <w:t>Accepted</w:t>
+            </w:r>
+          </w:p>
+        </w:tc>
+        <w:tc>
+          <w:tcPr>
+            <w:tcW w:w="2520" w:type="dxa"/>
+            <w:vAlign w:val="center"/>
+          </w:tcPr>
+          <w:p>
+            <w:pPr>
+              <w:autoSpaceDE w:val="0"/>
+              <w:autoSpaceDN w:val="0"/>
+              <w:adjustRightInd w:val="0"/>
+              <w:rPr>
+                <w:rFonts w:ascii="Times New Roman" w:hAnsi="Times New Roman" w:cs="Times New Roman"/>
+                <w:color w:val="000000" w:themeColor="text1"/>
+                <w:sz w:val="22"/>
+                <w:szCs w:val="22"/>
+              </w:rPr>
+            </w:pPr>
+            <w:r>
+              <w:rPr>
+                <w:rFonts w:ascii="Times New Roman" w:hAnsi="Times New Roman" w:cs="Times New Roman"/>
+                <w:color w:val="000000" w:themeColor="text1"/>
+                <w:sz w:val="22"/>
+                <w:szCs w:val="22"/>
+              </w:rPr>
+              <w:t>Development of methods, conducted experiments, conducted data analysis</w:t>
+            </w:r>
+          </w:p>
+        </w:tc>
+      </w:tr>
+      <w:tr>
+        <w:trPr>
+          <w:trHeight w:val="1196"/>
+        </w:trPr>
+        <w:tc>
+          <w:tcPr>
+            <w:tcW w:w="8010" w:type="dxa"/>
+            <w:vAlign w:val="center"/>
+          </w:tcPr>
+          <w:p>
+            <w:pPr>
+              <w:autoSpaceDE w:val="0"/>
+              <w:autoSpaceDN w:val="0"/>
+              <w:adjustRightInd w:val="0"/>
+              <w:rPr>
+                <w:rFonts w:ascii="Times New Roman" w:hAnsi="Times New Roman" w:cs="Times New Roman"/>
+                <w:color w:val="000000" w:themeColor="text1"/>
+                <w:sz w:val="22"/>
+                <w:szCs w:val="22"/>
+              </w:rPr>
+            </w:pPr>
+            <w:r>
+              <w:rPr>
+                <w:rFonts w:ascii="Times New Roman" w:eastAsia="Times New Roman" w:hAnsi="Times New Roman" w:cs="Times New Roman"/>
+                <w:color w:val="000000"/>
+                <w:kern w:val="0"/>
+                <w:sz w:val="22"/>
+                <w:szCs w:val="22"/>
+                <w14:ligatures w14:val="none"/>
+              </w:rPr>
               <w:t>Lyons, M., Biernbaum, E., </w:t>
             </w:r>
             <w:r>
@@ -6652,6 +7511,8 @@
             <w:r>
               <w:rPr>
                 <w:rFonts w:ascii="Times New Roman" w:eastAsia="Times New Roman" w:hAnsi="Times New Roman" w:cs="Times New Roman"/>
+                <w:i/>
+                <w:iCs/>
                 <w:color w:val="000000"/>
                 <w:kern w:val="0"/>
                 <w:sz w:val="22"/>
@@ -6770,7 +7631,29 @@
                 <w:szCs w:val="22"/>
                 <w14:ligatures w14:val="none"/>
               </w:rPr>
-              <w:t>, Praul, B., &amp; Kovac, J. (May 6–8, 2025). “Effects of Protein Stress Factors on the Cytotoxicity of Supernatants from Psychrotolerant </w:t>
+              <w:t>, Praul, B., &amp; Kovac, J. (May 6</w:t>
+            </w:r>
+            <w:r>
+              <w:rPr>
+                <w:rFonts w:ascii="Times New Roman" w:eastAsia="Times New Roman" w:hAnsi="Times New Roman" w:cs="Times New Roman"/>
+                <w:color w:val="000000"/>
+                <w:kern w:val="0"/>
+                <w:sz w:val="22"/>
+                <w:szCs w:val="22"/>
+                <w14:ligatures w14:val="none"/>
+              </w:rPr>
+              <w:t>-</w:t>
+            </w:r>
+            <w:r>
+              <w:rPr>
+                <w:rFonts w:ascii="Times New Roman" w:eastAsia="Times New Roman" w:hAnsi="Times New Roman" w:cs="Times New Roman"/>
+                <w:color w:val="000000"/>
+                <w:kern w:val="0"/>
+                <w:sz w:val="22"/>
+                <w:szCs w:val="22"/>
+                <w14:ligatures w14:val="none"/>
+              </w:rPr>
+              <w:t>8, 2025). “Effects of Protein Stress Factors on the Cytotoxicity of Supernatants from Psychrotolerant </w:t>
             </w:r>
             <w:r>
               <w:rPr>
@@ -6794,7 +7677,29 @@
                 <w:szCs w:val="22"/>
                 <w14:ligatures w14:val="none"/>
               </w:rPr>
-              <w:t> Isolates,” IAFP European Symposium, Madrid, Spain.</w:t>
+              <w:t xml:space="preserve"> Isolates,” </w:t>
+            </w:r>
+            <w:r>
+              <w:rPr>
+                <w:rFonts w:ascii="Times New Roman" w:eastAsia="Times New Roman" w:hAnsi="Times New Roman" w:cs="Times New Roman"/>
+                <w:color w:val="000000"/>
+                <w:kern w:val="0"/>
+                <w:sz w:val="22"/>
+                <w:szCs w:val="22"/>
+                <w14:ligatures w14:val="none"/>
+              </w:rPr>
+              <w:t xml:space="preserve">2025 </w:t>
+            </w:r>
+            <w:r>
+              <w:rPr>
+                <w:rFonts w:ascii="Times New Roman" w:eastAsia="Times New Roman" w:hAnsi="Times New Roman" w:cs="Times New Roman"/>
+                <w:color w:val="000000"/>
+                <w:kern w:val="0"/>
+                <w:sz w:val="22"/>
+                <w:szCs w:val="22"/>
+                <w14:ligatures w14:val="none"/>
+              </w:rPr>
+              <w:t>IAFP European Symposium, Madrid, Spain.</w:t>
             </w:r>
             <w:r>
               <w:rPr>
@@ -7443,7 +8348,6 @@
                 <w:szCs w:val="22"/>
                 <w14:ligatures w14:val="none"/>
               </w:rPr>
-              <w:lastRenderedPageBreak/>
               <w:t>Chandross-Cohen, T.</w:t>
             </w:r>
             <w:r>
@@ -7885,6 +8789,7 @@
                 <w:szCs w:val="22"/>
                 <w14:ligatures w14:val="none"/>
               </w:rPr>
+              <w:lastRenderedPageBreak/>
               <w:t>Chandross-Cohen, T.</w:t>
             </w:r>
             <w:r>
@@ -8908,7 +9813,6 @@
                 <w:szCs w:val="22"/>
                 <w14:ligatures w14:val="none"/>
               </w:rPr>
-              <w:lastRenderedPageBreak/>
               <w:t>Chandross-Cohen, T.</w:t>
             </w:r>
             <w:r>
@@ -9230,7 +10134,25 @@
                 <w:sz w:val="22"/>
                 <w:szCs w:val="22"/>
               </w:rPr>
-              <w:t>, Nguyen, P. T., Restaino, L., &amp; Kovac, J. (May 14–15, 2026). “</w:t>
+              <w:t>, Nguyen, P. T., Restaino, L., &amp; Kovac, J. (May 14</w:t>
+            </w:r>
+            <w:r>
+              <w:rPr>
+                <w:rFonts w:ascii="Times New Roman" w:hAnsi="Times New Roman" w:cs="Times New Roman"/>
+                <w:color w:val="000000"/>
+                <w:sz w:val="22"/>
+                <w:szCs w:val="22"/>
+              </w:rPr>
+              <w:t>-</w:t>
+            </w:r>
+            <w:r>
+              <w:rPr>
+                <w:rFonts w:ascii="Times New Roman" w:hAnsi="Times New Roman" w:cs="Times New Roman"/>
+                <w:color w:val="000000"/>
+                <w:sz w:val="22"/>
+                <w:szCs w:val="22"/>
+              </w:rPr>
+              <w:t>15, 2026). “</w:t>
             </w:r>
             <w:r>
               <w:rPr>
@@ -9407,7 +10329,35 @@
                 <w:sz w:val="22"/>
                 <w:szCs w:val="22"/>
               </w:rPr>
-              <w:t>, Yount, M., Readinger, E., Prince, C., Kimble, K., Praul, B., Centeno, C., &amp; Kovac, J. (July 28–30, 2025). “Cytotoxicity, Transcription, and Stability of Virulence Factors Produced by Psychrotolerant</w:t>
+              <w:t>, Yount, M., Readinger, E., Prince, C., Kimble, K., Praul, B., Centeno, C., &amp; Kovac, J. (July 28</w:t>
+            </w:r>
+            <w:r>
+              <w:rPr>
+                <w:rFonts w:ascii="Times New Roman" w:hAnsi="Times New Roman" w:cs="Times New Roman"/>
+                <w:color w:val="000000"/>
+                <w:sz w:val="22"/>
+                <w:szCs w:val="22"/>
+              </w:rPr>
+              <w:t>-</w:t>
+            </w:r>
+            <w:r>
+              <w:rPr>
+                <w:rFonts w:ascii="Times New Roman" w:hAnsi="Times New Roman" w:cs="Times New Roman"/>
+                <w:color w:val="000000"/>
+                <w:sz w:val="22"/>
+                <w:szCs w:val="22"/>
+              </w:rPr>
+              <w:t xml:space="preserve">30, 2025). “Cytotoxicity, Transcription, and </w:t>
+            </w:r>
+            <w:r>
+              <w:rPr>
+                <w:rFonts w:ascii="Times New Roman" w:hAnsi="Times New Roman" w:cs="Times New Roman"/>
+                <w:color w:val="000000"/>
+                <w:sz w:val="22"/>
+                <w:szCs w:val="22"/>
+              </w:rPr>
+              <w:lastRenderedPageBreak/>
+              <w:t>Stability of Virulence Factors Produced by Psychrotolerant</w:t>
             </w:r>
             <w:r>
               <w:rPr>
@@ -9507,7 +10457,18 @@
                 <w:sz w:val="22"/>
                 <w:szCs w:val="22"/>
               </w:rPr>
-              <w:t xml:space="preserve">Development of methods, conducted experiments, conducted data analysis, and </w:t>
+              <w:lastRenderedPageBreak/>
+              <w:t xml:space="preserve">Development of methods, conducted experiments, </w:t>
+            </w:r>
+            <w:r>
+              <w:rPr>
+                <w:rFonts w:ascii="Times New Roman" w:hAnsi="Times New Roman" w:cs="Times New Roman"/>
+                <w:color w:val="000000" w:themeColor="text1"/>
+                <w:sz w:val="22"/>
+                <w:szCs w:val="22"/>
+              </w:rPr>
+              <w:lastRenderedPageBreak/>
+              <w:t xml:space="preserve">conducted data analysis, and </w:t>
             </w:r>
             <w:r>
               <w:rPr>
@@ -11355,7 +12316,6 @@
                 <w:sz w:val="22"/>
                 <w:szCs w:val="22"/>
               </w:rPr>
-              <w:lastRenderedPageBreak/>
               <w:t xml:space="preserve">Gamma Sigma Delta Symposium First Place Winner </w:t>
             </w:r>
             <w:r>
@@ -12277,6 +13237,7 @@
                 <w:sz w:val="22"/>
                 <w:szCs w:val="22"/>
               </w:rPr>
+              <w:lastRenderedPageBreak/>
               <w:t>Internal Agricultural Sciences Scholarship</w:t>
             </w:r>
           </w:p>
@@ -14654,7 +15615,6 @@
                 <w:sz w:val="22"/>
                 <w:szCs w:val="22"/>
               </w:rPr>
-              <w:lastRenderedPageBreak/>
               <w:t>2024-2027</w:t>
             </w:r>
           </w:p>
@@ -15436,6 +16396,7 @@
                 <w:sz w:val="22"/>
                 <w:szCs w:val="22"/>
               </w:rPr>
+              <w:lastRenderedPageBreak/>
               <w:t>2021-2022</w:t>
             </w:r>
           </w:p>
@@ -17331,7 +18292,6 @@
                 <w:rFonts w:ascii="Times New Roman" w:eastAsia="Calibri" w:hAnsi="Times New Roman" w:cs="Times New Roman"/>
                 <w:color w:val="000000" w:themeColor="text1"/>
               </w:rPr>
-              <w:lastRenderedPageBreak/>
               <w:t>Penn State Food Science Club</w:t>
             </w:r>
           </w:p>
@@ -17405,7 +18365,7 @@
 </file>
 
 <file path=word/endnotes.xml><?xml version="1.0" encoding="utf-8"?>
-<w:endnotes xmlns:wpc="http://schemas.microsoft.com/office/word/2010/wordprocessingCanvas" xmlns:cx="http://schemas.microsoft.com/office/drawing/2014/chartex" xmlns:cx1="http://schemas.microsoft.com/office/drawing/2015/9/8/chartex" xmlns:cx2="http://schemas.microsoft.com/office/drawing/2015/10/21/chartex" xmlns:cx3="http://schemas.microsoft.com/office/drawing/2016/5/9/chartex" xmlns:cx4="http://schemas.microsoft.com/office/drawing/2016/5/10/chartex" xmlns:cx5="http://schemas.microsoft.com/office/drawing/2016/5/11/chartex" xmlns:cx6="http://schemas.microsoft.com/office/drawing/2016/5/12/chartex" xmlns:cx7="http://schemas.microsoft.com/office/drawing/2016/5/13/chartex" xmlns:cx8="http://schemas.microsoft.com/office/drawing/2016/5/14/chartex" xmlns:mc="http://schemas.openxmlformats.org/markup-compatibility/2006" xmlns:m="http://schemas.openxmlformats.org/officeDocument/2006/math" xmlns:aink="http://schemas.microsoft.com/office/drawing/2016/ink" xmlns:am3d="http://schemas.microsoft.com/office/drawing/2017/model3d" xmlns:oel="http://schemas.microsoft.com/office/2019/extlst" xmlns:r="http://schemas.openxmlformats.org/officeDocument/2006/relationships" xmlns:wp14="http://schemas.microsoft.com/office/word/2010/wordprocessingDrawing" xmlns:wp="http://schemas.openxmlformats.org/drawingml/2006/wordprocessingDrawing" xmlns:wpg="http://schemas.microsoft.com/office/word/2010/wordprocessingGroup" xmlns:wpi="http://schemas.microsoft.com/office/word/2010/wordprocessingInk" xmlns:wps="http://schemas.microsoft.com/office/word/2010/wordprocessingShape" xmlns:o="urn:schemas-microsoft-com:office:office" xmlns:v="urn:schemas-microsoft-com:vml" xmlns:w10="urn:schemas-microsoft-com:office:word" xmlns:w="http://schemas.openxmlformats.org/wordprocessingml/2006/main" xmlns:w14="http://schemas.microsoft.com/office/word/2010/wordml" xmlns:w15="http://schemas.microsoft.com/office/word/2012/wordml" xmlns:w16cex="http://schemas.microsoft.com/office/word/2018/wordml/cex" xmlns:w16cid="http://schemas.microsoft.com/office/word/2016/wordml/cid" xmlns:w16="http://schemas.microsoft.com/office/word/2018/wordml" xmlns:w16sdtdh="http://schemas.microsoft.com/office/word/2020/wordml/sdtdatahash" xmlns:w16sdtfl="http://schemas.microsoft.com/office/word/2024/wordml/sdtformatlock" xmlns:w16se="http://schemas.microsoft.com/office/word/2015/wordml/symex" xmlns:w16du="http://schemas.microsoft.com/office/word/2023/wordml/word16du" xmlns:wne="http://schemas.microsoft.com/office/word/2006/wordml" mc:Ignorable="w14 w15 w16se w16cid w16 w16cex w16sdtdh w16sdtfl w16du wp14">
+<w:endnotes xmlns:wpc="http://schemas.microsoft.com/office/word/2010/wordprocessingCanvas" xmlns:cx="http://schemas.microsoft.com/office/drawing/2014/chartex" xmlns:cx1="http://schemas.microsoft.com/office/drawing/2015/9/8/chartex" xmlns:cx2="http://schemas.microsoft.com/office/drawing/2015/10/21/chartex" xmlns:cx3="http://schemas.microsoft.com/office/drawing/2016/5/9/chartex" xmlns:cx4="http://schemas.microsoft.com/office/drawing/2016/5/10/chartex" xmlns:cx5="http://schemas.microsoft.com/office/drawing/2016/5/11/chartex" xmlns:cx6="http://schemas.microsoft.com/office/drawing/2016/5/12/chartex" xmlns:cx7="http://schemas.microsoft.com/office/drawing/2016/5/13/chartex" xmlns:cx8="http://schemas.microsoft.com/office/drawing/2016/5/14/chartex" xmlns:mc="http://schemas.openxmlformats.org/markup-compatibility/2006" xmlns:m="http://schemas.openxmlformats.org/officeDocument/2006/math" xmlns:aink="http://schemas.microsoft.com/office/drawing/2016/ink" xmlns:am3d="http://schemas.microsoft.com/office/drawing/2017/model3d" xmlns:oel="http://schemas.microsoft.com/office/2019/extlst" xmlns:r="http://schemas.openxmlformats.org/officeDocument/2006/relationships" xmlns:wp14="http://schemas.microsoft.com/office/word/2010/wordprocessingDrawing" xmlns:wp="http://schemas.openxmlformats.org/drawingml/2006/wordprocessingDrawing" xmlns:wpg="http://schemas.microsoft.com/office/word/2010/wordprocessingGroup" xmlns:wpi="http://schemas.microsoft.com/office/word/2010/wordprocessingInk" xmlns:wps="http://schemas.microsoft.com/office/word/2010/wordprocessingShape" xmlns:o="urn:schemas-microsoft-com:office:office" xmlns:v="urn:schemas-microsoft-com:vml" xmlns:w10="urn:schemas-microsoft-com:office:word" xmlns:w="http://schemas.openxmlformats.org/wordprocessingml/2006/main" xmlns:w14="http://schemas.microsoft.com/office/word/2010/wordml" xmlns:w15="http://schemas.microsoft.com/office/word/2012/wordml" xmlns:w16cei="http://schemas.microsoft.com/office/word/2026/wordml/cei" xmlns:w16cex="http://schemas.microsoft.com/office/word/2018/wordml/cex" xmlns:w16cid="http://schemas.microsoft.com/office/word/2016/wordml/cid" xmlns:w16="http://schemas.microsoft.com/office/word/2018/wordml" xmlns:w16sdtdh="http://schemas.microsoft.com/office/word/2020/wordml/sdtdatahash" xmlns:w16sdtfl="http://schemas.microsoft.com/office/word/2024/wordml/sdtformatlock" xmlns:w16se="http://schemas.microsoft.com/office/word/2015/wordml/symex" xmlns:w16du="http://schemas.microsoft.com/office/word/2023/wordml/word16du" xmlns:wne="http://schemas.microsoft.com/office/word/2006/wordml" mc:Ignorable="w14 w15 w16se w16cid w16 w16cex w16sdtdh w16sdtfl w16du wp14">
   <w:endnote w:type="separator" w:id="-1">
     <w:p>
       <w:pPr>
@@ -17430,7 +18390,7 @@
 </file>
 
 <file path=word/footnotes.xml><?xml version="1.0" encoding="utf-8"?>
-<w:footnotes xmlns:wpc="http://schemas.microsoft.com/office/word/2010/wordprocessingCanvas" xmlns:cx="http://schemas.microsoft.com/office/drawing/2014/chartex" xmlns:cx1="http://schemas.microsoft.com/office/drawing/2015/9/8/chartex" xmlns:cx2="http://schemas.microsoft.com/office/drawing/2015/10/21/chartex" xmlns:cx3="http://schemas.microsoft.com/office/drawing/2016/5/9/chartex" xmlns:cx4="http://schemas.microsoft.com/office/drawing/2016/5/10/chartex" xmlns:cx5="http://schemas.microsoft.com/office/drawing/2016/5/11/chartex" xmlns:cx6="http://schemas.microsoft.com/office/drawing/2016/5/12/chartex" xmlns:cx7="http://schemas.microsoft.com/office/drawing/2016/5/13/chartex" xmlns:cx8="http://schemas.microsoft.com/office/drawing/2016/5/14/chartex" xmlns:mc="http://schemas.openxmlformats.org/markup-compatibility/2006" xmlns:m="http://schemas.openxmlformats.org/officeDocument/2006/math" xmlns:aink="http://schemas.microsoft.com/office/drawing/2016/ink" xmlns:am3d="http://schemas.microsoft.com/office/drawing/2017/model3d" xmlns:oel="http://schemas.microsoft.com/office/2019/extlst" xmlns:r="http://schemas.openxmlformats.org/officeDocument/2006/relationships" xmlns:wp14="http://schemas.microsoft.com/office/word/2010/wordprocessingDrawing" xmlns:wp="http://schemas.openxmlformats.org/drawingml/2006/wordprocessingDrawing" xmlns:wpg="http://schemas.microsoft.com/office/word/2010/wordprocessingGroup" xmlns:wpi="http://schemas.microsoft.com/office/word/2010/wordprocessingInk" xmlns:wps="http://schemas.microsoft.com/office/word/2010/wordprocessingShape" xmlns:o="urn:schemas-microsoft-com:office:office" xmlns:v="urn:schemas-microsoft-com:vml" xmlns:w10="urn:schemas-microsoft-com:office:word" xmlns:w="http://schemas.openxmlformats.org/wordprocessingml/2006/main" xmlns:w14="http://schemas.microsoft.com/office/word/2010/wordml" xmlns:w15="http://schemas.microsoft.com/office/word/2012/wordml" xmlns:w16cex="http://schemas.microsoft.com/office/word/2018/wordml/cex" xmlns:w16cid="http://schemas.microsoft.com/office/word/2016/wordml/cid" xmlns:w16="http://schemas.microsoft.com/office/word/2018/wordml" xmlns:w16sdtdh="http://schemas.microsoft.com/office/word/2020/wordml/sdtdatahash" xmlns:w16sdtfl="http://schemas.microsoft.com/office/word/2024/wordml/sdtformatlock" xmlns:w16se="http://schemas.microsoft.com/office/word/2015/wordml/symex" xmlns:w16du="http://schemas.microsoft.com/office/word/2023/wordml/word16du" xmlns:wne="http://schemas.microsoft.com/office/word/2006/wordml" mc:Ignorable="w14 w15 w16se w16cid w16 w16cex w16sdtdh w16sdtfl w16du wp14">
+<w:footnotes xmlns:wpc="http://schemas.microsoft.com/office/word/2010/wordprocessingCanvas" xmlns:cx="http://schemas.microsoft.com/office/drawing/2014/chartex" xmlns:cx1="http://schemas.microsoft.com/office/drawing/2015/9/8/chartex" xmlns:cx2="http://schemas.microsoft.com/office/drawing/2015/10/21/chartex" xmlns:cx3="http://schemas.microsoft.com/office/drawing/2016/5/9/chartex" xmlns:cx4="http://schemas.microsoft.com/office/drawing/2016/5/10/chartex" xmlns:cx5="http://schemas.microsoft.com/office/drawing/2016/5/11/chartex" xmlns:cx6="http://schemas.microsoft.com/office/drawing/2016/5/12/chartex" xmlns:cx7="http://schemas.microsoft.com/office/drawing/2016/5/13/chartex" xmlns:cx8="http://schemas.microsoft.com/office/drawing/2016/5/14/chartex" xmlns:mc="http://schemas.openxmlformats.org/markup-compatibility/2006" xmlns:m="http://schemas.openxmlformats.org/officeDocument/2006/math" xmlns:aink="http://schemas.microsoft.com/office/drawing/2016/ink" xmlns:am3d="http://schemas.microsoft.com/office/drawing/2017/model3d" xmlns:oel="http://schemas.microsoft.com/office/2019/extlst" xmlns:r="http://schemas.openxmlformats.org/officeDocument/2006/relationships" xmlns:wp14="http://schemas.microsoft.com/office/word/2010/wordprocessingDrawing" xmlns:wp="http://schemas.openxmlformats.org/drawingml/2006/wordprocessingDrawing" xmlns:wpg="http://schemas.microsoft.com/office/word/2010/wordprocessingGroup" xmlns:wpi="http://schemas.microsoft.com/office/word/2010/wordprocessingInk" xmlns:wps="http://schemas.microsoft.com/office/word/2010/wordprocessingShape" xmlns:o="urn:schemas-microsoft-com:office:office" xmlns:v="urn:schemas-microsoft-com:vml" xmlns:w10="urn:schemas-microsoft-com:office:word" xmlns:w="http://schemas.openxmlformats.org/wordprocessingml/2006/main" xmlns:w14="http://schemas.microsoft.com/office/word/2010/wordml" xmlns:w15="http://schemas.microsoft.com/office/word/2012/wordml" xmlns:w16cei="http://schemas.microsoft.com/office/word/2026/wordml/cei" xmlns:w16cex="http://schemas.microsoft.com/office/word/2018/wordml/cex" xmlns:w16cid="http://schemas.microsoft.com/office/word/2016/wordml/cid" xmlns:w16="http://schemas.microsoft.com/office/word/2018/wordml" xmlns:w16sdtdh="http://schemas.microsoft.com/office/word/2020/wordml/sdtdatahash" xmlns:w16sdtfl="http://schemas.microsoft.com/office/word/2024/wordml/sdtformatlock" xmlns:w16se="http://schemas.microsoft.com/office/word/2015/wordml/symex" xmlns:w16du="http://schemas.microsoft.com/office/word/2023/wordml/word16du" xmlns:wne="http://schemas.microsoft.com/office/word/2006/wordml" mc:Ignorable="w14 w15 w16se w16cid w16 w16cex w16sdtdh w16sdtfl w16du wp14">
   <w:footnote w:type="separator" w:id="-1">
     <w:p>
       <w:pPr>
@@ -17455,7 +18415,7 @@
 </file>
 
 <file path=word/header1.xml><?xml version="1.0" encoding="utf-8"?>
-<w:hdr xmlns:wpc="http://schemas.microsoft.com/office/word/2010/wordprocessingCanvas" xmlns:cx="http://schemas.microsoft.com/office/drawing/2014/chartex" xmlns:cx1="http://schemas.microsoft.com/office/drawing/2015/9/8/chartex" xmlns:cx2="http://schemas.microsoft.com/office/drawing/2015/10/21/chartex" xmlns:cx3="http://schemas.microsoft.com/office/drawing/2016/5/9/chartex" xmlns:cx4="http://schemas.microsoft.com/office/drawing/2016/5/10/chartex" xmlns:cx5="http://schemas.microsoft.com/office/drawing/2016/5/11/chartex" xmlns:cx6="http://schemas.microsoft.com/office/drawing/2016/5/12/chartex" xmlns:cx7="http://schemas.microsoft.com/office/drawing/2016/5/13/chartex" xmlns:cx8="http://schemas.microsoft.com/office/drawing/2016/5/14/chartex" xmlns:mc="http://schemas.openxmlformats.org/markup-compatibility/2006" xmlns:m="http://schemas.openxmlformats.org/officeDocument/2006/math" xmlns:aink="http://schemas.microsoft.com/office/drawing/2016/ink" xmlns:am3d="http://schemas.microsoft.com/office/drawing/2017/model3d" xmlns:oel="http://schemas.microsoft.com/office/2019/extlst" xmlns:r="http://schemas.openxmlformats.org/officeDocument/2006/relationships" xmlns:wp14="http://schemas.microsoft.com/office/word/2010/wordprocessingDrawing" xmlns:wp="http://schemas.openxmlformats.org/drawingml/2006/wordprocessingDrawing" xmlns:wpg="http://schemas.microsoft.com/office/word/2010/wordprocessingGroup" xmlns:wpi="http://schemas.microsoft.com/office/word/2010/wordprocessingInk" xmlns:wps="http://schemas.microsoft.com/office/word/2010/wordprocessingShape" xmlns:o="urn:schemas-microsoft-com:office:office" xmlns:v="urn:schemas-microsoft-com:vml" xmlns:w10="urn:schemas-microsoft-com:office:word" xmlns:w="http://schemas.openxmlformats.org/wordprocessingml/2006/main" xmlns:w14="http://schemas.microsoft.com/office/word/2010/wordml" xmlns:w15="http://schemas.microsoft.com/office/word/2012/wordml" xmlns:w16cex="http://schemas.microsoft.com/office/word/2018/wordml/cex" xmlns:w16cid="http://schemas.microsoft.com/office/word/2016/wordml/cid" xmlns:w16="http://schemas.microsoft.com/office/word/2018/wordml" xmlns:w16sdtdh="http://schemas.microsoft.com/office/word/2020/wordml/sdtdatahash" xmlns:w16sdtfl="http://schemas.microsoft.com/office/word/2024/wordml/sdtformatlock" xmlns:w16se="http://schemas.microsoft.com/office/word/2015/wordml/symex" xmlns:w16du="http://schemas.microsoft.com/office/word/2023/wordml/word16du" xmlns:wne="http://schemas.microsoft.com/office/word/2006/wordml" mc:Ignorable="w14 w15 w16se w16cid w16 w16cex w16sdtdh w16sdtfl w16du wp14">
+<w:hdr xmlns:wpc="http://schemas.microsoft.com/office/word/2010/wordprocessingCanvas" xmlns:cx="http://schemas.microsoft.com/office/drawing/2014/chartex" xmlns:cx1="http://schemas.microsoft.com/office/drawing/2015/9/8/chartex" xmlns:cx2="http://schemas.microsoft.com/office/drawing/2015/10/21/chartex" xmlns:cx3="http://schemas.microsoft.com/office/drawing/2016/5/9/chartex" xmlns:cx4="http://schemas.microsoft.com/office/drawing/2016/5/10/chartex" xmlns:cx5="http://schemas.microsoft.com/office/drawing/2016/5/11/chartex" xmlns:cx6="http://schemas.microsoft.com/office/drawing/2016/5/12/chartex" xmlns:cx7="http://schemas.microsoft.com/office/drawing/2016/5/13/chartex" xmlns:cx8="http://schemas.microsoft.com/office/drawing/2016/5/14/chartex" xmlns:mc="http://schemas.openxmlformats.org/markup-compatibility/2006" xmlns:m="http://schemas.openxmlformats.org/officeDocument/2006/math" xmlns:aink="http://schemas.microsoft.com/office/drawing/2016/ink" xmlns:am3d="http://schemas.microsoft.com/office/drawing/2017/model3d" xmlns:oel="http://schemas.microsoft.com/office/2019/extlst" xmlns:r="http://schemas.openxmlformats.org/officeDocument/2006/relationships" xmlns:wp14="http://schemas.microsoft.com/office/word/2010/wordprocessingDrawing" xmlns:wp="http://schemas.openxmlformats.org/drawingml/2006/wordprocessingDrawing" xmlns:wpg="http://schemas.microsoft.com/office/word/2010/wordprocessingGroup" xmlns:wpi="http://schemas.microsoft.com/office/word/2010/wordprocessingInk" xmlns:wps="http://schemas.microsoft.com/office/word/2010/wordprocessingShape" xmlns:o="urn:schemas-microsoft-com:office:office" xmlns:v="urn:schemas-microsoft-com:vml" xmlns:w10="urn:schemas-microsoft-com:office:word" xmlns:w="http://schemas.openxmlformats.org/wordprocessingml/2006/main" xmlns:w14="http://schemas.microsoft.com/office/word/2010/wordml" xmlns:w15="http://schemas.microsoft.com/office/word/2012/wordml" xmlns:w16cei="http://schemas.microsoft.com/office/word/2026/wordml/cei" xmlns:w16cex="http://schemas.microsoft.com/office/word/2018/wordml/cex" xmlns:w16cid="http://schemas.microsoft.com/office/word/2016/wordml/cid" xmlns:w16="http://schemas.microsoft.com/office/word/2018/wordml" xmlns:w16sdtdh="http://schemas.microsoft.com/office/word/2020/wordml/sdtdatahash" xmlns:w16sdtfl="http://schemas.microsoft.com/office/word/2024/wordml/sdtformatlock" xmlns:w16se="http://schemas.microsoft.com/office/word/2015/wordml/symex" xmlns:w16du="http://schemas.microsoft.com/office/word/2023/wordml/word16du" xmlns:wne="http://schemas.microsoft.com/office/word/2006/wordml" mc:Ignorable="w14 w15 w16se w16cid w16 w16cex w16sdtdh w16sdtfl w16du wp14">
   <w:p>
     <w:pPr>
       <w:pStyle w:val="Header"/>
@@ -17507,7 +18467,7 @@
 </file>
 
 <file path=word/numbering.xml><?xml version="1.0" encoding="utf-8"?>
-<w:numbering xmlns:wpc="http://schemas.microsoft.com/office/word/2010/wordprocessingCanvas" xmlns:cx="http://schemas.microsoft.com/office/drawing/2014/chartex" xmlns:cx1="http://schemas.microsoft.com/office/drawing/2015/9/8/chartex" xmlns:cx2="http://schemas.microsoft.com/office/drawing/2015/10/21/chartex" xmlns:cx3="http://schemas.microsoft.com/office/drawing/2016/5/9/chartex" xmlns:cx4="http://schemas.microsoft.com/office/drawing/2016/5/10/chartex" xmlns:cx5="http://schemas.microsoft.com/office/drawing/2016/5/11/chartex" xmlns:cx6="http://schemas.microsoft.com/office/drawing/2016/5/12/chartex" xmlns:cx7="http://schemas.microsoft.com/office/drawing/2016/5/13/chartex" xmlns:cx8="http://schemas.microsoft.com/office/drawing/2016/5/14/chartex" xmlns:mc="http://schemas.openxmlformats.org/markup-compatibility/2006" xmlns:m="http://schemas.openxmlformats.org/officeDocument/2006/math" xmlns:aink="http://schemas.microsoft.com/office/drawing/2016/ink" xmlns:am3d="http://schemas.microsoft.com/office/drawing/2017/model3d" xmlns:oel="http://schemas.microsoft.com/office/2019/extlst" xmlns:r="http://schemas.openxmlformats.org/officeDocument/2006/relationships" xmlns:wp14="http://schemas.microsoft.com/office/word/2010/wordprocessingDrawing" xmlns:wp="http://schemas.openxmlformats.org/drawingml/2006/wordprocessingDrawing" xmlns:wpg="http://schemas.microsoft.com/office/word/2010/wordprocessingGroup" xmlns:wpi="http://schemas.microsoft.com/office/word/2010/wordprocessingInk" xmlns:wps="http://schemas.microsoft.com/office/word/2010/wordprocessingShape" xmlns:o="urn:schemas-microsoft-com:office:office" xmlns:v="urn:schemas-microsoft-com:vml" xmlns:w10="urn:schemas-microsoft-com:office:word" xmlns:w="http://schemas.openxmlformats.org/wordprocessingml/2006/main" xmlns:w14="http://schemas.microsoft.com/office/word/2010/wordml" xmlns:w15="http://schemas.microsoft.com/office/word/2012/wordml" xmlns:w16cex="http://schemas.microsoft.com/office/word/2018/wordml/cex" xmlns:w16cid="http://schemas.microsoft.com/office/word/2016/wordml/cid" xmlns:w16="http://schemas.microsoft.com/office/word/2018/wordml" xmlns:w16sdtdh="http://schemas.microsoft.com/office/word/2020/wordml/sdtdatahash" xmlns:w16sdtfl="http://schemas.microsoft.com/office/word/2024/wordml/sdtformatlock" xmlns:w16se="http://schemas.microsoft.com/office/word/2015/wordml/symex" xmlns:w16du="http://schemas.microsoft.com/office/word/2023/wordml/word16du" xmlns:wne="http://schemas.microsoft.com/office/word/2006/wordml" mc:Ignorable="w14 w15 w16se w16cid w16 w16cex w16sdtdh w16sdtfl w16du wp14">
+<w:numbering xmlns:wpc="http://schemas.microsoft.com/office/word/2010/wordprocessingCanvas" xmlns:cx="http://schemas.microsoft.com/office/drawing/2014/chartex" xmlns:cx1="http://schemas.microsoft.com/office/drawing/2015/9/8/chartex" xmlns:cx2="http://schemas.microsoft.com/office/drawing/2015/10/21/chartex" xmlns:cx3="http://schemas.microsoft.com/office/drawing/2016/5/9/chartex" xmlns:cx4="http://schemas.microsoft.com/office/drawing/2016/5/10/chartex" xmlns:cx5="http://schemas.microsoft.com/office/drawing/2016/5/11/chartex" xmlns:cx6="http://schemas.microsoft.com/office/drawing/2016/5/12/chartex" xmlns:cx7="http://schemas.microsoft.com/office/drawing/2016/5/13/chartex" xmlns:cx8="http://schemas.microsoft.com/office/drawing/2016/5/14/chartex" xmlns:mc="http://schemas.openxmlformats.org/markup-compatibility/2006" xmlns:m="http://schemas.openxmlformats.org/officeDocument/2006/math" xmlns:aink="http://schemas.microsoft.com/office/drawing/2016/ink" xmlns:am3d="http://schemas.microsoft.com/office/drawing/2017/model3d" xmlns:oel="http://schemas.microsoft.com/office/2019/extlst" xmlns:r="http://schemas.openxmlformats.org/officeDocument/2006/relationships" xmlns:wp14="http://schemas.microsoft.com/office/word/2010/wordprocessingDrawing" xmlns:wp="http://schemas.openxmlformats.org/drawingml/2006/wordprocessingDrawing" xmlns:wpg="http://schemas.microsoft.com/office/word/2010/wordprocessingGroup" xmlns:wpi="http://schemas.microsoft.com/office/word/2010/wordprocessingInk" xmlns:wps="http://schemas.microsoft.com/office/word/2010/wordprocessingShape" xmlns:o="urn:schemas-microsoft-com:office:office" xmlns:v="urn:schemas-microsoft-com:vml" xmlns:w10="urn:schemas-microsoft-com:office:word" xmlns:w="http://schemas.openxmlformats.org/wordprocessingml/2006/main" xmlns:w14="http://schemas.microsoft.com/office/word/2010/wordml" xmlns:w15="http://schemas.microsoft.com/office/word/2012/wordml" xmlns:w16cei="http://schemas.microsoft.com/office/word/2026/wordml/cei" xmlns:w16cex="http://schemas.microsoft.com/office/word/2018/wordml/cex" xmlns:w16cid="http://schemas.microsoft.com/office/word/2016/wordml/cid" xmlns:w16="http://schemas.microsoft.com/office/word/2018/wordml" xmlns:w16sdtdh="http://schemas.microsoft.com/office/word/2020/wordml/sdtdatahash" xmlns:w16sdtfl="http://schemas.microsoft.com/office/word/2024/wordml/sdtformatlock" xmlns:w16se="http://schemas.microsoft.com/office/word/2015/wordml/symex" xmlns:w16du="http://schemas.microsoft.com/office/word/2023/wordml/word16du" xmlns:wne="http://schemas.microsoft.com/office/word/2006/wordml" mc:Ignorable="w14 w15 w16se w16cid w16 w16cex w16sdtdh w16sdtfl w16du wp14">
   <w:abstractNum w:abstractNumId="0" w15:restartNumberingAfterBreak="0">
     <w:nsid w:val="220E3B2C"/>
     <w:multiLevelType w:val="hybridMultilevel"/>
@@ -20713,6 +21673,28 @@
     <w:basedOn w:val="DefaultParagraphFont"/>
     <w:rsid w:val="00694B00"/>
   </w:style>
+  <w:style w:type="paragraph" w:styleId="NoSpacing">
+    <w:name w:val="No Spacing"/>
+    <w:uiPriority w:val="1"/>
+    <w:qFormat/>
+    <w:rsid w:val="00EE04EE"/>
+    <w:pPr>
+      <w:spacing w:after="0" w:line="240" w:lineRule="auto"/>
+    </w:pPr>
+  </w:style>
+  <w:style w:type="paragraph" w:customStyle="1" w:styleId="font-claude-response-body">
+    <w:name w:val="font-claude-response-body"/>
+    <w:basedOn w:val="Normal"/>
+    <w:rsid w:val="006E5E35"/>
+    <w:pPr>
+      <w:spacing w:before="100" w:beforeAutospacing="1" w:after="100" w:afterAutospacing="1" w:line="240" w:lineRule="auto"/>
+    </w:pPr>
+    <w:rPr>
+      <w:rFonts w:ascii="Times New Roman" w:eastAsia="Times New Roman" w:hAnsi="Times New Roman" w:cs="Times New Roman"/>
+      <w:kern w:val="0"/>
+      <w14:ligatures w14:val="none"/>
+    </w:rPr>
+  </w:style>
 </w:styles>
 </file>
 
